--- a/files/cv.docx
+++ b/files/cv.docx
@@ -1,6 +1,6 @@
 
 <file path=word/document.xml><?xml version="1.0" encoding="utf-8"?>
-<w:document xmlns:wpc="http://schemas.microsoft.com/office/word/2010/wordprocessingCanvas" xmlns:mc="http://schemas.openxmlformats.org/markup-compatibility/2006" xmlns:o="urn:schemas-microsoft-com:office:office" xmlns:r="http://schemas.openxmlformats.org/officeDocument/2006/relationships" xmlns:m="http://schemas.openxmlformats.org/officeDocument/2006/math" xmlns:v="urn:schemas-microsoft-com:vml" xmlns:wp14="http://schemas.microsoft.com/office/word/2010/wordprocessingDrawing" xmlns:wp="http://schemas.openxmlformats.org/drawingml/2006/wordprocessingDrawing" xmlns:w10="urn:schemas-microsoft-com:office:word" xmlns:w="http://schemas.openxmlformats.org/wordprocessingml/2006/main" xmlns:w14="http://schemas.microsoft.com/office/word/2010/wordml" xmlns:w15="http://schemas.microsoft.com/office/word/2012/wordml" xmlns:wpg="http://schemas.microsoft.com/office/word/2010/wordprocessingGroup" xmlns:wpi="http://schemas.microsoft.com/office/word/2010/wordprocessingInk" xmlns:wne="http://schemas.microsoft.com/office/word/2006/wordml" xmlns:wps="http://schemas.microsoft.com/office/word/2010/wordprocessingShape" mc:Ignorable="w14 w15 wp14">
+<w:document xmlns:wpc="http://schemas.microsoft.com/office/word/2010/wordprocessingCanvas" xmlns:cx="http://schemas.microsoft.com/office/drawing/2014/chartex" xmlns:cx1="http://schemas.microsoft.com/office/drawing/2015/9/8/chartex" xmlns:mc="http://schemas.openxmlformats.org/markup-compatibility/2006" xmlns:o="urn:schemas-microsoft-com:office:office" xmlns:r="http://schemas.openxmlformats.org/officeDocument/2006/relationships" xmlns:m="http://schemas.openxmlformats.org/officeDocument/2006/math" xmlns:v="urn:schemas-microsoft-com:vml" xmlns:wp14="http://schemas.microsoft.com/office/word/2010/wordprocessingDrawing" xmlns:wp="http://schemas.openxmlformats.org/drawingml/2006/wordprocessingDrawing" xmlns:w10="urn:schemas-microsoft-com:office:word" xmlns:w="http://schemas.openxmlformats.org/wordprocessingml/2006/main" xmlns:w14="http://schemas.microsoft.com/office/word/2010/wordml" xmlns:w15="http://schemas.microsoft.com/office/word/2012/wordml" xmlns:w16se="http://schemas.microsoft.com/office/word/2015/wordml/symex" xmlns:wpg="http://schemas.microsoft.com/office/word/2010/wordprocessingGroup" xmlns:wpi="http://schemas.microsoft.com/office/word/2010/wordprocessingInk" xmlns:wne="http://schemas.microsoft.com/office/word/2006/wordml" xmlns:wps="http://schemas.microsoft.com/office/word/2010/wordprocessingShape" mc:Ignorable="w14 w15 w16se wp14">
   <w:body>
     <w:p>
       <w:pPr>
@@ -41,7 +41,7 @@
     <w:tbl>
       <w:tblPr>
         <w:tblStyle w:val="TableGrid"/>
-        <w:tblW w:w="0" w:type="auto"/>
+        <w:tblW w:w="7089" w:type="dxa"/>
         <w:jc w:val="center"/>
         <w:tblBorders>
           <w:top w:val="none" w:sz="0" w:space="0" w:color="auto"/>
@@ -54,15 +54,17 @@
         <w:tblLook w:val="04A0" w:firstRow="1" w:lastRow="0" w:firstColumn="1" w:lastColumn="0" w:noHBand="0" w:noVBand="1"/>
       </w:tblPr>
       <w:tblGrid>
-        <w:gridCol w:w="3387"/>
+        <w:gridCol w:w="3762"/>
+        <w:gridCol w:w="3327"/>
       </w:tblGrid>
       <w:tr>
         <w:trPr>
+          <w:trHeight w:val="1006"/>
           <w:jc w:val="center"/>
         </w:trPr>
         <w:tc>
           <w:tcPr>
-            <w:tcW w:w="3312" w:type="dxa"/>
+            <w:tcW w:w="3762" w:type="dxa"/>
           </w:tcPr>
           <w:p>
             <w:pPr>
@@ -95,6 +97,8 @@
               </w:rPr>
               <w:t>919.605.6175</w:t>
             </w:r>
+            <w:bookmarkStart w:id="0" w:name="_GoBack"/>
+            <w:bookmarkEnd w:id="0"/>
           </w:p>
           <w:p>
             <w:pPr>
@@ -109,7 +113,7 @@
                 <w:rFonts w:ascii="Times New Roman" w:hAnsi="Times New Roman" w:cs="Times New Roman"/>
                 <w:sz w:val="20"/>
               </w:rPr>
-              <w:t>linkedin.com/in/alexandriavail</w:t>
+              <w:t>alexandriakvail.com</w:t>
             </w:r>
             <w:r>
               <w:rPr>
@@ -117,7 +121,15 @@
                 <w:sz w:val="20"/>
               </w:rPr>
               <w:br/>
-              <w:t>researchgate.net/profile/alexandria_v</w:t>
+              <w:t>researchgate.net/profile/</w:t>
+            </w:r>
+            <w:proofErr w:type="spellStart"/>
+            <w:r>
+              <w:rPr>
+                <w:rFonts w:ascii="Times New Roman" w:hAnsi="Times New Roman" w:cs="Times New Roman"/>
+                <w:sz w:val="20"/>
+              </w:rPr>
+              <w:t>alexandria_v</w:t>
             </w:r>
             <w:r>
               <w:rPr>
@@ -125,6 +137,76 @@
                 <w:sz w:val="20"/>
               </w:rPr>
               <w:t>ail</w:t>
+            </w:r>
+            <w:proofErr w:type="spellEnd"/>
+          </w:p>
+        </w:tc>
+        <w:tc>
+          <w:tcPr>
+            <w:tcW w:w="3327" w:type="dxa"/>
+          </w:tcPr>
+          <w:p>
+            <w:pPr>
+              <w:jc w:val="center"/>
+              <w:rPr>
+                <w:rFonts w:ascii="Times New Roman" w:hAnsi="Times New Roman" w:cs="Times New Roman"/>
+                <w:sz w:val="20"/>
+              </w:rPr>
+            </w:pPr>
+            <w:r>
+              <w:rPr>
+                <w:rFonts w:ascii="Times New Roman" w:hAnsi="Times New Roman" w:cs="Times New Roman"/>
+                <w:sz w:val="20"/>
+              </w:rPr>
+              <w:t>5000 Forbes Avenue</w:t>
+            </w:r>
+          </w:p>
+          <w:p>
+            <w:pPr>
+              <w:jc w:val="center"/>
+              <w:rPr>
+                <w:rFonts w:ascii="Times New Roman" w:hAnsi="Times New Roman" w:cs="Times New Roman"/>
+                <w:sz w:val="20"/>
+              </w:rPr>
+            </w:pPr>
+            <w:r>
+              <w:rPr>
+                <w:rFonts w:ascii="Times New Roman" w:hAnsi="Times New Roman" w:cs="Times New Roman"/>
+                <w:sz w:val="20"/>
+              </w:rPr>
+              <w:t>Human-Computer Interaction Institute</w:t>
+            </w:r>
+          </w:p>
+          <w:p>
+            <w:pPr>
+              <w:jc w:val="center"/>
+              <w:rPr>
+                <w:rFonts w:ascii="Times New Roman" w:hAnsi="Times New Roman" w:cs="Times New Roman"/>
+                <w:sz w:val="20"/>
+              </w:rPr>
+            </w:pPr>
+            <w:r>
+              <w:rPr>
+                <w:rFonts w:ascii="Times New Roman" w:hAnsi="Times New Roman" w:cs="Times New Roman"/>
+                <w:sz w:val="20"/>
+              </w:rPr>
+              <w:t>Newell-Simon Hall</w:t>
+            </w:r>
+          </w:p>
+          <w:p>
+            <w:pPr>
+              <w:jc w:val="center"/>
+              <w:rPr>
+                <w:rFonts w:ascii="Times New Roman" w:hAnsi="Times New Roman" w:cs="Times New Roman"/>
+                <w:sz w:val="20"/>
+              </w:rPr>
+            </w:pPr>
+            <w:r>
+              <w:rPr>
+                <w:rFonts w:ascii="Times New Roman" w:hAnsi="Times New Roman" w:cs="Times New Roman"/>
+                <w:sz w:val="20"/>
+              </w:rPr>
+              <w:t>Pittsburgh, PA 15213-3815</w:t>
             </w:r>
           </w:p>
         </w:tc>
@@ -492,20 +574,7 @@
           <w:rFonts w:ascii="Times New Roman" w:hAnsi="Times New Roman" w:cs="Times New Roman"/>
         </w:rPr>
         <w:br/>
-      </w:r>
-      <w:proofErr w:type="gramStart"/>
-      <w:r>
-        <w:rPr>
-          <w:rFonts w:ascii="Times New Roman" w:hAnsi="Times New Roman" w:cs="Times New Roman"/>
-        </w:rPr>
-        <w:t>The</w:t>
-      </w:r>
-      <w:proofErr w:type="gramEnd"/>
-      <w:r>
-        <w:rPr>
-          <w:rFonts w:ascii="Times New Roman" w:hAnsi="Times New Roman" w:cs="Times New Roman"/>
-        </w:rPr>
-        <w:t xml:space="preserve"> LearnDialogue Group, The Intellimedia Group</w:t>
+        <w:t>The LearnDialogue Group, The Intellimedia Group</w:t>
       </w:r>
     </w:p>
     <w:p>
@@ -559,19 +628,11 @@
         </w:rPr>
         <w:br/>
       </w:r>
-      <w:proofErr w:type="gramStart"/>
-      <w:r>
-        <w:rPr>
-          <w:rFonts w:ascii="Times New Roman" w:hAnsi="Times New Roman" w:cs="Times New Roman"/>
-        </w:rPr>
-        <w:t>The</w:t>
-      </w:r>
-      <w:proofErr w:type="gramEnd"/>
-      <w:r>
-        <w:rPr>
-          <w:rFonts w:ascii="Times New Roman" w:hAnsi="Times New Roman" w:cs="Times New Roman"/>
-        </w:rPr>
-        <w:t xml:space="preserve"> LearnDialogue Group</w:t>
+      <w:r>
+        <w:rPr>
+          <w:rFonts w:ascii="Times New Roman" w:hAnsi="Times New Roman" w:cs="Times New Roman"/>
+        </w:rPr>
+        <w:t>The LearnDialogue Group</w:t>
       </w:r>
     </w:p>
     <w:p>
@@ -1083,21 +1144,7 @@
         <w:rPr>
           <w:rFonts w:ascii="Times New Roman" w:hAnsi="Times New Roman" w:cs="Times New Roman"/>
         </w:rPr>
-        <w:t xml:space="preserve">, J. Grafsgaard, K. Boyer, E. Wiebe, and J. Lester. Gender Differences in Facial Expressions of Affect </w:t>
-      </w:r>
-      <w:proofErr w:type="gramStart"/>
-      <w:r>
-        <w:rPr>
-          <w:rFonts w:ascii="Times New Roman" w:hAnsi="Times New Roman" w:cs="Times New Roman"/>
-        </w:rPr>
-        <w:t>During</w:t>
-      </w:r>
-      <w:proofErr w:type="gramEnd"/>
-      <w:r>
-        <w:rPr>
-          <w:rFonts w:ascii="Times New Roman" w:hAnsi="Times New Roman" w:cs="Times New Roman"/>
-        </w:rPr>
-        <w:t xml:space="preserve"> Learning. </w:t>
+        <w:t xml:space="preserve">, J. Grafsgaard, K. Boyer, E. Wiebe, and J. Lester. Gender Differences in Facial Expressions of Affect During Learning. </w:t>
       </w:r>
       <w:r>
         <w:rPr>
@@ -1129,21 +1176,7 @@
         <w:rPr>
           <w:rFonts w:ascii="Times New Roman" w:hAnsi="Times New Roman" w:cs="Times New Roman"/>
         </w:rPr>
-        <w:t>, Halifax, Canada, 2016. (</w:t>
-      </w:r>
-      <w:proofErr w:type="gramStart"/>
-      <w:r>
-        <w:rPr>
-          <w:rFonts w:ascii="Times New Roman" w:hAnsi="Times New Roman" w:cs="Times New Roman"/>
-        </w:rPr>
-        <w:t>long</w:t>
-      </w:r>
-      <w:proofErr w:type="gramEnd"/>
-      <w:r>
-        <w:rPr>
-          <w:rFonts w:ascii="Times New Roman" w:hAnsi="Times New Roman" w:cs="Times New Roman"/>
-        </w:rPr>
-        <w:t xml:space="preserve"> paper, acceptance rate: 23.9%) </w:t>
+        <w:t xml:space="preserve">, Halifax, Canada, 2016. (long paper, acceptance rate: 23.9%) </w:t>
       </w:r>
     </w:p>
     <w:p>
@@ -1190,15 +1223,7 @@
         <w:rPr>
           <w:rFonts w:ascii="Times New Roman" w:hAnsi="Times New Roman" w:cs="Times New Roman"/>
         </w:rPr>
-        <w:t>, J. Wiggins, J. Grafsgaa</w:t>
-      </w:r>
-      <w:bookmarkStart w:id="0" w:name="_GoBack"/>
-      <w:bookmarkEnd w:id="0"/>
-      <w:r>
-        <w:rPr>
-          <w:rFonts w:ascii="Times New Roman" w:hAnsi="Times New Roman" w:cs="Times New Roman"/>
-        </w:rPr>
-        <w:t xml:space="preserve">rd, K. Boyer, E. Wiebe, and J. Lester. The Affective Impact of Tutor Questions: Predicting Frustration and Engagement. </w:t>
+        <w:t xml:space="preserve">, J. Wiggins, J. Grafsgaard, K. Boyer, E. Wiebe, and J. Lester. The Affective Impact of Tutor Questions: Predicting Frustration and Engagement. </w:t>
       </w:r>
       <w:r>
         <w:rPr>
@@ -1249,21 +1274,7 @@
         <w:rPr>
           <w:rFonts w:ascii="Times New Roman" w:hAnsi="Times New Roman" w:cs="Times New Roman"/>
         </w:rPr>
-        <w:t xml:space="preserve"> (</w:t>
-      </w:r>
-      <w:proofErr w:type="gramStart"/>
-      <w:r>
-        <w:rPr>
-          <w:rFonts w:ascii="Times New Roman" w:hAnsi="Times New Roman" w:cs="Times New Roman"/>
-        </w:rPr>
-        <w:t>long</w:t>
-      </w:r>
-      <w:proofErr w:type="gramEnd"/>
-      <w:r>
-        <w:rPr>
-          <w:rFonts w:ascii="Times New Roman" w:hAnsi="Times New Roman" w:cs="Times New Roman"/>
-        </w:rPr>
-        <w:t xml:space="preserve"> paper, acceptance rate: 27.5%)</w:t>
+        <w:t xml:space="preserve"> (long paper, acceptance rate: 27.5%)</w:t>
       </w:r>
       <w:r>
         <w:rPr>
@@ -1398,21 +1409,7 @@
         <w:rPr>
           <w:rFonts w:ascii="Times New Roman" w:hAnsi="Times New Roman" w:cs="Times New Roman"/>
         </w:rPr>
-        <w:t xml:space="preserve"> (</w:t>
-      </w:r>
-      <w:proofErr w:type="gramStart"/>
-      <w:r>
-        <w:rPr>
-          <w:rFonts w:ascii="Times New Roman" w:hAnsi="Times New Roman" w:cs="Times New Roman"/>
-        </w:rPr>
-        <w:t>short</w:t>
-      </w:r>
-      <w:proofErr w:type="gramEnd"/>
-      <w:r>
-        <w:rPr>
-          <w:rFonts w:ascii="Times New Roman" w:hAnsi="Times New Roman" w:cs="Times New Roman"/>
-        </w:rPr>
-        <w:t xml:space="preserve"> paper, acceptance rate: 52%)</w:t>
+        <w:t xml:space="preserve"> (short paper, acceptance rate: 52%)</w:t>
       </w:r>
     </w:p>
     <w:p>
@@ -1477,21 +1474,7 @@
         <w:rPr>
           <w:rFonts w:ascii="Times New Roman" w:hAnsi="Times New Roman" w:cs="Times New Roman"/>
         </w:rPr>
-        <w:t>, Zagreb, Croatia, 2016. (</w:t>
-      </w:r>
-      <w:proofErr w:type="gramStart"/>
-      <w:r>
-        <w:rPr>
-          <w:rFonts w:ascii="Times New Roman" w:hAnsi="Times New Roman" w:cs="Times New Roman"/>
-        </w:rPr>
-        <w:t>long</w:t>
-      </w:r>
-      <w:proofErr w:type="gramEnd"/>
-      <w:r>
-        <w:rPr>
-          <w:rFonts w:ascii="Times New Roman" w:hAnsi="Times New Roman" w:cs="Times New Roman"/>
-        </w:rPr>
-        <w:t xml:space="preserve"> paper</w:t>
+        <w:t>, Zagreb, Croatia, 2016. (long paper</w:t>
       </w:r>
       <w:r>
         <w:rPr>
@@ -1576,19 +1559,11 @@
         </w:rPr>
         <w:t>227, Dublin, Ireland, 2015. (</w:t>
       </w:r>
-      <w:proofErr w:type="gramStart"/>
-      <w:r>
-        <w:rPr>
-          <w:rFonts w:ascii="Times New Roman" w:hAnsi="Times New Roman" w:cs="Times New Roman"/>
-        </w:rPr>
-        <w:t>long</w:t>
-      </w:r>
-      <w:proofErr w:type="gramEnd"/>
-      <w:r>
-        <w:rPr>
-          <w:rFonts w:ascii="Times New Roman" w:hAnsi="Times New Roman" w:cs="Times New Roman"/>
-        </w:rPr>
-        <w:t xml:space="preserve"> paper, </w:t>
+      <w:r>
+        <w:rPr>
+          <w:rFonts w:ascii="Times New Roman" w:hAnsi="Times New Roman" w:cs="Times New Roman"/>
+        </w:rPr>
+        <w:t xml:space="preserve">long paper, </w:t>
       </w:r>
       <w:r>
         <w:rPr>
@@ -1702,19 +1677,11 @@
         </w:rPr>
         <w:t xml:space="preserve"> (</w:t>
       </w:r>
-      <w:proofErr w:type="gramStart"/>
-      <w:r>
-        <w:rPr>
-          <w:rFonts w:ascii="Times New Roman" w:hAnsi="Times New Roman" w:cs="Times New Roman"/>
-        </w:rPr>
-        <w:t>long</w:t>
-      </w:r>
-      <w:proofErr w:type="gramEnd"/>
-      <w:r>
-        <w:rPr>
-          <w:rFonts w:ascii="Times New Roman" w:hAnsi="Times New Roman" w:cs="Times New Roman"/>
-        </w:rPr>
-        <w:t xml:space="preserve"> paper, </w:t>
+      <w:r>
+        <w:rPr>
+          <w:rFonts w:ascii="Times New Roman" w:hAnsi="Times New Roman" w:cs="Times New Roman"/>
+        </w:rPr>
+        <w:t xml:space="preserve">long paper, </w:t>
       </w:r>
       <w:r>
         <w:rPr>
@@ -1753,21 +1720,7 @@
         <w:rPr>
           <w:rFonts w:ascii="Times New Roman" w:hAnsi="Times New Roman" w:cs="Times New Roman"/>
         </w:rPr>
-        <w:t xml:space="preserve">, K. Boyer, E. Wiebe, and J. Lester. The Additive Value of Multimodal Features for Predicting Engagement, Frustration, and Learning </w:t>
-      </w:r>
-      <w:proofErr w:type="gramStart"/>
-      <w:r>
-        <w:rPr>
-          <w:rFonts w:ascii="Times New Roman" w:hAnsi="Times New Roman" w:cs="Times New Roman"/>
-        </w:rPr>
-        <w:t>During</w:t>
-      </w:r>
-      <w:proofErr w:type="gramEnd"/>
-      <w:r>
-        <w:rPr>
-          <w:rFonts w:ascii="Times New Roman" w:hAnsi="Times New Roman" w:cs="Times New Roman"/>
-        </w:rPr>
-        <w:t xml:space="preserve"> Tutoring. </w:t>
+        <w:t xml:space="preserve">, K. Boyer, E. Wiebe, and J. Lester. The Additive Value of Multimodal Features for Predicting Engagement, Frustration, and Learning During Tutoring. </w:t>
       </w:r>
       <w:r>
         <w:rPr>
@@ -1800,19 +1753,11 @@
         </w:rPr>
         <w:t xml:space="preserve"> (</w:t>
       </w:r>
-      <w:proofErr w:type="gramStart"/>
-      <w:r>
-        <w:rPr>
-          <w:rFonts w:ascii="Times New Roman" w:hAnsi="Times New Roman" w:cs="Times New Roman"/>
-        </w:rPr>
-        <w:t>long</w:t>
-      </w:r>
-      <w:proofErr w:type="gramEnd"/>
-      <w:r>
-        <w:rPr>
-          <w:rFonts w:ascii="Times New Roman" w:hAnsi="Times New Roman" w:cs="Times New Roman"/>
-        </w:rPr>
-        <w:t xml:space="preserve"> paper, </w:t>
+      <w:r>
+        <w:rPr>
+          <w:rFonts w:ascii="Times New Roman" w:hAnsi="Times New Roman" w:cs="Times New Roman"/>
+        </w:rPr>
+        <w:t xml:space="preserve">long paper, </w:t>
       </w:r>
       <w:r>
         <w:rPr>
@@ -1851,21 +1796,7 @@
         <w:rPr>
           <w:rFonts w:ascii="Times New Roman" w:hAnsi="Times New Roman" w:cs="Times New Roman"/>
         </w:rPr>
-        <w:t xml:space="preserve">K. Boyer. Adapting to Personality </w:t>
-      </w:r>
-      <w:proofErr w:type="gramStart"/>
-      <w:r>
-        <w:rPr>
-          <w:rFonts w:ascii="Times New Roman" w:hAnsi="Times New Roman" w:cs="Times New Roman"/>
-        </w:rPr>
-        <w:t>Over</w:t>
-      </w:r>
-      <w:proofErr w:type="gramEnd"/>
-      <w:r>
-        <w:rPr>
-          <w:rFonts w:ascii="Times New Roman" w:hAnsi="Times New Roman" w:cs="Times New Roman"/>
-        </w:rPr>
-        <w:t xml:space="preserve"> Time: Examining the Effectiveness of Dialogue Policy Progressions in Task-Oriented Interaction. </w:t>
+        <w:t xml:space="preserve">K. Boyer. Adapting to Personality Over Time: Examining the Effectiveness of Dialogue Policy Progressions in Task-Oriented Interaction. </w:t>
       </w:r>
       <w:r>
         <w:rPr>
@@ -1898,19 +1829,11 @@
         </w:rPr>
         <w:t xml:space="preserve"> (</w:t>
       </w:r>
-      <w:proofErr w:type="gramStart"/>
-      <w:r>
-        <w:rPr>
-          <w:rFonts w:ascii="Times New Roman" w:hAnsi="Times New Roman" w:cs="Times New Roman"/>
-        </w:rPr>
-        <w:t>long</w:t>
-      </w:r>
-      <w:proofErr w:type="gramEnd"/>
-      <w:r>
-        <w:rPr>
-          <w:rFonts w:ascii="Times New Roman" w:hAnsi="Times New Roman" w:cs="Times New Roman"/>
-        </w:rPr>
-        <w:t xml:space="preserve"> paper, </w:t>
+      <w:r>
+        <w:rPr>
+          <w:rFonts w:ascii="Times New Roman" w:hAnsi="Times New Roman" w:cs="Times New Roman"/>
+        </w:rPr>
+        <w:t xml:space="preserve">long paper, </w:t>
       </w:r>
       <w:r>
         <w:rPr>
@@ -1988,19 +1911,11 @@
         </w:rPr>
         <w:t xml:space="preserve"> (</w:t>
       </w:r>
-      <w:proofErr w:type="gramStart"/>
-      <w:r>
-        <w:rPr>
-          <w:rFonts w:ascii="Times New Roman" w:hAnsi="Times New Roman" w:cs="Times New Roman"/>
-        </w:rPr>
-        <w:t>long</w:t>
-      </w:r>
-      <w:proofErr w:type="gramEnd"/>
-      <w:r>
-        <w:rPr>
-          <w:rFonts w:ascii="Times New Roman" w:hAnsi="Times New Roman" w:cs="Times New Roman"/>
-        </w:rPr>
-        <w:t xml:space="preserve"> paper, </w:t>
+      <w:r>
+        <w:rPr>
+          <w:rFonts w:ascii="Times New Roman" w:hAnsi="Times New Roman" w:cs="Times New Roman"/>
+        </w:rPr>
+        <w:t xml:space="preserve">long paper, </w:t>
       </w:r>
       <w:r>
         <w:rPr>
@@ -3311,7 +3226,7 @@
 </file>
 
 <file path=word/endnotes.xml><?xml version="1.0" encoding="utf-8"?>
-<w:endnotes xmlns:wpc="http://schemas.microsoft.com/office/word/2010/wordprocessingCanvas" xmlns:mc="http://schemas.openxmlformats.org/markup-compatibility/2006" xmlns:o="urn:schemas-microsoft-com:office:office" xmlns:r="http://schemas.openxmlformats.org/officeDocument/2006/relationships" xmlns:m="http://schemas.openxmlformats.org/officeDocument/2006/math" xmlns:v="urn:schemas-microsoft-com:vml" xmlns:wp14="http://schemas.microsoft.com/office/word/2010/wordprocessingDrawing" xmlns:wp="http://schemas.openxmlformats.org/drawingml/2006/wordprocessingDrawing" xmlns:w10="urn:schemas-microsoft-com:office:word" xmlns:w="http://schemas.openxmlformats.org/wordprocessingml/2006/main" xmlns:w14="http://schemas.microsoft.com/office/word/2010/wordml" xmlns:w15="http://schemas.microsoft.com/office/word/2012/wordml" xmlns:wpg="http://schemas.microsoft.com/office/word/2010/wordprocessingGroup" xmlns:wpi="http://schemas.microsoft.com/office/word/2010/wordprocessingInk" xmlns:wne="http://schemas.microsoft.com/office/word/2006/wordml" xmlns:wps="http://schemas.microsoft.com/office/word/2010/wordprocessingShape" mc:Ignorable="w14 w15 wp14">
+<w:endnotes xmlns:wpc="http://schemas.microsoft.com/office/word/2010/wordprocessingCanvas" xmlns:cx="http://schemas.microsoft.com/office/drawing/2014/chartex" xmlns:cx1="http://schemas.microsoft.com/office/drawing/2015/9/8/chartex" xmlns:mc="http://schemas.openxmlformats.org/markup-compatibility/2006" xmlns:o="urn:schemas-microsoft-com:office:office" xmlns:r="http://schemas.openxmlformats.org/officeDocument/2006/relationships" xmlns:m="http://schemas.openxmlformats.org/officeDocument/2006/math" xmlns:v="urn:schemas-microsoft-com:vml" xmlns:wp14="http://schemas.microsoft.com/office/word/2010/wordprocessingDrawing" xmlns:wp="http://schemas.openxmlformats.org/drawingml/2006/wordprocessingDrawing" xmlns:w10="urn:schemas-microsoft-com:office:word" xmlns:w="http://schemas.openxmlformats.org/wordprocessingml/2006/main" xmlns:w14="http://schemas.microsoft.com/office/word/2010/wordml" xmlns:w15="http://schemas.microsoft.com/office/word/2012/wordml" xmlns:w16se="http://schemas.microsoft.com/office/word/2015/wordml/symex" xmlns:wpg="http://schemas.microsoft.com/office/word/2010/wordprocessingGroup" xmlns:wpi="http://schemas.microsoft.com/office/word/2010/wordprocessingInk" xmlns:wne="http://schemas.microsoft.com/office/word/2006/wordml" xmlns:wps="http://schemas.microsoft.com/office/word/2010/wordprocessingShape" mc:Ignorable="w14 w15 w16se wp14">
   <w:endnote w:type="separator" w:id="-1">
     <w:p>
       <w:pPr>
@@ -3336,7 +3251,7 @@
 </file>
 
 <file path=word/footer1.xml><?xml version="1.0" encoding="utf-8"?>
-<w:ftr xmlns:wpc="http://schemas.microsoft.com/office/word/2010/wordprocessingCanvas" xmlns:mc="http://schemas.openxmlformats.org/markup-compatibility/2006" xmlns:o="urn:schemas-microsoft-com:office:office" xmlns:r="http://schemas.openxmlformats.org/officeDocument/2006/relationships" xmlns:m="http://schemas.openxmlformats.org/officeDocument/2006/math" xmlns:v="urn:schemas-microsoft-com:vml" xmlns:wp14="http://schemas.microsoft.com/office/word/2010/wordprocessingDrawing" xmlns:wp="http://schemas.openxmlformats.org/drawingml/2006/wordprocessingDrawing" xmlns:w10="urn:schemas-microsoft-com:office:word" xmlns:w="http://schemas.openxmlformats.org/wordprocessingml/2006/main" xmlns:w14="http://schemas.microsoft.com/office/word/2010/wordml" xmlns:w15="http://schemas.microsoft.com/office/word/2012/wordml" xmlns:wpg="http://schemas.microsoft.com/office/word/2010/wordprocessingGroup" xmlns:wpi="http://schemas.microsoft.com/office/word/2010/wordprocessingInk" xmlns:wne="http://schemas.microsoft.com/office/word/2006/wordml" xmlns:wps="http://schemas.microsoft.com/office/word/2010/wordprocessingShape" mc:Ignorable="w14 w15 wp14">
+<w:ftr xmlns:wpc="http://schemas.microsoft.com/office/word/2010/wordprocessingCanvas" xmlns:cx="http://schemas.microsoft.com/office/drawing/2014/chartex" xmlns:cx1="http://schemas.microsoft.com/office/drawing/2015/9/8/chartex" xmlns:mc="http://schemas.openxmlformats.org/markup-compatibility/2006" xmlns:o="urn:schemas-microsoft-com:office:office" xmlns:r="http://schemas.openxmlformats.org/officeDocument/2006/relationships" xmlns:m="http://schemas.openxmlformats.org/officeDocument/2006/math" xmlns:v="urn:schemas-microsoft-com:vml" xmlns:wp14="http://schemas.microsoft.com/office/word/2010/wordprocessingDrawing" xmlns:wp="http://schemas.openxmlformats.org/drawingml/2006/wordprocessingDrawing" xmlns:w10="urn:schemas-microsoft-com:office:word" xmlns:w="http://schemas.openxmlformats.org/wordprocessingml/2006/main" xmlns:w14="http://schemas.microsoft.com/office/word/2010/wordml" xmlns:w15="http://schemas.microsoft.com/office/word/2012/wordml" xmlns:w16se="http://schemas.microsoft.com/office/word/2015/wordml/symex" xmlns:wpg="http://schemas.microsoft.com/office/word/2010/wordprocessingGroup" xmlns:wpi="http://schemas.microsoft.com/office/word/2010/wordprocessingInk" xmlns:wne="http://schemas.microsoft.com/office/word/2006/wordml" xmlns:wps="http://schemas.microsoft.com/office/word/2010/wordprocessingShape" mc:Ignorable="w14 w15 w16se wp14">
   <w:sdt>
     <w:sdtPr>
       <w:id w:val="503633603"/>
@@ -3449,7 +3364,7 @@
 </file>
 
 <file path=word/footnotes.xml><?xml version="1.0" encoding="utf-8"?>
-<w:footnotes xmlns:wpc="http://schemas.microsoft.com/office/word/2010/wordprocessingCanvas" xmlns:mc="http://schemas.openxmlformats.org/markup-compatibility/2006" xmlns:o="urn:schemas-microsoft-com:office:office" xmlns:r="http://schemas.openxmlformats.org/officeDocument/2006/relationships" xmlns:m="http://schemas.openxmlformats.org/officeDocument/2006/math" xmlns:v="urn:schemas-microsoft-com:vml" xmlns:wp14="http://schemas.microsoft.com/office/word/2010/wordprocessingDrawing" xmlns:wp="http://schemas.openxmlformats.org/drawingml/2006/wordprocessingDrawing" xmlns:w10="urn:schemas-microsoft-com:office:word" xmlns:w="http://schemas.openxmlformats.org/wordprocessingml/2006/main" xmlns:w14="http://schemas.microsoft.com/office/word/2010/wordml" xmlns:w15="http://schemas.microsoft.com/office/word/2012/wordml" xmlns:wpg="http://schemas.microsoft.com/office/word/2010/wordprocessingGroup" xmlns:wpi="http://schemas.microsoft.com/office/word/2010/wordprocessingInk" xmlns:wne="http://schemas.microsoft.com/office/word/2006/wordml" xmlns:wps="http://schemas.microsoft.com/office/word/2010/wordprocessingShape" mc:Ignorable="w14 w15 wp14">
+<w:footnotes xmlns:wpc="http://schemas.microsoft.com/office/word/2010/wordprocessingCanvas" xmlns:cx="http://schemas.microsoft.com/office/drawing/2014/chartex" xmlns:cx1="http://schemas.microsoft.com/office/drawing/2015/9/8/chartex" xmlns:mc="http://schemas.openxmlformats.org/markup-compatibility/2006" xmlns:o="urn:schemas-microsoft-com:office:office" xmlns:r="http://schemas.openxmlformats.org/officeDocument/2006/relationships" xmlns:m="http://schemas.openxmlformats.org/officeDocument/2006/math" xmlns:v="urn:schemas-microsoft-com:vml" xmlns:wp14="http://schemas.microsoft.com/office/word/2010/wordprocessingDrawing" xmlns:wp="http://schemas.openxmlformats.org/drawingml/2006/wordprocessingDrawing" xmlns:w10="urn:schemas-microsoft-com:office:word" xmlns:w="http://schemas.openxmlformats.org/wordprocessingml/2006/main" xmlns:w14="http://schemas.microsoft.com/office/word/2010/wordml" xmlns:w15="http://schemas.microsoft.com/office/word/2012/wordml" xmlns:w16se="http://schemas.microsoft.com/office/word/2015/wordml/symex" xmlns:wpg="http://schemas.microsoft.com/office/word/2010/wordprocessingGroup" xmlns:wpi="http://schemas.microsoft.com/office/word/2010/wordprocessingInk" xmlns:wne="http://schemas.microsoft.com/office/word/2006/wordml" xmlns:wps="http://schemas.microsoft.com/office/word/2010/wordprocessingShape" mc:Ignorable="w14 w15 w16se wp14">
   <w:footnote w:type="separator" w:id="-1">
     <w:p>
       <w:pPr>
@@ -3474,7 +3389,7 @@
 </file>
 
 <file path=word/numbering.xml><?xml version="1.0" encoding="utf-8"?>
-<w:numbering xmlns:wpc="http://schemas.microsoft.com/office/word/2010/wordprocessingCanvas" xmlns:mc="http://schemas.openxmlformats.org/markup-compatibility/2006" xmlns:o="urn:schemas-microsoft-com:office:office" xmlns:r="http://schemas.openxmlformats.org/officeDocument/2006/relationships" xmlns:m="http://schemas.openxmlformats.org/officeDocument/2006/math" xmlns:v="urn:schemas-microsoft-com:vml" xmlns:wp14="http://schemas.microsoft.com/office/word/2010/wordprocessingDrawing" xmlns:wp="http://schemas.openxmlformats.org/drawingml/2006/wordprocessingDrawing" xmlns:w10="urn:schemas-microsoft-com:office:word" xmlns:w="http://schemas.openxmlformats.org/wordprocessingml/2006/main" xmlns:w14="http://schemas.microsoft.com/office/word/2010/wordml" xmlns:w15="http://schemas.microsoft.com/office/word/2012/wordml" xmlns:wpg="http://schemas.microsoft.com/office/word/2010/wordprocessingGroup" xmlns:wpi="http://schemas.microsoft.com/office/word/2010/wordprocessingInk" xmlns:wne="http://schemas.microsoft.com/office/word/2006/wordml" xmlns:wps="http://schemas.microsoft.com/office/word/2010/wordprocessingShape" mc:Ignorable="w14 w15 wp14">
+<w:numbering xmlns:wpc="http://schemas.microsoft.com/office/word/2010/wordprocessingCanvas" xmlns:cx="http://schemas.microsoft.com/office/drawing/2014/chartex" xmlns:cx1="http://schemas.microsoft.com/office/drawing/2015/9/8/chartex" xmlns:mc="http://schemas.openxmlformats.org/markup-compatibility/2006" xmlns:o="urn:schemas-microsoft-com:office:office" xmlns:r="http://schemas.openxmlformats.org/officeDocument/2006/relationships" xmlns:m="http://schemas.openxmlformats.org/officeDocument/2006/math" xmlns:v="urn:schemas-microsoft-com:vml" xmlns:wp14="http://schemas.microsoft.com/office/word/2010/wordprocessingDrawing" xmlns:wp="http://schemas.openxmlformats.org/drawingml/2006/wordprocessingDrawing" xmlns:w10="urn:schemas-microsoft-com:office:word" xmlns:w="http://schemas.openxmlformats.org/wordprocessingml/2006/main" xmlns:w14="http://schemas.microsoft.com/office/word/2010/wordml" xmlns:w15="http://schemas.microsoft.com/office/word/2012/wordml" xmlns:w16se="http://schemas.microsoft.com/office/word/2015/wordml/symex" xmlns:wpg="http://schemas.microsoft.com/office/word/2010/wordprocessingGroup" xmlns:wpi="http://schemas.microsoft.com/office/word/2010/wordprocessingInk" xmlns:wne="http://schemas.microsoft.com/office/word/2006/wordml" xmlns:wps="http://schemas.microsoft.com/office/word/2010/wordprocessingShape" mc:Ignorable="w14 w15 w16se wp14">
   <w:abstractNum w:abstractNumId="0" w15:restartNumberingAfterBreak="0">
     <w:nsid w:val="289F0408"/>
     <w:multiLevelType w:val="hybridMultilevel"/>
@@ -3916,7 +3831,7 @@
 </file>
 
 <file path=word/styles.xml><?xml version="1.0" encoding="utf-8"?>
-<w:styles xmlns:mc="http://schemas.openxmlformats.org/markup-compatibility/2006" xmlns:r="http://schemas.openxmlformats.org/officeDocument/2006/relationships" xmlns:w="http://schemas.openxmlformats.org/wordprocessingml/2006/main" xmlns:w14="http://schemas.microsoft.com/office/word/2010/wordml" xmlns:w15="http://schemas.microsoft.com/office/word/2012/wordml" mc:Ignorable="w14 w15">
+<w:styles xmlns:mc="http://schemas.openxmlformats.org/markup-compatibility/2006" xmlns:r="http://schemas.openxmlformats.org/officeDocument/2006/relationships" xmlns:w="http://schemas.openxmlformats.org/wordprocessingml/2006/main" xmlns:w14="http://schemas.microsoft.com/office/word/2010/wordml" xmlns:w15="http://schemas.microsoft.com/office/word/2012/wordml" xmlns:w16se="http://schemas.microsoft.com/office/word/2015/wordml/symex" mc:Ignorable="w14 w15 w16se">
   <w:docDefaults>
     <w:rPrDefault>
       <w:rPr>
@@ -4421,6 +4336,11 @@
     <w:uiPriority w:val="99"/>
     <w:rsid w:val="00431C75"/>
   </w:style>
+  <w:style w:type="character" w:customStyle="1" w:styleId="textexposedshow">
+    <w:name w:val="text_exposed_show"/>
+    <w:basedOn w:val="DefaultParagraphFont"/>
+    <w:rsid w:val="00220C90"/>
+  </w:style>
 </w:styles>
 </file>
 
@@ -4690,7 +4610,7 @@
 </file>
 
 <file path=customXml/itemProps1.xml><?xml version="1.0" encoding="utf-8"?>
-<ds:datastoreItem xmlns:ds="http://schemas.openxmlformats.org/officeDocument/2006/customXml" ds:itemID="{6C0BD4C4-A510-4BED-9D46-510528C6A36D}">
+<ds:datastoreItem xmlns:ds="http://schemas.openxmlformats.org/officeDocument/2006/customXml" ds:itemID="{BC371DBB-AA0F-4270-A4BE-97F83184159C}">
   <ds:schemaRefs>
     <ds:schemaRef ds:uri="http://schemas.openxmlformats.org/officeDocument/2006/bibliography"/>
   </ds:schemaRefs>

--- a/files/cv.docx
+++ b/files/cv.docx
@@ -1,6 +1,6 @@
 
 <file path=word/document.xml><?xml version="1.0" encoding="utf-8"?>
-<w:document xmlns:wpc="http://schemas.microsoft.com/office/word/2010/wordprocessingCanvas" xmlns:cx="http://schemas.microsoft.com/office/drawing/2014/chartex" xmlns:cx1="http://schemas.microsoft.com/office/drawing/2015/9/8/chartex" xmlns:mc="http://schemas.openxmlformats.org/markup-compatibility/2006" xmlns:o="urn:schemas-microsoft-com:office:office" xmlns:r="http://schemas.openxmlformats.org/officeDocument/2006/relationships" xmlns:m="http://schemas.openxmlformats.org/officeDocument/2006/math" xmlns:v="urn:schemas-microsoft-com:vml" xmlns:wp14="http://schemas.microsoft.com/office/word/2010/wordprocessingDrawing" xmlns:wp="http://schemas.openxmlformats.org/drawingml/2006/wordprocessingDrawing" xmlns:w10="urn:schemas-microsoft-com:office:word" xmlns:w="http://schemas.openxmlformats.org/wordprocessingml/2006/main" xmlns:w14="http://schemas.microsoft.com/office/word/2010/wordml" xmlns:w15="http://schemas.microsoft.com/office/word/2012/wordml" xmlns:w16se="http://schemas.microsoft.com/office/word/2015/wordml/symex" xmlns:wpg="http://schemas.microsoft.com/office/word/2010/wordprocessingGroup" xmlns:wpi="http://schemas.microsoft.com/office/word/2010/wordprocessingInk" xmlns:wne="http://schemas.microsoft.com/office/word/2006/wordml" xmlns:wps="http://schemas.microsoft.com/office/word/2010/wordprocessingShape" mc:Ignorable="w14 w15 w16se wp14">
+<w:document xmlns:wpc="http://schemas.microsoft.com/office/word/2010/wordprocessingCanvas" xmlns:cx="http://schemas.microsoft.com/office/drawing/2014/chartex" xmlns:cx1="http://schemas.microsoft.com/office/drawing/2015/9/8/chartex" xmlns:cx2="http://schemas.microsoft.com/office/drawing/2015/10/21/chartex" xmlns:cx3="http://schemas.microsoft.com/office/drawing/2016/5/9/chartex" xmlns:cx4="http://schemas.microsoft.com/office/drawing/2016/5/10/chartex" xmlns:cx5="http://schemas.microsoft.com/office/drawing/2016/5/11/chartex" xmlns:mc="http://schemas.openxmlformats.org/markup-compatibility/2006" xmlns:o="urn:schemas-microsoft-com:office:office" xmlns:r="http://schemas.openxmlformats.org/officeDocument/2006/relationships" xmlns:m="http://schemas.openxmlformats.org/officeDocument/2006/math" xmlns:v="urn:schemas-microsoft-com:vml" xmlns:wp14="http://schemas.microsoft.com/office/word/2010/wordprocessingDrawing" xmlns:wp="http://schemas.openxmlformats.org/drawingml/2006/wordprocessingDrawing" xmlns:w10="urn:schemas-microsoft-com:office:word" xmlns:w="http://schemas.openxmlformats.org/wordprocessingml/2006/main" xmlns:w14="http://schemas.microsoft.com/office/word/2010/wordml" xmlns:w15="http://schemas.microsoft.com/office/word/2012/wordml" xmlns:w16se="http://schemas.microsoft.com/office/word/2015/wordml/symex" xmlns:wpg="http://schemas.microsoft.com/office/word/2010/wordprocessingGroup" xmlns:wpi="http://schemas.microsoft.com/office/word/2010/wordprocessingInk" xmlns:wne="http://schemas.microsoft.com/office/word/2006/wordml" xmlns:wps="http://schemas.microsoft.com/office/word/2010/wordprocessingShape" mc:Ignorable="w14 w15 w16se wp14">
   <w:body>
     <w:p>
       <w:pPr>
@@ -11,6 +11,7 @@
           <w:sz w:val="40"/>
         </w:rPr>
       </w:pPr>
+      <w:bookmarkStart w:id="0" w:name="_GoBack"/>
       <w:r>
         <w:rPr>
           <w:rFonts w:ascii="Times New Roman" w:hAnsi="Times New Roman" w:cs="Times New Roman"/>
@@ -97,8 +98,6 @@
               </w:rPr>
               <w:t>919.605.6175</w:t>
             </w:r>
-            <w:bookmarkStart w:id="0" w:name="_GoBack"/>
-            <w:bookmarkEnd w:id="0"/>
           </w:p>
           <w:p>
             <w:pPr>
@@ -115,30 +114,6 @@
               </w:rPr>
               <w:t>alexandriakvail.com</w:t>
             </w:r>
-            <w:r>
-              <w:rPr>
-                <w:rFonts w:ascii="Times New Roman" w:hAnsi="Times New Roman" w:cs="Times New Roman"/>
-                <w:sz w:val="20"/>
-              </w:rPr>
-              <w:br/>
-              <w:t>researchgate.net/profile/</w:t>
-            </w:r>
-            <w:proofErr w:type="spellStart"/>
-            <w:r>
-              <w:rPr>
-                <w:rFonts w:ascii="Times New Roman" w:hAnsi="Times New Roman" w:cs="Times New Roman"/>
-                <w:sz w:val="20"/>
-              </w:rPr>
-              <w:t>alexandria_v</w:t>
-            </w:r>
-            <w:r>
-              <w:rPr>
-                <w:rFonts w:ascii="Times New Roman" w:hAnsi="Times New Roman" w:cs="Times New Roman"/>
-                <w:sz w:val="20"/>
-              </w:rPr>
-              <w:t>ail</w:t>
-            </w:r>
-            <w:proofErr w:type="spellEnd"/>
           </w:p>
         </w:tc>
         <w:tc>
@@ -190,22 +165,6 @@
                 <w:rFonts w:ascii="Times New Roman" w:hAnsi="Times New Roman" w:cs="Times New Roman"/>
                 <w:sz w:val="20"/>
               </w:rPr>
-              <w:t>Newell-Simon Hall</w:t>
-            </w:r>
-          </w:p>
-          <w:p>
-            <w:pPr>
-              <w:jc w:val="center"/>
-              <w:rPr>
-                <w:rFonts w:ascii="Times New Roman" w:hAnsi="Times New Roman" w:cs="Times New Roman"/>
-                <w:sz w:val="20"/>
-              </w:rPr>
-            </w:pPr>
-            <w:r>
-              <w:rPr>
-                <w:rFonts w:ascii="Times New Roman" w:hAnsi="Times New Roman" w:cs="Times New Roman"/>
-                <w:sz w:val="20"/>
-              </w:rPr>
               <w:t>Pittsburgh, PA 15213-3815</w:t>
             </w:r>
           </w:p>
@@ -214,15 +173,6 @@
     </w:tbl>
     <w:p>
       <w:pPr>
-        <w:jc w:val="center"/>
-        <w:rPr>
-          <w:rFonts w:ascii="Times New Roman" w:hAnsi="Times New Roman" w:cs="Times New Roman"/>
-          <w:sz w:val="20"/>
-        </w:rPr>
-      </w:pPr>
-    </w:p>
-    <w:p>
-      <w:pPr>
         <w:rPr>
           <w:rFonts w:ascii="Times New Roman" w:hAnsi="Times New Roman" w:cs="Times New Roman"/>
           <w:b/>
@@ -277,6 +227,21 @@
         <w:br/>
         <w:t>Carnegie Mellon University</w:t>
       </w:r>
+      <w:r>
+        <w:rPr>
+          <w:rFonts w:ascii="Times New Roman" w:hAnsi="Times New Roman" w:cs="Times New Roman"/>
+        </w:rPr>
+        <w:br/>
+        <w:t xml:space="preserve">Advisor: Dr. Louis-Philippe </w:t>
+      </w:r>
+      <w:proofErr w:type="spellStart"/>
+      <w:r>
+        <w:rPr>
+          <w:rFonts w:ascii="Times New Roman" w:hAnsi="Times New Roman" w:cs="Times New Roman"/>
+        </w:rPr>
+        <w:t>Morency</w:t>
+      </w:r>
+      <w:proofErr w:type="spellEnd"/>
     </w:p>
     <w:p>
       <w:pPr>
@@ -391,14 +356,7 @@
           <w:rFonts w:ascii="Times New Roman" w:hAnsi="Times New Roman" w:cs="Times New Roman"/>
           <w:i/>
         </w:rPr>
-        <w:t xml:space="preserve"> </w:t>
-      </w:r>
-      <w:r>
-        <w:rPr>
-          <w:rFonts w:ascii="Times New Roman" w:hAnsi="Times New Roman" w:cs="Times New Roman"/>
-          <w:i/>
-        </w:rPr>
-        <w:t>magna cum laude</w:t>
+        <w:t xml:space="preserve"> magna cum laude</w:t>
       </w:r>
       <w:r>
         <w:rPr>
@@ -425,13 +383,7 @@
         <w:rPr>
           <w:rFonts w:ascii="Times New Roman" w:hAnsi="Times New Roman" w:cs="Times New Roman"/>
         </w:rPr>
-        <w:t>Minor concentrations: Cognitive Science, Ph</w:t>
-      </w:r>
-      <w:r>
-        <w:rPr>
-          <w:rFonts w:ascii="Times New Roman" w:hAnsi="Times New Roman" w:cs="Times New Roman"/>
-        </w:rPr>
-        <w:t>ysics</w:t>
+        <w:t>Minor concentrations: Cognitive Science, Physics</w:t>
       </w:r>
       <w:r>
         <w:rPr>
@@ -494,14 +446,7 @@
           <w:rFonts w:ascii="Times New Roman" w:hAnsi="Times New Roman" w:cs="Times New Roman"/>
           <w:b/>
         </w:rPr>
-        <w:t>Graduate</w:t>
-      </w:r>
-      <w:r>
-        <w:rPr>
-          <w:rFonts w:ascii="Times New Roman" w:hAnsi="Times New Roman" w:cs="Times New Roman"/>
-          <w:b/>
-        </w:rPr>
-        <w:t xml:space="preserve"> Research Assistant</w:t>
+        <w:t>Graduate Research Assistant</w:t>
       </w:r>
       <w:r>
         <w:rPr>
@@ -516,6 +461,27 @@
         <w:br/>
         <w:t>Carnegie Mellon University</w:t>
       </w:r>
+      <w:r>
+        <w:rPr>
+          <w:rFonts w:ascii="Times New Roman" w:hAnsi="Times New Roman" w:cs="Times New Roman"/>
+        </w:rPr>
+        <w:br/>
+        <w:t xml:space="preserve">The </w:t>
+      </w:r>
+      <w:proofErr w:type="spellStart"/>
+      <w:r>
+        <w:rPr>
+          <w:rFonts w:ascii="Times New Roman" w:hAnsi="Times New Roman" w:cs="Times New Roman"/>
+        </w:rPr>
+        <w:t>MultiComp</w:t>
+      </w:r>
+      <w:proofErr w:type="spellEnd"/>
+      <w:r>
+        <w:rPr>
+          <w:rFonts w:ascii="Times New Roman" w:hAnsi="Times New Roman" w:cs="Times New Roman"/>
+        </w:rPr>
+        <w:t xml:space="preserve"> Lab</w:t>
+      </w:r>
     </w:p>
     <w:p>
       <w:pPr>
@@ -547,14 +513,7 @@
           <w:rFonts w:ascii="Times New Roman" w:hAnsi="Times New Roman" w:cs="Times New Roman"/>
           <w:b/>
         </w:rPr>
-        <w:t>Graduate</w:t>
-      </w:r>
-      <w:r>
-        <w:rPr>
-          <w:rFonts w:ascii="Times New Roman" w:hAnsi="Times New Roman" w:cs="Times New Roman"/>
-          <w:b/>
-        </w:rPr>
-        <w:t xml:space="preserve"> Research Assistant</w:t>
+        <w:t>Graduate Research Assistant</w:t>
       </w:r>
       <w:r>
         <w:rPr>
@@ -588,13 +547,7 @@
         <w:rPr>
           <w:rFonts w:ascii="Times New Roman" w:hAnsi="Times New Roman" w:cs="Times New Roman"/>
         </w:rPr>
-        <w:t>2013</w:t>
-      </w:r>
-      <w:r>
-        <w:rPr>
-          <w:rFonts w:ascii="Times New Roman" w:hAnsi="Times New Roman" w:cs="Times New Roman"/>
-        </w:rPr>
-        <w:t xml:space="preserve"> – 2015</w:t>
+        <w:t>2013 – 2015</w:t>
       </w:r>
       <w:r>
         <w:rPr>
@@ -711,7 +664,13 @@
         <w:rPr>
           <w:rFonts w:ascii="Times New Roman" w:hAnsi="Times New Roman" w:cs="Times New Roman"/>
         </w:rPr>
-        <w:t>: user modeling, affective computing, AI &amp; education</w:t>
+        <w:t xml:space="preserve">: user modeling, affective computing, </w:t>
+      </w:r>
+      <w:r>
+        <w:rPr>
+          <w:rFonts w:ascii="Times New Roman" w:hAnsi="Times New Roman" w:cs="Times New Roman"/>
+        </w:rPr>
+        <w:t>AI &amp; education, multimodal behavior analysis</w:t>
       </w:r>
     </w:p>
     <w:p>
@@ -737,7 +696,13 @@
         <w:rPr>
           <w:rFonts w:ascii="Times New Roman" w:hAnsi="Times New Roman" w:cs="Times New Roman"/>
         </w:rPr>
-        <w:t>: intelligent tutoring systems, pedagogical agents, tutorial dialogue, game-based learning environments</w:t>
+        <w:t>: intelligent tutoring systems</w:t>
+      </w:r>
+      <w:r>
+        <w:rPr>
+          <w:rFonts w:ascii="Times New Roman" w:hAnsi="Times New Roman" w:cs="Times New Roman"/>
+        </w:rPr>
+        <w:t>, tutorial dialogue, game-based learning environments</w:t>
       </w:r>
     </w:p>
     <w:p>
@@ -765,15 +730,6 @@
         </w:rPr>
         <w:t>: natural language understanding, natural language dialogue systems</w:t>
       </w:r>
-    </w:p>
-    <w:p>
-      <w:pPr>
-        <w:rPr>
-          <w:rFonts w:ascii="Times New Roman" w:hAnsi="Times New Roman" w:cs="Times New Roman"/>
-          <w:b/>
-          <w:sz w:val="28"/>
-        </w:rPr>
-      </w:pPr>
     </w:p>
     <w:p>
       <w:pPr>
@@ -1151,14 +1107,7 @@
           <w:rFonts w:ascii="Times New Roman" w:hAnsi="Times New Roman" w:cs="Times New Roman"/>
           <w:i/>
         </w:rPr>
-        <w:t>Proceedings of the Twenty-Four</w:t>
-      </w:r>
-      <w:r>
-        <w:rPr>
-          <w:rFonts w:ascii="Times New Roman" w:hAnsi="Times New Roman" w:cs="Times New Roman"/>
-          <w:i/>
-        </w:rPr>
-        <w:t>th International Conference on User Modelling, Adaptation, and Personalization (UMAP 2016)</w:t>
+        <w:t>Proceedings of the Twenty-Fourth International Conference on User Modelling, Adaptation, and Personalization (UMAP 2016)</w:t>
       </w:r>
       <w:r>
         <w:rPr>
@@ -1268,13 +1217,7 @@
         <w:rPr>
           <w:rFonts w:ascii="Times New Roman" w:hAnsi="Times New Roman" w:cs="Times New Roman"/>
         </w:rPr>
-        <w:t>, Raleigh, North Carolina, 2016.</w:t>
-      </w:r>
-      <w:r>
-        <w:rPr>
-          <w:rFonts w:ascii="Times New Roman" w:hAnsi="Times New Roman" w:cs="Times New Roman"/>
-        </w:rPr>
-        <w:t xml:space="preserve"> (long paper, acceptance rate: 27.5%)</w:t>
+        <w:t>, Raleigh, North Carolina, 2016. (long paper, acceptance rate: 27.5%)</w:t>
       </w:r>
       <w:r>
         <w:rPr>
@@ -1403,13 +1346,7 @@
         <w:rPr>
           <w:rFonts w:ascii="Times New Roman" w:hAnsi="Times New Roman" w:cs="Times New Roman"/>
         </w:rPr>
-        <w:t>, Raleigh, North Carolina, 2016.</w:t>
-      </w:r>
-      <w:r>
-        <w:rPr>
-          <w:rFonts w:ascii="Times New Roman" w:hAnsi="Times New Roman" w:cs="Times New Roman"/>
-        </w:rPr>
-        <w:t xml:space="preserve"> (short paper, acceptance rate: 52%)</w:t>
+        <w:t>, Raleigh, North Carolina, 2016. (short paper, acceptance rate: 52%)</w:t>
       </w:r>
     </w:p>
     <w:p>
@@ -1430,26 +1367,13 @@
           <w:rFonts w:ascii="Times New Roman" w:hAnsi="Times New Roman" w:cs="Times New Roman"/>
           <w:b/>
         </w:rPr>
-        <w:t>A</w:t>
-      </w:r>
-      <w:r>
-        <w:rPr>
-          <w:rFonts w:ascii="Times New Roman" w:hAnsi="Times New Roman" w:cs="Times New Roman"/>
-          <w:b/>
-        </w:rPr>
-        <w:t>. Vail</w:t>
-      </w:r>
-      <w:r>
-        <w:rPr>
-          <w:rFonts w:ascii="Times New Roman" w:hAnsi="Times New Roman" w:cs="Times New Roman"/>
-        </w:rPr>
-        <w:t xml:space="preserve">, </w:t>
-      </w:r>
-      <w:r>
-        <w:rPr>
-          <w:rFonts w:ascii="Times New Roman" w:hAnsi="Times New Roman" w:cs="Times New Roman"/>
-        </w:rPr>
-        <w:t xml:space="preserve">J. Grafsgaard, K. Boyer, E. Wiebe, and J. Lester. Predicting Learning from Student Affective Response to Tutor Questions. </w:t>
+        <w:t>A. Vail</w:t>
+      </w:r>
+      <w:r>
+        <w:rPr>
+          <w:rFonts w:ascii="Times New Roman" w:hAnsi="Times New Roman" w:cs="Times New Roman"/>
+        </w:rPr>
+        <w:t xml:space="preserve">, J. Grafsgaard, K. Boyer, E. Wiebe, and J. Lester. Predicting Learning from Student Affective Response to Tutor Questions. </w:t>
       </w:r>
       <w:r>
         <w:rPr>
@@ -1557,19 +1481,7 @@
         <w:rPr>
           <w:rFonts w:ascii="Times New Roman" w:hAnsi="Times New Roman" w:cs="Times New Roman"/>
         </w:rPr>
-        <w:t>227, Dublin, Ireland, 2015. (</w:t>
-      </w:r>
-      <w:r>
-        <w:rPr>
-          <w:rFonts w:ascii="Times New Roman" w:hAnsi="Times New Roman" w:cs="Times New Roman"/>
-        </w:rPr>
-        <w:t xml:space="preserve">long paper, </w:t>
-      </w:r>
-      <w:r>
-        <w:rPr>
-          <w:rFonts w:ascii="Times New Roman" w:hAnsi="Times New Roman" w:cs="Times New Roman"/>
-        </w:rPr>
-        <w:t>acceptance rate: 28%)</w:t>
+        <w:t>227, Dublin, Ireland, 2015. (long paper, acceptance rate: 28%)</w:t>
       </w:r>
     </w:p>
     <w:p>
@@ -2146,6 +2058,7 @@
           </w:tcPr>
           <w:p>
             <w:pPr>
+              <w:ind w:left="345" w:hanging="345"/>
               <w:rPr>
                 <w:rFonts w:ascii="Times New Roman" w:hAnsi="Times New Roman" w:cs="Times New Roman"/>
               </w:rPr>
@@ -2159,6 +2072,7 @@
           </w:p>
           <w:p>
             <w:pPr>
+              <w:ind w:left="345" w:hanging="345"/>
               <w:rPr>
                 <w:rFonts w:ascii="Times New Roman" w:hAnsi="Times New Roman" w:cs="Times New Roman"/>
               </w:rPr>
@@ -2172,6 +2086,7 @@
           </w:p>
           <w:p>
             <w:pPr>
+              <w:ind w:left="345" w:hanging="345"/>
               <w:rPr>
                 <w:rFonts w:ascii="Times New Roman" w:hAnsi="Times New Roman" w:cs="Times New Roman"/>
               </w:rPr>
@@ -2185,15 +2100,36 @@
           </w:p>
           <w:p>
             <w:pPr>
-              <w:rPr>
-                <w:rFonts w:ascii="Times New Roman" w:hAnsi="Times New Roman" w:cs="Times New Roman"/>
-              </w:rPr>
-            </w:pPr>
-            <w:r>
-              <w:rPr>
-                <w:rFonts w:ascii="Times New Roman" w:hAnsi="Times New Roman" w:cs="Times New Roman"/>
-              </w:rPr>
-              <w:t>Artificial Intelligence I, II</w:t>
+              <w:ind w:left="345" w:hanging="345"/>
+              <w:rPr>
+                <w:rFonts w:ascii="Times New Roman" w:hAnsi="Times New Roman" w:cs="Times New Roman"/>
+              </w:rPr>
+            </w:pPr>
+            <w:r>
+              <w:rPr>
+                <w:rFonts w:ascii="Times New Roman" w:hAnsi="Times New Roman" w:cs="Times New Roman"/>
+              </w:rPr>
+              <w:t>Reasoning U</w:t>
+            </w:r>
+            <w:r>
+              <w:rPr>
+                <w:rFonts w:ascii="Times New Roman" w:hAnsi="Times New Roman" w:cs="Times New Roman"/>
+              </w:rPr>
+              <w:t>nder Uncertainty</w:t>
+            </w:r>
+          </w:p>
+          <w:p>
+            <w:pPr>
+              <w:ind w:left="345" w:hanging="345"/>
+              <w:rPr>
+                <w:rFonts w:ascii="Times New Roman" w:hAnsi="Times New Roman" w:cs="Times New Roman"/>
+              </w:rPr>
+            </w:pPr>
+            <w:r>
+              <w:rPr>
+                <w:rFonts w:ascii="Times New Roman" w:hAnsi="Times New Roman" w:cs="Times New Roman"/>
+              </w:rPr>
+              <w:t>Human Communication and Multimodal Computation</w:t>
             </w:r>
           </w:p>
         </w:tc>
@@ -2203,6 +2139,20 @@
           </w:tcPr>
           <w:p>
             <w:pPr>
+              <w:ind w:left="345" w:hanging="345"/>
+              <w:rPr>
+                <w:rFonts w:ascii="Times New Roman" w:hAnsi="Times New Roman" w:cs="Times New Roman"/>
+              </w:rPr>
+            </w:pPr>
+            <w:r>
+              <w:rPr>
+                <w:rFonts w:ascii="Times New Roman" w:hAnsi="Times New Roman" w:cs="Times New Roman"/>
+              </w:rPr>
+              <w:t>Artificial Intelligence I, II</w:t>
+            </w:r>
+          </w:p>
+          <w:p>
+            <w:pPr>
               <w:rPr>
                 <w:rFonts w:ascii="Times New Roman" w:hAnsi="Times New Roman" w:cs="Times New Roman"/>
               </w:rPr>
@@ -2238,6 +2188,32 @@
                 <w:rFonts w:ascii="Times New Roman" w:hAnsi="Times New Roman" w:cs="Times New Roman"/>
               </w:rPr>
               <w:t>Graph Theory</w:t>
+            </w:r>
+          </w:p>
+          <w:p>
+            <w:pPr>
+              <w:rPr>
+                <w:rFonts w:ascii="Times New Roman" w:hAnsi="Times New Roman" w:cs="Times New Roman"/>
+              </w:rPr>
+            </w:pPr>
+            <w:r>
+              <w:rPr>
+                <w:rFonts w:ascii="Times New Roman" w:hAnsi="Times New Roman" w:cs="Times New Roman"/>
+              </w:rPr>
+              <w:t>Automated Learning and Data Analysis</w:t>
+            </w:r>
+          </w:p>
+          <w:p>
+            <w:pPr>
+              <w:rPr>
+                <w:rFonts w:ascii="Times New Roman" w:hAnsi="Times New Roman" w:cs="Times New Roman"/>
+              </w:rPr>
+            </w:pPr>
+            <w:r>
+              <w:rPr>
+                <w:rFonts w:ascii="Times New Roman" w:hAnsi="Times New Roman" w:cs="Times New Roman"/>
+              </w:rPr>
+              <w:t>Process and Theory in HCI</w:t>
             </w:r>
           </w:p>
         </w:tc>
@@ -2316,6 +2292,7 @@
               <w:rPr>
                 <w:rFonts w:ascii="Times New Roman" w:hAnsi="Times New Roman" w:cs="Times New Roman"/>
               </w:rPr>
+              <w:lastRenderedPageBreak/>
               <w:t>C and Software Tools</w:t>
             </w:r>
           </w:p>
@@ -2330,7 +2307,6 @@
               <w:rPr>
                 <w:rFonts w:ascii="Times New Roman" w:hAnsi="Times New Roman" w:cs="Times New Roman"/>
               </w:rPr>
-              <w:lastRenderedPageBreak/>
               <w:t>Concepts and Facilities of Operating Systems for Computer Scientists</w:t>
             </w:r>
           </w:p>
@@ -2400,6 +2376,9 @@
           </w:p>
           <w:p>
             <w:pPr>
+              <w:tabs>
+                <w:tab w:val="center" w:pos="1764"/>
+              </w:tabs>
               <w:ind w:left="342" w:hanging="342"/>
               <w:rPr>
                 <w:rFonts w:ascii="Times New Roman" w:hAnsi="Times New Roman" w:cs="Times New Roman"/>
@@ -2409,11 +2388,14 @@
               <w:rPr>
                 <w:rFonts w:ascii="Times New Roman" w:hAnsi="Times New Roman" w:cs="Times New Roman"/>
               </w:rPr>
-              <w:t>Introduction to Language &amp; Linguistics</w:t>
-            </w:r>
-          </w:p>
-          <w:p>
-            <w:pPr>
+              <w:t>Technology &amp; American Culture</w:t>
+            </w:r>
+          </w:p>
+          <w:p>
+            <w:pPr>
+              <w:tabs>
+                <w:tab w:val="center" w:pos="1764"/>
+              </w:tabs>
               <w:ind w:left="342" w:hanging="342"/>
               <w:rPr>
                 <w:rFonts w:ascii="Times New Roman" w:hAnsi="Times New Roman" w:cs="Times New Roman"/>
@@ -2423,11 +2405,14 @@
               <w:rPr>
                 <w:rFonts w:ascii="Times New Roman" w:hAnsi="Times New Roman" w:cs="Times New Roman"/>
               </w:rPr>
-              <w:t>Introduction to Cognitive Science</w:t>
-            </w:r>
-          </w:p>
-          <w:p>
-            <w:pPr>
+              <w:t>The Creative Process in Science</w:t>
+            </w:r>
+          </w:p>
+          <w:p>
+            <w:pPr>
+              <w:tabs>
+                <w:tab w:val="center" w:pos="1764"/>
+              </w:tabs>
               <w:ind w:left="342" w:hanging="342"/>
               <w:rPr>
                 <w:rFonts w:ascii="Times New Roman" w:hAnsi="Times New Roman" w:cs="Times New Roman"/>
@@ -2437,7 +2422,7 @@
               <w:rPr>
                 <w:rFonts w:ascii="Times New Roman" w:hAnsi="Times New Roman" w:cs="Times New Roman"/>
               </w:rPr>
-              <w:t>Introduction to Psychology</w:t>
+              <w:t>Self, Schooling, &amp; Social Order</w:t>
             </w:r>
           </w:p>
           <w:p>
@@ -2451,7 +2436,7 @@
               <w:rPr>
                 <w:rFonts w:ascii="Times New Roman" w:hAnsi="Times New Roman" w:cs="Times New Roman"/>
               </w:rPr>
-              <w:t>Cognitive Processes</w:t>
+              <w:t>Introduction to College Tutoring</w:t>
             </w:r>
           </w:p>
         </w:tc>
@@ -2499,6 +2484,7 @@
               <w:rPr>
                 <w:rFonts w:ascii="Times New Roman" w:hAnsi="Times New Roman" w:cs="Times New Roman"/>
               </w:rPr>
+              <w:lastRenderedPageBreak/>
               <w:t>Applied Differential Equations I</w:t>
             </w:r>
           </w:p>
@@ -2530,7 +2516,6 @@
               <w:rPr>
                 <w:rFonts w:ascii="Times New Roman" w:hAnsi="Times New Roman" w:cs="Times New Roman"/>
               </w:rPr>
-              <w:lastRenderedPageBreak/>
               <w:t>Introduction to Modern Algebra for Mathematicians</w:t>
             </w:r>
           </w:p>
@@ -2595,6 +2580,20 @@
           </w:p>
           <w:p>
             <w:pPr>
+              <w:ind w:left="342" w:hanging="342"/>
+              <w:rPr>
+                <w:rFonts w:ascii="Times New Roman" w:hAnsi="Times New Roman" w:cs="Times New Roman"/>
+              </w:rPr>
+            </w:pPr>
+            <w:r>
+              <w:rPr>
+                <w:rFonts w:ascii="Times New Roman" w:hAnsi="Times New Roman" w:cs="Times New Roman"/>
+              </w:rPr>
+              <w:t>Symbolic Logic</w:t>
+            </w:r>
+          </w:p>
+          <w:p>
+            <w:pPr>
               <w:tabs>
                 <w:tab w:val="center" w:pos="1764"/>
               </w:tabs>
@@ -2606,6 +2605,48 @@
           </w:p>
           <w:p>
             <w:pPr>
+              <w:ind w:left="342" w:hanging="342"/>
+              <w:rPr>
+                <w:rFonts w:ascii="Times New Roman" w:hAnsi="Times New Roman" w:cs="Times New Roman"/>
+              </w:rPr>
+            </w:pPr>
+            <w:r>
+              <w:rPr>
+                <w:rFonts w:ascii="Times New Roman" w:hAnsi="Times New Roman" w:cs="Times New Roman"/>
+              </w:rPr>
+              <w:t>Introduction to Language &amp; Linguistics</w:t>
+            </w:r>
+          </w:p>
+          <w:p>
+            <w:pPr>
+              <w:ind w:left="342" w:hanging="342"/>
+              <w:rPr>
+                <w:rFonts w:ascii="Times New Roman" w:hAnsi="Times New Roman" w:cs="Times New Roman"/>
+              </w:rPr>
+            </w:pPr>
+            <w:r>
+              <w:rPr>
+                <w:rFonts w:ascii="Times New Roman" w:hAnsi="Times New Roman" w:cs="Times New Roman"/>
+              </w:rPr>
+              <w:t>Introduction to Cognitive Science</w:t>
+            </w:r>
+          </w:p>
+          <w:p>
+            <w:pPr>
+              <w:ind w:left="342" w:hanging="342"/>
+              <w:rPr>
+                <w:rFonts w:ascii="Times New Roman" w:hAnsi="Times New Roman" w:cs="Times New Roman"/>
+              </w:rPr>
+            </w:pPr>
+            <w:r>
+              <w:rPr>
+                <w:rFonts w:ascii="Times New Roman" w:hAnsi="Times New Roman" w:cs="Times New Roman"/>
+              </w:rPr>
+              <w:t>Introduction to Psychology</w:t>
+            </w:r>
+          </w:p>
+          <w:p>
+            <w:pPr>
               <w:tabs>
                 <w:tab w:val="center" w:pos="1764"/>
               </w:tabs>
@@ -2618,7 +2659,7 @@
               <w:rPr>
                 <w:rFonts w:ascii="Times New Roman" w:hAnsi="Times New Roman" w:cs="Times New Roman"/>
               </w:rPr>
-              <w:t>Technology &amp; American Culture</w:t>
+              <w:t>Cognitive Processes</w:t>
             </w:r>
           </w:p>
           <w:p>
@@ -2631,46 +2672,6 @@
                 <w:rFonts w:ascii="Times New Roman" w:hAnsi="Times New Roman" w:cs="Times New Roman"/>
               </w:rPr>
             </w:pPr>
-            <w:r>
-              <w:rPr>
-                <w:rFonts w:ascii="Times New Roman" w:hAnsi="Times New Roman" w:cs="Times New Roman"/>
-              </w:rPr>
-              <w:t>The Creative Process in Science</w:t>
-            </w:r>
-          </w:p>
-          <w:p>
-            <w:pPr>
-              <w:tabs>
-                <w:tab w:val="center" w:pos="1764"/>
-              </w:tabs>
-              <w:ind w:left="342" w:hanging="342"/>
-              <w:rPr>
-                <w:rFonts w:ascii="Times New Roman" w:hAnsi="Times New Roman" w:cs="Times New Roman"/>
-              </w:rPr>
-            </w:pPr>
-            <w:r>
-              <w:rPr>
-                <w:rFonts w:ascii="Times New Roman" w:hAnsi="Times New Roman" w:cs="Times New Roman"/>
-              </w:rPr>
-              <w:t>Self, Schooling, &amp; Social Order</w:t>
-            </w:r>
-          </w:p>
-          <w:p>
-            <w:pPr>
-              <w:tabs>
-                <w:tab w:val="center" w:pos="1764"/>
-              </w:tabs>
-              <w:ind w:left="342" w:hanging="342"/>
-              <w:rPr>
-                <w:rFonts w:ascii="Times New Roman" w:hAnsi="Times New Roman" w:cs="Times New Roman"/>
-              </w:rPr>
-            </w:pPr>
-            <w:r>
-              <w:rPr>
-                <w:rFonts w:ascii="Times New Roman" w:hAnsi="Times New Roman" w:cs="Times New Roman"/>
-              </w:rPr>
-              <w:t>Introduction to College Tutoring</w:t>
-            </w:r>
           </w:p>
         </w:tc>
       </w:tr>
@@ -2700,14 +2701,6 @@
           <w:sz w:val="28"/>
         </w:rPr>
         <w:t>Membership</w:t>
-      </w:r>
-      <w:r>
-        <w:rPr>
-          <w:rFonts w:ascii="Times New Roman" w:hAnsi="Times New Roman" w:cs="Times New Roman"/>
-          <w:b/>
-          <w:sz w:val="28"/>
-        </w:rPr>
-        <w:tab/>
       </w:r>
     </w:p>
     <w:p>
@@ -3019,14 +3012,7 @@
                 <w:rFonts w:ascii="Times New Roman" w:hAnsi="Times New Roman" w:cs="Times New Roman"/>
                 <w:sz w:val="20"/>
               </w:rPr>
-              <w:t xml:space="preserve">Distinguished Professor </w:t>
-            </w:r>
-            <w:r>
-              <w:rPr>
-                <w:rFonts w:ascii="Times New Roman" w:hAnsi="Times New Roman" w:cs="Times New Roman"/>
-                <w:sz w:val="20"/>
-              </w:rPr>
-              <w:t xml:space="preserve">&amp; </w:t>
+              <w:t xml:space="preserve">Distinguished Professor &amp; </w:t>
             </w:r>
             <w:r>
               <w:rPr>
@@ -3206,6 +3192,7 @@
           </w:p>
         </w:tc>
       </w:tr>
+      <w:bookmarkEnd w:id="0"/>
     </w:tbl>
     <w:p>
       <w:pPr>
@@ -3226,7 +3213,7 @@
 </file>
 
 <file path=word/endnotes.xml><?xml version="1.0" encoding="utf-8"?>
-<w:endnotes xmlns:wpc="http://schemas.microsoft.com/office/word/2010/wordprocessingCanvas" xmlns:cx="http://schemas.microsoft.com/office/drawing/2014/chartex" xmlns:cx1="http://schemas.microsoft.com/office/drawing/2015/9/8/chartex" xmlns:mc="http://schemas.openxmlformats.org/markup-compatibility/2006" xmlns:o="urn:schemas-microsoft-com:office:office" xmlns:r="http://schemas.openxmlformats.org/officeDocument/2006/relationships" xmlns:m="http://schemas.openxmlformats.org/officeDocument/2006/math" xmlns:v="urn:schemas-microsoft-com:vml" xmlns:wp14="http://schemas.microsoft.com/office/word/2010/wordprocessingDrawing" xmlns:wp="http://schemas.openxmlformats.org/drawingml/2006/wordprocessingDrawing" xmlns:w10="urn:schemas-microsoft-com:office:word" xmlns:w="http://schemas.openxmlformats.org/wordprocessingml/2006/main" xmlns:w14="http://schemas.microsoft.com/office/word/2010/wordml" xmlns:w15="http://schemas.microsoft.com/office/word/2012/wordml" xmlns:w16se="http://schemas.microsoft.com/office/word/2015/wordml/symex" xmlns:wpg="http://schemas.microsoft.com/office/word/2010/wordprocessingGroup" xmlns:wpi="http://schemas.microsoft.com/office/word/2010/wordprocessingInk" xmlns:wne="http://schemas.microsoft.com/office/word/2006/wordml" xmlns:wps="http://schemas.microsoft.com/office/word/2010/wordprocessingShape" mc:Ignorable="w14 w15 w16se wp14">
+<w:endnotes xmlns:wpc="http://schemas.microsoft.com/office/word/2010/wordprocessingCanvas" xmlns:cx="http://schemas.microsoft.com/office/drawing/2014/chartex" xmlns:cx1="http://schemas.microsoft.com/office/drawing/2015/9/8/chartex" xmlns:cx2="http://schemas.microsoft.com/office/drawing/2015/10/21/chartex" xmlns:cx3="http://schemas.microsoft.com/office/drawing/2016/5/9/chartex" xmlns:cx4="http://schemas.microsoft.com/office/drawing/2016/5/10/chartex" xmlns:cx5="http://schemas.microsoft.com/office/drawing/2016/5/11/chartex" xmlns:mc="http://schemas.openxmlformats.org/markup-compatibility/2006" xmlns:o="urn:schemas-microsoft-com:office:office" xmlns:r="http://schemas.openxmlformats.org/officeDocument/2006/relationships" xmlns:m="http://schemas.openxmlformats.org/officeDocument/2006/math" xmlns:v="urn:schemas-microsoft-com:vml" xmlns:wp14="http://schemas.microsoft.com/office/word/2010/wordprocessingDrawing" xmlns:wp="http://schemas.openxmlformats.org/drawingml/2006/wordprocessingDrawing" xmlns:w10="urn:schemas-microsoft-com:office:word" xmlns:w="http://schemas.openxmlformats.org/wordprocessingml/2006/main" xmlns:w14="http://schemas.microsoft.com/office/word/2010/wordml" xmlns:w15="http://schemas.microsoft.com/office/word/2012/wordml" xmlns:w16se="http://schemas.microsoft.com/office/word/2015/wordml/symex" xmlns:wpg="http://schemas.microsoft.com/office/word/2010/wordprocessingGroup" xmlns:wpi="http://schemas.microsoft.com/office/word/2010/wordprocessingInk" xmlns:wne="http://schemas.microsoft.com/office/word/2006/wordml" xmlns:wps="http://schemas.microsoft.com/office/word/2010/wordprocessingShape" mc:Ignorable="w14 w15 w16se wp14">
   <w:endnote w:type="separator" w:id="-1">
     <w:p>
       <w:pPr>
@@ -3251,120 +3238,189 @@
 </file>
 
 <file path=word/footer1.xml><?xml version="1.0" encoding="utf-8"?>
-<w:ftr xmlns:wpc="http://schemas.microsoft.com/office/word/2010/wordprocessingCanvas" xmlns:cx="http://schemas.microsoft.com/office/drawing/2014/chartex" xmlns:cx1="http://schemas.microsoft.com/office/drawing/2015/9/8/chartex" xmlns:mc="http://schemas.openxmlformats.org/markup-compatibility/2006" xmlns:o="urn:schemas-microsoft-com:office:office" xmlns:r="http://schemas.openxmlformats.org/officeDocument/2006/relationships" xmlns:m="http://schemas.openxmlformats.org/officeDocument/2006/math" xmlns:v="urn:schemas-microsoft-com:vml" xmlns:wp14="http://schemas.microsoft.com/office/word/2010/wordprocessingDrawing" xmlns:wp="http://schemas.openxmlformats.org/drawingml/2006/wordprocessingDrawing" xmlns:w10="urn:schemas-microsoft-com:office:word" xmlns:w="http://schemas.openxmlformats.org/wordprocessingml/2006/main" xmlns:w14="http://schemas.microsoft.com/office/word/2010/wordml" xmlns:w15="http://schemas.microsoft.com/office/word/2012/wordml" xmlns:w16se="http://schemas.microsoft.com/office/word/2015/wordml/symex" xmlns:wpg="http://schemas.microsoft.com/office/word/2010/wordprocessingGroup" xmlns:wpi="http://schemas.microsoft.com/office/word/2010/wordprocessingInk" xmlns:wne="http://schemas.microsoft.com/office/word/2006/wordml" xmlns:wps="http://schemas.microsoft.com/office/word/2010/wordprocessingShape" mc:Ignorable="w14 w15 w16se wp14">
-  <w:sdt>
-    <w:sdtPr>
-      <w:id w:val="503633603"/>
-      <w:docPartObj>
-        <w:docPartGallery w:val="Page Numbers (Bottom of Page)"/>
-        <w:docPartUnique/>
-      </w:docPartObj>
-    </w:sdtPr>
-    <w:sdtEndPr/>
-    <w:sdtContent>
-      <w:sdt>
-        <w:sdtPr>
-          <w:id w:val="-1769616900"/>
-          <w:docPartObj>
-            <w:docPartGallery w:val="Page Numbers (Top of Page)"/>
-            <w:docPartUnique/>
-          </w:docPartObj>
-        </w:sdtPr>
-        <w:sdtEndPr/>
-        <w:sdtContent>
-          <w:p>
-            <w:pPr>
-              <w:pStyle w:val="Footer"/>
-              <w:jc w:val="right"/>
-            </w:pPr>
-            <w:r>
-              <w:rPr>
-                <w:rFonts w:ascii="Times New Roman" w:hAnsi="Times New Roman" w:cs="Times New Roman"/>
-                <w:bCs/>
-              </w:rPr>
-              <w:fldChar w:fldCharType="begin"/>
-            </w:r>
-            <w:r>
-              <w:rPr>
-                <w:rFonts w:ascii="Times New Roman" w:hAnsi="Times New Roman" w:cs="Times New Roman"/>
-                <w:bCs/>
-              </w:rPr>
-              <w:instrText xml:space="preserve"> PAGE </w:instrText>
-            </w:r>
-            <w:r>
-              <w:rPr>
-                <w:rFonts w:ascii="Times New Roman" w:hAnsi="Times New Roman" w:cs="Times New Roman"/>
-                <w:bCs/>
-              </w:rPr>
-              <w:fldChar w:fldCharType="separate"/>
-            </w:r>
-            <w:r>
-              <w:rPr>
-                <w:rFonts w:ascii="Times New Roman" w:hAnsi="Times New Roman" w:cs="Times New Roman"/>
-                <w:bCs/>
-                <w:noProof/>
-              </w:rPr>
-              <w:t>4</w:t>
-            </w:r>
-            <w:r>
-              <w:rPr>
-                <w:rFonts w:ascii="Times New Roman" w:hAnsi="Times New Roman" w:cs="Times New Roman"/>
-                <w:bCs/>
-              </w:rPr>
-              <w:fldChar w:fldCharType="end"/>
-            </w:r>
-            <w:r>
-              <w:rPr>
-                <w:rFonts w:ascii="Times New Roman" w:hAnsi="Times New Roman" w:cs="Times New Roman"/>
-              </w:rPr>
-              <w:t>/</w:t>
-            </w:r>
-            <w:r>
-              <w:rPr>
-                <w:rFonts w:ascii="Times New Roman" w:hAnsi="Times New Roman" w:cs="Times New Roman"/>
-                <w:bCs/>
-              </w:rPr>
-              <w:fldChar w:fldCharType="begin"/>
-            </w:r>
-            <w:r>
-              <w:rPr>
-                <w:rFonts w:ascii="Times New Roman" w:hAnsi="Times New Roman" w:cs="Times New Roman"/>
-                <w:bCs/>
-              </w:rPr>
-              <w:instrText xml:space="preserve"> NUMPAGES  </w:instrText>
-            </w:r>
-            <w:r>
-              <w:rPr>
-                <w:rFonts w:ascii="Times New Roman" w:hAnsi="Times New Roman" w:cs="Times New Roman"/>
-                <w:bCs/>
-              </w:rPr>
-              <w:fldChar w:fldCharType="separate"/>
-            </w:r>
-            <w:r>
-              <w:rPr>
-                <w:rFonts w:ascii="Times New Roman" w:hAnsi="Times New Roman" w:cs="Times New Roman"/>
-                <w:bCs/>
-                <w:noProof/>
-              </w:rPr>
-              <w:t>4</w:t>
-            </w:r>
-            <w:r>
-              <w:rPr>
-                <w:rFonts w:ascii="Times New Roman" w:hAnsi="Times New Roman" w:cs="Times New Roman"/>
-                <w:bCs/>
-              </w:rPr>
-              <w:fldChar w:fldCharType="end"/>
-            </w:r>
-          </w:p>
-        </w:sdtContent>
-      </w:sdt>
-    </w:sdtContent>
-  </w:sdt>
+<w:ftr xmlns:wpc="http://schemas.microsoft.com/office/word/2010/wordprocessingCanvas" xmlns:cx="http://schemas.microsoft.com/office/drawing/2014/chartex" xmlns:cx1="http://schemas.microsoft.com/office/drawing/2015/9/8/chartex" xmlns:cx2="http://schemas.microsoft.com/office/drawing/2015/10/21/chartex" xmlns:cx3="http://schemas.microsoft.com/office/drawing/2016/5/9/chartex" xmlns:cx4="http://schemas.microsoft.com/office/drawing/2016/5/10/chartex" xmlns:cx5="http://schemas.microsoft.com/office/drawing/2016/5/11/chartex" xmlns:mc="http://schemas.openxmlformats.org/markup-compatibility/2006" xmlns:o="urn:schemas-microsoft-com:office:office" xmlns:r="http://schemas.openxmlformats.org/officeDocument/2006/relationships" xmlns:m="http://schemas.openxmlformats.org/officeDocument/2006/math" xmlns:v="urn:schemas-microsoft-com:vml" xmlns:wp14="http://schemas.microsoft.com/office/word/2010/wordprocessingDrawing" xmlns:wp="http://schemas.openxmlformats.org/drawingml/2006/wordprocessingDrawing" xmlns:w10="urn:schemas-microsoft-com:office:word" xmlns:w="http://schemas.openxmlformats.org/wordprocessingml/2006/main" xmlns:w14="http://schemas.microsoft.com/office/word/2010/wordml" xmlns:w15="http://schemas.microsoft.com/office/word/2012/wordml" xmlns:w16se="http://schemas.microsoft.com/office/word/2015/wordml/symex" xmlns:wpg="http://schemas.microsoft.com/office/word/2010/wordprocessingGroup" xmlns:wpi="http://schemas.microsoft.com/office/word/2010/wordprocessingInk" xmlns:wne="http://schemas.microsoft.com/office/word/2006/wordml" xmlns:wps="http://schemas.microsoft.com/office/word/2010/wordprocessingShape" mc:Ignorable="w14 w15 w16se wp14">
+  <w:p>
+    <w:pPr>
+      <w:pStyle w:val="Footer"/>
+      <w:jc w:val="right"/>
+      <w:rPr>
+        <w:rFonts w:ascii="Times New Roman" w:hAnsi="Times New Roman" w:cs="Times New Roman"/>
+        <w:sz w:val="20"/>
+        <w:szCs w:val="20"/>
+      </w:rPr>
+    </w:pPr>
+    <w:r>
+      <w:rPr>
+        <w:rFonts w:ascii="Times New Roman" w:hAnsi="Times New Roman" w:cs="Times New Roman"/>
+        <w:sz w:val="20"/>
+        <w:szCs w:val="20"/>
+      </w:rPr>
+      <w:t xml:space="preserve">Updated </w:t>
+    </w:r>
+    <w:r>
+      <w:rPr>
+        <w:rFonts w:ascii="Times New Roman" w:hAnsi="Times New Roman" w:cs="Times New Roman"/>
+        <w:sz w:val="20"/>
+        <w:szCs w:val="20"/>
+      </w:rPr>
+      <w:fldChar w:fldCharType="begin"/>
+    </w:r>
+    <w:r>
+      <w:rPr>
+        <w:rFonts w:ascii="Times New Roman" w:hAnsi="Times New Roman" w:cs="Times New Roman"/>
+        <w:sz w:val="20"/>
+        <w:szCs w:val="20"/>
+      </w:rPr>
+      <w:instrText xml:space="preserve"> DATE \@ "d MMMM yyyy" </w:instrText>
+    </w:r>
+    <w:r>
+      <w:rPr>
+        <w:rFonts w:ascii="Times New Roman" w:hAnsi="Times New Roman" w:cs="Times New Roman"/>
+        <w:sz w:val="20"/>
+        <w:szCs w:val="20"/>
+      </w:rPr>
+      <w:fldChar w:fldCharType="separate"/>
+    </w:r>
+    <w:r>
+      <w:rPr>
+        <w:rFonts w:ascii="Times New Roman" w:hAnsi="Times New Roman" w:cs="Times New Roman"/>
+        <w:noProof/>
+        <w:sz w:val="20"/>
+        <w:szCs w:val="20"/>
+      </w:rPr>
+      <w:t>9 December 2016</w:t>
+    </w:r>
+    <w:r>
+      <w:rPr>
+        <w:rFonts w:ascii="Times New Roman" w:hAnsi="Times New Roman" w:cs="Times New Roman"/>
+        <w:sz w:val="20"/>
+        <w:szCs w:val="20"/>
+      </w:rPr>
+      <w:fldChar w:fldCharType="end"/>
+    </w:r>
+    <w:r>
+      <w:rPr>
+        <w:rFonts w:ascii="Times New Roman" w:hAnsi="Times New Roman" w:cs="Times New Roman"/>
+        <w:sz w:val="20"/>
+        <w:szCs w:val="20"/>
+      </w:rPr>
+      <w:ptab w:relativeTo="margin" w:alignment="right" w:leader="none"/>
+    </w:r>
+    <w:r>
+      <w:rPr>
+        <w:rFonts w:ascii="Times New Roman" w:hAnsi="Times New Roman" w:cs="Times New Roman"/>
+        <w:bCs/>
+        <w:noProof/>
+        <w:sz w:val="20"/>
+        <w:szCs w:val="20"/>
+      </w:rPr>
+      <w:fldChar w:fldCharType="begin"/>
+    </w:r>
+    <w:r>
+      <w:rPr>
+        <w:rFonts w:ascii="Times New Roman" w:hAnsi="Times New Roman" w:cs="Times New Roman"/>
+        <w:bCs/>
+        <w:noProof/>
+        <w:sz w:val="20"/>
+        <w:szCs w:val="20"/>
+      </w:rPr>
+      <w:instrText xml:space="preserve"> PAGE  \* Arabic  \* MERGEFORMAT </w:instrText>
+    </w:r>
+    <w:r>
+      <w:rPr>
+        <w:rFonts w:ascii="Times New Roman" w:hAnsi="Times New Roman" w:cs="Times New Roman"/>
+        <w:bCs/>
+        <w:noProof/>
+        <w:sz w:val="20"/>
+        <w:szCs w:val="20"/>
+      </w:rPr>
+      <w:fldChar w:fldCharType="separate"/>
+    </w:r>
+    <w:r>
+      <w:rPr>
+        <w:rFonts w:ascii="Times New Roman" w:hAnsi="Times New Roman" w:cs="Times New Roman"/>
+        <w:bCs/>
+        <w:noProof/>
+        <w:sz w:val="20"/>
+        <w:szCs w:val="20"/>
+      </w:rPr>
+      <w:t>2</w:t>
+    </w:r>
+    <w:r>
+      <w:rPr>
+        <w:rFonts w:ascii="Times New Roman" w:hAnsi="Times New Roman" w:cs="Times New Roman"/>
+        <w:bCs/>
+        <w:noProof/>
+        <w:sz w:val="20"/>
+        <w:szCs w:val="20"/>
+      </w:rPr>
+      <w:fldChar w:fldCharType="end"/>
+    </w:r>
+    <w:r>
+      <w:rPr>
+        <w:rFonts w:ascii="Times New Roman" w:hAnsi="Times New Roman" w:cs="Times New Roman"/>
+        <w:noProof/>
+        <w:sz w:val="20"/>
+        <w:szCs w:val="20"/>
+      </w:rPr>
+      <w:t>/</w:t>
+    </w:r>
+    <w:r>
+      <w:rPr>
+        <w:rFonts w:ascii="Times New Roman" w:hAnsi="Times New Roman" w:cs="Times New Roman"/>
+        <w:bCs/>
+        <w:noProof/>
+        <w:sz w:val="20"/>
+        <w:szCs w:val="20"/>
+      </w:rPr>
+      <w:fldChar w:fldCharType="begin"/>
+    </w:r>
+    <w:r>
+      <w:rPr>
+        <w:rFonts w:ascii="Times New Roman" w:hAnsi="Times New Roman" w:cs="Times New Roman"/>
+        <w:bCs/>
+        <w:noProof/>
+        <w:sz w:val="20"/>
+        <w:szCs w:val="20"/>
+      </w:rPr>
+      <w:instrText xml:space="preserve"> NUMPAGES  \* Arabic  \* MERGEFORMAT </w:instrText>
+    </w:r>
+    <w:r>
+      <w:rPr>
+        <w:rFonts w:ascii="Times New Roman" w:hAnsi="Times New Roman" w:cs="Times New Roman"/>
+        <w:bCs/>
+        <w:noProof/>
+        <w:sz w:val="20"/>
+        <w:szCs w:val="20"/>
+      </w:rPr>
+      <w:fldChar w:fldCharType="separate"/>
+    </w:r>
+    <w:r>
+      <w:rPr>
+        <w:rFonts w:ascii="Times New Roman" w:hAnsi="Times New Roman" w:cs="Times New Roman"/>
+        <w:bCs/>
+        <w:noProof/>
+        <w:sz w:val="20"/>
+        <w:szCs w:val="20"/>
+      </w:rPr>
+      <w:t>4</w:t>
+    </w:r>
+    <w:r>
+      <w:rPr>
+        <w:rFonts w:ascii="Times New Roman" w:hAnsi="Times New Roman" w:cs="Times New Roman"/>
+        <w:bCs/>
+        <w:noProof/>
+        <w:sz w:val="20"/>
+        <w:szCs w:val="20"/>
+      </w:rPr>
+      <w:fldChar w:fldCharType="end"/>
+    </w:r>
+  </w:p>
 </w:ftr>
 </file>
 
 <file path=word/footnotes.xml><?xml version="1.0" encoding="utf-8"?>
-<w:footnotes xmlns:wpc="http://schemas.microsoft.com/office/word/2010/wordprocessingCanvas" xmlns:cx="http://schemas.microsoft.com/office/drawing/2014/chartex" xmlns:cx1="http://schemas.microsoft.com/office/drawing/2015/9/8/chartex" xmlns:mc="http://schemas.openxmlformats.org/markup-compatibility/2006" xmlns:o="urn:schemas-microsoft-com:office:office" xmlns:r="http://schemas.openxmlformats.org/officeDocument/2006/relationships" xmlns:m="http://schemas.openxmlformats.org/officeDocument/2006/math" xmlns:v="urn:schemas-microsoft-com:vml" xmlns:wp14="http://schemas.microsoft.com/office/word/2010/wordprocessingDrawing" xmlns:wp="http://schemas.openxmlformats.org/drawingml/2006/wordprocessingDrawing" xmlns:w10="urn:schemas-microsoft-com:office:word" xmlns:w="http://schemas.openxmlformats.org/wordprocessingml/2006/main" xmlns:w14="http://schemas.microsoft.com/office/word/2010/wordml" xmlns:w15="http://schemas.microsoft.com/office/word/2012/wordml" xmlns:w16se="http://schemas.microsoft.com/office/word/2015/wordml/symex" xmlns:wpg="http://schemas.microsoft.com/office/word/2010/wordprocessingGroup" xmlns:wpi="http://schemas.microsoft.com/office/word/2010/wordprocessingInk" xmlns:wne="http://schemas.microsoft.com/office/word/2006/wordml" xmlns:wps="http://schemas.microsoft.com/office/word/2010/wordprocessingShape" mc:Ignorable="w14 w15 w16se wp14">
+<w:footnotes xmlns:wpc="http://schemas.microsoft.com/office/word/2010/wordprocessingCanvas" xmlns:cx="http://schemas.microsoft.com/office/drawing/2014/chartex" xmlns:cx1="http://schemas.microsoft.com/office/drawing/2015/9/8/chartex" xmlns:cx2="http://schemas.microsoft.com/office/drawing/2015/10/21/chartex" xmlns:cx3="http://schemas.microsoft.com/office/drawing/2016/5/9/chartex" xmlns:cx4="http://schemas.microsoft.com/office/drawing/2016/5/10/chartex" xmlns:cx5="http://schemas.microsoft.com/office/drawing/2016/5/11/chartex" xmlns:mc="http://schemas.openxmlformats.org/markup-compatibility/2006" xmlns:o="urn:schemas-microsoft-com:office:office" xmlns:r="http://schemas.openxmlformats.org/officeDocument/2006/relationships" xmlns:m="http://schemas.openxmlformats.org/officeDocument/2006/math" xmlns:v="urn:schemas-microsoft-com:vml" xmlns:wp14="http://schemas.microsoft.com/office/word/2010/wordprocessingDrawing" xmlns:wp="http://schemas.openxmlformats.org/drawingml/2006/wordprocessingDrawing" xmlns:w10="urn:schemas-microsoft-com:office:word" xmlns:w="http://schemas.openxmlformats.org/wordprocessingml/2006/main" xmlns:w14="http://schemas.microsoft.com/office/word/2010/wordml" xmlns:w15="http://schemas.microsoft.com/office/word/2012/wordml" xmlns:w16se="http://schemas.microsoft.com/office/word/2015/wordml/symex" xmlns:wpg="http://schemas.microsoft.com/office/word/2010/wordprocessingGroup" xmlns:wpi="http://schemas.microsoft.com/office/word/2010/wordprocessingInk" xmlns:wne="http://schemas.microsoft.com/office/word/2006/wordml" xmlns:wps="http://schemas.microsoft.com/office/word/2010/wordprocessingShape" mc:Ignorable="w14 w15 w16se wp14">
   <w:footnote w:type="separator" w:id="-1">
     <w:p>
       <w:pPr>
@@ -3389,7 +3445,7 @@
 </file>
 
 <file path=word/numbering.xml><?xml version="1.0" encoding="utf-8"?>
-<w:numbering xmlns:wpc="http://schemas.microsoft.com/office/word/2010/wordprocessingCanvas" xmlns:cx="http://schemas.microsoft.com/office/drawing/2014/chartex" xmlns:cx1="http://schemas.microsoft.com/office/drawing/2015/9/8/chartex" xmlns:mc="http://schemas.openxmlformats.org/markup-compatibility/2006" xmlns:o="urn:schemas-microsoft-com:office:office" xmlns:r="http://schemas.openxmlformats.org/officeDocument/2006/relationships" xmlns:m="http://schemas.openxmlformats.org/officeDocument/2006/math" xmlns:v="urn:schemas-microsoft-com:vml" xmlns:wp14="http://schemas.microsoft.com/office/word/2010/wordprocessingDrawing" xmlns:wp="http://schemas.openxmlformats.org/drawingml/2006/wordprocessingDrawing" xmlns:w10="urn:schemas-microsoft-com:office:word" xmlns:w="http://schemas.openxmlformats.org/wordprocessingml/2006/main" xmlns:w14="http://schemas.microsoft.com/office/word/2010/wordml" xmlns:w15="http://schemas.microsoft.com/office/word/2012/wordml" xmlns:w16se="http://schemas.microsoft.com/office/word/2015/wordml/symex" xmlns:wpg="http://schemas.microsoft.com/office/word/2010/wordprocessingGroup" xmlns:wpi="http://schemas.microsoft.com/office/word/2010/wordprocessingInk" xmlns:wne="http://schemas.microsoft.com/office/word/2006/wordml" xmlns:wps="http://schemas.microsoft.com/office/word/2010/wordprocessingShape" mc:Ignorable="w14 w15 w16se wp14">
+<w:numbering xmlns:wpc="http://schemas.microsoft.com/office/word/2010/wordprocessingCanvas" xmlns:cx="http://schemas.microsoft.com/office/drawing/2014/chartex" xmlns:cx1="http://schemas.microsoft.com/office/drawing/2015/9/8/chartex" xmlns:cx2="http://schemas.microsoft.com/office/drawing/2015/10/21/chartex" xmlns:cx3="http://schemas.microsoft.com/office/drawing/2016/5/9/chartex" xmlns:cx4="http://schemas.microsoft.com/office/drawing/2016/5/10/chartex" xmlns:cx5="http://schemas.microsoft.com/office/drawing/2016/5/11/chartex" xmlns:mc="http://schemas.openxmlformats.org/markup-compatibility/2006" xmlns:o="urn:schemas-microsoft-com:office:office" xmlns:r="http://schemas.openxmlformats.org/officeDocument/2006/relationships" xmlns:m="http://schemas.openxmlformats.org/officeDocument/2006/math" xmlns:v="urn:schemas-microsoft-com:vml" xmlns:wp14="http://schemas.microsoft.com/office/word/2010/wordprocessingDrawing" xmlns:wp="http://schemas.openxmlformats.org/drawingml/2006/wordprocessingDrawing" xmlns:w10="urn:schemas-microsoft-com:office:word" xmlns:w="http://schemas.openxmlformats.org/wordprocessingml/2006/main" xmlns:w14="http://schemas.microsoft.com/office/word/2010/wordml" xmlns:w15="http://schemas.microsoft.com/office/word/2012/wordml" xmlns:w16se="http://schemas.microsoft.com/office/word/2015/wordml/symex" xmlns:wpg="http://schemas.microsoft.com/office/word/2010/wordprocessingGroup" xmlns:wpi="http://schemas.microsoft.com/office/word/2010/wordprocessingInk" xmlns:wne="http://schemas.microsoft.com/office/word/2006/wordml" xmlns:wps="http://schemas.microsoft.com/office/word/2010/wordprocessingShape" mc:Ignorable="w14 w15 w16se wp14">
   <w:abstractNum w:abstractNumId="0" w15:restartNumberingAfterBreak="0">
     <w:nsid w:val="289F0408"/>
     <w:multiLevelType w:val="hybridMultilevel"/>
@@ -3847,7 +3903,7 @@
       </w:pPr>
     </w:pPrDefault>
   </w:docDefaults>
-  <w:latentStyles w:defLockedState="0" w:defUIPriority="99" w:defSemiHidden="0" w:defUnhideWhenUsed="0" w:defQFormat="0" w:count="371">
+  <w:latentStyles w:defLockedState="0" w:defUIPriority="99" w:defSemiHidden="0" w:defUnhideWhenUsed="0" w:defQFormat="0" w:count="374">
     <w:lsdException w:name="Normal" w:uiPriority="0" w:qFormat="1"/>
     <w:lsdException w:name="heading 1" w:uiPriority="9" w:qFormat="1"/>
     <w:lsdException w:name="heading 2" w:semiHidden="1" w:uiPriority="9" w:unhideWhenUsed="1" w:qFormat="1"/>
@@ -3953,7 +4009,6 @@
     <w:lsdException w:name="HTML Sample" w:semiHidden="1" w:unhideWhenUsed="1"/>
     <w:lsdException w:name="HTML Typewriter" w:semiHidden="1" w:unhideWhenUsed="1"/>
     <w:lsdException w:name="HTML Variable" w:semiHidden="1" w:unhideWhenUsed="1"/>
-    <w:lsdException w:name="Normal Table" w:semiHidden="1" w:unhideWhenUsed="1"/>
     <w:lsdException w:name="annotation subject" w:semiHidden="1" w:unhideWhenUsed="1"/>
     <w:lsdException w:name="No List" w:semiHidden="1" w:unhideWhenUsed="1"/>
     <w:lsdException w:name="Outline List 1" w:semiHidden="1" w:unhideWhenUsed="1"/>
@@ -3998,7 +4053,6 @@
     <w:lsdException w:name="Table Professional" w:semiHidden="1" w:unhideWhenUsed="1"/>
     <w:lsdException w:name="Table Subtle 1" w:semiHidden="1" w:unhideWhenUsed="1"/>
     <w:lsdException w:name="Table Subtle 2" w:semiHidden="1" w:unhideWhenUsed="1"/>
-    <w:lsdException w:name="Table Web 1" w:semiHidden="1" w:unhideWhenUsed="1"/>
     <w:lsdException w:name="Table Web 2" w:semiHidden="1" w:unhideWhenUsed="1"/>
     <w:lsdException w:name="Table Web 3" w:semiHidden="1" w:unhideWhenUsed="1"/>
     <w:lsdException w:name="Balloon Text" w:semiHidden="1" w:unhideWhenUsed="1"/>
@@ -4219,6 +4273,9 @@
     <w:lsdException w:name="List Table 5 Dark Accent 6" w:uiPriority="50"/>
     <w:lsdException w:name="List Table 6 Colorful Accent 6" w:uiPriority="51"/>
     <w:lsdException w:name="List Table 7 Colorful Accent 6" w:uiPriority="52"/>
+    <w:lsdException w:name="Mention" w:semiHidden="1" w:unhideWhenUsed="1"/>
+    <w:lsdException w:name="Smart Hyperlink" w:semiHidden="1" w:unhideWhenUsed="1"/>
+    <w:lsdException w:name="Hashtag" w:semiHidden="1" w:unhideWhenUsed="1"/>
   </w:latentStyles>
   <w:style w:type="paragraph" w:default="1" w:styleId="Normal">
     <w:name w:val="Normal"/>
@@ -4610,7 +4667,7 @@
 </file>
 
 <file path=customXml/itemProps1.xml><?xml version="1.0" encoding="utf-8"?>
-<ds:datastoreItem xmlns:ds="http://schemas.openxmlformats.org/officeDocument/2006/customXml" ds:itemID="{BC371DBB-AA0F-4270-A4BE-97F83184159C}">
+<ds:datastoreItem xmlns:ds="http://schemas.openxmlformats.org/officeDocument/2006/customXml" ds:itemID="{EB1D3B4A-B70A-44CA-A69E-9287111BA56B}">
   <ds:schemaRefs>
     <ds:schemaRef ds:uri="http://schemas.openxmlformats.org/officeDocument/2006/bibliography"/>
   </ds:schemaRefs>

--- a/files/cv.docx
+++ b/files/cv.docx
@@ -11,7 +11,6 @@
           <w:sz w:val="40"/>
         </w:rPr>
       </w:pPr>
-      <w:bookmarkStart w:id="0" w:name="_GoBack"/>
       <w:r>
         <w:rPr>
           <w:rFonts w:ascii="Times New Roman" w:hAnsi="Times New Roman" w:cs="Times New Roman"/>
@@ -232,16 +231,8 @@
           <w:rFonts w:ascii="Times New Roman" w:hAnsi="Times New Roman" w:cs="Times New Roman"/>
         </w:rPr>
         <w:br/>
-        <w:t xml:space="preserve">Advisor: Dr. Louis-Philippe </w:t>
-      </w:r>
-      <w:proofErr w:type="spellStart"/>
-      <w:r>
-        <w:rPr>
-          <w:rFonts w:ascii="Times New Roman" w:hAnsi="Times New Roman" w:cs="Times New Roman"/>
-        </w:rPr>
-        <w:t>Morency</w:t>
-      </w:r>
-      <w:proofErr w:type="spellEnd"/>
+        <w:t>Advisor: Dr. Louis-Philippe Morency</w:t>
+      </w:r>
     </w:p>
     <w:p>
       <w:pPr>
@@ -466,21 +457,7 @@
           <w:rFonts w:ascii="Times New Roman" w:hAnsi="Times New Roman" w:cs="Times New Roman"/>
         </w:rPr>
         <w:br/>
-        <w:t xml:space="preserve">The </w:t>
-      </w:r>
-      <w:proofErr w:type="spellStart"/>
-      <w:r>
-        <w:rPr>
-          <w:rFonts w:ascii="Times New Roman" w:hAnsi="Times New Roman" w:cs="Times New Roman"/>
-        </w:rPr>
-        <w:t>MultiComp</w:t>
-      </w:r>
-      <w:proofErr w:type="spellEnd"/>
-      <w:r>
-        <w:rPr>
-          <w:rFonts w:ascii="Times New Roman" w:hAnsi="Times New Roman" w:cs="Times New Roman"/>
-        </w:rPr>
-        <w:t xml:space="preserve"> Lab</w:t>
+        <w:t>The MultiComp Lab</w:t>
       </w:r>
     </w:p>
     <w:p>
@@ -1275,21 +1252,7 @@
         <w:rPr>
           <w:rFonts w:ascii="Times New Roman" w:hAnsi="Times New Roman" w:cs="Times New Roman"/>
         </w:rPr>
-        <w:t xml:space="preserve">, K. Boyer, B. Mott, M. </w:t>
-      </w:r>
-      <w:proofErr w:type="spellStart"/>
-      <w:r>
-        <w:rPr>
-          <w:rFonts w:ascii="Times New Roman" w:hAnsi="Times New Roman" w:cs="Times New Roman"/>
-        </w:rPr>
-        <w:t>Frankosky</w:t>
-      </w:r>
-      <w:proofErr w:type="spellEnd"/>
-      <w:r>
-        <w:rPr>
-          <w:rFonts w:ascii="Times New Roman" w:hAnsi="Times New Roman" w:cs="Times New Roman"/>
-        </w:rPr>
-        <w:t xml:space="preserve">, E. Wiebe, </w:t>
+        <w:t xml:space="preserve">, K. Boyer, B. Mott, M. Frankosky, E. Wiebe, </w:t>
       </w:r>
       <w:r>
         <w:rPr>
@@ -1970,21 +1933,7 @@
         <w:rPr>
           <w:rFonts w:ascii="Times New Roman" w:hAnsi="Times New Roman" w:cs="Times New Roman"/>
         </w:rPr>
-        <w:t xml:space="preserve">Howard A. </w:t>
-      </w:r>
-      <w:proofErr w:type="spellStart"/>
-      <w:r>
-        <w:rPr>
-          <w:rFonts w:ascii="Times New Roman" w:hAnsi="Times New Roman" w:cs="Times New Roman"/>
-        </w:rPr>
-        <w:t>Petrea</w:t>
-      </w:r>
-      <w:proofErr w:type="spellEnd"/>
-      <w:r>
-        <w:rPr>
-          <w:rFonts w:ascii="Times New Roman" w:hAnsi="Times New Roman" w:cs="Times New Roman"/>
-        </w:rPr>
-        <w:t xml:space="preserve"> Endowed Scholarship in Mathematics, 2013.</w:t>
+        <w:t>Howard A. Petrea Endowed Scholarship in Mathematics, 2013.</w:t>
       </w:r>
     </w:p>
     <w:p>
@@ -2661,17 +2610,8 @@
               </w:rPr>
               <w:t>Cognitive Processes</w:t>
             </w:r>
-          </w:p>
-          <w:p>
-            <w:pPr>
-              <w:tabs>
-                <w:tab w:val="center" w:pos="1764"/>
-              </w:tabs>
-              <w:ind w:left="342" w:hanging="342"/>
-              <w:rPr>
-                <w:rFonts w:ascii="Times New Roman" w:hAnsi="Times New Roman" w:cs="Times New Roman"/>
-              </w:rPr>
-            </w:pPr>
+            <w:bookmarkStart w:id="0" w:name="_GoBack"/>
+            <w:bookmarkEnd w:id="0"/>
           </w:p>
         </w:tc>
       </w:tr>
@@ -3192,7 +3132,6 @@
           </w:p>
         </w:tc>
       </w:tr>
-      <w:bookmarkEnd w:id="0"/>
     </w:tbl>
     <w:p>
       <w:pPr>
@@ -3288,7 +3227,7 @@
         <w:sz w:val="20"/>
         <w:szCs w:val="20"/>
       </w:rPr>
-      <w:t>9 December 2016</w:t>
+      <w:t>11 December 2016</w:t>
     </w:r>
     <w:r>
       <w:rPr>
@@ -3344,7 +3283,7 @@
         <w:sz w:val="20"/>
         <w:szCs w:val="20"/>
       </w:rPr>
-      <w:t>2</w:t>
+      <w:t>3</w:t>
     </w:r>
     <w:r>
       <w:rPr>
@@ -4009,6 +3948,7 @@
     <w:lsdException w:name="HTML Sample" w:semiHidden="1" w:unhideWhenUsed="1"/>
     <w:lsdException w:name="HTML Typewriter" w:semiHidden="1" w:unhideWhenUsed="1"/>
     <w:lsdException w:name="HTML Variable" w:semiHidden="1" w:unhideWhenUsed="1"/>
+    <w:lsdException w:name="Normal Table" w:semiHidden="1" w:unhideWhenUsed="1"/>
     <w:lsdException w:name="annotation subject" w:semiHidden="1" w:unhideWhenUsed="1"/>
     <w:lsdException w:name="No List" w:semiHidden="1" w:unhideWhenUsed="1"/>
     <w:lsdException w:name="Outline List 1" w:semiHidden="1" w:unhideWhenUsed="1"/>
@@ -4053,6 +3993,7 @@
     <w:lsdException w:name="Table Professional" w:semiHidden="1" w:unhideWhenUsed="1"/>
     <w:lsdException w:name="Table Subtle 1" w:semiHidden="1" w:unhideWhenUsed="1"/>
     <w:lsdException w:name="Table Subtle 2" w:semiHidden="1" w:unhideWhenUsed="1"/>
+    <w:lsdException w:name="Table Web 1" w:semiHidden="1" w:unhideWhenUsed="1"/>
     <w:lsdException w:name="Table Web 2" w:semiHidden="1" w:unhideWhenUsed="1"/>
     <w:lsdException w:name="Table Web 3" w:semiHidden="1" w:unhideWhenUsed="1"/>
     <w:lsdException w:name="Balloon Text" w:semiHidden="1" w:unhideWhenUsed="1"/>
@@ -4667,7 +4608,7 @@
 </file>
 
 <file path=customXml/itemProps1.xml><?xml version="1.0" encoding="utf-8"?>
-<ds:datastoreItem xmlns:ds="http://schemas.openxmlformats.org/officeDocument/2006/customXml" ds:itemID="{EB1D3B4A-B70A-44CA-A69E-9287111BA56B}">
+<ds:datastoreItem xmlns:ds="http://schemas.openxmlformats.org/officeDocument/2006/customXml" ds:itemID="{0223795E-6755-44FA-820D-577D758956B4}">
   <ds:schemaRefs>
     <ds:schemaRef ds:uri="http://schemas.openxmlformats.org/officeDocument/2006/bibliography"/>
   </ds:schemaRefs>

--- a/files/cv.docx
+++ b/files/cv.docx
@@ -1,9 +1,10 @@
 
 <file path=word/document.xml><?xml version="1.0" encoding="utf-8"?>
-<w:document xmlns:wpc="http://schemas.microsoft.com/office/word/2010/wordprocessingCanvas" xmlns:cx="http://schemas.microsoft.com/office/drawing/2014/chartex" xmlns:cx1="http://schemas.microsoft.com/office/drawing/2015/9/8/chartex" xmlns:cx2="http://schemas.microsoft.com/office/drawing/2015/10/21/chartex" xmlns:cx3="http://schemas.microsoft.com/office/drawing/2016/5/9/chartex" xmlns:cx4="http://schemas.microsoft.com/office/drawing/2016/5/10/chartex" xmlns:cx5="http://schemas.microsoft.com/office/drawing/2016/5/11/chartex" xmlns:mc="http://schemas.openxmlformats.org/markup-compatibility/2006" xmlns:o="urn:schemas-microsoft-com:office:office" xmlns:r="http://schemas.openxmlformats.org/officeDocument/2006/relationships" xmlns:m="http://schemas.openxmlformats.org/officeDocument/2006/math" xmlns:v="urn:schemas-microsoft-com:vml" xmlns:wp14="http://schemas.microsoft.com/office/word/2010/wordprocessingDrawing" xmlns:wp="http://schemas.openxmlformats.org/drawingml/2006/wordprocessingDrawing" xmlns:w10="urn:schemas-microsoft-com:office:word" xmlns:w="http://schemas.openxmlformats.org/wordprocessingml/2006/main" xmlns:w14="http://schemas.microsoft.com/office/word/2010/wordml" xmlns:w15="http://schemas.microsoft.com/office/word/2012/wordml" xmlns:w16se="http://schemas.microsoft.com/office/word/2015/wordml/symex" xmlns:wpg="http://schemas.microsoft.com/office/word/2010/wordprocessingGroup" xmlns:wpi="http://schemas.microsoft.com/office/word/2010/wordprocessingInk" xmlns:wne="http://schemas.microsoft.com/office/word/2006/wordml" xmlns:wps="http://schemas.microsoft.com/office/word/2010/wordprocessingShape" mc:Ignorable="w14 w15 w16se wp14">
+<w:document xmlns:o="urn:schemas-microsoft-com:office:office" xmlns:r="http://schemas.openxmlformats.org/officeDocument/2006/relationships" xmlns:v="urn:schemas-microsoft-com:vml" xmlns:w="http://schemas.openxmlformats.org/wordprocessingml/2006/main" xmlns:w10="urn:schemas-microsoft-com:office:word" xmlns:wp="http://schemas.openxmlformats.org/drawingml/2006/wordprocessingDrawing" xmlns:wps="http://schemas.microsoft.com/office/word/2010/wordprocessingShape" xmlns:wpg="http://schemas.microsoft.com/office/word/2010/wordprocessingGroup" xmlns:mc="http://schemas.openxmlformats.org/markup-compatibility/2006" xmlns:wp14="http://schemas.microsoft.com/office/word/2010/wordprocessingDrawing" xmlns:w14="http://schemas.microsoft.com/office/word/2010/wordml" mc:Ignorable="w14 wp14">
   <w:body>
     <w:p>
       <w:pPr>
+        <w:pStyle w:val="Normal"/>
         <w:jc w:val="center"/>
         <w:rPr>
           <w:rFonts w:ascii="Times New Roman" w:hAnsi="Times New Roman" w:cs="Times New Roman"/>
@@ -13,7 +14,7 @@
       </w:pPr>
       <w:r>
         <w:rPr>
-          <w:rFonts w:ascii="Times New Roman" w:hAnsi="Times New Roman" w:cs="Times New Roman"/>
+          <w:rFonts w:cs="Times New Roman" w:ascii="Times New Roman" w:hAnsi="Times New Roman"/>
           <w:smallCaps/>
           <w:sz w:val="40"/>
         </w:rPr>
@@ -22,16 +23,18 @@
     </w:p>
     <w:p>
       <w:pPr>
+        <w:pStyle w:val="Normal"/>
         <w:jc w:val="center"/>
         <w:rPr>
           <w:rFonts w:ascii="Times New Roman" w:hAnsi="Times New Roman" w:cs="Times New Roman"/>
           <w:b/>
+          <w:b/>
           <w:sz w:val="28"/>
         </w:rPr>
       </w:pPr>
       <w:r>
         <w:rPr>
-          <w:rFonts w:ascii="Times New Roman" w:hAnsi="Times New Roman" w:cs="Times New Roman"/>
+          <w:rFonts w:cs="Times New Roman" w:ascii="Times New Roman" w:hAnsi="Times New Roman"/>
           <w:b/>
           <w:sz w:val="28"/>
         </w:rPr>
@@ -43,31 +46,40 @@
         <w:tblStyle w:val="TableGrid"/>
         <w:tblW w:w="7089" w:type="dxa"/>
         <w:jc w:val="center"/>
-        <w:tblBorders>
-          <w:top w:val="none" w:sz="0" w:space="0" w:color="auto"/>
-          <w:left w:val="none" w:sz="0" w:space="0" w:color="auto"/>
-          <w:bottom w:val="none" w:sz="0" w:space="0" w:color="auto"/>
-          <w:right w:val="none" w:sz="0" w:space="0" w:color="auto"/>
-          <w:insideH w:val="none" w:sz="0" w:space="0" w:color="auto"/>
-          <w:insideV w:val="none" w:sz="0" w:space="0" w:color="auto"/>
-        </w:tblBorders>
-        <w:tblLook w:val="04A0" w:firstRow="1" w:lastRow="0" w:firstColumn="1" w:lastColumn="0" w:noHBand="0" w:noVBand="1"/>
+        <w:tblInd w:w="0" w:type="dxa"/>
+        <w:tblCellMar>
+          <w:top w:w="0" w:type="dxa"/>
+          <w:left w:w="108" w:type="dxa"/>
+          <w:bottom w:w="0" w:type="dxa"/>
+          <w:right w:w="108" w:type="dxa"/>
+        </w:tblCellMar>
+        <w:tblLook w:val="04a0" w:noVBand="1" w:noHBand="0" w:firstRow="1" w:lastRow="0" w:firstColumn="1" w:lastColumn="0"/>
       </w:tblPr>
       <w:tblGrid>
         <w:gridCol w:w="3762"/>
-        <w:gridCol w:w="3327"/>
+        <w:gridCol w:w="3326"/>
       </w:tblGrid>
       <w:tr>
         <w:trPr>
-          <w:trHeight w:val="1006"/>
-          <w:jc w:val="center"/>
+          <w:trHeight w:val="1006" w:hRule="atLeast"/>
         </w:trPr>
         <w:tc>
           <w:tcPr>
             <w:tcW w:w="3762" w:type="dxa"/>
+            <w:tcBorders>
+              <w:top w:val="nil"/>
+              <w:left w:val="nil"/>
+              <w:bottom w:val="nil"/>
+              <w:right w:val="nil"/>
+              <w:insideH w:val="nil"/>
+              <w:insideV w:val="nil"/>
+            </w:tcBorders>
+            <w:shd w:fill="auto" w:val="clear"/>
           </w:tcPr>
           <w:p>
             <w:pPr>
+              <w:pStyle w:val="Normal"/>
+              <w:spacing w:lineRule="auto" w:line="240" w:before="0" w:after="0"/>
               <w:jc w:val="center"/>
               <w:rPr>
                 <w:rFonts w:ascii="Times New Roman" w:hAnsi="Times New Roman" w:cs="Times New Roman"/>
@@ -76,7 +88,7 @@
             </w:pPr>
             <w:r>
               <w:rPr>
-                <w:rFonts w:ascii="Times New Roman" w:hAnsi="Times New Roman" w:cs="Times New Roman"/>
+                <w:rFonts w:cs="Times New Roman" w:ascii="Times New Roman" w:hAnsi="Times New Roman"/>
                 <w:sz w:val="20"/>
               </w:rPr>
               <w:t>avail@cs.cmu.edu</w:t>
@@ -84,6 +96,8 @@
           </w:p>
           <w:p>
             <w:pPr>
+              <w:pStyle w:val="Normal"/>
+              <w:spacing w:lineRule="auto" w:line="240" w:before="0" w:after="0"/>
               <w:jc w:val="center"/>
               <w:rPr>
                 <w:rFonts w:ascii="Times New Roman" w:hAnsi="Times New Roman" w:cs="Times New Roman"/>
@@ -92,7 +106,7 @@
             </w:pPr>
             <w:r>
               <w:rPr>
-                <w:rFonts w:ascii="Times New Roman" w:hAnsi="Times New Roman" w:cs="Times New Roman"/>
+                <w:rFonts w:cs="Times New Roman" w:ascii="Times New Roman" w:hAnsi="Times New Roman"/>
                 <w:sz w:val="20"/>
               </w:rPr>
               <w:t>919.605.6175</w:t>
@@ -100,6 +114,8 @@
           </w:p>
           <w:p>
             <w:pPr>
+              <w:pStyle w:val="Normal"/>
+              <w:spacing w:lineRule="auto" w:line="240" w:before="0" w:after="0"/>
               <w:jc w:val="center"/>
               <w:rPr>
                 <w:rFonts w:ascii="Times New Roman" w:hAnsi="Times New Roman" w:cs="Times New Roman"/>
@@ -108,7 +124,7 @@
             </w:pPr>
             <w:r>
               <w:rPr>
-                <w:rFonts w:ascii="Times New Roman" w:hAnsi="Times New Roman" w:cs="Times New Roman"/>
+                <w:rFonts w:cs="Times New Roman" w:ascii="Times New Roman" w:hAnsi="Times New Roman"/>
                 <w:sz w:val="20"/>
               </w:rPr>
               <w:t>alexandriakvail.com</w:t>
@@ -117,10 +133,21 @@
         </w:tc>
         <w:tc>
           <w:tcPr>
-            <w:tcW w:w="3327" w:type="dxa"/>
+            <w:tcW w:w="3326" w:type="dxa"/>
+            <w:tcBorders>
+              <w:top w:val="nil"/>
+              <w:left w:val="nil"/>
+              <w:bottom w:val="nil"/>
+              <w:right w:val="nil"/>
+              <w:insideH w:val="nil"/>
+              <w:insideV w:val="nil"/>
+            </w:tcBorders>
+            <w:shd w:fill="auto" w:val="clear"/>
           </w:tcPr>
           <w:p>
             <w:pPr>
+              <w:pStyle w:val="Normal"/>
+              <w:spacing w:lineRule="auto" w:line="240" w:before="0" w:after="0"/>
               <w:jc w:val="center"/>
               <w:rPr>
                 <w:rFonts w:ascii="Times New Roman" w:hAnsi="Times New Roman" w:cs="Times New Roman"/>
@@ -129,7 +156,7 @@
             </w:pPr>
             <w:r>
               <w:rPr>
-                <w:rFonts w:ascii="Times New Roman" w:hAnsi="Times New Roman" w:cs="Times New Roman"/>
+                <w:rFonts w:cs="Times New Roman" w:ascii="Times New Roman" w:hAnsi="Times New Roman"/>
                 <w:sz w:val="20"/>
               </w:rPr>
               <w:t>5000 Forbes Avenue</w:t>
@@ -137,6 +164,8 @@
           </w:p>
           <w:p>
             <w:pPr>
+              <w:pStyle w:val="Normal"/>
+              <w:spacing w:lineRule="auto" w:line="240" w:before="0" w:after="0"/>
               <w:jc w:val="center"/>
               <w:rPr>
                 <w:rFonts w:ascii="Times New Roman" w:hAnsi="Times New Roman" w:cs="Times New Roman"/>
@@ -145,7 +174,7 @@
             </w:pPr>
             <w:r>
               <w:rPr>
-                <w:rFonts w:ascii="Times New Roman" w:hAnsi="Times New Roman" w:cs="Times New Roman"/>
+                <w:rFonts w:cs="Times New Roman" w:ascii="Times New Roman" w:hAnsi="Times New Roman"/>
                 <w:sz w:val="20"/>
               </w:rPr>
               <w:t>Human-Computer Interaction Institute</w:t>
@@ -153,6 +182,8 @@
           </w:p>
           <w:p>
             <w:pPr>
+              <w:pStyle w:val="Normal"/>
+              <w:spacing w:lineRule="auto" w:line="240" w:before="0" w:after="0"/>
               <w:jc w:val="center"/>
               <w:rPr>
                 <w:rFonts w:ascii="Times New Roman" w:hAnsi="Times New Roman" w:cs="Times New Roman"/>
@@ -161,7 +192,7 @@
             </w:pPr>
             <w:r>
               <w:rPr>
-                <w:rFonts w:ascii="Times New Roman" w:hAnsi="Times New Roman" w:cs="Times New Roman"/>
+                <w:rFonts w:cs="Times New Roman" w:ascii="Times New Roman" w:hAnsi="Times New Roman"/>
                 <w:sz w:val="20"/>
               </w:rPr>
               <w:t>Pittsburgh, PA 15213-3815</w:t>
@@ -172,15 +203,17 @@
     </w:tbl>
     <w:p>
       <w:pPr>
-        <w:rPr>
-          <w:rFonts w:ascii="Times New Roman" w:hAnsi="Times New Roman" w:cs="Times New Roman"/>
+        <w:pStyle w:val="Normal"/>
+        <w:rPr>
+          <w:rFonts w:ascii="Times New Roman" w:hAnsi="Times New Roman" w:cs="Times New Roman"/>
+          <w:b/>
           <w:b/>
           <w:sz w:val="28"/>
         </w:rPr>
       </w:pPr>
       <w:r>
         <w:rPr>
-          <w:rFonts w:ascii="Times New Roman" w:hAnsi="Times New Roman" w:cs="Times New Roman"/>
+          <w:rFonts w:cs="Times New Roman" w:ascii="Times New Roman" w:hAnsi="Times New Roman"/>
           <w:b/>
           <w:sz w:val="28"/>
         </w:rPr>
@@ -189,6 +222,7 @@
     </w:p>
     <w:p>
       <w:pPr>
+        <w:pStyle w:val="Normal"/>
         <w:ind w:left="1440" w:hanging="1440"/>
         <w:rPr>
           <w:rFonts w:ascii="Times New Roman" w:hAnsi="Times New Roman" w:cs="Times New Roman"/>
@@ -196,46 +230,32 @@
       </w:pPr>
       <w:r>
         <w:rPr>
-          <w:rFonts w:ascii="Times New Roman" w:hAnsi="Times New Roman" w:cs="Times New Roman"/>
+          <w:rFonts w:cs="Times New Roman" w:ascii="Times New Roman" w:hAnsi="Times New Roman"/>
         </w:rPr>
         <w:t>2016 –</w:t>
-      </w:r>
-      <w:r>
-        <w:rPr>
-          <w:rFonts w:ascii="Times New Roman" w:hAnsi="Times New Roman" w:cs="Times New Roman"/>
-        </w:rPr>
         <w:tab/>
       </w:r>
       <w:r>
         <w:rPr>
-          <w:rFonts w:ascii="Times New Roman" w:hAnsi="Times New Roman" w:cs="Times New Roman"/>
+          <w:rFonts w:cs="Times New Roman" w:ascii="Times New Roman" w:hAnsi="Times New Roman"/>
           <w:b/>
         </w:rPr>
         <w:t>Ph.D.</w:t>
       </w:r>
       <w:r>
         <w:rPr>
-          <w:rFonts w:ascii="Times New Roman" w:hAnsi="Times New Roman" w:cs="Times New Roman"/>
+          <w:rFonts w:cs="Times New Roman" w:ascii="Times New Roman" w:hAnsi="Times New Roman"/>
         </w:rPr>
         <w:t>, Human-Computer Interaction</w:t>
-      </w:r>
-      <w:r>
-        <w:rPr>
-          <w:rFonts w:ascii="Times New Roman" w:hAnsi="Times New Roman" w:cs="Times New Roman"/>
-        </w:rPr>
         <w:br/>
         <w:t>Carnegie Mellon University</w:t>
-      </w:r>
-      <w:r>
-        <w:rPr>
-          <w:rFonts w:ascii="Times New Roman" w:hAnsi="Times New Roman" w:cs="Times New Roman"/>
-        </w:rPr>
         <w:br/>
         <w:t>Advisor: Dr. Louis-Philippe Morency</w:t>
       </w:r>
     </w:p>
     <w:p>
       <w:pPr>
+        <w:pStyle w:val="Normal"/>
         <w:ind w:left="1440" w:hanging="1440"/>
         <w:rPr>
           <w:rFonts w:ascii="Times New Roman" w:hAnsi="Times New Roman" w:cs="Times New Roman"/>
@@ -243,56 +263,20 @@
       </w:pPr>
       <w:r>
         <w:rPr>
-          <w:rFonts w:ascii="Times New Roman" w:hAnsi="Times New Roman" w:cs="Times New Roman"/>
+          <w:rFonts w:cs="Times New Roman" w:ascii="Times New Roman" w:hAnsi="Times New Roman"/>
         </w:rPr>
         <w:t>2015 – 2016</w:t>
-      </w:r>
-      <w:r>
-        <w:rPr>
-          <w:rFonts w:ascii="Times New Roman" w:hAnsi="Times New Roman" w:cs="Times New Roman"/>
-        </w:rPr>
         <w:tab/>
-      </w:r>
-      <w:r>
-        <w:rPr>
-          <w:rFonts w:ascii="Times New Roman" w:hAnsi="Times New Roman" w:cs="Times New Roman"/>
-        </w:rPr>
-        <w:t>Ph.D.</w:t>
-      </w:r>
-      <w:r>
-        <w:rPr>
-          <w:rFonts w:ascii="Times New Roman" w:hAnsi="Times New Roman" w:cs="Times New Roman"/>
-        </w:rPr>
-        <w:t xml:space="preserve"> Student</w:t>
-      </w:r>
-      <w:r>
-        <w:rPr>
-          <w:rFonts w:ascii="Times New Roman" w:hAnsi="Times New Roman" w:cs="Times New Roman"/>
-        </w:rPr>
-        <w:t>, Computer Science</w:t>
-      </w:r>
-      <w:r>
-        <w:rPr>
-          <w:rFonts w:ascii="Times New Roman" w:hAnsi="Times New Roman" w:cs="Times New Roman"/>
-        </w:rPr>
+        <w:t>Ph.D. Student, Computer Science</w:t>
         <w:br/>
         <w:t>North Carolina State University</w:t>
-      </w:r>
-      <w:r>
-        <w:rPr>
-          <w:rFonts w:ascii="Times New Roman" w:hAnsi="Times New Roman" w:cs="Times New Roman"/>
-        </w:rPr>
         <w:br/>
-      </w:r>
-      <w:r>
-        <w:rPr>
-          <w:rFonts w:ascii="Times New Roman" w:hAnsi="Times New Roman" w:cs="Times New Roman"/>
-        </w:rPr>
         <w:t>Advisors: Dr. Kristy Boyer, Dr. James Lester</w:t>
       </w:r>
     </w:p>
     <w:p>
       <w:pPr>
+        <w:pStyle w:val="Normal"/>
         <w:ind w:left="1440" w:hanging="1440"/>
         <w:rPr>
           <w:rFonts w:ascii="Times New Roman" w:hAnsi="Times New Roman" w:cs="Times New Roman"/>
@@ -300,113 +284,85 @@
       </w:pPr>
       <w:r>
         <w:rPr>
-          <w:rFonts w:ascii="Times New Roman" w:hAnsi="Times New Roman" w:cs="Times New Roman"/>
+          <w:rFonts w:cs="Times New Roman" w:ascii="Times New Roman" w:hAnsi="Times New Roman"/>
         </w:rPr>
         <w:t>2011 – 2015</w:t>
-      </w:r>
-      <w:r>
-        <w:rPr>
-          <w:rFonts w:ascii="Times New Roman" w:hAnsi="Times New Roman" w:cs="Times New Roman"/>
-        </w:rPr>
         <w:tab/>
       </w:r>
       <w:r>
         <w:rPr>
-          <w:rFonts w:ascii="Times New Roman" w:hAnsi="Times New Roman" w:cs="Times New Roman"/>
+          <w:rFonts w:cs="Times New Roman" w:ascii="Times New Roman" w:hAnsi="Times New Roman"/>
           <w:b/>
         </w:rPr>
         <w:t>B.S.</w:t>
       </w:r>
       <w:r>
         <w:rPr>
-          <w:rFonts w:ascii="Times New Roman" w:hAnsi="Times New Roman" w:cs="Times New Roman"/>
+          <w:rFonts w:cs="Times New Roman" w:ascii="Times New Roman" w:hAnsi="Times New Roman"/>
         </w:rPr>
         <w:t xml:space="preserve">, Computer Science, </w:t>
       </w:r>
       <w:r>
         <w:rPr>
-          <w:rFonts w:ascii="Times New Roman" w:hAnsi="Times New Roman" w:cs="Times New Roman"/>
+          <w:rFonts w:cs="Times New Roman" w:ascii="Times New Roman" w:hAnsi="Times New Roman"/>
           <w:b/>
         </w:rPr>
         <w:t>B.S.</w:t>
       </w:r>
       <w:r>
         <w:rPr>
-          <w:rFonts w:ascii="Times New Roman" w:hAnsi="Times New Roman" w:cs="Times New Roman"/>
-        </w:rPr>
-        <w:t>, Mathematics</w:t>
-      </w:r>
-      <w:r>
-        <w:rPr>
-          <w:rFonts w:ascii="Times New Roman" w:hAnsi="Times New Roman" w:cs="Times New Roman"/>
-        </w:rPr>
-        <w:t>,</w:t>
-      </w:r>
-      <w:r>
-        <w:rPr>
-          <w:rFonts w:ascii="Times New Roman" w:hAnsi="Times New Roman" w:cs="Times New Roman"/>
+          <w:rFonts w:cs="Times New Roman" w:ascii="Times New Roman" w:hAnsi="Times New Roman"/>
+        </w:rPr>
+        <w:t>, Mathematics,</w:t>
+      </w:r>
+      <w:r>
+        <w:rPr>
+          <w:rFonts w:cs="Times New Roman" w:ascii="Times New Roman" w:hAnsi="Times New Roman"/>
           <w:i/>
         </w:rPr>
         <w:t xml:space="preserve"> magna cum laude</w:t>
       </w:r>
       <w:r>
         <w:rPr>
-          <w:rFonts w:ascii="Times New Roman" w:hAnsi="Times New Roman" w:cs="Times New Roman"/>
+          <w:rFonts w:cs="Times New Roman" w:ascii="Times New Roman" w:hAnsi="Times New Roman"/>
         </w:rPr>
         <w:t>, 3.6/4.0</w:t>
-      </w:r>
-      <w:r>
-        <w:rPr>
-          <w:rFonts w:ascii="Times New Roman" w:hAnsi="Times New Roman" w:cs="Times New Roman"/>
-        </w:rPr>
         <w:br/>
         <w:t>North Carolina State University</w:t>
       </w:r>
     </w:p>
     <w:p>
       <w:pPr>
-        <w:ind w:left="1440"/>
-        <w:rPr>
-          <w:rFonts w:ascii="Times New Roman" w:hAnsi="Times New Roman" w:cs="Times New Roman"/>
-        </w:rPr>
-      </w:pPr>
-      <w:r>
-        <w:rPr>
-          <w:rFonts w:ascii="Times New Roman" w:hAnsi="Times New Roman" w:cs="Times New Roman"/>
+        <w:pStyle w:val="Normal"/>
+        <w:ind w:left="1440" w:hanging="0"/>
+        <w:rPr>
+          <w:rFonts w:ascii="Times New Roman" w:hAnsi="Times New Roman" w:cs="Times New Roman"/>
+        </w:rPr>
+      </w:pPr>
+      <w:r>
+        <w:rPr>
+          <w:rFonts w:cs="Times New Roman" w:ascii="Times New Roman" w:hAnsi="Times New Roman"/>
         </w:rPr>
         <w:t>Minor concentrations: Cognitive Science, Physics</w:t>
-      </w:r>
-      <w:r>
-        <w:rPr>
-          <w:rFonts w:ascii="Times New Roman" w:hAnsi="Times New Roman" w:cs="Times New Roman"/>
-        </w:rPr>
         <w:br/>
-      </w:r>
-      <w:r>
-        <w:rPr>
-          <w:rFonts w:ascii="Times New Roman" w:hAnsi="Times New Roman" w:cs="Times New Roman"/>
-        </w:rPr>
         <w:t>Phi Kappa Phi, Sigma Pi Sigma</w:t>
-      </w:r>
-      <w:r>
-        <w:rPr>
-          <w:rFonts w:ascii="Times New Roman" w:hAnsi="Times New Roman" w:cs="Times New Roman"/>
-        </w:rPr>
         <w:br/>
         <w:t>University Honors, Computer Science Honors, Mathematics Honors</w:t>
       </w:r>
     </w:p>
     <w:p>
       <w:pPr>
-        <w:rPr>
-          <w:rFonts w:ascii="Times New Roman" w:hAnsi="Times New Roman" w:cs="Times New Roman"/>
+        <w:pStyle w:val="Normal"/>
+        <w:rPr>
+          <w:rFonts w:ascii="Times New Roman" w:hAnsi="Times New Roman" w:cs="Times New Roman"/>
+          <w:b/>
           <w:b/>
           <w:sz w:val="28"/>
         </w:rPr>
       </w:pPr>
       <w:r>
         <w:rPr>
-          <w:rFonts w:ascii="Times New Roman" w:hAnsi="Times New Roman" w:cs="Times New Roman"/>
+          <w:rFonts w:cs="Times New Roman" w:ascii="Times New Roman" w:hAnsi="Times New Roman"/>
           <w:b/>
           <w:sz w:val="28"/>
         </w:rPr>
@@ -415,6 +371,7 @@
     </w:p>
     <w:p>
       <w:pPr>
+        <w:pStyle w:val="Normal"/>
         <w:ind w:left="1440" w:hanging="1440"/>
         <w:rPr>
           <w:rFonts w:ascii="Times New Roman" w:hAnsi="Times New Roman" w:cs="Times New Roman"/>
@@ -422,46 +379,32 @@
       </w:pPr>
       <w:r>
         <w:rPr>
-          <w:rFonts w:ascii="Times New Roman" w:hAnsi="Times New Roman" w:cs="Times New Roman"/>
+          <w:rFonts w:cs="Times New Roman" w:ascii="Times New Roman" w:hAnsi="Times New Roman"/>
         </w:rPr>
         <w:t>2016 –</w:t>
-      </w:r>
-      <w:r>
-        <w:rPr>
-          <w:rFonts w:ascii="Times New Roman" w:hAnsi="Times New Roman" w:cs="Times New Roman"/>
-        </w:rPr>
         <w:tab/>
       </w:r>
       <w:r>
         <w:rPr>
-          <w:rFonts w:ascii="Times New Roman" w:hAnsi="Times New Roman" w:cs="Times New Roman"/>
+          <w:rFonts w:cs="Times New Roman" w:ascii="Times New Roman" w:hAnsi="Times New Roman"/>
           <w:b/>
         </w:rPr>
         <w:t>Graduate Research Assistant</w:t>
       </w:r>
       <w:r>
         <w:rPr>
-          <w:rFonts w:ascii="Times New Roman" w:hAnsi="Times New Roman" w:cs="Times New Roman"/>
+          <w:rFonts w:cs="Times New Roman" w:ascii="Times New Roman" w:hAnsi="Times New Roman"/>
         </w:rPr>
         <w:t>, Human-Computer Interaction Institute</w:t>
-      </w:r>
-      <w:r>
-        <w:rPr>
-          <w:rFonts w:ascii="Times New Roman" w:hAnsi="Times New Roman" w:cs="Times New Roman"/>
-        </w:rPr>
         <w:br/>
         <w:t>Carnegie Mellon University</w:t>
-      </w:r>
-      <w:r>
-        <w:rPr>
-          <w:rFonts w:ascii="Times New Roman" w:hAnsi="Times New Roman" w:cs="Times New Roman"/>
-        </w:rPr>
         <w:br/>
         <w:t>The MultiComp Lab</w:t>
       </w:r>
     </w:p>
     <w:p>
       <w:pPr>
+        <w:pStyle w:val="Normal"/>
         <w:ind w:left="1440" w:hanging="1440"/>
         <w:rPr>
           <w:rFonts w:ascii="Times New Roman" w:hAnsi="Times New Roman" w:cs="Times New Roman"/>
@@ -469,52 +412,32 @@
       </w:pPr>
       <w:r>
         <w:rPr>
-          <w:rFonts w:ascii="Times New Roman" w:hAnsi="Times New Roman" w:cs="Times New Roman"/>
-        </w:rPr>
-        <w:t>2015 –</w:t>
-      </w:r>
-      <w:r>
-        <w:rPr>
-          <w:rFonts w:ascii="Times New Roman" w:hAnsi="Times New Roman" w:cs="Times New Roman"/>
-        </w:rPr>
-        <w:t xml:space="preserve"> 2016</w:t>
-      </w:r>
-      <w:r>
-        <w:rPr>
-          <w:rFonts w:ascii="Times New Roman" w:hAnsi="Times New Roman" w:cs="Times New Roman"/>
-        </w:rPr>
+          <w:rFonts w:cs="Times New Roman" w:ascii="Times New Roman" w:hAnsi="Times New Roman"/>
+        </w:rPr>
+        <w:t>2015 – 2016</w:t>
         <w:tab/>
       </w:r>
       <w:r>
         <w:rPr>
-          <w:rFonts w:ascii="Times New Roman" w:hAnsi="Times New Roman" w:cs="Times New Roman"/>
+          <w:rFonts w:cs="Times New Roman" w:ascii="Times New Roman" w:hAnsi="Times New Roman"/>
           <w:b/>
         </w:rPr>
         <w:t>Graduate Research Assistant</w:t>
       </w:r>
       <w:r>
         <w:rPr>
-          <w:rFonts w:ascii="Times New Roman" w:hAnsi="Times New Roman" w:cs="Times New Roman"/>
+          <w:rFonts w:cs="Times New Roman" w:ascii="Times New Roman" w:hAnsi="Times New Roman"/>
         </w:rPr>
         <w:t>, Center for Educational Informatics</w:t>
-      </w:r>
-      <w:r>
-        <w:rPr>
-          <w:rFonts w:ascii="Times New Roman" w:hAnsi="Times New Roman" w:cs="Times New Roman"/>
-        </w:rPr>
         <w:br/>
         <w:t>North Carolina State University</w:t>
-      </w:r>
-      <w:r>
-        <w:rPr>
-          <w:rFonts w:ascii="Times New Roman" w:hAnsi="Times New Roman" w:cs="Times New Roman"/>
-        </w:rPr>
         <w:br/>
         <w:t>The LearnDialogue Group, The Intellimedia Group</w:t>
       </w:r>
     </w:p>
     <w:p>
       <w:pPr>
+        <w:pStyle w:val="Normal"/>
         <w:ind w:left="1440" w:hanging="1440"/>
         <w:rPr>
           <w:rFonts w:ascii="Times New Roman" w:hAnsi="Times New Roman" w:cs="Times New Roman"/>
@@ -522,60 +445,42 @@
       </w:pPr>
       <w:r>
         <w:rPr>
-          <w:rFonts w:ascii="Times New Roman" w:hAnsi="Times New Roman" w:cs="Times New Roman"/>
+          <w:rFonts w:cs="Times New Roman" w:ascii="Times New Roman" w:hAnsi="Times New Roman"/>
         </w:rPr>
         <w:t>2013 – 2015</w:t>
-      </w:r>
-      <w:r>
-        <w:rPr>
-          <w:rFonts w:ascii="Times New Roman" w:hAnsi="Times New Roman" w:cs="Times New Roman"/>
-        </w:rPr>
         <w:tab/>
       </w:r>
       <w:r>
         <w:rPr>
-          <w:rFonts w:ascii="Times New Roman" w:hAnsi="Times New Roman" w:cs="Times New Roman"/>
+          <w:rFonts w:cs="Times New Roman" w:ascii="Times New Roman" w:hAnsi="Times New Roman"/>
           <w:b/>
         </w:rPr>
         <w:t>Undergraduate Researcher</w:t>
       </w:r>
       <w:r>
         <w:rPr>
-          <w:rFonts w:ascii="Times New Roman" w:hAnsi="Times New Roman" w:cs="Times New Roman"/>
+          <w:rFonts w:cs="Times New Roman" w:ascii="Times New Roman" w:hAnsi="Times New Roman"/>
         </w:rPr>
         <w:t>, Center for Educational Informatics</w:t>
-      </w:r>
-      <w:r>
-        <w:rPr>
-          <w:rFonts w:ascii="Times New Roman" w:hAnsi="Times New Roman" w:cs="Times New Roman"/>
-        </w:rPr>
         <w:br/>
         <w:t>North Carolina State University</w:t>
-      </w:r>
-      <w:r>
-        <w:rPr>
-          <w:rFonts w:ascii="Times New Roman" w:hAnsi="Times New Roman" w:cs="Times New Roman"/>
-        </w:rPr>
         <w:br/>
-      </w:r>
-      <w:r>
-        <w:rPr>
-          <w:rFonts w:ascii="Times New Roman" w:hAnsi="Times New Roman" w:cs="Times New Roman"/>
-        </w:rPr>
         <w:t>The LearnDialogue Group</w:t>
       </w:r>
     </w:p>
     <w:p>
       <w:pPr>
-        <w:rPr>
-          <w:rFonts w:ascii="Times New Roman" w:hAnsi="Times New Roman" w:cs="Times New Roman"/>
+        <w:pStyle w:val="Normal"/>
+        <w:rPr>
+          <w:rFonts w:ascii="Times New Roman" w:hAnsi="Times New Roman" w:cs="Times New Roman"/>
+          <w:b/>
           <w:b/>
           <w:sz w:val="28"/>
         </w:rPr>
       </w:pPr>
       <w:r>
         <w:rPr>
-          <w:rFonts w:ascii="Times New Roman" w:hAnsi="Times New Roman" w:cs="Times New Roman"/>
+          <w:rFonts w:cs="Times New Roman" w:ascii="Times New Roman" w:hAnsi="Times New Roman"/>
           <w:b/>
           <w:sz w:val="28"/>
         </w:rPr>
@@ -584,6 +489,7 @@
     </w:p>
     <w:p>
       <w:pPr>
+        <w:pStyle w:val="Normal"/>
         <w:rPr>
           <w:rFonts w:ascii="Times New Roman" w:hAnsi="Times New Roman" w:cs="Times New Roman"/>
           <w:smallCaps/>
@@ -591,465 +497,10 @@
       </w:pPr>
       <w:r>
         <w:rPr>
-          <w:rFonts w:ascii="Times New Roman" w:hAnsi="Times New Roman" w:cs="Times New Roman"/>
+          <w:rFonts w:cs="Times New Roman" w:ascii="Times New Roman" w:hAnsi="Times New Roman"/>
           <w:smallCaps/>
         </w:rPr>
-        <w:t xml:space="preserve">Artificial Intelligence, </w:t>
-      </w:r>
-      <w:r>
-        <w:rPr>
-          <w:rFonts w:ascii="Times New Roman" w:hAnsi="Times New Roman" w:cs="Times New Roman"/>
-          <w:smallCaps/>
-        </w:rPr>
-        <w:t xml:space="preserve">Advanced </w:t>
-      </w:r>
-      <w:r>
-        <w:rPr>
-          <w:rFonts w:ascii="Times New Roman" w:hAnsi="Times New Roman" w:cs="Times New Roman"/>
-          <w:smallCaps/>
-        </w:rPr>
-        <w:t>Learning Technologies</w:t>
-      </w:r>
-      <w:r>
-        <w:rPr>
-          <w:rFonts w:ascii="Times New Roman" w:hAnsi="Times New Roman" w:cs="Times New Roman"/>
-          <w:smallCaps/>
-        </w:rPr>
-        <w:t>, Natural Language Processing</w:t>
-      </w:r>
-    </w:p>
-    <w:p>
-      <w:pPr>
-        <w:pStyle w:val="ListParagraph"/>
-        <w:numPr>
-          <w:ilvl w:val="0"/>
-          <w:numId w:val="4"/>
-        </w:numPr>
-        <w:contextualSpacing w:val="0"/>
-        <w:rPr>
-          <w:rFonts w:ascii="Times New Roman" w:hAnsi="Times New Roman" w:cs="Times New Roman"/>
-        </w:rPr>
-      </w:pPr>
-      <w:r>
-        <w:rPr>
-          <w:rFonts w:ascii="Times New Roman" w:hAnsi="Times New Roman" w:cs="Times New Roman"/>
-          <w:smallCaps/>
-        </w:rPr>
-        <w:t>Artificial Intelligence</w:t>
-      </w:r>
-      <w:r>
-        <w:rPr>
-          <w:rFonts w:ascii="Times New Roman" w:hAnsi="Times New Roman" w:cs="Times New Roman"/>
-        </w:rPr>
-        <w:t xml:space="preserve">: user modeling, affective computing, </w:t>
-      </w:r>
-      <w:r>
-        <w:rPr>
-          <w:rFonts w:ascii="Times New Roman" w:hAnsi="Times New Roman" w:cs="Times New Roman"/>
-        </w:rPr>
-        <w:t>AI &amp; education, multimodal behavior analysis</w:t>
-      </w:r>
-    </w:p>
-    <w:p>
-      <w:pPr>
-        <w:pStyle w:val="ListParagraph"/>
-        <w:numPr>
-          <w:ilvl w:val="0"/>
-          <w:numId w:val="4"/>
-        </w:numPr>
-        <w:contextualSpacing w:val="0"/>
-        <w:rPr>
-          <w:rFonts w:ascii="Times New Roman" w:hAnsi="Times New Roman" w:cs="Times New Roman"/>
-        </w:rPr>
-      </w:pPr>
-      <w:r>
-        <w:rPr>
-          <w:rFonts w:ascii="Times New Roman" w:hAnsi="Times New Roman" w:cs="Times New Roman"/>
-          <w:smallCaps/>
-        </w:rPr>
-        <w:t>Advanced Learning Technologies</w:t>
-      </w:r>
-      <w:r>
-        <w:rPr>
-          <w:rFonts w:ascii="Times New Roman" w:hAnsi="Times New Roman" w:cs="Times New Roman"/>
-        </w:rPr>
-        <w:t>: intelligent tutoring systems</w:t>
-      </w:r>
-      <w:r>
-        <w:rPr>
-          <w:rFonts w:ascii="Times New Roman" w:hAnsi="Times New Roman" w:cs="Times New Roman"/>
-        </w:rPr>
-        <w:t>, tutorial dialogue, game-based learning environments</w:t>
-      </w:r>
-    </w:p>
-    <w:p>
-      <w:pPr>
-        <w:pStyle w:val="ListParagraph"/>
-        <w:numPr>
-          <w:ilvl w:val="0"/>
-          <w:numId w:val="4"/>
-        </w:numPr>
-        <w:contextualSpacing w:val="0"/>
-        <w:rPr>
-          <w:rFonts w:ascii="Times New Roman" w:hAnsi="Times New Roman" w:cs="Times New Roman"/>
-        </w:rPr>
-      </w:pPr>
-      <w:r>
-        <w:rPr>
-          <w:rFonts w:ascii="Times New Roman" w:hAnsi="Times New Roman" w:cs="Times New Roman"/>
-          <w:smallCaps/>
-        </w:rPr>
-        <w:t>Natural Language Processing</w:t>
-      </w:r>
-      <w:r>
-        <w:rPr>
-          <w:rFonts w:ascii="Times New Roman" w:hAnsi="Times New Roman" w:cs="Times New Roman"/>
-        </w:rPr>
-        <w:t>: natural language understanding, natural language dialogue systems</w:t>
-      </w:r>
-    </w:p>
-    <w:p>
-      <w:pPr>
-        <w:rPr>
-          <w:rFonts w:ascii="Times New Roman" w:hAnsi="Times New Roman" w:cs="Times New Roman"/>
-          <w:b/>
-          <w:sz w:val="28"/>
-        </w:rPr>
-      </w:pPr>
-      <w:r>
-        <w:rPr>
-          <w:rFonts w:ascii="Times New Roman" w:hAnsi="Times New Roman" w:cs="Times New Roman"/>
-          <w:b/>
-          <w:sz w:val="28"/>
-        </w:rPr>
-        <w:lastRenderedPageBreak/>
-        <w:t>Teaching Experience</w:t>
-      </w:r>
-    </w:p>
-    <w:p>
-      <w:pPr>
-        <w:rPr>
-          <w:rFonts w:ascii="Times New Roman" w:hAnsi="Times New Roman" w:cs="Times New Roman"/>
-        </w:rPr>
-      </w:pPr>
-      <w:r>
-        <w:rPr>
-          <w:rFonts w:ascii="Times New Roman" w:hAnsi="Times New Roman" w:cs="Times New Roman"/>
-        </w:rPr>
-        <w:t xml:space="preserve">2013 </w:t>
-      </w:r>
-      <w:r>
-        <w:rPr>
-          <w:rFonts w:ascii="Times New Roman" w:hAnsi="Times New Roman" w:cs="Times New Roman"/>
-        </w:rPr>
-        <w:t>–</w:t>
-      </w:r>
-      <w:r>
-        <w:rPr>
-          <w:rFonts w:ascii="Times New Roman" w:hAnsi="Times New Roman" w:cs="Times New Roman"/>
-        </w:rPr>
-        <w:t xml:space="preserve"> 2014</w:t>
-      </w:r>
-      <w:r>
-        <w:rPr>
-          <w:rFonts w:ascii="Times New Roman" w:hAnsi="Times New Roman" w:cs="Times New Roman"/>
-        </w:rPr>
-        <w:tab/>
-      </w:r>
-      <w:r>
-        <w:rPr>
-          <w:rFonts w:ascii="Times New Roman" w:hAnsi="Times New Roman" w:cs="Times New Roman"/>
-          <w:b/>
-        </w:rPr>
-        <w:t>Teaching Assistant</w:t>
-      </w:r>
-      <w:r>
-        <w:rPr>
-          <w:rFonts w:ascii="Times New Roman" w:hAnsi="Times New Roman" w:cs="Times New Roman"/>
-        </w:rPr>
-        <w:t>, North Carolina State University</w:t>
-      </w:r>
-      <w:r>
-        <w:rPr>
-          <w:rFonts w:ascii="Times New Roman" w:hAnsi="Times New Roman" w:cs="Times New Roman"/>
-        </w:rPr>
-        <w:br/>
-      </w:r>
-      <w:r>
-        <w:rPr>
-          <w:rFonts w:ascii="Times New Roman" w:hAnsi="Times New Roman" w:cs="Times New Roman"/>
-        </w:rPr>
-        <w:tab/>
-      </w:r>
-      <w:r>
-        <w:rPr>
-          <w:rFonts w:ascii="Times New Roman" w:hAnsi="Times New Roman" w:cs="Times New Roman"/>
-        </w:rPr>
-        <w:tab/>
-        <w:t>Department of Computer Science</w:t>
-      </w:r>
-    </w:p>
-    <w:p>
-      <w:pPr>
-        <w:rPr>
-          <w:rFonts w:ascii="Times New Roman" w:hAnsi="Times New Roman" w:cs="Times New Roman"/>
-        </w:rPr>
-      </w:pPr>
-      <w:r>
-        <w:rPr>
-          <w:rFonts w:ascii="Times New Roman" w:hAnsi="Times New Roman" w:cs="Times New Roman"/>
-        </w:rPr>
-        <w:tab/>
-      </w:r>
-      <w:r>
-        <w:rPr>
-          <w:rFonts w:ascii="Times New Roman" w:hAnsi="Times New Roman" w:cs="Times New Roman"/>
-        </w:rPr>
-        <w:tab/>
-        <w:t>Fall 2013</w:t>
-      </w:r>
-      <w:r>
-        <w:rPr>
-          <w:rFonts w:ascii="Times New Roman" w:hAnsi="Times New Roman" w:cs="Times New Roman"/>
-        </w:rPr>
-        <w:tab/>
-        <w:t>CSC 226: Discrete Mathematics for Computer Scientists</w:t>
-      </w:r>
-      <w:r>
-        <w:rPr>
-          <w:rFonts w:ascii="Times New Roman" w:hAnsi="Times New Roman" w:cs="Times New Roman"/>
-        </w:rPr>
-        <w:br/>
-      </w:r>
-      <w:r>
-        <w:rPr>
-          <w:rFonts w:ascii="Times New Roman" w:hAnsi="Times New Roman" w:cs="Times New Roman"/>
-        </w:rPr>
-        <w:tab/>
-      </w:r>
-      <w:r>
-        <w:rPr>
-          <w:rFonts w:ascii="Times New Roman" w:hAnsi="Times New Roman" w:cs="Times New Roman"/>
-        </w:rPr>
-        <w:tab/>
-      </w:r>
-      <w:r>
-        <w:rPr>
-          <w:rFonts w:ascii="Times New Roman" w:hAnsi="Times New Roman" w:cs="Times New Roman"/>
-        </w:rPr>
-        <w:tab/>
-      </w:r>
-      <w:r>
-        <w:rPr>
-          <w:rFonts w:ascii="Times New Roman" w:hAnsi="Times New Roman" w:cs="Times New Roman"/>
-        </w:rPr>
-        <w:tab/>
-        <w:t>Dr. Tiffany Barnes</w:t>
-      </w:r>
-      <w:r>
-        <w:rPr>
-          <w:rFonts w:ascii="Times New Roman" w:hAnsi="Times New Roman" w:cs="Times New Roman"/>
-        </w:rPr>
-        <w:br/>
-      </w:r>
-      <w:r>
-        <w:rPr>
-          <w:rFonts w:ascii="Times New Roman" w:hAnsi="Times New Roman" w:cs="Times New Roman"/>
-        </w:rPr>
-        <w:tab/>
-      </w:r>
-      <w:r>
-        <w:rPr>
-          <w:rFonts w:ascii="Times New Roman" w:hAnsi="Times New Roman" w:cs="Times New Roman"/>
-        </w:rPr>
-        <w:tab/>
-      </w:r>
-      <w:r>
-        <w:rPr>
-          <w:rFonts w:ascii="Times New Roman" w:hAnsi="Times New Roman" w:cs="Times New Roman"/>
-        </w:rPr>
-        <w:tab/>
-      </w:r>
-      <w:r>
-        <w:rPr>
-          <w:rFonts w:ascii="Times New Roman" w:hAnsi="Times New Roman" w:cs="Times New Roman"/>
-        </w:rPr>
-        <w:tab/>
-        <w:t>~250 students</w:t>
-      </w:r>
-    </w:p>
-    <w:p>
-      <w:pPr>
-        <w:rPr>
-          <w:rFonts w:ascii="Times New Roman" w:hAnsi="Times New Roman" w:cs="Times New Roman"/>
-        </w:rPr>
-      </w:pPr>
-      <w:r>
-        <w:rPr>
-          <w:rFonts w:ascii="Times New Roman" w:hAnsi="Times New Roman" w:cs="Times New Roman"/>
-        </w:rPr>
-        <w:tab/>
-      </w:r>
-      <w:r>
-        <w:rPr>
-          <w:rFonts w:ascii="Times New Roman" w:hAnsi="Times New Roman" w:cs="Times New Roman"/>
-        </w:rPr>
-        <w:tab/>
-        <w:t>Spring 2014</w:t>
-      </w:r>
-      <w:r>
-        <w:rPr>
-          <w:rFonts w:ascii="Times New Roman" w:hAnsi="Times New Roman" w:cs="Times New Roman"/>
-        </w:rPr>
-        <w:tab/>
-        <w:t>CSC 230: C and Software Tools</w:t>
-      </w:r>
-      <w:r>
-        <w:rPr>
-          <w:rFonts w:ascii="Times New Roman" w:hAnsi="Times New Roman" w:cs="Times New Roman"/>
-        </w:rPr>
-        <w:br/>
-      </w:r>
-      <w:r>
-        <w:rPr>
-          <w:rFonts w:ascii="Times New Roman" w:hAnsi="Times New Roman" w:cs="Times New Roman"/>
-        </w:rPr>
-        <w:tab/>
-      </w:r>
-      <w:r>
-        <w:rPr>
-          <w:rFonts w:ascii="Times New Roman" w:hAnsi="Times New Roman" w:cs="Times New Roman"/>
-        </w:rPr>
-        <w:tab/>
-      </w:r>
-      <w:r>
-        <w:rPr>
-          <w:rFonts w:ascii="Times New Roman" w:hAnsi="Times New Roman" w:cs="Times New Roman"/>
-        </w:rPr>
-        <w:tab/>
-      </w:r>
-      <w:r>
-        <w:rPr>
-          <w:rFonts w:ascii="Times New Roman" w:hAnsi="Times New Roman" w:cs="Times New Roman"/>
-        </w:rPr>
-        <w:tab/>
-        <w:t>Dr. Sarah Heckman</w:t>
-      </w:r>
-      <w:r>
-        <w:rPr>
-          <w:rFonts w:ascii="Times New Roman" w:hAnsi="Times New Roman" w:cs="Times New Roman"/>
-        </w:rPr>
-        <w:br/>
-      </w:r>
-      <w:r>
-        <w:rPr>
-          <w:rFonts w:ascii="Times New Roman" w:hAnsi="Times New Roman" w:cs="Times New Roman"/>
-        </w:rPr>
-        <w:tab/>
-      </w:r>
-      <w:r>
-        <w:rPr>
-          <w:rFonts w:ascii="Times New Roman" w:hAnsi="Times New Roman" w:cs="Times New Roman"/>
-        </w:rPr>
-        <w:tab/>
-      </w:r>
-      <w:r>
-        <w:rPr>
-          <w:rFonts w:ascii="Times New Roman" w:hAnsi="Times New Roman" w:cs="Times New Roman"/>
-        </w:rPr>
-        <w:tab/>
-      </w:r>
-      <w:r>
-        <w:rPr>
-          <w:rFonts w:ascii="Times New Roman" w:hAnsi="Times New Roman" w:cs="Times New Roman"/>
-        </w:rPr>
-        <w:tab/>
-        <w:t>~120 students</w:t>
-      </w:r>
-    </w:p>
-    <w:p>
-      <w:pPr>
-        <w:rPr>
-          <w:rFonts w:ascii="Times New Roman" w:hAnsi="Times New Roman" w:cs="Times New Roman"/>
-        </w:rPr>
-      </w:pPr>
-      <w:r>
-        <w:rPr>
-          <w:rFonts w:ascii="Times New Roman" w:hAnsi="Times New Roman" w:cs="Times New Roman"/>
-        </w:rPr>
-        <w:t>2012 – 2013</w:t>
-      </w:r>
-      <w:r>
-        <w:rPr>
-          <w:rFonts w:ascii="Times New Roman" w:hAnsi="Times New Roman" w:cs="Times New Roman"/>
-        </w:rPr>
-        <w:tab/>
-      </w:r>
-      <w:r>
-        <w:rPr>
-          <w:rFonts w:ascii="Times New Roman" w:hAnsi="Times New Roman" w:cs="Times New Roman"/>
-          <w:b/>
-        </w:rPr>
-        <w:t>Mathematics &amp; Physics Tutor</w:t>
-      </w:r>
-      <w:r>
-        <w:rPr>
-          <w:rFonts w:ascii="Times New Roman" w:hAnsi="Times New Roman" w:cs="Times New Roman"/>
-        </w:rPr>
-        <w:t>, North Carolina State University</w:t>
-      </w:r>
-      <w:r>
-        <w:rPr>
-          <w:rFonts w:ascii="Times New Roman" w:hAnsi="Times New Roman" w:cs="Times New Roman"/>
-        </w:rPr>
-        <w:br/>
-      </w:r>
-      <w:r>
-        <w:rPr>
-          <w:rFonts w:ascii="Times New Roman" w:hAnsi="Times New Roman" w:cs="Times New Roman"/>
-        </w:rPr>
-        <w:tab/>
-      </w:r>
-      <w:r>
-        <w:rPr>
-          <w:rFonts w:ascii="Times New Roman" w:hAnsi="Times New Roman" w:cs="Times New Roman"/>
-        </w:rPr>
-        <w:tab/>
-        <w:t>College Reading &amp; Learning Association: Level II Advanced Tutor Certification</w:t>
-      </w:r>
-    </w:p>
-    <w:p>
-      <w:pPr>
-        <w:rPr>
-          <w:rFonts w:ascii="Times New Roman" w:hAnsi="Times New Roman" w:cs="Times New Roman"/>
-          <w:b/>
-          <w:sz w:val="28"/>
-        </w:rPr>
-      </w:pPr>
-      <w:r>
-        <w:rPr>
-          <w:rFonts w:ascii="Times New Roman" w:hAnsi="Times New Roman" w:cs="Times New Roman"/>
-          <w:b/>
-          <w:sz w:val="28"/>
-        </w:rPr>
-        <w:t>Publications</w:t>
-      </w:r>
-    </w:p>
-    <w:p>
-      <w:pPr>
-        <w:rPr>
-          <w:rFonts w:ascii="Times New Roman" w:hAnsi="Times New Roman" w:cs="Times New Roman"/>
-          <w:b/>
-          <w:sz w:val="24"/>
-        </w:rPr>
-      </w:pPr>
-      <w:r>
-        <w:rPr>
-          <w:rFonts w:ascii="Times New Roman" w:hAnsi="Times New Roman" w:cs="Times New Roman"/>
-          <w:b/>
-          <w:sz w:val="24"/>
-        </w:rPr>
-        <w:t>2016</w:t>
+        <w:t>Artificial Intelligence, Advanced Learning Technologies, Natural Language Processing</w:t>
       </w:r>
     </w:p>
     <w:p>
@@ -1059,69 +510,23 @@
           <w:ilvl w:val="0"/>
           <w:numId w:val="3"/>
         </w:numPr>
-        <w:spacing w:after="0"/>
-        <w:contextualSpacing w:val="0"/>
-        <w:jc w:val="both"/>
-        <w:rPr>
-          <w:rFonts w:ascii="Times New Roman" w:hAnsi="Times New Roman" w:cs="Times New Roman"/>
-        </w:rPr>
-      </w:pPr>
-      <w:r>
-        <w:rPr>
-          <w:rFonts w:ascii="Times New Roman" w:hAnsi="Times New Roman" w:cs="Times New Roman"/>
-          <w:b/>
-        </w:rPr>
-        <w:t>A. Vail</w:t>
-      </w:r>
-      <w:r>
-        <w:rPr>
-          <w:rFonts w:ascii="Times New Roman" w:hAnsi="Times New Roman" w:cs="Times New Roman"/>
-        </w:rPr>
-        <w:t xml:space="preserve">, J. Grafsgaard, K. Boyer, E. Wiebe, and J. Lester. Gender Differences in Facial Expressions of Affect During Learning. </w:t>
-      </w:r>
-      <w:r>
-        <w:rPr>
-          <w:rFonts w:ascii="Times New Roman" w:hAnsi="Times New Roman" w:cs="Times New Roman"/>
-          <w:i/>
-        </w:rPr>
-        <w:t>Proceedings of the Twenty-Fourth International Conference on User Modelling, Adaptation, and Personalization (UMAP 2016)</w:t>
-      </w:r>
-      <w:r>
-        <w:rPr>
-          <w:rFonts w:ascii="Times New Roman" w:hAnsi="Times New Roman" w:cs="Times New Roman"/>
-        </w:rPr>
-        <w:t xml:space="preserve">, </w:t>
-      </w:r>
-      <w:r>
-        <w:rPr>
-          <w:rFonts w:ascii="Times New Roman" w:hAnsi="Times New Roman" w:cs="Times New Roman"/>
-        </w:rPr>
-        <w:t>pp. 65–73</w:t>
-      </w:r>
-      <w:r>
-        <w:rPr>
-          <w:rFonts w:ascii="Times New Roman" w:hAnsi="Times New Roman" w:cs="Times New Roman"/>
-        </w:rPr>
-        <w:t xml:space="preserve">, Halifax, Canada, 2016. (long paper, acceptance rate: 23.9%) </w:t>
-      </w:r>
-    </w:p>
-    <w:p>
-      <w:pPr>
-        <w:pStyle w:val="ListParagraph"/>
-        <w:ind w:firstLine="720"/>
-        <w:contextualSpacing w:val="0"/>
-        <w:jc w:val="both"/>
-        <w:rPr>
-          <w:rFonts w:ascii="Times New Roman" w:hAnsi="Times New Roman" w:cs="Times New Roman"/>
-          <w:b/>
-        </w:rPr>
-      </w:pPr>
-      <w:r>
-        <w:rPr>
-          <w:rFonts w:ascii="Times New Roman" w:hAnsi="Times New Roman" w:cs="Times New Roman"/>
-          <w:b/>
-        </w:rPr>
-        <w:t>Outstanding Paper</w:t>
+        <w:spacing w:before="0" w:after="160"/>
+        <w:rPr>
+          <w:rFonts w:ascii="Times New Roman" w:hAnsi="Times New Roman" w:cs="Times New Roman"/>
+        </w:rPr>
+      </w:pPr>
+      <w:r>
+        <w:rPr>
+          <w:rFonts w:cs="Times New Roman" w:ascii="Times New Roman" w:hAnsi="Times New Roman"/>
+          <w:smallCaps/>
+        </w:rPr>
+        <w:t>Artificial Intelligence</w:t>
+      </w:r>
+      <w:r>
+        <w:rPr>
+          <w:rFonts w:cs="Times New Roman" w:ascii="Times New Roman" w:hAnsi="Times New Roman"/>
+        </w:rPr>
+        <w:t>: user modeling, affective computing, AI &amp; education, multimodal behavior analysis</w:t>
       </w:r>
     </w:p>
     <w:p>
@@ -1131,95 +536,23 @@
           <w:ilvl w:val="0"/>
           <w:numId w:val="3"/>
         </w:numPr>
-        <w:spacing w:after="0"/>
-        <w:contextualSpacing w:val="0"/>
-        <w:jc w:val="both"/>
-        <w:rPr>
-          <w:rFonts w:ascii="Times New Roman" w:hAnsi="Times New Roman" w:cs="Times New Roman"/>
-        </w:rPr>
-      </w:pPr>
-      <w:r>
-        <w:rPr>
-          <w:rFonts w:ascii="Times New Roman" w:hAnsi="Times New Roman" w:cs="Times New Roman"/>
-          <w:b/>
-        </w:rPr>
-        <w:t>A. Vail</w:t>
-      </w:r>
-      <w:r>
-        <w:rPr>
-          <w:rFonts w:ascii="Times New Roman" w:hAnsi="Times New Roman" w:cs="Times New Roman"/>
-        </w:rPr>
-        <w:t xml:space="preserve">, J. Wiggins, J. Grafsgaard, K. Boyer, E. Wiebe, and J. Lester. The Affective Impact of Tutor Questions: Predicting Frustration and Engagement. </w:t>
-      </w:r>
-      <w:r>
-        <w:rPr>
-          <w:rFonts w:ascii="Times New Roman" w:hAnsi="Times New Roman" w:cs="Times New Roman"/>
-          <w:i/>
-        </w:rPr>
-        <w:t xml:space="preserve">Proceedings of the </w:t>
-      </w:r>
-      <w:r>
-        <w:rPr>
-          <w:rFonts w:ascii="Times New Roman" w:hAnsi="Times New Roman" w:cs="Times New Roman"/>
-          <w:i/>
-        </w:rPr>
-        <w:t>Nin</w:t>
-      </w:r>
-      <w:r>
-        <w:rPr>
-          <w:rFonts w:ascii="Times New Roman" w:hAnsi="Times New Roman" w:cs="Times New Roman"/>
-          <w:i/>
-        </w:rPr>
-        <w:t>th International Conference on Educational Data Mining (EDM 2016)</w:t>
-      </w:r>
-      <w:r>
-        <w:rPr>
-          <w:rFonts w:ascii="Times New Roman" w:hAnsi="Times New Roman" w:cs="Times New Roman"/>
-        </w:rPr>
-        <w:t xml:space="preserve">, </w:t>
-      </w:r>
-      <w:r>
-        <w:rPr>
-          <w:rFonts w:ascii="Times New Roman" w:hAnsi="Times New Roman" w:cs="Times New Roman"/>
-        </w:rPr>
-        <w:t xml:space="preserve">pp. </w:t>
-      </w:r>
-      <w:r>
-        <w:rPr>
-          <w:rFonts w:ascii="Times New Roman" w:hAnsi="Times New Roman" w:cs="Times New Roman"/>
-        </w:rPr>
-        <w:t>247–254</w:t>
-      </w:r>
-      <w:r>
-        <w:rPr>
-          <w:rFonts w:ascii="Times New Roman" w:hAnsi="Times New Roman" w:cs="Times New Roman"/>
-        </w:rPr>
-        <w:t>, Raleigh, North Carolina, 2016. (long paper, acceptance rate: 27.5%)</w:t>
-      </w:r>
-      <w:r>
-        <w:rPr>
-          <w:rFonts w:ascii="Times New Roman" w:hAnsi="Times New Roman" w:cs="Times New Roman"/>
-        </w:rPr>
-        <w:t xml:space="preserve"> </w:t>
-      </w:r>
-    </w:p>
-    <w:p>
-      <w:pPr>
-        <w:pStyle w:val="ListParagraph"/>
-        <w:ind w:firstLine="720"/>
-        <w:contextualSpacing w:val="0"/>
-        <w:jc w:val="both"/>
-        <w:rPr>
-          <w:rFonts w:ascii="Times New Roman" w:hAnsi="Times New Roman" w:cs="Times New Roman"/>
-          <w:b/>
-        </w:rPr>
-      </w:pPr>
-      <w:r>
-        <w:rPr>
-          <w:rFonts w:ascii="Times New Roman" w:hAnsi="Times New Roman" w:cs="Times New Roman"/>
-          <w:b/>
-        </w:rPr>
-        <w:t>Exemplary Paper</w:t>
+        <w:spacing w:before="0" w:after="160"/>
+        <w:rPr>
+          <w:rFonts w:ascii="Times New Roman" w:hAnsi="Times New Roman" w:cs="Times New Roman"/>
+        </w:rPr>
+      </w:pPr>
+      <w:r>
+        <w:rPr>
+          <w:rFonts w:cs="Times New Roman" w:ascii="Times New Roman" w:hAnsi="Times New Roman"/>
+          <w:smallCaps/>
+        </w:rPr>
+        <w:t>Advanced Learning Technologies</w:t>
+      </w:r>
+      <w:r>
+        <w:rPr>
+          <w:rFonts w:cs="Times New Roman" w:ascii="Times New Roman" w:hAnsi="Times New Roman"/>
+        </w:rPr>
+        <w:t>: intelligent tutoring systems, tutorial dialogue, game-based learning environments</w:t>
       </w:r>
     </w:p>
     <w:p>
@@ -1229,87 +562,204 @@
           <w:ilvl w:val="0"/>
           <w:numId w:val="3"/>
         </w:numPr>
-        <w:contextualSpacing w:val="0"/>
-        <w:jc w:val="both"/>
-        <w:rPr>
-          <w:rFonts w:ascii="Times New Roman" w:hAnsi="Times New Roman" w:cs="Times New Roman"/>
-        </w:rPr>
-      </w:pPr>
-      <w:r>
-        <w:rPr>
-          <w:rFonts w:ascii="Times New Roman" w:hAnsi="Times New Roman" w:cs="Times New Roman"/>
-        </w:rPr>
-        <w:t xml:space="preserve">W. Min, J. Wiggins, L. Pezzullo, </w:t>
-      </w:r>
-      <w:r>
-        <w:rPr>
-          <w:rFonts w:ascii="Times New Roman" w:hAnsi="Times New Roman" w:cs="Times New Roman"/>
-          <w:b/>
-        </w:rPr>
-        <w:t>A. Vail</w:t>
-      </w:r>
-      <w:r>
-        <w:rPr>
-          <w:rFonts w:ascii="Times New Roman" w:hAnsi="Times New Roman" w:cs="Times New Roman"/>
-        </w:rPr>
-        <w:t xml:space="preserve">, K. Boyer, B. Mott, M. Frankosky, E. Wiebe, </w:t>
-      </w:r>
-      <w:r>
-        <w:rPr>
-          <w:rFonts w:ascii="Times New Roman" w:hAnsi="Times New Roman" w:cs="Times New Roman"/>
-        </w:rPr>
-        <w:t xml:space="preserve">and </w:t>
-      </w:r>
-      <w:r>
-        <w:rPr>
-          <w:rFonts w:ascii="Times New Roman" w:hAnsi="Times New Roman" w:cs="Times New Roman"/>
-        </w:rPr>
-        <w:t xml:space="preserve">J. Lester. Predicting Dialogue Acts for Intelligent Virtual Agents with Multimodal Student Interaction Data. </w:t>
-      </w:r>
-      <w:r>
-        <w:rPr>
-          <w:rFonts w:ascii="Times New Roman" w:hAnsi="Times New Roman" w:cs="Times New Roman"/>
-          <w:i/>
-        </w:rPr>
-        <w:t xml:space="preserve">Proceedings of the </w:t>
-      </w:r>
-      <w:r>
-        <w:rPr>
-          <w:rFonts w:ascii="Times New Roman" w:hAnsi="Times New Roman" w:cs="Times New Roman"/>
-          <w:i/>
-        </w:rPr>
-        <w:t>Nin</w:t>
-      </w:r>
-      <w:r>
-        <w:rPr>
-          <w:rFonts w:ascii="Times New Roman" w:hAnsi="Times New Roman" w:cs="Times New Roman"/>
-          <w:i/>
-        </w:rPr>
-        <w:t>th International Conference on Educational Data Mining (EDM 2016)</w:t>
-      </w:r>
-      <w:r>
-        <w:rPr>
-          <w:rFonts w:ascii="Times New Roman" w:hAnsi="Times New Roman" w:cs="Times New Roman"/>
-        </w:rPr>
-        <w:t xml:space="preserve">, </w:t>
-      </w:r>
-      <w:r>
-        <w:rPr>
-          <w:rFonts w:ascii="Times New Roman" w:hAnsi="Times New Roman" w:cs="Times New Roman"/>
-        </w:rPr>
-        <w:t xml:space="preserve">pp. </w:t>
-      </w:r>
-      <w:r>
-        <w:rPr>
-          <w:rFonts w:ascii="Times New Roman" w:hAnsi="Times New Roman" w:cs="Times New Roman"/>
-        </w:rPr>
-        <w:t>454–459</w:t>
-      </w:r>
-      <w:r>
-        <w:rPr>
-          <w:rFonts w:ascii="Times New Roman" w:hAnsi="Times New Roman" w:cs="Times New Roman"/>
-        </w:rPr>
-        <w:t>, Raleigh, North Carolina, 2016. (short paper, acceptance rate: 52%)</w:t>
+        <w:spacing w:before="0" w:after="160"/>
+        <w:rPr>
+          <w:rFonts w:ascii="Times New Roman" w:hAnsi="Times New Roman" w:cs="Times New Roman"/>
+        </w:rPr>
+      </w:pPr>
+      <w:r>
+        <w:rPr>
+          <w:rFonts w:cs="Times New Roman" w:ascii="Times New Roman" w:hAnsi="Times New Roman"/>
+          <w:smallCaps/>
+        </w:rPr>
+        <w:t>Natural Language Processing</w:t>
+      </w:r>
+      <w:r>
+        <w:rPr>
+          <w:rFonts w:cs="Times New Roman" w:ascii="Times New Roman" w:hAnsi="Times New Roman"/>
+        </w:rPr>
+        <w:t>: natural language understanding, natural language dialogue systems</w:t>
+      </w:r>
+    </w:p>
+    <w:p>
+      <w:pPr>
+        <w:pStyle w:val="Normal"/>
+        <w:rPr>
+          <w:rFonts w:ascii="Times New Roman" w:hAnsi="Times New Roman" w:cs="Times New Roman"/>
+          <w:b/>
+          <w:b/>
+          <w:sz w:val="28"/>
+        </w:rPr>
+      </w:pPr>
+      <w:r>
+        <w:rPr>
+          <w:rFonts w:cs="Times New Roman" w:ascii="Times New Roman" w:hAnsi="Times New Roman"/>
+          <w:b/>
+          <w:sz w:val="28"/>
+        </w:rPr>
+        <w:t>Teaching Experience</w:t>
+      </w:r>
+    </w:p>
+    <w:p>
+      <w:pPr>
+        <w:pStyle w:val="Normal"/>
+        <w:rPr>
+          <w:rFonts w:ascii="Times New Roman" w:hAnsi="Times New Roman" w:cs="Times New Roman"/>
+        </w:rPr>
+      </w:pPr>
+      <w:r>
+        <w:rPr>
+          <w:rFonts w:cs="Times New Roman" w:ascii="Times New Roman" w:hAnsi="Times New Roman"/>
+        </w:rPr>
+        <w:t>2013 – 2014</w:t>
+        <w:tab/>
+      </w:r>
+      <w:r>
+        <w:rPr>
+          <w:rFonts w:cs="Times New Roman" w:ascii="Times New Roman" w:hAnsi="Times New Roman"/>
+          <w:b/>
+        </w:rPr>
+        <w:t>Teaching Assistant</w:t>
+      </w:r>
+      <w:r>
+        <w:rPr>
+          <w:rFonts w:cs="Times New Roman" w:ascii="Times New Roman" w:hAnsi="Times New Roman"/>
+        </w:rPr>
+        <w:t>, North Carolina State University</w:t>
+        <w:br/>
+        <w:tab/>
+        <w:tab/>
+        <w:t>Department of Computer Science</w:t>
+      </w:r>
+    </w:p>
+    <w:p>
+      <w:pPr>
+        <w:pStyle w:val="Normal"/>
+        <w:rPr>
+          <w:rFonts w:ascii="Times New Roman" w:hAnsi="Times New Roman" w:cs="Times New Roman"/>
+        </w:rPr>
+      </w:pPr>
+      <w:r>
+        <w:rPr>
+          <w:rFonts w:cs="Times New Roman" w:ascii="Times New Roman" w:hAnsi="Times New Roman"/>
+        </w:rPr>
+        <w:tab/>
+        <w:tab/>
+        <w:t>Fall 2013</w:t>
+        <w:tab/>
+        <w:t>CSC 226: Discrete Mathematics for Computer Scientists</w:t>
+        <w:br/>
+        <w:tab/>
+        <w:tab/>
+        <w:tab/>
+        <w:tab/>
+        <w:t>Dr. Tiffany Barnes</w:t>
+        <w:br/>
+        <w:tab/>
+        <w:tab/>
+        <w:tab/>
+        <w:tab/>
+        <w:t>~250 students</w:t>
+      </w:r>
+    </w:p>
+    <w:p>
+      <w:pPr>
+        <w:pStyle w:val="Normal"/>
+        <w:rPr>
+          <w:rFonts w:ascii="Times New Roman" w:hAnsi="Times New Roman" w:cs="Times New Roman"/>
+        </w:rPr>
+      </w:pPr>
+      <w:r>
+        <w:rPr>
+          <w:rFonts w:cs="Times New Roman" w:ascii="Times New Roman" w:hAnsi="Times New Roman"/>
+        </w:rPr>
+        <w:tab/>
+        <w:tab/>
+        <w:t>Spring 2014</w:t>
+        <w:tab/>
+        <w:t>CSC 230: C and Software Tools</w:t>
+        <w:br/>
+        <w:tab/>
+        <w:tab/>
+        <w:tab/>
+        <w:tab/>
+        <w:t>Dr. Sarah Heckman</w:t>
+        <w:br/>
+        <w:tab/>
+        <w:tab/>
+        <w:tab/>
+        <w:tab/>
+        <w:t>~120 students</w:t>
+      </w:r>
+    </w:p>
+    <w:p>
+      <w:pPr>
+        <w:pStyle w:val="Normal"/>
+        <w:rPr>
+          <w:rFonts w:ascii="Times New Roman" w:hAnsi="Times New Roman" w:cs="Times New Roman"/>
+        </w:rPr>
+      </w:pPr>
+      <w:r>
+        <w:rPr>
+          <w:rFonts w:cs="Times New Roman" w:ascii="Times New Roman" w:hAnsi="Times New Roman"/>
+        </w:rPr>
+        <w:t>2012 – 2013</w:t>
+        <w:tab/>
+      </w:r>
+      <w:r>
+        <w:rPr>
+          <w:rFonts w:cs="Times New Roman" w:ascii="Times New Roman" w:hAnsi="Times New Roman"/>
+          <w:b/>
+        </w:rPr>
+        <w:t>Mathematics &amp; Physics Tutor</w:t>
+      </w:r>
+      <w:r>
+        <w:rPr>
+          <w:rFonts w:cs="Times New Roman" w:ascii="Times New Roman" w:hAnsi="Times New Roman"/>
+        </w:rPr>
+        <w:t>, North Carolina State University</w:t>
+        <w:br/>
+        <w:tab/>
+        <w:tab/>
+        <w:t>College Reading &amp; Learning Association: Level II Advanced Tutor Certification</w:t>
+      </w:r>
+    </w:p>
+    <w:p>
+      <w:pPr>
+        <w:pStyle w:val="Normal"/>
+        <w:rPr>
+          <w:rFonts w:ascii="Times New Roman" w:hAnsi="Times New Roman" w:cs="Times New Roman"/>
+          <w:b/>
+          <w:b/>
+          <w:sz w:val="28"/>
+        </w:rPr>
+      </w:pPr>
+      <w:r>
+        <w:rPr>
+          <w:rFonts w:cs="Times New Roman" w:ascii="Times New Roman" w:hAnsi="Times New Roman"/>
+          <w:b/>
+          <w:sz w:val="28"/>
+        </w:rPr>
+        <w:t>Publications</w:t>
+      </w:r>
+    </w:p>
+    <w:p>
+      <w:pPr>
+        <w:pStyle w:val="Normal"/>
+        <w:rPr>
+          <w:rFonts w:ascii="Times New Roman" w:hAnsi="Times New Roman" w:cs="Times New Roman"/>
+          <w:b/>
+          <w:b/>
+          <w:sz w:val="24"/>
+        </w:rPr>
+      </w:pPr>
+      <w:r>
+        <w:rPr>
+          <w:rFonts w:cs="Times New Roman" w:ascii="Times New Roman" w:hAnsi="Times New Roman"/>
+          <w:b/>
+          <w:sz w:val="24"/>
+        </w:rPr>
+        <w:t>2016</w:t>
       </w:r>
     </w:p>
     <w:p>
@@ -1317,9 +767,9 @@
         <w:pStyle w:val="ListParagraph"/>
         <w:numPr>
           <w:ilvl w:val="0"/>
-          <w:numId w:val="3"/>
+          <w:numId w:val="2"/>
         </w:numPr>
-        <w:contextualSpacing w:val="0"/>
+        <w:spacing w:before="0" w:after="0"/>
         <w:jc w:val="both"/>
         <w:rPr>
           <w:rFonts w:ascii="Times New Roman" w:hAnsi="Times New Roman" w:cs="Times New Roman"/>
@@ -1327,71 +777,49 @@
       </w:pPr>
       <w:r>
         <w:rPr>
-          <w:rFonts w:ascii="Times New Roman" w:hAnsi="Times New Roman" w:cs="Times New Roman"/>
+          <w:rFonts w:cs="Times New Roman" w:ascii="Times New Roman" w:hAnsi="Times New Roman"/>
           <w:b/>
         </w:rPr>
         <w:t>A. Vail</w:t>
       </w:r>
       <w:r>
         <w:rPr>
-          <w:rFonts w:ascii="Times New Roman" w:hAnsi="Times New Roman" w:cs="Times New Roman"/>
-        </w:rPr>
-        <w:t xml:space="preserve">, J. Grafsgaard, K. Boyer, E. Wiebe, and J. Lester. Predicting Learning from Student Affective Response to Tutor Questions. </w:t>
-      </w:r>
-      <w:r>
-        <w:rPr>
-          <w:rFonts w:ascii="Times New Roman" w:hAnsi="Times New Roman" w:cs="Times New Roman"/>
+          <w:rFonts w:cs="Times New Roman" w:ascii="Times New Roman" w:hAnsi="Times New Roman"/>
+        </w:rPr>
+        <w:t xml:space="preserve">, J. Grafsgaard, K. Boyer, E. Wiebe, and J. Lester. Gender Differences in Facial Expressions of Affect During Learning. </w:t>
+      </w:r>
+      <w:r>
+        <w:rPr>
+          <w:rFonts w:cs="Times New Roman" w:ascii="Times New Roman" w:hAnsi="Times New Roman"/>
           <w:i/>
         </w:rPr>
-        <w:t>Proceedings of the Thirteenth International Conference on Intelligent Tutoring Systems (ITS 2016)</w:t>
-      </w:r>
-      <w:r>
-        <w:rPr>
-          <w:rFonts w:ascii="Times New Roman" w:hAnsi="Times New Roman" w:cs="Times New Roman"/>
-        </w:rPr>
-        <w:t xml:space="preserve">, </w:t>
-      </w:r>
-      <w:r>
-        <w:rPr>
-          <w:rFonts w:ascii="Times New Roman" w:hAnsi="Times New Roman" w:cs="Times New Roman"/>
-        </w:rPr>
-        <w:t>pp. 154–164</w:t>
-      </w:r>
-      <w:r>
-        <w:rPr>
-          <w:rFonts w:ascii="Times New Roman" w:hAnsi="Times New Roman" w:cs="Times New Roman"/>
-        </w:rPr>
-        <w:t>, Zagreb, Croatia, 2016. (long paper</w:t>
-      </w:r>
-      <w:r>
-        <w:rPr>
-          <w:rFonts w:ascii="Times New Roman" w:hAnsi="Times New Roman" w:cs="Times New Roman"/>
-        </w:rPr>
-        <w:t>, acceptance rate: 15%</w:t>
-      </w:r>
-      <w:r>
-        <w:rPr>
-          <w:rFonts w:ascii="Times New Roman" w:hAnsi="Times New Roman" w:cs="Times New Roman"/>
-        </w:rPr>
-        <w:t>)</w:t>
-      </w:r>
-    </w:p>
-    <w:p>
-      <w:pPr>
+        <w:t>Proceedings of the Twenty-Fourth International Conference on User Modelling, Adaptation, and Personalization (UMAP 2016)</w:t>
+      </w:r>
+      <w:r>
+        <w:rPr>
+          <w:rFonts w:cs="Times New Roman" w:ascii="Times New Roman" w:hAnsi="Times New Roman"/>
+        </w:rPr>
+        <w:t xml:space="preserve">, pp. 65–73, Halifax, Canada, 2016. (long paper, acceptance rate: 23.9%) </w:t>
+      </w:r>
+    </w:p>
+    <w:p>
+      <w:pPr>
+        <w:pStyle w:val="ListParagraph"/>
+        <w:spacing w:before="0" w:after="160"/>
+        <w:ind w:left="720" w:firstLine="720"/>
         <w:jc w:val="both"/>
         <w:rPr>
           <w:rFonts w:ascii="Times New Roman" w:hAnsi="Times New Roman" w:cs="Times New Roman"/>
           <w:b/>
-          <w:sz w:val="24"/>
-        </w:rPr>
-      </w:pPr>
-      <w:r>
-        <w:rPr>
-          <w:rFonts w:ascii="Times New Roman" w:hAnsi="Times New Roman" w:cs="Times New Roman"/>
-          <w:b/>
-          <w:sz w:val="24"/>
-        </w:rPr>
-        <w:t>2015</w:t>
+          <w:b/>
+        </w:rPr>
+      </w:pPr>
+      <w:r>
+        <w:rPr>
+          <w:rFonts w:cs="Times New Roman" w:ascii="Times New Roman" w:hAnsi="Times New Roman"/>
+          <w:b/>
+        </w:rPr>
+        <w:t>Outstanding Paper</w:t>
       </w:r>
     </w:p>
     <w:p>
@@ -1399,10 +827,9 @@
         <w:pStyle w:val="ListParagraph"/>
         <w:numPr>
           <w:ilvl w:val="0"/>
-          <w:numId w:val="3"/>
+          <w:numId w:val="2"/>
         </w:numPr>
-        <w:spacing w:after="0"/>
-        <w:contextualSpacing w:val="0"/>
+        <w:spacing w:before="0" w:after="0"/>
         <w:jc w:val="both"/>
         <w:rPr>
           <w:rFonts w:ascii="Times New Roman" w:hAnsi="Times New Roman" w:cs="Times New Roman"/>
@@ -1410,89 +837,49 @@
       </w:pPr>
       <w:r>
         <w:rPr>
-          <w:rFonts w:ascii="Times New Roman" w:hAnsi="Times New Roman" w:cs="Times New Roman"/>
+          <w:rFonts w:cs="Times New Roman" w:ascii="Times New Roman" w:hAnsi="Times New Roman"/>
           <w:b/>
         </w:rPr>
         <w:t>A. Vail</w:t>
       </w:r>
       <w:r>
         <w:rPr>
-          <w:rFonts w:ascii="Times New Roman" w:hAnsi="Times New Roman" w:cs="Times New Roman"/>
-        </w:rPr>
-        <w:t xml:space="preserve">, K. Boyer, E. Wiebe, and J. Lester. The Mars and Venus Effect: The Influence of User Gender on the Effectiveness of Adaptive Task Support. </w:t>
-      </w:r>
-      <w:r>
-        <w:rPr>
-          <w:rFonts w:ascii="Times New Roman" w:hAnsi="Times New Roman" w:cs="Times New Roman"/>
+          <w:rFonts w:cs="Times New Roman" w:ascii="Times New Roman" w:hAnsi="Times New Roman"/>
+        </w:rPr>
+        <w:t xml:space="preserve">, J. Wiggins, J. Grafsgaard, K. Boyer, E. Wiebe, and J. Lester. The Affective Impact of Tutor Questions: Predicting Frustration and Engagement. </w:t>
+      </w:r>
+      <w:r>
+        <w:rPr>
+          <w:rFonts w:cs="Times New Roman" w:ascii="Times New Roman" w:hAnsi="Times New Roman"/>
           <w:i/>
         </w:rPr>
-        <w:t>Proceedings of the Twenty-Third International Conference on User Modeling, Adaptation, and Personalization (UMAP 2015)</w:t>
-      </w:r>
-      <w:r>
-        <w:rPr>
-          <w:rFonts w:ascii="Times New Roman" w:hAnsi="Times New Roman" w:cs="Times New Roman"/>
-        </w:rPr>
-        <w:t>, pp. 216</w:t>
-      </w:r>
-      <w:r>
-        <w:rPr>
-          <w:rFonts w:ascii="Times New Roman" w:hAnsi="Times New Roman" w:cs="Times New Roman"/>
-        </w:rPr>
-        <w:t>–</w:t>
-      </w:r>
-      <w:r>
-        <w:rPr>
-          <w:rFonts w:ascii="Times New Roman" w:hAnsi="Times New Roman" w:cs="Times New Roman"/>
-        </w:rPr>
-        <w:t>227, Dublin, Ireland, 2015. (long paper, acceptance rate: 28%)</w:t>
+        <w:t>Proceedings of the Ninth International Conference on Educational Data Mining (EDM 2016)</w:t>
+      </w:r>
+      <w:r>
+        <w:rPr>
+          <w:rFonts w:cs="Times New Roman" w:ascii="Times New Roman" w:hAnsi="Times New Roman"/>
+        </w:rPr>
+        <w:t xml:space="preserve">, pp. 247–254, Raleigh, North Carolina, 2016. (long paper, acceptance rate: 27.5%) </w:t>
       </w:r>
     </w:p>
     <w:p>
       <w:pPr>
         <w:pStyle w:val="ListParagraph"/>
-        <w:ind w:firstLine="720"/>
-        <w:contextualSpacing w:val="0"/>
+        <w:spacing w:before="0" w:after="160"/>
+        <w:ind w:left="720" w:firstLine="720"/>
         <w:jc w:val="both"/>
         <w:rPr>
           <w:rFonts w:ascii="Times New Roman" w:hAnsi="Times New Roman" w:cs="Times New Roman"/>
           <w:b/>
-        </w:rPr>
-      </w:pPr>
-      <w:r>
-        <w:rPr>
-          <w:rFonts w:ascii="Times New Roman" w:hAnsi="Times New Roman" w:cs="Times New Roman"/>
-          <w:b/>
-        </w:rPr>
-        <w:t>Best Paper Award</w:t>
-      </w:r>
-    </w:p>
-    <w:p>
-      <w:pPr>
-        <w:jc w:val="both"/>
-        <w:rPr>
-          <w:rFonts w:ascii="Times New Roman" w:hAnsi="Times New Roman" w:cs="Times New Roman"/>
-          <w:b/>
-          <w:sz w:val="24"/>
-        </w:rPr>
-      </w:pPr>
-    </w:p>
-    <w:p>
-      <w:pPr>
-        <w:jc w:val="both"/>
-        <w:rPr>
-          <w:rFonts w:ascii="Times New Roman" w:hAnsi="Times New Roman" w:cs="Times New Roman"/>
-          <w:b/>
-          <w:sz w:val="24"/>
-        </w:rPr>
-      </w:pPr>
-      <w:r>
-        <w:rPr>
-          <w:rFonts w:ascii="Times New Roman" w:hAnsi="Times New Roman" w:cs="Times New Roman"/>
-          <w:b/>
-          <w:sz w:val="24"/>
-        </w:rPr>
-        <w:lastRenderedPageBreak/>
-        <w:t>2014</w:t>
+          <w:b/>
+        </w:rPr>
+      </w:pPr>
+      <w:r>
+        <w:rPr>
+          <w:rFonts w:cs="Times New Roman" w:ascii="Times New Roman" w:hAnsi="Times New Roman"/>
+          <w:b/>
+        </w:rPr>
+        <w:t>Exemplary Paper</w:t>
       </w:r>
     </w:p>
     <w:p>
@@ -1500,9 +887,9 @@
         <w:pStyle w:val="ListParagraph"/>
         <w:numPr>
           <w:ilvl w:val="0"/>
-          <w:numId w:val="3"/>
+          <w:numId w:val="2"/>
         </w:numPr>
-        <w:contextualSpacing w:val="0"/>
+        <w:spacing w:before="0" w:after="160"/>
         <w:jc w:val="both"/>
         <w:rPr>
           <w:rFonts w:ascii="Times New Roman" w:hAnsi="Times New Roman" w:cs="Times New Roman"/>
@@ -1510,59 +897,35 @@
       </w:pPr>
       <w:r>
         <w:rPr>
-          <w:rFonts w:ascii="Times New Roman" w:hAnsi="Times New Roman" w:cs="Times New Roman"/>
+          <w:rFonts w:cs="Times New Roman" w:ascii="Times New Roman" w:hAnsi="Times New Roman"/>
+        </w:rPr>
+        <w:t xml:space="preserve">W. Min, J. Wiggins, L. Pezzullo, </w:t>
+      </w:r>
+      <w:r>
+        <w:rPr>
+          <w:rFonts w:cs="Times New Roman" w:ascii="Times New Roman" w:hAnsi="Times New Roman"/>
           <w:b/>
         </w:rPr>
         <w:t>A. Vail</w:t>
       </w:r>
       <w:r>
         <w:rPr>
-          <w:rFonts w:ascii="Times New Roman" w:hAnsi="Times New Roman" w:cs="Times New Roman"/>
-        </w:rPr>
-        <w:t xml:space="preserve">, J. Grafsgaard, J. Wiggins, J. Lester, and K. Boyer. Predicting Learning and Engagement in Tutorial Dialogue: A Personality-Based Model. </w:t>
-      </w:r>
-      <w:r>
-        <w:rPr>
-          <w:rFonts w:ascii="Times New Roman" w:hAnsi="Times New Roman" w:cs="Times New Roman"/>
+          <w:rFonts w:cs="Times New Roman" w:ascii="Times New Roman" w:hAnsi="Times New Roman"/>
+        </w:rPr>
+        <w:t xml:space="preserve">, K. Boyer, B. Mott, M. Frankosky, E. Wiebe, and J. Lester. Predicting Dialogue Acts for Intelligent Virtual Agents with Multimodal Student Interaction Data. </w:t>
+      </w:r>
+      <w:r>
+        <w:rPr>
+          <w:rFonts w:cs="Times New Roman" w:ascii="Times New Roman" w:hAnsi="Times New Roman"/>
           <w:i/>
         </w:rPr>
-        <w:t>Proceedings of the Sixteenth ACM International Conference on Multimodal Interaction (ICMI 2014)</w:t>
-      </w:r>
-      <w:r>
-        <w:rPr>
-          <w:rFonts w:ascii="Times New Roman" w:hAnsi="Times New Roman" w:cs="Times New Roman"/>
-        </w:rPr>
-        <w:t>, pp. 255</w:t>
-      </w:r>
-      <w:r>
-        <w:rPr>
-          <w:rFonts w:ascii="Times New Roman" w:hAnsi="Times New Roman" w:cs="Times New Roman"/>
-        </w:rPr>
-        <w:t>–</w:t>
-      </w:r>
-      <w:r>
-        <w:rPr>
-          <w:rFonts w:ascii="Times New Roman" w:hAnsi="Times New Roman" w:cs="Times New Roman"/>
-        </w:rPr>
-        <w:t>262, Istanbul, Turkey, 2014.</w:t>
-      </w:r>
-      <w:r>
-        <w:rPr>
-          <w:rFonts w:ascii="Times New Roman" w:hAnsi="Times New Roman" w:cs="Times New Roman"/>
-        </w:rPr>
-        <w:t xml:space="preserve"> (</w:t>
-      </w:r>
-      <w:r>
-        <w:rPr>
-          <w:rFonts w:ascii="Times New Roman" w:hAnsi="Times New Roman" w:cs="Times New Roman"/>
-        </w:rPr>
-        <w:t xml:space="preserve">long paper, </w:t>
-      </w:r>
-      <w:r>
-        <w:rPr>
-          <w:rFonts w:ascii="Times New Roman" w:hAnsi="Times New Roman" w:cs="Times New Roman"/>
-        </w:rPr>
-        <w:t>acceptance rate: 39%)</w:t>
+        <w:t>Proceedings of the Ninth International Conference on Educational Data Mining (EDM 2016)</w:t>
+      </w:r>
+      <w:r>
+        <w:rPr>
+          <w:rFonts w:cs="Times New Roman" w:ascii="Times New Roman" w:hAnsi="Times New Roman"/>
+        </w:rPr>
+        <w:t>, pp. 454–459, Raleigh, North Carolina, 2016. (short paper, acceptance rate: 52%)</w:t>
       </w:r>
     </w:p>
     <w:p>
@@ -1570,9 +933,9 @@
         <w:pStyle w:val="ListParagraph"/>
         <w:numPr>
           <w:ilvl w:val="0"/>
-          <w:numId w:val="3"/>
+          <w:numId w:val="2"/>
         </w:numPr>
-        <w:contextualSpacing w:val="0"/>
+        <w:spacing w:before="0" w:after="160"/>
         <w:jc w:val="both"/>
         <w:rPr>
           <w:rFonts w:ascii="Times New Roman" w:hAnsi="Times New Roman" w:cs="Times New Roman"/>
@@ -1580,65 +943,49 @@
       </w:pPr>
       <w:r>
         <w:rPr>
-          <w:rFonts w:ascii="Times New Roman" w:hAnsi="Times New Roman" w:cs="Times New Roman"/>
-        </w:rPr>
-        <w:t xml:space="preserve">J. Grafsgaard, J. Wiggins, </w:t>
-      </w:r>
-      <w:r>
-        <w:rPr>
-          <w:rFonts w:ascii="Times New Roman" w:hAnsi="Times New Roman" w:cs="Times New Roman"/>
+          <w:rFonts w:cs="Times New Roman" w:ascii="Times New Roman" w:hAnsi="Times New Roman"/>
           <w:b/>
         </w:rPr>
         <w:t>A. Vail</w:t>
       </w:r>
       <w:r>
         <w:rPr>
-          <w:rFonts w:ascii="Times New Roman" w:hAnsi="Times New Roman" w:cs="Times New Roman"/>
-        </w:rPr>
-        <w:t xml:space="preserve">, K. Boyer, E. Wiebe, and J. Lester. The Additive Value of Multimodal Features for Predicting Engagement, Frustration, and Learning During Tutoring. </w:t>
-      </w:r>
-      <w:r>
-        <w:rPr>
-          <w:rFonts w:ascii="Times New Roman" w:hAnsi="Times New Roman" w:cs="Times New Roman"/>
+          <w:rFonts w:cs="Times New Roman" w:ascii="Times New Roman" w:hAnsi="Times New Roman"/>
+        </w:rPr>
+        <w:t xml:space="preserve">, J. Grafsgaard, K. Boyer, E. Wiebe, and J. Lester. Predicting Learning from Student Affective Response to Tutor Questions. </w:t>
+      </w:r>
+      <w:r>
+        <w:rPr>
+          <w:rFonts w:cs="Times New Roman" w:ascii="Times New Roman" w:hAnsi="Times New Roman"/>
           <w:i/>
         </w:rPr>
-        <w:t>Proceedings of the Sixteenth ACM International Conference on Multimodal Interaction (ICMI 2014)</w:t>
-      </w:r>
-      <w:r>
-        <w:rPr>
-          <w:rFonts w:ascii="Times New Roman" w:hAnsi="Times New Roman" w:cs="Times New Roman"/>
-        </w:rPr>
-        <w:t>, pp. 42</w:t>
-      </w:r>
-      <w:r>
-        <w:rPr>
-          <w:rFonts w:ascii="Times New Roman" w:hAnsi="Times New Roman" w:cs="Times New Roman"/>
-        </w:rPr>
-        <w:t>–</w:t>
-      </w:r>
-      <w:r>
-        <w:rPr>
-          <w:rFonts w:ascii="Times New Roman" w:hAnsi="Times New Roman" w:cs="Times New Roman"/>
-        </w:rPr>
-        <w:t>49, Istanbul, Turkey, 2014.</w:t>
-      </w:r>
-      <w:r>
-        <w:rPr>
-          <w:rFonts w:ascii="Times New Roman" w:hAnsi="Times New Roman" w:cs="Times New Roman"/>
-        </w:rPr>
-        <w:t xml:space="preserve"> (</w:t>
-      </w:r>
-      <w:r>
-        <w:rPr>
-          <w:rFonts w:ascii="Times New Roman" w:hAnsi="Times New Roman" w:cs="Times New Roman"/>
-        </w:rPr>
-        <w:t xml:space="preserve">long paper, </w:t>
-      </w:r>
-      <w:r>
-        <w:rPr>
-          <w:rFonts w:ascii="Times New Roman" w:hAnsi="Times New Roman" w:cs="Times New Roman"/>
-        </w:rPr>
-        <w:t>acceptance rate: 39%)</w:t>
+        <w:t>Proceedings of the Thirteenth International Conference on Intelligent Tutoring Systems (ITS 2016)</w:t>
+      </w:r>
+      <w:r>
+        <w:rPr>
+          <w:rFonts w:cs="Times New Roman" w:ascii="Times New Roman" w:hAnsi="Times New Roman"/>
+        </w:rPr>
+        <w:t>, pp. 154–164, Zagreb, Croatia, 2016. (long paper, acceptance rate: 15%)</w:t>
+      </w:r>
+    </w:p>
+    <w:p>
+      <w:pPr>
+        <w:pStyle w:val="Normal"/>
+        <w:jc w:val="both"/>
+        <w:rPr>
+          <w:rFonts w:ascii="Times New Roman" w:hAnsi="Times New Roman" w:cs="Times New Roman"/>
+          <w:b/>
+          <w:b/>
+          <w:sz w:val="24"/>
+        </w:rPr>
+      </w:pPr>
+      <w:r>
+        <w:rPr>
+          <w:rFonts w:cs="Times New Roman" w:ascii="Times New Roman" w:hAnsi="Times New Roman"/>
+          <w:b/>
+          <w:sz w:val="24"/>
+        </w:rPr>
+        <w:t>2015</w:t>
       </w:r>
     </w:p>
     <w:p>
@@ -1646,9 +993,9 @@
         <w:pStyle w:val="ListParagraph"/>
         <w:numPr>
           <w:ilvl w:val="0"/>
-          <w:numId w:val="3"/>
+          <w:numId w:val="2"/>
         </w:numPr>
-        <w:contextualSpacing w:val="0"/>
+        <w:spacing w:before="0" w:after="0"/>
         <w:jc w:val="both"/>
         <w:rPr>
           <w:rFonts w:ascii="Times New Roman" w:hAnsi="Times New Roman" w:cs="Times New Roman"/>
@@ -1656,65 +1003,88 @@
       </w:pPr>
       <w:r>
         <w:rPr>
-          <w:rFonts w:ascii="Times New Roman" w:hAnsi="Times New Roman" w:cs="Times New Roman"/>
+          <w:rFonts w:cs="Times New Roman" w:ascii="Times New Roman" w:hAnsi="Times New Roman"/>
           <w:b/>
         </w:rPr>
         <w:t>A. Vail</w:t>
       </w:r>
       <w:r>
         <w:rPr>
-          <w:rFonts w:ascii="Times New Roman" w:hAnsi="Times New Roman" w:cs="Times New Roman"/>
-        </w:rPr>
-        <w:t xml:space="preserve"> and </w:t>
-      </w:r>
-      <w:r>
-        <w:rPr>
-          <w:rFonts w:ascii="Times New Roman" w:hAnsi="Times New Roman" w:cs="Times New Roman"/>
-        </w:rPr>
-        <w:t xml:space="preserve">K. Boyer. Adapting to Personality Over Time: Examining the Effectiveness of Dialogue Policy Progressions in Task-Oriented Interaction. </w:t>
-      </w:r>
-      <w:r>
-        <w:rPr>
-          <w:rFonts w:ascii="Times New Roman" w:hAnsi="Times New Roman" w:cs="Times New Roman"/>
+          <w:rFonts w:cs="Times New Roman" w:ascii="Times New Roman" w:hAnsi="Times New Roman"/>
+        </w:rPr>
+        <w:t xml:space="preserve">, K. Boyer, E. Wiebe, and J. Lester. The Mars and Venus Effect: The Influence of User Gender on the Effectiveness of Adaptive Task Support. </w:t>
+      </w:r>
+      <w:r>
+        <w:rPr>
+          <w:rFonts w:cs="Times New Roman" w:ascii="Times New Roman" w:hAnsi="Times New Roman"/>
           <w:i/>
         </w:rPr>
-        <w:t>Proceedings of the Fifteenth Annual Meeting of the Special Interest Group on Discourse and Dialogue (SIGDIAL 2014)</w:t>
-      </w:r>
-      <w:r>
-        <w:rPr>
-          <w:rFonts w:ascii="Times New Roman" w:hAnsi="Times New Roman" w:cs="Times New Roman"/>
-        </w:rPr>
-        <w:t>, pp. 41</w:t>
-      </w:r>
-      <w:r>
-        <w:rPr>
-          <w:rFonts w:ascii="Times New Roman" w:hAnsi="Times New Roman" w:cs="Times New Roman"/>
-        </w:rPr>
-        <w:t>–</w:t>
-      </w:r>
-      <w:r>
-        <w:rPr>
-          <w:rFonts w:ascii="Times New Roman" w:hAnsi="Times New Roman" w:cs="Times New Roman"/>
-        </w:rPr>
-        <w:t>50, Philadelphia, Pennsylvania, 2014.</w:t>
-      </w:r>
-      <w:r>
-        <w:rPr>
-          <w:rFonts w:ascii="Times New Roman" w:hAnsi="Times New Roman" w:cs="Times New Roman"/>
-        </w:rPr>
-        <w:t xml:space="preserve"> (</w:t>
-      </w:r>
-      <w:r>
-        <w:rPr>
-          <w:rFonts w:ascii="Times New Roman" w:hAnsi="Times New Roman" w:cs="Times New Roman"/>
-        </w:rPr>
-        <w:t xml:space="preserve">long paper, </w:t>
-      </w:r>
-      <w:r>
-        <w:rPr>
-          <w:rFonts w:ascii="Times New Roman" w:hAnsi="Times New Roman" w:cs="Times New Roman"/>
-        </w:rPr>
-        <w:t>acceptance rate: 30%)</w:t>
+        <w:t>Proceedings of the Twenty-Third International Conference on User Modeling, Adaptation, and Personalization (UMAP 2015)</w:t>
+      </w:r>
+      <w:r>
+        <w:rPr>
+          <w:rFonts w:cs="Times New Roman" w:ascii="Times New Roman" w:hAnsi="Times New Roman"/>
+        </w:rPr>
+        <w:t>, pp. 216–227, Dublin, Ireland, 2015. (long paper, acceptance rate: 28%)</w:t>
+      </w:r>
+    </w:p>
+    <w:p>
+      <w:pPr>
+        <w:pStyle w:val="ListParagraph"/>
+        <w:spacing w:before="0" w:after="160"/>
+        <w:ind w:left="720" w:firstLine="720"/>
+        <w:jc w:val="both"/>
+        <w:rPr>
+          <w:rFonts w:ascii="Times New Roman" w:hAnsi="Times New Roman" w:cs="Times New Roman"/>
+          <w:b/>
+          <w:b/>
+        </w:rPr>
+      </w:pPr>
+      <w:r>
+        <w:rPr>
+          <w:rFonts w:cs="Times New Roman" w:ascii="Times New Roman" w:hAnsi="Times New Roman"/>
+          <w:b/>
+        </w:rPr>
+        <w:t>Best Paper Award</w:t>
+      </w:r>
+    </w:p>
+    <w:p>
+      <w:pPr>
+        <w:pStyle w:val="Normal"/>
+        <w:jc w:val="both"/>
+        <w:rPr>
+          <w:rFonts w:ascii="Times New Roman" w:hAnsi="Times New Roman" w:cs="Times New Roman"/>
+          <w:b/>
+          <w:b/>
+          <w:sz w:val="24"/>
+        </w:rPr>
+      </w:pPr>
+      <w:r>
+        <w:rPr>
+          <w:rFonts w:cs="Times New Roman" w:ascii="Times New Roman" w:hAnsi="Times New Roman"/>
+          <w:b/>
+          <w:sz w:val="24"/>
+        </w:rPr>
+      </w:r>
+    </w:p>
+    <w:p>
+      <w:pPr>
+        <w:pStyle w:val="Normal"/>
+        <w:jc w:val="both"/>
+        <w:rPr>
+          <w:rFonts w:ascii="Times New Roman" w:hAnsi="Times New Roman" w:cs="Times New Roman"/>
+          <w:b/>
+          <w:b/>
+          <w:sz w:val="24"/>
+        </w:rPr>
+      </w:pPr>
+      <w:r>
+        <w:rPr>
+          <w:rFonts w:cs="Times New Roman" w:ascii="Times New Roman" w:hAnsi="Times New Roman"/>
+          <w:b/>
+          <w:sz w:val="24"/>
+        </w:rPr>
+        <w:t>2014</w:t>
       </w:r>
     </w:p>
     <w:p>
@@ -1722,9 +1092,9 @@
         <w:pStyle w:val="ListParagraph"/>
         <w:numPr>
           <w:ilvl w:val="0"/>
-          <w:numId w:val="3"/>
+          <w:numId w:val="2"/>
         </w:numPr>
-        <w:contextualSpacing w:val="0"/>
+        <w:spacing w:before="0" w:after="160"/>
         <w:jc w:val="both"/>
         <w:rPr>
           <w:rFonts w:ascii="Times New Roman" w:hAnsi="Times New Roman" w:cs="Times New Roman"/>
@@ -1732,84 +1102,170 @@
       </w:pPr>
       <w:r>
         <w:rPr>
-          <w:rFonts w:ascii="Times New Roman" w:hAnsi="Times New Roman" w:cs="Times New Roman"/>
+          <w:rFonts w:cs="Times New Roman" w:ascii="Times New Roman" w:hAnsi="Times New Roman"/>
           <w:b/>
         </w:rPr>
         <w:t>A. Vail</w:t>
       </w:r>
       <w:r>
         <w:rPr>
-          <w:rFonts w:ascii="Times New Roman" w:hAnsi="Times New Roman" w:cs="Times New Roman"/>
-        </w:rPr>
-        <w:t xml:space="preserve"> and</w:t>
-      </w:r>
-      <w:r>
-        <w:rPr>
-          <w:rFonts w:ascii="Times New Roman" w:hAnsi="Times New Roman" w:cs="Times New Roman"/>
-        </w:rPr>
-        <w:t xml:space="preserve"> K. Boyer. Ide</w:t>
-      </w:r>
-      <w:r>
-        <w:rPr>
-          <w:rFonts w:ascii="Times New Roman" w:hAnsi="Times New Roman" w:cs="Times New Roman"/>
-        </w:rPr>
-        <w:t xml:space="preserve">ntifying Effective Moves in Tutoring: On the Refinement of Dialogue Act Annotation Schemes. </w:t>
-      </w:r>
-      <w:r>
-        <w:rPr>
-          <w:rFonts w:ascii="Times New Roman" w:hAnsi="Times New Roman" w:cs="Times New Roman"/>
+          <w:rFonts w:cs="Times New Roman" w:ascii="Times New Roman" w:hAnsi="Times New Roman"/>
+        </w:rPr>
+        <w:t xml:space="preserve">, J. Grafsgaard, J. Wiggins, J. Lester, and K. Boyer. Predicting Learning and Engagement in Tutorial Dialogue: A Personality-Based Model. </w:t>
+      </w:r>
+      <w:r>
+        <w:rPr>
+          <w:rFonts w:cs="Times New Roman" w:ascii="Times New Roman" w:hAnsi="Times New Roman"/>
           <w:i/>
         </w:rPr>
+        <w:t>Proceedings of the Sixteenth ACM International Conference on Multimodal Interaction (ICMI 2014)</w:t>
+      </w:r>
+      <w:r>
+        <w:rPr>
+          <w:rFonts w:cs="Times New Roman" w:ascii="Times New Roman" w:hAnsi="Times New Roman"/>
+        </w:rPr>
+        <w:t>, pp. 255–262, Istanbul, Turkey, 2014. (long paper, acceptance rate: 39%)</w:t>
+      </w:r>
+    </w:p>
+    <w:p>
+      <w:pPr>
+        <w:pStyle w:val="ListParagraph"/>
+        <w:numPr>
+          <w:ilvl w:val="0"/>
+          <w:numId w:val="2"/>
+        </w:numPr>
+        <w:spacing w:before="0" w:after="160"/>
+        <w:jc w:val="both"/>
+        <w:rPr>
+          <w:rFonts w:ascii="Times New Roman" w:hAnsi="Times New Roman" w:cs="Times New Roman"/>
+        </w:rPr>
+      </w:pPr>
+      <w:r>
+        <w:rPr>
+          <w:rFonts w:cs="Times New Roman" w:ascii="Times New Roman" w:hAnsi="Times New Roman"/>
+        </w:rPr>
+        <w:t xml:space="preserve">J. Grafsgaard, J. Wiggins, </w:t>
+      </w:r>
+      <w:r>
+        <w:rPr>
+          <w:rFonts w:cs="Times New Roman" w:ascii="Times New Roman" w:hAnsi="Times New Roman"/>
+          <w:b/>
+        </w:rPr>
+        <w:t>A. Vail</w:t>
+      </w:r>
+      <w:r>
+        <w:rPr>
+          <w:rFonts w:cs="Times New Roman" w:ascii="Times New Roman" w:hAnsi="Times New Roman"/>
+        </w:rPr>
+        <w:t xml:space="preserve">, K. Boyer, E. Wiebe, and J. Lester. The Additive Value of Multimodal Features for Predicting Engagement, Frustration, and Learning During Tutoring. </w:t>
+      </w:r>
+      <w:r>
+        <w:rPr>
+          <w:rFonts w:cs="Times New Roman" w:ascii="Times New Roman" w:hAnsi="Times New Roman"/>
+          <w:i/>
+        </w:rPr>
+        <w:t>Proceedings of the Sixteenth ACM International Conference on Multimodal Interaction (ICMI 2014)</w:t>
+      </w:r>
+      <w:r>
+        <w:rPr>
+          <w:rFonts w:cs="Times New Roman" w:ascii="Times New Roman" w:hAnsi="Times New Roman"/>
+        </w:rPr>
+        <w:t>, pp. 42–49, Istanbul, Turkey, 2014. (long paper, acceptance rate: 39%)</w:t>
+      </w:r>
+    </w:p>
+    <w:p>
+      <w:pPr>
+        <w:pStyle w:val="ListParagraph"/>
+        <w:numPr>
+          <w:ilvl w:val="0"/>
+          <w:numId w:val="2"/>
+        </w:numPr>
+        <w:spacing w:before="0" w:after="160"/>
+        <w:jc w:val="both"/>
+        <w:rPr>
+          <w:rFonts w:ascii="Times New Roman" w:hAnsi="Times New Roman" w:cs="Times New Roman"/>
+        </w:rPr>
+      </w:pPr>
+      <w:r>
+        <w:rPr>
+          <w:rFonts w:cs="Times New Roman" w:ascii="Times New Roman" w:hAnsi="Times New Roman"/>
+          <w:b/>
+        </w:rPr>
+        <w:t>A. Vail</w:t>
+      </w:r>
+      <w:r>
+        <w:rPr>
+          <w:rFonts w:cs="Times New Roman" w:ascii="Times New Roman" w:hAnsi="Times New Roman"/>
+        </w:rPr>
+        <w:t xml:space="preserve"> and K. Boyer. Adapting to Personality Over Time: Examining the Effectiveness of Dialogue Policy Progressions in Task-Oriented Interaction. </w:t>
+      </w:r>
+      <w:r>
+        <w:rPr>
+          <w:rFonts w:cs="Times New Roman" w:ascii="Times New Roman" w:hAnsi="Times New Roman"/>
+          <w:i/>
+        </w:rPr>
+        <w:t>Proceedings of the Fifteenth Annual Meeting of the Special Interest Group on Discourse and Dialogue (SIGDIAL 2014)</w:t>
+      </w:r>
+      <w:r>
+        <w:rPr>
+          <w:rFonts w:cs="Times New Roman" w:ascii="Times New Roman" w:hAnsi="Times New Roman"/>
+        </w:rPr>
+        <w:t>, pp. 41–50, Philadelphia, Pennsylvania, 2014. (long paper, acceptance rate: 30%)</w:t>
+      </w:r>
+    </w:p>
+    <w:p>
+      <w:pPr>
+        <w:pStyle w:val="ListParagraph"/>
+        <w:numPr>
+          <w:ilvl w:val="0"/>
+          <w:numId w:val="2"/>
+        </w:numPr>
+        <w:spacing w:before="0" w:after="160"/>
+        <w:jc w:val="both"/>
+        <w:rPr>
+          <w:rFonts w:ascii="Times New Roman" w:hAnsi="Times New Roman" w:cs="Times New Roman"/>
+        </w:rPr>
+      </w:pPr>
+      <w:r>
+        <w:rPr>
+          <w:rFonts w:cs="Times New Roman" w:ascii="Times New Roman" w:hAnsi="Times New Roman"/>
+          <w:b/>
+        </w:rPr>
+        <w:t>A. Vail</w:t>
+      </w:r>
+      <w:r>
+        <w:rPr>
+          <w:rFonts w:cs="Times New Roman" w:ascii="Times New Roman" w:hAnsi="Times New Roman"/>
+        </w:rPr>
+        <w:t xml:space="preserve"> and K. Boyer. Identifying Effective Moves in Tutoring: On the Refinement of Dialogue Act Annotation Schemes. </w:t>
+      </w:r>
+      <w:r>
+        <w:rPr>
+          <w:rFonts w:cs="Times New Roman" w:ascii="Times New Roman" w:hAnsi="Times New Roman"/>
+          <w:i/>
+        </w:rPr>
         <w:t>Proceedings of the Twelfth International Conference on Intelligent Tutoring Systems (ITS 2014)</w:t>
       </w:r>
       <w:r>
         <w:rPr>
-          <w:rFonts w:ascii="Times New Roman" w:hAnsi="Times New Roman" w:cs="Times New Roman"/>
-        </w:rPr>
-        <w:t>, pp. 199</w:t>
-      </w:r>
-      <w:r>
-        <w:rPr>
-          <w:rFonts w:ascii="Times New Roman" w:hAnsi="Times New Roman" w:cs="Times New Roman"/>
-        </w:rPr>
-        <w:t>–</w:t>
-      </w:r>
-      <w:r>
-        <w:rPr>
-          <w:rFonts w:ascii="Times New Roman" w:hAnsi="Times New Roman" w:cs="Times New Roman"/>
-        </w:rPr>
-        <w:t>209, Honolulu, Hawaii, 2014.</w:t>
-      </w:r>
-      <w:r>
-        <w:rPr>
-          <w:rFonts w:ascii="Times New Roman" w:hAnsi="Times New Roman" w:cs="Times New Roman"/>
-        </w:rPr>
-        <w:t xml:space="preserve"> (</w:t>
-      </w:r>
-      <w:r>
-        <w:rPr>
-          <w:rFonts w:ascii="Times New Roman" w:hAnsi="Times New Roman" w:cs="Times New Roman"/>
-        </w:rPr>
-        <w:t xml:space="preserve">long paper, </w:t>
-      </w:r>
-      <w:r>
-        <w:rPr>
-          <w:rFonts w:ascii="Times New Roman" w:hAnsi="Times New Roman" w:cs="Times New Roman"/>
-        </w:rPr>
-        <w:t>acceptance rate: 17.5%)</w:t>
-      </w:r>
-    </w:p>
-    <w:p>
-      <w:pPr>
-        <w:rPr>
-          <w:rFonts w:ascii="Times New Roman" w:hAnsi="Times New Roman" w:cs="Times New Roman"/>
+          <w:rFonts w:cs="Times New Roman" w:ascii="Times New Roman" w:hAnsi="Times New Roman"/>
+        </w:rPr>
+        <w:t>, pp. 199–209, Honolulu, Hawaii, 2014. (long paper, acceptance rate: 17.5%)</w:t>
+      </w:r>
+    </w:p>
+    <w:p>
+      <w:pPr>
+        <w:pStyle w:val="Normal"/>
+        <w:rPr>
+          <w:rFonts w:ascii="Times New Roman" w:hAnsi="Times New Roman" w:cs="Times New Roman"/>
+          <w:b/>
           <w:b/>
           <w:sz w:val="28"/>
         </w:rPr>
       </w:pPr>
       <w:r>
         <w:rPr>
-          <w:rFonts w:ascii="Times New Roman" w:hAnsi="Times New Roman" w:cs="Times New Roman"/>
+          <w:rFonts w:cs="Times New Roman" w:ascii="Times New Roman" w:hAnsi="Times New Roman"/>
           <w:b/>
           <w:sz w:val="28"/>
         </w:rPr>
@@ -1823,14 +1279,14 @@
           <w:ilvl w:val="0"/>
           <w:numId w:val="1"/>
         </w:numPr>
-        <w:contextualSpacing w:val="0"/>
-        <w:rPr>
-          <w:rFonts w:ascii="Times New Roman" w:hAnsi="Times New Roman" w:cs="Times New Roman"/>
-        </w:rPr>
-      </w:pPr>
-      <w:r>
-        <w:rPr>
-          <w:rFonts w:ascii="Times New Roman" w:hAnsi="Times New Roman" w:cs="Times New Roman"/>
+        <w:spacing w:before="0" w:after="160"/>
+        <w:rPr>
+          <w:rFonts w:ascii="Times New Roman" w:hAnsi="Times New Roman" w:cs="Times New Roman"/>
+        </w:rPr>
+      </w:pPr>
+      <w:r>
+        <w:rPr>
+          <w:rFonts w:cs="Times New Roman" w:ascii="Times New Roman" w:hAnsi="Times New Roman"/>
         </w:rPr>
         <w:t>Best Paper Award, Twenty-Third Conference on User Modeling, Adaptation, and Personalization, 2015.</w:t>
       </w:r>
@@ -1842,22 +1298,16 @@
           <w:ilvl w:val="0"/>
           <w:numId w:val="1"/>
         </w:numPr>
-        <w:contextualSpacing w:val="0"/>
-        <w:rPr>
-          <w:rFonts w:ascii="Times New Roman" w:hAnsi="Times New Roman" w:cs="Times New Roman"/>
-        </w:rPr>
-      </w:pPr>
-      <w:r>
-        <w:rPr>
-          <w:rFonts w:ascii="Times New Roman" w:hAnsi="Times New Roman" w:cs="Times New Roman"/>
-        </w:rPr>
-        <w:t>National Science Foundation Graduate Research Fellowship</w:t>
-      </w:r>
-      <w:r>
-        <w:rPr>
-          <w:rFonts w:ascii="Times New Roman" w:hAnsi="Times New Roman" w:cs="Times New Roman"/>
-        </w:rPr>
-        <w:t>, 2015.</w:t>
+        <w:spacing w:before="0" w:after="160"/>
+        <w:rPr>
+          <w:rFonts w:ascii="Times New Roman" w:hAnsi="Times New Roman" w:cs="Times New Roman"/>
+        </w:rPr>
+      </w:pPr>
+      <w:r>
+        <w:rPr>
+          <w:rFonts w:cs="Times New Roman" w:ascii="Times New Roman" w:hAnsi="Times New Roman"/>
+        </w:rPr>
+        <w:t>National Science Foundation Graduate Research Fellowship, 2015.</w:t>
       </w:r>
     </w:p>
     <w:p>
@@ -1867,14 +1317,14 @@
           <w:ilvl w:val="0"/>
           <w:numId w:val="1"/>
         </w:numPr>
-        <w:contextualSpacing w:val="0"/>
-        <w:rPr>
-          <w:rFonts w:ascii="Times New Roman" w:hAnsi="Times New Roman" w:cs="Times New Roman"/>
-        </w:rPr>
-      </w:pPr>
-      <w:r>
-        <w:rPr>
-          <w:rFonts w:ascii="Times New Roman" w:hAnsi="Times New Roman" w:cs="Times New Roman"/>
+        <w:spacing w:before="0" w:after="160"/>
+        <w:rPr>
+          <w:rFonts w:ascii="Times New Roman" w:hAnsi="Times New Roman" w:cs="Times New Roman"/>
+        </w:rPr>
+      </w:pPr>
+      <w:r>
+        <w:rPr>
+          <w:rFonts w:cs="Times New Roman" w:ascii="Times New Roman" w:hAnsi="Times New Roman"/>
         </w:rPr>
         <w:t>North Carolina State University Department of Computer Science Senior Award for Scholarly Achievement, 2015.</w:t>
       </w:r>
@@ -1886,14 +1336,14 @@
           <w:ilvl w:val="0"/>
           <w:numId w:val="1"/>
         </w:numPr>
-        <w:contextualSpacing w:val="0"/>
-        <w:rPr>
-          <w:rFonts w:ascii="Times New Roman" w:hAnsi="Times New Roman" w:cs="Times New Roman"/>
-        </w:rPr>
-      </w:pPr>
-      <w:r>
-        <w:rPr>
-          <w:rFonts w:ascii="Times New Roman" w:hAnsi="Times New Roman" w:cs="Times New Roman"/>
+        <w:spacing w:before="0" w:after="160"/>
+        <w:rPr>
+          <w:rFonts w:ascii="Times New Roman" w:hAnsi="Times New Roman" w:cs="Times New Roman"/>
+        </w:rPr>
+      </w:pPr>
+      <w:r>
+        <w:rPr>
+          <w:rFonts w:cs="Times New Roman" w:ascii="Times New Roman" w:hAnsi="Times New Roman"/>
         </w:rPr>
         <w:t>Generation Google Scholarship, 2014.</w:t>
       </w:r>
@@ -1905,14 +1355,14 @@
           <w:ilvl w:val="0"/>
           <w:numId w:val="1"/>
         </w:numPr>
-        <w:contextualSpacing w:val="0"/>
-        <w:rPr>
-          <w:rFonts w:ascii="Times New Roman" w:hAnsi="Times New Roman" w:cs="Times New Roman"/>
-        </w:rPr>
-      </w:pPr>
-      <w:r>
-        <w:rPr>
-          <w:rFonts w:ascii="Times New Roman" w:hAnsi="Times New Roman" w:cs="Times New Roman"/>
+        <w:spacing w:before="0" w:after="160"/>
+        <w:rPr>
+          <w:rFonts w:ascii="Times New Roman" w:hAnsi="Times New Roman" w:cs="Times New Roman"/>
+        </w:rPr>
+      </w:pPr>
+      <w:r>
+        <w:rPr>
+          <w:rFonts w:cs="Times New Roman" w:ascii="Times New Roman" w:hAnsi="Times New Roman"/>
         </w:rPr>
         <w:t>North Carolina Society of Information Management Scholarship, 2013, 2014.</w:t>
       </w:r>
@@ -1924,29 +1374,31 @@
           <w:ilvl w:val="0"/>
           <w:numId w:val="1"/>
         </w:numPr>
-        <w:contextualSpacing w:val="0"/>
-        <w:rPr>
-          <w:rFonts w:ascii="Times New Roman" w:hAnsi="Times New Roman" w:cs="Times New Roman"/>
-        </w:rPr>
-      </w:pPr>
-      <w:r>
-        <w:rPr>
-          <w:rFonts w:ascii="Times New Roman" w:hAnsi="Times New Roman" w:cs="Times New Roman"/>
+        <w:spacing w:before="0" w:after="160"/>
+        <w:rPr>
+          <w:rFonts w:ascii="Times New Roman" w:hAnsi="Times New Roman" w:cs="Times New Roman"/>
+        </w:rPr>
+      </w:pPr>
+      <w:r>
+        <w:rPr>
+          <w:rFonts w:cs="Times New Roman" w:ascii="Times New Roman" w:hAnsi="Times New Roman"/>
         </w:rPr>
         <w:t>Howard A. Petrea Endowed Scholarship in Mathematics, 2013.</w:t>
       </w:r>
     </w:p>
     <w:p>
       <w:pPr>
-        <w:rPr>
-          <w:rFonts w:ascii="Times New Roman" w:hAnsi="Times New Roman" w:cs="Times New Roman"/>
+        <w:pStyle w:val="Normal"/>
+        <w:rPr>
+          <w:rFonts w:ascii="Times New Roman" w:hAnsi="Times New Roman" w:cs="Times New Roman"/>
+          <w:b/>
           <w:b/>
           <w:sz w:val="28"/>
         </w:rPr>
       </w:pPr>
       <w:r>
         <w:rPr>
-          <w:rFonts w:ascii="Times New Roman" w:hAnsi="Times New Roman" w:cs="Times New Roman"/>
+          <w:rFonts w:cs="Times New Roman" w:ascii="Times New Roman" w:hAnsi="Times New Roman"/>
           <w:b/>
           <w:sz w:val="28"/>
         </w:rPr>
@@ -1955,15 +1407,17 @@
     </w:p>
     <w:p>
       <w:pPr>
-        <w:rPr>
-          <w:rFonts w:ascii="Times New Roman" w:hAnsi="Times New Roman" w:cs="Times New Roman"/>
+        <w:pStyle w:val="Normal"/>
+        <w:rPr>
+          <w:rFonts w:ascii="Times New Roman" w:hAnsi="Times New Roman" w:cs="Times New Roman"/>
+          <w:b/>
           <w:b/>
           <w:sz w:val="24"/>
         </w:rPr>
       </w:pPr>
       <w:r>
         <w:rPr>
-          <w:rFonts w:ascii="Times New Roman" w:hAnsi="Times New Roman" w:cs="Times New Roman"/>
+          <w:rFonts w:cs="Times New Roman" w:ascii="Times New Roman" w:hAnsi="Times New Roman"/>
           <w:b/>
           <w:sz w:val="28"/>
         </w:rPr>
@@ -1971,7 +1425,7 @@
       </w:r>
       <w:r>
         <w:rPr>
-          <w:rFonts w:ascii="Times New Roman" w:hAnsi="Times New Roman" w:cs="Times New Roman"/>
+          <w:rFonts w:cs="Times New Roman" w:ascii="Times New Roman" w:hAnsi="Times New Roman"/>
           <w:b/>
           <w:sz w:val="24"/>
         </w:rPr>
@@ -1981,32 +1435,40 @@
     <w:tbl>
       <w:tblPr>
         <w:tblStyle w:val="TableGrid"/>
-        <w:tblW w:w="0" w:type="auto"/>
+        <w:tblW w:w="7488" w:type="dxa"/>
         <w:jc w:val="center"/>
-        <w:tblBorders>
-          <w:top w:val="none" w:sz="0" w:space="0" w:color="auto"/>
-          <w:left w:val="none" w:sz="0" w:space="0" w:color="auto"/>
-          <w:bottom w:val="none" w:sz="0" w:space="0" w:color="auto"/>
-          <w:right w:val="none" w:sz="0" w:space="0" w:color="auto"/>
-          <w:insideH w:val="none" w:sz="0" w:space="0" w:color="auto"/>
-          <w:insideV w:val="none" w:sz="0" w:space="0" w:color="auto"/>
-        </w:tblBorders>
-        <w:tblLook w:val="04A0" w:firstRow="1" w:lastRow="0" w:firstColumn="1" w:lastColumn="0" w:noHBand="0" w:noVBand="1"/>
+        <w:tblInd w:w="0" w:type="dxa"/>
+        <w:tblCellMar>
+          <w:top w:w="0" w:type="dxa"/>
+          <w:left w:w="108" w:type="dxa"/>
+          <w:bottom w:w="0" w:type="dxa"/>
+          <w:right w:w="108" w:type="dxa"/>
+        </w:tblCellMar>
+        <w:tblLook w:val="04a0" w:noVBand="1" w:noHBand="0" w:lastColumn="0" w:firstColumn="1" w:lastRow="0" w:firstRow="1"/>
       </w:tblPr>
       <w:tblGrid>
         <w:gridCol w:w="3744"/>
-        <w:gridCol w:w="3744"/>
+        <w:gridCol w:w="3743"/>
       </w:tblGrid>
       <w:tr>
-        <w:trPr>
-          <w:jc w:val="center"/>
-        </w:trPr>
+        <w:trPr/>
         <w:tc>
           <w:tcPr>
             <w:tcW w:w="3744" w:type="dxa"/>
+            <w:tcBorders>
+              <w:top w:val="nil"/>
+              <w:left w:val="nil"/>
+              <w:bottom w:val="nil"/>
+              <w:right w:val="nil"/>
+              <w:insideH w:val="nil"/>
+              <w:insideV w:val="nil"/>
+            </w:tcBorders>
+            <w:shd w:fill="auto" w:val="clear"/>
           </w:tcPr>
           <w:p>
             <w:pPr>
+              <w:pStyle w:val="Normal"/>
+              <w:spacing w:lineRule="auto" w:line="240" w:before="0" w:after="0"/>
               <w:ind w:left="345" w:hanging="345"/>
               <w:rPr>
                 <w:rFonts w:ascii="Times New Roman" w:hAnsi="Times New Roman" w:cs="Times New Roman"/>
@@ -2014,13 +1476,15 @@
             </w:pPr>
             <w:r>
               <w:rPr>
-                <w:rFonts w:ascii="Times New Roman" w:hAnsi="Times New Roman" w:cs="Times New Roman"/>
+                <w:rFonts w:cs="Times New Roman" w:ascii="Times New Roman" w:hAnsi="Times New Roman"/>
               </w:rPr>
               <w:t>Spoken Dialogue Systems</w:t>
             </w:r>
           </w:p>
           <w:p>
             <w:pPr>
+              <w:pStyle w:val="Normal"/>
+              <w:spacing w:lineRule="auto" w:line="240" w:before="0" w:after="0"/>
               <w:ind w:left="345" w:hanging="345"/>
               <w:rPr>
                 <w:rFonts w:ascii="Times New Roman" w:hAnsi="Times New Roman" w:cs="Times New Roman"/>
@@ -2028,13 +1492,15 @@
             </w:pPr>
             <w:r>
               <w:rPr>
-                <w:rFonts w:ascii="Times New Roman" w:hAnsi="Times New Roman" w:cs="Times New Roman"/>
+                <w:rFonts w:cs="Times New Roman" w:ascii="Times New Roman" w:hAnsi="Times New Roman"/>
               </w:rPr>
               <w:t>Computational Applied Logic</w:t>
             </w:r>
           </w:p>
           <w:p>
             <w:pPr>
+              <w:pStyle w:val="Normal"/>
+              <w:spacing w:lineRule="auto" w:line="240" w:before="0" w:after="0"/>
               <w:ind w:left="345" w:hanging="345"/>
               <w:rPr>
                 <w:rFonts w:ascii="Times New Roman" w:hAnsi="Times New Roman" w:cs="Times New Roman"/>
@@ -2042,13 +1508,15 @@
             </w:pPr>
             <w:r>
               <w:rPr>
-                <w:rFonts w:ascii="Times New Roman" w:hAnsi="Times New Roman" w:cs="Times New Roman"/>
+                <w:rFonts w:cs="Times New Roman" w:ascii="Times New Roman" w:hAnsi="Times New Roman"/>
               </w:rPr>
               <w:t>Numerical Analysis I</w:t>
             </w:r>
           </w:p>
           <w:p>
             <w:pPr>
+              <w:pStyle w:val="Normal"/>
+              <w:spacing w:lineRule="auto" w:line="240" w:before="0" w:after="0"/>
               <w:ind w:left="345" w:hanging="345"/>
               <w:rPr>
                 <w:rFonts w:ascii="Times New Roman" w:hAnsi="Times New Roman" w:cs="Times New Roman"/>
@@ -2056,19 +1524,15 @@
             </w:pPr>
             <w:r>
               <w:rPr>
-                <w:rFonts w:ascii="Times New Roman" w:hAnsi="Times New Roman" w:cs="Times New Roman"/>
-              </w:rPr>
-              <w:t>Reasoning U</w:t>
-            </w:r>
-            <w:r>
-              <w:rPr>
-                <w:rFonts w:ascii="Times New Roman" w:hAnsi="Times New Roman" w:cs="Times New Roman"/>
-              </w:rPr>
-              <w:t>nder Uncertainty</w:t>
-            </w:r>
-          </w:p>
-          <w:p>
-            <w:pPr>
+                <w:rFonts w:cs="Times New Roman" w:ascii="Times New Roman" w:hAnsi="Times New Roman"/>
+              </w:rPr>
+              <w:t>Reasoning Under Uncertainty</w:t>
+            </w:r>
+          </w:p>
+          <w:p>
+            <w:pPr>
+              <w:pStyle w:val="Normal"/>
+              <w:spacing w:lineRule="auto" w:line="240" w:before="0" w:after="0"/>
               <w:ind w:left="345" w:hanging="345"/>
               <w:rPr>
                 <w:rFonts w:ascii="Times New Roman" w:hAnsi="Times New Roman" w:cs="Times New Roman"/>
@@ -2076,7 +1540,7 @@
             </w:pPr>
             <w:r>
               <w:rPr>
-                <w:rFonts w:ascii="Times New Roman" w:hAnsi="Times New Roman" w:cs="Times New Roman"/>
+                <w:rFonts w:cs="Times New Roman" w:ascii="Times New Roman" w:hAnsi="Times New Roman"/>
               </w:rPr>
               <w:t>Human Communication and Multimodal Computation</w:t>
             </w:r>
@@ -2084,10 +1548,21 @@
         </w:tc>
         <w:tc>
           <w:tcPr>
-            <w:tcW w:w="3744" w:type="dxa"/>
+            <w:tcW w:w="3743" w:type="dxa"/>
+            <w:tcBorders>
+              <w:top w:val="nil"/>
+              <w:left w:val="nil"/>
+              <w:bottom w:val="nil"/>
+              <w:right w:val="nil"/>
+              <w:insideH w:val="nil"/>
+              <w:insideV w:val="nil"/>
+            </w:tcBorders>
+            <w:shd w:fill="auto" w:val="clear"/>
           </w:tcPr>
           <w:p>
             <w:pPr>
+              <w:pStyle w:val="Normal"/>
+              <w:spacing w:lineRule="auto" w:line="240" w:before="0" w:after="0"/>
               <w:ind w:left="345" w:hanging="345"/>
               <w:rPr>
                 <w:rFonts w:ascii="Times New Roman" w:hAnsi="Times New Roman" w:cs="Times New Roman"/>
@@ -2095,72 +1570,82 @@
             </w:pPr>
             <w:r>
               <w:rPr>
-                <w:rFonts w:ascii="Times New Roman" w:hAnsi="Times New Roman" w:cs="Times New Roman"/>
+                <w:rFonts w:cs="Times New Roman" w:ascii="Times New Roman" w:hAnsi="Times New Roman"/>
               </w:rPr>
               <w:t>Artificial Intelligence I, II</w:t>
             </w:r>
           </w:p>
           <w:p>
             <w:pPr>
-              <w:rPr>
-                <w:rFonts w:ascii="Times New Roman" w:hAnsi="Times New Roman" w:cs="Times New Roman"/>
-              </w:rPr>
-            </w:pPr>
-            <w:r>
-              <w:rPr>
-                <w:rFonts w:ascii="Times New Roman" w:hAnsi="Times New Roman" w:cs="Times New Roman"/>
+              <w:pStyle w:val="Normal"/>
+              <w:spacing w:lineRule="auto" w:line="240" w:before="0" w:after="0"/>
+              <w:rPr>
+                <w:rFonts w:ascii="Times New Roman" w:hAnsi="Times New Roman" w:cs="Times New Roman"/>
+              </w:rPr>
+            </w:pPr>
+            <w:r>
+              <w:rPr>
+                <w:rFonts w:cs="Times New Roman" w:ascii="Times New Roman" w:hAnsi="Times New Roman"/>
               </w:rPr>
               <w:t>Software Engineering</w:t>
             </w:r>
           </w:p>
           <w:p>
             <w:pPr>
-              <w:rPr>
-                <w:rFonts w:ascii="Times New Roman" w:hAnsi="Times New Roman" w:cs="Times New Roman"/>
-              </w:rPr>
-            </w:pPr>
-            <w:r>
-              <w:rPr>
-                <w:rFonts w:ascii="Times New Roman" w:hAnsi="Times New Roman" w:cs="Times New Roman"/>
+              <w:pStyle w:val="Normal"/>
+              <w:spacing w:lineRule="auto" w:line="240" w:before="0" w:after="0"/>
+              <w:rPr>
+                <w:rFonts w:ascii="Times New Roman" w:hAnsi="Times New Roman" w:cs="Times New Roman"/>
+              </w:rPr>
+            </w:pPr>
+            <w:r>
+              <w:rPr>
+                <w:rFonts w:cs="Times New Roman" w:ascii="Times New Roman" w:hAnsi="Times New Roman"/>
               </w:rPr>
               <w:t>Combinatorics I</w:t>
             </w:r>
           </w:p>
           <w:p>
             <w:pPr>
-              <w:rPr>
-                <w:rFonts w:ascii="Times New Roman" w:hAnsi="Times New Roman" w:cs="Times New Roman"/>
-              </w:rPr>
-            </w:pPr>
-            <w:r>
-              <w:rPr>
-                <w:rFonts w:ascii="Times New Roman" w:hAnsi="Times New Roman" w:cs="Times New Roman"/>
+              <w:pStyle w:val="Normal"/>
+              <w:spacing w:lineRule="auto" w:line="240" w:before="0" w:after="0"/>
+              <w:rPr>
+                <w:rFonts w:ascii="Times New Roman" w:hAnsi="Times New Roman" w:cs="Times New Roman"/>
+              </w:rPr>
+            </w:pPr>
+            <w:r>
+              <w:rPr>
+                <w:rFonts w:cs="Times New Roman" w:ascii="Times New Roman" w:hAnsi="Times New Roman"/>
               </w:rPr>
               <w:t>Graph Theory</w:t>
             </w:r>
           </w:p>
           <w:p>
             <w:pPr>
-              <w:rPr>
-                <w:rFonts w:ascii="Times New Roman" w:hAnsi="Times New Roman" w:cs="Times New Roman"/>
-              </w:rPr>
-            </w:pPr>
-            <w:r>
-              <w:rPr>
-                <w:rFonts w:ascii="Times New Roman" w:hAnsi="Times New Roman" w:cs="Times New Roman"/>
+              <w:pStyle w:val="Normal"/>
+              <w:spacing w:lineRule="auto" w:line="240" w:before="0" w:after="0"/>
+              <w:rPr>
+                <w:rFonts w:ascii="Times New Roman" w:hAnsi="Times New Roman" w:cs="Times New Roman"/>
+              </w:rPr>
+            </w:pPr>
+            <w:r>
+              <w:rPr>
+                <w:rFonts w:cs="Times New Roman" w:ascii="Times New Roman" w:hAnsi="Times New Roman"/>
               </w:rPr>
               <w:t>Automated Learning and Data Analysis</w:t>
             </w:r>
           </w:p>
           <w:p>
             <w:pPr>
-              <w:rPr>
-                <w:rFonts w:ascii="Times New Roman" w:hAnsi="Times New Roman" w:cs="Times New Roman"/>
-              </w:rPr>
-            </w:pPr>
-            <w:r>
-              <w:rPr>
-                <w:rFonts w:ascii="Times New Roman" w:hAnsi="Times New Roman" w:cs="Times New Roman"/>
+              <w:pStyle w:val="Normal"/>
+              <w:spacing w:lineRule="auto" w:line="240" w:before="0" w:after="0"/>
+              <w:rPr>
+                <w:rFonts w:ascii="Times New Roman" w:hAnsi="Times New Roman" w:cs="Times New Roman"/>
+              </w:rPr>
+            </w:pPr>
+            <w:r>
+              <w:rPr>
+                <w:rFonts w:cs="Times New Roman" w:ascii="Times New Roman" w:hAnsi="Times New Roman"/>
               </w:rPr>
               <w:t>Process and Theory in HCI</w:t>
             </w:r>
@@ -2170,9 +1655,11 @@
     </w:tbl>
     <w:p>
       <w:pPr>
-        <w:spacing w:before="240"/>
-        <w:rPr>
-          <w:rFonts w:ascii="Times New Roman" w:hAnsi="Times New Roman" w:cs="Times New Roman"/>
+        <w:pStyle w:val="Normal"/>
+        <w:spacing w:before="240" w:after="160"/>
+        <w:rPr>
+          <w:rFonts w:ascii="Times New Roman" w:hAnsi="Times New Roman" w:cs="Times New Roman"/>
+          <w:b/>
           <w:b/>
           <w:sz w:val="24"/>
           <w:szCs w:val="24"/>
@@ -2180,7 +1667,7 @@
       </w:pPr>
       <w:r>
         <w:rPr>
-          <w:rFonts w:ascii="Times New Roman" w:hAnsi="Times New Roman" w:cs="Times New Roman"/>
+          <w:rFonts w:cs="Times New Roman" w:ascii="Times New Roman" w:hAnsi="Times New Roman"/>
           <w:b/>
           <w:sz w:val="24"/>
           <w:szCs w:val="24"/>
@@ -2192,32 +1679,40 @@
     <w:tbl>
       <w:tblPr>
         <w:tblStyle w:val="TableGrid"/>
-        <w:tblW w:w="0" w:type="auto"/>
+        <w:tblW w:w="7488" w:type="dxa"/>
         <w:jc w:val="center"/>
-        <w:tblBorders>
-          <w:top w:val="none" w:sz="0" w:space="0" w:color="auto"/>
-          <w:left w:val="none" w:sz="0" w:space="0" w:color="auto"/>
-          <w:bottom w:val="none" w:sz="0" w:space="0" w:color="auto"/>
-          <w:right w:val="none" w:sz="0" w:space="0" w:color="auto"/>
-          <w:insideH w:val="none" w:sz="0" w:space="0" w:color="auto"/>
-          <w:insideV w:val="none" w:sz="0" w:space="0" w:color="auto"/>
-        </w:tblBorders>
-        <w:tblLook w:val="04A0" w:firstRow="1" w:lastRow="0" w:firstColumn="1" w:lastColumn="0" w:noHBand="0" w:noVBand="1"/>
+        <w:tblInd w:w="0" w:type="dxa"/>
+        <w:tblCellMar>
+          <w:top w:w="0" w:type="dxa"/>
+          <w:left w:w="108" w:type="dxa"/>
+          <w:bottom w:w="0" w:type="dxa"/>
+          <w:right w:w="108" w:type="dxa"/>
+        </w:tblCellMar>
+        <w:tblLook w:val="04a0" w:noVBand="1" w:noHBand="0" w:lastColumn="0" w:firstColumn="1" w:lastRow="0" w:firstRow="1"/>
       </w:tblPr>
       <w:tblGrid>
         <w:gridCol w:w="3744"/>
-        <w:gridCol w:w="3744"/>
+        <w:gridCol w:w="3743"/>
       </w:tblGrid>
       <w:tr>
-        <w:trPr>
-          <w:jc w:val="center"/>
-        </w:trPr>
+        <w:trPr/>
         <w:tc>
           <w:tcPr>
             <w:tcW w:w="3744" w:type="dxa"/>
+            <w:tcBorders>
+              <w:top w:val="nil"/>
+              <w:left w:val="nil"/>
+              <w:bottom w:val="nil"/>
+              <w:right w:val="nil"/>
+              <w:insideH w:val="nil"/>
+              <w:insideV w:val="nil"/>
+            </w:tcBorders>
+            <w:shd w:fill="auto" w:val="clear"/>
           </w:tcPr>
           <w:p>
             <w:pPr>
+              <w:pStyle w:val="Normal"/>
+              <w:spacing w:lineRule="auto" w:line="240" w:before="0" w:after="0"/>
               <w:ind w:left="342" w:hanging="342"/>
               <w:rPr>
                 <w:rFonts w:ascii="Times New Roman" w:hAnsi="Times New Roman" w:cs="Times New Roman"/>
@@ -2225,13 +1720,15 @@
             </w:pPr>
             <w:r>
               <w:rPr>
-                <w:rFonts w:ascii="Times New Roman" w:hAnsi="Times New Roman" w:cs="Times New Roman"/>
+                <w:rFonts w:cs="Times New Roman" w:ascii="Times New Roman" w:hAnsi="Times New Roman"/>
               </w:rPr>
               <w:t>Computer Organization and Assembly Language for Computer Scientists</w:t>
             </w:r>
           </w:p>
           <w:p>
             <w:pPr>
+              <w:pStyle w:val="Normal"/>
+              <w:spacing w:lineRule="auto" w:line="240" w:before="0" w:after="0"/>
               <w:ind w:left="342" w:hanging="342"/>
               <w:rPr>
                 <w:rFonts w:ascii="Times New Roman" w:hAnsi="Times New Roman" w:cs="Times New Roman"/>
@@ -2239,14 +1736,15 @@
             </w:pPr>
             <w:r>
               <w:rPr>
-                <w:rFonts w:ascii="Times New Roman" w:hAnsi="Times New Roman" w:cs="Times New Roman"/>
-              </w:rPr>
-              <w:lastRenderedPageBreak/>
+                <w:rFonts w:cs="Times New Roman" w:ascii="Times New Roman" w:hAnsi="Times New Roman"/>
+              </w:rPr>
               <w:t>C and Software Tools</w:t>
             </w:r>
           </w:p>
           <w:p>
             <w:pPr>
+              <w:pStyle w:val="Normal"/>
+              <w:spacing w:lineRule="auto" w:line="240" w:before="0" w:after="0"/>
               <w:ind w:left="342" w:hanging="342"/>
               <w:rPr>
                 <w:rFonts w:ascii="Times New Roman" w:hAnsi="Times New Roman" w:cs="Times New Roman"/>
@@ -2254,13 +1752,15 @@
             </w:pPr>
             <w:r>
               <w:rPr>
-                <w:rFonts w:ascii="Times New Roman" w:hAnsi="Times New Roman" w:cs="Times New Roman"/>
+                <w:rFonts w:cs="Times New Roman" w:ascii="Times New Roman" w:hAnsi="Times New Roman"/>
               </w:rPr>
               <w:t>Concepts and Facilities of Operating Systems for Computer Scientists</w:t>
             </w:r>
           </w:p>
           <w:p>
             <w:pPr>
+              <w:pStyle w:val="Normal"/>
+              <w:spacing w:lineRule="auto" w:line="240" w:before="0" w:after="0"/>
               <w:ind w:left="342" w:hanging="342"/>
               <w:rPr>
                 <w:rFonts w:ascii="Times New Roman" w:hAnsi="Times New Roman" w:cs="Times New Roman"/>
@@ -2268,13 +1768,15 @@
             </w:pPr>
             <w:r>
               <w:rPr>
-                <w:rFonts w:ascii="Times New Roman" w:hAnsi="Times New Roman" w:cs="Times New Roman"/>
+                <w:rFonts w:cs="Times New Roman" w:ascii="Times New Roman" w:hAnsi="Times New Roman"/>
               </w:rPr>
               <w:t>Data Structures</w:t>
             </w:r>
           </w:p>
           <w:p>
             <w:pPr>
+              <w:pStyle w:val="Normal"/>
+              <w:spacing w:lineRule="auto" w:line="240" w:before="0" w:after="0"/>
               <w:ind w:left="342" w:hanging="342"/>
               <w:rPr>
                 <w:rFonts w:ascii="Times New Roman" w:hAnsi="Times New Roman" w:cs="Times New Roman"/>
@@ -2282,13 +1784,15 @@
             </w:pPr>
             <w:r>
               <w:rPr>
-                <w:rFonts w:ascii="Times New Roman" w:hAnsi="Times New Roman" w:cs="Times New Roman"/>
+                <w:rFonts w:cs="Times New Roman" w:ascii="Times New Roman" w:hAnsi="Times New Roman"/>
               </w:rPr>
               <w:t>Automata, Grammars, and Computability</w:t>
             </w:r>
           </w:p>
           <w:p>
             <w:pPr>
+              <w:pStyle w:val="Normal"/>
+              <w:spacing w:lineRule="auto" w:line="240" w:before="0" w:after="0"/>
               <w:ind w:left="342" w:hanging="342"/>
               <w:rPr>
                 <w:rFonts w:ascii="Times New Roman" w:hAnsi="Times New Roman" w:cs="Times New Roman"/>
@@ -2296,13 +1800,15 @@
             </w:pPr>
             <w:r>
               <w:rPr>
-                <w:rFonts w:ascii="Times New Roman" w:hAnsi="Times New Roman" w:cs="Times New Roman"/>
+                <w:rFonts w:cs="Times New Roman" w:ascii="Times New Roman" w:hAnsi="Times New Roman"/>
               </w:rPr>
               <w:t>Ethics in Computing</w:t>
             </w:r>
           </w:p>
           <w:p>
             <w:pPr>
+              <w:pStyle w:val="Normal"/>
+              <w:spacing w:lineRule="auto" w:line="240" w:before="0" w:after="0"/>
               <w:ind w:left="342" w:hanging="342"/>
               <w:rPr>
                 <w:rFonts w:ascii="Times New Roman" w:hAnsi="Times New Roman" w:cs="Times New Roman"/>
@@ -2310,24 +1816,33 @@
             </w:pPr>
             <w:r>
               <w:rPr>
-                <w:rFonts w:ascii="Times New Roman" w:hAnsi="Times New Roman" w:cs="Times New Roman"/>
+                <w:rFonts w:cs="Times New Roman" w:ascii="Times New Roman" w:hAnsi="Times New Roman"/>
               </w:rPr>
               <w:t>Introduction to Artificial Intelligence</w:t>
             </w:r>
           </w:p>
           <w:p>
             <w:pPr>
+              <w:pStyle w:val="Normal"/>
+              <w:spacing w:lineRule="auto" w:line="240" w:before="0" w:after="0"/>
               <w:ind w:left="342" w:hanging="342"/>
               <w:rPr>
                 <w:rFonts w:ascii="Times New Roman" w:hAnsi="Times New Roman" w:cs="Times New Roman"/>
               </w:rPr>
             </w:pPr>
-          </w:p>
-          <w:p>
-            <w:pPr>
+            <w:r>
+              <w:rPr>
+                <w:rFonts w:cs="Times New Roman" w:ascii="Times New Roman" w:hAnsi="Times New Roman"/>
+              </w:rPr>
+            </w:r>
+          </w:p>
+          <w:p>
+            <w:pPr>
+              <w:pStyle w:val="Normal"/>
               <w:tabs>
-                <w:tab w:val="center" w:pos="1764"/>
+                <w:tab w:val="center" w:pos="1764" w:leader="none"/>
               </w:tabs>
+              <w:spacing w:lineRule="auto" w:line="240" w:before="0" w:after="0"/>
               <w:ind w:left="342" w:hanging="342"/>
               <w:rPr>
                 <w:rFonts w:ascii="Times New Roman" w:hAnsi="Times New Roman" w:cs="Times New Roman"/>
@@ -2335,16 +1850,18 @@
             </w:pPr>
             <w:r>
               <w:rPr>
-                <w:rFonts w:ascii="Times New Roman" w:hAnsi="Times New Roman" w:cs="Times New Roman"/>
+                <w:rFonts w:cs="Times New Roman" w:ascii="Times New Roman" w:hAnsi="Times New Roman"/>
               </w:rPr>
               <w:t>Technology &amp; American Culture</w:t>
             </w:r>
           </w:p>
           <w:p>
             <w:pPr>
+              <w:pStyle w:val="Normal"/>
               <w:tabs>
-                <w:tab w:val="center" w:pos="1764"/>
+                <w:tab w:val="center" w:pos="1764" w:leader="none"/>
               </w:tabs>
+              <w:spacing w:lineRule="auto" w:line="240" w:before="0" w:after="0"/>
               <w:ind w:left="342" w:hanging="342"/>
               <w:rPr>
                 <w:rFonts w:ascii="Times New Roman" w:hAnsi="Times New Roman" w:cs="Times New Roman"/>
@@ -2352,16 +1869,18 @@
             </w:pPr>
             <w:r>
               <w:rPr>
-                <w:rFonts w:ascii="Times New Roman" w:hAnsi="Times New Roman" w:cs="Times New Roman"/>
+                <w:rFonts w:cs="Times New Roman" w:ascii="Times New Roman" w:hAnsi="Times New Roman"/>
               </w:rPr>
               <w:t>The Creative Process in Science</w:t>
             </w:r>
           </w:p>
           <w:p>
             <w:pPr>
+              <w:pStyle w:val="Normal"/>
               <w:tabs>
-                <w:tab w:val="center" w:pos="1764"/>
+                <w:tab w:val="center" w:pos="1764" w:leader="none"/>
               </w:tabs>
+              <w:spacing w:lineRule="auto" w:line="240" w:before="0" w:after="0"/>
               <w:ind w:left="342" w:hanging="342"/>
               <w:rPr>
                 <w:rFonts w:ascii="Times New Roman" w:hAnsi="Times New Roman" w:cs="Times New Roman"/>
@@ -2369,13 +1888,15 @@
             </w:pPr>
             <w:r>
               <w:rPr>
-                <w:rFonts w:ascii="Times New Roman" w:hAnsi="Times New Roman" w:cs="Times New Roman"/>
+                <w:rFonts w:cs="Times New Roman" w:ascii="Times New Roman" w:hAnsi="Times New Roman"/>
               </w:rPr>
               <w:t>Self, Schooling, &amp; Social Order</w:t>
             </w:r>
           </w:p>
           <w:p>
             <w:pPr>
+              <w:pStyle w:val="Normal"/>
+              <w:spacing w:lineRule="auto" w:line="240" w:before="0" w:after="0"/>
               <w:ind w:left="342" w:hanging="342"/>
               <w:rPr>
                 <w:rFonts w:ascii="Times New Roman" w:hAnsi="Times New Roman" w:cs="Times New Roman"/>
@@ -2383,7 +1904,7 @@
             </w:pPr>
             <w:r>
               <w:rPr>
-                <w:rFonts w:ascii="Times New Roman" w:hAnsi="Times New Roman" w:cs="Times New Roman"/>
+                <w:rFonts w:cs="Times New Roman" w:ascii="Times New Roman" w:hAnsi="Times New Roman"/>
               </w:rPr>
               <w:t>Introduction to College Tutoring</w:t>
             </w:r>
@@ -2391,10 +1912,21 @@
         </w:tc>
         <w:tc>
           <w:tcPr>
-            <w:tcW w:w="3744" w:type="dxa"/>
+            <w:tcW w:w="3743" w:type="dxa"/>
+            <w:tcBorders>
+              <w:top w:val="nil"/>
+              <w:left w:val="nil"/>
+              <w:bottom w:val="nil"/>
+              <w:right w:val="nil"/>
+              <w:insideH w:val="nil"/>
+              <w:insideV w:val="nil"/>
+            </w:tcBorders>
+            <w:shd w:fill="auto" w:val="clear"/>
           </w:tcPr>
           <w:p>
             <w:pPr>
+              <w:pStyle w:val="Normal"/>
+              <w:spacing w:lineRule="auto" w:line="240" w:before="0" w:after="0"/>
               <w:ind w:left="342" w:hanging="342"/>
               <w:rPr>
                 <w:rFonts w:ascii="Times New Roman" w:hAnsi="Times New Roman" w:cs="Times New Roman"/>
@@ -2402,14 +1934,15 @@
             </w:pPr>
             <w:r>
               <w:rPr>
-                <w:rFonts w:ascii="Times New Roman" w:hAnsi="Times New Roman" w:cs="Times New Roman"/>
-              </w:rPr>
-              <w:lastRenderedPageBreak/>
+                <w:rFonts w:cs="Times New Roman" w:ascii="Times New Roman" w:hAnsi="Times New Roman"/>
+              </w:rPr>
               <w:t>Foundations of Advanced Mathematics</w:t>
             </w:r>
           </w:p>
           <w:p>
             <w:pPr>
+              <w:pStyle w:val="Normal"/>
+              <w:spacing w:lineRule="auto" w:line="240" w:before="0" w:after="0"/>
               <w:ind w:left="342" w:hanging="342"/>
               <w:rPr>
                 <w:rFonts w:ascii="Times New Roman" w:hAnsi="Times New Roman" w:cs="Times New Roman"/>
@@ -2417,13 +1950,15 @@
             </w:pPr>
             <w:r>
               <w:rPr>
-                <w:rFonts w:ascii="Times New Roman" w:hAnsi="Times New Roman" w:cs="Times New Roman"/>
+                <w:rFonts w:cs="Times New Roman" w:ascii="Times New Roman" w:hAnsi="Times New Roman"/>
               </w:rPr>
               <w:t>Calculus I, II, III</w:t>
             </w:r>
           </w:p>
           <w:p>
             <w:pPr>
+              <w:pStyle w:val="Normal"/>
+              <w:spacing w:lineRule="auto" w:line="240" w:before="0" w:after="0"/>
               <w:ind w:left="342" w:hanging="342"/>
               <w:rPr>
                 <w:rFonts w:ascii="Times New Roman" w:hAnsi="Times New Roman" w:cs="Times New Roman"/>
@@ -2431,14 +1966,15 @@
             </w:pPr>
             <w:r>
               <w:rPr>
-                <w:rFonts w:ascii="Times New Roman" w:hAnsi="Times New Roman" w:cs="Times New Roman"/>
-              </w:rPr>
-              <w:lastRenderedPageBreak/>
+                <w:rFonts w:cs="Times New Roman" w:ascii="Times New Roman" w:hAnsi="Times New Roman"/>
+              </w:rPr>
               <w:t>Applied Differential Equations I</w:t>
             </w:r>
           </w:p>
           <w:p>
             <w:pPr>
+              <w:pStyle w:val="Normal"/>
+              <w:spacing w:lineRule="auto" w:line="240" w:before="0" w:after="0"/>
               <w:ind w:left="342" w:hanging="342"/>
               <w:rPr>
                 <w:rFonts w:ascii="Times New Roman" w:hAnsi="Times New Roman" w:cs="Times New Roman"/>
@@ -2446,16 +1982,18 @@
             </w:pPr>
             <w:r>
               <w:rPr>
-                <w:rFonts w:ascii="Times New Roman" w:hAnsi="Times New Roman" w:cs="Times New Roman"/>
+                <w:rFonts w:cs="Times New Roman" w:ascii="Times New Roman" w:hAnsi="Times New Roman"/>
               </w:rPr>
               <w:t>Introduction to Linear Algebra</w:t>
             </w:r>
           </w:p>
           <w:p>
             <w:pPr>
+              <w:pStyle w:val="Normal"/>
               <w:tabs>
-                <w:tab w:val="left" w:pos="1260"/>
+                <w:tab w:val="left" w:pos="1260" w:leader="none"/>
               </w:tabs>
+              <w:spacing w:lineRule="auto" w:line="240" w:before="0" w:after="0"/>
               <w:ind w:left="342" w:hanging="342"/>
               <w:rPr>
                 <w:rFonts w:ascii="Times New Roman" w:hAnsi="Times New Roman" w:cs="Times New Roman"/>
@@ -2463,13 +2001,15 @@
             </w:pPr>
             <w:r>
               <w:rPr>
-                <w:rFonts w:ascii="Times New Roman" w:hAnsi="Times New Roman" w:cs="Times New Roman"/>
+                <w:rFonts w:cs="Times New Roman" w:ascii="Times New Roman" w:hAnsi="Times New Roman"/>
               </w:rPr>
               <w:t>Introduction to Modern Algebra for Mathematicians</w:t>
             </w:r>
           </w:p>
           <w:p>
             <w:pPr>
+              <w:pStyle w:val="Normal"/>
+              <w:spacing w:lineRule="auto" w:line="240" w:before="0" w:after="0"/>
               <w:ind w:left="342" w:hanging="342"/>
               <w:rPr>
                 <w:rFonts w:ascii="Times New Roman" w:hAnsi="Times New Roman" w:cs="Times New Roman"/>
@@ -2477,13 +2017,15 @@
             </w:pPr>
             <w:r>
               <w:rPr>
-                <w:rFonts w:ascii="Times New Roman" w:hAnsi="Times New Roman" w:cs="Times New Roman"/>
+                <w:rFonts w:cs="Times New Roman" w:ascii="Times New Roman" w:hAnsi="Times New Roman"/>
               </w:rPr>
               <w:t>Introduction to Combinatorics</w:t>
             </w:r>
           </w:p>
           <w:p>
             <w:pPr>
+              <w:pStyle w:val="Normal"/>
+              <w:spacing w:lineRule="auto" w:line="240" w:before="0" w:after="0"/>
               <w:ind w:left="342" w:hanging="342"/>
               <w:rPr>
                 <w:rFonts w:ascii="Times New Roman" w:hAnsi="Times New Roman" w:cs="Times New Roman"/>
@@ -2491,13 +2033,15 @@
             </w:pPr>
             <w:r>
               <w:rPr>
-                <w:rFonts w:ascii="Times New Roman" w:hAnsi="Times New Roman" w:cs="Times New Roman"/>
+                <w:rFonts w:cs="Times New Roman" w:ascii="Times New Roman" w:hAnsi="Times New Roman"/>
               </w:rPr>
               <w:t>Probability and Statistics for Engineers</w:t>
             </w:r>
           </w:p>
           <w:p>
             <w:pPr>
+              <w:pStyle w:val="Normal"/>
+              <w:spacing w:lineRule="auto" w:line="240" w:before="0" w:after="0"/>
               <w:ind w:left="342" w:hanging="342"/>
               <w:rPr>
                 <w:rFonts w:ascii="Times New Roman" w:hAnsi="Times New Roman" w:cs="Times New Roman"/>
@@ -2505,16 +2049,18 @@
             </w:pPr>
             <w:r>
               <w:rPr>
-                <w:rFonts w:ascii="Times New Roman" w:hAnsi="Times New Roman" w:cs="Times New Roman"/>
+                <w:rFonts w:cs="Times New Roman" w:ascii="Times New Roman" w:hAnsi="Times New Roman"/>
               </w:rPr>
               <w:t>Mathematical Analysis I, II</w:t>
             </w:r>
           </w:p>
           <w:p>
             <w:pPr>
+              <w:pStyle w:val="Normal"/>
               <w:tabs>
-                <w:tab w:val="center" w:pos="1764"/>
+                <w:tab w:val="center" w:pos="1764" w:leader="none"/>
               </w:tabs>
+              <w:spacing w:lineRule="auto" w:line="240" w:before="0" w:after="0"/>
               <w:ind w:left="342" w:hanging="342"/>
               <w:rPr>
                 <w:rFonts w:ascii="Times New Roman" w:hAnsi="Times New Roman" w:cs="Times New Roman"/>
@@ -2522,13 +2068,15 @@
             </w:pPr>
             <w:r>
               <w:rPr>
-                <w:rFonts w:ascii="Times New Roman" w:hAnsi="Times New Roman" w:cs="Times New Roman"/>
+                <w:rFonts w:cs="Times New Roman" w:ascii="Times New Roman" w:hAnsi="Times New Roman"/>
               </w:rPr>
               <w:t>Mathematics of Scientific Computing</w:t>
             </w:r>
           </w:p>
           <w:p>
             <w:pPr>
+              <w:pStyle w:val="Normal"/>
+              <w:spacing w:lineRule="auto" w:line="240" w:before="0" w:after="0"/>
               <w:ind w:left="342" w:hanging="342"/>
               <w:rPr>
                 <w:rFonts w:ascii="Times New Roman" w:hAnsi="Times New Roman" w:cs="Times New Roman"/>
@@ -2536,24 +2084,33 @@
             </w:pPr>
             <w:r>
               <w:rPr>
-                <w:rFonts w:ascii="Times New Roman" w:hAnsi="Times New Roman" w:cs="Times New Roman"/>
+                <w:rFonts w:cs="Times New Roman" w:ascii="Times New Roman" w:hAnsi="Times New Roman"/>
               </w:rPr>
               <w:t>Symbolic Logic</w:t>
             </w:r>
           </w:p>
           <w:p>
             <w:pPr>
+              <w:pStyle w:val="Normal"/>
               <w:tabs>
-                <w:tab w:val="center" w:pos="1764"/>
+                <w:tab w:val="center" w:pos="1764" w:leader="none"/>
               </w:tabs>
+              <w:spacing w:lineRule="auto" w:line="240" w:before="0" w:after="0"/>
               <w:ind w:left="342" w:hanging="342"/>
               <w:rPr>
                 <w:rFonts w:ascii="Times New Roman" w:hAnsi="Times New Roman" w:cs="Times New Roman"/>
               </w:rPr>
             </w:pPr>
-          </w:p>
-          <w:p>
-            <w:pPr>
+            <w:r>
+              <w:rPr>
+                <w:rFonts w:cs="Times New Roman" w:ascii="Times New Roman" w:hAnsi="Times New Roman"/>
+              </w:rPr>
+            </w:r>
+          </w:p>
+          <w:p>
+            <w:pPr>
+              <w:pStyle w:val="Normal"/>
+              <w:spacing w:lineRule="auto" w:line="240" w:before="0" w:after="0"/>
               <w:ind w:left="342" w:hanging="342"/>
               <w:rPr>
                 <w:rFonts w:ascii="Times New Roman" w:hAnsi="Times New Roman" w:cs="Times New Roman"/>
@@ -2561,13 +2118,15 @@
             </w:pPr>
             <w:r>
               <w:rPr>
-                <w:rFonts w:ascii="Times New Roman" w:hAnsi="Times New Roman" w:cs="Times New Roman"/>
+                <w:rFonts w:cs="Times New Roman" w:ascii="Times New Roman" w:hAnsi="Times New Roman"/>
               </w:rPr>
               <w:t>Introduction to Language &amp; Linguistics</w:t>
             </w:r>
           </w:p>
           <w:p>
             <w:pPr>
+              <w:pStyle w:val="Normal"/>
+              <w:spacing w:lineRule="auto" w:line="240" w:before="0" w:after="0"/>
               <w:ind w:left="342" w:hanging="342"/>
               <w:rPr>
                 <w:rFonts w:ascii="Times New Roman" w:hAnsi="Times New Roman" w:cs="Times New Roman"/>
@@ -2575,13 +2134,15 @@
             </w:pPr>
             <w:r>
               <w:rPr>
-                <w:rFonts w:ascii="Times New Roman" w:hAnsi="Times New Roman" w:cs="Times New Roman"/>
+                <w:rFonts w:cs="Times New Roman" w:ascii="Times New Roman" w:hAnsi="Times New Roman"/>
               </w:rPr>
               <w:t>Introduction to Cognitive Science</w:t>
             </w:r>
           </w:p>
           <w:p>
             <w:pPr>
+              <w:pStyle w:val="Normal"/>
+              <w:spacing w:lineRule="auto" w:line="240" w:before="0" w:after="0"/>
               <w:ind w:left="342" w:hanging="342"/>
               <w:rPr>
                 <w:rFonts w:ascii="Times New Roman" w:hAnsi="Times New Roman" w:cs="Times New Roman"/>
@@ -2589,58 +2150,53 @@
             </w:pPr>
             <w:r>
               <w:rPr>
-                <w:rFonts w:ascii="Times New Roman" w:hAnsi="Times New Roman" w:cs="Times New Roman"/>
+                <w:rFonts w:cs="Times New Roman" w:ascii="Times New Roman" w:hAnsi="Times New Roman"/>
               </w:rPr>
               <w:t>Introduction to Psychology</w:t>
             </w:r>
           </w:p>
           <w:p>
             <w:pPr>
+              <w:pStyle w:val="Normal"/>
               <w:tabs>
-                <w:tab w:val="center" w:pos="1764"/>
+                <w:tab w:val="center" w:pos="1764" w:leader="none"/>
               </w:tabs>
+              <w:spacing w:lineRule="auto" w:line="240" w:before="0" w:after="0"/>
               <w:ind w:left="342" w:hanging="342"/>
               <w:rPr>
                 <w:rFonts w:ascii="Times New Roman" w:hAnsi="Times New Roman" w:cs="Times New Roman"/>
               </w:rPr>
             </w:pPr>
-            <w:r>
-              <w:rPr>
-                <w:rFonts w:ascii="Times New Roman" w:hAnsi="Times New Roman" w:cs="Times New Roman"/>
-              </w:rPr>
-              <w:t>Cognitive Processes</w:t>
-            </w:r>
             <w:bookmarkStart w:id="0" w:name="_GoBack"/>
             <w:bookmarkEnd w:id="0"/>
+            <w:r>
+              <w:rPr>
+                <w:rFonts w:cs="Times New Roman" w:ascii="Times New Roman" w:hAnsi="Times New Roman"/>
+              </w:rPr>
+              <w:t>Cognitive Processes</w:t>
+            </w:r>
           </w:p>
         </w:tc>
       </w:tr>
     </w:tbl>
     <w:p>
       <w:pPr>
-        <w:spacing w:before="240"/>
-        <w:rPr>
-          <w:rFonts w:ascii="Times New Roman" w:hAnsi="Times New Roman" w:cs="Times New Roman"/>
+        <w:pStyle w:val="Normal"/>
+        <w:spacing w:before="240" w:after="160"/>
+        <w:rPr>
+          <w:rFonts w:ascii="Times New Roman" w:hAnsi="Times New Roman" w:cs="Times New Roman"/>
+          <w:b/>
           <w:b/>
           <w:sz w:val="28"/>
         </w:rPr>
       </w:pPr>
       <w:r>
         <w:rPr>
-          <w:rFonts w:ascii="Times New Roman" w:hAnsi="Times New Roman" w:cs="Times New Roman"/>
+          <w:rFonts w:cs="Times New Roman" w:ascii="Times New Roman" w:hAnsi="Times New Roman"/>
           <w:b/>
           <w:sz w:val="28"/>
         </w:rPr>
-        <w:lastRenderedPageBreak/>
-        <w:t xml:space="preserve">Professional </w:t>
-      </w:r>
-      <w:r>
-        <w:rPr>
-          <w:rFonts w:ascii="Times New Roman" w:hAnsi="Times New Roman" w:cs="Times New Roman"/>
-          <w:b/>
-          <w:sz w:val="28"/>
-        </w:rPr>
-        <w:t>Membership</w:t>
+        <w:t>Professional Membership</w:t>
       </w:r>
     </w:p>
     <w:p>
@@ -2650,14 +2206,12 @@
           <w:ilvl w:val="0"/>
           <w:numId w:val="1"/>
         </w:numPr>
-        <w:contextualSpacing w:val="0"/>
-        <w:rPr>
-          <w:rFonts w:ascii="Times New Roman" w:hAnsi="Times New Roman" w:cs="Times New Roman"/>
-        </w:rPr>
-      </w:pPr>
-      <w:r>
-        <w:rPr>
-          <w:rFonts w:ascii="Times New Roman" w:hAnsi="Times New Roman" w:cs="Times New Roman"/>
+        <w:spacing w:before="0" w:after="160"/>
+        <w:rPr/>
+      </w:pPr>
+      <w:r>
+        <w:rPr>
+          <w:rFonts w:cs="Times New Roman" w:ascii="Times New Roman" w:hAnsi="Times New Roman"/>
         </w:rPr>
         <w:t>Association for Computing Machinery (ACM).</w:t>
       </w:r>
@@ -2669,16 +2223,14 @@
           <w:ilvl w:val="0"/>
           <w:numId w:val="1"/>
         </w:numPr>
-        <w:contextualSpacing w:val="0"/>
-        <w:rPr>
-          <w:rFonts w:ascii="Times New Roman" w:hAnsi="Times New Roman" w:cs="Times New Roman"/>
-        </w:rPr>
-      </w:pPr>
-      <w:r>
-        <w:rPr>
-          <w:rFonts w:ascii="Times New Roman" w:hAnsi="Times New Roman" w:cs="Times New Roman"/>
-        </w:rPr>
-        <w:t>International Artificial Intelligence in Education Society (IAIED).</w:t>
+        <w:spacing w:before="0" w:after="160"/>
+        <w:rPr/>
+      </w:pPr>
+      <w:r>
+        <w:rPr>
+          <w:rFonts w:cs="Times New Roman" w:ascii="Times New Roman" w:hAnsi="Times New Roman"/>
+        </w:rPr>
+        <w:t>Association for the Advancement of Affective Computing (AAAC).</w:t>
       </w:r>
     </w:p>
     <w:p>
@@ -2688,16 +2240,16 @@
           <w:ilvl w:val="0"/>
           <w:numId w:val="1"/>
         </w:numPr>
-        <w:contextualSpacing w:val="0"/>
-        <w:rPr>
-          <w:rFonts w:ascii="Times New Roman" w:hAnsi="Times New Roman" w:cs="Times New Roman"/>
-        </w:rPr>
-      </w:pPr>
-      <w:r>
-        <w:rPr>
-          <w:rFonts w:ascii="Times New Roman" w:hAnsi="Times New Roman" w:cs="Times New Roman"/>
-        </w:rPr>
-        <w:t>Institute of Electrical and Electronics Engineers (IEEE).</w:t>
+        <w:spacing w:before="0" w:after="160"/>
+        <w:rPr>
+          <w:rFonts w:ascii="Times New Roman" w:hAnsi="Times New Roman" w:cs="Times New Roman"/>
+        </w:rPr>
+      </w:pPr>
+      <w:r>
+        <w:rPr>
+          <w:rFonts w:cs="Times New Roman" w:ascii="Times New Roman" w:hAnsi="Times New Roman"/>
+        </w:rPr>
+        <w:t>International Artificial Intelligence in Education Society (IAIED).</w:t>
       </w:r>
     </w:p>
     <w:p>
@@ -2707,16 +2259,16 @@
           <w:ilvl w:val="0"/>
           <w:numId w:val="1"/>
         </w:numPr>
-        <w:contextualSpacing w:val="0"/>
-        <w:rPr>
-          <w:rFonts w:ascii="Times New Roman" w:hAnsi="Times New Roman" w:cs="Times New Roman"/>
-        </w:rPr>
-      </w:pPr>
-      <w:r>
-        <w:rPr>
-          <w:rFonts w:ascii="Times New Roman" w:hAnsi="Times New Roman" w:cs="Times New Roman"/>
-        </w:rPr>
-        <w:t>International Educational Data Mining Society (IEDMS).</w:t>
+        <w:spacing w:before="0" w:after="160"/>
+        <w:rPr>
+          <w:rFonts w:ascii="Times New Roman" w:hAnsi="Times New Roman" w:cs="Times New Roman"/>
+        </w:rPr>
+      </w:pPr>
+      <w:r>
+        <w:rPr>
+          <w:rFonts w:cs="Times New Roman" w:ascii="Times New Roman" w:hAnsi="Times New Roman"/>
+        </w:rPr>
+        <w:t>Institute of Electrical and Electronics Engineers (IEEE).</w:t>
       </w:r>
     </w:p>
     <w:p>
@@ -2726,16 +2278,16 @@
           <w:ilvl w:val="0"/>
           <w:numId w:val="1"/>
         </w:numPr>
-        <w:contextualSpacing w:val="0"/>
-        <w:rPr>
-          <w:rFonts w:ascii="Times New Roman" w:hAnsi="Times New Roman" w:cs="Times New Roman"/>
-        </w:rPr>
-      </w:pPr>
-      <w:r>
-        <w:rPr>
-          <w:rFonts w:ascii="Times New Roman" w:hAnsi="Times New Roman" w:cs="Times New Roman"/>
-        </w:rPr>
-        <w:t>Students &amp; Technology in Academia, Research, and Service (STARS) Student Leadership Corps.</w:t>
+        <w:spacing w:before="0" w:after="160"/>
+        <w:rPr>
+          <w:rFonts w:ascii="Times New Roman" w:hAnsi="Times New Roman" w:cs="Times New Roman"/>
+        </w:rPr>
+      </w:pPr>
+      <w:r>
+        <w:rPr>
+          <w:rFonts w:cs="Times New Roman" w:ascii="Times New Roman" w:hAnsi="Times New Roman"/>
+        </w:rPr>
+        <w:t>International Educational Data Mining Society (IEDMS).</w:t>
       </w:r>
     </w:p>
     <w:p>
@@ -2745,35 +2297,50 @@
           <w:ilvl w:val="0"/>
           <w:numId w:val="1"/>
         </w:numPr>
-        <w:contextualSpacing w:val="0"/>
-        <w:rPr>
-          <w:rFonts w:ascii="Times New Roman" w:hAnsi="Times New Roman" w:cs="Times New Roman"/>
-        </w:rPr>
-      </w:pPr>
-      <w:r>
-        <w:rPr>
-          <w:rFonts w:ascii="Times New Roman" w:hAnsi="Times New Roman" w:cs="Times New Roman"/>
-        </w:rPr>
-        <w:t>Mensa International</w:t>
-      </w:r>
-      <w:r>
-        <w:rPr>
-          <w:rFonts w:ascii="Times New Roman" w:hAnsi="Times New Roman" w:cs="Times New Roman"/>
-        </w:rPr>
-        <w:t>.</w:t>
-      </w:r>
-    </w:p>
-    <w:p>
-      <w:pPr>
-        <w:rPr>
-          <w:rFonts w:ascii="Times New Roman" w:hAnsi="Times New Roman" w:cs="Times New Roman"/>
+        <w:spacing w:before="0" w:after="160"/>
+        <w:rPr>
+          <w:rFonts w:ascii="Times New Roman" w:hAnsi="Times New Roman" w:cs="Times New Roman"/>
+        </w:rPr>
+      </w:pPr>
+      <w:r>
+        <w:rPr>
+          <w:rFonts w:cs="Times New Roman" w:ascii="Times New Roman" w:hAnsi="Times New Roman"/>
+        </w:rPr>
+        <w:t>Students &amp; Technology in Academia, Research, and Service (STARS) Student Leadership Corps.</w:t>
+      </w:r>
+    </w:p>
+    <w:p>
+      <w:pPr>
+        <w:pStyle w:val="ListParagraph"/>
+        <w:numPr>
+          <w:ilvl w:val="0"/>
+          <w:numId w:val="1"/>
+        </w:numPr>
+        <w:spacing w:before="0" w:after="160"/>
+        <w:rPr>
+          <w:rFonts w:ascii="Times New Roman" w:hAnsi="Times New Roman" w:cs="Times New Roman"/>
+        </w:rPr>
+      </w:pPr>
+      <w:r>
+        <w:rPr>
+          <w:rFonts w:cs="Times New Roman" w:ascii="Times New Roman" w:hAnsi="Times New Roman"/>
+        </w:rPr>
+        <w:t>Mensa International.</w:t>
+      </w:r>
+    </w:p>
+    <w:p>
+      <w:pPr>
+        <w:pStyle w:val="Normal"/>
+        <w:rPr>
+          <w:rFonts w:ascii="Times New Roman" w:hAnsi="Times New Roman" w:cs="Times New Roman"/>
+          <w:b/>
           <w:b/>
           <w:sz w:val="28"/>
         </w:rPr>
       </w:pPr>
       <w:r>
         <w:rPr>
-          <w:rFonts w:ascii="Times New Roman" w:hAnsi="Times New Roman" w:cs="Times New Roman"/>
+          <w:rFonts w:cs="Times New Roman" w:ascii="Times New Roman" w:hAnsi="Times New Roman"/>
           <w:b/>
           <w:sz w:val="28"/>
         </w:rPr>
@@ -2785,15 +2352,14 @@
         <w:tblStyle w:val="TableGrid"/>
         <w:tblW w:w="9072" w:type="dxa"/>
         <w:jc w:val="center"/>
-        <w:tblBorders>
-          <w:top w:val="none" w:sz="0" w:space="0" w:color="auto"/>
-          <w:left w:val="none" w:sz="0" w:space="0" w:color="auto"/>
-          <w:bottom w:val="none" w:sz="0" w:space="0" w:color="auto"/>
-          <w:right w:val="none" w:sz="0" w:space="0" w:color="auto"/>
-          <w:insideH w:val="none" w:sz="0" w:space="0" w:color="auto"/>
-          <w:insideV w:val="none" w:sz="0" w:space="0" w:color="auto"/>
-        </w:tblBorders>
-        <w:tblLook w:val="04A0" w:firstRow="1" w:lastRow="0" w:firstColumn="1" w:lastColumn="0" w:noHBand="0" w:noVBand="1"/>
+        <w:tblInd w:w="0" w:type="dxa"/>
+        <w:tblCellMar>
+          <w:top w:w="0" w:type="dxa"/>
+          <w:left w:w="108" w:type="dxa"/>
+          <w:bottom w:w="0" w:type="dxa"/>
+          <w:right w:w="108" w:type="dxa"/>
+        </w:tblCellMar>
+        <w:tblLook w:val="04a0" w:noVBand="1" w:noHBand="0" w:lastColumn="0" w:firstColumn="1" w:lastRow="0" w:firstRow="1"/>
       </w:tblPr>
       <w:tblGrid>
         <w:gridCol w:w="3024"/>
@@ -2801,42 +2367,53 @@
         <w:gridCol w:w="3024"/>
       </w:tblGrid>
       <w:tr>
-        <w:trPr>
-          <w:jc w:val="center"/>
-        </w:trPr>
+        <w:trPr/>
         <w:tc>
           <w:tcPr>
             <w:tcW w:w="3024" w:type="dxa"/>
+            <w:tcBorders>
+              <w:top w:val="nil"/>
+              <w:left w:val="nil"/>
+              <w:bottom w:val="nil"/>
+              <w:right w:val="nil"/>
+              <w:insideH w:val="nil"/>
+              <w:insideV w:val="nil"/>
+            </w:tcBorders>
+            <w:shd w:fill="auto" w:val="clear"/>
           </w:tcPr>
           <w:p>
             <w:pPr>
-              <w:spacing w:after="80"/>
+              <w:pStyle w:val="Normal"/>
+              <w:spacing w:lineRule="auto" w:line="240" w:before="0" w:after="80"/>
               <w:jc w:val="center"/>
               <w:rPr>
                 <w:rFonts w:ascii="Times New Roman" w:hAnsi="Times New Roman" w:cs="Times New Roman"/>
                 <w:b/>
-              </w:rPr>
-            </w:pPr>
-            <w:r>
-              <w:rPr>
-                <w:rFonts w:ascii="Times New Roman" w:hAnsi="Times New Roman" w:cs="Times New Roman"/>
                 <w:b/>
               </w:rPr>
+            </w:pPr>
+            <w:r>
+              <w:rPr>
+                <w:rFonts w:cs="Times New Roman" w:ascii="Times New Roman" w:hAnsi="Times New Roman"/>
+                <w:b/>
+              </w:rPr>
               <w:t>Dr. Kristy Boyer</w:t>
             </w:r>
           </w:p>
           <w:p>
             <w:pPr>
-              <w:spacing w:after="80"/>
+              <w:pStyle w:val="Normal"/>
+              <w:spacing w:lineRule="auto" w:line="240" w:before="0" w:after="80"/>
               <w:jc w:val="center"/>
               <w:rPr>
                 <w:rFonts w:ascii="Times New Roman" w:hAnsi="Times New Roman" w:cs="Times New Roman"/>
                 <w:b/>
-              </w:rPr>
-            </w:pPr>
-            <w:r>
-              <w:rPr>
-                <w:rFonts w:ascii="Times New Roman" w:hAnsi="Times New Roman" w:cs="Times New Roman"/>
+                <w:b/>
+              </w:rPr>
+            </w:pPr>
+            <w:r>
+              <w:rPr>
+                <w:rFonts w:cs="Times New Roman" w:ascii="Times New Roman" w:hAnsi="Times New Roman"/>
                 <w:sz w:val="20"/>
               </w:rPr>
               <w:t>Associate Professor</w:t>
@@ -2844,7 +2421,8 @@
           </w:p>
           <w:p>
             <w:pPr>
-              <w:spacing w:after="80"/>
+              <w:pStyle w:val="Normal"/>
+              <w:spacing w:lineRule="auto" w:line="240" w:before="0" w:after="80"/>
               <w:jc w:val="center"/>
               <w:rPr>
                 <w:rFonts w:ascii="Times New Roman" w:hAnsi="Times New Roman" w:cs="Times New Roman"/>
@@ -2853,59 +2431,30 @@
             </w:pPr>
             <w:r>
               <w:rPr>
-                <w:rFonts w:ascii="Times New Roman" w:hAnsi="Times New Roman" w:cs="Times New Roman"/>
+                <w:rFonts w:cs="Times New Roman" w:ascii="Times New Roman" w:hAnsi="Times New Roman"/>
                 <w:sz w:val="20"/>
               </w:rPr>
               <w:t>Department of Computer and Information Science and Engineering</w:t>
-            </w:r>
-            <w:r>
-              <w:rPr>
-                <w:rFonts w:ascii="Times New Roman" w:hAnsi="Times New Roman" w:cs="Times New Roman"/>
+              <w:br/>
+              <w:t>University of Florida</w:t>
+            </w:r>
+          </w:p>
+          <w:p>
+            <w:pPr>
+              <w:pStyle w:val="Normal"/>
+              <w:spacing w:lineRule="auto" w:line="240" w:before="0" w:after="0"/>
+              <w:jc w:val="center"/>
+              <w:rPr>
+                <w:rFonts w:ascii="Times New Roman" w:hAnsi="Times New Roman" w:cs="Times New Roman"/>
+              </w:rPr>
+            </w:pPr>
+            <w:r>
+              <w:rPr>
+                <w:rFonts w:cs="Times New Roman" w:ascii="Times New Roman" w:hAnsi="Times New Roman"/>
                 <w:sz w:val="20"/>
               </w:rPr>
+              <w:t>352.505.1902</w:t>
               <w:br/>
-            </w:r>
-            <w:r>
-              <w:rPr>
-                <w:rFonts w:ascii="Times New Roman" w:hAnsi="Times New Roman" w:cs="Times New Roman"/>
-                <w:sz w:val="20"/>
-              </w:rPr>
-              <w:t>Universi</w:t>
-            </w:r>
-            <w:r>
-              <w:rPr>
-                <w:rFonts w:ascii="Times New Roman" w:hAnsi="Times New Roman" w:cs="Times New Roman"/>
-                <w:sz w:val="20"/>
-              </w:rPr>
-              <w:t>ty of Florida</w:t>
-            </w:r>
-          </w:p>
-          <w:p>
-            <w:pPr>
-              <w:jc w:val="center"/>
-              <w:rPr>
-                <w:rFonts w:ascii="Times New Roman" w:hAnsi="Times New Roman" w:cs="Times New Roman"/>
-              </w:rPr>
-            </w:pPr>
-            <w:r>
-              <w:rPr>
-                <w:rFonts w:ascii="Times New Roman" w:hAnsi="Times New Roman" w:cs="Times New Roman"/>
-                <w:sz w:val="20"/>
-              </w:rPr>
-              <w:t>352.505.1902</w:t>
-            </w:r>
-            <w:r>
-              <w:rPr>
-                <w:rFonts w:ascii="Times New Roman" w:hAnsi="Times New Roman" w:cs="Times New Roman"/>
-                <w:sz w:val="20"/>
-              </w:rPr>
-              <w:br/>
-            </w:r>
-            <w:r>
-              <w:rPr>
-                <w:rFonts w:ascii="Times New Roman" w:hAnsi="Times New Roman" w:cs="Times New Roman"/>
-                <w:sz w:val="20"/>
-              </w:rPr>
               <w:t>keboyer@ufl.edu</w:t>
             </w:r>
           </w:p>
@@ -2913,34 +2462,39 @@
         <w:tc>
           <w:tcPr>
             <w:tcW w:w="3024" w:type="dxa"/>
+            <w:tcBorders>
+              <w:top w:val="nil"/>
+              <w:left w:val="nil"/>
+              <w:bottom w:val="nil"/>
+              <w:right w:val="nil"/>
+              <w:insideH w:val="nil"/>
+              <w:insideV w:val="nil"/>
+            </w:tcBorders>
+            <w:shd w:fill="auto" w:val="clear"/>
           </w:tcPr>
           <w:p>
             <w:pPr>
-              <w:spacing w:after="80" w:line="276" w:lineRule="auto"/>
+              <w:pStyle w:val="Normal"/>
+              <w:spacing w:lineRule="auto" w:line="276" w:before="0" w:after="80"/>
               <w:jc w:val="center"/>
               <w:rPr>
                 <w:rFonts w:ascii="Times New Roman" w:hAnsi="Times New Roman" w:cs="Times New Roman"/>
                 <w:b/>
-              </w:rPr>
-            </w:pPr>
-            <w:r>
-              <w:rPr>
-                <w:rFonts w:ascii="Times New Roman" w:hAnsi="Times New Roman" w:cs="Times New Roman"/>
                 <w:b/>
               </w:rPr>
-              <w:t xml:space="preserve">Dr. James </w:t>
-            </w:r>
-            <w:r>
-              <w:rPr>
-                <w:rFonts w:ascii="Times New Roman" w:hAnsi="Times New Roman" w:cs="Times New Roman"/>
+            </w:pPr>
+            <w:r>
+              <w:rPr>
+                <w:rFonts w:cs="Times New Roman" w:ascii="Times New Roman" w:hAnsi="Times New Roman"/>
                 <w:b/>
               </w:rPr>
-              <w:t>Lester</w:t>
-            </w:r>
-          </w:p>
-          <w:p>
-            <w:pPr>
-              <w:spacing w:after="80"/>
+              <w:t>Dr. James Lester</w:t>
+            </w:r>
+          </w:p>
+          <w:p>
+            <w:pPr>
+              <w:pStyle w:val="Normal"/>
+              <w:spacing w:before="0" w:after="80"/>
               <w:jc w:val="center"/>
               <w:rPr>
                 <w:rFonts w:ascii="Times New Roman" w:hAnsi="Times New Roman" w:cs="Times New Roman"/>
@@ -2949,83 +2503,48 @@
             </w:pPr>
             <w:r>
               <w:rPr>
-                <w:rFonts w:ascii="Times New Roman" w:hAnsi="Times New Roman" w:cs="Times New Roman"/>
+                <w:rFonts w:cs="Times New Roman" w:ascii="Times New Roman" w:hAnsi="Times New Roman"/>
                 <w:sz w:val="20"/>
               </w:rPr>
-              <w:t xml:space="preserve">Distinguished Professor &amp; </w:t>
-            </w:r>
-            <w:r>
+              <w:t>Distinguished Professor &amp; Director of the Center for Educational Informatics</w:t>
+            </w:r>
+          </w:p>
+          <w:p>
+            <w:pPr>
+              <w:pStyle w:val="Normal"/>
+              <w:spacing w:before="0" w:after="80"/>
+              <w:jc w:val="center"/>
               <w:rPr>
                 <w:rFonts w:ascii="Times New Roman" w:hAnsi="Times New Roman" w:cs="Times New Roman"/>
                 <w:sz w:val="20"/>
               </w:rPr>
-              <w:t>Director of the Cente</w:t>
-            </w:r>
-            <w:r>
-              <w:rPr>
-                <w:rFonts w:ascii="Times New Roman" w:hAnsi="Times New Roman" w:cs="Times New Roman"/>
+            </w:pPr>
+            <w:r>
+              <w:rPr>
+                <w:rFonts w:cs="Times New Roman" w:ascii="Times New Roman" w:hAnsi="Times New Roman"/>
                 <w:sz w:val="20"/>
               </w:rPr>
-              <w:t>r for Educational Informatics</w:t>
-            </w:r>
-          </w:p>
-          <w:p>
-            <w:pPr>
-              <w:spacing w:after="80"/>
+              <w:t>Department of Computer Science</w:t>
+              <w:br/>
+              <w:t>North Carolina State University</w:t>
+            </w:r>
+          </w:p>
+          <w:p>
+            <w:pPr>
+              <w:pStyle w:val="Normal"/>
+              <w:spacing w:before="0" w:after="0"/>
               <w:jc w:val="center"/>
               <w:rPr>
                 <w:rFonts w:ascii="Times New Roman" w:hAnsi="Times New Roman" w:cs="Times New Roman"/>
+              </w:rPr>
+            </w:pPr>
+            <w:r>
+              <w:rPr>
+                <w:rFonts w:cs="Times New Roman" w:ascii="Times New Roman" w:hAnsi="Times New Roman"/>
                 <w:sz w:val="20"/>
               </w:rPr>
-            </w:pPr>
-            <w:r>
-              <w:rPr>
-                <w:rFonts w:ascii="Times New Roman" w:hAnsi="Times New Roman" w:cs="Times New Roman"/>
-                <w:sz w:val="20"/>
-              </w:rPr>
-              <w:t>Department of Computer Science</w:t>
-            </w:r>
-            <w:r>
-              <w:rPr>
-                <w:rFonts w:ascii="Times New Roman" w:hAnsi="Times New Roman" w:cs="Times New Roman"/>
-                <w:sz w:val="20"/>
-              </w:rPr>
+              <w:t>919.515.7534</w:t>
               <w:br/>
-            </w:r>
-            <w:r>
-              <w:rPr>
-                <w:rFonts w:ascii="Times New Roman" w:hAnsi="Times New Roman" w:cs="Times New Roman"/>
-                <w:sz w:val="20"/>
-              </w:rPr>
-              <w:t>North Carolina State University</w:t>
-            </w:r>
-          </w:p>
-          <w:p>
-            <w:pPr>
-              <w:jc w:val="center"/>
-              <w:rPr>
-                <w:rFonts w:ascii="Times New Roman" w:hAnsi="Times New Roman" w:cs="Times New Roman"/>
-              </w:rPr>
-            </w:pPr>
-            <w:r>
-              <w:rPr>
-                <w:rFonts w:ascii="Times New Roman" w:hAnsi="Times New Roman" w:cs="Times New Roman"/>
-                <w:sz w:val="20"/>
-              </w:rPr>
-              <w:t>919.515.7534</w:t>
-            </w:r>
-            <w:r>
-              <w:rPr>
-                <w:rFonts w:ascii="Times New Roman" w:hAnsi="Times New Roman" w:cs="Times New Roman"/>
-                <w:sz w:val="20"/>
-              </w:rPr>
-              <w:br/>
-            </w:r>
-            <w:r>
-              <w:rPr>
-                <w:rFonts w:ascii="Times New Roman" w:hAnsi="Times New Roman" w:cs="Times New Roman"/>
-                <w:sz w:val="20"/>
-              </w:rPr>
               <w:t>lester@ncsu.edu</w:t>
             </w:r>
           </w:p>
@@ -3033,10 +2552,20 @@
         <w:tc>
           <w:tcPr>
             <w:tcW w:w="3024" w:type="dxa"/>
+            <w:tcBorders>
+              <w:top w:val="nil"/>
+              <w:left w:val="nil"/>
+              <w:bottom w:val="nil"/>
+              <w:right w:val="nil"/>
+              <w:insideH w:val="nil"/>
+              <w:insideV w:val="nil"/>
+            </w:tcBorders>
+            <w:shd w:fill="auto" w:val="clear"/>
           </w:tcPr>
           <w:p>
             <w:pPr>
-              <w:spacing w:after="80"/>
+              <w:pStyle w:val="Normal"/>
+              <w:spacing w:lineRule="auto" w:line="240" w:before="0" w:after="80"/>
               <w:jc w:val="center"/>
               <w:rPr>
                 <w:rFonts w:ascii="Times New Roman" w:hAnsi="Times New Roman" w:cs="Times New Roman"/>
@@ -3044,7 +2573,7 @@
             </w:pPr>
             <w:r>
               <w:rPr>
-                <w:rFonts w:ascii="Times New Roman" w:hAnsi="Times New Roman" w:cs="Times New Roman"/>
+                <w:rFonts w:cs="Times New Roman" w:ascii="Times New Roman" w:hAnsi="Times New Roman"/>
                 <w:b/>
               </w:rPr>
               <w:t>Dr. Tiffany Barnes</w:t>
@@ -3052,7 +2581,8 @@
           </w:p>
           <w:p>
             <w:pPr>
-              <w:spacing w:after="80"/>
+              <w:pStyle w:val="Normal"/>
+              <w:spacing w:lineRule="auto" w:line="240" w:before="0" w:after="80"/>
               <w:jc w:val="center"/>
               <w:rPr>
                 <w:rFonts w:ascii="Times New Roman" w:hAnsi="Times New Roman" w:cs="Times New Roman"/>
@@ -3061,7 +2591,7 @@
             </w:pPr>
             <w:r>
               <w:rPr>
-                <w:rFonts w:ascii="Times New Roman" w:hAnsi="Times New Roman" w:cs="Times New Roman"/>
+                <w:rFonts w:cs="Times New Roman" w:ascii="Times New Roman" w:hAnsi="Times New Roman"/>
                 <w:sz w:val="20"/>
               </w:rPr>
               <w:t>Associate Professor</w:t>
@@ -3069,7 +2599,8 @@
           </w:p>
           <w:p>
             <w:pPr>
-              <w:spacing w:after="80"/>
+              <w:pStyle w:val="Normal"/>
+              <w:spacing w:lineRule="auto" w:line="240" w:before="0" w:after="80"/>
               <w:jc w:val="center"/>
               <w:rPr>
                 <w:rFonts w:ascii="Times New Roman" w:hAnsi="Times New Roman" w:cs="Times New Roman"/>
@@ -3078,28 +2609,36 @@
             </w:pPr>
             <w:r>
               <w:rPr>
-                <w:rFonts w:ascii="Times New Roman" w:hAnsi="Times New Roman" w:cs="Times New Roman"/>
+                <w:rFonts w:cs="Times New Roman" w:ascii="Times New Roman" w:hAnsi="Times New Roman"/>
                 <w:sz w:val="20"/>
               </w:rPr>
               <w:t>Department of Computer Science</w:t>
-            </w:r>
-            <w:r>
+              <w:br/>
+              <w:t>North Carolina State University</w:t>
+            </w:r>
+          </w:p>
+          <w:p>
+            <w:pPr>
+              <w:pStyle w:val="Normal"/>
+              <w:spacing w:lineRule="auto" w:line="240" w:before="0" w:after="0"/>
+              <w:jc w:val="center"/>
               <w:rPr>
                 <w:rFonts w:ascii="Times New Roman" w:hAnsi="Times New Roman" w:cs="Times New Roman"/>
                 <w:sz w:val="20"/>
               </w:rPr>
-              <w:br/>
-            </w:r>
-            <w:r>
-              <w:rPr>
-                <w:rFonts w:ascii="Times New Roman" w:hAnsi="Times New Roman" w:cs="Times New Roman"/>
+            </w:pPr>
+            <w:r>
+              <w:rPr>
+                <w:rFonts w:cs="Times New Roman" w:ascii="Times New Roman" w:hAnsi="Times New Roman"/>
                 <w:sz w:val="20"/>
               </w:rPr>
-              <w:t>North Carolina State University</w:t>
-            </w:r>
-          </w:p>
-          <w:p>
-            <w:pPr>
+              <w:t>919.515.5764</w:t>
+            </w:r>
+          </w:p>
+          <w:p>
+            <w:pPr>
+              <w:pStyle w:val="Normal"/>
+              <w:spacing w:lineRule="auto" w:line="240" w:before="0" w:after="0"/>
               <w:jc w:val="center"/>
               <w:rPr>
                 <w:rFonts w:ascii="Times New Roman" w:hAnsi="Times New Roman" w:cs="Times New Roman"/>
@@ -3108,23 +2647,7 @@
             </w:pPr>
             <w:r>
               <w:rPr>
-                <w:rFonts w:ascii="Times New Roman" w:hAnsi="Times New Roman" w:cs="Times New Roman"/>
-                <w:sz w:val="20"/>
-              </w:rPr>
-              <w:t>919.515.5764</w:t>
-            </w:r>
-          </w:p>
-          <w:p>
-            <w:pPr>
-              <w:jc w:val="center"/>
-              <w:rPr>
-                <w:rFonts w:ascii="Times New Roman" w:hAnsi="Times New Roman" w:cs="Times New Roman"/>
-                <w:sz w:val="20"/>
-              </w:rPr>
-            </w:pPr>
-            <w:r>
-              <w:rPr>
-                <w:rFonts w:ascii="Times New Roman" w:hAnsi="Times New Roman" w:cs="Times New Roman"/>
+                <w:rFonts w:cs="Times New Roman" w:ascii="Times New Roman" w:hAnsi="Times New Roman"/>
                 <w:sz w:val="20"/>
               </w:rPr>
               <w:t>tmbarnes@ncsu.edu</w:t>
@@ -3135,62 +2658,39 @@
     </w:tbl>
     <w:p>
       <w:pPr>
-        <w:rPr>
-          <w:rFonts w:ascii="Times New Roman" w:hAnsi="Times New Roman" w:cs="Times New Roman"/>
-        </w:rPr>
-      </w:pPr>
+        <w:pStyle w:val="Normal"/>
+        <w:spacing w:before="0" w:after="160"/>
+        <w:rPr/>
+      </w:pPr>
+      <w:r>
+        <w:rPr/>
+      </w:r>
     </w:p>
     <w:sectPr>
-      <w:footerReference w:type="default" r:id="rId8"/>
+      <w:footerReference w:type="default" r:id="rId2"/>
+      <w:type w:val="nextPage"/>
       <w:pgSz w:w="12240" w:h="15840"/>
-      <w:pgMar w:top="1440" w:right="1440" w:bottom="1440" w:left="1440" w:header="720" w:footer="720" w:gutter="0"/>
-      <w:cols w:space="720"/>
-      <w:docGrid w:linePitch="360"/>
+      <w:pgMar w:left="1440" w:right="1440" w:header="0" w:top="1440" w:footer="720" w:bottom="1440" w:gutter="0"/>
+      <w:pgNumType w:fmt="decimal"/>
+      <w:formProt w:val="false"/>
+      <w:textDirection w:val="lrTb"/>
+      <w:docGrid w:type="default" w:linePitch="360" w:charSpace="4294965247"/>
     </w:sectPr>
   </w:body>
 </w:document>
 </file>
 
-<file path=word/endnotes.xml><?xml version="1.0" encoding="utf-8"?>
-<w:endnotes xmlns:wpc="http://schemas.microsoft.com/office/word/2010/wordprocessingCanvas" xmlns:cx="http://schemas.microsoft.com/office/drawing/2014/chartex" xmlns:cx1="http://schemas.microsoft.com/office/drawing/2015/9/8/chartex" xmlns:cx2="http://schemas.microsoft.com/office/drawing/2015/10/21/chartex" xmlns:cx3="http://schemas.microsoft.com/office/drawing/2016/5/9/chartex" xmlns:cx4="http://schemas.microsoft.com/office/drawing/2016/5/10/chartex" xmlns:cx5="http://schemas.microsoft.com/office/drawing/2016/5/11/chartex" xmlns:mc="http://schemas.openxmlformats.org/markup-compatibility/2006" xmlns:o="urn:schemas-microsoft-com:office:office" xmlns:r="http://schemas.openxmlformats.org/officeDocument/2006/relationships" xmlns:m="http://schemas.openxmlformats.org/officeDocument/2006/math" xmlns:v="urn:schemas-microsoft-com:vml" xmlns:wp14="http://schemas.microsoft.com/office/word/2010/wordprocessingDrawing" xmlns:wp="http://schemas.openxmlformats.org/drawingml/2006/wordprocessingDrawing" xmlns:w10="urn:schemas-microsoft-com:office:word" xmlns:w="http://schemas.openxmlformats.org/wordprocessingml/2006/main" xmlns:w14="http://schemas.microsoft.com/office/word/2010/wordml" xmlns:w15="http://schemas.microsoft.com/office/word/2012/wordml" xmlns:w16se="http://schemas.microsoft.com/office/word/2015/wordml/symex" xmlns:wpg="http://schemas.microsoft.com/office/word/2010/wordprocessingGroup" xmlns:wpi="http://schemas.microsoft.com/office/word/2010/wordprocessingInk" xmlns:wne="http://schemas.microsoft.com/office/word/2006/wordml" xmlns:wps="http://schemas.microsoft.com/office/word/2010/wordprocessingShape" mc:Ignorable="w14 w15 w16se wp14">
-  <w:endnote w:type="separator" w:id="-1">
-    <w:p>
-      <w:pPr>
-        <w:spacing w:after="0" w:line="240" w:lineRule="auto"/>
-      </w:pPr>
-      <w:r>
-        <w:separator/>
-      </w:r>
-    </w:p>
-  </w:endnote>
-  <w:endnote w:type="continuationSeparator" w:id="0">
-    <w:p>
-      <w:pPr>
-        <w:spacing w:after="0" w:line="240" w:lineRule="auto"/>
-      </w:pPr>
-      <w:r>
-        <w:continuationSeparator/>
-      </w:r>
-    </w:p>
-  </w:endnote>
-</w:endnotes>
-</file>
-
 <file path=word/footer1.xml><?xml version="1.0" encoding="utf-8"?>
-<w:ftr xmlns:wpc="http://schemas.microsoft.com/office/word/2010/wordprocessingCanvas" xmlns:cx="http://schemas.microsoft.com/office/drawing/2014/chartex" xmlns:cx1="http://schemas.microsoft.com/office/drawing/2015/9/8/chartex" xmlns:cx2="http://schemas.microsoft.com/office/drawing/2015/10/21/chartex" xmlns:cx3="http://schemas.microsoft.com/office/drawing/2016/5/9/chartex" xmlns:cx4="http://schemas.microsoft.com/office/drawing/2016/5/10/chartex" xmlns:cx5="http://schemas.microsoft.com/office/drawing/2016/5/11/chartex" xmlns:mc="http://schemas.openxmlformats.org/markup-compatibility/2006" xmlns:o="urn:schemas-microsoft-com:office:office" xmlns:r="http://schemas.openxmlformats.org/officeDocument/2006/relationships" xmlns:m="http://schemas.openxmlformats.org/officeDocument/2006/math" xmlns:v="urn:schemas-microsoft-com:vml" xmlns:wp14="http://schemas.microsoft.com/office/word/2010/wordprocessingDrawing" xmlns:wp="http://schemas.openxmlformats.org/drawingml/2006/wordprocessingDrawing" xmlns:w10="urn:schemas-microsoft-com:office:word" xmlns:w="http://schemas.openxmlformats.org/wordprocessingml/2006/main" xmlns:w14="http://schemas.microsoft.com/office/word/2010/wordml" xmlns:w15="http://schemas.microsoft.com/office/word/2012/wordml" xmlns:w16se="http://schemas.microsoft.com/office/word/2015/wordml/symex" xmlns:wpg="http://schemas.microsoft.com/office/word/2010/wordprocessingGroup" xmlns:wpi="http://schemas.microsoft.com/office/word/2010/wordprocessingInk" xmlns:wne="http://schemas.microsoft.com/office/word/2006/wordml" xmlns:wps="http://schemas.microsoft.com/office/word/2010/wordprocessingShape" mc:Ignorable="w14 w15 w16se wp14">
+<w:ftr xmlns:o="urn:schemas-microsoft-com:office:office" xmlns:r="http://schemas.openxmlformats.org/officeDocument/2006/relationships" xmlns:v="urn:schemas-microsoft-com:vml" xmlns:w="http://schemas.openxmlformats.org/wordprocessingml/2006/main" xmlns:w10="urn:schemas-microsoft-com:office:word" xmlns:wp="http://schemas.openxmlformats.org/drawingml/2006/wordprocessingDrawing" xmlns:wps="http://schemas.microsoft.com/office/word/2010/wordprocessingShape" xmlns:wpg="http://schemas.microsoft.com/office/word/2010/wordprocessingGroup" xmlns:mc="http://schemas.openxmlformats.org/markup-compatibility/2006" xmlns:wp14="http://schemas.microsoft.com/office/word/2010/wordprocessingDrawing" xmlns:w14="http://schemas.microsoft.com/office/word/2010/wordml" mc:Ignorable="w14 wp14">
   <w:p>
     <w:pPr>
       <w:pStyle w:val="Footer"/>
       <w:jc w:val="right"/>
-      <w:rPr>
-        <w:rFonts w:ascii="Times New Roman" w:hAnsi="Times New Roman" w:cs="Times New Roman"/>
-        <w:sz w:val="20"/>
-        <w:szCs w:val="20"/>
-      </w:rPr>
+      <w:rPr/>
     </w:pPr>
     <w:r>
       <w:rPr>
-        <w:rFonts w:ascii="Times New Roman" w:hAnsi="Times New Roman" w:cs="Times New Roman"/>
+        <w:rFonts w:cs="Times New Roman" w:ascii="Times New Roman" w:hAnsi="Times New Roman"/>
         <w:sz w:val="20"/>
         <w:szCs w:val="20"/>
       </w:rPr>
@@ -3198,107 +2698,56 @@
     </w:r>
     <w:r>
       <w:rPr>
-        <w:rFonts w:ascii="Times New Roman" w:hAnsi="Times New Roman" w:cs="Times New Roman"/>
+        <w:rFonts w:cs="Times New Roman" w:ascii="Times New Roman" w:hAnsi="Times New Roman"/>
         <w:sz w:val="20"/>
         <w:szCs w:val="20"/>
       </w:rPr>
       <w:fldChar w:fldCharType="begin"/>
     </w:r>
     <w:r>
-      <w:rPr>
-        <w:rFonts w:ascii="Times New Roman" w:hAnsi="Times New Roman" w:cs="Times New Roman"/>
-        <w:sz w:val="20"/>
-        <w:szCs w:val="20"/>
-      </w:rPr>
-      <w:instrText xml:space="preserve"> DATE \@ "d MMMM yyyy" </w:instrText>
+      <w:instrText> DATE \@"d\ MMMM\ yyyy" </w:instrText>
     </w:r>
     <w:r>
-      <w:rPr>
-        <w:rFonts w:ascii="Times New Roman" w:hAnsi="Times New Roman" w:cs="Times New Roman"/>
-        <w:sz w:val="20"/>
-        <w:szCs w:val="20"/>
-      </w:rPr>
       <w:fldChar w:fldCharType="separate"/>
     </w:r>
     <w:r>
-      <w:rPr>
-        <w:rFonts w:ascii="Times New Roman" w:hAnsi="Times New Roman" w:cs="Times New Roman"/>
-        <w:noProof/>
-        <w:sz w:val="20"/>
-        <w:szCs w:val="20"/>
-      </w:rPr>
-      <w:t>11 December 2016</w:t>
+      <w:t>6 March 2017</w:t>
     </w:r>
     <w:r>
-      <w:rPr>
-        <w:rFonts w:ascii="Times New Roman" w:hAnsi="Times New Roman" w:cs="Times New Roman"/>
-        <w:sz w:val="20"/>
-        <w:szCs w:val="20"/>
-      </w:rPr>
       <w:fldChar w:fldCharType="end"/>
     </w:r>
     <w:r>
       <w:rPr>
-        <w:rFonts w:ascii="Times New Roman" w:hAnsi="Times New Roman" w:cs="Times New Roman"/>
+        <w:rFonts w:cs="Times New Roman" w:ascii="Times New Roman" w:hAnsi="Times New Roman"/>
         <w:sz w:val="20"/>
         <w:szCs w:val="20"/>
       </w:rPr>
-      <w:ptab w:relativeTo="margin" w:alignment="right" w:leader="none"/>
+      <w:tab/>
     </w:r>
     <w:r>
       <w:rPr>
-        <w:rFonts w:ascii="Times New Roman" w:hAnsi="Times New Roman" w:cs="Times New Roman"/>
+        <w:rFonts w:cs="Times New Roman" w:ascii="Times New Roman" w:hAnsi="Times New Roman"/>
         <w:bCs/>
-        <w:noProof/>
         <w:sz w:val="20"/>
         <w:szCs w:val="20"/>
       </w:rPr>
       <w:fldChar w:fldCharType="begin"/>
     </w:r>
     <w:r>
-      <w:rPr>
-        <w:rFonts w:ascii="Times New Roman" w:hAnsi="Times New Roman" w:cs="Times New Roman"/>
-        <w:bCs/>
-        <w:noProof/>
-        <w:sz w:val="20"/>
-        <w:szCs w:val="20"/>
-      </w:rPr>
-      <w:instrText xml:space="preserve"> PAGE  \* Arabic  \* MERGEFORMAT </w:instrText>
+      <w:instrText> PAGE \* ARABIC </w:instrText>
     </w:r>
     <w:r>
-      <w:rPr>
-        <w:rFonts w:ascii="Times New Roman" w:hAnsi="Times New Roman" w:cs="Times New Roman"/>
-        <w:bCs/>
-        <w:noProof/>
-        <w:sz w:val="20"/>
-        <w:szCs w:val="20"/>
-      </w:rPr>
       <w:fldChar w:fldCharType="separate"/>
     </w:r>
     <w:r>
-      <w:rPr>
-        <w:rFonts w:ascii="Times New Roman" w:hAnsi="Times New Roman" w:cs="Times New Roman"/>
-        <w:bCs/>
-        <w:noProof/>
-        <w:sz w:val="20"/>
-        <w:szCs w:val="20"/>
-      </w:rPr>
-      <w:t>3</w:t>
+      <w:t>4</w:t>
     </w:r>
     <w:r>
-      <w:rPr>
-        <w:rFonts w:ascii="Times New Roman" w:hAnsi="Times New Roman" w:cs="Times New Roman"/>
-        <w:bCs/>
-        <w:noProof/>
-        <w:sz w:val="20"/>
-        <w:szCs w:val="20"/>
-      </w:rPr>
       <w:fldChar w:fldCharType="end"/>
     </w:r>
     <w:r>
       <w:rPr>
-        <w:rFonts w:ascii="Times New Roman" w:hAnsi="Times New Roman" w:cs="Times New Roman"/>
-        <w:noProof/>
+        <w:rFonts w:cs="Times New Roman" w:ascii="Times New Roman" w:hAnsi="Times New Roman"/>
         <w:sz w:val="20"/>
         <w:szCs w:val="20"/>
       </w:rPr>
@@ -3306,90 +2755,146 @@
     </w:r>
     <w:r>
       <w:rPr>
-        <w:rFonts w:ascii="Times New Roman" w:hAnsi="Times New Roman" w:cs="Times New Roman"/>
+        <w:rFonts w:cs="Times New Roman" w:ascii="Times New Roman" w:hAnsi="Times New Roman"/>
         <w:bCs/>
-        <w:noProof/>
         <w:sz w:val="20"/>
         <w:szCs w:val="20"/>
       </w:rPr>
       <w:fldChar w:fldCharType="begin"/>
     </w:r>
     <w:r>
-      <w:rPr>
-        <w:rFonts w:ascii="Times New Roman" w:hAnsi="Times New Roman" w:cs="Times New Roman"/>
-        <w:bCs/>
-        <w:noProof/>
-        <w:sz w:val="20"/>
-        <w:szCs w:val="20"/>
-      </w:rPr>
-      <w:instrText xml:space="preserve"> NUMPAGES  \* Arabic  \* MERGEFORMAT </w:instrText>
+      <w:instrText> NUMPAGES \* ARABIC </w:instrText>
     </w:r>
     <w:r>
-      <w:rPr>
-        <w:rFonts w:ascii="Times New Roman" w:hAnsi="Times New Roman" w:cs="Times New Roman"/>
-        <w:bCs/>
-        <w:noProof/>
-        <w:sz w:val="20"/>
-        <w:szCs w:val="20"/>
-      </w:rPr>
       <w:fldChar w:fldCharType="separate"/>
     </w:r>
     <w:r>
-      <w:rPr>
-        <w:rFonts w:ascii="Times New Roman" w:hAnsi="Times New Roman" w:cs="Times New Roman"/>
-        <w:bCs/>
-        <w:noProof/>
-        <w:sz w:val="20"/>
-        <w:szCs w:val="20"/>
-      </w:rPr>
       <w:t>4</w:t>
     </w:r>
     <w:r>
-      <w:rPr>
-        <w:rFonts w:ascii="Times New Roman" w:hAnsi="Times New Roman" w:cs="Times New Roman"/>
-        <w:bCs/>
-        <w:noProof/>
-        <w:sz w:val="20"/>
-        <w:szCs w:val="20"/>
-      </w:rPr>
       <w:fldChar w:fldCharType="end"/>
     </w:r>
   </w:p>
 </w:ftr>
 </file>
 
-<file path=word/footnotes.xml><?xml version="1.0" encoding="utf-8"?>
-<w:footnotes xmlns:wpc="http://schemas.microsoft.com/office/word/2010/wordprocessingCanvas" xmlns:cx="http://schemas.microsoft.com/office/drawing/2014/chartex" xmlns:cx1="http://schemas.microsoft.com/office/drawing/2015/9/8/chartex" xmlns:cx2="http://schemas.microsoft.com/office/drawing/2015/10/21/chartex" xmlns:cx3="http://schemas.microsoft.com/office/drawing/2016/5/9/chartex" xmlns:cx4="http://schemas.microsoft.com/office/drawing/2016/5/10/chartex" xmlns:cx5="http://schemas.microsoft.com/office/drawing/2016/5/11/chartex" xmlns:mc="http://schemas.openxmlformats.org/markup-compatibility/2006" xmlns:o="urn:schemas-microsoft-com:office:office" xmlns:r="http://schemas.openxmlformats.org/officeDocument/2006/relationships" xmlns:m="http://schemas.openxmlformats.org/officeDocument/2006/math" xmlns:v="urn:schemas-microsoft-com:vml" xmlns:wp14="http://schemas.microsoft.com/office/word/2010/wordprocessingDrawing" xmlns:wp="http://schemas.openxmlformats.org/drawingml/2006/wordprocessingDrawing" xmlns:w10="urn:schemas-microsoft-com:office:word" xmlns:w="http://schemas.openxmlformats.org/wordprocessingml/2006/main" xmlns:w14="http://schemas.microsoft.com/office/word/2010/wordml" xmlns:w15="http://schemas.microsoft.com/office/word/2012/wordml" xmlns:w16se="http://schemas.microsoft.com/office/word/2015/wordml/symex" xmlns:wpg="http://schemas.microsoft.com/office/word/2010/wordprocessingGroup" xmlns:wpi="http://schemas.microsoft.com/office/word/2010/wordprocessingInk" xmlns:wne="http://schemas.microsoft.com/office/word/2006/wordml" xmlns:wps="http://schemas.microsoft.com/office/word/2010/wordprocessingShape" mc:Ignorable="w14 w15 w16se wp14">
-  <w:footnote w:type="separator" w:id="-1">
-    <w:p>
-      <w:pPr>
-        <w:spacing w:after="0" w:line="240" w:lineRule="auto"/>
-      </w:pPr>
-      <w:r>
-        <w:separator/>
-      </w:r>
-    </w:p>
-  </w:footnote>
-  <w:footnote w:type="continuationSeparator" w:id="0">
-    <w:p>
-      <w:pPr>
-        <w:spacing w:after="0" w:line="240" w:lineRule="auto"/>
-      </w:pPr>
-      <w:r>
-        <w:continuationSeparator/>
-      </w:r>
-    </w:p>
-  </w:footnote>
-</w:footnotes>
-</file>
-
 <file path=word/numbering.xml><?xml version="1.0" encoding="utf-8"?>
-<w:numbering xmlns:wpc="http://schemas.microsoft.com/office/word/2010/wordprocessingCanvas" xmlns:cx="http://schemas.microsoft.com/office/drawing/2014/chartex" xmlns:cx1="http://schemas.microsoft.com/office/drawing/2015/9/8/chartex" xmlns:cx2="http://schemas.microsoft.com/office/drawing/2015/10/21/chartex" xmlns:cx3="http://schemas.microsoft.com/office/drawing/2016/5/9/chartex" xmlns:cx4="http://schemas.microsoft.com/office/drawing/2016/5/10/chartex" xmlns:cx5="http://schemas.microsoft.com/office/drawing/2016/5/11/chartex" xmlns:mc="http://schemas.openxmlformats.org/markup-compatibility/2006" xmlns:o="urn:schemas-microsoft-com:office:office" xmlns:r="http://schemas.openxmlformats.org/officeDocument/2006/relationships" xmlns:m="http://schemas.openxmlformats.org/officeDocument/2006/math" xmlns:v="urn:schemas-microsoft-com:vml" xmlns:wp14="http://schemas.microsoft.com/office/word/2010/wordprocessingDrawing" xmlns:wp="http://schemas.openxmlformats.org/drawingml/2006/wordprocessingDrawing" xmlns:w10="urn:schemas-microsoft-com:office:word" xmlns:w="http://schemas.openxmlformats.org/wordprocessingml/2006/main" xmlns:w14="http://schemas.microsoft.com/office/word/2010/wordml" xmlns:w15="http://schemas.microsoft.com/office/word/2012/wordml" xmlns:w16se="http://schemas.microsoft.com/office/word/2015/wordml/symex" xmlns:wpg="http://schemas.microsoft.com/office/word/2010/wordprocessingGroup" xmlns:wpi="http://schemas.microsoft.com/office/word/2010/wordprocessingInk" xmlns:wne="http://schemas.microsoft.com/office/word/2006/wordml" xmlns:wps="http://schemas.microsoft.com/office/word/2010/wordprocessingShape" mc:Ignorable="w14 w15 w16se wp14">
-  <w:abstractNum w:abstractNumId="0" w15:restartNumberingAfterBreak="0">
-    <w:nsid w:val="289F0408"/>
-    <w:multiLevelType w:val="hybridMultilevel"/>
-    <w:tmpl w:val="9CECABC6"/>
-    <w:lvl w:ilvl="0" w:tplc="0409000F">
+<w:numbering xmlns:w="http://schemas.openxmlformats.org/wordprocessingml/2006/main" xmlns:o="urn:schemas-microsoft-com:office:office" xmlns:r="http://schemas.openxmlformats.org/officeDocument/2006/relationships" xmlns:v="urn:schemas-microsoft-com:vml">
+  <w:abstractNum w:abstractNumId="1">
+    <w:lvl w:ilvl="0">
+      <w:start w:val="1"/>
+      <w:numFmt w:val="bullet"/>
+      <w:lvlText w:val=""/>
+      <w:lvlJc w:val="left"/>
+      <w:pPr>
+        <w:ind w:left="720" w:hanging="360"/>
+      </w:pPr>
+      <w:rPr>
+        <w:rFonts w:ascii="Symbol" w:hAnsi="Symbol" w:cs="Symbol" w:hint="default"/>
+      </w:rPr>
+    </w:lvl>
+    <w:lvl w:ilvl="1">
+      <w:start w:val="1"/>
+      <w:numFmt w:val="bullet"/>
+      <w:lvlText w:val="o"/>
+      <w:lvlJc w:val="left"/>
+      <w:pPr>
+        <w:ind w:left="1440" w:hanging="360"/>
+      </w:pPr>
+      <w:rPr>
+        <w:rFonts w:ascii="Courier New" w:hAnsi="Courier New" w:cs="Courier New" w:hint="default"/>
+        <w:rFonts w:cs="Courier New"/>
+      </w:rPr>
+    </w:lvl>
+    <w:lvl w:ilvl="2">
+      <w:start w:val="1"/>
+      <w:numFmt w:val="bullet"/>
+      <w:lvlText w:val=""/>
+      <w:lvlJc w:val="left"/>
+      <w:pPr>
+        <w:ind w:left="2160" w:hanging="360"/>
+      </w:pPr>
+      <w:rPr>
+        <w:rFonts w:ascii="Wingdings" w:hAnsi="Wingdings" w:cs="Wingdings" w:hint="default"/>
+      </w:rPr>
+    </w:lvl>
+    <w:lvl w:ilvl="3">
+      <w:start w:val="1"/>
+      <w:numFmt w:val="bullet"/>
+      <w:lvlText w:val=""/>
+      <w:lvlJc w:val="left"/>
+      <w:pPr>
+        <w:ind w:left="2880" w:hanging="360"/>
+      </w:pPr>
+      <w:rPr>
+        <w:rFonts w:ascii="Symbol" w:hAnsi="Symbol" w:cs="Symbol" w:hint="default"/>
+      </w:rPr>
+    </w:lvl>
+    <w:lvl w:ilvl="4">
+      <w:start w:val="1"/>
+      <w:numFmt w:val="bullet"/>
+      <w:lvlText w:val="o"/>
+      <w:lvlJc w:val="left"/>
+      <w:pPr>
+        <w:ind w:left="3600" w:hanging="360"/>
+      </w:pPr>
+      <w:rPr>
+        <w:rFonts w:ascii="Courier New" w:hAnsi="Courier New" w:cs="Courier New" w:hint="default"/>
+        <w:rFonts w:cs="Courier New"/>
+      </w:rPr>
+    </w:lvl>
+    <w:lvl w:ilvl="5">
+      <w:start w:val="1"/>
+      <w:numFmt w:val="bullet"/>
+      <w:lvlText w:val=""/>
+      <w:lvlJc w:val="left"/>
+      <w:pPr>
+        <w:ind w:left="4320" w:hanging="360"/>
+      </w:pPr>
+      <w:rPr>
+        <w:rFonts w:ascii="Wingdings" w:hAnsi="Wingdings" w:cs="Wingdings" w:hint="default"/>
+      </w:rPr>
+    </w:lvl>
+    <w:lvl w:ilvl="6">
+      <w:start w:val="1"/>
+      <w:numFmt w:val="bullet"/>
+      <w:lvlText w:val=""/>
+      <w:lvlJc w:val="left"/>
+      <w:pPr>
+        <w:ind w:left="5040" w:hanging="360"/>
+      </w:pPr>
+      <w:rPr>
+        <w:rFonts w:ascii="Symbol" w:hAnsi="Symbol" w:cs="Symbol" w:hint="default"/>
+      </w:rPr>
+    </w:lvl>
+    <w:lvl w:ilvl="7">
+      <w:start w:val="1"/>
+      <w:numFmt w:val="bullet"/>
+      <w:lvlText w:val="o"/>
+      <w:lvlJc w:val="left"/>
+      <w:pPr>
+        <w:ind w:left="5760" w:hanging="360"/>
+      </w:pPr>
+      <w:rPr>
+        <w:rFonts w:ascii="Courier New" w:hAnsi="Courier New" w:cs="Courier New" w:hint="default"/>
+        <w:rFonts w:cs="Courier New"/>
+      </w:rPr>
+    </w:lvl>
+    <w:lvl w:ilvl="8">
+      <w:start w:val="1"/>
+      <w:numFmt w:val="bullet"/>
+      <w:lvlText w:val=""/>
+      <w:lvlJc w:val="left"/>
+      <w:pPr>
+        <w:ind w:left="6480" w:hanging="360"/>
+      </w:pPr>
+      <w:rPr>
+        <w:rFonts w:ascii="Wingdings" w:hAnsi="Wingdings" w:cs="Wingdings" w:hint="default"/>
+      </w:rPr>
+    </w:lvl>
+  </w:abstractNum>
+  <w:abstractNum w:abstractNumId="2">
+    <w:lvl w:ilvl="0">
       <w:start w:val="1"/>
       <w:numFmt w:val="decimal"/>
       <w:lvlText w:val="%1."/>
@@ -3398,7 +2903,7 @@
         <w:ind w:left="720" w:hanging="360"/>
       </w:pPr>
     </w:lvl>
-    <w:lvl w:ilvl="1" w:tplc="04090019" w:tentative="1">
+    <w:lvl w:ilvl="1">
       <w:start w:val="1"/>
       <w:numFmt w:val="lowerLetter"/>
       <w:lvlText w:val="%2."/>
@@ -3407,7 +2912,7 @@
         <w:ind w:left="1440" w:hanging="360"/>
       </w:pPr>
     </w:lvl>
-    <w:lvl w:ilvl="2" w:tplc="0409001B">
+    <w:lvl w:ilvl="2">
       <w:start w:val="1"/>
       <w:numFmt w:val="lowerRoman"/>
       <w:lvlText w:val="%3."/>
@@ -3416,7 +2921,7 @@
         <w:ind w:left="2160" w:hanging="180"/>
       </w:pPr>
     </w:lvl>
-    <w:lvl w:ilvl="3" w:tplc="0409000F" w:tentative="1">
+    <w:lvl w:ilvl="3">
       <w:start w:val="1"/>
       <w:numFmt w:val="decimal"/>
       <w:lvlText w:val="%4."/>
@@ -3425,7 +2930,7 @@
         <w:ind w:left="2880" w:hanging="360"/>
       </w:pPr>
     </w:lvl>
-    <w:lvl w:ilvl="4" w:tplc="04090019" w:tentative="1">
+    <w:lvl w:ilvl="4">
       <w:start w:val="1"/>
       <w:numFmt w:val="lowerLetter"/>
       <w:lvlText w:val="%5."/>
@@ -3434,7 +2939,7 @@
         <w:ind w:left="3600" w:hanging="360"/>
       </w:pPr>
     </w:lvl>
-    <w:lvl w:ilvl="5" w:tplc="0409001B" w:tentative="1">
+    <w:lvl w:ilvl="5">
       <w:start w:val="1"/>
       <w:numFmt w:val="lowerRoman"/>
       <w:lvlText w:val="%6."/>
@@ -3443,7 +2948,7 @@
         <w:ind w:left="4320" w:hanging="180"/>
       </w:pPr>
     </w:lvl>
-    <w:lvl w:ilvl="6" w:tplc="0409000F" w:tentative="1">
+    <w:lvl w:ilvl="6">
       <w:start w:val="1"/>
       <w:numFmt w:val="decimal"/>
       <w:lvlText w:val="%7."/>
@@ -3452,7 +2957,7 @@
         <w:ind w:left="5040" w:hanging="360"/>
       </w:pPr>
     </w:lvl>
-    <w:lvl w:ilvl="7" w:tplc="04090019" w:tentative="1">
+    <w:lvl w:ilvl="7">
       <w:start w:val="1"/>
       <w:numFmt w:val="lowerLetter"/>
       <w:lvlText w:val="%8."/>
@@ -3461,7 +2966,7 @@
         <w:ind w:left="5760" w:hanging="360"/>
       </w:pPr>
     </w:lvl>
-    <w:lvl w:ilvl="8" w:tplc="0409001B" w:tentative="1">
+    <w:lvl w:ilvl="8">
       <w:start w:val="1"/>
       <w:numFmt w:val="lowerRoman"/>
       <w:lvlText w:val="%9."/>
@@ -3471,11 +2976,8 @@
       </w:pPr>
     </w:lvl>
   </w:abstractNum>
-  <w:abstractNum w:abstractNumId="1" w15:restartNumberingAfterBreak="0">
-    <w:nsid w:val="49D2334E"/>
-    <w:multiLevelType w:val="hybridMultilevel"/>
-    <w:tmpl w:val="0DD033EC"/>
-    <w:lvl w:ilvl="0" w:tplc="04090001">
+  <w:abstractNum w:abstractNumId="3">
+    <w:lvl w:ilvl="0">
       <w:start w:val="1"/>
       <w:numFmt w:val="bullet"/>
       <w:lvlText w:val=""/>
@@ -3484,10 +2986,10 @@
         <w:ind w:left="720" w:hanging="360"/>
       </w:pPr>
       <w:rPr>
-        <w:rFonts w:ascii="Symbol" w:hAnsi="Symbol" w:hint="default"/>
+        <w:rFonts w:ascii="Symbol" w:hAnsi="Symbol" w:cs="Symbol" w:hint="default"/>
       </w:rPr>
     </w:lvl>
-    <w:lvl w:ilvl="1" w:tplc="04090003" w:tentative="1">
+    <w:lvl w:ilvl="1">
       <w:start w:val="1"/>
       <w:numFmt w:val="bullet"/>
       <w:lvlText w:val="o"/>
@@ -3497,9 +2999,10 @@
       </w:pPr>
       <w:rPr>
         <w:rFonts w:ascii="Courier New" w:hAnsi="Courier New" w:cs="Courier New" w:hint="default"/>
+        <w:rFonts w:cs="Courier New"/>
       </w:rPr>
     </w:lvl>
-    <w:lvl w:ilvl="2" w:tplc="04090005" w:tentative="1">
+    <w:lvl w:ilvl="2">
       <w:start w:val="1"/>
       <w:numFmt w:val="bullet"/>
       <w:lvlText w:val=""/>
@@ -3508,10 +3011,10 @@
         <w:ind w:left="2160" w:hanging="360"/>
       </w:pPr>
       <w:rPr>
-        <w:rFonts w:ascii="Wingdings" w:hAnsi="Wingdings" w:hint="default"/>
+        <w:rFonts w:ascii="Wingdings" w:hAnsi="Wingdings" w:cs="Wingdings" w:hint="default"/>
       </w:rPr>
     </w:lvl>
-    <w:lvl w:ilvl="3" w:tplc="04090001" w:tentative="1">
+    <w:lvl w:ilvl="3">
       <w:start w:val="1"/>
       <w:numFmt w:val="bullet"/>
       <w:lvlText w:val=""/>
@@ -3520,10 +3023,10 @@
         <w:ind w:left="2880" w:hanging="360"/>
       </w:pPr>
       <w:rPr>
-        <w:rFonts w:ascii="Symbol" w:hAnsi="Symbol" w:hint="default"/>
+        <w:rFonts w:ascii="Symbol" w:hAnsi="Symbol" w:cs="Symbol" w:hint="default"/>
       </w:rPr>
     </w:lvl>
-    <w:lvl w:ilvl="4" w:tplc="04090003" w:tentative="1">
+    <w:lvl w:ilvl="4">
       <w:start w:val="1"/>
       <w:numFmt w:val="bullet"/>
       <w:lvlText w:val="o"/>
@@ -3533,9 +3036,10 @@
       </w:pPr>
       <w:rPr>
         <w:rFonts w:ascii="Courier New" w:hAnsi="Courier New" w:cs="Courier New" w:hint="default"/>
+        <w:rFonts w:cs="Courier New"/>
       </w:rPr>
     </w:lvl>
-    <w:lvl w:ilvl="5" w:tplc="04090005" w:tentative="1">
+    <w:lvl w:ilvl="5">
       <w:start w:val="1"/>
       <w:numFmt w:val="bullet"/>
       <w:lvlText w:val=""/>
@@ -3544,10 +3048,10 @@
         <w:ind w:left="4320" w:hanging="360"/>
       </w:pPr>
       <w:rPr>
-        <w:rFonts w:ascii="Wingdings" w:hAnsi="Wingdings" w:hint="default"/>
+        <w:rFonts w:ascii="Wingdings" w:hAnsi="Wingdings" w:cs="Wingdings" w:hint="default"/>
       </w:rPr>
     </w:lvl>
-    <w:lvl w:ilvl="6" w:tplc="04090001" w:tentative="1">
+    <w:lvl w:ilvl="6">
       <w:start w:val="1"/>
       <w:numFmt w:val="bullet"/>
       <w:lvlText w:val=""/>
@@ -3556,10 +3060,10 @@
         <w:ind w:left="5040" w:hanging="360"/>
       </w:pPr>
       <w:rPr>
-        <w:rFonts w:ascii="Symbol" w:hAnsi="Symbol" w:hint="default"/>
+        <w:rFonts w:ascii="Symbol" w:hAnsi="Symbol" w:cs="Symbol" w:hint="default"/>
       </w:rPr>
     </w:lvl>
-    <w:lvl w:ilvl="7" w:tplc="04090003" w:tentative="1">
+    <w:lvl w:ilvl="7">
       <w:start w:val="1"/>
       <w:numFmt w:val="bullet"/>
       <w:lvlText w:val="o"/>
@@ -3569,9 +3073,10 @@
       </w:pPr>
       <w:rPr>
         <w:rFonts w:ascii="Courier New" w:hAnsi="Courier New" w:cs="Courier New" w:hint="default"/>
+        <w:rFonts w:cs="Courier New"/>
       </w:rPr>
     </w:lvl>
-    <w:lvl w:ilvl="8" w:tplc="04090005" w:tentative="1">
+    <w:lvl w:ilvl="8">
       <w:start w:val="1"/>
       <w:numFmt w:val="bullet"/>
       <w:lvlText w:val=""/>
@@ -3580,279 +3085,143 @@
         <w:ind w:left="6480" w:hanging="360"/>
       </w:pPr>
       <w:rPr>
-        <w:rFonts w:ascii="Wingdings" w:hAnsi="Wingdings" w:hint="default"/>
+        <w:rFonts w:ascii="Wingdings" w:hAnsi="Wingdings" w:cs="Wingdings" w:hint="default"/>
       </w:rPr>
     </w:lvl>
   </w:abstractNum>
-  <w:abstractNum w:abstractNumId="2" w15:restartNumberingAfterBreak="0">
-    <w:nsid w:val="530369EE"/>
-    <w:multiLevelType w:val="hybridMultilevel"/>
-    <w:tmpl w:val="E0FA7776"/>
-    <w:lvl w:ilvl="0" w:tplc="04090001">
+  <w:abstractNum w:abstractNumId="4">
+    <w:lvl w:ilvl="0">
       <w:start w:val="1"/>
-      <w:numFmt w:val="bullet"/>
-      <w:lvlText w:val=""/>
+      <w:numFmt w:val="none"/>
+      <w:suff w:val="nothing"/>
+      <w:lvlText w:val=""/>
       <w:lvlJc w:val="left"/>
       <w:pPr>
-        <w:ind w:left="720" w:hanging="360"/>
-      </w:pPr>
-      <w:rPr>
-        <w:rFonts w:ascii="Symbol" w:hAnsi="Symbol" w:hint="default"/>
-      </w:rPr>
+        <w:ind w:left="0" w:hanging="0"/>
+      </w:pPr>
     </w:lvl>
-    <w:lvl w:ilvl="1" w:tplc="04090003" w:tentative="1">
+    <w:lvl w:ilvl="1">
       <w:start w:val="1"/>
-      <w:numFmt w:val="bullet"/>
-      <w:lvlText w:val="o"/>
+      <w:numFmt w:val="none"/>
+      <w:suff w:val="nothing"/>
+      <w:lvlText w:val=""/>
       <w:lvlJc w:val="left"/>
       <w:pPr>
-        <w:ind w:left="1440" w:hanging="360"/>
-      </w:pPr>
-      <w:rPr>
-        <w:rFonts w:ascii="Courier New" w:hAnsi="Courier New" w:cs="Courier New" w:hint="default"/>
-      </w:rPr>
+        <w:ind w:left="0" w:hanging="0"/>
+      </w:pPr>
     </w:lvl>
-    <w:lvl w:ilvl="2" w:tplc="04090005" w:tentative="1">
+    <w:lvl w:ilvl="2">
       <w:start w:val="1"/>
-      <w:numFmt w:val="bullet"/>
-      <w:lvlText w:val=""/>
+      <w:numFmt w:val="none"/>
+      <w:suff w:val="nothing"/>
+      <w:lvlText w:val=""/>
       <w:lvlJc w:val="left"/>
       <w:pPr>
-        <w:ind w:left="2160" w:hanging="360"/>
-      </w:pPr>
-      <w:rPr>
-        <w:rFonts w:ascii="Wingdings" w:hAnsi="Wingdings" w:hint="default"/>
-      </w:rPr>
+        <w:ind w:left="0" w:hanging="0"/>
+      </w:pPr>
     </w:lvl>
-    <w:lvl w:ilvl="3" w:tplc="04090001" w:tentative="1">
+    <w:lvl w:ilvl="3">
       <w:start w:val="1"/>
-      <w:numFmt w:val="bullet"/>
-      <w:lvlText w:val=""/>
+      <w:numFmt w:val="none"/>
+      <w:suff w:val="nothing"/>
+      <w:lvlText w:val=""/>
       <w:lvlJc w:val="left"/>
       <w:pPr>
-        <w:ind w:left="2880" w:hanging="360"/>
-      </w:pPr>
-      <w:rPr>
-        <w:rFonts w:ascii="Symbol" w:hAnsi="Symbol" w:hint="default"/>
-      </w:rPr>
+        <w:ind w:left="0" w:hanging="0"/>
+      </w:pPr>
     </w:lvl>
-    <w:lvl w:ilvl="4" w:tplc="04090003" w:tentative="1">
+    <w:lvl w:ilvl="4">
       <w:start w:val="1"/>
-      <w:numFmt w:val="bullet"/>
-      <w:lvlText w:val="o"/>
+      <w:numFmt w:val="none"/>
+      <w:suff w:val="nothing"/>
+      <w:lvlText w:val=""/>
       <w:lvlJc w:val="left"/>
       <w:pPr>
-        <w:ind w:left="3600" w:hanging="360"/>
-      </w:pPr>
-      <w:rPr>
-        <w:rFonts w:ascii="Courier New" w:hAnsi="Courier New" w:cs="Courier New" w:hint="default"/>
-      </w:rPr>
+        <w:ind w:left="0" w:hanging="0"/>
+      </w:pPr>
     </w:lvl>
-    <w:lvl w:ilvl="5" w:tplc="04090005" w:tentative="1">
+    <w:lvl w:ilvl="5">
       <w:start w:val="1"/>
-      <w:numFmt w:val="bullet"/>
-      <w:lvlText w:val=""/>
+      <w:numFmt w:val="none"/>
+      <w:suff w:val="nothing"/>
+      <w:lvlText w:val=""/>
       <w:lvlJc w:val="left"/>
       <w:pPr>
-        <w:ind w:left="4320" w:hanging="360"/>
-      </w:pPr>
-      <w:rPr>
-        <w:rFonts w:ascii="Wingdings" w:hAnsi="Wingdings" w:hint="default"/>
-      </w:rPr>
+        <w:ind w:left="0" w:hanging="0"/>
+      </w:pPr>
     </w:lvl>
-    <w:lvl w:ilvl="6" w:tplc="04090001" w:tentative="1">
+    <w:lvl w:ilvl="6">
       <w:start w:val="1"/>
-      <w:numFmt w:val="bullet"/>
-      <w:lvlText w:val=""/>
+      <w:numFmt w:val="none"/>
+      <w:suff w:val="nothing"/>
+      <w:lvlText w:val=""/>
       <w:lvlJc w:val="left"/>
       <w:pPr>
-        <w:ind w:left="5040" w:hanging="360"/>
-      </w:pPr>
-      <w:rPr>
-        <w:rFonts w:ascii="Symbol" w:hAnsi="Symbol" w:hint="default"/>
-      </w:rPr>
+        <w:ind w:left="0" w:hanging="0"/>
+      </w:pPr>
     </w:lvl>
-    <w:lvl w:ilvl="7" w:tplc="04090003" w:tentative="1">
+    <w:lvl w:ilvl="7">
       <w:start w:val="1"/>
-      <w:numFmt w:val="bullet"/>
-      <w:lvlText w:val="o"/>
+      <w:numFmt w:val="none"/>
+      <w:suff w:val="nothing"/>
+      <w:lvlText w:val=""/>
       <w:lvlJc w:val="left"/>
       <w:pPr>
-        <w:ind w:left="5760" w:hanging="360"/>
-      </w:pPr>
-      <w:rPr>
-        <w:rFonts w:ascii="Courier New" w:hAnsi="Courier New" w:cs="Courier New" w:hint="default"/>
-      </w:rPr>
+        <w:ind w:left="0" w:hanging="0"/>
+      </w:pPr>
     </w:lvl>
-    <w:lvl w:ilvl="8" w:tplc="04090005" w:tentative="1">
+    <w:lvl w:ilvl="8">
       <w:start w:val="1"/>
-      <w:numFmt w:val="bullet"/>
-      <w:lvlText w:val=""/>
+      <w:numFmt w:val="none"/>
+      <w:suff w:val="nothing"/>
+      <w:lvlText w:val=""/>
       <w:lvlJc w:val="left"/>
       <w:pPr>
-        <w:ind w:left="6480" w:hanging="360"/>
-      </w:pPr>
-      <w:rPr>
-        <w:rFonts w:ascii="Wingdings" w:hAnsi="Wingdings" w:hint="default"/>
-      </w:rPr>
-    </w:lvl>
-  </w:abstractNum>
-  <w:abstractNum w:abstractNumId="3" w15:restartNumberingAfterBreak="0">
-    <w:nsid w:val="6A1F0855"/>
-    <w:multiLevelType w:val="hybridMultilevel"/>
-    <w:tmpl w:val="C82CCDEC"/>
-    <w:lvl w:ilvl="0" w:tplc="04090001">
-      <w:start w:val="1"/>
-      <w:numFmt w:val="bullet"/>
-      <w:lvlText w:val=""/>
-      <w:lvlJc w:val="left"/>
-      <w:pPr>
-        <w:ind w:left="720" w:hanging="360"/>
-      </w:pPr>
-      <w:rPr>
-        <w:rFonts w:ascii="Symbol" w:hAnsi="Symbol" w:hint="default"/>
-      </w:rPr>
-    </w:lvl>
-    <w:lvl w:ilvl="1" w:tplc="04090003" w:tentative="1">
-      <w:start w:val="1"/>
-      <w:numFmt w:val="bullet"/>
-      <w:lvlText w:val="o"/>
-      <w:lvlJc w:val="left"/>
-      <w:pPr>
-        <w:ind w:left="1440" w:hanging="360"/>
-      </w:pPr>
-      <w:rPr>
-        <w:rFonts w:ascii="Courier New" w:hAnsi="Courier New" w:cs="Courier New" w:hint="default"/>
-      </w:rPr>
-    </w:lvl>
-    <w:lvl w:ilvl="2" w:tplc="04090005" w:tentative="1">
-      <w:start w:val="1"/>
-      <w:numFmt w:val="bullet"/>
-      <w:lvlText w:val=""/>
-      <w:lvlJc w:val="left"/>
-      <w:pPr>
-        <w:ind w:left="2160" w:hanging="360"/>
-      </w:pPr>
-      <w:rPr>
-        <w:rFonts w:ascii="Wingdings" w:hAnsi="Wingdings" w:hint="default"/>
-      </w:rPr>
-    </w:lvl>
-    <w:lvl w:ilvl="3" w:tplc="04090001" w:tentative="1">
-      <w:start w:val="1"/>
-      <w:numFmt w:val="bullet"/>
-      <w:lvlText w:val=""/>
-      <w:lvlJc w:val="left"/>
-      <w:pPr>
-        <w:ind w:left="2880" w:hanging="360"/>
-      </w:pPr>
-      <w:rPr>
-        <w:rFonts w:ascii="Symbol" w:hAnsi="Symbol" w:hint="default"/>
-      </w:rPr>
-    </w:lvl>
-    <w:lvl w:ilvl="4" w:tplc="04090003" w:tentative="1">
-      <w:start w:val="1"/>
-      <w:numFmt w:val="bullet"/>
-      <w:lvlText w:val="o"/>
-      <w:lvlJc w:val="left"/>
-      <w:pPr>
-        <w:ind w:left="3600" w:hanging="360"/>
-      </w:pPr>
-      <w:rPr>
-        <w:rFonts w:ascii="Courier New" w:hAnsi="Courier New" w:cs="Courier New" w:hint="default"/>
-      </w:rPr>
-    </w:lvl>
-    <w:lvl w:ilvl="5" w:tplc="04090005" w:tentative="1">
-      <w:start w:val="1"/>
-      <w:numFmt w:val="bullet"/>
-      <w:lvlText w:val=""/>
-      <w:lvlJc w:val="left"/>
-      <w:pPr>
-        <w:ind w:left="4320" w:hanging="360"/>
-      </w:pPr>
-      <w:rPr>
-        <w:rFonts w:ascii="Wingdings" w:hAnsi="Wingdings" w:hint="default"/>
-      </w:rPr>
-    </w:lvl>
-    <w:lvl w:ilvl="6" w:tplc="04090001" w:tentative="1">
-      <w:start w:val="1"/>
-      <w:numFmt w:val="bullet"/>
-      <w:lvlText w:val=""/>
-      <w:lvlJc w:val="left"/>
-      <w:pPr>
-        <w:ind w:left="5040" w:hanging="360"/>
-      </w:pPr>
-      <w:rPr>
-        <w:rFonts w:ascii="Symbol" w:hAnsi="Symbol" w:hint="default"/>
-      </w:rPr>
-    </w:lvl>
-    <w:lvl w:ilvl="7" w:tplc="04090003" w:tentative="1">
-      <w:start w:val="1"/>
-      <w:numFmt w:val="bullet"/>
-      <w:lvlText w:val="o"/>
-      <w:lvlJc w:val="left"/>
-      <w:pPr>
-        <w:ind w:left="5760" w:hanging="360"/>
-      </w:pPr>
-      <w:rPr>
-        <w:rFonts w:ascii="Courier New" w:hAnsi="Courier New" w:cs="Courier New" w:hint="default"/>
-      </w:rPr>
-    </w:lvl>
-    <w:lvl w:ilvl="8" w:tplc="04090005" w:tentative="1">
-      <w:start w:val="1"/>
-      <w:numFmt w:val="bullet"/>
-      <w:lvlText w:val=""/>
-      <w:lvlJc w:val="left"/>
-      <w:pPr>
-        <w:ind w:left="6480" w:hanging="360"/>
-      </w:pPr>
-      <w:rPr>
-        <w:rFonts w:ascii="Wingdings" w:hAnsi="Wingdings" w:hint="default"/>
-      </w:rPr>
+        <w:ind w:left="0" w:hanging="0"/>
+      </w:pPr>
     </w:lvl>
   </w:abstractNum>
   <w:num w:numId="1">
+    <w:abstractNumId w:val="1"/>
+  </w:num>
+  <w:num w:numId="2">
     <w:abstractNumId w:val="2"/>
   </w:num>
-  <w:num w:numId="2">
-    <w:abstractNumId w:val="1"/>
-  </w:num>
   <w:num w:numId="3">
-    <w:abstractNumId w:val="0"/>
+    <w:abstractNumId w:val="3"/>
   </w:num>
   <w:num w:numId="4">
-    <w:abstractNumId w:val="3"/>
+    <w:abstractNumId w:val="4"/>
   </w:num>
 </w:numbering>
 </file>
 
 <file path=word/styles.xml><?xml version="1.0" encoding="utf-8"?>
-<w:styles xmlns:mc="http://schemas.openxmlformats.org/markup-compatibility/2006" xmlns:r="http://schemas.openxmlformats.org/officeDocument/2006/relationships" xmlns:w="http://schemas.openxmlformats.org/wordprocessingml/2006/main" xmlns:w14="http://schemas.microsoft.com/office/word/2010/wordml" xmlns:w15="http://schemas.microsoft.com/office/word/2012/wordml" xmlns:w16se="http://schemas.microsoft.com/office/word/2015/wordml/symex" mc:Ignorable="w14 w15 w16se">
+<w:styles xmlns:w="http://schemas.openxmlformats.org/wordprocessingml/2006/main" xmlns:w14="http://schemas.microsoft.com/office/word/2010/wordml" xmlns:mc="http://schemas.openxmlformats.org/markup-compatibility/2006" mc:Ignorable="w14">
   <w:docDefaults>
     <w:rPrDefault>
       <w:rPr>
-        <w:rFonts w:asciiTheme="minorHAnsi" w:eastAsiaTheme="minorHAnsi" w:hAnsiTheme="minorHAnsi" w:cstheme="minorBidi"/>
+        <w:rFonts w:ascii="Calibri" w:hAnsi="Calibri" w:eastAsia="Calibri" w:cs="" w:asciiTheme="minorHAnsi" w:cstheme="minorBidi" w:eastAsiaTheme="minorHAnsi" w:hAnsiTheme="minorHAnsi"/>
         <w:sz w:val="22"/>
         <w:szCs w:val="22"/>
         <w:lang w:val="en-US" w:eastAsia="en-US" w:bidi="ar-SA"/>
       </w:rPr>
     </w:rPrDefault>
     <w:pPrDefault>
-      <w:pPr>
-        <w:spacing w:after="160" w:line="259" w:lineRule="auto"/>
-      </w:pPr>
+      <w:pPr/>
     </w:pPrDefault>
   </w:docDefaults>
   <w:latentStyles w:defLockedState="0" w:defUIPriority="99" w:defSemiHidden="0" w:defUnhideWhenUsed="0" w:defQFormat="0" w:count="374">
     <w:lsdException w:name="Normal" w:uiPriority="0" w:qFormat="1"/>
     <w:lsdException w:name="heading 1" w:uiPriority="9" w:qFormat="1"/>
-    <w:lsdException w:name="heading 2" w:semiHidden="1" w:uiPriority="9" w:unhideWhenUsed="1" w:qFormat="1"/>
-    <w:lsdException w:name="heading 3" w:semiHidden="1" w:uiPriority="9" w:unhideWhenUsed="1" w:qFormat="1"/>
-    <w:lsdException w:name="heading 4" w:semiHidden="1" w:uiPriority="9" w:unhideWhenUsed="1" w:qFormat="1"/>
-    <w:lsdException w:name="heading 5" w:semiHidden="1" w:uiPriority="9" w:unhideWhenUsed="1" w:qFormat="1"/>
-    <w:lsdException w:name="heading 6" w:semiHidden="1" w:uiPriority="9" w:unhideWhenUsed="1" w:qFormat="1"/>
-    <w:lsdException w:name="heading 7" w:semiHidden="1" w:uiPriority="9" w:unhideWhenUsed="1" w:qFormat="1"/>
-    <w:lsdException w:name="heading 8" w:semiHidden="1" w:uiPriority="9" w:unhideWhenUsed="1" w:qFormat="1"/>
-    <w:lsdException w:name="heading 9" w:semiHidden="1" w:uiPriority="9" w:unhideWhenUsed="1" w:qFormat="1"/>
+    <w:lsdException w:name="heading 2" w:uiPriority="9" w:semiHidden="1" w:unhideWhenUsed="1" w:qFormat="1"/>
+    <w:lsdException w:name="heading 3" w:uiPriority="9" w:semiHidden="1" w:unhideWhenUsed="1" w:qFormat="1"/>
+    <w:lsdException w:name="heading 4" w:uiPriority="9" w:semiHidden="1" w:unhideWhenUsed="1" w:qFormat="1"/>
+    <w:lsdException w:name="heading 5" w:uiPriority="9" w:semiHidden="1" w:unhideWhenUsed="1" w:qFormat="1"/>
+    <w:lsdException w:name="heading 6" w:uiPriority="9" w:semiHidden="1" w:unhideWhenUsed="1" w:qFormat="1"/>
+    <w:lsdException w:name="heading 7" w:uiPriority="9" w:semiHidden="1" w:unhideWhenUsed="1" w:qFormat="1"/>
+    <w:lsdException w:name="heading 8" w:uiPriority="9" w:semiHidden="1" w:unhideWhenUsed="1" w:qFormat="1"/>
+    <w:lsdException w:name="heading 9" w:uiPriority="9" w:semiHidden="1" w:unhideWhenUsed="1" w:qFormat="1"/>
     <w:lsdException w:name="index 1" w:semiHidden="1" w:unhideWhenUsed="1"/>
     <w:lsdException w:name="index 2" w:semiHidden="1" w:unhideWhenUsed="1"/>
     <w:lsdException w:name="index 3" w:semiHidden="1" w:unhideWhenUsed="1"/>
@@ -3862,22 +3231,22 @@
     <w:lsdException w:name="index 7" w:semiHidden="1" w:unhideWhenUsed="1"/>
     <w:lsdException w:name="index 8" w:semiHidden="1" w:unhideWhenUsed="1"/>
     <w:lsdException w:name="index 9" w:semiHidden="1" w:unhideWhenUsed="1"/>
-    <w:lsdException w:name="toc 1" w:semiHidden="1" w:uiPriority="39" w:unhideWhenUsed="1"/>
-    <w:lsdException w:name="toc 2" w:semiHidden="1" w:uiPriority="39" w:unhideWhenUsed="1"/>
-    <w:lsdException w:name="toc 3" w:semiHidden="1" w:uiPriority="39" w:unhideWhenUsed="1"/>
-    <w:lsdException w:name="toc 4" w:semiHidden="1" w:uiPriority="39" w:unhideWhenUsed="1"/>
-    <w:lsdException w:name="toc 5" w:semiHidden="1" w:uiPriority="39" w:unhideWhenUsed="1"/>
-    <w:lsdException w:name="toc 6" w:semiHidden="1" w:uiPriority="39" w:unhideWhenUsed="1"/>
-    <w:lsdException w:name="toc 7" w:semiHidden="1" w:uiPriority="39" w:unhideWhenUsed="1"/>
-    <w:lsdException w:name="toc 8" w:semiHidden="1" w:uiPriority="39" w:unhideWhenUsed="1"/>
-    <w:lsdException w:name="toc 9" w:semiHidden="1" w:uiPriority="39" w:unhideWhenUsed="1"/>
+    <w:lsdException w:name="toc 1" w:uiPriority="39" w:semiHidden="1" w:unhideWhenUsed="1"/>
+    <w:lsdException w:name="toc 2" w:uiPriority="39" w:semiHidden="1" w:unhideWhenUsed="1"/>
+    <w:lsdException w:name="toc 3" w:uiPriority="39" w:semiHidden="1" w:unhideWhenUsed="1"/>
+    <w:lsdException w:name="toc 4" w:uiPriority="39" w:semiHidden="1" w:unhideWhenUsed="1"/>
+    <w:lsdException w:name="toc 5" w:uiPriority="39" w:semiHidden="1" w:unhideWhenUsed="1"/>
+    <w:lsdException w:name="toc 6" w:uiPriority="39" w:semiHidden="1" w:unhideWhenUsed="1"/>
+    <w:lsdException w:name="toc 7" w:uiPriority="39" w:semiHidden="1" w:unhideWhenUsed="1"/>
+    <w:lsdException w:name="toc 8" w:uiPriority="39" w:semiHidden="1" w:unhideWhenUsed="1"/>
+    <w:lsdException w:name="toc 9" w:uiPriority="39" w:semiHidden="1" w:unhideWhenUsed="1"/>
     <w:lsdException w:name="Normal Indent" w:semiHidden="1" w:unhideWhenUsed="1"/>
     <w:lsdException w:name="footnote text" w:semiHidden="1" w:unhideWhenUsed="1"/>
     <w:lsdException w:name="annotation text" w:semiHidden="1" w:unhideWhenUsed="1"/>
     <w:lsdException w:name="header" w:semiHidden="1" w:unhideWhenUsed="1"/>
     <w:lsdException w:name="footer" w:semiHidden="1" w:unhideWhenUsed="1"/>
     <w:lsdException w:name="index heading" w:semiHidden="1" w:unhideWhenUsed="1"/>
-    <w:lsdException w:name="caption" w:semiHidden="1" w:uiPriority="35" w:unhideWhenUsed="1" w:qFormat="1"/>
+    <w:lsdException w:name="caption" w:uiPriority="35" w:semiHidden="1" w:unhideWhenUsed="1" w:qFormat="1"/>
     <w:lsdException w:name="table of figures" w:semiHidden="1" w:unhideWhenUsed="1"/>
     <w:lsdException w:name="envelope address" w:semiHidden="1" w:unhideWhenUsed="1"/>
     <w:lsdException w:name="envelope return" w:semiHidden="1" w:unhideWhenUsed="1"/>
@@ -3908,7 +3277,7 @@
     <w:lsdException w:name="Title" w:uiPriority="10" w:qFormat="1"/>
     <w:lsdException w:name="Closing" w:semiHidden="1" w:unhideWhenUsed="1"/>
     <w:lsdException w:name="Signature" w:semiHidden="1" w:unhideWhenUsed="1"/>
-    <w:lsdException w:name="Default Paragraph Font" w:semiHidden="1" w:uiPriority="1" w:unhideWhenUsed="1"/>
+    <w:lsdException w:name="Default Paragraph Font" w:uiPriority="1" w:semiHidden="1" w:unhideWhenUsed="1"/>
     <w:lsdException w:name="Body Text" w:semiHidden="1" w:unhideWhenUsed="1"/>
     <w:lsdException w:name="Body Text Indent" w:semiHidden="1" w:unhideWhenUsed="1"/>
     <w:lsdException w:name="List Continue" w:semiHidden="1" w:unhideWhenUsed="1"/>
@@ -4108,8 +3477,8 @@
     <w:lsdException w:name="Subtle Reference" w:uiPriority="31" w:qFormat="1"/>
     <w:lsdException w:name="Intense Reference" w:uiPriority="32" w:qFormat="1"/>
     <w:lsdException w:name="Book Title" w:uiPriority="33" w:qFormat="1"/>
-    <w:lsdException w:name="Bibliography" w:semiHidden="1" w:uiPriority="37" w:unhideWhenUsed="1"/>
-    <w:lsdException w:name="TOC Heading" w:semiHidden="1" w:uiPriority="39" w:unhideWhenUsed="1" w:qFormat="1"/>
+    <w:lsdException w:name="Bibliography" w:uiPriority="37" w:semiHidden="1" w:unhideWhenUsed="1"/>
+    <w:lsdException w:name="TOC Heading" w:uiPriority="39" w:semiHidden="1" w:unhideWhenUsed="1" w:qFormat="1"/>
     <w:lsdException w:name="Plain Table 1" w:uiPriority="41"/>
     <w:lsdException w:name="Plain Table 2" w:uiPriority="42"/>
     <w:lsdException w:name="Plain Table 3" w:uiPriority="43"/>
@@ -4218,15 +3587,239 @@
     <w:lsdException w:name="Smart Hyperlink" w:semiHidden="1" w:unhideWhenUsed="1"/>
     <w:lsdException w:name="Hashtag" w:semiHidden="1" w:unhideWhenUsed="1"/>
   </w:latentStyles>
-  <w:style w:type="paragraph" w:default="1" w:styleId="Normal">
+  <w:style w:type="paragraph" w:styleId="Normal" w:default="1">
     <w:name w:val="Normal"/>
     <w:qFormat/>
+    <w:pPr>
+      <w:widowControl/>
+      <w:bidi w:val="0"/>
+      <w:spacing w:lineRule="auto" w:line="259" w:before="0" w:after="160"/>
+      <w:jc w:val="left"/>
+    </w:pPr>
+    <w:rPr>
+      <w:rFonts w:ascii="Calibri" w:hAnsi="Calibri" w:eastAsia="Calibri" w:cs="" w:asciiTheme="minorHAnsi" w:cstheme="minorBidi" w:eastAsiaTheme="minorHAnsi" w:hAnsiTheme="minorHAnsi"/>
+      <w:color w:val="auto"/>
+      <w:sz w:val="22"/>
+      <w:szCs w:val="22"/>
+      <w:lang w:val="en-US" w:eastAsia="en-US" w:bidi="ar-SA"/>
+    </w:rPr>
   </w:style>
-  <w:style w:type="character" w:default="1" w:styleId="DefaultParagraphFont">
+  <w:style w:type="character" w:styleId="DefaultParagraphFont" w:default="1">
     <w:name w:val="Default Paragraph Font"/>
     <w:uiPriority w:val="1"/>
     <w:semiHidden/>
     <w:unhideWhenUsed/>
+    <w:qFormat/>
+    <w:rPr/>
+  </w:style>
+  <w:style w:type="character" w:styleId="InternetLink">
+    <w:name w:val="Internet Link"/>
+    <w:basedOn w:val="DefaultParagraphFont"/>
+    <w:uiPriority w:val="99"/>
+    <w:unhideWhenUsed/>
+    <w:rsid w:val="00024d17"/>
+    <w:rPr>
+      <w:color w:val="0563C1" w:themeColor="hyperlink"/>
+      <w:u w:val="single"/>
+    </w:rPr>
+  </w:style>
+  <w:style w:type="character" w:styleId="HeaderChar" w:customStyle="1">
+    <w:name w:val="Header Char"/>
+    <w:basedOn w:val="DefaultParagraphFont"/>
+    <w:link w:val="Header"/>
+    <w:uiPriority w:val="99"/>
+    <w:qFormat/>
+    <w:rsid w:val="00431c75"/>
+    <w:rPr/>
+  </w:style>
+  <w:style w:type="character" w:styleId="FooterChar" w:customStyle="1">
+    <w:name w:val="Footer Char"/>
+    <w:basedOn w:val="DefaultParagraphFont"/>
+    <w:link w:val="Footer"/>
+    <w:uiPriority w:val="99"/>
+    <w:qFormat/>
+    <w:rsid w:val="00431c75"/>
+    <w:rPr/>
+  </w:style>
+  <w:style w:type="character" w:styleId="Textexposedshow" w:customStyle="1">
+    <w:name w:val="text_exposed_show"/>
+    <w:basedOn w:val="DefaultParagraphFont"/>
+    <w:qFormat/>
+    <w:rsid w:val="00220c90"/>
+    <w:rPr/>
+  </w:style>
+  <w:style w:type="character" w:styleId="ListLabel1">
+    <w:name w:val="ListLabel 1"/>
+    <w:qFormat/>
+    <w:rPr>
+      <w:rFonts w:cs="Courier New"/>
+    </w:rPr>
+  </w:style>
+  <w:style w:type="character" w:styleId="ListLabel2">
+    <w:name w:val="ListLabel 2"/>
+    <w:qFormat/>
+    <w:rPr>
+      <w:rFonts w:cs="Courier New"/>
+    </w:rPr>
+  </w:style>
+  <w:style w:type="character" w:styleId="ListLabel3">
+    <w:name w:val="ListLabel 3"/>
+    <w:qFormat/>
+    <w:rPr>
+      <w:rFonts w:cs="Courier New"/>
+    </w:rPr>
+  </w:style>
+  <w:style w:type="character" w:styleId="ListLabel4">
+    <w:name w:val="ListLabel 4"/>
+    <w:qFormat/>
+    <w:rPr>
+      <w:rFonts w:cs="Courier New"/>
+    </w:rPr>
+  </w:style>
+  <w:style w:type="character" w:styleId="ListLabel5">
+    <w:name w:val="ListLabel 5"/>
+    <w:qFormat/>
+    <w:rPr>
+      <w:rFonts w:cs="Courier New"/>
+    </w:rPr>
+  </w:style>
+  <w:style w:type="character" w:styleId="ListLabel6">
+    <w:name w:val="ListLabel 6"/>
+    <w:qFormat/>
+    <w:rPr>
+      <w:rFonts w:cs="Courier New"/>
+    </w:rPr>
+  </w:style>
+  <w:style w:type="character" w:styleId="ListLabel7">
+    <w:name w:val="ListLabel 7"/>
+    <w:qFormat/>
+    <w:rPr>
+      <w:rFonts w:cs="Courier New"/>
+    </w:rPr>
+  </w:style>
+  <w:style w:type="character" w:styleId="ListLabel8">
+    <w:name w:val="ListLabel 8"/>
+    <w:qFormat/>
+    <w:rPr>
+      <w:rFonts w:cs="Courier New"/>
+    </w:rPr>
+  </w:style>
+  <w:style w:type="character" w:styleId="ListLabel9">
+    <w:name w:val="ListLabel 9"/>
+    <w:qFormat/>
+    <w:rPr>
+      <w:rFonts w:cs="Courier New"/>
+    </w:rPr>
+  </w:style>
+  <w:style w:type="paragraph" w:styleId="Heading">
+    <w:name w:val="Heading"/>
+    <w:basedOn w:val="Normal"/>
+    <w:next w:val="TextBody"/>
+    <w:qFormat/>
+    <w:pPr>
+      <w:keepNext/>
+      <w:spacing w:before="240" w:after="120"/>
+    </w:pPr>
+    <w:rPr>
+      <w:rFonts w:ascii="Liberation Sans" w:hAnsi="Liberation Sans" w:eastAsia="Source Han Sans CN Regular" w:cs="Lohit Devanagari"/>
+      <w:sz w:val="28"/>
+      <w:szCs w:val="28"/>
+    </w:rPr>
+  </w:style>
+  <w:style w:type="paragraph" w:styleId="TextBody">
+    <w:name w:val="Body Text"/>
+    <w:basedOn w:val="Normal"/>
+    <w:pPr>
+      <w:spacing w:lineRule="auto" w:line="288" w:before="0" w:after="140"/>
+    </w:pPr>
+    <w:rPr/>
+  </w:style>
+  <w:style w:type="paragraph" w:styleId="List">
+    <w:name w:val="List"/>
+    <w:basedOn w:val="TextBody"/>
+    <w:pPr/>
+    <w:rPr>
+      <w:rFonts w:cs="Lohit Devanagari"/>
+    </w:rPr>
+  </w:style>
+  <w:style w:type="paragraph" w:styleId="Caption">
+    <w:name w:val="Caption"/>
+    <w:basedOn w:val="Normal"/>
+    <w:qFormat/>
+    <w:pPr>
+      <w:suppressLineNumbers/>
+      <w:spacing w:before="120" w:after="120"/>
+    </w:pPr>
+    <w:rPr>
+      <w:rFonts w:cs="Lohit Devanagari"/>
+      <w:i/>
+      <w:iCs/>
+      <w:sz w:val="24"/>
+      <w:szCs w:val="24"/>
+    </w:rPr>
+  </w:style>
+  <w:style w:type="paragraph" w:styleId="Index">
+    <w:name w:val="Index"/>
+    <w:basedOn w:val="Normal"/>
+    <w:qFormat/>
+    <w:pPr>
+      <w:suppressLineNumbers/>
+    </w:pPr>
+    <w:rPr>
+      <w:rFonts w:cs="Lohit Devanagari"/>
+    </w:rPr>
+  </w:style>
+  <w:style w:type="paragraph" w:styleId="ListParagraph">
+    <w:name w:val="List Paragraph"/>
+    <w:basedOn w:val="Normal"/>
+    <w:uiPriority w:val="34"/>
+    <w:qFormat/>
+    <w:rsid w:val="00ae3e44"/>
+    <w:pPr>
+      <w:spacing w:before="0" w:after="160"/>
+      <w:ind w:left="720" w:hanging="0"/>
+      <w:contextualSpacing/>
+    </w:pPr>
+    <w:rPr/>
+  </w:style>
+  <w:style w:type="paragraph" w:styleId="Header">
+    <w:name w:val="Header"/>
+    <w:basedOn w:val="Normal"/>
+    <w:link w:val="HeaderChar"/>
+    <w:uiPriority w:val="99"/>
+    <w:unhideWhenUsed/>
+    <w:rsid w:val="00431c75"/>
+    <w:pPr>
+      <w:tabs>
+        <w:tab w:val="center" w:pos="4680" w:leader="none"/>
+        <w:tab w:val="right" w:pos="9360" w:leader="none"/>
+      </w:tabs>
+      <w:spacing w:lineRule="auto" w:line="240" w:before="0" w:after="0"/>
+    </w:pPr>
+    <w:rPr/>
+  </w:style>
+  <w:style w:type="paragraph" w:styleId="Footer">
+    <w:name w:val="Footer"/>
+    <w:basedOn w:val="Normal"/>
+    <w:link w:val="FooterChar"/>
+    <w:uiPriority w:val="99"/>
+    <w:unhideWhenUsed/>
+    <w:rsid w:val="00431c75"/>
+    <w:pPr>
+      <w:tabs>
+        <w:tab w:val="center" w:pos="4680" w:leader="none"/>
+        <w:tab w:val="right" w:pos="9360" w:leader="none"/>
+      </w:tabs>
+      <w:spacing w:lineRule="auto" w:line="240" w:before="0" w:after="0"/>
+    </w:pPr>
+    <w:rPr/>
+  </w:style>
+  <w:style w:type="numbering" w:styleId="NoList" w:default="1">
+    <w:name w:val="No List"/>
+    <w:uiPriority w:val="99"/>
+    <w:semiHidden/>
+    <w:unhideWhenUsed/>
+    <w:qFormat/>
   </w:style>
   <w:style w:type="table" w:default="1" w:styleId="TableNormal">
     <w:name w:val="Normal Table"/>
@@ -4243,101 +3836,24 @@
       </w:tblCellMar>
     </w:tblPr>
   </w:style>
-  <w:style w:type="numbering" w:default="1" w:styleId="NoList">
-    <w:name w:val="No List"/>
-    <w:uiPriority w:val="99"/>
-    <w:semiHidden/>
-    <w:unhideWhenUsed/>
-  </w:style>
   <w:style w:type="table" w:styleId="TableGrid">
     <w:name w:val="Table Grid"/>
     <w:basedOn w:val="TableNormal"/>
     <w:uiPriority w:val="39"/>
-    <w:rsid w:val="003F02A0"/>
+    <w:rsid w:val="003f02a0"/>
     <w:pPr>
       <w:spacing w:after="0" w:line="240" w:lineRule="auto"/>
     </w:pPr>
     <w:tblPr>
       <w:tblBorders>
-        <w:top w:val="single" w:sz="4" w:space="0" w:color="auto"/>
-        <w:left w:val="single" w:sz="4" w:space="0" w:color="auto"/>
-        <w:bottom w:val="single" w:sz="4" w:space="0" w:color="auto"/>
-        <w:right w:val="single" w:sz="4" w:space="0" w:color="auto"/>
-        <w:insideH w:val="single" w:sz="4" w:space="0" w:color="auto"/>
-        <w:insideV w:val="single" w:sz="4" w:space="0" w:color="auto"/>
+        <w:top w:val="single" w:color="auto" w:sz="4" w:space="0"/>
+        <w:left w:val="single" w:color="auto" w:sz="4" w:space="0"/>
+        <w:bottom w:val="single" w:color="auto" w:sz="4" w:space="0"/>
+        <w:right w:val="single" w:color="auto" w:sz="4" w:space="0"/>
+        <w:insideH w:val="single" w:color="auto" w:sz="4" w:space="0"/>
+        <w:insideV w:val="single" w:color="auto" w:sz="4" w:space="0"/>
       </w:tblBorders>
     </w:tblPr>
-  </w:style>
-  <w:style w:type="character" w:styleId="Hyperlink">
-    <w:name w:val="Hyperlink"/>
-    <w:basedOn w:val="DefaultParagraphFont"/>
-    <w:uiPriority w:val="99"/>
-    <w:unhideWhenUsed/>
-    <w:rsid w:val="00024D17"/>
-    <w:rPr>
-      <w:color w:val="0563C1" w:themeColor="hyperlink"/>
-      <w:u w:val="single"/>
-    </w:rPr>
-  </w:style>
-  <w:style w:type="paragraph" w:styleId="ListParagraph">
-    <w:name w:val="List Paragraph"/>
-    <w:basedOn w:val="Normal"/>
-    <w:uiPriority w:val="34"/>
-    <w:qFormat/>
-    <w:rsid w:val="00AE3E44"/>
-    <w:pPr>
-      <w:ind w:left="720"/>
-      <w:contextualSpacing/>
-    </w:pPr>
-  </w:style>
-  <w:style w:type="paragraph" w:styleId="Header">
-    <w:name w:val="header"/>
-    <w:basedOn w:val="Normal"/>
-    <w:link w:val="HeaderChar"/>
-    <w:uiPriority w:val="99"/>
-    <w:unhideWhenUsed/>
-    <w:rsid w:val="00431C75"/>
-    <w:pPr>
-      <w:tabs>
-        <w:tab w:val="center" w:pos="4680"/>
-        <w:tab w:val="right" w:pos="9360"/>
-      </w:tabs>
-      <w:spacing w:after="0" w:line="240" w:lineRule="auto"/>
-    </w:pPr>
-  </w:style>
-  <w:style w:type="character" w:customStyle="1" w:styleId="HeaderChar">
-    <w:name w:val="Header Char"/>
-    <w:basedOn w:val="DefaultParagraphFont"/>
-    <w:link w:val="Header"/>
-    <w:uiPriority w:val="99"/>
-    <w:rsid w:val="00431C75"/>
-  </w:style>
-  <w:style w:type="paragraph" w:styleId="Footer">
-    <w:name w:val="footer"/>
-    <w:basedOn w:val="Normal"/>
-    <w:link w:val="FooterChar"/>
-    <w:uiPriority w:val="99"/>
-    <w:unhideWhenUsed/>
-    <w:rsid w:val="00431C75"/>
-    <w:pPr>
-      <w:tabs>
-        <w:tab w:val="center" w:pos="4680"/>
-        <w:tab w:val="right" w:pos="9360"/>
-      </w:tabs>
-      <w:spacing w:after="0" w:line="240" w:lineRule="auto"/>
-    </w:pPr>
-  </w:style>
-  <w:style w:type="character" w:customStyle="1" w:styleId="FooterChar">
-    <w:name w:val="Footer Char"/>
-    <w:basedOn w:val="DefaultParagraphFont"/>
-    <w:link w:val="Footer"/>
-    <w:uiPriority w:val="99"/>
-    <w:rsid w:val="00431C75"/>
-  </w:style>
-  <w:style w:type="character" w:customStyle="1" w:styleId="textexposedshow">
-    <w:name w:val="text_exposed_show"/>
-    <w:basedOn w:val="DefaultParagraphFont"/>
-    <w:rsid w:val="00220C90"/>
   </w:style>
 </w:styles>
 </file>

--- a/files/cv.docx
+++ b/files/cv.docx
@@ -49,7 +49,7 @@
         <w:tblInd w:w="0" w:type="dxa"/>
         <w:tblCellMar>
           <w:top w:w="0" w:type="dxa"/>
-          <w:left w:w="108" w:type="dxa"/>
+          <w:left w:w="113" w:type="dxa"/>
           <w:bottom w:w="0" w:type="dxa"/>
           <w:right w:w="108" w:type="dxa"/>
         </w:tblCellMar>
@@ -1440,7 +1440,7 @@
         <w:tblInd w:w="0" w:type="dxa"/>
         <w:tblCellMar>
           <w:top w:w="0" w:type="dxa"/>
-          <w:left w:w="108" w:type="dxa"/>
+          <w:left w:w="113" w:type="dxa"/>
           <w:bottom w:w="0" w:type="dxa"/>
           <w:right w:w="108" w:type="dxa"/>
         </w:tblCellMar>
@@ -1684,7 +1684,7 @@
         <w:tblInd w:w="0" w:type="dxa"/>
         <w:tblCellMar>
           <w:top w:w="0" w:type="dxa"/>
-          <w:left w:w="108" w:type="dxa"/>
+          <w:left w:w="113" w:type="dxa"/>
           <w:bottom w:w="0" w:type="dxa"/>
           <w:right w:w="108" w:type="dxa"/>
         </w:tblCellMar>
@@ -2355,7 +2355,7 @@
         <w:tblInd w:w="0" w:type="dxa"/>
         <w:tblCellMar>
           <w:top w:w="0" w:type="dxa"/>
-          <w:left w:w="108" w:type="dxa"/>
+          <w:left w:w="113" w:type="dxa"/>
           <w:bottom w:w="0" w:type="dxa"/>
           <w:right w:w="108" w:type="dxa"/>
         </w:tblCellMar>
@@ -2723,18 +2723,18 @@
         <w:szCs w:val="20"/>
       </w:rPr>
       <w:tab/>
+      <w:tab/>
     </w:r>
     <w:r>
       <w:rPr>
         <w:rFonts w:cs="Times New Roman" w:ascii="Times New Roman" w:hAnsi="Times New Roman"/>
-        <w:bCs/>
         <w:sz w:val="20"/>
         <w:szCs w:val="20"/>
       </w:rPr>
       <w:fldChar w:fldCharType="begin"/>
     </w:r>
     <w:r>
-      <w:instrText> PAGE \* ARABIC </w:instrText>
+      <w:instrText> PAGE </w:instrText>
     </w:r>
     <w:r>
       <w:fldChar w:fldCharType="separate"/>
@@ -2756,14 +2756,13 @@
     <w:r>
       <w:rPr>
         <w:rFonts w:cs="Times New Roman" w:ascii="Times New Roman" w:hAnsi="Times New Roman"/>
-        <w:bCs/>
         <w:sz w:val="20"/>
         <w:szCs w:val="20"/>
       </w:rPr>
       <w:fldChar w:fldCharType="begin"/>
     </w:r>
     <w:r>
-      <w:instrText> NUMPAGES \* ARABIC </w:instrText>
+      <w:instrText> NUMPAGES </w:instrText>
     </w:r>
     <w:r>
       <w:fldChar w:fldCharType="separate"/>
@@ -2791,6 +2790,7 @@
       </w:pPr>
       <w:rPr>
         <w:rFonts w:ascii="Symbol" w:hAnsi="Symbol" w:cs="Symbol" w:hint="default"/>
+        <w:rFonts w:cs="Symbol"/>
       </w:rPr>
     </w:lvl>
     <w:lvl w:ilvl="1">
@@ -2816,6 +2816,7 @@
       </w:pPr>
       <w:rPr>
         <w:rFonts w:ascii="Wingdings" w:hAnsi="Wingdings" w:cs="Wingdings" w:hint="default"/>
+        <w:rFonts w:cs="Wingdings"/>
       </w:rPr>
     </w:lvl>
     <w:lvl w:ilvl="3">
@@ -2828,6 +2829,7 @@
       </w:pPr>
       <w:rPr>
         <w:rFonts w:ascii="Symbol" w:hAnsi="Symbol" w:cs="Symbol" w:hint="default"/>
+        <w:rFonts w:cs="Symbol"/>
       </w:rPr>
     </w:lvl>
     <w:lvl w:ilvl="4">
@@ -2853,6 +2855,7 @@
       </w:pPr>
       <w:rPr>
         <w:rFonts w:ascii="Wingdings" w:hAnsi="Wingdings" w:cs="Wingdings" w:hint="default"/>
+        <w:rFonts w:cs="Wingdings"/>
       </w:rPr>
     </w:lvl>
     <w:lvl w:ilvl="6">
@@ -2865,6 +2868,7 @@
       </w:pPr>
       <w:rPr>
         <w:rFonts w:ascii="Symbol" w:hAnsi="Symbol" w:cs="Symbol" w:hint="default"/>
+        <w:rFonts w:cs="Symbol"/>
       </w:rPr>
     </w:lvl>
     <w:lvl w:ilvl="7">
@@ -2890,6 +2894,7 @@
       </w:pPr>
       <w:rPr>
         <w:rFonts w:ascii="Wingdings" w:hAnsi="Wingdings" w:cs="Wingdings" w:hint="default"/>
+        <w:rFonts w:cs="Wingdings"/>
       </w:rPr>
     </w:lvl>
   </w:abstractNum>
@@ -2987,6 +2992,7 @@
       </w:pPr>
       <w:rPr>
         <w:rFonts w:ascii="Symbol" w:hAnsi="Symbol" w:cs="Symbol" w:hint="default"/>
+        <w:rFonts w:cs="Symbol"/>
       </w:rPr>
     </w:lvl>
     <w:lvl w:ilvl="1">
@@ -3012,6 +3018,7 @@
       </w:pPr>
       <w:rPr>
         <w:rFonts w:ascii="Wingdings" w:hAnsi="Wingdings" w:cs="Wingdings" w:hint="default"/>
+        <w:rFonts w:cs="Wingdings"/>
       </w:rPr>
     </w:lvl>
     <w:lvl w:ilvl="3">
@@ -3024,6 +3031,7 @@
       </w:pPr>
       <w:rPr>
         <w:rFonts w:ascii="Symbol" w:hAnsi="Symbol" w:cs="Symbol" w:hint="default"/>
+        <w:rFonts w:cs="Symbol"/>
       </w:rPr>
     </w:lvl>
     <w:lvl w:ilvl="4">
@@ -3049,6 +3057,7 @@
       </w:pPr>
       <w:rPr>
         <w:rFonts w:ascii="Wingdings" w:hAnsi="Wingdings" w:cs="Wingdings" w:hint="default"/>
+        <w:rFonts w:cs="Wingdings"/>
       </w:rPr>
     </w:lvl>
     <w:lvl w:ilvl="6">
@@ -3061,6 +3070,7 @@
       </w:pPr>
       <w:rPr>
         <w:rFonts w:ascii="Symbol" w:hAnsi="Symbol" w:cs="Symbol" w:hint="default"/>
+        <w:rFonts w:cs="Symbol"/>
       </w:rPr>
     </w:lvl>
     <w:lvl w:ilvl="7">
@@ -3086,6 +3096,7 @@
       </w:pPr>
       <w:rPr>
         <w:rFonts w:ascii="Wingdings" w:hAnsi="Wingdings" w:cs="Wingdings" w:hint="default"/>
+        <w:rFonts w:cs="Wingdings"/>
       </w:rPr>
     </w:lvl>
   </w:abstractNum>
@@ -3202,7 +3213,6 @@
     <w:rPrDefault>
       <w:rPr>
         <w:rFonts w:ascii="Calibri" w:hAnsi="Calibri" w:eastAsia="Calibri" w:cs="" w:asciiTheme="minorHAnsi" w:cstheme="minorBidi" w:eastAsiaTheme="minorHAnsi" w:hAnsiTheme="minorHAnsi"/>
-        <w:sz w:val="22"/>
         <w:szCs w:val="22"/>
         <w:lang w:val="en-US" w:eastAsia="en-US" w:bidi="ar-SA"/>
       </w:rPr>
@@ -3598,7 +3608,7 @@
     </w:pPr>
     <w:rPr>
       <w:rFonts w:ascii="Calibri" w:hAnsi="Calibri" w:eastAsia="Calibri" w:cs="" w:asciiTheme="minorHAnsi" w:cstheme="minorBidi" w:eastAsiaTheme="minorHAnsi" w:hAnsiTheme="minorHAnsi"/>
-      <w:color w:val="auto"/>
+      <w:color w:val="00000A"/>
       <w:sz w:val="22"/>
       <w:szCs w:val="22"/>
       <w:lang w:val="en-US" w:eastAsia="en-US" w:bidi="ar-SA"/>
@@ -3709,6 +3719,132 @@
     <w:qFormat/>
     <w:rPr>
       <w:rFonts w:cs="Courier New"/>
+    </w:rPr>
+  </w:style>
+  <w:style w:type="character" w:styleId="ListLabel10">
+    <w:name w:val="ListLabel 10"/>
+    <w:qFormat/>
+    <w:rPr>
+      <w:rFonts w:ascii="Times New Roman" w:hAnsi="Times New Roman" w:cs="Symbol"/>
+    </w:rPr>
+  </w:style>
+  <w:style w:type="character" w:styleId="ListLabel11">
+    <w:name w:val="ListLabel 11"/>
+    <w:qFormat/>
+    <w:rPr>
+      <w:rFonts w:cs="Courier New"/>
+    </w:rPr>
+  </w:style>
+  <w:style w:type="character" w:styleId="ListLabel12">
+    <w:name w:val="ListLabel 12"/>
+    <w:qFormat/>
+    <w:rPr>
+      <w:rFonts w:cs="Wingdings"/>
+    </w:rPr>
+  </w:style>
+  <w:style w:type="character" w:styleId="ListLabel13">
+    <w:name w:val="ListLabel 13"/>
+    <w:qFormat/>
+    <w:rPr>
+      <w:rFonts w:cs="Symbol"/>
+    </w:rPr>
+  </w:style>
+  <w:style w:type="character" w:styleId="ListLabel14">
+    <w:name w:val="ListLabel 14"/>
+    <w:qFormat/>
+    <w:rPr>
+      <w:rFonts w:cs="Courier New"/>
+    </w:rPr>
+  </w:style>
+  <w:style w:type="character" w:styleId="ListLabel15">
+    <w:name w:val="ListLabel 15"/>
+    <w:qFormat/>
+    <w:rPr>
+      <w:rFonts w:cs="Wingdings"/>
+    </w:rPr>
+  </w:style>
+  <w:style w:type="character" w:styleId="ListLabel16">
+    <w:name w:val="ListLabel 16"/>
+    <w:qFormat/>
+    <w:rPr>
+      <w:rFonts w:cs="Symbol"/>
+    </w:rPr>
+  </w:style>
+  <w:style w:type="character" w:styleId="ListLabel17">
+    <w:name w:val="ListLabel 17"/>
+    <w:qFormat/>
+    <w:rPr>
+      <w:rFonts w:cs="Courier New"/>
+    </w:rPr>
+  </w:style>
+  <w:style w:type="character" w:styleId="ListLabel18">
+    <w:name w:val="ListLabel 18"/>
+    <w:qFormat/>
+    <w:rPr>
+      <w:rFonts w:cs="Wingdings"/>
+    </w:rPr>
+  </w:style>
+  <w:style w:type="character" w:styleId="ListLabel19">
+    <w:name w:val="ListLabel 19"/>
+    <w:qFormat/>
+    <w:rPr>
+      <w:rFonts w:ascii="Times New Roman" w:hAnsi="Times New Roman" w:cs="Symbol"/>
+    </w:rPr>
+  </w:style>
+  <w:style w:type="character" w:styleId="ListLabel20">
+    <w:name w:val="ListLabel 20"/>
+    <w:qFormat/>
+    <w:rPr>
+      <w:rFonts w:cs="Courier New"/>
+    </w:rPr>
+  </w:style>
+  <w:style w:type="character" w:styleId="ListLabel21">
+    <w:name w:val="ListLabel 21"/>
+    <w:qFormat/>
+    <w:rPr>
+      <w:rFonts w:cs="Wingdings"/>
+    </w:rPr>
+  </w:style>
+  <w:style w:type="character" w:styleId="ListLabel22">
+    <w:name w:val="ListLabel 22"/>
+    <w:qFormat/>
+    <w:rPr>
+      <w:rFonts w:cs="Symbol"/>
+    </w:rPr>
+  </w:style>
+  <w:style w:type="character" w:styleId="ListLabel23">
+    <w:name w:val="ListLabel 23"/>
+    <w:qFormat/>
+    <w:rPr>
+      <w:rFonts w:cs="Courier New"/>
+    </w:rPr>
+  </w:style>
+  <w:style w:type="character" w:styleId="ListLabel24">
+    <w:name w:val="ListLabel 24"/>
+    <w:qFormat/>
+    <w:rPr>
+      <w:rFonts w:cs="Wingdings"/>
+    </w:rPr>
+  </w:style>
+  <w:style w:type="character" w:styleId="ListLabel25">
+    <w:name w:val="ListLabel 25"/>
+    <w:qFormat/>
+    <w:rPr>
+      <w:rFonts w:cs="Symbol"/>
+    </w:rPr>
+  </w:style>
+  <w:style w:type="character" w:styleId="ListLabel26">
+    <w:name w:val="ListLabel 26"/>
+    <w:qFormat/>
+    <w:rPr>
+      <w:rFonts w:cs="Courier New"/>
+    </w:rPr>
+  </w:style>
+  <w:style w:type="character" w:styleId="ListLabel27">
+    <w:name w:val="ListLabel 27"/>
+    <w:qFormat/>
+    <w:rPr>
+      <w:rFonts w:cs="Wingdings"/>
     </w:rPr>
   </w:style>
   <w:style w:type="paragraph" w:styleId="Heading">

--- a/files/cv.docx
+++ b/files/cv.docx
@@ -49,7 +49,7 @@
         <w:tblInd w:w="0" w:type="dxa"/>
         <w:tblCellMar>
           <w:top w:w="0" w:type="dxa"/>
-          <w:left w:w="113" w:type="dxa"/>
+          <w:left w:w="118" w:type="dxa"/>
           <w:bottom w:w="0" w:type="dxa"/>
           <w:right w:w="108" w:type="dxa"/>
         </w:tblCellMar>
@@ -75,41 +75,21 @@
               <w:insideV w:val="nil"/>
             </w:tcBorders>
             <w:shd w:fill="auto" w:val="clear"/>
+            <w:vAlign w:val="center"/>
           </w:tcPr>
           <w:p>
             <w:pPr>
               <w:pStyle w:val="Normal"/>
               <w:spacing w:lineRule="auto" w:line="240" w:before="0" w:after="0"/>
               <w:jc w:val="center"/>
-              <w:rPr>
-                <w:rFonts w:ascii="Times New Roman" w:hAnsi="Times New Roman" w:cs="Times New Roman"/>
+              <w:rPr/>
+            </w:pPr>
+            <w:r>
+              <w:rPr>
+                <w:rFonts w:cs="Times New Roman" w:ascii="Times New Roman" w:hAnsi="Times New Roman"/>
                 <w:sz w:val="20"/>
               </w:rPr>
-            </w:pPr>
-            <w:r>
-              <w:rPr>
-                <w:rFonts w:cs="Times New Roman" w:ascii="Times New Roman" w:hAnsi="Times New Roman"/>
-                <w:sz w:val="20"/>
-              </w:rPr>
               <w:t>avail@cs.cmu.edu</w:t>
-            </w:r>
-          </w:p>
-          <w:p>
-            <w:pPr>
-              <w:pStyle w:val="Normal"/>
-              <w:spacing w:lineRule="auto" w:line="240" w:before="0" w:after="0"/>
-              <w:jc w:val="center"/>
-              <w:rPr>
-                <w:rFonts w:ascii="Times New Roman" w:hAnsi="Times New Roman" w:cs="Times New Roman"/>
-                <w:sz w:val="20"/>
-              </w:rPr>
-            </w:pPr>
-            <w:r>
-              <w:rPr>
-                <w:rFonts w:cs="Times New Roman" w:ascii="Times New Roman" w:hAnsi="Times New Roman"/>
-                <w:sz w:val="20"/>
-              </w:rPr>
-              <w:t>919.605.6175</w:t>
             </w:r>
           </w:p>
           <w:p>
@@ -143,6 +123,7 @@
               <w:insideV w:val="nil"/>
             </w:tcBorders>
             <w:shd w:fill="auto" w:val="clear"/>
+            <w:vAlign w:val="center"/>
           </w:tcPr>
           <w:p>
             <w:pPr>
@@ -1440,7 +1421,7 @@
         <w:tblInd w:w="0" w:type="dxa"/>
         <w:tblCellMar>
           <w:top w:w="0" w:type="dxa"/>
-          <w:left w:w="113" w:type="dxa"/>
+          <w:left w:w="118" w:type="dxa"/>
           <w:bottom w:w="0" w:type="dxa"/>
           <w:right w:w="108" w:type="dxa"/>
         </w:tblCellMar>
@@ -1684,7 +1665,7 @@
         <w:tblInd w:w="0" w:type="dxa"/>
         <w:tblCellMar>
           <w:top w:w="0" w:type="dxa"/>
-          <w:left w:w="113" w:type="dxa"/>
+          <w:left w:w="118" w:type="dxa"/>
           <w:bottom w:w="0" w:type="dxa"/>
           <w:right w:w="108" w:type="dxa"/>
         </w:tblCellMar>
@@ -2355,7 +2336,7 @@
         <w:tblInd w:w="0" w:type="dxa"/>
         <w:tblCellMar>
           <w:top w:w="0" w:type="dxa"/>
-          <w:left w:w="113" w:type="dxa"/>
+          <w:left w:w="118" w:type="dxa"/>
           <w:bottom w:w="0" w:type="dxa"/>
           <w:right w:w="108" w:type="dxa"/>
         </w:tblCellMar>
@@ -2711,7 +2692,7 @@
       <w:fldChar w:fldCharType="separate"/>
     </w:r>
     <w:r>
-      <w:t>6 March 2017</w:t>
+      <w:t>26 March 2017</w:t>
     </w:r>
     <w:r>
       <w:fldChar w:fldCharType="end"/>
@@ -3847,6 +3828,132 @@
       <w:rFonts w:cs="Wingdings"/>
     </w:rPr>
   </w:style>
+  <w:style w:type="character" w:styleId="ListLabel28">
+    <w:name w:val="ListLabel 28"/>
+    <w:qFormat/>
+    <w:rPr>
+      <w:rFonts w:ascii="Times New Roman" w:hAnsi="Times New Roman" w:cs="Symbol"/>
+    </w:rPr>
+  </w:style>
+  <w:style w:type="character" w:styleId="ListLabel29">
+    <w:name w:val="ListLabel 29"/>
+    <w:qFormat/>
+    <w:rPr>
+      <w:rFonts w:cs="Courier New"/>
+    </w:rPr>
+  </w:style>
+  <w:style w:type="character" w:styleId="ListLabel30">
+    <w:name w:val="ListLabel 30"/>
+    <w:qFormat/>
+    <w:rPr>
+      <w:rFonts w:cs="Wingdings"/>
+    </w:rPr>
+  </w:style>
+  <w:style w:type="character" w:styleId="ListLabel31">
+    <w:name w:val="ListLabel 31"/>
+    <w:qFormat/>
+    <w:rPr>
+      <w:rFonts w:cs="Symbol"/>
+    </w:rPr>
+  </w:style>
+  <w:style w:type="character" w:styleId="ListLabel32">
+    <w:name w:val="ListLabel 32"/>
+    <w:qFormat/>
+    <w:rPr>
+      <w:rFonts w:cs="Courier New"/>
+    </w:rPr>
+  </w:style>
+  <w:style w:type="character" w:styleId="ListLabel33">
+    <w:name w:val="ListLabel 33"/>
+    <w:qFormat/>
+    <w:rPr>
+      <w:rFonts w:cs="Wingdings"/>
+    </w:rPr>
+  </w:style>
+  <w:style w:type="character" w:styleId="ListLabel34">
+    <w:name w:val="ListLabel 34"/>
+    <w:qFormat/>
+    <w:rPr>
+      <w:rFonts w:cs="Symbol"/>
+    </w:rPr>
+  </w:style>
+  <w:style w:type="character" w:styleId="ListLabel35">
+    <w:name w:val="ListLabel 35"/>
+    <w:qFormat/>
+    <w:rPr>
+      <w:rFonts w:cs="Courier New"/>
+    </w:rPr>
+  </w:style>
+  <w:style w:type="character" w:styleId="ListLabel36">
+    <w:name w:val="ListLabel 36"/>
+    <w:qFormat/>
+    <w:rPr>
+      <w:rFonts w:cs="Wingdings"/>
+    </w:rPr>
+  </w:style>
+  <w:style w:type="character" w:styleId="ListLabel37">
+    <w:name w:val="ListLabel 37"/>
+    <w:qFormat/>
+    <w:rPr>
+      <w:rFonts w:ascii="Times New Roman" w:hAnsi="Times New Roman" w:cs="Symbol"/>
+    </w:rPr>
+  </w:style>
+  <w:style w:type="character" w:styleId="ListLabel38">
+    <w:name w:val="ListLabel 38"/>
+    <w:qFormat/>
+    <w:rPr>
+      <w:rFonts w:cs="Courier New"/>
+    </w:rPr>
+  </w:style>
+  <w:style w:type="character" w:styleId="ListLabel39">
+    <w:name w:val="ListLabel 39"/>
+    <w:qFormat/>
+    <w:rPr>
+      <w:rFonts w:cs="Wingdings"/>
+    </w:rPr>
+  </w:style>
+  <w:style w:type="character" w:styleId="ListLabel40">
+    <w:name w:val="ListLabel 40"/>
+    <w:qFormat/>
+    <w:rPr>
+      <w:rFonts w:cs="Symbol"/>
+    </w:rPr>
+  </w:style>
+  <w:style w:type="character" w:styleId="ListLabel41">
+    <w:name w:val="ListLabel 41"/>
+    <w:qFormat/>
+    <w:rPr>
+      <w:rFonts w:cs="Courier New"/>
+    </w:rPr>
+  </w:style>
+  <w:style w:type="character" w:styleId="ListLabel42">
+    <w:name w:val="ListLabel 42"/>
+    <w:qFormat/>
+    <w:rPr>
+      <w:rFonts w:cs="Wingdings"/>
+    </w:rPr>
+  </w:style>
+  <w:style w:type="character" w:styleId="ListLabel43">
+    <w:name w:val="ListLabel 43"/>
+    <w:qFormat/>
+    <w:rPr>
+      <w:rFonts w:cs="Symbol"/>
+    </w:rPr>
+  </w:style>
+  <w:style w:type="character" w:styleId="ListLabel44">
+    <w:name w:val="ListLabel 44"/>
+    <w:qFormat/>
+    <w:rPr>
+      <w:rFonts w:cs="Courier New"/>
+    </w:rPr>
+  </w:style>
+  <w:style w:type="character" w:styleId="ListLabel45">
+    <w:name w:val="ListLabel 45"/>
+    <w:qFormat/>
+    <w:rPr>
+      <w:rFonts w:cs="Wingdings"/>
+    </w:rPr>
+  </w:style>
   <w:style w:type="paragraph" w:styleId="Heading">
     <w:name w:val="Heading"/>
     <w:basedOn w:val="Normal"/>

--- a/files/cv.docx
+++ b/files/cv.docx
@@ -49,7 +49,7 @@
         <w:tblInd w:w="0" w:type="dxa"/>
         <w:tblCellMar>
           <w:top w:w="0" w:type="dxa"/>
-          <w:left w:w="118" w:type="dxa"/>
+          <w:left w:w="123" w:type="dxa"/>
           <w:bottom w:w="0" w:type="dxa"/>
           <w:right w:w="108" w:type="dxa"/>
         </w:tblCellMar>
@@ -1421,7 +1421,7 @@
         <w:tblInd w:w="0" w:type="dxa"/>
         <w:tblCellMar>
           <w:top w:w="0" w:type="dxa"/>
-          <w:left w:w="118" w:type="dxa"/>
+          <w:left w:w="123" w:type="dxa"/>
           <w:bottom w:w="0" w:type="dxa"/>
           <w:right w:w="108" w:type="dxa"/>
         </w:tblCellMar>
@@ -1665,7 +1665,7 @@
         <w:tblInd w:w="0" w:type="dxa"/>
         <w:tblCellMar>
           <w:top w:w="0" w:type="dxa"/>
-          <w:left w:w="118" w:type="dxa"/>
+          <w:left w:w="123" w:type="dxa"/>
           <w:bottom w:w="0" w:type="dxa"/>
           <w:right w:w="108" w:type="dxa"/>
         </w:tblCellMar>
@@ -2298,353 +2298,13 @@
           <w:numId w:val="1"/>
         </w:numPr>
         <w:spacing w:before="0" w:after="160"/>
-        <w:rPr>
-          <w:rFonts w:ascii="Times New Roman" w:hAnsi="Times New Roman" w:cs="Times New Roman"/>
-        </w:rPr>
+        <w:rPr/>
       </w:pPr>
       <w:r>
         <w:rPr>
           <w:rFonts w:cs="Times New Roman" w:ascii="Times New Roman" w:hAnsi="Times New Roman"/>
         </w:rPr>
         <w:t>Mensa International.</w:t>
-      </w:r>
-    </w:p>
-    <w:p>
-      <w:pPr>
-        <w:pStyle w:val="Normal"/>
-        <w:rPr>
-          <w:rFonts w:ascii="Times New Roman" w:hAnsi="Times New Roman" w:cs="Times New Roman"/>
-          <w:b/>
-          <w:b/>
-          <w:sz w:val="28"/>
-        </w:rPr>
-      </w:pPr>
-      <w:r>
-        <w:rPr>
-          <w:rFonts w:cs="Times New Roman" w:ascii="Times New Roman" w:hAnsi="Times New Roman"/>
-          <w:b/>
-          <w:sz w:val="28"/>
-        </w:rPr>
-        <w:t>References</w:t>
-      </w:r>
-    </w:p>
-    <w:tbl>
-      <w:tblPr>
-        <w:tblStyle w:val="TableGrid"/>
-        <w:tblW w:w="9072" w:type="dxa"/>
-        <w:jc w:val="center"/>
-        <w:tblInd w:w="0" w:type="dxa"/>
-        <w:tblCellMar>
-          <w:top w:w="0" w:type="dxa"/>
-          <w:left w:w="118" w:type="dxa"/>
-          <w:bottom w:w="0" w:type="dxa"/>
-          <w:right w:w="108" w:type="dxa"/>
-        </w:tblCellMar>
-        <w:tblLook w:val="04a0" w:noVBand="1" w:noHBand="0" w:lastColumn="0" w:firstColumn="1" w:lastRow="0" w:firstRow="1"/>
-      </w:tblPr>
-      <w:tblGrid>
-        <w:gridCol w:w="3024"/>
-        <w:gridCol w:w="3024"/>
-        <w:gridCol w:w="3024"/>
-      </w:tblGrid>
-      <w:tr>
-        <w:trPr/>
-        <w:tc>
-          <w:tcPr>
-            <w:tcW w:w="3024" w:type="dxa"/>
-            <w:tcBorders>
-              <w:top w:val="nil"/>
-              <w:left w:val="nil"/>
-              <w:bottom w:val="nil"/>
-              <w:right w:val="nil"/>
-              <w:insideH w:val="nil"/>
-              <w:insideV w:val="nil"/>
-            </w:tcBorders>
-            <w:shd w:fill="auto" w:val="clear"/>
-          </w:tcPr>
-          <w:p>
-            <w:pPr>
-              <w:pStyle w:val="Normal"/>
-              <w:spacing w:lineRule="auto" w:line="240" w:before="0" w:after="80"/>
-              <w:jc w:val="center"/>
-              <w:rPr>
-                <w:rFonts w:ascii="Times New Roman" w:hAnsi="Times New Roman" w:cs="Times New Roman"/>
-                <w:b/>
-                <w:b/>
-              </w:rPr>
-            </w:pPr>
-            <w:r>
-              <w:rPr>
-                <w:rFonts w:cs="Times New Roman" w:ascii="Times New Roman" w:hAnsi="Times New Roman"/>
-                <w:b/>
-              </w:rPr>
-              <w:t>Dr. Kristy Boyer</w:t>
-            </w:r>
-          </w:p>
-          <w:p>
-            <w:pPr>
-              <w:pStyle w:val="Normal"/>
-              <w:spacing w:lineRule="auto" w:line="240" w:before="0" w:after="80"/>
-              <w:jc w:val="center"/>
-              <w:rPr>
-                <w:rFonts w:ascii="Times New Roman" w:hAnsi="Times New Roman" w:cs="Times New Roman"/>
-                <w:b/>
-                <w:b/>
-              </w:rPr>
-            </w:pPr>
-            <w:r>
-              <w:rPr>
-                <w:rFonts w:cs="Times New Roman" w:ascii="Times New Roman" w:hAnsi="Times New Roman"/>
-                <w:sz w:val="20"/>
-              </w:rPr>
-              <w:t>Associate Professor</w:t>
-            </w:r>
-          </w:p>
-          <w:p>
-            <w:pPr>
-              <w:pStyle w:val="Normal"/>
-              <w:spacing w:lineRule="auto" w:line="240" w:before="0" w:after="80"/>
-              <w:jc w:val="center"/>
-              <w:rPr>
-                <w:rFonts w:ascii="Times New Roman" w:hAnsi="Times New Roman" w:cs="Times New Roman"/>
-                <w:sz w:val="20"/>
-              </w:rPr>
-            </w:pPr>
-            <w:r>
-              <w:rPr>
-                <w:rFonts w:cs="Times New Roman" w:ascii="Times New Roman" w:hAnsi="Times New Roman"/>
-                <w:sz w:val="20"/>
-              </w:rPr>
-              <w:t>Department of Computer and Information Science and Engineering</w:t>
-              <w:br/>
-              <w:t>University of Florida</w:t>
-            </w:r>
-          </w:p>
-          <w:p>
-            <w:pPr>
-              <w:pStyle w:val="Normal"/>
-              <w:spacing w:lineRule="auto" w:line="240" w:before="0" w:after="0"/>
-              <w:jc w:val="center"/>
-              <w:rPr>
-                <w:rFonts w:ascii="Times New Roman" w:hAnsi="Times New Roman" w:cs="Times New Roman"/>
-              </w:rPr>
-            </w:pPr>
-            <w:r>
-              <w:rPr>
-                <w:rFonts w:cs="Times New Roman" w:ascii="Times New Roman" w:hAnsi="Times New Roman"/>
-                <w:sz w:val="20"/>
-              </w:rPr>
-              <w:t>352.505.1902</w:t>
-              <w:br/>
-              <w:t>keboyer@ufl.edu</w:t>
-            </w:r>
-          </w:p>
-        </w:tc>
-        <w:tc>
-          <w:tcPr>
-            <w:tcW w:w="3024" w:type="dxa"/>
-            <w:tcBorders>
-              <w:top w:val="nil"/>
-              <w:left w:val="nil"/>
-              <w:bottom w:val="nil"/>
-              <w:right w:val="nil"/>
-              <w:insideH w:val="nil"/>
-              <w:insideV w:val="nil"/>
-            </w:tcBorders>
-            <w:shd w:fill="auto" w:val="clear"/>
-          </w:tcPr>
-          <w:p>
-            <w:pPr>
-              <w:pStyle w:val="Normal"/>
-              <w:spacing w:lineRule="auto" w:line="276" w:before="0" w:after="80"/>
-              <w:jc w:val="center"/>
-              <w:rPr>
-                <w:rFonts w:ascii="Times New Roman" w:hAnsi="Times New Roman" w:cs="Times New Roman"/>
-                <w:b/>
-                <w:b/>
-              </w:rPr>
-            </w:pPr>
-            <w:r>
-              <w:rPr>
-                <w:rFonts w:cs="Times New Roman" w:ascii="Times New Roman" w:hAnsi="Times New Roman"/>
-                <w:b/>
-              </w:rPr>
-              <w:t>Dr. James Lester</w:t>
-            </w:r>
-          </w:p>
-          <w:p>
-            <w:pPr>
-              <w:pStyle w:val="Normal"/>
-              <w:spacing w:before="0" w:after="80"/>
-              <w:jc w:val="center"/>
-              <w:rPr>
-                <w:rFonts w:ascii="Times New Roman" w:hAnsi="Times New Roman" w:cs="Times New Roman"/>
-                <w:sz w:val="20"/>
-              </w:rPr>
-            </w:pPr>
-            <w:r>
-              <w:rPr>
-                <w:rFonts w:cs="Times New Roman" w:ascii="Times New Roman" w:hAnsi="Times New Roman"/>
-                <w:sz w:val="20"/>
-              </w:rPr>
-              <w:t>Distinguished Professor &amp; Director of the Center for Educational Informatics</w:t>
-            </w:r>
-          </w:p>
-          <w:p>
-            <w:pPr>
-              <w:pStyle w:val="Normal"/>
-              <w:spacing w:before="0" w:after="80"/>
-              <w:jc w:val="center"/>
-              <w:rPr>
-                <w:rFonts w:ascii="Times New Roman" w:hAnsi="Times New Roman" w:cs="Times New Roman"/>
-                <w:sz w:val="20"/>
-              </w:rPr>
-            </w:pPr>
-            <w:r>
-              <w:rPr>
-                <w:rFonts w:cs="Times New Roman" w:ascii="Times New Roman" w:hAnsi="Times New Roman"/>
-                <w:sz w:val="20"/>
-              </w:rPr>
-              <w:t>Department of Computer Science</w:t>
-              <w:br/>
-              <w:t>North Carolina State University</w:t>
-            </w:r>
-          </w:p>
-          <w:p>
-            <w:pPr>
-              <w:pStyle w:val="Normal"/>
-              <w:spacing w:before="0" w:after="0"/>
-              <w:jc w:val="center"/>
-              <w:rPr>
-                <w:rFonts w:ascii="Times New Roman" w:hAnsi="Times New Roman" w:cs="Times New Roman"/>
-              </w:rPr>
-            </w:pPr>
-            <w:r>
-              <w:rPr>
-                <w:rFonts w:cs="Times New Roman" w:ascii="Times New Roman" w:hAnsi="Times New Roman"/>
-                <w:sz w:val="20"/>
-              </w:rPr>
-              <w:t>919.515.7534</w:t>
-              <w:br/>
-              <w:t>lester@ncsu.edu</w:t>
-            </w:r>
-          </w:p>
-        </w:tc>
-        <w:tc>
-          <w:tcPr>
-            <w:tcW w:w="3024" w:type="dxa"/>
-            <w:tcBorders>
-              <w:top w:val="nil"/>
-              <w:left w:val="nil"/>
-              <w:bottom w:val="nil"/>
-              <w:right w:val="nil"/>
-              <w:insideH w:val="nil"/>
-              <w:insideV w:val="nil"/>
-            </w:tcBorders>
-            <w:shd w:fill="auto" w:val="clear"/>
-          </w:tcPr>
-          <w:p>
-            <w:pPr>
-              <w:pStyle w:val="Normal"/>
-              <w:spacing w:lineRule="auto" w:line="240" w:before="0" w:after="80"/>
-              <w:jc w:val="center"/>
-              <w:rPr>
-                <w:rFonts w:ascii="Times New Roman" w:hAnsi="Times New Roman" w:cs="Times New Roman"/>
-              </w:rPr>
-            </w:pPr>
-            <w:r>
-              <w:rPr>
-                <w:rFonts w:cs="Times New Roman" w:ascii="Times New Roman" w:hAnsi="Times New Roman"/>
-                <w:b/>
-              </w:rPr>
-              <w:t>Dr. Tiffany Barnes</w:t>
-            </w:r>
-          </w:p>
-          <w:p>
-            <w:pPr>
-              <w:pStyle w:val="Normal"/>
-              <w:spacing w:lineRule="auto" w:line="240" w:before="0" w:after="80"/>
-              <w:jc w:val="center"/>
-              <w:rPr>
-                <w:rFonts w:ascii="Times New Roman" w:hAnsi="Times New Roman" w:cs="Times New Roman"/>
-                <w:sz w:val="20"/>
-              </w:rPr>
-            </w:pPr>
-            <w:r>
-              <w:rPr>
-                <w:rFonts w:cs="Times New Roman" w:ascii="Times New Roman" w:hAnsi="Times New Roman"/>
-                <w:sz w:val="20"/>
-              </w:rPr>
-              <w:t>Associate Professor</w:t>
-            </w:r>
-          </w:p>
-          <w:p>
-            <w:pPr>
-              <w:pStyle w:val="Normal"/>
-              <w:spacing w:lineRule="auto" w:line="240" w:before="0" w:after="80"/>
-              <w:jc w:val="center"/>
-              <w:rPr>
-                <w:rFonts w:ascii="Times New Roman" w:hAnsi="Times New Roman" w:cs="Times New Roman"/>
-                <w:sz w:val="20"/>
-              </w:rPr>
-            </w:pPr>
-            <w:r>
-              <w:rPr>
-                <w:rFonts w:cs="Times New Roman" w:ascii="Times New Roman" w:hAnsi="Times New Roman"/>
-                <w:sz w:val="20"/>
-              </w:rPr>
-              <w:t>Department of Computer Science</w:t>
-              <w:br/>
-              <w:t>North Carolina State University</w:t>
-            </w:r>
-          </w:p>
-          <w:p>
-            <w:pPr>
-              <w:pStyle w:val="Normal"/>
-              <w:spacing w:lineRule="auto" w:line="240" w:before="0" w:after="0"/>
-              <w:jc w:val="center"/>
-              <w:rPr>
-                <w:rFonts w:ascii="Times New Roman" w:hAnsi="Times New Roman" w:cs="Times New Roman"/>
-                <w:sz w:val="20"/>
-              </w:rPr>
-            </w:pPr>
-            <w:r>
-              <w:rPr>
-                <w:rFonts w:cs="Times New Roman" w:ascii="Times New Roman" w:hAnsi="Times New Roman"/>
-                <w:sz w:val="20"/>
-              </w:rPr>
-              <w:t>919.515.5764</w:t>
-            </w:r>
-          </w:p>
-          <w:p>
-            <w:pPr>
-              <w:pStyle w:val="Normal"/>
-              <w:spacing w:lineRule="auto" w:line="240" w:before="0" w:after="0"/>
-              <w:jc w:val="center"/>
-              <w:rPr>
-                <w:rFonts w:ascii="Times New Roman" w:hAnsi="Times New Roman" w:cs="Times New Roman"/>
-                <w:sz w:val="20"/>
-              </w:rPr>
-            </w:pPr>
-            <w:r>
-              <w:rPr>
-                <w:rFonts w:cs="Times New Roman" w:ascii="Times New Roman" w:hAnsi="Times New Roman"/>
-                <w:sz w:val="20"/>
-              </w:rPr>
-              <w:t>tmbarnes@ncsu.edu</w:t>
-            </w:r>
-          </w:p>
-        </w:tc>
-      </w:tr>
-    </w:tbl>
-    <w:p>
-      <w:pPr>
-        <w:pStyle w:val="Normal"/>
-        <w:spacing w:before="0" w:after="160"/>
-        <w:rPr/>
-      </w:pPr>
-      <w:r>
-        <w:rPr/>
       </w:r>
     </w:p>
     <w:sectPr>
@@ -2692,7 +2352,7 @@
       <w:fldChar w:fldCharType="separate"/>
     </w:r>
     <w:r>
-      <w:t>26 March 2017</w:t>
+      <w:t>9 April 2017</w:t>
     </w:r>
     <w:r>
       <w:fldChar w:fldCharType="end"/>
@@ -2721,7 +2381,7 @@
       <w:fldChar w:fldCharType="separate"/>
     </w:r>
     <w:r>
-      <w:t>4</w:t>
+      <w:t>1</w:t>
     </w:r>
     <w:r>
       <w:fldChar w:fldCharType="end"/>
@@ -3954,6 +3614,132 @@
       <w:rFonts w:cs="Wingdings"/>
     </w:rPr>
   </w:style>
+  <w:style w:type="character" w:styleId="ListLabel46">
+    <w:name w:val="ListLabel 46"/>
+    <w:qFormat/>
+    <w:rPr>
+      <w:rFonts w:ascii="Times New Roman" w:hAnsi="Times New Roman" w:cs="Symbol"/>
+    </w:rPr>
+  </w:style>
+  <w:style w:type="character" w:styleId="ListLabel47">
+    <w:name w:val="ListLabel 47"/>
+    <w:qFormat/>
+    <w:rPr>
+      <w:rFonts w:cs="Courier New"/>
+    </w:rPr>
+  </w:style>
+  <w:style w:type="character" w:styleId="ListLabel48">
+    <w:name w:val="ListLabel 48"/>
+    <w:qFormat/>
+    <w:rPr>
+      <w:rFonts w:cs="Wingdings"/>
+    </w:rPr>
+  </w:style>
+  <w:style w:type="character" w:styleId="ListLabel49">
+    <w:name w:val="ListLabel 49"/>
+    <w:qFormat/>
+    <w:rPr>
+      <w:rFonts w:cs="Symbol"/>
+    </w:rPr>
+  </w:style>
+  <w:style w:type="character" w:styleId="ListLabel50">
+    <w:name w:val="ListLabel 50"/>
+    <w:qFormat/>
+    <w:rPr>
+      <w:rFonts w:cs="Courier New"/>
+    </w:rPr>
+  </w:style>
+  <w:style w:type="character" w:styleId="ListLabel51">
+    <w:name w:val="ListLabel 51"/>
+    <w:qFormat/>
+    <w:rPr>
+      <w:rFonts w:cs="Wingdings"/>
+    </w:rPr>
+  </w:style>
+  <w:style w:type="character" w:styleId="ListLabel52">
+    <w:name w:val="ListLabel 52"/>
+    <w:qFormat/>
+    <w:rPr>
+      <w:rFonts w:cs="Symbol"/>
+    </w:rPr>
+  </w:style>
+  <w:style w:type="character" w:styleId="ListLabel53">
+    <w:name w:val="ListLabel 53"/>
+    <w:qFormat/>
+    <w:rPr>
+      <w:rFonts w:cs="Courier New"/>
+    </w:rPr>
+  </w:style>
+  <w:style w:type="character" w:styleId="ListLabel54">
+    <w:name w:val="ListLabel 54"/>
+    <w:qFormat/>
+    <w:rPr>
+      <w:rFonts w:cs="Wingdings"/>
+    </w:rPr>
+  </w:style>
+  <w:style w:type="character" w:styleId="ListLabel55">
+    <w:name w:val="ListLabel 55"/>
+    <w:qFormat/>
+    <w:rPr>
+      <w:rFonts w:ascii="Times New Roman" w:hAnsi="Times New Roman" w:cs="Symbol"/>
+    </w:rPr>
+  </w:style>
+  <w:style w:type="character" w:styleId="ListLabel56">
+    <w:name w:val="ListLabel 56"/>
+    <w:qFormat/>
+    <w:rPr>
+      <w:rFonts w:cs="Courier New"/>
+    </w:rPr>
+  </w:style>
+  <w:style w:type="character" w:styleId="ListLabel57">
+    <w:name w:val="ListLabel 57"/>
+    <w:qFormat/>
+    <w:rPr>
+      <w:rFonts w:cs="Wingdings"/>
+    </w:rPr>
+  </w:style>
+  <w:style w:type="character" w:styleId="ListLabel58">
+    <w:name w:val="ListLabel 58"/>
+    <w:qFormat/>
+    <w:rPr>
+      <w:rFonts w:cs="Symbol"/>
+    </w:rPr>
+  </w:style>
+  <w:style w:type="character" w:styleId="ListLabel59">
+    <w:name w:val="ListLabel 59"/>
+    <w:qFormat/>
+    <w:rPr>
+      <w:rFonts w:cs="Courier New"/>
+    </w:rPr>
+  </w:style>
+  <w:style w:type="character" w:styleId="ListLabel60">
+    <w:name w:val="ListLabel 60"/>
+    <w:qFormat/>
+    <w:rPr>
+      <w:rFonts w:cs="Wingdings"/>
+    </w:rPr>
+  </w:style>
+  <w:style w:type="character" w:styleId="ListLabel61">
+    <w:name w:val="ListLabel 61"/>
+    <w:qFormat/>
+    <w:rPr>
+      <w:rFonts w:cs="Symbol"/>
+    </w:rPr>
+  </w:style>
+  <w:style w:type="character" w:styleId="ListLabel62">
+    <w:name w:val="ListLabel 62"/>
+    <w:qFormat/>
+    <w:rPr>
+      <w:rFonts w:cs="Courier New"/>
+    </w:rPr>
+  </w:style>
+  <w:style w:type="character" w:styleId="ListLabel63">
+    <w:name w:val="ListLabel 63"/>
+    <w:qFormat/>
+    <w:rPr>
+      <w:rFonts w:cs="Wingdings"/>
+    </w:rPr>
+  </w:style>
   <w:style w:type="paragraph" w:styleId="Heading">
     <w:name w:val="Heading"/>
     <w:basedOn w:val="Normal"/>

--- a/files/cv.docx
+++ b/files/cv.docx
@@ -7,16 +7,15 @@
         <w:pStyle w:val="Normal"/>
         <w:jc w:val="center"/>
         <w:rPr>
-          <w:rFonts w:ascii="Times New Roman" w:hAnsi="Times New Roman" w:cs="Times New Roman"/>
+          <w:rFonts w:ascii="Lato" w:hAnsi="Lato"/>
+          <w:sz w:val="36"/>
+        </w:rPr>
+      </w:pPr>
+      <w:r>
+        <w:rPr>
+          <w:rFonts w:cs="Times New Roman" w:ascii="Lato" w:hAnsi="Lato"/>
           <w:smallCaps/>
-          <w:sz w:val="40"/>
-        </w:rPr>
-      </w:pPr>
-      <w:r>
-        <w:rPr>
-          <w:rFonts w:cs="Times New Roman" w:ascii="Times New Roman" w:hAnsi="Times New Roman"/>
-          <w:smallCaps/>
-          <w:sz w:val="40"/>
+          <w:sz w:val="36"/>
         </w:rPr>
         <w:t>Curriculum Vitae</w:t>
       </w:r>
@@ -26,17 +25,15 @@
         <w:pStyle w:val="Normal"/>
         <w:jc w:val="center"/>
         <w:rPr>
-          <w:rFonts w:ascii="Times New Roman" w:hAnsi="Times New Roman" w:cs="Times New Roman"/>
-          <w:b/>
-          <w:b/>
-          <w:sz w:val="28"/>
-        </w:rPr>
-      </w:pPr>
-      <w:r>
-        <w:rPr>
-          <w:rFonts w:cs="Times New Roman" w:ascii="Times New Roman" w:hAnsi="Times New Roman"/>
-          <w:b/>
-          <w:sz w:val="28"/>
+          <w:rFonts w:ascii="Lato" w:hAnsi="Lato"/>
+          <w:sz w:val="24"/>
+        </w:rPr>
+      </w:pPr>
+      <w:r>
+        <w:rPr>
+          <w:rFonts w:cs="Times New Roman" w:ascii="Lato" w:hAnsi="Lato"/>
+          <w:b/>
+          <w:sz w:val="24"/>
         </w:rPr>
         <w:t>Alexandria K. Vail</w:t>
       </w:r>
@@ -56,7 +53,7 @@
       </w:tblPr>
       <w:tblGrid>
         <w:gridCol w:w="3762"/>
-        <w:gridCol w:w="3327"/>
+        <w:gridCol w:w="3326"/>
       </w:tblGrid>
       <w:tr>
         <w:trPr>
@@ -75,14 +72,14 @@
               <w:spacing w:lineRule="auto" w:line="240" w:before="0" w:after="0"/>
               <w:jc w:val="center"/>
               <w:rPr>
-                <w:rFonts w:ascii="Times New Roman" w:hAnsi="Times New Roman" w:cs="Times New Roman"/>
-                <w:sz w:val="20"/>
-              </w:rPr>
-            </w:pPr>
-            <w:r>
-              <w:rPr>
-                <w:rFonts w:cs="Times New Roman" w:ascii="Times New Roman" w:hAnsi="Times New Roman"/>
-                <w:sz w:val="20"/>
+                <w:rFonts w:ascii="Lato" w:hAnsi="Lato"/>
+                <w:sz w:val="16"/>
+              </w:rPr>
+            </w:pPr>
+            <w:r>
+              <w:rPr>
+                <w:rFonts w:cs="Times New Roman" w:ascii="Lato" w:hAnsi="Lato"/>
+                <w:sz w:val="16"/>
               </w:rPr>
               <w:t>avail@cs.cmu.edu</w:t>
             </w:r>
@@ -93,14 +90,14 @@
               <w:spacing w:lineRule="auto" w:line="240" w:before="0" w:after="0"/>
               <w:jc w:val="center"/>
               <w:rPr>
-                <w:rFonts w:ascii="Times New Roman" w:hAnsi="Times New Roman" w:cs="Times New Roman"/>
-                <w:sz w:val="20"/>
-              </w:rPr>
-            </w:pPr>
-            <w:r>
-              <w:rPr>
-                <w:rFonts w:cs="Times New Roman" w:ascii="Times New Roman" w:hAnsi="Times New Roman"/>
-                <w:sz w:val="20"/>
+                <w:rFonts w:ascii="Lato" w:hAnsi="Lato"/>
+                <w:sz w:val="16"/>
+              </w:rPr>
+            </w:pPr>
+            <w:r>
+              <w:rPr>
+                <w:rFonts w:cs="Times New Roman" w:ascii="Lato" w:hAnsi="Lato"/>
+                <w:sz w:val="16"/>
               </w:rPr>
               <w:t>alexandriakvail.com</w:t>
             </w:r>
@@ -108,7 +105,7 @@
         </w:tc>
         <w:tc>
           <w:tcPr>
-            <w:tcW w:w="3327" w:type="dxa"/>
+            <w:tcW w:w="3326" w:type="dxa"/>
             <w:tcBorders/>
             <w:shd w:fill="FFFFFF" w:val="clear"/>
             <w:vAlign w:val="center"/>
@@ -119,14 +116,14 @@
               <w:spacing w:lineRule="auto" w:line="240" w:before="0" w:after="0"/>
               <w:jc w:val="center"/>
               <w:rPr>
-                <w:rFonts w:ascii="Times New Roman" w:hAnsi="Times New Roman" w:cs="Times New Roman"/>
-                <w:sz w:val="20"/>
-              </w:rPr>
-            </w:pPr>
-            <w:r>
-              <w:rPr>
-                <w:rFonts w:cs="Times New Roman" w:ascii="Times New Roman" w:hAnsi="Times New Roman"/>
-                <w:sz w:val="20"/>
+                <w:rFonts w:ascii="Lato" w:hAnsi="Lato"/>
+                <w:sz w:val="16"/>
+              </w:rPr>
+            </w:pPr>
+            <w:r>
+              <w:rPr>
+                <w:rFonts w:cs="Times New Roman" w:ascii="Lato" w:hAnsi="Lato"/>
+                <w:sz w:val="16"/>
               </w:rPr>
               <w:t>5000 Forbes Avenue</w:t>
             </w:r>
@@ -137,14 +134,14 @@
               <w:spacing w:lineRule="auto" w:line="240" w:before="0" w:after="0"/>
               <w:jc w:val="center"/>
               <w:rPr>
-                <w:rFonts w:ascii="Times New Roman" w:hAnsi="Times New Roman" w:cs="Times New Roman"/>
-                <w:sz w:val="20"/>
-              </w:rPr>
-            </w:pPr>
-            <w:r>
-              <w:rPr>
-                <w:rFonts w:cs="Times New Roman" w:ascii="Times New Roman" w:hAnsi="Times New Roman"/>
-                <w:sz w:val="20"/>
+                <w:rFonts w:ascii="Lato" w:hAnsi="Lato"/>
+                <w:sz w:val="16"/>
+              </w:rPr>
+            </w:pPr>
+            <w:r>
+              <w:rPr>
+                <w:rFonts w:cs="Times New Roman" w:ascii="Lato" w:hAnsi="Lato"/>
+                <w:sz w:val="16"/>
               </w:rPr>
               <w:t>Human-Computer Interaction Institute</w:t>
             </w:r>
@@ -155,14 +152,14 @@
               <w:spacing w:lineRule="auto" w:line="240" w:before="0" w:after="0"/>
               <w:jc w:val="center"/>
               <w:rPr>
-                <w:rFonts w:ascii="Times New Roman" w:hAnsi="Times New Roman" w:cs="Times New Roman"/>
-                <w:sz w:val="20"/>
-              </w:rPr>
-            </w:pPr>
-            <w:r>
-              <w:rPr>
-                <w:rFonts w:cs="Times New Roman" w:ascii="Times New Roman" w:hAnsi="Times New Roman"/>
-                <w:sz w:val="20"/>
+                <w:rFonts w:ascii="Lato" w:hAnsi="Lato"/>
+                <w:sz w:val="16"/>
+              </w:rPr>
+            </w:pPr>
+            <w:r>
+              <w:rPr>
+                <w:rFonts w:cs="Times New Roman" w:ascii="Lato" w:hAnsi="Lato"/>
+                <w:sz w:val="16"/>
               </w:rPr>
               <w:t>Pittsburgh, PA 15213-3815</w:t>
             </w:r>
@@ -174,17 +171,15 @@
       <w:pPr>
         <w:pStyle w:val="Normal"/>
         <w:rPr>
-          <w:rFonts w:ascii="Times New Roman" w:hAnsi="Times New Roman" w:cs="Times New Roman"/>
-          <w:b/>
-          <w:b/>
-          <w:sz w:val="28"/>
-        </w:rPr>
-      </w:pPr>
-      <w:r>
-        <w:rPr>
-          <w:rFonts w:cs="Times New Roman" w:ascii="Times New Roman" w:hAnsi="Times New Roman"/>
-          <w:b/>
-          <w:sz w:val="28"/>
+          <w:rFonts w:ascii="Lato" w:hAnsi="Lato"/>
+          <w:sz w:val="24"/>
+        </w:rPr>
+      </w:pPr>
+      <w:r>
+        <w:rPr>
+          <w:rFonts w:cs="Times New Roman" w:ascii="Lato" w:hAnsi="Lato"/>
+          <w:b/>
+          <w:sz w:val="24"/>
         </w:rPr>
         <w:t>Education</w:t>
       </w:r>
@@ -193,25 +188,31 @@
       <w:pPr>
         <w:pStyle w:val="Normal"/>
         <w:ind w:left="1440" w:right="0" w:hanging="1440"/>
-        <w:rPr/>
-      </w:pPr>
-      <w:r>
-        <w:rPr>
-          <w:rFonts w:cs="Times New Roman" w:ascii="Times New Roman" w:hAnsi="Times New Roman"/>
+        <w:rPr>
+          <w:rFonts w:ascii="Lato" w:hAnsi="Lato"/>
+          <w:sz w:val="18"/>
+        </w:rPr>
+      </w:pPr>
+      <w:r>
+        <w:rPr>
+          <w:rFonts w:cs="Times New Roman" w:ascii="Lato" w:hAnsi="Lato"/>
+          <w:sz w:val="18"/>
         </w:rPr>
         <w:t>2016 –</w:t>
         <w:tab/>
       </w:r>
       <w:r>
         <w:rPr>
-          <w:rFonts w:cs="Times New Roman" w:ascii="Times New Roman" w:hAnsi="Times New Roman"/>
-          <w:b/>
+          <w:rFonts w:cs="Times New Roman" w:ascii="Lato" w:hAnsi="Lato"/>
+          <w:b/>
+          <w:sz w:val="18"/>
         </w:rPr>
         <w:t>Ph.D.</w:t>
       </w:r>
       <w:r>
         <w:rPr>
-          <w:rFonts w:cs="Times New Roman" w:ascii="Times New Roman" w:hAnsi="Times New Roman"/>
+          <w:rFonts w:cs="Times New Roman" w:ascii="Lato" w:hAnsi="Lato"/>
+          <w:sz w:val="18"/>
         </w:rPr>
         <w:t>, Human-Computer Interaction</w:t>
         <w:br/>
@@ -225,12 +226,14 @@
         <w:pStyle w:val="Normal"/>
         <w:ind w:left="1440" w:right="0" w:hanging="1440"/>
         <w:rPr>
-          <w:rFonts w:ascii="Times New Roman" w:hAnsi="Times New Roman" w:cs="Times New Roman"/>
-        </w:rPr>
-      </w:pPr>
-      <w:r>
-        <w:rPr>
-          <w:rFonts w:cs="Times New Roman" w:ascii="Times New Roman" w:hAnsi="Times New Roman"/>
+          <w:rFonts w:ascii="Lato" w:hAnsi="Lato"/>
+          <w:sz w:val="18"/>
+        </w:rPr>
+      </w:pPr>
+      <w:r>
+        <w:rPr>
+          <w:rFonts w:cs="Times New Roman" w:ascii="Lato" w:hAnsi="Lato"/>
+          <w:sz w:val="18"/>
         </w:rPr>
         <w:t>2015 – 2016</w:t>
         <w:tab/>
@@ -245,51 +248,61 @@
       <w:pPr>
         <w:pStyle w:val="Normal"/>
         <w:ind w:left="1440" w:right="0" w:hanging="1440"/>
-        <w:rPr/>
-      </w:pPr>
-      <w:r>
-        <w:rPr>
-          <w:rFonts w:cs="Times New Roman" w:ascii="Times New Roman" w:hAnsi="Times New Roman"/>
+        <w:rPr>
+          <w:rFonts w:ascii="Lato" w:hAnsi="Lato"/>
+          <w:sz w:val="18"/>
+        </w:rPr>
+      </w:pPr>
+      <w:r>
+        <w:rPr>
+          <w:rFonts w:cs="Times New Roman" w:ascii="Lato" w:hAnsi="Lato"/>
+          <w:sz w:val="18"/>
         </w:rPr>
         <w:t>2011 – 2015</w:t>
         <w:tab/>
       </w:r>
       <w:r>
         <w:rPr>
-          <w:rFonts w:cs="Times New Roman" w:ascii="Times New Roman" w:hAnsi="Times New Roman"/>
-          <w:b/>
+          <w:rFonts w:cs="Times New Roman" w:ascii="Lato" w:hAnsi="Lato"/>
+          <w:b/>
+          <w:sz w:val="18"/>
         </w:rPr>
         <w:t>B.S.</w:t>
       </w:r>
       <w:r>
         <w:rPr>
-          <w:rFonts w:cs="Times New Roman" w:ascii="Times New Roman" w:hAnsi="Times New Roman"/>
+          <w:rFonts w:cs="Times New Roman" w:ascii="Lato" w:hAnsi="Lato"/>
+          <w:sz w:val="18"/>
         </w:rPr>
         <w:t xml:space="preserve">, Computer Science, </w:t>
       </w:r>
       <w:r>
         <w:rPr>
-          <w:rFonts w:cs="Times New Roman" w:ascii="Times New Roman" w:hAnsi="Times New Roman"/>
-          <w:b/>
+          <w:rFonts w:cs="Times New Roman" w:ascii="Lato" w:hAnsi="Lato"/>
+          <w:b/>
+          <w:sz w:val="18"/>
         </w:rPr>
         <w:t>B.S.</w:t>
       </w:r>
       <w:r>
         <w:rPr>
-          <w:rFonts w:cs="Times New Roman" w:ascii="Times New Roman" w:hAnsi="Times New Roman"/>
+          <w:rFonts w:cs="Times New Roman" w:ascii="Lato" w:hAnsi="Lato"/>
+          <w:sz w:val="18"/>
         </w:rPr>
         <w:t>, Mathematics,</w:t>
       </w:r>
       <w:r>
         <w:rPr>
-          <w:rFonts w:cs="Times New Roman" w:ascii="Times New Roman" w:hAnsi="Times New Roman"/>
+          <w:rFonts w:cs="Times New Roman" w:ascii="Lato" w:hAnsi="Lato"/>
           <w:i/>
+          <w:sz w:val="18"/>
         </w:rPr>
         <w:t xml:space="preserve"> magna cum laude</w:t>
       </w:r>
       <w:r>
         <w:rPr>
-          <w:rFonts w:cs="Times New Roman" w:ascii="Times New Roman" w:hAnsi="Times New Roman"/>
+          <w:rFonts w:cs="Times New Roman" w:ascii="Lato" w:hAnsi="Lato"/>
+          <w:sz w:val="18"/>
         </w:rPr>
         <w:t>, 3.6/4.0</w:t>
         <w:br/>
@@ -301,12 +314,14 @@
         <w:pStyle w:val="Normal"/>
         <w:ind w:left="1440" w:right="0" w:hanging="0"/>
         <w:rPr>
-          <w:rFonts w:ascii="Times New Roman" w:hAnsi="Times New Roman" w:cs="Times New Roman"/>
-        </w:rPr>
-      </w:pPr>
-      <w:r>
-        <w:rPr>
-          <w:rFonts w:cs="Times New Roman" w:ascii="Times New Roman" w:hAnsi="Times New Roman"/>
+          <w:rFonts w:ascii="Lato" w:hAnsi="Lato"/>
+          <w:sz w:val="18"/>
+        </w:rPr>
+      </w:pPr>
+      <w:r>
+        <w:rPr>
+          <w:rFonts w:cs="Times New Roman" w:ascii="Lato" w:hAnsi="Lato"/>
+          <w:sz w:val="18"/>
         </w:rPr>
         <w:t>Minor concentrations: Cognitive Science, Physics</w:t>
         <w:br/>
@@ -319,17 +334,15 @@
       <w:pPr>
         <w:pStyle w:val="Normal"/>
         <w:rPr>
-          <w:rFonts w:ascii="Times New Roman" w:hAnsi="Times New Roman" w:cs="Times New Roman"/>
-          <w:b/>
-          <w:b/>
-          <w:sz w:val="28"/>
-        </w:rPr>
-      </w:pPr>
-      <w:r>
-        <w:rPr>
-          <w:rFonts w:cs="Times New Roman" w:ascii="Times New Roman" w:hAnsi="Times New Roman"/>
-          <w:b/>
-          <w:sz w:val="28"/>
+          <w:rFonts w:ascii="Lato" w:hAnsi="Lato"/>
+          <w:sz w:val="24"/>
+        </w:rPr>
+      </w:pPr>
+      <w:r>
+        <w:rPr>
+          <w:rFonts w:cs="Times New Roman" w:ascii="Lato" w:hAnsi="Lato"/>
+          <w:b/>
+          <w:sz w:val="24"/>
         </w:rPr>
         <w:t>Research Experience</w:t>
       </w:r>
@@ -338,25 +351,30 @@
       <w:pPr>
         <w:pStyle w:val="Normal"/>
         <w:ind w:left="1440" w:right="0" w:hanging="1440"/>
-        <w:rPr/>
-      </w:pPr>
-      <w:r>
-        <w:rPr>
-          <w:rFonts w:cs="Times New Roman" w:ascii="Times New Roman" w:hAnsi="Times New Roman"/>
+        <w:rPr>
+          <w:rFonts w:cs="Times New Roman"/>
+        </w:rPr>
+      </w:pPr>
+      <w:r>
+        <w:rPr>
+          <w:rFonts w:cs="Times New Roman" w:ascii="Lato" w:hAnsi="Lato"/>
+          <w:sz w:val="18"/>
         </w:rPr>
         <w:t>2016 –</w:t>
         <w:tab/>
       </w:r>
       <w:r>
         <w:rPr>
-          <w:rFonts w:cs="Times New Roman" w:ascii="Times New Roman" w:hAnsi="Times New Roman"/>
-          <w:b/>
+          <w:rFonts w:cs="Times New Roman" w:ascii="Lato" w:hAnsi="Lato"/>
+          <w:b/>
+          <w:sz w:val="18"/>
         </w:rPr>
         <w:t>Graduate Research Assistant</w:t>
       </w:r>
       <w:r>
         <w:rPr>
-          <w:rFonts w:cs="Times New Roman" w:ascii="Times New Roman" w:hAnsi="Times New Roman"/>
+          <w:rFonts w:cs="Times New Roman" w:ascii="Lato" w:hAnsi="Lato"/>
+          <w:sz w:val="18"/>
         </w:rPr>
         <w:t>, Human-Computer Interaction Institute</w:t>
         <w:br/>
@@ -369,25 +387,31 @@
       <w:pPr>
         <w:pStyle w:val="Normal"/>
         <w:ind w:left="1440" w:right="0" w:hanging="1440"/>
-        <w:rPr/>
-      </w:pPr>
-      <w:r>
-        <w:rPr>
-          <w:rFonts w:cs="Times New Roman" w:ascii="Times New Roman" w:hAnsi="Times New Roman"/>
+        <w:rPr>
+          <w:rFonts w:ascii="Lato" w:hAnsi="Lato"/>
+          <w:sz w:val="18"/>
+        </w:rPr>
+      </w:pPr>
+      <w:r>
+        <w:rPr>
+          <w:rFonts w:cs="Times New Roman" w:ascii="Lato" w:hAnsi="Lato"/>
+          <w:sz w:val="18"/>
         </w:rPr>
         <w:t>2015 – 2016</w:t>
         <w:tab/>
       </w:r>
       <w:r>
         <w:rPr>
-          <w:rFonts w:cs="Times New Roman" w:ascii="Times New Roman" w:hAnsi="Times New Roman"/>
-          <w:b/>
+          <w:rFonts w:cs="Times New Roman" w:ascii="Lato" w:hAnsi="Lato"/>
+          <w:b/>
+          <w:sz w:val="18"/>
         </w:rPr>
         <w:t>Graduate Research Assistant</w:t>
       </w:r>
       <w:r>
         <w:rPr>
-          <w:rFonts w:cs="Times New Roman" w:ascii="Times New Roman" w:hAnsi="Times New Roman"/>
+          <w:rFonts w:cs="Times New Roman" w:ascii="Lato" w:hAnsi="Lato"/>
+          <w:sz w:val="18"/>
         </w:rPr>
         <w:t>, Center for Educational Informatics</w:t>
         <w:br/>
@@ -400,25 +424,31 @@
       <w:pPr>
         <w:pStyle w:val="Normal"/>
         <w:ind w:left="1440" w:right="0" w:hanging="1440"/>
-        <w:rPr/>
-      </w:pPr>
-      <w:r>
-        <w:rPr>
-          <w:rFonts w:cs="Times New Roman" w:ascii="Times New Roman" w:hAnsi="Times New Roman"/>
+        <w:rPr>
+          <w:rFonts w:ascii="Lato" w:hAnsi="Lato"/>
+          <w:sz w:val="18"/>
+        </w:rPr>
+      </w:pPr>
+      <w:r>
+        <w:rPr>
+          <w:rFonts w:cs="Times New Roman" w:ascii="Lato" w:hAnsi="Lato"/>
+          <w:sz w:val="18"/>
         </w:rPr>
         <w:t>2013 – 2015</w:t>
         <w:tab/>
       </w:r>
       <w:r>
         <w:rPr>
-          <w:rFonts w:cs="Times New Roman" w:ascii="Times New Roman" w:hAnsi="Times New Roman"/>
-          <w:b/>
+          <w:rFonts w:cs="Times New Roman" w:ascii="Lato" w:hAnsi="Lato"/>
+          <w:b/>
+          <w:sz w:val="18"/>
         </w:rPr>
         <w:t>Undergraduate Researcher</w:t>
       </w:r>
       <w:r>
         <w:rPr>
-          <w:rFonts w:cs="Times New Roman" w:ascii="Times New Roman" w:hAnsi="Times New Roman"/>
+          <w:rFonts w:cs="Times New Roman" w:ascii="Lato" w:hAnsi="Lato"/>
+          <w:sz w:val="18"/>
         </w:rPr>
         <w:t>, Center for Educational Informatics</w:t>
         <w:br/>
@@ -431,17 +461,15 @@
       <w:pPr>
         <w:pStyle w:val="Normal"/>
         <w:rPr>
-          <w:rFonts w:ascii="Times New Roman" w:hAnsi="Times New Roman" w:cs="Times New Roman"/>
-          <w:b/>
-          <w:b/>
-          <w:sz w:val="28"/>
-        </w:rPr>
-      </w:pPr>
-      <w:r>
-        <w:rPr>
-          <w:rFonts w:cs="Times New Roman" w:ascii="Times New Roman" w:hAnsi="Times New Roman"/>
-          <w:b/>
-          <w:sz w:val="28"/>
+          <w:rFonts w:ascii="Lato" w:hAnsi="Lato"/>
+          <w:sz w:val="24"/>
+        </w:rPr>
+      </w:pPr>
+      <w:r>
+        <w:rPr>
+          <w:rFonts w:cs="Times New Roman" w:ascii="Lato" w:hAnsi="Lato"/>
+          <w:b/>
+          <w:sz w:val="24"/>
         </w:rPr>
         <w:t>Research Interests</w:t>
       </w:r>
@@ -449,21 +477,18 @@
     <w:p>
       <w:pPr>
         <w:pStyle w:val="Normal"/>
-        <w:rPr/>
-      </w:pPr>
-      <w:r>
-        <w:rPr>
-          <w:rFonts w:cs="Times New Roman" w:ascii="Times New Roman" w:hAnsi="Times New Roman"/>
+        <w:rPr>
+          <w:rFonts w:ascii="Lato" w:hAnsi="Lato"/>
+          <w:sz w:val="18"/>
+        </w:rPr>
+      </w:pPr>
+      <w:r>
+        <w:rPr>
+          <w:rFonts w:cs="Times New Roman" w:ascii="Lato" w:hAnsi="Lato"/>
           <w:smallCaps/>
-        </w:rPr>
-        <w:t xml:space="preserve">Affective Computing, </w:t>
-      </w:r>
-      <w:r>
-        <w:rPr>
-          <w:rFonts w:cs="Times New Roman" w:ascii="Times New Roman" w:hAnsi="Times New Roman"/>
-          <w:smallCaps/>
-        </w:rPr>
-        <w:t>Artificial Intelligence, Advanced Learning Technologies</w:t>
+          <w:sz w:val="18"/>
+        </w:rPr>
+        <w:t>Affective Computing, Artificial Intelligence, Advanced Learning Technologies</w:t>
       </w:r>
     </w:p>
     <w:p>
@@ -474,46 +499,27 @@
           <w:numId w:val="3"/>
         </w:numPr>
         <w:spacing w:before="0" w:after="160"/>
-        <w:rPr/>
-      </w:pPr>
-      <w:r>
-        <w:rPr>
-          <w:rFonts w:cs="Times New Roman" w:ascii="Times New Roman" w:hAnsi="Times New Roman"/>
+        <w:rPr>
+          <w:rFonts w:ascii="Lato" w:hAnsi="Lato"/>
+          <w:sz w:val="18"/>
+        </w:rPr>
+      </w:pPr>
+      <w:r>
+        <w:rPr>
+          <w:rFonts w:cs="Times New Roman" w:ascii="Lato" w:hAnsi="Lato"/>
           <w:smallCaps/>
+          <w:sz w:val="18"/>
         </w:rPr>
         <w:t xml:space="preserve">Affective Computing: </w:t>
       </w:r>
       <w:r>
         <w:rPr>
-          <w:rFonts w:cs="Times New Roman" w:ascii="Times New Roman" w:hAnsi="Times New Roman"/>
+          <w:rFonts w:cs="Times New Roman" w:ascii="Lato" w:hAnsi="Lato"/>
           <w:caps w:val="false"/>
           <w:smallCaps w:val="false"/>
-        </w:rPr>
-        <w:t xml:space="preserve">affective interfaces, cognitive-affective models, </w:t>
-      </w:r>
-      <w:r>
-        <w:rPr>
-          <w:rFonts w:cs="Times New Roman" w:ascii="Times New Roman" w:hAnsi="Times New Roman"/>
-          <w:caps w:val="false"/>
-          <w:smallCaps w:val="false"/>
-        </w:rPr>
-        <w:t>emotion and</w:t>
-      </w:r>
-      <w:r>
-        <w:rPr>
-          <w:rFonts w:cs="Times New Roman" w:ascii="Times New Roman" w:hAnsi="Times New Roman"/>
-          <w:caps w:val="false"/>
-          <w:smallCaps w:val="false"/>
-        </w:rPr>
-        <w:t xml:space="preserve"> </w:t>
-      </w:r>
-      <w:r>
-        <w:rPr>
-          <w:rFonts w:cs="Times New Roman" w:ascii="Times New Roman" w:hAnsi="Times New Roman"/>
-          <w:caps w:val="false"/>
-          <w:smallCaps w:val="false"/>
-        </w:rPr>
-        <w:t>affect recognition, social signal processing</w:t>
+          <w:sz w:val="18"/>
+        </w:rPr>
+        <w:t>affective interfaces, cognitive-affective models, emotion and affect recognition, social signal processing</w:t>
       </w:r>
     </w:p>
     <w:p>
@@ -524,18 +530,23 @@
           <w:numId w:val="3"/>
         </w:numPr>
         <w:spacing w:before="0" w:after="160"/>
-        <w:rPr/>
-      </w:pPr>
-      <w:r>
-        <w:rPr>
-          <w:rFonts w:cs="Times New Roman" w:ascii="Times New Roman" w:hAnsi="Times New Roman"/>
+        <w:rPr>
+          <w:rFonts w:ascii="Lato" w:hAnsi="Lato"/>
+          <w:sz w:val="18"/>
+        </w:rPr>
+      </w:pPr>
+      <w:r>
+        <w:rPr>
+          <w:rFonts w:cs="Times New Roman" w:ascii="Lato" w:hAnsi="Lato"/>
           <w:smallCaps/>
+          <w:sz w:val="18"/>
         </w:rPr>
         <w:t>Artificial Intelligence</w:t>
       </w:r>
       <w:r>
         <w:rPr>
-          <w:rFonts w:cs="Times New Roman" w:ascii="Times New Roman" w:hAnsi="Times New Roman"/>
+          <w:rFonts w:cs="Times New Roman" w:ascii="Lato" w:hAnsi="Lato"/>
+          <w:sz w:val="18"/>
         </w:rPr>
         <w:t>: user modeling, AI &amp; education, multimodal behavior analysis</w:t>
       </w:r>
@@ -548,32 +559,298 @@
           <w:numId w:val="3"/>
         </w:numPr>
         <w:spacing w:before="0" w:after="160"/>
-        <w:rPr/>
-      </w:pPr>
-      <w:r>
-        <w:rPr>
-          <w:rFonts w:cs="Times New Roman" w:ascii="Times New Roman" w:hAnsi="Times New Roman"/>
+        <w:rPr>
+          <w:rFonts w:ascii="Lato" w:hAnsi="Lato"/>
+          <w:sz w:val="18"/>
+        </w:rPr>
+      </w:pPr>
+      <w:r>
+        <w:rPr>
+          <w:rFonts w:cs="Times New Roman" w:ascii="Lato" w:hAnsi="Lato"/>
           <w:smallCaps/>
+          <w:sz w:val="18"/>
         </w:rPr>
         <w:t>Advanced Learning Technologies</w:t>
       </w:r>
       <w:r>
         <w:rPr>
-          <w:rFonts w:cs="Times New Roman" w:ascii="Times New Roman" w:hAnsi="Times New Roman"/>
-        </w:rPr>
-        <w:t xml:space="preserve">: intelligent tutoring systems, tutorial </w:t>
-      </w:r>
-      <w:r>
-        <w:rPr>
-          <w:rFonts w:cs="Times New Roman" w:ascii="Times New Roman" w:hAnsi="Times New Roman"/>
-        </w:rPr>
-        <w:t>interaction</w:t>
-      </w:r>
-      <w:r>
-        <w:rPr>
-          <w:rFonts w:cs="Times New Roman" w:ascii="Times New Roman" w:hAnsi="Times New Roman"/>
-        </w:rPr>
-        <w:t>, game-based learning environments</w:t>
+          <w:rFonts w:cs="Times New Roman" w:ascii="Lato" w:hAnsi="Lato"/>
+          <w:sz w:val="18"/>
+        </w:rPr>
+        <w:t>: intelligent tutoring systems, tutorial interaction, game-based learning environments</w:t>
+      </w:r>
+    </w:p>
+    <w:p>
+      <w:pPr>
+        <w:pStyle w:val="Normal"/>
+        <w:rPr>
+          <w:rFonts w:cs="Times New Roman"/>
+          <w:b/>
+          <w:b/>
+        </w:rPr>
+      </w:pPr>
+      <w:r>
+        <w:rPr>
+          <w:rFonts w:ascii="Lato" w:hAnsi="Lato"/>
+          <w:sz w:val="24"/>
+          <w:szCs w:val="22"/>
+        </w:rPr>
+      </w:r>
+      <w:r>
+        <w:br w:type="page"/>
+      </w:r>
+    </w:p>
+    <w:p>
+      <w:pPr>
+        <w:pStyle w:val="Normal"/>
+        <w:rPr>
+          <w:rFonts w:ascii="Lato" w:hAnsi="Lato"/>
+          <w:sz w:val="24"/>
+          <w:szCs w:val="22"/>
+        </w:rPr>
+      </w:pPr>
+      <w:r>
+        <w:rPr>
+          <w:rFonts w:cs="Times New Roman" w:ascii="Lato" w:hAnsi="Lato"/>
+          <w:b/>
+          <w:sz w:val="24"/>
+          <w:szCs w:val="22"/>
+        </w:rPr>
+        <w:t>Honors and Awards</w:t>
+      </w:r>
+    </w:p>
+    <w:p>
+      <w:pPr>
+        <w:pStyle w:val="ListParagraph"/>
+        <w:numPr>
+          <w:ilvl w:val="0"/>
+          <w:numId w:val="1"/>
+        </w:numPr>
+        <w:spacing w:lineRule="auto" w:line="276" w:before="57" w:after="57"/>
+        <w:rPr>
+          <w:rFonts w:ascii="Lato" w:hAnsi="Lato"/>
+          <w:sz w:val="18"/>
+          <w:szCs w:val="22"/>
+        </w:rPr>
+      </w:pPr>
+      <w:r>
+        <w:rPr>
+          <w:rFonts w:cs="Times New Roman" w:ascii="Lato" w:hAnsi="Lato"/>
+          <w:sz w:val="18"/>
+          <w:szCs w:val="22"/>
+        </w:rPr>
+        <w:t>Outstanding Paper, Twenty-Fourth International Conference on User Modeling, Adaptation, and Personalization, 2016.</w:t>
+      </w:r>
+    </w:p>
+    <w:p>
+      <w:pPr>
+        <w:pStyle w:val="ListParagraph"/>
+        <w:numPr>
+          <w:ilvl w:val="0"/>
+          <w:numId w:val="1"/>
+        </w:numPr>
+        <w:spacing w:lineRule="auto" w:line="276" w:before="57" w:after="57"/>
+        <w:rPr>
+          <w:rFonts w:ascii="Lato" w:hAnsi="Lato"/>
+          <w:sz w:val="18"/>
+          <w:szCs w:val="22"/>
+        </w:rPr>
+      </w:pPr>
+      <w:r>
+        <w:rPr>
+          <w:rFonts w:cs="Times New Roman" w:ascii="Lato" w:hAnsi="Lato"/>
+          <w:sz w:val="18"/>
+          <w:szCs w:val="22"/>
+        </w:rPr>
+        <w:t>Exemplary Paper, Ninth International Conference on Educational Data Mining, 2016.</w:t>
+      </w:r>
+    </w:p>
+    <w:p>
+      <w:pPr>
+        <w:pStyle w:val="ListParagraph"/>
+        <w:numPr>
+          <w:ilvl w:val="0"/>
+          <w:numId w:val="1"/>
+        </w:numPr>
+        <w:spacing w:lineRule="auto" w:line="276" w:before="57" w:after="57"/>
+        <w:rPr>
+          <w:rFonts w:ascii="Lato" w:hAnsi="Lato"/>
+          <w:sz w:val="18"/>
+          <w:szCs w:val="22"/>
+        </w:rPr>
+      </w:pPr>
+      <w:r>
+        <w:rPr>
+          <w:rFonts w:cs="Times New Roman" w:ascii="Lato" w:hAnsi="Lato"/>
+          <w:sz w:val="18"/>
+          <w:szCs w:val="22"/>
+        </w:rPr>
+        <w:t>Best Paper Award, Twenty-Third International Conference on User Modeling, Adaptation, and Personalization, 2015.</w:t>
+      </w:r>
+    </w:p>
+    <w:p>
+      <w:pPr>
+        <w:pStyle w:val="ListParagraph"/>
+        <w:numPr>
+          <w:ilvl w:val="0"/>
+          <w:numId w:val="1"/>
+        </w:numPr>
+        <w:spacing w:lineRule="auto" w:line="276" w:before="57" w:after="57"/>
+        <w:rPr>
+          <w:rFonts w:ascii="Lato" w:hAnsi="Lato"/>
+          <w:sz w:val="18"/>
+          <w:szCs w:val="22"/>
+        </w:rPr>
+      </w:pPr>
+      <w:r>
+        <w:rPr>
+          <w:rFonts w:cs="Times New Roman" w:ascii="Lato" w:hAnsi="Lato"/>
+          <w:sz w:val="18"/>
+          <w:szCs w:val="22"/>
+        </w:rPr>
+        <w:t>National Science Foundation Graduate Research Fellowship, 2015.</w:t>
+      </w:r>
+    </w:p>
+    <w:p>
+      <w:pPr>
+        <w:pStyle w:val="ListParagraph"/>
+        <w:numPr>
+          <w:ilvl w:val="0"/>
+          <w:numId w:val="1"/>
+        </w:numPr>
+        <w:spacing w:lineRule="auto" w:line="276" w:before="57" w:after="57"/>
+        <w:rPr>
+          <w:rFonts w:ascii="Lato" w:hAnsi="Lato"/>
+          <w:sz w:val="18"/>
+          <w:szCs w:val="22"/>
+        </w:rPr>
+      </w:pPr>
+      <w:r>
+        <w:rPr>
+          <w:rFonts w:cs="Times New Roman" w:ascii="Lato" w:hAnsi="Lato"/>
+          <w:sz w:val="18"/>
+          <w:szCs w:val="22"/>
+        </w:rPr>
+        <w:t>North Carolina State University Department of Computer Science Senior Award for Scholarly Achievement, 2015.</w:t>
+      </w:r>
+    </w:p>
+    <w:p>
+      <w:pPr>
+        <w:pStyle w:val="ListParagraph"/>
+        <w:numPr>
+          <w:ilvl w:val="0"/>
+          <w:numId w:val="1"/>
+        </w:numPr>
+        <w:spacing w:lineRule="auto" w:line="276" w:before="57" w:after="57"/>
+        <w:rPr>
+          <w:rFonts w:ascii="Lato" w:hAnsi="Lato"/>
+          <w:sz w:val="18"/>
+          <w:szCs w:val="22"/>
+        </w:rPr>
+      </w:pPr>
+      <w:r>
+        <w:rPr>
+          <w:rFonts w:cs="Times New Roman" w:ascii="Lato" w:hAnsi="Lato"/>
+          <w:sz w:val="18"/>
+          <w:szCs w:val="22"/>
+        </w:rPr>
+        <w:t>Generation Google Scholarship, 2014.</w:t>
+      </w:r>
+    </w:p>
+    <w:p>
+      <w:pPr>
+        <w:pStyle w:val="ListParagraph"/>
+        <w:numPr>
+          <w:ilvl w:val="0"/>
+          <w:numId w:val="1"/>
+        </w:numPr>
+        <w:spacing w:lineRule="auto" w:line="276" w:before="57" w:after="57"/>
+        <w:rPr>
+          <w:rFonts w:ascii="Lato" w:hAnsi="Lato"/>
+          <w:sz w:val="18"/>
+          <w:szCs w:val="22"/>
+        </w:rPr>
+      </w:pPr>
+      <w:r>
+        <w:rPr>
+          <w:rFonts w:cs="Times New Roman" w:ascii="Lato" w:hAnsi="Lato"/>
+          <w:sz w:val="18"/>
+          <w:szCs w:val="22"/>
+        </w:rPr>
+        <w:t>Nort</w:t>
+      </w:r>
+      <w:r>
+        <w:rPr>
+          <w:rFonts w:cs="Times New Roman" w:ascii="Lato" w:hAnsi="Lato"/>
+          <w:b w:val="false"/>
+          <w:bCs w:val="false"/>
+          <w:sz w:val="18"/>
+          <w:szCs w:val="22"/>
+        </w:rPr>
+        <w:t>h Carolina Society of Information Management Scholarship, 2013, 2014.</w:t>
+      </w:r>
+    </w:p>
+    <w:p>
+      <w:pPr>
+        <w:pStyle w:val="ListParagraph"/>
+        <w:numPr>
+          <w:ilvl w:val="0"/>
+          <w:numId w:val="1"/>
+        </w:numPr>
+        <w:spacing w:lineRule="auto" w:line="276" w:before="57" w:after="57"/>
+        <w:rPr>
+          <w:rFonts w:ascii="Lato" w:hAnsi="Lato"/>
+          <w:sz w:val="18"/>
+          <w:szCs w:val="22"/>
+        </w:rPr>
+      </w:pPr>
+      <w:r>
+        <w:rPr>
+          <w:rFonts w:cs="Times New Roman" w:ascii="Lato" w:hAnsi="Lato"/>
+          <w:b w:val="false"/>
+          <w:bCs w:val="false"/>
+          <w:sz w:val="18"/>
+          <w:szCs w:val="22"/>
+        </w:rPr>
+        <w:t>Howard A. Petrea Endowed Scholarship in Mathematics, 2013.</w:t>
+      </w:r>
+    </w:p>
+    <w:p>
+      <w:pPr>
+        <w:pStyle w:val="Normal"/>
+        <w:spacing w:before="0" w:after="160"/>
+        <w:rPr>
+          <w:rFonts w:cs="Times New Roman"/>
+          <w:b/>
+          <w:b/>
+        </w:rPr>
+      </w:pPr>
+      <w:r>
+        <w:rPr>
+          <w:rFonts w:ascii="Lato" w:hAnsi="Lato"/>
+          <w:sz w:val="18"/>
+          <w:szCs w:val="18"/>
+        </w:rPr>
+      </w:r>
+    </w:p>
+    <w:p>
+      <w:pPr>
+        <w:pStyle w:val="Normal"/>
+        <w:spacing w:before="0" w:after="160"/>
+        <w:rPr>
+          <w:rFonts w:ascii="Lato" w:hAnsi="Lato"/>
+          <w:sz w:val="24"/>
+          <w:szCs w:val="22"/>
+        </w:rPr>
+      </w:pPr>
+      <w:r>
+        <w:rPr>
+          <w:rFonts w:cs="Times New Roman" w:ascii="Lato" w:hAnsi="Lato"/>
+          <w:b/>
+          <w:sz w:val="24"/>
+          <w:szCs w:val="22"/>
+        </w:rPr>
+        <w:t>Publications</w:t>
       </w:r>
     </w:p>
     <w:p>
@@ -584,34 +861,31 @@
           <w:numId w:val="0"/>
         </w:numPr>
         <w:spacing w:before="0" w:after="160"/>
-        <w:ind w:left="1440" w:right="0" w:hanging="0"/>
-        <w:rPr>
-          <w:rFonts w:ascii="Times New Roman" w:hAnsi="Times New Roman" w:cs="Times New Roman"/>
-        </w:rPr>
-      </w:pPr>
-      <w:r>
-        <w:rPr>
-          <w:rFonts w:cs="Times New Roman" w:ascii="Times New Roman" w:hAnsi="Times New Roman"/>
-        </w:rPr>
-      </w:r>
-    </w:p>
-    <w:p>
-      <w:pPr>
-        <w:pStyle w:val="Normal"/>
-        <w:rPr>
-          <w:rFonts w:ascii="Times New Roman" w:hAnsi="Times New Roman" w:cs="Times New Roman"/>
-          <w:b/>
-          <w:b/>
-          <w:sz w:val="28"/>
-        </w:rPr>
-      </w:pPr>
-      <w:r>
-        <w:rPr>
-          <w:rFonts w:cs="Times New Roman" w:ascii="Times New Roman" w:hAnsi="Times New Roman"/>
-          <w:b/>
-          <w:sz w:val="28"/>
-        </w:rPr>
-        <w:t>Honors and Awards</w:t>
+        <w:ind w:left="720" w:right="0" w:hanging="0"/>
+        <w:jc w:val="both"/>
+        <w:rPr>
+          <w:rFonts w:ascii="Lato" w:hAnsi="Lato"/>
+          <w:sz w:val="18"/>
+          <w:szCs w:val="22"/>
+        </w:rPr>
+      </w:pPr>
+      <w:r>
+        <w:rPr>
+          <w:rFonts w:cs="Times New Roman" w:ascii="Lato" w:hAnsi="Lato"/>
+          <w:b/>
+          <w:sz w:val="20"/>
+          <w:szCs w:val="22"/>
+        </w:rPr>
+        <w:t>201</w:t>
+      </w:r>
+      <w:r>
+        <w:rPr>
+          <w:rFonts w:cs="Times New Roman" w:ascii="Lato" w:hAnsi="Lato"/>
+          <w:b/>
+          <w:sz w:val="20"/>
+          <w:szCs w:val="22"/>
+        </w:rPr>
+        <w:t>7</w:t>
       </w:r>
     </w:p>
     <w:p>
@@ -619,18 +893,66 @@
         <w:pStyle w:val="ListParagraph"/>
         <w:numPr>
           <w:ilvl w:val="0"/>
-          <w:numId w:val="1"/>
+          <w:numId w:val="2"/>
         </w:numPr>
         <w:spacing w:before="0" w:after="160"/>
-        <w:rPr>
-          <w:rFonts w:ascii="Times New Roman" w:hAnsi="Times New Roman" w:cs="Times New Roman"/>
-        </w:rPr>
-      </w:pPr>
-      <w:r>
-        <w:rPr>
-          <w:rFonts w:cs="Times New Roman" w:ascii="Times New Roman" w:hAnsi="Times New Roman"/>
-        </w:rPr>
-        <w:t>Outstanding Paper, Twenty-Fourth International Conference on User Modeling, Adaptation, and Personalization, 2016.</w:t>
+        <w:jc w:val="both"/>
+        <w:rPr>
+          <w:rFonts w:ascii="Lato" w:hAnsi="Lato"/>
+          <w:sz w:val="18"/>
+          <w:szCs w:val="22"/>
+        </w:rPr>
+      </w:pPr>
+      <w:r>
+        <w:rPr>
+          <w:rFonts w:cs="Times New Roman" w:ascii="Lato" w:hAnsi="Lato"/>
+          <w:b/>
+          <w:sz w:val="18"/>
+          <w:szCs w:val="22"/>
+        </w:rPr>
+        <w:t>A. Vail</w:t>
+      </w:r>
+      <w:r>
+        <w:rPr>
+          <w:rFonts w:cs="Times New Roman" w:ascii="Lato" w:hAnsi="Lato"/>
+          <w:sz w:val="18"/>
+          <w:szCs w:val="22"/>
+        </w:rPr>
+        <w:t xml:space="preserve">, </w:t>
+      </w:r>
+      <w:r>
+        <w:rPr>
+          <w:rFonts w:cs="Times New Roman" w:ascii="Lato" w:hAnsi="Lato"/>
+          <w:sz w:val="18"/>
+          <w:szCs w:val="22"/>
+        </w:rPr>
+        <w:t xml:space="preserve">T. Baltrušaitis, L. Pennant, E. Liebson, J. Baker, L.-P. Morency. Visual Attention in Schizophrenia: Eye Contact and Gaze Aversion during Clinical Interactions. To appear in </w:t>
+      </w:r>
+      <w:r>
+        <w:rPr>
+          <w:rFonts w:cs="Times New Roman" w:ascii="Lato" w:hAnsi="Lato"/>
+          <w:i/>
+          <w:iCs/>
+          <w:sz w:val="18"/>
+          <w:szCs w:val="22"/>
+        </w:rPr>
+        <w:t>Proceedings of the Seventh International Conference on Affective Computing and Intelligent Interaction (ACII 2017)</w:t>
+      </w:r>
+      <w:r>
+        <w:rPr>
+          <w:rFonts w:cs="Times New Roman" w:ascii="Lato" w:hAnsi="Lato"/>
+          <w:sz w:val="18"/>
+          <w:szCs w:val="22"/>
+        </w:rPr>
+        <w:t xml:space="preserve">. </w:t>
+      </w:r>
+      <w:r>
+        <w:rPr>
+          <w:rFonts w:cs="Times New Roman" w:ascii="Lato" w:hAnsi="Lato"/>
+          <w:sz w:val="18"/>
+          <w:szCs w:val="22"/>
+        </w:rPr>
+        <w:t>San Antonio, Texas, 2017. (long paper)</w:t>
       </w:r>
     </w:p>
     <w:p>
@@ -638,197 +960,34 @@
         <w:pStyle w:val="ListParagraph"/>
         <w:numPr>
           <w:ilvl w:val="0"/>
-          <w:numId w:val="1"/>
+          <w:numId w:val="0"/>
         </w:numPr>
         <w:spacing w:before="0" w:after="160"/>
-        <w:rPr>
-          <w:rFonts w:ascii="Times New Roman" w:hAnsi="Times New Roman" w:cs="Times New Roman"/>
-        </w:rPr>
-      </w:pPr>
-      <w:r>
-        <w:rPr>
-          <w:rFonts w:cs="Times New Roman" w:ascii="Times New Roman" w:hAnsi="Times New Roman"/>
-        </w:rPr>
-        <w:t>Exemplary Paper, Ninth International Conference on Educational Data Mining, 2016.</w:t>
-      </w:r>
-    </w:p>
-    <w:p>
-      <w:pPr>
-        <w:pStyle w:val="ListParagraph"/>
-        <w:numPr>
-          <w:ilvl w:val="0"/>
-          <w:numId w:val="1"/>
-        </w:numPr>
-        <w:spacing w:before="0" w:after="160"/>
-        <w:rPr/>
-      </w:pPr>
-      <w:r>
-        <w:rPr>
-          <w:rFonts w:cs="Times New Roman" w:ascii="Times New Roman" w:hAnsi="Times New Roman"/>
-        </w:rPr>
-        <w:t xml:space="preserve">Best Paper Award, Twenty-Third </w:t>
-      </w:r>
-      <w:r>
-        <w:rPr>
-          <w:rFonts w:cs="Times New Roman" w:ascii="Times New Roman" w:hAnsi="Times New Roman"/>
-        </w:rPr>
-        <w:t xml:space="preserve">International </w:t>
-      </w:r>
-      <w:r>
-        <w:rPr>
-          <w:rFonts w:cs="Times New Roman" w:ascii="Times New Roman" w:hAnsi="Times New Roman"/>
-        </w:rPr>
-        <w:t>Conference on User Modeling, Adaptation, and Personalization, 2015.</w:t>
-      </w:r>
-    </w:p>
-    <w:p>
-      <w:pPr>
-        <w:pStyle w:val="ListParagraph"/>
-        <w:numPr>
-          <w:ilvl w:val="0"/>
-          <w:numId w:val="1"/>
-        </w:numPr>
-        <w:spacing w:before="0" w:after="160"/>
-        <w:rPr>
-          <w:rFonts w:ascii="Times New Roman" w:hAnsi="Times New Roman" w:cs="Times New Roman"/>
-        </w:rPr>
-      </w:pPr>
-      <w:r>
-        <w:rPr>
-          <w:rFonts w:cs="Times New Roman" w:ascii="Times New Roman" w:hAnsi="Times New Roman"/>
-        </w:rPr>
-        <w:t>National Science Foundation Graduate Research Fellowship, 2015.</w:t>
-      </w:r>
-    </w:p>
-    <w:p>
-      <w:pPr>
-        <w:pStyle w:val="ListParagraph"/>
-        <w:numPr>
-          <w:ilvl w:val="0"/>
-          <w:numId w:val="1"/>
-        </w:numPr>
-        <w:spacing w:before="0" w:after="160"/>
-        <w:rPr>
-          <w:rFonts w:ascii="Times New Roman" w:hAnsi="Times New Roman" w:cs="Times New Roman"/>
-        </w:rPr>
-      </w:pPr>
-      <w:r>
-        <w:rPr>
-          <w:rFonts w:cs="Times New Roman" w:ascii="Times New Roman" w:hAnsi="Times New Roman"/>
-        </w:rPr>
-        <w:t>North Carolina State University Department of Computer Science Senior Award for Scholarly Achievement, 2015.</w:t>
-      </w:r>
-    </w:p>
-    <w:p>
-      <w:pPr>
-        <w:pStyle w:val="ListParagraph"/>
-        <w:numPr>
-          <w:ilvl w:val="0"/>
-          <w:numId w:val="1"/>
-        </w:numPr>
-        <w:spacing w:before="0" w:after="160"/>
-        <w:rPr>
-          <w:rFonts w:ascii="Times New Roman" w:hAnsi="Times New Roman" w:cs="Times New Roman"/>
-        </w:rPr>
-      </w:pPr>
-      <w:r>
-        <w:rPr>
-          <w:rFonts w:cs="Times New Roman" w:ascii="Times New Roman" w:hAnsi="Times New Roman"/>
-        </w:rPr>
-        <w:t>Generation Google Scholarship, 2014.</w:t>
-      </w:r>
-    </w:p>
-    <w:p>
-      <w:pPr>
-        <w:pStyle w:val="ListParagraph"/>
-        <w:numPr>
-          <w:ilvl w:val="0"/>
-          <w:numId w:val="1"/>
-        </w:numPr>
-        <w:spacing w:before="0" w:after="160"/>
-        <w:rPr/>
-      </w:pPr>
-      <w:r>
-        <w:rPr>
-          <w:rFonts w:cs="Times New Roman" w:ascii="Times New Roman" w:hAnsi="Times New Roman"/>
-        </w:rPr>
-        <w:t>Nort</w:t>
-      </w:r>
-      <w:r>
-        <w:rPr>
-          <w:rFonts w:cs="Times New Roman" w:ascii="Times New Roman" w:hAnsi="Times New Roman"/>
-          <w:b w:val="false"/>
-          <w:bCs w:val="false"/>
-          <w:sz w:val="22"/>
-          <w:szCs w:val="22"/>
-        </w:rPr>
-        <w:t>h Carolina Society of Information Management Scholarship, 2013, 2014.</w:t>
-      </w:r>
-    </w:p>
-    <w:p>
-      <w:pPr>
-        <w:pStyle w:val="ListParagraph"/>
-        <w:numPr>
-          <w:ilvl w:val="0"/>
-          <w:numId w:val="1"/>
-        </w:numPr>
-        <w:spacing w:before="0" w:after="160"/>
-        <w:rPr>
-          <w:rFonts w:ascii="Times New Roman" w:hAnsi="Times New Roman" w:cs="Times New Roman"/>
-          <w:b w:val="false"/>
-          <w:b w:val="false"/>
-          <w:bCs w:val="false"/>
-          <w:sz w:val="22"/>
-          <w:szCs w:val="22"/>
-        </w:rPr>
-      </w:pPr>
-      <w:r>
-        <w:rPr>
-          <w:rFonts w:cs="Times New Roman" w:ascii="Times New Roman" w:hAnsi="Times New Roman"/>
-          <w:b w:val="false"/>
-          <w:bCs w:val="false"/>
-          <w:sz w:val="22"/>
-          <w:szCs w:val="22"/>
-        </w:rPr>
-        <w:t>Howard A. Petrea Endowed Scholarship in Mathematics, 2013.</w:t>
-      </w:r>
-    </w:p>
-    <w:p>
-      <w:pPr>
-        <w:pStyle w:val="Normal"/>
-        <w:rPr>
-          <w:rFonts w:ascii="Times New Roman" w:hAnsi="Times New Roman" w:cs="Times New Roman"/>
-          <w:b/>
-          <w:b/>
-          <w:sz w:val="28"/>
-        </w:rPr>
-      </w:pPr>
-      <w:r>
-        <w:rPr>
-          <w:rFonts w:cs="Times New Roman" w:ascii="Times New Roman" w:hAnsi="Times New Roman"/>
-          <w:b/>
-          <w:sz w:val="28"/>
-        </w:rPr>
-        <w:t>Publications</w:t>
-      </w:r>
-    </w:p>
-    <w:p>
-      <w:pPr>
-        <w:pStyle w:val="Normal"/>
-        <w:rPr>
-          <w:rFonts w:ascii="Times New Roman" w:hAnsi="Times New Roman" w:cs="Times New Roman"/>
-          <w:b/>
-          <w:b/>
-          <w:sz w:val="24"/>
-        </w:rPr>
-      </w:pPr>
-      <w:r>
-        <w:rPr>
-          <w:rFonts w:cs="Times New Roman" w:ascii="Times New Roman" w:hAnsi="Times New Roman"/>
-          <w:b/>
-          <w:sz w:val="24"/>
-        </w:rPr>
-        <w:t>2016</w:t>
+        <w:ind w:left="720" w:right="0" w:hanging="0"/>
+        <w:jc w:val="both"/>
+        <w:rPr>
+          <w:rFonts w:ascii="Lato" w:hAnsi="Lato"/>
+          <w:sz w:val="18"/>
+          <w:szCs w:val="22"/>
+        </w:rPr>
+      </w:pPr>
+      <w:r>
+        <w:rPr>
+          <w:rFonts w:cs="Times New Roman" w:ascii="Lato" w:hAnsi="Lato"/>
+          <w:b/>
+          <w:sz w:val="20"/>
+          <w:szCs w:val="22"/>
+        </w:rPr>
+        <w:t>201</w:t>
+      </w:r>
+      <w:r>
+        <w:rPr>
+          <w:rFonts w:cs="Times New Roman" w:ascii="Lato" w:hAnsi="Lato"/>
+          <w:b/>
+          <w:sz w:val="20"/>
+          <w:szCs w:val="22"/>
+        </w:rPr>
+        <w:t>6</w:t>
       </w:r>
     </w:p>
     <w:p>
@@ -840,31 +999,43 @@
         </w:numPr>
         <w:spacing w:before="0" w:after="0"/>
         <w:jc w:val="both"/>
-        <w:rPr/>
-      </w:pPr>
-      <w:r>
-        <w:rPr>
-          <w:rFonts w:cs="Times New Roman" w:ascii="Times New Roman" w:hAnsi="Times New Roman"/>
-          <w:b/>
+        <w:rPr>
+          <w:rFonts w:ascii="Lato" w:hAnsi="Lato"/>
+          <w:sz w:val="18"/>
+          <w:szCs w:val="22"/>
+        </w:rPr>
+      </w:pPr>
+      <w:r>
+        <w:rPr>
+          <w:rFonts w:cs="Times New Roman" w:ascii="Lato" w:hAnsi="Lato"/>
+          <w:b/>
+          <w:sz w:val="18"/>
+          <w:szCs w:val="22"/>
         </w:rPr>
         <w:t>A. Vail</w:t>
       </w:r>
       <w:r>
         <w:rPr>
-          <w:rFonts w:cs="Times New Roman" w:ascii="Times New Roman" w:hAnsi="Times New Roman"/>
+          <w:rFonts w:cs="Times New Roman" w:ascii="Lato" w:hAnsi="Lato"/>
+          <w:sz w:val="18"/>
+          <w:szCs w:val="22"/>
         </w:rPr>
         <w:t xml:space="preserve">, J. Grafsgaard, K. Boyer, E. Wiebe, and J. Lester. Gender Differences in Facial Expressions of Affect During Learning. </w:t>
       </w:r>
       <w:r>
         <w:rPr>
-          <w:rFonts w:cs="Times New Roman" w:ascii="Times New Roman" w:hAnsi="Times New Roman"/>
+          <w:rFonts w:cs="Times New Roman" w:ascii="Lato" w:hAnsi="Lato"/>
           <w:i/>
+          <w:sz w:val="18"/>
+          <w:szCs w:val="22"/>
         </w:rPr>
         <w:t>Proceedings of the Twenty-Fourth International Conference on User Modeling, Adaptation, and Personalization (UMAP 2016)</w:t>
       </w:r>
       <w:r>
         <w:rPr>
-          <w:rFonts w:cs="Times New Roman" w:ascii="Times New Roman" w:hAnsi="Times New Roman"/>
+          <w:rFonts w:cs="Times New Roman" w:ascii="Lato" w:hAnsi="Lato"/>
+          <w:sz w:val="18"/>
+          <w:szCs w:val="22"/>
         </w:rPr>
         <w:t xml:space="preserve">, pp. 65–73, Halifax, Canada, 2016. (long paper, acceptance rate: 23.9%) </w:t>
       </w:r>
@@ -876,15 +1047,17 @@
         <w:ind w:left="720" w:right="0" w:firstLine="720"/>
         <w:jc w:val="both"/>
         <w:rPr>
-          <w:rFonts w:ascii="Times New Roman" w:hAnsi="Times New Roman" w:cs="Times New Roman"/>
-          <w:b/>
-          <w:b/>
-        </w:rPr>
-      </w:pPr>
-      <w:r>
-        <w:rPr>
-          <w:rFonts w:cs="Times New Roman" w:ascii="Times New Roman" w:hAnsi="Times New Roman"/>
-          <w:b/>
+          <w:rFonts w:ascii="Lato" w:hAnsi="Lato"/>
+          <w:sz w:val="18"/>
+          <w:szCs w:val="22"/>
+        </w:rPr>
+      </w:pPr>
+      <w:r>
+        <w:rPr>
+          <w:rFonts w:cs="Times New Roman" w:ascii="Lato" w:hAnsi="Lato"/>
+          <w:b/>
+          <w:sz w:val="18"/>
+          <w:szCs w:val="22"/>
         </w:rPr>
         <w:t>Outstanding Paper</w:t>
       </w:r>
@@ -898,31 +1071,43 @@
         </w:numPr>
         <w:spacing w:before="0" w:after="0"/>
         <w:jc w:val="both"/>
-        <w:rPr/>
-      </w:pPr>
-      <w:r>
-        <w:rPr>
-          <w:rFonts w:cs="Times New Roman" w:ascii="Times New Roman" w:hAnsi="Times New Roman"/>
-          <w:b/>
+        <w:rPr>
+          <w:rFonts w:ascii="Lato" w:hAnsi="Lato"/>
+          <w:sz w:val="18"/>
+          <w:szCs w:val="22"/>
+        </w:rPr>
+      </w:pPr>
+      <w:r>
+        <w:rPr>
+          <w:rFonts w:cs="Times New Roman" w:ascii="Lato" w:hAnsi="Lato"/>
+          <w:b/>
+          <w:sz w:val="18"/>
+          <w:szCs w:val="22"/>
         </w:rPr>
         <w:t>A. Vail</w:t>
       </w:r>
       <w:r>
         <w:rPr>
-          <w:rFonts w:cs="Times New Roman" w:ascii="Times New Roman" w:hAnsi="Times New Roman"/>
+          <w:rFonts w:cs="Times New Roman" w:ascii="Lato" w:hAnsi="Lato"/>
+          <w:sz w:val="18"/>
+          <w:szCs w:val="22"/>
         </w:rPr>
         <w:t xml:space="preserve">, J. Wiggins, J. Grafsgaard, K. Boyer, E. Wiebe, and J. Lester. The Affective Impact of Tutor Questions: Predicting Frustration and Engagement. </w:t>
       </w:r>
       <w:r>
         <w:rPr>
-          <w:rFonts w:cs="Times New Roman" w:ascii="Times New Roman" w:hAnsi="Times New Roman"/>
+          <w:rFonts w:cs="Times New Roman" w:ascii="Lato" w:hAnsi="Lato"/>
           <w:i/>
+          <w:sz w:val="18"/>
+          <w:szCs w:val="22"/>
         </w:rPr>
         <w:t>Proceedings of the Ninth International Conference on Educational Data Mining (EDM 2016)</w:t>
       </w:r>
       <w:r>
         <w:rPr>
-          <w:rFonts w:cs="Times New Roman" w:ascii="Times New Roman" w:hAnsi="Times New Roman"/>
+          <w:rFonts w:cs="Times New Roman" w:ascii="Lato" w:hAnsi="Lato"/>
+          <w:sz w:val="18"/>
+          <w:szCs w:val="22"/>
         </w:rPr>
         <w:t xml:space="preserve">, pp. 247–254, Raleigh, North Carolina, 2016. (long paper, acceptance rate: 27.5%) </w:t>
       </w:r>
@@ -934,15 +1119,17 @@
         <w:ind w:left="720" w:right="0" w:firstLine="720"/>
         <w:jc w:val="both"/>
         <w:rPr>
-          <w:rFonts w:ascii="Times New Roman" w:hAnsi="Times New Roman" w:cs="Times New Roman"/>
-          <w:b/>
-          <w:b/>
-        </w:rPr>
-      </w:pPr>
-      <w:r>
-        <w:rPr>
-          <w:rFonts w:cs="Times New Roman" w:ascii="Times New Roman" w:hAnsi="Times New Roman"/>
-          <w:b/>
+          <w:rFonts w:ascii="Lato" w:hAnsi="Lato"/>
+          <w:sz w:val="18"/>
+          <w:szCs w:val="22"/>
+        </w:rPr>
+      </w:pPr>
+      <w:r>
+        <w:rPr>
+          <w:rFonts w:cs="Times New Roman" w:ascii="Lato" w:hAnsi="Lato"/>
+          <w:b/>
+          <w:sz w:val="18"/>
+          <w:szCs w:val="22"/>
         </w:rPr>
         <w:t>Exemplary Paper</w:t>
       </w:r>
@@ -956,37 +1143,51 @@
         </w:numPr>
         <w:spacing w:before="0" w:after="160"/>
         <w:jc w:val="both"/>
-        <w:rPr/>
-      </w:pPr>
-      <w:r>
-        <w:rPr>
-          <w:rFonts w:cs="Times New Roman" w:ascii="Times New Roman" w:hAnsi="Times New Roman"/>
+        <w:rPr>
+          <w:rFonts w:ascii="Lato" w:hAnsi="Lato"/>
+          <w:sz w:val="18"/>
+          <w:szCs w:val="22"/>
+        </w:rPr>
+      </w:pPr>
+      <w:r>
+        <w:rPr>
+          <w:rFonts w:cs="Times New Roman" w:ascii="Lato" w:hAnsi="Lato"/>
+          <w:sz w:val="18"/>
+          <w:szCs w:val="22"/>
         </w:rPr>
         <w:t xml:space="preserve">W. Min, J. Wiggins, L. Pezzullo, </w:t>
       </w:r>
       <w:r>
         <w:rPr>
-          <w:rFonts w:cs="Times New Roman" w:ascii="Times New Roman" w:hAnsi="Times New Roman"/>
-          <w:b/>
+          <w:rFonts w:cs="Times New Roman" w:ascii="Lato" w:hAnsi="Lato"/>
+          <w:b/>
+          <w:sz w:val="18"/>
+          <w:szCs w:val="22"/>
         </w:rPr>
         <w:t>A. Vail</w:t>
       </w:r>
       <w:r>
         <w:rPr>
-          <w:rFonts w:cs="Times New Roman" w:ascii="Times New Roman" w:hAnsi="Times New Roman"/>
+          <w:rFonts w:cs="Times New Roman" w:ascii="Lato" w:hAnsi="Lato"/>
+          <w:sz w:val="18"/>
+          <w:szCs w:val="22"/>
         </w:rPr>
         <w:t xml:space="preserve">, K. Boyer, B. Mott, M. Frankosky, E. Wiebe, and J. Lester. Predicting Dialogue Acts for Intelligent Virtual Agents with Multimodal Student Interaction Data. </w:t>
       </w:r>
       <w:r>
         <w:rPr>
-          <w:rFonts w:cs="Times New Roman" w:ascii="Times New Roman" w:hAnsi="Times New Roman"/>
+          <w:rFonts w:cs="Times New Roman" w:ascii="Lato" w:hAnsi="Lato"/>
           <w:i/>
+          <w:sz w:val="18"/>
+          <w:szCs w:val="22"/>
         </w:rPr>
         <w:t>Proceedings of the Ninth International Conference on Educational Data Mining (EDM 2016)</w:t>
       </w:r>
       <w:r>
         <w:rPr>
-          <w:rFonts w:cs="Times New Roman" w:ascii="Times New Roman" w:hAnsi="Times New Roman"/>
+          <w:rFonts w:cs="Times New Roman" w:ascii="Lato" w:hAnsi="Lato"/>
+          <w:sz w:val="18"/>
+          <w:szCs w:val="22"/>
         </w:rPr>
         <w:t>, pp. 454–459, Raleigh, North Carolina, 2016. (short paper, acceptance rate: 52%)</w:t>
       </w:r>
@@ -1000,31 +1201,43 @@
         </w:numPr>
         <w:spacing w:before="0" w:after="160"/>
         <w:jc w:val="both"/>
-        <w:rPr/>
-      </w:pPr>
-      <w:r>
-        <w:rPr>
-          <w:rFonts w:cs="Times New Roman" w:ascii="Times New Roman" w:hAnsi="Times New Roman"/>
-          <w:b/>
+        <w:rPr>
+          <w:rFonts w:ascii="Lato" w:hAnsi="Lato"/>
+          <w:sz w:val="18"/>
+          <w:szCs w:val="22"/>
+        </w:rPr>
+      </w:pPr>
+      <w:r>
+        <w:rPr>
+          <w:rFonts w:cs="Times New Roman" w:ascii="Lato" w:hAnsi="Lato"/>
+          <w:b/>
+          <w:sz w:val="18"/>
+          <w:szCs w:val="22"/>
         </w:rPr>
         <w:t>A. Vail</w:t>
       </w:r>
       <w:r>
         <w:rPr>
-          <w:rFonts w:cs="Times New Roman" w:ascii="Times New Roman" w:hAnsi="Times New Roman"/>
+          <w:rFonts w:cs="Times New Roman" w:ascii="Lato" w:hAnsi="Lato"/>
+          <w:sz w:val="18"/>
+          <w:szCs w:val="22"/>
         </w:rPr>
         <w:t xml:space="preserve">, J. Grafsgaard, K. Boyer, E. Wiebe, and J. Lester. Predicting Learning from Student Affective Response to Tutor Questions. </w:t>
       </w:r>
       <w:r>
         <w:rPr>
-          <w:rFonts w:cs="Times New Roman" w:ascii="Times New Roman" w:hAnsi="Times New Roman"/>
+          <w:rFonts w:cs="Times New Roman" w:ascii="Lato" w:hAnsi="Lato"/>
           <w:i/>
+          <w:sz w:val="18"/>
+          <w:szCs w:val="22"/>
         </w:rPr>
         <w:t>Proceedings of the Thirteenth International Conference on Intelligent Tutoring Systems (ITS 2016)</w:t>
       </w:r>
       <w:r>
         <w:rPr>
-          <w:rFonts w:cs="Times New Roman" w:ascii="Times New Roman" w:hAnsi="Times New Roman"/>
+          <w:rFonts w:cs="Times New Roman" w:ascii="Lato" w:hAnsi="Lato"/>
+          <w:sz w:val="18"/>
+          <w:szCs w:val="22"/>
         </w:rPr>
         <w:t>, pp. 154–164, Zagreb, Croatia, 2016. (long paper, acceptance rate: 15%)</w:t>
       </w:r>
@@ -1034,17 +1247,17 @@
         <w:pStyle w:val="Normal"/>
         <w:jc w:val="both"/>
         <w:rPr>
-          <w:rFonts w:ascii="Times New Roman" w:hAnsi="Times New Roman" w:cs="Times New Roman"/>
-          <w:b/>
-          <w:b/>
-          <w:sz w:val="24"/>
-        </w:rPr>
-      </w:pPr>
-      <w:r>
-        <w:rPr>
-          <w:rFonts w:cs="Times New Roman" w:ascii="Times New Roman" w:hAnsi="Times New Roman"/>
-          <w:b/>
-          <w:sz w:val="24"/>
+          <w:rFonts w:ascii="Lato" w:hAnsi="Lato"/>
+          <w:sz w:val="20"/>
+          <w:szCs w:val="22"/>
+        </w:rPr>
+      </w:pPr>
+      <w:r>
+        <w:rPr>
+          <w:rFonts w:cs="Times New Roman" w:ascii="Lato" w:hAnsi="Lato"/>
+          <w:b/>
+          <w:sz w:val="20"/>
+          <w:szCs w:val="22"/>
         </w:rPr>
         <w:t>2015</w:t>
       </w:r>
@@ -1058,31 +1271,43 @@
         </w:numPr>
         <w:spacing w:before="0" w:after="0"/>
         <w:jc w:val="both"/>
-        <w:rPr/>
-      </w:pPr>
-      <w:r>
-        <w:rPr>
-          <w:rFonts w:cs="Times New Roman" w:ascii="Times New Roman" w:hAnsi="Times New Roman"/>
-          <w:b/>
+        <w:rPr>
+          <w:rFonts w:ascii="Lato" w:hAnsi="Lato"/>
+          <w:sz w:val="18"/>
+          <w:szCs w:val="22"/>
+        </w:rPr>
+      </w:pPr>
+      <w:r>
+        <w:rPr>
+          <w:rFonts w:cs="Times New Roman" w:ascii="Lato" w:hAnsi="Lato"/>
+          <w:b/>
+          <w:sz w:val="18"/>
+          <w:szCs w:val="22"/>
         </w:rPr>
         <w:t>A. Vail</w:t>
       </w:r>
       <w:r>
         <w:rPr>
-          <w:rFonts w:cs="Times New Roman" w:ascii="Times New Roman" w:hAnsi="Times New Roman"/>
+          <w:rFonts w:cs="Times New Roman" w:ascii="Lato" w:hAnsi="Lato"/>
+          <w:sz w:val="18"/>
+          <w:szCs w:val="22"/>
         </w:rPr>
         <w:t xml:space="preserve">, K. Boyer, E. Wiebe, and J. Lester. The Mars and Venus Effect: The Influence of User Gender on the Effectiveness of Adaptive Task Support. </w:t>
       </w:r>
       <w:r>
         <w:rPr>
-          <w:rFonts w:cs="Times New Roman" w:ascii="Times New Roman" w:hAnsi="Times New Roman"/>
+          <w:rFonts w:cs="Times New Roman" w:ascii="Lato" w:hAnsi="Lato"/>
           <w:i/>
+          <w:sz w:val="18"/>
+          <w:szCs w:val="22"/>
         </w:rPr>
         <w:t>Proceedings of the Twenty-Third International Conference on User Modeling, Adaptation, and Personalization (UMAP 2015)</w:t>
       </w:r>
       <w:r>
         <w:rPr>
-          <w:rFonts w:cs="Times New Roman" w:ascii="Times New Roman" w:hAnsi="Times New Roman"/>
+          <w:rFonts w:cs="Times New Roman" w:ascii="Lato" w:hAnsi="Lato"/>
+          <w:sz w:val="18"/>
+          <w:szCs w:val="22"/>
         </w:rPr>
         <w:t>, pp. 216–227, Dublin, Ireland, 2015. (long paper, acceptance rate: 28%)</w:t>
       </w:r>
@@ -1094,17 +1319,22 @@
         <w:ind w:left="720" w:right="0" w:firstLine="720"/>
         <w:jc w:val="both"/>
         <w:rPr>
-          <w:rFonts w:ascii="Times New Roman" w:hAnsi="Times New Roman" w:cs="Times New Roman"/>
-          <w:b/>
-          <w:b/>
-        </w:rPr>
-      </w:pPr>
-      <w:r>
-        <w:rPr>
-          <w:rFonts w:cs="Times New Roman" w:ascii="Times New Roman" w:hAnsi="Times New Roman"/>
-          <w:b/>
+          <w:rFonts w:ascii="Lato" w:hAnsi="Lato"/>
+          <w:sz w:val="18"/>
+          <w:szCs w:val="22"/>
+        </w:rPr>
+      </w:pPr>
+      <w:r>
+        <w:rPr>
+          <w:rFonts w:cs="Times New Roman" w:ascii="Lato" w:hAnsi="Lato"/>
+          <w:b/>
+          <w:sz w:val="18"/>
+          <w:szCs w:val="22"/>
         </w:rPr>
         <w:t>Best Paper Award</w:t>
+      </w:r>
+      <w:r>
+        <w:br w:type="page"/>
       </w:r>
     </w:p>
     <w:p>
@@ -1112,17 +1342,17 @@
         <w:pStyle w:val="Normal"/>
         <w:jc w:val="both"/>
         <w:rPr>
-          <w:rFonts w:ascii="Times New Roman" w:hAnsi="Times New Roman" w:cs="Times New Roman"/>
-          <w:b/>
-          <w:b/>
-          <w:sz w:val="24"/>
-        </w:rPr>
-      </w:pPr>
-      <w:r>
-        <w:rPr>
-          <w:rFonts w:cs="Times New Roman" w:ascii="Times New Roman" w:hAnsi="Times New Roman"/>
-          <w:b/>
-          <w:sz w:val="24"/>
+          <w:rFonts w:ascii="Lato" w:hAnsi="Lato"/>
+          <w:sz w:val="20"/>
+          <w:szCs w:val="22"/>
+        </w:rPr>
+      </w:pPr>
+      <w:r>
+        <w:rPr>
+          <w:rFonts w:cs="Times New Roman" w:ascii="Lato" w:hAnsi="Lato"/>
+          <w:b/>
+          <w:sz w:val="20"/>
+          <w:szCs w:val="22"/>
         </w:rPr>
         <w:t>2014</w:t>
       </w:r>
@@ -1136,33 +1366,133 @@
         </w:numPr>
         <w:spacing w:before="0" w:after="160"/>
         <w:jc w:val="both"/>
-        <w:rPr/>
-      </w:pPr>
-      <w:r>
-        <w:rPr>
-          <w:rFonts w:cs="Times New Roman" w:ascii="Times New Roman" w:hAnsi="Times New Roman"/>
-          <w:b/>
+        <w:rPr>
+          <w:rFonts w:ascii="Lato" w:hAnsi="Lato"/>
+          <w:sz w:val="18"/>
+          <w:szCs w:val="22"/>
+        </w:rPr>
+      </w:pPr>
+      <w:r>
+        <w:rPr>
+          <w:rFonts w:cs="Times New Roman" w:ascii="Lato" w:hAnsi="Lato"/>
+          <w:b/>
+          <w:sz w:val="18"/>
+          <w:szCs w:val="22"/>
         </w:rPr>
         <w:t>A. Vail</w:t>
       </w:r>
       <w:r>
         <w:rPr>
-          <w:rFonts w:cs="Times New Roman" w:ascii="Times New Roman" w:hAnsi="Times New Roman"/>
+          <w:rFonts w:cs="Times New Roman" w:ascii="Lato" w:hAnsi="Lato"/>
+          <w:sz w:val="18"/>
+          <w:szCs w:val="22"/>
         </w:rPr>
         <w:t xml:space="preserve">, J. Grafsgaard, J. Wiggins, J. Lester, and K. Boyer. Predicting Learning and Engagement in Tutorial Dialogue: A Personality-Based Model. </w:t>
       </w:r>
       <w:r>
         <w:rPr>
-          <w:rFonts w:cs="Times New Roman" w:ascii="Times New Roman" w:hAnsi="Times New Roman"/>
+          <w:rFonts w:cs="Times New Roman" w:ascii="Lato" w:hAnsi="Lato"/>
           <w:i/>
+          <w:sz w:val="18"/>
+          <w:szCs w:val="22"/>
         </w:rPr>
         <w:t>Proceedings of the Sixteenth ACM International Conference on Multimodal Interaction (ICMI 2014)</w:t>
       </w:r>
       <w:r>
         <w:rPr>
-          <w:rFonts w:cs="Times New Roman" w:ascii="Times New Roman" w:hAnsi="Times New Roman"/>
+          <w:rFonts w:cs="Times New Roman" w:ascii="Lato" w:hAnsi="Lato"/>
+          <w:sz w:val="18"/>
+          <w:szCs w:val="22"/>
         </w:rPr>
         <w:t>, pp. 255–262, Istanbul, Turkey, 2014. (long paper, acceptance rate: 39%)</w:t>
+      </w:r>
+    </w:p>
+    <w:p>
+      <w:pPr>
+        <w:pStyle w:val="ListParagraph"/>
+        <w:numPr>
+          <w:ilvl w:val="0"/>
+          <w:numId w:val="2"/>
+        </w:numPr>
+        <w:spacing w:before="0" w:after="0"/>
+        <w:jc w:val="both"/>
+        <w:rPr>
+          <w:rFonts w:ascii="Lato" w:hAnsi="Lato"/>
+          <w:sz w:val="18"/>
+          <w:szCs w:val="22"/>
+        </w:rPr>
+      </w:pPr>
+      <w:r>
+        <w:rPr>
+          <w:rFonts w:cs="Times New Roman" w:ascii="Lato" w:hAnsi="Lato"/>
+          <w:sz w:val="18"/>
+          <w:szCs w:val="22"/>
+        </w:rPr>
+        <w:t xml:space="preserve">J. Grafsgaard, J. Wiggins, </w:t>
+      </w:r>
+      <w:r>
+        <w:rPr>
+          <w:rFonts w:cs="Times New Roman" w:ascii="Lato" w:hAnsi="Lato"/>
+          <w:b/>
+          <w:sz w:val="18"/>
+          <w:szCs w:val="22"/>
+        </w:rPr>
+        <w:t>A. Vail</w:t>
+      </w:r>
+      <w:r>
+        <w:rPr>
+          <w:rFonts w:cs="Times New Roman" w:ascii="Lato" w:hAnsi="Lato"/>
+          <w:sz w:val="18"/>
+          <w:szCs w:val="22"/>
+        </w:rPr>
+        <w:t xml:space="preserve">, K. Boyer, E. Wiebe, and J. Lester. The Additive Value of Multimodal Features for Predicting Engagement, Frustration, and Learning During Tutoring. </w:t>
+      </w:r>
+      <w:r>
+        <w:rPr>
+          <w:rFonts w:cs="Times New Roman" w:ascii="Lato" w:hAnsi="Lato"/>
+          <w:i/>
+          <w:sz w:val="18"/>
+          <w:szCs w:val="22"/>
+        </w:rPr>
+        <w:t>Proceedings of the Sixteenth ACM International Conference on Multimodal Interaction (ICMI 2014)</w:t>
+      </w:r>
+      <w:r>
+        <w:rPr>
+          <w:rFonts w:cs="Times New Roman" w:ascii="Lato" w:hAnsi="Lato"/>
+          <w:sz w:val="18"/>
+          <w:szCs w:val="22"/>
+        </w:rPr>
+        <w:t>, pp. 42–49, Istanbul, Turkey, 2014. (long paper, acceptance rate: 39%)</w:t>
+      </w:r>
+    </w:p>
+    <w:p>
+      <w:pPr>
+        <w:pStyle w:val="ListParagraph"/>
+        <w:spacing w:before="0" w:after="160"/>
+        <w:jc w:val="both"/>
+        <w:rPr>
+          <w:rFonts w:ascii="Lato" w:hAnsi="Lato"/>
+          <w:sz w:val="18"/>
+          <w:szCs w:val="22"/>
+        </w:rPr>
+      </w:pPr>
+      <w:r>
+        <w:rPr>
+          <w:rFonts w:cs="Times New Roman" w:ascii="Lato" w:hAnsi="Lato"/>
+          <w:sz w:val="18"/>
+          <w:szCs w:val="22"/>
+        </w:rPr>
+        <w:tab/>
+      </w:r>
+      <w:r>
+        <w:rPr>
+          <w:rFonts w:cs="Times New Roman" w:ascii="Lato" w:hAnsi="Lato"/>
+          <w:b/>
+          <w:bCs/>
+          <w:sz w:val="18"/>
+          <w:szCs w:val="22"/>
+        </w:rPr>
+        <w:t>Nominated for Outstanding Paper Award</w:t>
       </w:r>
     </w:p>
     <w:p>
@@ -1174,39 +1504,45 @@
         </w:numPr>
         <w:spacing w:before="0" w:after="160"/>
         <w:jc w:val="both"/>
-        <w:rPr/>
-      </w:pPr>
-      <w:r>
-        <w:rPr>
-          <w:rFonts w:cs="Times New Roman" w:ascii="Times New Roman" w:hAnsi="Times New Roman"/>
-        </w:rPr>
-        <w:t xml:space="preserve">J. Grafsgaard, J. Wiggins, </w:t>
-      </w:r>
-      <w:r>
-        <w:rPr>
-          <w:rFonts w:cs="Times New Roman" w:ascii="Times New Roman" w:hAnsi="Times New Roman"/>
-          <w:b/>
+        <w:rPr>
+          <w:rFonts w:ascii="Lato" w:hAnsi="Lato"/>
+          <w:sz w:val="18"/>
+          <w:szCs w:val="22"/>
+        </w:rPr>
+      </w:pPr>
+      <w:r>
+        <w:rPr>
+          <w:rFonts w:cs="Times New Roman" w:ascii="Lato" w:hAnsi="Lato"/>
+          <w:b/>
+          <w:sz w:val="18"/>
+          <w:szCs w:val="22"/>
         </w:rPr>
         <w:t>A. Vail</w:t>
       </w:r>
       <w:r>
         <w:rPr>
-          <w:rFonts w:cs="Times New Roman" w:ascii="Times New Roman" w:hAnsi="Times New Roman"/>
-        </w:rPr>
-        <w:t xml:space="preserve">, K. Boyer, E. Wiebe, and J. Lester. The Additive Value of Multimodal Features for Predicting Engagement, Frustration, and Learning During Tutoring. </w:t>
-      </w:r>
-      <w:r>
-        <w:rPr>
-          <w:rFonts w:cs="Times New Roman" w:ascii="Times New Roman" w:hAnsi="Times New Roman"/>
+          <w:rFonts w:cs="Times New Roman" w:ascii="Lato" w:hAnsi="Lato"/>
+          <w:sz w:val="18"/>
+          <w:szCs w:val="22"/>
+        </w:rPr>
+        <w:t xml:space="preserve"> and K. Boyer. Adapting to Personality Over Time: Examining the Effectiveness of Dialogue Policy Progressions in Task-Oriented Interaction. </w:t>
+      </w:r>
+      <w:r>
+        <w:rPr>
+          <w:rFonts w:cs="Times New Roman" w:ascii="Lato" w:hAnsi="Lato"/>
           <w:i/>
-        </w:rPr>
-        <w:t>Proceedings of the Sixteenth ACM International Conference on Multimodal Interaction (ICMI 2014)</w:t>
-      </w:r>
-      <w:r>
-        <w:rPr>
-          <w:rFonts w:cs="Times New Roman" w:ascii="Times New Roman" w:hAnsi="Times New Roman"/>
-        </w:rPr>
-        <w:t>, pp. 42–49, Istanbul, Turkey, 2014. (long paper, acceptance rate: 39%)</w:t>
+          <w:sz w:val="18"/>
+          <w:szCs w:val="22"/>
+        </w:rPr>
+        <w:t>Proceedings of the Fifteenth Annual Meeting of the Special Interest Group on Discourse and Dialogue (SIGDIAL 2014)</w:t>
+      </w:r>
+      <w:r>
+        <w:rPr>
+          <w:rFonts w:cs="Times New Roman" w:ascii="Lato" w:hAnsi="Lato"/>
+          <w:sz w:val="18"/>
+          <w:szCs w:val="22"/>
+        </w:rPr>
+        <w:t>, pp. 41–50, Philadelphia, Pennsylvania, 2014. (long paper, acceptance rate: 30%)</w:t>
       </w:r>
     </w:p>
     <w:p>
@@ -1218,88 +1554,80 @@
         </w:numPr>
         <w:spacing w:before="0" w:after="160"/>
         <w:jc w:val="both"/>
-        <w:rPr/>
-      </w:pPr>
-      <w:r>
-        <w:rPr>
-          <w:rFonts w:cs="Times New Roman" w:ascii="Times New Roman" w:hAnsi="Times New Roman"/>
-          <w:b/>
+        <w:rPr>
+          <w:rFonts w:ascii="Lato" w:hAnsi="Lato"/>
+          <w:sz w:val="18"/>
+          <w:szCs w:val="22"/>
+        </w:rPr>
+      </w:pPr>
+      <w:r>
+        <w:rPr>
+          <w:rFonts w:cs="Times New Roman" w:ascii="Lato" w:hAnsi="Lato"/>
+          <w:b/>
+          <w:sz w:val="18"/>
+          <w:szCs w:val="22"/>
         </w:rPr>
         <w:t>A. Vail</w:t>
       </w:r>
       <w:r>
         <w:rPr>
-          <w:rFonts w:cs="Times New Roman" w:ascii="Times New Roman" w:hAnsi="Times New Roman"/>
-        </w:rPr>
-        <w:t xml:space="preserve"> and K. Boyer. Adapting to Personality Over Time: Examining the Effectiveness of Dialogue Policy Progressions in Task-Oriented Interaction. </w:t>
-      </w:r>
-      <w:r>
-        <w:rPr>
-          <w:rFonts w:cs="Times New Roman" w:ascii="Times New Roman" w:hAnsi="Times New Roman"/>
+          <w:rFonts w:cs="Times New Roman" w:ascii="Lato" w:hAnsi="Lato"/>
+          <w:sz w:val="18"/>
+          <w:szCs w:val="22"/>
+        </w:rPr>
+        <w:t xml:space="preserve"> and K. Boyer. Identifying Effective Moves in Tutoring: On the Refinement of Dialogue Act Annotation Schemes. </w:t>
+      </w:r>
+      <w:r>
+        <w:rPr>
+          <w:rFonts w:cs="Times New Roman" w:ascii="Lato" w:hAnsi="Lato"/>
           <w:i/>
-        </w:rPr>
-        <w:t>Proceedings of the Fifteenth Annual Meeting of the Special Interest Group on Discourse and Dialogue (SIGDIAL 2014)</w:t>
-      </w:r>
-      <w:r>
-        <w:rPr>
-          <w:rFonts w:cs="Times New Roman" w:ascii="Times New Roman" w:hAnsi="Times New Roman"/>
-        </w:rPr>
-        <w:t>, pp. 41–50, Philadelphia, Pennsylvania, 2014. (long paper, acceptance rate: 30%)</w:t>
-      </w:r>
-    </w:p>
-    <w:p>
-      <w:pPr>
-        <w:pStyle w:val="ListParagraph"/>
-        <w:numPr>
-          <w:ilvl w:val="0"/>
-          <w:numId w:val="2"/>
-        </w:numPr>
+          <w:sz w:val="18"/>
+          <w:szCs w:val="22"/>
+        </w:rPr>
+        <w:t>Proceedings of the Twelfth International Conference on Intelligent Tutoring Systems (ITS 2014)</w:t>
+      </w:r>
+      <w:r>
+        <w:rPr>
+          <w:rFonts w:cs="Times New Roman" w:ascii="Lato" w:hAnsi="Lato"/>
+          <w:sz w:val="18"/>
+          <w:szCs w:val="22"/>
+        </w:rPr>
+        <w:t>, pp. 199–209, Honolulu, Hawaii, 2014. (long paper, acceptance rate: 17.5%)</w:t>
+      </w:r>
+    </w:p>
+    <w:p>
+      <w:pPr>
+        <w:pStyle w:val="Normal"/>
         <w:spacing w:before="0" w:after="160"/>
-        <w:jc w:val="both"/>
-        <w:rPr/>
-      </w:pPr>
-      <w:r>
-        <w:rPr>
-          <w:rFonts w:cs="Times New Roman" w:ascii="Times New Roman" w:hAnsi="Times New Roman"/>
-          <w:b/>
-        </w:rPr>
-        <w:t>A. Vail</w:t>
-      </w:r>
-      <w:r>
-        <w:rPr>
-          <w:rFonts w:cs="Times New Roman" w:ascii="Times New Roman" w:hAnsi="Times New Roman"/>
-        </w:rPr>
-        <w:t xml:space="preserve"> and K. Boyer. Identifying Effective Moves in Tutoring: On the Refinement of Dialogue Act Annotation Schemes. </w:t>
-      </w:r>
-      <w:r>
-        <w:rPr>
-          <w:rFonts w:cs="Times New Roman" w:ascii="Times New Roman" w:hAnsi="Times New Roman"/>
-          <w:i/>
-        </w:rPr>
-        <w:t>Proceedings of the Twelfth International Conference on Intelligent Tutoring Systems (ITS 2014)</w:t>
-      </w:r>
-      <w:r>
-        <w:rPr>
-          <w:rFonts w:cs="Times New Roman" w:ascii="Times New Roman" w:hAnsi="Times New Roman"/>
-        </w:rPr>
-        <w:t>, pp. 199–209, Honolulu, Hawaii, 2014. (long paper, acceptance rate: 17.5%)</w:t>
+        <w:rPr>
+          <w:rFonts w:cs="Times New Roman"/>
+          <w:b/>
+          <w:b/>
+        </w:rPr>
+      </w:pPr>
+      <w:r>
+        <w:rPr>
+          <w:rFonts w:ascii="Lato" w:hAnsi="Lato"/>
+          <w:sz w:val="18"/>
+          <w:szCs w:val="18"/>
+        </w:rPr>
       </w:r>
     </w:p>
     <w:p>
       <w:pPr>
         <w:pStyle w:val="Normal"/>
         <w:rPr>
-          <w:rFonts w:ascii="Times New Roman" w:hAnsi="Times New Roman" w:cs="Times New Roman"/>
-          <w:b/>
-          <w:b/>
-          <w:sz w:val="28"/>
-        </w:rPr>
-      </w:pPr>
-      <w:r>
-        <w:rPr>
-          <w:rFonts w:cs="Times New Roman" w:ascii="Times New Roman" w:hAnsi="Times New Roman"/>
-          <w:b/>
-          <w:sz w:val="28"/>
+          <w:rFonts w:ascii="Lato" w:hAnsi="Lato"/>
+          <w:sz w:val="24"/>
+          <w:szCs w:val="22"/>
+        </w:rPr>
+      </w:pPr>
+      <w:r>
+        <w:rPr>
+          <w:rFonts w:cs="Times New Roman" w:ascii="Lato" w:hAnsi="Lato"/>
+          <w:b/>
+          <w:sz w:val="24"/>
+          <w:szCs w:val="22"/>
         </w:rPr>
         <w:t>Teaching Experience</w:t>
       </w:r>
@@ -1307,25 +1635,35 @@
     <w:p>
       <w:pPr>
         <w:pStyle w:val="Normal"/>
-        <w:rPr/>
-      </w:pPr>
-      <w:r>
-        <w:rPr>
-          <w:rFonts w:cs="Times New Roman" w:ascii="Times New Roman" w:hAnsi="Times New Roman"/>
+        <w:rPr>
+          <w:rFonts w:ascii="Lato" w:hAnsi="Lato"/>
+          <w:sz w:val="18"/>
+          <w:szCs w:val="22"/>
+        </w:rPr>
+      </w:pPr>
+      <w:r>
+        <w:rPr>
+          <w:rFonts w:cs="Times New Roman" w:ascii="Lato" w:hAnsi="Lato"/>
+          <w:sz w:val="18"/>
+          <w:szCs w:val="22"/>
         </w:rPr>
         <w:t>2013 – 2014</w:t>
         <w:tab/>
       </w:r>
       <w:r>
         <w:rPr>
-          <w:rFonts w:cs="Times New Roman" w:ascii="Times New Roman" w:hAnsi="Times New Roman"/>
-          <w:b/>
+          <w:rFonts w:cs="Times New Roman" w:ascii="Lato" w:hAnsi="Lato"/>
+          <w:b/>
+          <w:sz w:val="18"/>
+          <w:szCs w:val="22"/>
         </w:rPr>
         <w:t>Teaching Assistant</w:t>
       </w:r>
       <w:r>
         <w:rPr>
-          <w:rFonts w:cs="Times New Roman" w:ascii="Times New Roman" w:hAnsi="Times New Roman"/>
+          <w:rFonts w:cs="Times New Roman" w:ascii="Lato" w:hAnsi="Lato"/>
+          <w:sz w:val="18"/>
+          <w:szCs w:val="22"/>
         </w:rPr>
         <w:t>, North Carolina State University</w:t>
         <w:br/>
@@ -1338,12 +1676,16 @@
       <w:pPr>
         <w:pStyle w:val="Normal"/>
         <w:rPr>
-          <w:rFonts w:ascii="Times New Roman" w:hAnsi="Times New Roman" w:cs="Times New Roman"/>
-        </w:rPr>
-      </w:pPr>
-      <w:r>
-        <w:rPr>
-          <w:rFonts w:cs="Times New Roman" w:ascii="Times New Roman" w:hAnsi="Times New Roman"/>
+          <w:rFonts w:ascii="Lato" w:hAnsi="Lato"/>
+          <w:sz w:val="18"/>
+          <w:szCs w:val="22"/>
+        </w:rPr>
+      </w:pPr>
+      <w:r>
+        <w:rPr>
+          <w:rFonts w:cs="Times New Roman" w:ascii="Lato" w:hAnsi="Lato"/>
+          <w:sz w:val="18"/>
+          <w:szCs w:val="22"/>
         </w:rPr>
         <w:tab/>
         <w:tab/>
@@ -1368,12 +1710,16 @@
       <w:pPr>
         <w:pStyle w:val="Normal"/>
         <w:rPr>
-          <w:rFonts w:ascii="Times New Roman" w:hAnsi="Times New Roman" w:cs="Times New Roman"/>
-        </w:rPr>
-      </w:pPr>
-      <w:r>
-        <w:rPr>
-          <w:rFonts w:cs="Times New Roman" w:ascii="Times New Roman" w:hAnsi="Times New Roman"/>
+          <w:rFonts w:ascii="Lato" w:hAnsi="Lato"/>
+          <w:sz w:val="18"/>
+          <w:szCs w:val="22"/>
+        </w:rPr>
+      </w:pPr>
+      <w:r>
+        <w:rPr>
+          <w:rFonts w:cs="Times New Roman" w:ascii="Lato" w:hAnsi="Lato"/>
+          <w:sz w:val="18"/>
+          <w:szCs w:val="22"/>
         </w:rPr>
         <w:tab/>
         <w:tab/>
@@ -1398,40 +1744,38 @@
       <w:pPr>
         <w:pStyle w:val="Normal"/>
         <w:rPr>
-          <w:b w:val="false"/>
+          <w:rFonts w:ascii="Lato" w:hAnsi="Lato"/>
+          <w:sz w:val="18"/>
+          <w:szCs w:val="22"/>
+        </w:rPr>
+      </w:pPr>
+      <w:r>
+        <w:rPr>
+          <w:rFonts w:cs="Times New Roman" w:ascii="Lato" w:hAnsi="Lato"/>
           <w:b w:val="false"/>
           <w:bCs w:val="false"/>
-          <w:sz w:val="22"/>
-          <w:szCs w:val="22"/>
-        </w:rPr>
-      </w:pPr>
-      <w:r>
-        <w:rPr>
-          <w:rFonts w:cs="Times New Roman" w:ascii="Times New Roman" w:hAnsi="Times New Roman"/>
+          <w:sz w:val="18"/>
+          <w:szCs w:val="22"/>
+        </w:rPr>
+        <w:t>2012 – 2013</w:t>
+        <w:tab/>
+      </w:r>
+      <w:r>
+        <w:rPr>
+          <w:rFonts w:cs="Times New Roman" w:ascii="Lato" w:hAnsi="Lato"/>
+          <w:b/>
+          <w:bCs/>
+          <w:sz w:val="18"/>
+          <w:szCs w:val="22"/>
+        </w:rPr>
+        <w:t>Mathematics &amp; Physics Tutor</w:t>
+      </w:r>
+      <w:r>
+        <w:rPr>
+          <w:rFonts w:cs="Times New Roman" w:ascii="Lato" w:hAnsi="Lato"/>
           <w:b w:val="false"/>
           <w:bCs w:val="false"/>
-          <w:sz w:val="22"/>
-          <w:szCs w:val="22"/>
-        </w:rPr>
-        <w:t>2012 – 2013</w:t>
-        <w:tab/>
-      </w:r>
-      <w:r>
-        <w:rPr>
-          <w:rFonts w:cs="Times New Roman" w:ascii="Times New Roman" w:hAnsi="Times New Roman"/>
-          <w:b/>
-          <w:bCs/>
-          <w:sz w:val="22"/>
-          <w:szCs w:val="22"/>
-        </w:rPr>
-        <w:t>Mathematics &amp; Physics Tutor</w:t>
-      </w:r>
-      <w:r>
-        <w:rPr>
-          <w:rFonts w:cs="Times New Roman" w:ascii="Times New Roman" w:hAnsi="Times New Roman"/>
-          <w:b w:val="false"/>
-          <w:bCs w:val="false"/>
-          <w:sz w:val="22"/>
+          <w:sz w:val="18"/>
           <w:szCs w:val="22"/>
         </w:rPr>
         <w:t>, North Carolina State University</w:t>
@@ -1444,18 +1788,36 @@
     <w:p>
       <w:pPr>
         <w:pStyle w:val="Normal"/>
-        <w:rPr>
-          <w:rFonts w:ascii="Times New Roman" w:hAnsi="Times New Roman" w:cs="Times New Roman"/>
-          <w:b/>
-          <w:b/>
-          <w:sz w:val="28"/>
-        </w:rPr>
-      </w:pPr>
-      <w:r>
-        <w:rPr>
-          <w:rFonts w:cs="Times New Roman" w:ascii="Times New Roman" w:hAnsi="Times New Roman"/>
-          <w:b/>
-          <w:sz w:val="28"/>
+        <w:spacing w:before="0" w:after="160"/>
+        <w:rPr>
+          <w:rFonts w:cs="Times New Roman"/>
+          <w:b/>
+          <w:b/>
+        </w:rPr>
+      </w:pPr>
+      <w:r>
+        <w:rPr>
+          <w:rFonts w:ascii="Lato" w:hAnsi="Lato"/>
+          <w:sz w:val="18"/>
+          <w:szCs w:val="18"/>
+        </w:rPr>
+      </w:r>
+    </w:p>
+    <w:p>
+      <w:pPr>
+        <w:pStyle w:val="Normal"/>
+        <w:rPr>
+          <w:rFonts w:ascii="Lato" w:hAnsi="Lato"/>
+          <w:sz w:val="24"/>
+          <w:szCs w:val="22"/>
+        </w:rPr>
+      </w:pPr>
+      <w:r>
+        <w:rPr>
+          <w:rFonts w:cs="Times New Roman" w:ascii="Lato" w:hAnsi="Lato"/>
+          <w:b/>
+          <w:sz w:val="24"/>
+          <w:szCs w:val="22"/>
         </w:rPr>
         <w:t>Relevant Coursework</w:t>
       </w:r>
@@ -1463,21 +1825,27 @@
     <w:p>
       <w:pPr>
         <w:pStyle w:val="Normal"/>
-        <w:rPr/>
-      </w:pPr>
-      <w:r>
-        <w:rPr>
-          <w:rFonts w:cs="Times New Roman" w:ascii="Times New Roman" w:hAnsi="Times New Roman"/>
-          <w:b/>
-          <w:sz w:val="28"/>
+        <w:rPr>
+          <w:rFonts w:ascii="Lato" w:hAnsi="Lato"/>
+          <w:sz w:val="18"/>
+          <w:szCs w:val="22"/>
+        </w:rPr>
+      </w:pPr>
+      <w:r>
+        <w:rPr>
+          <w:rFonts w:cs="Times New Roman" w:ascii="Lato" w:hAnsi="Lato"/>
+          <w:b/>
+          <w:sz w:val="24"/>
+          <w:szCs w:val="22"/>
         </w:rPr>
         <w:tab/>
       </w:r>
       <w:r>
         <w:rPr>
-          <w:rFonts w:cs="Times New Roman" w:ascii="Times New Roman" w:hAnsi="Times New Roman"/>
-          <w:b/>
-          <w:sz w:val="24"/>
+          <w:rFonts w:cs="Times New Roman" w:ascii="Lato" w:hAnsi="Lato"/>
+          <w:b/>
+          <w:sz w:val="20"/>
+          <w:szCs w:val="22"/>
         </w:rPr>
         <w:t>Graduate Coursework</w:t>
       </w:r>
@@ -1497,7 +1865,7 @@
       </w:tblPr>
       <w:tblGrid>
         <w:gridCol w:w="3744"/>
-        <w:gridCol w:w="3744"/>
+        <w:gridCol w:w="3743"/>
       </w:tblGrid>
       <w:tr>
         <w:trPr/>
@@ -1513,12 +1881,16 @@
               <w:spacing w:lineRule="auto" w:line="240" w:before="0" w:after="0"/>
               <w:ind w:left="345" w:right="0" w:hanging="345"/>
               <w:rPr>
-                <w:rFonts w:ascii="Times New Roman" w:hAnsi="Times New Roman" w:cs="Times New Roman"/>
-              </w:rPr>
-            </w:pPr>
-            <w:r>
-              <w:rPr>
-                <w:rFonts w:cs="Times New Roman" w:ascii="Times New Roman" w:hAnsi="Times New Roman"/>
+                <w:rFonts w:ascii="Lato" w:hAnsi="Lato"/>
+                <w:sz w:val="18"/>
+                <w:szCs w:val="22"/>
+              </w:rPr>
+            </w:pPr>
+            <w:r>
+              <w:rPr>
+                <w:rFonts w:cs="Times New Roman" w:ascii="Lato" w:hAnsi="Lato"/>
+                <w:sz w:val="18"/>
+                <w:szCs w:val="22"/>
               </w:rPr>
               <w:t>Spoken Dialogue Systems</w:t>
             </w:r>
@@ -1529,12 +1901,16 @@
               <w:spacing w:lineRule="auto" w:line="240" w:before="0" w:after="0"/>
               <w:ind w:left="345" w:right="0" w:hanging="345"/>
               <w:rPr>
-                <w:rFonts w:ascii="Times New Roman" w:hAnsi="Times New Roman" w:cs="Times New Roman"/>
-              </w:rPr>
-            </w:pPr>
-            <w:r>
-              <w:rPr>
-                <w:rFonts w:cs="Times New Roman" w:ascii="Times New Roman" w:hAnsi="Times New Roman"/>
+                <w:rFonts w:ascii="Lato" w:hAnsi="Lato"/>
+                <w:sz w:val="18"/>
+                <w:szCs w:val="22"/>
+              </w:rPr>
+            </w:pPr>
+            <w:r>
+              <w:rPr>
+                <w:rFonts w:cs="Times New Roman" w:ascii="Lato" w:hAnsi="Lato"/>
+                <w:sz w:val="18"/>
+                <w:szCs w:val="22"/>
               </w:rPr>
               <w:t>Computational Applied Logic</w:t>
             </w:r>
@@ -1545,12 +1921,36 @@
               <w:spacing w:lineRule="auto" w:line="240" w:before="0" w:after="0"/>
               <w:ind w:left="345" w:right="0" w:hanging="345"/>
               <w:rPr>
-                <w:rFonts w:ascii="Times New Roman" w:hAnsi="Times New Roman" w:cs="Times New Roman"/>
-              </w:rPr>
-            </w:pPr>
-            <w:r>
-              <w:rPr>
-                <w:rFonts w:cs="Times New Roman" w:ascii="Times New Roman" w:hAnsi="Times New Roman"/>
+                <w:rFonts w:ascii="Lato" w:hAnsi="Lato"/>
+                <w:sz w:val="18"/>
+                <w:szCs w:val="22"/>
+              </w:rPr>
+            </w:pPr>
+            <w:r>
+              <w:rPr>
+                <w:rFonts w:cs="Times New Roman" w:ascii="Lato" w:hAnsi="Lato"/>
+                <w:sz w:val="18"/>
+                <w:szCs w:val="22"/>
+              </w:rPr>
+              <w:t>Software Engineering</w:t>
+            </w:r>
+          </w:p>
+          <w:p>
+            <w:pPr>
+              <w:pStyle w:val="Normal"/>
+              <w:spacing w:lineRule="auto" w:line="240" w:before="0" w:after="0"/>
+              <w:ind w:left="345" w:right="0" w:hanging="345"/>
+              <w:rPr>
+                <w:rFonts w:ascii="Lato" w:hAnsi="Lato"/>
+                <w:sz w:val="18"/>
+                <w:szCs w:val="22"/>
+              </w:rPr>
+            </w:pPr>
+            <w:r>
+              <w:rPr>
+                <w:rFonts w:cs="Times New Roman" w:ascii="Lato" w:hAnsi="Lato"/>
+                <w:sz w:val="18"/>
+                <w:szCs w:val="22"/>
               </w:rPr>
               <w:t>Numerical Analysis I</w:t>
             </w:r>
@@ -1561,12 +1961,16 @@
               <w:spacing w:lineRule="auto" w:line="240" w:before="0" w:after="0"/>
               <w:ind w:left="345" w:right="0" w:hanging="345"/>
               <w:rPr>
-                <w:rFonts w:ascii="Times New Roman" w:hAnsi="Times New Roman" w:cs="Times New Roman"/>
-              </w:rPr>
-            </w:pPr>
-            <w:r>
-              <w:rPr>
-                <w:rFonts w:cs="Times New Roman" w:ascii="Times New Roman" w:hAnsi="Times New Roman"/>
+                <w:rFonts w:ascii="Lato" w:hAnsi="Lato"/>
+                <w:sz w:val="18"/>
+                <w:szCs w:val="22"/>
+              </w:rPr>
+            </w:pPr>
+            <w:r>
+              <w:rPr>
+                <w:rFonts w:cs="Times New Roman" w:ascii="Lato" w:hAnsi="Lato"/>
+                <w:sz w:val="18"/>
+                <w:szCs w:val="22"/>
               </w:rPr>
               <w:t>Reasoning Under Uncertainty</w:t>
             </w:r>
@@ -1577,20 +1981,63 @@
               <w:spacing w:lineRule="auto" w:line="240" w:before="0" w:after="0"/>
               <w:ind w:left="345" w:right="0" w:hanging="345"/>
               <w:rPr>
-                <w:rFonts w:ascii="Times New Roman" w:hAnsi="Times New Roman" w:cs="Times New Roman"/>
-              </w:rPr>
-            </w:pPr>
-            <w:r>
-              <w:rPr>
-                <w:rFonts w:cs="Times New Roman" w:ascii="Times New Roman" w:hAnsi="Times New Roman"/>
-              </w:rPr>
-              <w:t>Human Communication and Multimodal Computation</w:t>
+                <w:rFonts w:ascii="Lato" w:hAnsi="Lato"/>
+                <w:sz w:val="18"/>
+                <w:szCs w:val="22"/>
+              </w:rPr>
+            </w:pPr>
+            <w:r>
+              <w:rPr>
+                <w:rFonts w:cs="Times New Roman" w:ascii="Lato" w:hAnsi="Lato"/>
+                <w:sz w:val="18"/>
+                <w:szCs w:val="22"/>
+              </w:rPr>
+              <w:t>Process and Theory in HCI</w:t>
+            </w:r>
+          </w:p>
+          <w:p>
+            <w:pPr>
+              <w:pStyle w:val="Normal"/>
+              <w:spacing w:lineRule="auto" w:line="240" w:before="0" w:after="0"/>
+              <w:rPr>
+                <w:rFonts w:ascii="Lato" w:hAnsi="Lato"/>
+                <w:sz w:val="18"/>
+                <w:szCs w:val="22"/>
+              </w:rPr>
+            </w:pPr>
+            <w:r>
+              <w:rPr>
+                <w:rFonts w:cs="Times New Roman" w:ascii="Lato" w:hAnsi="Lato"/>
+                <w:sz w:val="18"/>
+                <w:szCs w:val="22"/>
+              </w:rPr>
+              <w:t>Computer Science Perspectives in HCI</w:t>
+            </w:r>
+          </w:p>
+          <w:p>
+            <w:pPr>
+              <w:pStyle w:val="Normal"/>
+              <w:spacing w:lineRule="auto" w:line="240" w:before="0" w:after="0"/>
+              <w:ind w:left="345" w:right="0" w:hanging="345"/>
+              <w:rPr>
+                <w:rFonts w:ascii="Lato" w:hAnsi="Lato"/>
+                <w:sz w:val="18"/>
+                <w:szCs w:val="22"/>
+              </w:rPr>
+            </w:pPr>
+            <w:r>
+              <w:rPr>
+                <w:rFonts w:cs="Times New Roman" w:ascii="Lato" w:hAnsi="Lato"/>
+                <w:sz w:val="18"/>
+                <w:szCs w:val="22"/>
+              </w:rPr>
+              <w:t>Social Perspectives in HCI</w:t>
             </w:r>
           </w:p>
         </w:tc>
         <w:tc>
           <w:tcPr>
-            <w:tcW w:w="3744" w:type="dxa"/>
+            <w:tcW w:w="3743" w:type="dxa"/>
             <w:tcBorders/>
             <w:shd w:fill="FFFFFF" w:val="clear"/>
           </w:tcPr>
@@ -1600,12 +2047,16 @@
               <w:spacing w:lineRule="auto" w:line="240" w:before="0" w:after="0"/>
               <w:ind w:left="345" w:right="0" w:hanging="345"/>
               <w:rPr>
-                <w:rFonts w:ascii="Times New Roman" w:hAnsi="Times New Roman" w:cs="Times New Roman"/>
-              </w:rPr>
-            </w:pPr>
-            <w:r>
-              <w:rPr>
-                <w:rFonts w:cs="Times New Roman" w:ascii="Times New Roman" w:hAnsi="Times New Roman"/>
+                <w:rFonts w:ascii="Lato" w:hAnsi="Lato"/>
+                <w:sz w:val="18"/>
+                <w:szCs w:val="22"/>
+              </w:rPr>
+            </w:pPr>
+            <w:r>
+              <w:rPr>
+                <w:rFonts w:cs="Times New Roman" w:ascii="Lato" w:hAnsi="Lato"/>
+                <w:sz w:val="18"/>
+                <w:szCs w:val="22"/>
               </w:rPr>
               <w:t>Artificial Intelligence I, II</w:t>
             </w:r>
@@ -1615,27 +2066,16 @@
               <w:pStyle w:val="Normal"/>
               <w:spacing w:lineRule="auto" w:line="240" w:before="0" w:after="0"/>
               <w:rPr>
-                <w:rFonts w:ascii="Times New Roman" w:hAnsi="Times New Roman" w:cs="Times New Roman"/>
-              </w:rPr>
-            </w:pPr>
-            <w:r>
-              <w:rPr>
-                <w:rFonts w:cs="Times New Roman" w:ascii="Times New Roman" w:hAnsi="Times New Roman"/>
-              </w:rPr>
-              <w:t>Software Engineering</w:t>
-            </w:r>
-          </w:p>
-          <w:p>
-            <w:pPr>
-              <w:pStyle w:val="Normal"/>
-              <w:spacing w:lineRule="auto" w:line="240" w:before="0" w:after="0"/>
-              <w:rPr>
-                <w:rFonts w:ascii="Times New Roman" w:hAnsi="Times New Roman" w:cs="Times New Roman"/>
-              </w:rPr>
-            </w:pPr>
-            <w:r>
-              <w:rPr>
-                <w:rFonts w:cs="Times New Roman" w:ascii="Times New Roman" w:hAnsi="Times New Roman"/>
+                <w:rFonts w:ascii="Lato" w:hAnsi="Lato"/>
+                <w:sz w:val="18"/>
+                <w:szCs w:val="22"/>
+              </w:rPr>
+            </w:pPr>
+            <w:r>
+              <w:rPr>
+                <w:rFonts w:cs="Times New Roman" w:ascii="Lato" w:hAnsi="Lato"/>
+                <w:sz w:val="18"/>
+                <w:szCs w:val="22"/>
               </w:rPr>
               <w:t>Combinatorics I</w:t>
             </w:r>
@@ -1645,12 +2085,16 @@
               <w:pStyle w:val="Normal"/>
               <w:spacing w:lineRule="auto" w:line="240" w:before="0" w:after="0"/>
               <w:rPr>
-                <w:rFonts w:ascii="Times New Roman" w:hAnsi="Times New Roman" w:cs="Times New Roman"/>
-              </w:rPr>
-            </w:pPr>
-            <w:r>
-              <w:rPr>
-                <w:rFonts w:cs="Times New Roman" w:ascii="Times New Roman" w:hAnsi="Times New Roman"/>
+                <w:rFonts w:ascii="Lato" w:hAnsi="Lato"/>
+                <w:sz w:val="18"/>
+                <w:szCs w:val="22"/>
+              </w:rPr>
+            </w:pPr>
+            <w:r>
+              <w:rPr>
+                <w:rFonts w:cs="Times New Roman" w:ascii="Lato" w:hAnsi="Lato"/>
+                <w:sz w:val="18"/>
+                <w:szCs w:val="22"/>
               </w:rPr>
               <w:t>Graph Theory</w:t>
             </w:r>
@@ -1660,12 +2104,16 @@
               <w:pStyle w:val="Normal"/>
               <w:spacing w:lineRule="auto" w:line="240" w:before="0" w:after="0"/>
               <w:rPr>
-                <w:rFonts w:ascii="Times New Roman" w:hAnsi="Times New Roman" w:cs="Times New Roman"/>
-              </w:rPr>
-            </w:pPr>
-            <w:r>
-              <w:rPr>
-                <w:rFonts w:cs="Times New Roman" w:ascii="Times New Roman" w:hAnsi="Times New Roman"/>
+                <w:rFonts w:ascii="Lato" w:hAnsi="Lato"/>
+                <w:sz w:val="18"/>
+                <w:szCs w:val="22"/>
+              </w:rPr>
+            </w:pPr>
+            <w:r>
+              <w:rPr>
+                <w:rFonts w:cs="Times New Roman" w:ascii="Lato" w:hAnsi="Lato"/>
+                <w:sz w:val="18"/>
+                <w:szCs w:val="22"/>
               </w:rPr>
               <w:t>Automated Learning and Data Analysis</w:t>
             </w:r>
@@ -1674,15 +2122,40 @@
             <w:pPr>
               <w:pStyle w:val="Normal"/>
               <w:spacing w:lineRule="auto" w:line="240" w:before="0" w:after="0"/>
-              <w:rPr>
-                <w:rFonts w:ascii="Times New Roman" w:hAnsi="Times New Roman" w:cs="Times New Roman"/>
-              </w:rPr>
-            </w:pPr>
-            <w:r>
-              <w:rPr>
-                <w:rFonts w:cs="Times New Roman" w:ascii="Times New Roman" w:hAnsi="Times New Roman"/>
-              </w:rPr>
-              <w:t>Process and Theory in HCI</w:t>
+              <w:ind w:left="345" w:right="0" w:hanging="345"/>
+              <w:rPr>
+                <w:rFonts w:ascii="Lato" w:hAnsi="Lato"/>
+                <w:sz w:val="18"/>
+                <w:szCs w:val="22"/>
+              </w:rPr>
+            </w:pPr>
+            <w:r>
+              <w:rPr>
+                <w:rFonts w:cs="Times New Roman" w:ascii="Lato" w:hAnsi="Lato"/>
+                <w:sz w:val="18"/>
+                <w:szCs w:val="22"/>
+              </w:rPr>
+              <w:t>Human Communication and Multimodal Computation</w:t>
+            </w:r>
+          </w:p>
+          <w:p>
+            <w:pPr>
+              <w:pStyle w:val="Normal"/>
+              <w:spacing w:lineRule="auto" w:line="240" w:before="0" w:after="0"/>
+              <w:ind w:left="345" w:right="0" w:hanging="345"/>
+              <w:rPr>
+                <w:rFonts w:ascii="Lato" w:hAnsi="Lato"/>
+                <w:sz w:val="18"/>
+                <w:szCs w:val="22"/>
+              </w:rPr>
+            </w:pPr>
+            <w:r>
+              <w:rPr>
+                <w:rFonts w:cs="Times New Roman" w:ascii="Lato" w:hAnsi="Lato"/>
+                <w:sz w:val="18"/>
+                <w:szCs w:val="22"/>
+              </w:rPr>
+              <w:t>Advanced Multimodal Machine Learning</w:t>
             </w:r>
           </w:p>
         </w:tc>
@@ -1693,19 +2166,17 @@
         <w:pStyle w:val="Normal"/>
         <w:spacing w:before="240" w:after="160"/>
         <w:rPr>
-          <w:rFonts w:ascii="Times New Roman" w:hAnsi="Times New Roman" w:cs="Times New Roman"/>
-          <w:b/>
-          <w:b/>
-          <w:sz w:val="24"/>
-          <w:szCs w:val="24"/>
-        </w:rPr>
-      </w:pPr>
-      <w:r>
-        <w:rPr>
-          <w:rFonts w:cs="Times New Roman" w:ascii="Times New Roman" w:hAnsi="Times New Roman"/>
-          <w:b/>
-          <w:sz w:val="24"/>
-          <w:szCs w:val="24"/>
+          <w:rFonts w:ascii="Lato" w:hAnsi="Lato"/>
+          <w:sz w:val="20"/>
+          <w:szCs w:val="22"/>
+        </w:rPr>
+      </w:pPr>
+      <w:r>
+        <w:rPr>
+          <w:rFonts w:cs="Times New Roman" w:ascii="Lato" w:hAnsi="Lato"/>
+          <w:b/>
+          <w:sz w:val="20"/>
+          <w:szCs w:val="22"/>
         </w:rPr>
         <w:tab/>
         <w:t>Undergraduate Coursework</w:t>
@@ -1726,7 +2197,7 @@
       </w:tblPr>
       <w:tblGrid>
         <w:gridCol w:w="3744"/>
-        <w:gridCol w:w="3744"/>
+        <w:gridCol w:w="3743"/>
       </w:tblGrid>
       <w:tr>
         <w:trPr/>
@@ -1742,12 +2213,16 @@
               <w:spacing w:lineRule="auto" w:line="240" w:before="0" w:after="0"/>
               <w:ind w:left="342" w:right="0" w:hanging="342"/>
               <w:rPr>
-                <w:rFonts w:ascii="Times New Roman" w:hAnsi="Times New Roman" w:cs="Times New Roman"/>
-              </w:rPr>
-            </w:pPr>
-            <w:r>
-              <w:rPr>
-                <w:rFonts w:cs="Times New Roman" w:ascii="Times New Roman" w:hAnsi="Times New Roman"/>
+                <w:rFonts w:ascii="Lato" w:hAnsi="Lato"/>
+                <w:sz w:val="18"/>
+                <w:szCs w:val="22"/>
+              </w:rPr>
+            </w:pPr>
+            <w:r>
+              <w:rPr>
+                <w:rFonts w:cs="Times New Roman" w:ascii="Lato" w:hAnsi="Lato"/>
+                <w:sz w:val="18"/>
+                <w:szCs w:val="22"/>
               </w:rPr>
               <w:t>Computer Organization and Assembly Language for Computer Scientists</w:t>
             </w:r>
@@ -1758,12 +2233,16 @@
               <w:spacing w:lineRule="auto" w:line="240" w:before="0" w:after="0"/>
               <w:ind w:left="342" w:right="0" w:hanging="342"/>
               <w:rPr>
-                <w:rFonts w:ascii="Times New Roman" w:hAnsi="Times New Roman" w:cs="Times New Roman"/>
-              </w:rPr>
-            </w:pPr>
-            <w:r>
-              <w:rPr>
-                <w:rFonts w:cs="Times New Roman" w:ascii="Times New Roman" w:hAnsi="Times New Roman"/>
+                <w:rFonts w:ascii="Lato" w:hAnsi="Lato"/>
+                <w:sz w:val="18"/>
+                <w:szCs w:val="22"/>
+              </w:rPr>
+            </w:pPr>
+            <w:r>
+              <w:rPr>
+                <w:rFonts w:cs="Times New Roman" w:ascii="Lato" w:hAnsi="Lato"/>
+                <w:sz w:val="18"/>
+                <w:szCs w:val="22"/>
               </w:rPr>
               <w:t>C and Software Tools</w:t>
             </w:r>
@@ -1774,12 +2253,16 @@
               <w:spacing w:lineRule="auto" w:line="240" w:before="0" w:after="0"/>
               <w:ind w:left="342" w:right="0" w:hanging="342"/>
               <w:rPr>
-                <w:rFonts w:ascii="Times New Roman" w:hAnsi="Times New Roman" w:cs="Times New Roman"/>
-              </w:rPr>
-            </w:pPr>
-            <w:r>
-              <w:rPr>
-                <w:rFonts w:cs="Times New Roman" w:ascii="Times New Roman" w:hAnsi="Times New Roman"/>
+                <w:rFonts w:ascii="Lato" w:hAnsi="Lato"/>
+                <w:sz w:val="18"/>
+                <w:szCs w:val="22"/>
+              </w:rPr>
+            </w:pPr>
+            <w:r>
+              <w:rPr>
+                <w:rFonts w:cs="Times New Roman" w:ascii="Lato" w:hAnsi="Lato"/>
+                <w:sz w:val="18"/>
+                <w:szCs w:val="22"/>
               </w:rPr>
               <w:t>Concepts and Facilities of Operating Systems for Computer Scientists</w:t>
             </w:r>
@@ -1790,12 +2273,16 @@
               <w:spacing w:lineRule="auto" w:line="240" w:before="0" w:after="0"/>
               <w:ind w:left="342" w:right="0" w:hanging="342"/>
               <w:rPr>
-                <w:rFonts w:ascii="Times New Roman" w:hAnsi="Times New Roman" w:cs="Times New Roman"/>
-              </w:rPr>
-            </w:pPr>
-            <w:r>
-              <w:rPr>
-                <w:rFonts w:cs="Times New Roman" w:ascii="Times New Roman" w:hAnsi="Times New Roman"/>
+                <w:rFonts w:ascii="Lato" w:hAnsi="Lato"/>
+                <w:sz w:val="18"/>
+                <w:szCs w:val="22"/>
+              </w:rPr>
+            </w:pPr>
+            <w:r>
+              <w:rPr>
+                <w:rFonts w:cs="Times New Roman" w:ascii="Lato" w:hAnsi="Lato"/>
+                <w:sz w:val="18"/>
+                <w:szCs w:val="22"/>
               </w:rPr>
               <w:t>Data Structures</w:t>
             </w:r>
@@ -1806,12 +2293,16 @@
               <w:spacing w:lineRule="auto" w:line="240" w:before="0" w:after="0"/>
               <w:ind w:left="342" w:right="0" w:hanging="342"/>
               <w:rPr>
-                <w:rFonts w:ascii="Times New Roman" w:hAnsi="Times New Roman" w:cs="Times New Roman"/>
-              </w:rPr>
-            </w:pPr>
-            <w:r>
-              <w:rPr>
-                <w:rFonts w:cs="Times New Roman" w:ascii="Times New Roman" w:hAnsi="Times New Roman"/>
+                <w:rFonts w:ascii="Lato" w:hAnsi="Lato"/>
+                <w:sz w:val="18"/>
+                <w:szCs w:val="22"/>
+              </w:rPr>
+            </w:pPr>
+            <w:r>
+              <w:rPr>
+                <w:rFonts w:cs="Times New Roman" w:ascii="Lato" w:hAnsi="Lato"/>
+                <w:sz w:val="18"/>
+                <w:szCs w:val="22"/>
               </w:rPr>
               <w:t>Automata, Grammars, and Computability</w:t>
             </w:r>
@@ -1822,12 +2313,16 @@
               <w:spacing w:lineRule="auto" w:line="240" w:before="0" w:after="0"/>
               <w:ind w:left="342" w:right="0" w:hanging="342"/>
               <w:rPr>
-                <w:rFonts w:ascii="Times New Roman" w:hAnsi="Times New Roman" w:cs="Times New Roman"/>
-              </w:rPr>
-            </w:pPr>
-            <w:r>
-              <w:rPr>
-                <w:rFonts w:cs="Times New Roman" w:ascii="Times New Roman" w:hAnsi="Times New Roman"/>
+                <w:rFonts w:ascii="Lato" w:hAnsi="Lato"/>
+                <w:sz w:val="18"/>
+                <w:szCs w:val="22"/>
+              </w:rPr>
+            </w:pPr>
+            <w:r>
+              <w:rPr>
+                <w:rFonts w:cs="Times New Roman" w:ascii="Lato" w:hAnsi="Lato"/>
+                <w:sz w:val="18"/>
+                <w:szCs w:val="22"/>
               </w:rPr>
               <w:t>Ethics in Computing</w:t>
             </w:r>
@@ -1838,12 +2333,16 @@
               <w:spacing w:lineRule="auto" w:line="240" w:before="0" w:after="0"/>
               <w:ind w:left="342" w:right="0" w:hanging="342"/>
               <w:rPr>
-                <w:rFonts w:ascii="Times New Roman" w:hAnsi="Times New Roman" w:cs="Times New Roman"/>
-              </w:rPr>
-            </w:pPr>
-            <w:r>
-              <w:rPr>
-                <w:rFonts w:cs="Times New Roman" w:ascii="Times New Roman" w:hAnsi="Times New Roman"/>
+                <w:rFonts w:ascii="Lato" w:hAnsi="Lato"/>
+                <w:sz w:val="18"/>
+                <w:szCs w:val="22"/>
+              </w:rPr>
+            </w:pPr>
+            <w:r>
+              <w:rPr>
+                <w:rFonts w:cs="Times New Roman" w:ascii="Lato" w:hAnsi="Lato"/>
+                <w:sz w:val="18"/>
+                <w:szCs w:val="22"/>
               </w:rPr>
               <w:t>Introduction to Artificial Intelligence</w:t>
             </w:r>
@@ -1854,12 +2353,16 @@
               <w:spacing w:lineRule="auto" w:line="240" w:before="0" w:after="0"/>
               <w:ind w:left="342" w:right="0" w:hanging="342"/>
               <w:rPr>
-                <w:rFonts w:ascii="Times New Roman" w:hAnsi="Times New Roman" w:cs="Times New Roman"/>
-              </w:rPr>
-            </w:pPr>
-            <w:r>
-              <w:rPr>
-                <w:rFonts w:cs="Times New Roman" w:ascii="Times New Roman" w:hAnsi="Times New Roman"/>
+                <w:rFonts w:ascii="Lato" w:hAnsi="Lato" w:cs="Times New Roman"/>
+                <w:sz w:val="18"/>
+                <w:szCs w:val="22"/>
+              </w:rPr>
+            </w:pPr>
+            <w:r>
+              <w:rPr>
+                <w:rFonts w:cs="Times New Roman" w:ascii="Lato" w:hAnsi="Lato"/>
+                <w:sz w:val="18"/>
+                <w:szCs w:val="22"/>
               </w:rPr>
             </w:r>
           </w:p>
@@ -1872,12 +2375,16 @@
               <w:spacing w:lineRule="auto" w:line="240" w:before="0" w:after="0"/>
               <w:ind w:left="342" w:right="0" w:hanging="342"/>
               <w:rPr>
-                <w:rFonts w:ascii="Times New Roman" w:hAnsi="Times New Roman" w:cs="Times New Roman"/>
-              </w:rPr>
-            </w:pPr>
-            <w:r>
-              <w:rPr>
-                <w:rFonts w:cs="Times New Roman" w:ascii="Times New Roman" w:hAnsi="Times New Roman"/>
+                <w:rFonts w:ascii="Lato" w:hAnsi="Lato"/>
+                <w:sz w:val="18"/>
+                <w:szCs w:val="22"/>
+              </w:rPr>
+            </w:pPr>
+            <w:r>
+              <w:rPr>
+                <w:rFonts w:cs="Times New Roman" w:ascii="Lato" w:hAnsi="Lato"/>
+                <w:sz w:val="18"/>
+                <w:szCs w:val="22"/>
               </w:rPr>
               <w:t>Technology &amp; American Culture</w:t>
             </w:r>
@@ -1891,12 +2398,16 @@
               <w:spacing w:lineRule="auto" w:line="240" w:before="0" w:after="0"/>
               <w:ind w:left="342" w:right="0" w:hanging="342"/>
               <w:rPr>
-                <w:rFonts w:ascii="Times New Roman" w:hAnsi="Times New Roman" w:cs="Times New Roman"/>
-              </w:rPr>
-            </w:pPr>
-            <w:r>
-              <w:rPr>
-                <w:rFonts w:cs="Times New Roman" w:ascii="Times New Roman" w:hAnsi="Times New Roman"/>
+                <w:rFonts w:ascii="Lato" w:hAnsi="Lato"/>
+                <w:sz w:val="18"/>
+                <w:szCs w:val="22"/>
+              </w:rPr>
+            </w:pPr>
+            <w:r>
+              <w:rPr>
+                <w:rFonts w:cs="Times New Roman" w:ascii="Lato" w:hAnsi="Lato"/>
+                <w:sz w:val="18"/>
+                <w:szCs w:val="22"/>
               </w:rPr>
               <w:t>The Creative Process in Science</w:t>
             </w:r>
@@ -1910,12 +2421,16 @@
               <w:spacing w:lineRule="auto" w:line="240" w:before="0" w:after="0"/>
               <w:ind w:left="342" w:right="0" w:hanging="342"/>
               <w:rPr>
-                <w:rFonts w:ascii="Times New Roman" w:hAnsi="Times New Roman" w:cs="Times New Roman"/>
-              </w:rPr>
-            </w:pPr>
-            <w:r>
-              <w:rPr>
-                <w:rFonts w:cs="Times New Roman" w:ascii="Times New Roman" w:hAnsi="Times New Roman"/>
+                <w:rFonts w:ascii="Lato" w:hAnsi="Lato"/>
+                <w:sz w:val="18"/>
+                <w:szCs w:val="22"/>
+              </w:rPr>
+            </w:pPr>
+            <w:r>
+              <w:rPr>
+                <w:rFonts w:cs="Times New Roman" w:ascii="Lato" w:hAnsi="Lato"/>
+                <w:sz w:val="18"/>
+                <w:szCs w:val="22"/>
               </w:rPr>
               <w:t>Self, Schooling, &amp; Social Order</w:t>
             </w:r>
@@ -1926,12 +2441,16 @@
               <w:spacing w:lineRule="auto" w:line="240" w:before="0" w:after="0"/>
               <w:ind w:left="342" w:right="0" w:hanging="342"/>
               <w:rPr>
-                <w:rFonts w:ascii="Times New Roman" w:hAnsi="Times New Roman" w:cs="Times New Roman"/>
-              </w:rPr>
-            </w:pPr>
-            <w:r>
-              <w:rPr>
-                <w:rFonts w:cs="Times New Roman" w:ascii="Times New Roman" w:hAnsi="Times New Roman"/>
+                <w:rFonts w:ascii="Lato" w:hAnsi="Lato"/>
+                <w:sz w:val="18"/>
+                <w:szCs w:val="22"/>
+              </w:rPr>
+            </w:pPr>
+            <w:r>
+              <w:rPr>
+                <w:rFonts w:cs="Times New Roman" w:ascii="Lato" w:hAnsi="Lato"/>
+                <w:sz w:val="18"/>
+                <w:szCs w:val="22"/>
               </w:rPr>
               <w:t>Introduction to College Tutoring</w:t>
             </w:r>
@@ -1939,7 +2458,7 @@
         </w:tc>
         <w:tc>
           <w:tcPr>
-            <w:tcW w:w="3744" w:type="dxa"/>
+            <w:tcW w:w="3743" w:type="dxa"/>
             <w:tcBorders/>
             <w:shd w:fill="FFFFFF" w:val="clear"/>
           </w:tcPr>
@@ -1949,12 +2468,16 @@
               <w:spacing w:lineRule="auto" w:line="240" w:before="0" w:after="0"/>
               <w:ind w:left="342" w:right="0" w:hanging="342"/>
               <w:rPr>
-                <w:rFonts w:ascii="Times New Roman" w:hAnsi="Times New Roman" w:cs="Times New Roman"/>
-              </w:rPr>
-            </w:pPr>
-            <w:r>
-              <w:rPr>
-                <w:rFonts w:cs="Times New Roman" w:ascii="Times New Roman" w:hAnsi="Times New Roman"/>
+                <w:rFonts w:ascii="Lato" w:hAnsi="Lato"/>
+                <w:sz w:val="18"/>
+                <w:szCs w:val="22"/>
+              </w:rPr>
+            </w:pPr>
+            <w:r>
+              <w:rPr>
+                <w:rFonts w:cs="Times New Roman" w:ascii="Lato" w:hAnsi="Lato"/>
+                <w:sz w:val="18"/>
+                <w:szCs w:val="22"/>
               </w:rPr>
               <w:t>Foundations of Advanced Mathematics</w:t>
             </w:r>
@@ -1965,12 +2488,16 @@
               <w:spacing w:lineRule="auto" w:line="240" w:before="0" w:after="0"/>
               <w:ind w:left="342" w:right="0" w:hanging="342"/>
               <w:rPr>
-                <w:rFonts w:ascii="Times New Roman" w:hAnsi="Times New Roman" w:cs="Times New Roman"/>
-              </w:rPr>
-            </w:pPr>
-            <w:r>
-              <w:rPr>
-                <w:rFonts w:cs="Times New Roman" w:ascii="Times New Roman" w:hAnsi="Times New Roman"/>
+                <w:rFonts w:ascii="Lato" w:hAnsi="Lato"/>
+                <w:sz w:val="18"/>
+                <w:szCs w:val="22"/>
+              </w:rPr>
+            </w:pPr>
+            <w:r>
+              <w:rPr>
+                <w:rFonts w:cs="Times New Roman" w:ascii="Lato" w:hAnsi="Lato"/>
+                <w:sz w:val="18"/>
+                <w:szCs w:val="22"/>
               </w:rPr>
               <w:t>Calculus I, II, III</w:t>
             </w:r>
@@ -1981,12 +2508,16 @@
               <w:spacing w:lineRule="auto" w:line="240" w:before="0" w:after="0"/>
               <w:ind w:left="342" w:right="0" w:hanging="342"/>
               <w:rPr>
-                <w:rFonts w:ascii="Times New Roman" w:hAnsi="Times New Roman" w:cs="Times New Roman"/>
-              </w:rPr>
-            </w:pPr>
-            <w:r>
-              <w:rPr>
-                <w:rFonts w:cs="Times New Roman" w:ascii="Times New Roman" w:hAnsi="Times New Roman"/>
+                <w:rFonts w:ascii="Lato" w:hAnsi="Lato"/>
+                <w:sz w:val="18"/>
+                <w:szCs w:val="22"/>
+              </w:rPr>
+            </w:pPr>
+            <w:r>
+              <w:rPr>
+                <w:rFonts w:cs="Times New Roman" w:ascii="Lato" w:hAnsi="Lato"/>
+                <w:sz w:val="18"/>
+                <w:szCs w:val="22"/>
               </w:rPr>
               <w:t>Applied Differential Equations I</w:t>
             </w:r>
@@ -1997,12 +2528,16 @@
               <w:spacing w:lineRule="auto" w:line="240" w:before="0" w:after="0"/>
               <w:ind w:left="342" w:right="0" w:hanging="342"/>
               <w:rPr>
-                <w:rFonts w:ascii="Times New Roman" w:hAnsi="Times New Roman" w:cs="Times New Roman"/>
-              </w:rPr>
-            </w:pPr>
-            <w:r>
-              <w:rPr>
-                <w:rFonts w:cs="Times New Roman" w:ascii="Times New Roman" w:hAnsi="Times New Roman"/>
+                <w:rFonts w:ascii="Lato" w:hAnsi="Lato"/>
+                <w:sz w:val="18"/>
+                <w:szCs w:val="22"/>
+              </w:rPr>
+            </w:pPr>
+            <w:r>
+              <w:rPr>
+                <w:rFonts w:cs="Times New Roman" w:ascii="Lato" w:hAnsi="Lato"/>
+                <w:sz w:val="18"/>
+                <w:szCs w:val="22"/>
               </w:rPr>
               <w:t>Introduction to Linear Algebra</w:t>
             </w:r>
@@ -2016,12 +2551,16 @@
               <w:spacing w:lineRule="auto" w:line="240" w:before="0" w:after="0"/>
               <w:ind w:left="342" w:right="0" w:hanging="342"/>
               <w:rPr>
-                <w:rFonts w:ascii="Times New Roman" w:hAnsi="Times New Roman" w:cs="Times New Roman"/>
-              </w:rPr>
-            </w:pPr>
-            <w:r>
-              <w:rPr>
-                <w:rFonts w:cs="Times New Roman" w:ascii="Times New Roman" w:hAnsi="Times New Roman"/>
+                <w:rFonts w:ascii="Lato" w:hAnsi="Lato"/>
+                <w:sz w:val="18"/>
+                <w:szCs w:val="22"/>
+              </w:rPr>
+            </w:pPr>
+            <w:r>
+              <w:rPr>
+                <w:rFonts w:cs="Times New Roman" w:ascii="Lato" w:hAnsi="Lato"/>
+                <w:sz w:val="18"/>
+                <w:szCs w:val="22"/>
               </w:rPr>
               <w:t>Introduction to Modern Algebra for Mathematicians</w:t>
             </w:r>
@@ -2032,12 +2571,16 @@
               <w:spacing w:lineRule="auto" w:line="240" w:before="0" w:after="0"/>
               <w:ind w:left="342" w:right="0" w:hanging="342"/>
               <w:rPr>
-                <w:rFonts w:ascii="Times New Roman" w:hAnsi="Times New Roman" w:cs="Times New Roman"/>
-              </w:rPr>
-            </w:pPr>
-            <w:r>
-              <w:rPr>
-                <w:rFonts w:cs="Times New Roman" w:ascii="Times New Roman" w:hAnsi="Times New Roman"/>
+                <w:rFonts w:ascii="Lato" w:hAnsi="Lato"/>
+                <w:sz w:val="18"/>
+                <w:szCs w:val="22"/>
+              </w:rPr>
+            </w:pPr>
+            <w:r>
+              <w:rPr>
+                <w:rFonts w:cs="Times New Roman" w:ascii="Lato" w:hAnsi="Lato"/>
+                <w:sz w:val="18"/>
+                <w:szCs w:val="22"/>
               </w:rPr>
               <w:t>Introduction to Combinatorics</w:t>
             </w:r>
@@ -2048,12 +2591,16 @@
               <w:spacing w:lineRule="auto" w:line="240" w:before="0" w:after="0"/>
               <w:ind w:left="342" w:right="0" w:hanging="342"/>
               <w:rPr>
-                <w:rFonts w:ascii="Times New Roman" w:hAnsi="Times New Roman" w:cs="Times New Roman"/>
-              </w:rPr>
-            </w:pPr>
-            <w:r>
-              <w:rPr>
-                <w:rFonts w:cs="Times New Roman" w:ascii="Times New Roman" w:hAnsi="Times New Roman"/>
+                <w:rFonts w:ascii="Lato" w:hAnsi="Lato"/>
+                <w:sz w:val="18"/>
+                <w:szCs w:val="22"/>
+              </w:rPr>
+            </w:pPr>
+            <w:r>
+              <w:rPr>
+                <w:rFonts w:cs="Times New Roman" w:ascii="Lato" w:hAnsi="Lato"/>
+                <w:sz w:val="18"/>
+                <w:szCs w:val="22"/>
               </w:rPr>
               <w:t>Probability and Statistics for Engineers</w:t>
             </w:r>
@@ -2064,12 +2611,16 @@
               <w:spacing w:lineRule="auto" w:line="240" w:before="0" w:after="0"/>
               <w:ind w:left="342" w:right="0" w:hanging="342"/>
               <w:rPr>
-                <w:rFonts w:ascii="Times New Roman" w:hAnsi="Times New Roman" w:cs="Times New Roman"/>
-              </w:rPr>
-            </w:pPr>
-            <w:r>
-              <w:rPr>
-                <w:rFonts w:cs="Times New Roman" w:ascii="Times New Roman" w:hAnsi="Times New Roman"/>
+                <w:rFonts w:ascii="Lato" w:hAnsi="Lato"/>
+                <w:sz w:val="18"/>
+                <w:szCs w:val="22"/>
+              </w:rPr>
+            </w:pPr>
+            <w:r>
+              <w:rPr>
+                <w:rFonts w:cs="Times New Roman" w:ascii="Lato" w:hAnsi="Lato"/>
+                <w:sz w:val="18"/>
+                <w:szCs w:val="22"/>
               </w:rPr>
               <w:t>Mathematical Analysis I, II</w:t>
             </w:r>
@@ -2083,12 +2634,16 @@
               <w:spacing w:lineRule="auto" w:line="240" w:before="0" w:after="0"/>
               <w:ind w:left="342" w:right="0" w:hanging="342"/>
               <w:rPr>
-                <w:rFonts w:ascii="Times New Roman" w:hAnsi="Times New Roman" w:cs="Times New Roman"/>
-              </w:rPr>
-            </w:pPr>
-            <w:r>
-              <w:rPr>
-                <w:rFonts w:cs="Times New Roman" w:ascii="Times New Roman" w:hAnsi="Times New Roman"/>
+                <w:rFonts w:ascii="Lato" w:hAnsi="Lato"/>
+                <w:sz w:val="18"/>
+                <w:szCs w:val="22"/>
+              </w:rPr>
+            </w:pPr>
+            <w:r>
+              <w:rPr>
+                <w:rFonts w:cs="Times New Roman" w:ascii="Lato" w:hAnsi="Lato"/>
+                <w:sz w:val="18"/>
+                <w:szCs w:val="22"/>
               </w:rPr>
               <w:t>Mathematics of Scientific Computing</w:t>
             </w:r>
@@ -2099,14 +2654,95 @@
               <w:spacing w:lineRule="auto" w:line="240" w:before="0" w:after="0"/>
               <w:ind w:left="342" w:right="0" w:hanging="342"/>
               <w:rPr>
-                <w:rFonts w:ascii="Times New Roman" w:hAnsi="Times New Roman" w:cs="Times New Roman"/>
-              </w:rPr>
-            </w:pPr>
-            <w:r>
-              <w:rPr>
-                <w:rFonts w:cs="Times New Roman" w:ascii="Times New Roman" w:hAnsi="Times New Roman"/>
+                <w:rFonts w:ascii="Lato" w:hAnsi="Lato"/>
+                <w:sz w:val="18"/>
+                <w:szCs w:val="22"/>
+              </w:rPr>
+            </w:pPr>
+            <w:r>
+              <w:rPr>
+                <w:rFonts w:cs="Times New Roman" w:ascii="Lato" w:hAnsi="Lato"/>
+                <w:sz w:val="18"/>
+                <w:szCs w:val="22"/>
               </w:rPr>
               <w:t>Symbolic Logic</w:t>
+            </w:r>
+          </w:p>
+          <w:p>
+            <w:pPr>
+              <w:pStyle w:val="Normal"/>
+              <w:spacing w:lineRule="auto" w:line="240" w:before="0" w:after="0"/>
+              <w:ind w:left="342" w:right="0" w:hanging="342"/>
+              <w:rPr>
+                <w:rFonts w:cs="Times New Roman"/>
+              </w:rPr>
+            </w:pPr>
+            <w:r>
+              <w:rPr>
+                <w:rFonts w:ascii="Lato" w:hAnsi="Lato"/>
+                <w:sz w:val="18"/>
+                <w:szCs w:val="22"/>
+              </w:rPr>
+            </w:r>
+          </w:p>
+          <w:p>
+            <w:pPr>
+              <w:pStyle w:val="Normal"/>
+              <w:spacing w:lineRule="auto" w:line="240" w:before="0" w:after="0"/>
+              <w:ind w:left="342" w:right="0" w:hanging="342"/>
+              <w:rPr>
+                <w:rFonts w:ascii="Lato" w:hAnsi="Lato"/>
+                <w:sz w:val="18"/>
+                <w:szCs w:val="22"/>
+              </w:rPr>
+            </w:pPr>
+            <w:r>
+              <w:rPr>
+                <w:rFonts w:cs="Times New Roman" w:ascii="Lato" w:hAnsi="Lato"/>
+                <w:sz w:val="18"/>
+                <w:szCs w:val="22"/>
+              </w:rPr>
+              <w:t>Introduction to Language &amp; Linguistics</w:t>
+            </w:r>
+          </w:p>
+          <w:p>
+            <w:pPr>
+              <w:pStyle w:val="Normal"/>
+              <w:spacing w:lineRule="auto" w:line="240" w:before="0" w:after="0"/>
+              <w:ind w:left="342" w:right="0" w:hanging="342"/>
+              <w:rPr>
+                <w:rFonts w:ascii="Lato" w:hAnsi="Lato"/>
+                <w:sz w:val="18"/>
+                <w:szCs w:val="22"/>
+              </w:rPr>
+            </w:pPr>
+            <w:r>
+              <w:rPr>
+                <w:rFonts w:cs="Times New Roman" w:ascii="Lato" w:hAnsi="Lato"/>
+                <w:sz w:val="18"/>
+                <w:szCs w:val="22"/>
+              </w:rPr>
+              <w:t>Introduction to Cognitive Science</w:t>
+            </w:r>
+          </w:p>
+          <w:p>
+            <w:pPr>
+              <w:pStyle w:val="Normal"/>
+              <w:spacing w:lineRule="auto" w:line="240" w:before="0" w:after="0"/>
+              <w:ind w:left="342" w:right="0" w:hanging="342"/>
+              <w:rPr>
+                <w:rFonts w:ascii="Lato" w:hAnsi="Lato"/>
+                <w:sz w:val="18"/>
+                <w:szCs w:val="22"/>
+              </w:rPr>
+            </w:pPr>
+            <w:r>
+              <w:rPr>
+                <w:rFonts w:cs="Times New Roman" w:ascii="Lato" w:hAnsi="Lato"/>
+                <w:sz w:val="18"/>
+                <w:szCs w:val="22"/>
+              </w:rPr>
+              <w:t>Introduction to Psychology</w:t>
             </w:r>
           </w:p>
           <w:p>
@@ -2118,80 +2754,18 @@
               <w:spacing w:lineRule="auto" w:line="240" w:before="0" w:after="0"/>
               <w:ind w:left="342" w:right="0" w:hanging="342"/>
               <w:rPr>
-                <w:rFonts w:ascii="Times New Roman" w:hAnsi="Times New Roman" w:cs="Times New Roman"/>
-              </w:rPr>
-            </w:pPr>
-            <w:r>
-              <w:rPr>
-                <w:rFonts w:cs="Times New Roman" w:ascii="Times New Roman" w:hAnsi="Times New Roman"/>
-              </w:rPr>
-            </w:r>
-          </w:p>
-          <w:p>
-            <w:pPr>
-              <w:pStyle w:val="Normal"/>
-              <w:spacing w:lineRule="auto" w:line="240" w:before="0" w:after="0"/>
-              <w:ind w:left="342" w:right="0" w:hanging="342"/>
-              <w:rPr>
-                <w:rFonts w:ascii="Times New Roman" w:hAnsi="Times New Roman" w:cs="Times New Roman"/>
-              </w:rPr>
-            </w:pPr>
-            <w:r>
-              <w:rPr>
-                <w:rFonts w:cs="Times New Roman" w:ascii="Times New Roman" w:hAnsi="Times New Roman"/>
-              </w:rPr>
-              <w:t>Introduction to Language &amp; Linguistics</w:t>
-            </w:r>
-          </w:p>
-          <w:p>
-            <w:pPr>
-              <w:pStyle w:val="Normal"/>
-              <w:spacing w:lineRule="auto" w:line="240" w:before="0" w:after="0"/>
-              <w:ind w:left="342" w:right="0" w:hanging="342"/>
-              <w:rPr>
-                <w:rFonts w:ascii="Times New Roman" w:hAnsi="Times New Roman" w:cs="Times New Roman"/>
-              </w:rPr>
-            </w:pPr>
-            <w:r>
-              <w:rPr>
-                <w:rFonts w:cs="Times New Roman" w:ascii="Times New Roman" w:hAnsi="Times New Roman"/>
-              </w:rPr>
-              <w:t>Introduction to Cognitive Science</w:t>
-            </w:r>
-          </w:p>
-          <w:p>
-            <w:pPr>
-              <w:pStyle w:val="Normal"/>
-              <w:spacing w:lineRule="auto" w:line="240" w:before="0" w:after="0"/>
-              <w:ind w:left="342" w:right="0" w:hanging="342"/>
-              <w:rPr>
-                <w:rFonts w:ascii="Times New Roman" w:hAnsi="Times New Roman" w:cs="Times New Roman"/>
-              </w:rPr>
-            </w:pPr>
-            <w:r>
-              <w:rPr>
-                <w:rFonts w:cs="Times New Roman" w:ascii="Times New Roman" w:hAnsi="Times New Roman"/>
-              </w:rPr>
-              <w:t>Introduction to Psychology</w:t>
-            </w:r>
-          </w:p>
-          <w:p>
-            <w:pPr>
-              <w:pStyle w:val="Normal"/>
-              <w:tabs>
-                <w:tab w:val="center" w:pos="1764" w:leader="none"/>
-              </w:tabs>
-              <w:spacing w:lineRule="auto" w:line="240" w:before="0" w:after="0"/>
-              <w:ind w:left="342" w:right="0" w:hanging="342"/>
-              <w:rPr>
-                <w:rFonts w:ascii="Times New Roman" w:hAnsi="Times New Roman" w:cs="Times New Roman"/>
+                <w:rFonts w:ascii="Lato" w:hAnsi="Lato"/>
+                <w:sz w:val="18"/>
+                <w:szCs w:val="22"/>
               </w:rPr>
             </w:pPr>
             <w:bookmarkStart w:id="0" w:name="_GoBack"/>
             <w:bookmarkEnd w:id="0"/>
             <w:r>
               <w:rPr>
-                <w:rFonts w:cs="Times New Roman" w:ascii="Times New Roman" w:hAnsi="Times New Roman"/>
+                <w:rFonts w:cs="Times New Roman" w:ascii="Lato" w:hAnsi="Lato"/>
+                <w:sz w:val="18"/>
+                <w:szCs w:val="22"/>
               </w:rPr>
               <w:t>Cognitive Processes</w:t>
             </w:r>
@@ -2204,17 +2778,17 @@
         <w:pStyle w:val="Normal"/>
         <w:spacing w:before="240" w:after="160"/>
         <w:rPr>
-          <w:rFonts w:ascii="Times New Roman" w:hAnsi="Times New Roman" w:cs="Times New Roman"/>
-          <w:b/>
-          <w:b/>
-          <w:sz w:val="28"/>
-        </w:rPr>
-      </w:pPr>
-      <w:r>
-        <w:rPr>
-          <w:rFonts w:cs="Times New Roman" w:ascii="Times New Roman" w:hAnsi="Times New Roman"/>
-          <w:b/>
-          <w:sz w:val="28"/>
+          <w:rFonts w:ascii="Lato" w:hAnsi="Lato"/>
+          <w:sz w:val="24"/>
+          <w:szCs w:val="22"/>
+        </w:rPr>
+      </w:pPr>
+      <w:r>
+        <w:rPr>
+          <w:rFonts w:cs="Times New Roman" w:ascii="Lato" w:hAnsi="Lato"/>
+          <w:b/>
+          <w:sz w:val="24"/>
+          <w:szCs w:val="22"/>
         </w:rPr>
         <w:t>Professional Membership</w:t>
       </w:r>
@@ -2226,14 +2800,18 @@
           <w:ilvl w:val="0"/>
           <w:numId w:val="1"/>
         </w:numPr>
-        <w:spacing w:before="0" w:after="160"/>
-        <w:rPr>
-          <w:rFonts w:ascii="Times New Roman" w:hAnsi="Times New Roman" w:cs="Times New Roman"/>
-        </w:rPr>
-      </w:pPr>
-      <w:r>
-        <w:rPr>
-          <w:rFonts w:cs="Times New Roman" w:ascii="Times New Roman" w:hAnsi="Times New Roman"/>
+        <w:spacing w:before="57" w:after="57"/>
+        <w:rPr>
+          <w:rFonts w:ascii="Lato" w:hAnsi="Lato"/>
+          <w:sz w:val="18"/>
+          <w:szCs w:val="22"/>
+        </w:rPr>
+      </w:pPr>
+      <w:r>
+        <w:rPr>
+          <w:rFonts w:cs="Times New Roman" w:ascii="Lato" w:hAnsi="Lato"/>
+          <w:sz w:val="18"/>
+          <w:szCs w:val="22"/>
         </w:rPr>
         <w:t>Association for Computing Machinery (ACM).</w:t>
       </w:r>
@@ -2245,14 +2823,18 @@
           <w:ilvl w:val="0"/>
           <w:numId w:val="1"/>
         </w:numPr>
-        <w:spacing w:before="0" w:after="160"/>
-        <w:rPr>
-          <w:rFonts w:ascii="Times New Roman" w:hAnsi="Times New Roman" w:cs="Times New Roman"/>
-        </w:rPr>
-      </w:pPr>
-      <w:r>
-        <w:rPr>
-          <w:rFonts w:cs="Times New Roman" w:ascii="Times New Roman" w:hAnsi="Times New Roman"/>
+        <w:spacing w:before="57" w:after="57"/>
+        <w:rPr>
+          <w:rFonts w:ascii="Lato" w:hAnsi="Lato"/>
+          <w:sz w:val="18"/>
+          <w:szCs w:val="22"/>
+        </w:rPr>
+      </w:pPr>
+      <w:r>
+        <w:rPr>
+          <w:rFonts w:cs="Times New Roman" w:ascii="Lato" w:hAnsi="Lato"/>
+          <w:sz w:val="18"/>
+          <w:szCs w:val="22"/>
         </w:rPr>
         <w:t>Association for the Advancement of Affective Computing (AAAC).</w:t>
       </w:r>
@@ -2264,14 +2846,18 @@
           <w:ilvl w:val="0"/>
           <w:numId w:val="1"/>
         </w:numPr>
-        <w:spacing w:before="0" w:after="160"/>
-        <w:rPr>
-          <w:rFonts w:ascii="Times New Roman" w:hAnsi="Times New Roman" w:cs="Times New Roman"/>
-        </w:rPr>
-      </w:pPr>
-      <w:r>
-        <w:rPr>
-          <w:rFonts w:cs="Times New Roman" w:ascii="Times New Roman" w:hAnsi="Times New Roman"/>
+        <w:spacing w:before="57" w:after="57"/>
+        <w:rPr>
+          <w:rFonts w:ascii="Lato" w:hAnsi="Lato"/>
+          <w:sz w:val="18"/>
+          <w:szCs w:val="22"/>
+        </w:rPr>
+      </w:pPr>
+      <w:r>
+        <w:rPr>
+          <w:rFonts w:cs="Times New Roman" w:ascii="Lato" w:hAnsi="Lato"/>
+          <w:sz w:val="18"/>
+          <w:szCs w:val="22"/>
         </w:rPr>
         <w:t>International Artificial Intelligence in Education Society (IAIED).</w:t>
       </w:r>
@@ -2283,14 +2869,18 @@
           <w:ilvl w:val="0"/>
           <w:numId w:val="1"/>
         </w:numPr>
-        <w:spacing w:before="0" w:after="160"/>
-        <w:rPr>
-          <w:rFonts w:ascii="Times New Roman" w:hAnsi="Times New Roman" w:cs="Times New Roman"/>
-        </w:rPr>
-      </w:pPr>
-      <w:r>
-        <w:rPr>
-          <w:rFonts w:cs="Times New Roman" w:ascii="Times New Roman" w:hAnsi="Times New Roman"/>
+        <w:spacing w:before="57" w:after="57"/>
+        <w:rPr>
+          <w:rFonts w:ascii="Lato" w:hAnsi="Lato"/>
+          <w:sz w:val="18"/>
+          <w:szCs w:val="22"/>
+        </w:rPr>
+      </w:pPr>
+      <w:r>
+        <w:rPr>
+          <w:rFonts w:cs="Times New Roman" w:ascii="Lato" w:hAnsi="Lato"/>
+          <w:sz w:val="18"/>
+          <w:szCs w:val="22"/>
         </w:rPr>
         <w:t>Institute of Electrical and Electronics Engineers (IEEE).</w:t>
       </w:r>
@@ -2302,14 +2892,18 @@
           <w:ilvl w:val="0"/>
           <w:numId w:val="1"/>
         </w:numPr>
-        <w:spacing w:before="0" w:after="160"/>
-        <w:rPr>
-          <w:rFonts w:ascii="Times New Roman" w:hAnsi="Times New Roman" w:cs="Times New Roman"/>
-        </w:rPr>
-      </w:pPr>
-      <w:r>
-        <w:rPr>
-          <w:rFonts w:cs="Times New Roman" w:ascii="Times New Roman" w:hAnsi="Times New Roman"/>
+        <w:spacing w:before="57" w:after="57"/>
+        <w:rPr>
+          <w:rFonts w:ascii="Lato" w:hAnsi="Lato"/>
+          <w:sz w:val="18"/>
+          <w:szCs w:val="22"/>
+        </w:rPr>
+      </w:pPr>
+      <w:r>
+        <w:rPr>
+          <w:rFonts w:cs="Times New Roman" w:ascii="Lato" w:hAnsi="Lato"/>
+          <w:sz w:val="18"/>
+          <w:szCs w:val="22"/>
         </w:rPr>
         <w:t>International Educational Data Mining Society (IEDMS).</w:t>
       </w:r>
@@ -2321,14 +2915,18 @@
           <w:ilvl w:val="0"/>
           <w:numId w:val="1"/>
         </w:numPr>
-        <w:spacing w:before="0" w:after="160"/>
-        <w:rPr>
-          <w:rFonts w:ascii="Times New Roman" w:hAnsi="Times New Roman" w:cs="Times New Roman"/>
-        </w:rPr>
-      </w:pPr>
-      <w:r>
-        <w:rPr>
-          <w:rFonts w:cs="Times New Roman" w:ascii="Times New Roman" w:hAnsi="Times New Roman"/>
+        <w:spacing w:before="57" w:after="57"/>
+        <w:rPr>
+          <w:rFonts w:ascii="Lato" w:hAnsi="Lato"/>
+          <w:sz w:val="18"/>
+          <w:szCs w:val="22"/>
+        </w:rPr>
+      </w:pPr>
+      <w:r>
+        <w:rPr>
+          <w:rFonts w:cs="Times New Roman" w:ascii="Lato" w:hAnsi="Lato"/>
+          <w:sz w:val="18"/>
+          <w:szCs w:val="22"/>
         </w:rPr>
         <w:t>Students &amp; Technology in Academia, Research, and Service (STARS) Student Leadership Corps.</w:t>
       </w:r>
@@ -2340,14 +2938,18 @@
           <w:ilvl w:val="0"/>
           <w:numId w:val="1"/>
         </w:numPr>
-        <w:spacing w:before="0" w:after="160"/>
-        <w:rPr>
-          <w:rFonts w:ascii="Times New Roman" w:hAnsi="Times New Roman" w:cs="Times New Roman"/>
-        </w:rPr>
-      </w:pPr>
-      <w:r>
-        <w:rPr>
-          <w:rFonts w:cs="Times New Roman" w:ascii="Times New Roman" w:hAnsi="Times New Roman"/>
+        <w:spacing w:before="57" w:after="57"/>
+        <w:rPr>
+          <w:rFonts w:ascii="Lato" w:hAnsi="Lato"/>
+          <w:sz w:val="18"/>
+          <w:szCs w:val="22"/>
+        </w:rPr>
+      </w:pPr>
+      <w:r>
+        <w:rPr>
+          <w:rFonts w:cs="Times New Roman" w:ascii="Lato" w:hAnsi="Lato"/>
+          <w:sz w:val="18"/>
+          <w:szCs w:val="22"/>
         </w:rPr>
         <w:t>Mensa International.</w:t>
       </w:r>
@@ -2372,21 +2974,25 @@
     <w:pPr>
       <w:pStyle w:val="Footer"/>
       <w:jc w:val="right"/>
-      <w:rPr/>
+      <w:rPr>
+        <w:rFonts w:ascii="Lato" w:hAnsi="Lato"/>
+        <w:sz w:val="18"/>
+        <w:szCs w:val="18"/>
+      </w:rPr>
     </w:pPr>
     <w:r>
       <w:rPr>
-        <w:rFonts w:cs="Times New Roman" w:ascii="Times New Roman" w:hAnsi="Times New Roman"/>
-        <w:sz w:val="20"/>
-        <w:szCs w:val="20"/>
+        <w:rFonts w:cs="Times New Roman" w:ascii="Lato" w:hAnsi="Lato"/>
+        <w:sz w:val="18"/>
+        <w:szCs w:val="18"/>
       </w:rPr>
       <w:t xml:space="preserve">Updated </w:t>
     </w:r>
     <w:r>
       <w:rPr>
-        <w:rFonts w:cs="Times New Roman" w:ascii="Times New Roman" w:hAnsi="Times New Roman"/>
-        <w:sz w:val="20"/>
-        <w:szCs w:val="20"/>
+        <w:rFonts w:cs="Times New Roman" w:ascii="Lato" w:hAnsi="Lato"/>
+        <w:sz w:val="18"/>
+        <w:szCs w:val="18"/>
       </w:rPr>
       <w:fldChar w:fldCharType="begin"/>
     </w:r>
@@ -2397,25 +3003,25 @@
       <w:fldChar w:fldCharType="separate"/>
     </w:r>
     <w:r>
-      <w:t>14 April 2017</w:t>
+      <w:t>14 July 2017</w:t>
     </w:r>
     <w:r>
       <w:fldChar w:fldCharType="end"/>
     </w:r>
     <w:r>
       <w:rPr>
-        <w:rFonts w:cs="Times New Roman" w:ascii="Times New Roman" w:hAnsi="Times New Roman"/>
-        <w:sz w:val="20"/>
-        <w:szCs w:val="20"/>
+        <w:rFonts w:cs="Times New Roman" w:ascii="Lato" w:hAnsi="Lato"/>
+        <w:sz w:val="18"/>
+        <w:szCs w:val="18"/>
       </w:rPr>
       <w:tab/>
       <w:tab/>
     </w:r>
     <w:r>
       <w:rPr>
-        <w:rFonts w:cs="Times New Roman" w:ascii="Times New Roman" w:hAnsi="Times New Roman"/>
-        <w:sz w:val="20"/>
-        <w:szCs w:val="20"/>
+        <w:rFonts w:cs="Times New Roman" w:ascii="Lato" w:hAnsi="Lato"/>
+        <w:sz w:val="18"/>
+        <w:szCs w:val="18"/>
       </w:rPr>
       <w:fldChar w:fldCharType="begin"/>
     </w:r>
@@ -2433,17 +3039,17 @@
     </w:r>
     <w:r>
       <w:rPr>
-        <w:rFonts w:cs="Times New Roman" w:ascii="Times New Roman" w:hAnsi="Times New Roman"/>
-        <w:sz w:val="20"/>
-        <w:szCs w:val="20"/>
+        <w:rFonts w:cs="Times New Roman" w:ascii="Lato" w:hAnsi="Lato"/>
+        <w:sz w:val="18"/>
+        <w:szCs w:val="18"/>
       </w:rPr>
       <w:t>/</w:t>
     </w:r>
     <w:r>
       <w:rPr>
-        <w:rFonts w:cs="Times New Roman" w:ascii="Times New Roman" w:hAnsi="Times New Roman"/>
-        <w:sz w:val="20"/>
-        <w:szCs w:val="20"/>
+        <w:rFonts w:cs="Times New Roman" w:ascii="Lato" w:hAnsi="Lato"/>
+        <w:sz w:val="18"/>
+        <w:szCs w:val="18"/>
       </w:rPr>
       <w:fldChar w:fldCharType="begin"/>
     </w:r>
@@ -2476,6 +3082,8 @@
       </w:pPr>
       <w:rPr>
         <w:rFonts w:ascii="Symbol" w:hAnsi="Symbol" w:cs="Symbol" w:hint="default"/>
+        <w:sz w:val="22"/>
+        <w:b w:val="false"/>
         <w:rFonts w:cs="Symbol"/>
       </w:rPr>
     </w:lvl>
@@ -2899,6 +3507,7 @@
     <w:rPrDefault>
       <w:rPr>
         <w:rFonts w:ascii="Calibri" w:hAnsi="Calibri" w:eastAsia="Calibri" w:cs="DejaVu Sans"/>
+        <w:sz w:val="20"/>
         <w:szCs w:val="22"/>
         <w:lang w:val="en-US" w:eastAsia="en-US" w:bidi="ar-SA"/>
       </w:rPr>
@@ -2912,9 +3521,7 @@
     <w:qFormat/>
     <w:pPr>
       <w:widowControl/>
-      <w:kinsoku w:val="true"/>
-      <w:overflowPunct w:val="true"/>
-      <w:autoSpaceDE w:val="true"/>
+      <w:overflowPunct w:val="false"/>
       <w:bidi w:val="0"/>
       <w:spacing w:lineRule="auto" w:line="259" w:before="0" w:after="160"/>
       <w:jc w:val="left"/>
@@ -3524,6 +4131,139 @@
     <w:rPr>
       <w:rFonts w:cs="Wingdings"/>
     </w:rPr>
+  </w:style>
+  <w:style w:type="character" w:styleId="ListLabel82">
+    <w:name w:val="ListLabel 82"/>
+    <w:qFormat/>
+    <w:rPr>
+      <w:rFonts w:ascii="Times New Roman" w:hAnsi="Times New Roman" w:cs="Symbol"/>
+      <w:b w:val="false"/>
+      <w:sz w:val="22"/>
+    </w:rPr>
+  </w:style>
+  <w:style w:type="character" w:styleId="ListLabel83">
+    <w:name w:val="ListLabel 83"/>
+    <w:qFormat/>
+    <w:rPr>
+      <w:rFonts w:cs="Courier New"/>
+    </w:rPr>
+  </w:style>
+  <w:style w:type="character" w:styleId="ListLabel84">
+    <w:name w:val="ListLabel 84"/>
+    <w:qFormat/>
+    <w:rPr>
+      <w:rFonts w:cs="Wingdings"/>
+    </w:rPr>
+  </w:style>
+  <w:style w:type="character" w:styleId="ListLabel85">
+    <w:name w:val="ListLabel 85"/>
+    <w:qFormat/>
+    <w:rPr>
+      <w:rFonts w:cs="Symbol"/>
+    </w:rPr>
+  </w:style>
+  <w:style w:type="character" w:styleId="ListLabel86">
+    <w:name w:val="ListLabel 86"/>
+    <w:qFormat/>
+    <w:rPr>
+      <w:rFonts w:cs="Courier New"/>
+    </w:rPr>
+  </w:style>
+  <w:style w:type="character" w:styleId="ListLabel87">
+    <w:name w:val="ListLabel 87"/>
+    <w:qFormat/>
+    <w:rPr>
+      <w:rFonts w:cs="Wingdings"/>
+    </w:rPr>
+  </w:style>
+  <w:style w:type="character" w:styleId="ListLabel88">
+    <w:name w:val="ListLabel 88"/>
+    <w:qFormat/>
+    <w:rPr>
+      <w:rFonts w:cs="Symbol"/>
+    </w:rPr>
+  </w:style>
+  <w:style w:type="character" w:styleId="ListLabel89">
+    <w:name w:val="ListLabel 89"/>
+    <w:qFormat/>
+    <w:rPr>
+      <w:rFonts w:cs="Courier New"/>
+    </w:rPr>
+  </w:style>
+  <w:style w:type="character" w:styleId="ListLabel90">
+    <w:name w:val="ListLabel 90"/>
+    <w:qFormat/>
+    <w:rPr>
+      <w:rFonts w:cs="Wingdings"/>
+    </w:rPr>
+  </w:style>
+  <w:style w:type="character" w:styleId="ListLabel91">
+    <w:name w:val="ListLabel 91"/>
+    <w:qFormat/>
+    <w:rPr>
+      <w:rFonts w:cs="Symbol"/>
+    </w:rPr>
+  </w:style>
+  <w:style w:type="character" w:styleId="ListLabel92">
+    <w:name w:val="ListLabel 92"/>
+    <w:qFormat/>
+    <w:rPr>
+      <w:rFonts w:cs="Courier New"/>
+    </w:rPr>
+  </w:style>
+  <w:style w:type="character" w:styleId="ListLabel93">
+    <w:name w:val="ListLabel 93"/>
+    <w:qFormat/>
+    <w:rPr>
+      <w:rFonts w:cs="Wingdings"/>
+    </w:rPr>
+  </w:style>
+  <w:style w:type="character" w:styleId="ListLabel94">
+    <w:name w:val="ListLabel 94"/>
+    <w:qFormat/>
+    <w:rPr>
+      <w:rFonts w:cs="Symbol"/>
+    </w:rPr>
+  </w:style>
+  <w:style w:type="character" w:styleId="ListLabel95">
+    <w:name w:val="ListLabel 95"/>
+    <w:qFormat/>
+    <w:rPr>
+      <w:rFonts w:cs="Courier New"/>
+    </w:rPr>
+  </w:style>
+  <w:style w:type="character" w:styleId="ListLabel96">
+    <w:name w:val="ListLabel 96"/>
+    <w:qFormat/>
+    <w:rPr>
+      <w:rFonts w:cs="Wingdings"/>
+    </w:rPr>
+  </w:style>
+  <w:style w:type="character" w:styleId="ListLabel97">
+    <w:name w:val="ListLabel 97"/>
+    <w:qFormat/>
+    <w:rPr>
+      <w:rFonts w:cs="Symbol"/>
+    </w:rPr>
+  </w:style>
+  <w:style w:type="character" w:styleId="ListLabel98">
+    <w:name w:val="ListLabel 98"/>
+    <w:qFormat/>
+    <w:rPr>
+      <w:rFonts w:cs="Courier New"/>
+    </w:rPr>
+  </w:style>
+  <w:style w:type="character" w:styleId="ListLabel99">
+    <w:name w:val="ListLabel 99"/>
+    <w:qFormat/>
+    <w:rPr>
+      <w:rFonts w:cs="Wingdings"/>
+    </w:rPr>
+  </w:style>
+  <w:style w:type="character" w:styleId="NumberingSymbols">
+    <w:name w:val="Numbering Symbols"/>
+    <w:qFormat/>
+    <w:rPr/>
   </w:style>
   <w:style w:type="paragraph" w:styleId="Heading">
     <w:name w:val="Heading"/>

--- a/files/cv.docx
+++ b/files/cv.docx
@@ -1,10 +1,9 @@
 
 <file path=word/document.xml><?xml version="1.0" encoding="utf-8"?>
-<w:document xmlns:o="urn:schemas-microsoft-com:office:office" xmlns:r="http://schemas.openxmlformats.org/officeDocument/2006/relationships" xmlns:v="urn:schemas-microsoft-com:vml" xmlns:w="http://schemas.openxmlformats.org/wordprocessingml/2006/main" xmlns:w10="urn:schemas-microsoft-com:office:word" xmlns:wp="http://schemas.openxmlformats.org/drawingml/2006/wordprocessingDrawing" xmlns:wps="http://schemas.microsoft.com/office/word/2010/wordprocessingShape" xmlns:wpg="http://schemas.microsoft.com/office/word/2010/wordprocessingGroup" xmlns:mc="http://schemas.openxmlformats.org/markup-compatibility/2006" xmlns:wp14="http://schemas.microsoft.com/office/word/2010/wordprocessingDrawing" xmlns:w14="http://schemas.microsoft.com/office/word/2010/wordml" mc:Ignorable="w14 wp14">
+<w:document xmlns:wpc="http://schemas.microsoft.com/office/word/2010/wordprocessingCanvas" xmlns:mc="http://schemas.openxmlformats.org/markup-compatibility/2006" xmlns:o="urn:schemas-microsoft-com:office:office" xmlns:r="http://schemas.openxmlformats.org/officeDocument/2006/relationships" xmlns:m="http://schemas.openxmlformats.org/officeDocument/2006/math" xmlns:v="urn:schemas-microsoft-com:vml" xmlns:wp14="http://schemas.microsoft.com/office/word/2010/wordprocessingDrawing" xmlns:wp="http://schemas.openxmlformats.org/drawingml/2006/wordprocessingDrawing" xmlns:w10="urn:schemas-microsoft-com:office:word" xmlns:w="http://schemas.openxmlformats.org/wordprocessingml/2006/main" xmlns:w14="http://schemas.microsoft.com/office/word/2010/wordml" xmlns:w15="http://schemas.microsoft.com/office/word/2012/wordml" xmlns:wpg="http://schemas.microsoft.com/office/word/2010/wordprocessingGroup" xmlns:wpi="http://schemas.microsoft.com/office/word/2010/wordprocessingInk" xmlns:wne="http://schemas.microsoft.com/office/word/2006/wordml" xmlns:wps="http://schemas.microsoft.com/office/word/2010/wordprocessingShape" mc:Ignorable="w14 w15 wp14">
   <w:body>
     <w:p>
       <w:pPr>
-        <w:pStyle w:val="Normal"/>
         <w:jc w:val="center"/>
         <w:rPr>
           <w:rFonts w:ascii="Lato" w:hAnsi="Lato"/>
@@ -13,7 +12,7 @@
       </w:pPr>
       <w:r>
         <w:rPr>
-          <w:rFonts w:cs="Times New Roman" w:ascii="Lato" w:hAnsi="Lato"/>
+          <w:rFonts w:ascii="Lato" w:hAnsi="Lato" w:cs="Times New Roman"/>
           <w:smallCaps/>
           <w:sz w:val="36"/>
         </w:rPr>
@@ -22,7 +21,6 @@
     </w:p>
     <w:p>
       <w:pPr>
-        <w:pStyle w:val="Normal"/>
         <w:jc w:val="center"/>
         <w:rPr>
           <w:rFonts w:ascii="Lato" w:hAnsi="Lato"/>
@@ -31,7 +29,7 @@
       </w:pPr>
       <w:r>
         <w:rPr>
-          <w:rFonts w:cs="Times New Roman" w:ascii="Lato" w:hAnsi="Lato"/>
+          <w:rFonts w:ascii="Lato" w:hAnsi="Lato" w:cs="Times New Roman"/>
           <w:b/>
           <w:sz w:val="24"/>
         </w:rPr>
@@ -42,34 +40,29 @@
       <w:tblPr>
         <w:tblW w:w="7089" w:type="dxa"/>
         <w:jc w:val="center"/>
-        <w:tblInd w:w="0" w:type="dxa"/>
-        <w:tblBorders/>
         <w:tblCellMar>
-          <w:top w:w="0" w:type="dxa"/>
           <w:left w:w="128" w:type="dxa"/>
-          <w:bottom w:w="0" w:type="dxa"/>
-          <w:right w:w="108" w:type="dxa"/>
         </w:tblCellMar>
+        <w:tblLook w:val="0000" w:firstRow="0" w:lastRow="0" w:firstColumn="0" w:lastColumn="0" w:noHBand="0" w:noVBand="0"/>
       </w:tblPr>
       <w:tblGrid>
-        <w:gridCol w:w="3762"/>
+        <w:gridCol w:w="3763"/>
         <w:gridCol w:w="3326"/>
       </w:tblGrid>
       <w:tr>
         <w:trPr>
-          <w:trHeight w:val="1006" w:hRule="atLeast"/>
+          <w:trHeight w:val="1006"/>
+          <w:jc w:val="center"/>
         </w:trPr>
         <w:tc>
           <w:tcPr>
             <w:tcW w:w="3762" w:type="dxa"/>
-            <w:tcBorders/>
-            <w:shd w:fill="FFFFFF" w:val="clear"/>
+            <w:shd w:val="clear" w:color="auto" w:fill="FFFFFF"/>
             <w:vAlign w:val="center"/>
           </w:tcPr>
           <w:p>
             <w:pPr>
-              <w:pStyle w:val="Normal"/>
-              <w:spacing w:lineRule="auto" w:line="240" w:before="0" w:after="0"/>
+              <w:spacing w:after="0" w:line="240" w:lineRule="auto"/>
               <w:jc w:val="center"/>
               <w:rPr>
                 <w:rFonts w:ascii="Lato" w:hAnsi="Lato"/>
@@ -78,7 +71,7 @@
             </w:pPr>
             <w:r>
               <w:rPr>
-                <w:rFonts w:cs="Times New Roman" w:ascii="Lato" w:hAnsi="Lato"/>
+                <w:rFonts w:ascii="Lato" w:hAnsi="Lato" w:cs="Times New Roman"/>
                 <w:sz w:val="16"/>
               </w:rPr>
               <w:t>avail@cs.cmu.edu</w:t>
@@ -86,8 +79,7 @@
           </w:p>
           <w:p>
             <w:pPr>
-              <w:pStyle w:val="Normal"/>
-              <w:spacing w:lineRule="auto" w:line="240" w:before="0" w:after="0"/>
+              <w:spacing w:after="0" w:line="240" w:lineRule="auto"/>
               <w:jc w:val="center"/>
               <w:rPr>
                 <w:rFonts w:ascii="Lato" w:hAnsi="Lato"/>
@@ -96,7 +88,7 @@
             </w:pPr>
             <w:r>
               <w:rPr>
-                <w:rFonts w:cs="Times New Roman" w:ascii="Lato" w:hAnsi="Lato"/>
+                <w:rFonts w:ascii="Lato" w:hAnsi="Lato" w:cs="Times New Roman"/>
                 <w:sz w:val="16"/>
               </w:rPr>
               <w:t>alexandriakvail.com</w:t>
@@ -106,14 +98,12 @@
         <w:tc>
           <w:tcPr>
             <w:tcW w:w="3326" w:type="dxa"/>
-            <w:tcBorders/>
-            <w:shd w:fill="FFFFFF" w:val="clear"/>
+            <w:shd w:val="clear" w:color="auto" w:fill="FFFFFF"/>
             <w:vAlign w:val="center"/>
           </w:tcPr>
           <w:p>
             <w:pPr>
-              <w:pStyle w:val="Normal"/>
-              <w:spacing w:lineRule="auto" w:line="240" w:before="0" w:after="0"/>
+              <w:spacing w:after="0" w:line="240" w:lineRule="auto"/>
               <w:jc w:val="center"/>
               <w:rPr>
                 <w:rFonts w:ascii="Lato" w:hAnsi="Lato"/>
@@ -122,7 +112,7 @@
             </w:pPr>
             <w:r>
               <w:rPr>
-                <w:rFonts w:cs="Times New Roman" w:ascii="Lato" w:hAnsi="Lato"/>
+                <w:rFonts w:ascii="Lato" w:hAnsi="Lato" w:cs="Times New Roman"/>
                 <w:sz w:val="16"/>
               </w:rPr>
               <w:t>5000 Forbes Avenue</w:t>
@@ -130,8 +120,7 @@
           </w:p>
           <w:p>
             <w:pPr>
-              <w:pStyle w:val="Normal"/>
-              <w:spacing w:lineRule="auto" w:line="240" w:before="0" w:after="0"/>
+              <w:spacing w:after="0" w:line="240" w:lineRule="auto"/>
               <w:jc w:val="center"/>
               <w:rPr>
                 <w:rFonts w:ascii="Lato" w:hAnsi="Lato"/>
@@ -140,7 +129,7 @@
             </w:pPr>
             <w:r>
               <w:rPr>
-                <w:rFonts w:cs="Times New Roman" w:ascii="Lato" w:hAnsi="Lato"/>
+                <w:rFonts w:ascii="Lato" w:hAnsi="Lato" w:cs="Times New Roman"/>
                 <w:sz w:val="16"/>
               </w:rPr>
               <w:t>Human-Computer Interaction Institute</w:t>
@@ -148,8 +137,7 @@
           </w:p>
           <w:p>
             <w:pPr>
-              <w:pStyle w:val="Normal"/>
-              <w:spacing w:lineRule="auto" w:line="240" w:before="0" w:after="0"/>
+              <w:spacing w:after="0" w:line="240" w:lineRule="auto"/>
               <w:jc w:val="center"/>
               <w:rPr>
                 <w:rFonts w:ascii="Lato" w:hAnsi="Lato"/>
@@ -158,7 +146,7 @@
             </w:pPr>
             <w:r>
               <w:rPr>
-                <w:rFonts w:cs="Times New Roman" w:ascii="Lato" w:hAnsi="Lato"/>
+                <w:rFonts w:ascii="Lato" w:hAnsi="Lato" w:cs="Times New Roman"/>
                 <w:sz w:val="16"/>
               </w:rPr>
               <w:t>Pittsburgh, PA 15213-3815</w:t>
@@ -169,7 +157,6 @@
     </w:tbl>
     <w:p>
       <w:pPr>
-        <w:pStyle w:val="Normal"/>
         <w:rPr>
           <w:rFonts w:ascii="Lato" w:hAnsi="Lato"/>
           <w:sz w:val="24"/>
@@ -177,7 +164,7 @@
       </w:pPr>
       <w:r>
         <w:rPr>
-          <w:rFonts w:cs="Times New Roman" w:ascii="Lato" w:hAnsi="Lato"/>
+          <w:rFonts w:ascii="Lato" w:hAnsi="Lato" w:cs="Times New Roman"/>
           <w:b/>
           <w:sz w:val="24"/>
         </w:rPr>
@@ -186,24 +173,29 @@
     </w:p>
     <w:p>
       <w:pPr>
-        <w:pStyle w:val="Normal"/>
-        <w:ind w:left="1440" w:right="0" w:hanging="1440"/>
-        <w:rPr>
-          <w:rFonts w:ascii="Lato" w:hAnsi="Lato"/>
-          <w:sz w:val="18"/>
-        </w:rPr>
-      </w:pPr>
-      <w:r>
-        <w:rPr>
-          <w:rFonts w:cs="Times New Roman" w:ascii="Lato" w:hAnsi="Lato"/>
+        <w:ind w:left="1440" w:hanging="1440"/>
+        <w:rPr>
+          <w:rFonts w:ascii="Lato" w:hAnsi="Lato"/>
+          <w:sz w:val="18"/>
+        </w:rPr>
+      </w:pPr>
+      <w:r>
+        <w:rPr>
+          <w:rFonts w:ascii="Lato" w:hAnsi="Lato" w:cs="Times New Roman"/>
           <w:sz w:val="18"/>
         </w:rPr>
         <w:t>2016 –</w:t>
+      </w:r>
+      <w:r>
+        <w:rPr>
+          <w:rFonts w:ascii="Lato" w:hAnsi="Lato" w:cs="Times New Roman"/>
+          <w:sz w:val="18"/>
+        </w:rPr>
         <w:tab/>
       </w:r>
       <w:r>
         <w:rPr>
-          <w:rFonts w:cs="Times New Roman" w:ascii="Lato" w:hAnsi="Lato"/>
+          <w:rFonts w:ascii="Lato" w:hAnsi="Lato" w:cs="Times New Roman"/>
           <w:b/>
           <w:sz w:val="18"/>
         </w:rPr>
@@ -211,59 +203,100 @@
       </w:r>
       <w:r>
         <w:rPr>
-          <w:rFonts w:cs="Times New Roman" w:ascii="Lato" w:hAnsi="Lato"/>
+          <w:rFonts w:ascii="Lato" w:hAnsi="Lato" w:cs="Times New Roman"/>
           <w:sz w:val="18"/>
         </w:rPr>
         <w:t>, Human-Computer Interaction</w:t>
+      </w:r>
+      <w:r>
+        <w:rPr>
+          <w:rFonts w:ascii="Lato" w:hAnsi="Lato" w:cs="Times New Roman"/>
+          <w:sz w:val="18"/>
+        </w:rPr>
         <w:br/>
         <w:t>Carnegie Mellon University</w:t>
+      </w:r>
+      <w:r>
+        <w:rPr>
+          <w:rFonts w:ascii="Lato" w:hAnsi="Lato" w:cs="Times New Roman"/>
+          <w:sz w:val="18"/>
+        </w:rPr>
         <w:br/>
-        <w:t>Advisor: Dr. Louis-Philippe Morency</w:t>
-      </w:r>
-    </w:p>
-    <w:p>
-      <w:pPr>
-        <w:pStyle w:val="Normal"/>
-        <w:ind w:left="1440" w:right="0" w:hanging="1440"/>
-        <w:rPr>
-          <w:rFonts w:ascii="Lato" w:hAnsi="Lato"/>
-          <w:sz w:val="18"/>
-        </w:rPr>
-      </w:pPr>
-      <w:r>
-        <w:rPr>
-          <w:rFonts w:cs="Times New Roman" w:ascii="Lato" w:hAnsi="Lato"/>
+        <w:t xml:space="preserve">Advisor: Dr. </w:t>
+      </w:r>
+      <w:r>
+        <w:rPr>
+          <w:rFonts w:ascii="Lato" w:hAnsi="Lato" w:cs="Times New Roman"/>
+          <w:sz w:val="18"/>
+        </w:rPr>
+        <w:t>Louis-Philippe Morency</w:t>
+      </w:r>
+    </w:p>
+    <w:p>
+      <w:pPr>
+        <w:ind w:left="1440" w:hanging="1440"/>
+        <w:rPr>
+          <w:rFonts w:ascii="Lato" w:hAnsi="Lato"/>
+          <w:sz w:val="18"/>
+        </w:rPr>
+      </w:pPr>
+      <w:r>
+        <w:rPr>
+          <w:rFonts w:ascii="Lato" w:hAnsi="Lato" w:cs="Times New Roman"/>
           <w:sz w:val="18"/>
         </w:rPr>
         <w:t>2015 – 2016</w:t>
+      </w:r>
+      <w:r>
+        <w:rPr>
+          <w:rFonts w:ascii="Lato" w:hAnsi="Lato" w:cs="Times New Roman"/>
+          <w:sz w:val="18"/>
+        </w:rPr>
         <w:tab/>
         <w:t>Ph.D. Student, Computer Science</w:t>
+      </w:r>
+      <w:r>
+        <w:rPr>
+          <w:rFonts w:ascii="Lato" w:hAnsi="Lato" w:cs="Times New Roman"/>
+          <w:sz w:val="18"/>
+        </w:rPr>
         <w:br/>
         <w:t>North Carolina State University</w:t>
+      </w:r>
+      <w:r>
+        <w:rPr>
+          <w:rFonts w:ascii="Lato" w:hAnsi="Lato" w:cs="Times New Roman"/>
+          <w:sz w:val="18"/>
+        </w:rPr>
         <w:br/>
         <w:t>Advisors: Dr. Kristy Boyer, Dr. James Lester</w:t>
       </w:r>
     </w:p>
     <w:p>
       <w:pPr>
-        <w:pStyle w:val="Normal"/>
-        <w:ind w:left="1440" w:right="0" w:hanging="1440"/>
-        <w:rPr>
-          <w:rFonts w:ascii="Lato" w:hAnsi="Lato"/>
-          <w:sz w:val="18"/>
-        </w:rPr>
-      </w:pPr>
-      <w:r>
-        <w:rPr>
-          <w:rFonts w:cs="Times New Roman" w:ascii="Lato" w:hAnsi="Lato"/>
+        <w:ind w:left="1440" w:hanging="1440"/>
+        <w:rPr>
+          <w:rFonts w:ascii="Lato" w:hAnsi="Lato"/>
+          <w:sz w:val="18"/>
+        </w:rPr>
+      </w:pPr>
+      <w:r>
+        <w:rPr>
+          <w:rFonts w:ascii="Lato" w:hAnsi="Lato" w:cs="Times New Roman"/>
           <w:sz w:val="18"/>
         </w:rPr>
         <w:t>2011 – 2015</w:t>
+      </w:r>
+      <w:r>
+        <w:rPr>
+          <w:rFonts w:ascii="Lato" w:hAnsi="Lato" w:cs="Times New Roman"/>
+          <w:sz w:val="18"/>
+        </w:rPr>
         <w:tab/>
       </w:r>
       <w:r>
         <w:rPr>
-          <w:rFonts w:cs="Times New Roman" w:ascii="Lato" w:hAnsi="Lato"/>
+          <w:rFonts w:ascii="Lato" w:hAnsi="Lato" w:cs="Times New Roman"/>
           <w:b/>
           <w:sz w:val="18"/>
         </w:rPr>
@@ -271,14 +304,14 @@
       </w:r>
       <w:r>
         <w:rPr>
-          <w:rFonts w:cs="Times New Roman" w:ascii="Lato" w:hAnsi="Lato"/>
+          <w:rFonts w:ascii="Lato" w:hAnsi="Lato" w:cs="Times New Roman"/>
           <w:sz w:val="18"/>
         </w:rPr>
         <w:t xml:space="preserve">, Computer Science, </w:t>
       </w:r>
       <w:r>
         <w:rPr>
-          <w:rFonts w:cs="Times New Roman" w:ascii="Lato" w:hAnsi="Lato"/>
+          <w:rFonts w:ascii="Lato" w:hAnsi="Lato" w:cs="Times New Roman"/>
           <w:b/>
           <w:sz w:val="18"/>
         </w:rPr>
@@ -286,14 +319,14 @@
       </w:r>
       <w:r>
         <w:rPr>
-          <w:rFonts w:cs="Times New Roman" w:ascii="Lato" w:hAnsi="Lato"/>
+          <w:rFonts w:ascii="Lato" w:hAnsi="Lato" w:cs="Times New Roman"/>
           <w:sz w:val="18"/>
         </w:rPr>
         <w:t>, Mathematics,</w:t>
       </w:r>
       <w:r>
         <w:rPr>
-          <w:rFonts w:cs="Times New Roman" w:ascii="Lato" w:hAnsi="Lato"/>
+          <w:rFonts w:ascii="Lato" w:hAnsi="Lato" w:cs="Times New Roman"/>
           <w:i/>
           <w:sz w:val="18"/>
         </w:rPr>
@@ -301,38 +334,54 @@
       </w:r>
       <w:r>
         <w:rPr>
-          <w:rFonts w:cs="Times New Roman" w:ascii="Lato" w:hAnsi="Lato"/>
+          <w:rFonts w:ascii="Lato" w:hAnsi="Lato" w:cs="Times New Roman"/>
           <w:sz w:val="18"/>
         </w:rPr>
         <w:t>, 3.6/4.0</w:t>
+      </w:r>
+      <w:r>
+        <w:rPr>
+          <w:rFonts w:ascii="Lato" w:hAnsi="Lato" w:cs="Times New Roman"/>
+          <w:sz w:val="18"/>
+        </w:rPr>
         <w:br/>
         <w:t>North Carolina State University</w:t>
       </w:r>
     </w:p>
     <w:p>
       <w:pPr>
-        <w:pStyle w:val="Normal"/>
-        <w:ind w:left="1440" w:right="0" w:hanging="0"/>
-        <w:rPr>
-          <w:rFonts w:ascii="Lato" w:hAnsi="Lato"/>
-          <w:sz w:val="18"/>
-        </w:rPr>
-      </w:pPr>
-      <w:r>
-        <w:rPr>
-          <w:rFonts w:cs="Times New Roman" w:ascii="Lato" w:hAnsi="Lato"/>
+        <w:ind w:left="1440"/>
+        <w:rPr>
+          <w:rFonts w:ascii="Lato" w:hAnsi="Lato"/>
+          <w:sz w:val="18"/>
+        </w:rPr>
+      </w:pPr>
+      <w:r>
+        <w:rPr>
+          <w:rFonts w:ascii="Lato" w:hAnsi="Lato" w:cs="Times New Roman"/>
           <w:sz w:val="18"/>
         </w:rPr>
         <w:t>Minor concentrations: Cognitive Science, Physics</w:t>
+      </w:r>
+      <w:r>
+        <w:rPr>
+          <w:rFonts w:ascii="Lato" w:hAnsi="Lato" w:cs="Times New Roman"/>
+          <w:sz w:val="18"/>
+        </w:rPr>
         <w:br/>
         <w:t>Phi Kappa Phi, Sigma Pi Sigma</w:t>
+      </w:r>
+      <w:r>
+        <w:rPr>
+          <w:rFonts w:ascii="Lato" w:hAnsi="Lato" w:cs="Times New Roman"/>
+          <w:sz w:val="18"/>
+        </w:rPr>
         <w:br/>
         <w:t>University Honors, Computer Science Honors, Mathematics Honors</w:t>
       </w:r>
     </w:p>
     <w:p>
       <w:pPr>
-        <w:pStyle w:val="Normal"/>
         <w:rPr>
           <w:rFonts w:ascii="Lato" w:hAnsi="Lato"/>
           <w:sz w:val="24"/>
@@ -340,7 +389,7 @@
       </w:pPr>
       <w:r>
         <w:rPr>
-          <w:rFonts w:cs="Times New Roman" w:ascii="Lato" w:hAnsi="Lato"/>
+          <w:rFonts w:ascii="Lato" w:hAnsi="Lato" w:cs="Times New Roman"/>
           <w:b/>
           <w:sz w:val="24"/>
         </w:rPr>
@@ -349,23 +398,28 @@
     </w:p>
     <w:p>
       <w:pPr>
-        <w:pStyle w:val="Normal"/>
-        <w:ind w:left="1440" w:right="0" w:hanging="1440"/>
+        <w:ind w:left="1440" w:hanging="1440"/>
         <w:rPr>
           <w:rFonts w:cs="Times New Roman"/>
         </w:rPr>
       </w:pPr>
       <w:r>
         <w:rPr>
-          <w:rFonts w:cs="Times New Roman" w:ascii="Lato" w:hAnsi="Lato"/>
+          <w:rFonts w:ascii="Lato" w:hAnsi="Lato" w:cs="Times New Roman"/>
           <w:sz w:val="18"/>
         </w:rPr>
         <w:t>2016 –</w:t>
+      </w:r>
+      <w:r>
+        <w:rPr>
+          <w:rFonts w:ascii="Lato" w:hAnsi="Lato" w:cs="Times New Roman"/>
+          <w:sz w:val="18"/>
+        </w:rPr>
         <w:tab/>
       </w:r>
       <w:r>
         <w:rPr>
-          <w:rFonts w:cs="Times New Roman" w:ascii="Lato" w:hAnsi="Lato"/>
+          <w:rFonts w:ascii="Lato" w:hAnsi="Lato" w:cs="Times New Roman"/>
           <w:b/>
           <w:sz w:val="18"/>
         </w:rPr>
@@ -373,36 +427,60 @@
       </w:r>
       <w:r>
         <w:rPr>
-          <w:rFonts w:cs="Times New Roman" w:ascii="Lato" w:hAnsi="Lato"/>
+          <w:rFonts w:ascii="Lato" w:hAnsi="Lato" w:cs="Times New Roman"/>
           <w:sz w:val="18"/>
         </w:rPr>
         <w:t>, Human-Computer Interaction Institute</w:t>
+      </w:r>
+      <w:r>
+        <w:rPr>
+          <w:rFonts w:ascii="Lato" w:hAnsi="Lato" w:cs="Times New Roman"/>
+          <w:sz w:val="18"/>
+        </w:rPr>
         <w:br/>
-        <w:t>Carnegie Mellon University</w:t>
+        <w:t>Carnegie Mellon Unive</w:t>
+      </w:r>
+      <w:r>
+        <w:rPr>
+          <w:rFonts w:ascii="Lato" w:hAnsi="Lato" w:cs="Times New Roman"/>
+          <w:sz w:val="18"/>
+        </w:rPr>
+        <w:t>rsity</w:t>
+      </w:r>
+      <w:r>
+        <w:rPr>
+          <w:rFonts w:ascii="Lato" w:hAnsi="Lato" w:cs="Times New Roman"/>
+          <w:sz w:val="18"/>
+        </w:rPr>
         <w:br/>
         <w:t>The MultiComp Lab</w:t>
       </w:r>
     </w:p>
     <w:p>
       <w:pPr>
-        <w:pStyle w:val="Normal"/>
-        <w:ind w:left="1440" w:right="0" w:hanging="1440"/>
-        <w:rPr>
-          <w:rFonts w:ascii="Lato" w:hAnsi="Lato"/>
-          <w:sz w:val="18"/>
-        </w:rPr>
-      </w:pPr>
-      <w:r>
-        <w:rPr>
-          <w:rFonts w:cs="Times New Roman" w:ascii="Lato" w:hAnsi="Lato"/>
+        <w:ind w:left="1440" w:hanging="1440"/>
+        <w:rPr>
+          <w:rFonts w:ascii="Lato" w:hAnsi="Lato"/>
+          <w:sz w:val="18"/>
+        </w:rPr>
+      </w:pPr>
+      <w:r>
+        <w:rPr>
+          <w:rFonts w:ascii="Lato" w:hAnsi="Lato" w:cs="Times New Roman"/>
           <w:sz w:val="18"/>
         </w:rPr>
         <w:t>2015 – 2016</w:t>
+      </w:r>
+      <w:r>
+        <w:rPr>
+          <w:rFonts w:ascii="Lato" w:hAnsi="Lato" w:cs="Times New Roman"/>
+          <w:sz w:val="18"/>
+        </w:rPr>
         <w:tab/>
       </w:r>
       <w:r>
         <w:rPr>
-          <w:rFonts w:cs="Times New Roman" w:ascii="Lato" w:hAnsi="Lato"/>
+          <w:rFonts w:ascii="Lato" w:hAnsi="Lato" w:cs="Times New Roman"/>
           <w:b/>
           <w:sz w:val="18"/>
         </w:rPr>
@@ -410,36 +488,53 @@
       </w:r>
       <w:r>
         <w:rPr>
-          <w:rFonts w:cs="Times New Roman" w:ascii="Lato" w:hAnsi="Lato"/>
+          <w:rFonts w:ascii="Lato" w:hAnsi="Lato" w:cs="Times New Roman"/>
           <w:sz w:val="18"/>
         </w:rPr>
         <w:t>, Center for Educational Informatics</w:t>
+      </w:r>
+      <w:r>
+        <w:rPr>
+          <w:rFonts w:ascii="Lato" w:hAnsi="Lato" w:cs="Times New Roman"/>
+          <w:sz w:val="18"/>
+        </w:rPr>
         <w:br/>
         <w:t>North Carolina State University</w:t>
+      </w:r>
+      <w:r>
+        <w:rPr>
+          <w:rFonts w:ascii="Lato" w:hAnsi="Lato" w:cs="Times New Roman"/>
+          <w:sz w:val="18"/>
+        </w:rPr>
         <w:br/>
         <w:t>The LearnDialogue Group, The Intellimedia Group</w:t>
       </w:r>
     </w:p>
     <w:p>
       <w:pPr>
-        <w:pStyle w:val="Normal"/>
-        <w:ind w:left="1440" w:right="0" w:hanging="1440"/>
-        <w:rPr>
-          <w:rFonts w:ascii="Lato" w:hAnsi="Lato"/>
-          <w:sz w:val="18"/>
-        </w:rPr>
-      </w:pPr>
-      <w:r>
-        <w:rPr>
-          <w:rFonts w:cs="Times New Roman" w:ascii="Lato" w:hAnsi="Lato"/>
+        <w:ind w:left="1440" w:hanging="1440"/>
+        <w:rPr>
+          <w:rFonts w:ascii="Lato" w:hAnsi="Lato"/>
+          <w:sz w:val="18"/>
+        </w:rPr>
+      </w:pPr>
+      <w:r>
+        <w:rPr>
+          <w:rFonts w:ascii="Lato" w:hAnsi="Lato" w:cs="Times New Roman"/>
           <w:sz w:val="18"/>
         </w:rPr>
         <w:t>2013 – 2015</w:t>
+      </w:r>
+      <w:r>
+        <w:rPr>
+          <w:rFonts w:ascii="Lato" w:hAnsi="Lato" w:cs="Times New Roman"/>
+          <w:sz w:val="18"/>
+        </w:rPr>
         <w:tab/>
       </w:r>
       <w:r>
         <w:rPr>
-          <w:rFonts w:cs="Times New Roman" w:ascii="Lato" w:hAnsi="Lato"/>
+          <w:rFonts w:ascii="Lato" w:hAnsi="Lato" w:cs="Times New Roman"/>
           <w:b/>
           <w:sz w:val="18"/>
         </w:rPr>
@@ -447,19 +542,37 @@
       </w:r>
       <w:r>
         <w:rPr>
-          <w:rFonts w:cs="Times New Roman" w:ascii="Lato" w:hAnsi="Lato"/>
+          <w:rFonts w:ascii="Lato" w:hAnsi="Lato" w:cs="Times New Roman"/>
           <w:sz w:val="18"/>
         </w:rPr>
         <w:t>, Center for Educational Informatics</w:t>
+      </w:r>
+      <w:r>
+        <w:rPr>
+          <w:rFonts w:ascii="Lato" w:hAnsi="Lato" w:cs="Times New Roman"/>
+          <w:sz w:val="18"/>
+        </w:rPr>
         <w:br/>
-        <w:t>North Carolina State University</w:t>
+        <w:t>Nor</w:t>
+      </w:r>
+      <w:r>
+        <w:rPr>
+          <w:rFonts w:ascii="Lato" w:hAnsi="Lato" w:cs="Times New Roman"/>
+          <w:sz w:val="18"/>
+        </w:rPr>
+        <w:t>th Carolina State University</w:t>
+      </w:r>
+      <w:r>
+        <w:rPr>
+          <w:rFonts w:ascii="Lato" w:hAnsi="Lato" w:cs="Times New Roman"/>
+          <w:sz w:val="18"/>
+        </w:rPr>
         <w:br/>
         <w:t>The LearnDialogue Group</w:t>
       </w:r>
     </w:p>
     <w:p>
       <w:pPr>
-        <w:pStyle w:val="Normal"/>
         <w:rPr>
           <w:rFonts w:ascii="Lato" w:hAnsi="Lato"/>
           <w:sz w:val="24"/>
@@ -467,7 +580,7 @@
       </w:pPr>
       <w:r>
         <w:rPr>
-          <w:rFonts w:cs="Times New Roman" w:ascii="Lato" w:hAnsi="Lato"/>
+          <w:rFonts w:ascii="Lato" w:hAnsi="Lato" w:cs="Times New Roman"/>
           <w:b/>
           <w:sz w:val="24"/>
         </w:rPr>
@@ -476,19 +589,34 @@
     </w:p>
     <w:p>
       <w:pPr>
-        <w:pStyle w:val="Normal"/>
-        <w:rPr>
-          <w:rFonts w:ascii="Lato" w:hAnsi="Lato"/>
-          <w:sz w:val="18"/>
-        </w:rPr>
-      </w:pPr>
-      <w:r>
-        <w:rPr>
-          <w:rFonts w:cs="Times New Roman" w:ascii="Lato" w:hAnsi="Lato"/>
+        <w:rPr>
+          <w:rFonts w:ascii="Lato" w:hAnsi="Lato"/>
+          <w:sz w:val="18"/>
+        </w:rPr>
+      </w:pPr>
+      <w:r>
+        <w:rPr>
+          <w:rFonts w:ascii="Lato" w:hAnsi="Lato" w:cs="Times New Roman"/>
           <w:smallCaps/>
           <w:sz w:val="18"/>
         </w:rPr>
-        <w:t>Affective Computing, Artificial Intelligence, Advanced Learning Technologies</w:t>
+        <w:t>Affective Comp</w:t>
+      </w:r>
+      <w:r>
+        <w:rPr>
+          <w:rFonts w:ascii="Lato" w:hAnsi="Lato" w:cs="Times New Roman"/>
+          <w:smallCaps/>
+          <w:sz w:val="18"/>
+        </w:rPr>
+        <w:t xml:space="preserve">uting, Artificial Intelligence, Health Behavior Informatics, </w:t>
+      </w:r>
+      <w:r>
+        <w:rPr>
+          <w:rFonts w:ascii="Lato" w:hAnsi="Lato" w:cs="Times New Roman"/>
+          <w:smallCaps/>
+          <w:sz w:val="18"/>
+        </w:rPr>
+        <w:t>Learning Technologies</w:t>
       </w:r>
     </w:p>
     <w:p>
@@ -498,15 +626,14 @@
           <w:ilvl w:val="0"/>
           <w:numId w:val="3"/>
         </w:numPr>
-        <w:spacing w:before="0" w:after="160"/>
-        <w:rPr>
-          <w:rFonts w:ascii="Lato" w:hAnsi="Lato"/>
-          <w:sz w:val="18"/>
-        </w:rPr>
-      </w:pPr>
-      <w:r>
-        <w:rPr>
-          <w:rFonts w:cs="Times New Roman" w:ascii="Lato" w:hAnsi="Lato"/>
+        <w:rPr>
+          <w:rFonts w:ascii="Lato" w:hAnsi="Lato"/>
+          <w:sz w:val="18"/>
+        </w:rPr>
+      </w:pPr>
+      <w:r>
+        <w:rPr>
+          <w:rFonts w:ascii="Lato" w:hAnsi="Lato" w:cs="Times New Roman"/>
           <w:smallCaps/>
           <w:sz w:val="18"/>
         </w:rPr>
@@ -514,12 +641,17 @@
       </w:r>
       <w:r>
         <w:rPr>
-          <w:rFonts w:cs="Times New Roman" w:ascii="Lato" w:hAnsi="Lato"/>
-          <w:caps w:val="false"/>
-          <w:smallCaps w:val="false"/>
-          <w:sz w:val="18"/>
-        </w:rPr>
-        <w:t>affective interfaces, cognitive-affective models, emotion and affect recognition, social signal processing</w:t>
+          <w:rFonts w:ascii="Lato" w:hAnsi="Lato" w:cs="Times New Roman"/>
+          <w:sz w:val="18"/>
+        </w:rPr>
+        <w:t xml:space="preserve">affective interfaces, cognitive-affective models, emotion and affect recognition, </w:t>
+      </w:r>
+      <w:r>
+        <w:rPr>
+          <w:rFonts w:ascii="Lato" w:hAnsi="Lato" w:cs="Times New Roman"/>
+          <w:sz w:val="18"/>
+        </w:rPr>
+        <w:t>social signal processing</w:t>
       </w:r>
     </w:p>
     <w:p>
@@ -529,15 +661,14 @@
           <w:ilvl w:val="0"/>
           <w:numId w:val="3"/>
         </w:numPr>
-        <w:spacing w:before="0" w:after="160"/>
-        <w:rPr>
-          <w:rFonts w:ascii="Lato" w:hAnsi="Lato"/>
-          <w:sz w:val="18"/>
-        </w:rPr>
-      </w:pPr>
-      <w:r>
-        <w:rPr>
-          <w:rFonts w:cs="Times New Roman" w:ascii="Lato" w:hAnsi="Lato"/>
+        <w:rPr>
+          <w:rFonts w:ascii="Lato" w:hAnsi="Lato"/>
+          <w:sz w:val="18"/>
+        </w:rPr>
+      </w:pPr>
+      <w:r>
+        <w:rPr>
+          <w:rFonts w:ascii="Lato" w:hAnsi="Lato" w:cs="Times New Roman"/>
           <w:smallCaps/>
           <w:sz w:val="18"/>
         </w:rPr>
@@ -545,11 +676,20 @@
       </w:r>
       <w:r>
         <w:rPr>
-          <w:rFonts w:cs="Times New Roman" w:ascii="Lato" w:hAnsi="Lato"/>
-          <w:sz w:val="18"/>
-        </w:rPr>
-        <w:t>: user modeling, AI &amp; education, multimodal behavior analysis</w:t>
-      </w:r>
+          <w:rFonts w:ascii="Lato" w:hAnsi="Lato" w:cs="Times New Roman"/>
+          <w:sz w:val="18"/>
+        </w:rPr>
+        <w:t xml:space="preserve">: user modeling, </w:t>
+      </w:r>
+      <w:r>
+        <w:rPr>
+          <w:rFonts w:ascii="Lato" w:hAnsi="Lato" w:cs="Times New Roman"/>
+          <w:sz w:val="18"/>
+        </w:rPr>
+        <w:t>multimodal behavior analysis</w:t>
+      </w:r>
+      <w:bookmarkStart w:id="0" w:name="_GoBack"/>
+      <w:bookmarkEnd w:id="0"/>
     </w:p>
     <w:p>
       <w:pPr>
@@ -558,65 +698,105 @@
           <w:ilvl w:val="0"/>
           <w:numId w:val="3"/>
         </w:numPr>
-        <w:spacing w:before="0" w:after="160"/>
-        <w:rPr>
-          <w:rFonts w:ascii="Lato" w:hAnsi="Lato"/>
-          <w:sz w:val="18"/>
-        </w:rPr>
-      </w:pPr>
-      <w:r>
-        <w:rPr>
-          <w:rFonts w:cs="Times New Roman" w:ascii="Lato" w:hAnsi="Lato"/>
+        <w:rPr>
+          <w:rFonts w:ascii="Lato" w:hAnsi="Lato"/>
+          <w:sz w:val="18"/>
+        </w:rPr>
+      </w:pPr>
+      <w:r>
+        <w:rPr>
+          <w:rFonts w:ascii="Lato" w:hAnsi="Lato" w:cs="Times New Roman"/>
           <w:smallCaps/>
           <w:sz w:val="18"/>
         </w:rPr>
-        <w:t>Advanced Learning Technologies</w:t>
-      </w:r>
-      <w:r>
-        <w:rPr>
-          <w:rFonts w:cs="Times New Roman" w:ascii="Lato" w:hAnsi="Lato"/>
-          <w:sz w:val="18"/>
-        </w:rPr>
-        <w:t>: intelligent tutoring systems, tutorial interaction, game-based learning environments</w:t>
-      </w:r>
-    </w:p>
-    <w:p>
-      <w:pPr>
-        <w:pStyle w:val="Normal"/>
-        <w:rPr>
-          <w:rFonts w:cs="Times New Roman"/>
-          <w:b/>
-          <w:b/>
-        </w:rPr>
-      </w:pPr>
-      <w:r>
+        <w:t>Health Behavior Informatics</w:t>
+      </w:r>
+      <w:r>
+        <w:rPr>
+          <w:rFonts w:ascii="Lato" w:hAnsi="Lato" w:cs="Times New Roman"/>
+          <w:sz w:val="18"/>
+        </w:rPr>
+        <w:t>:</w:t>
+      </w:r>
+      <w:r>
+        <w:rPr>
+          <w:rFonts w:ascii="Lato" w:hAnsi="Lato" w:cs="Times New Roman"/>
+          <w:sz w:val="18"/>
+        </w:rPr>
+        <w:t xml:space="preserve"> AI &amp; healthcare, diagnostic support tools, technology in psychiatry</w:t>
+      </w:r>
+    </w:p>
+    <w:p>
+      <w:pPr>
+        <w:pStyle w:val="ListParagraph"/>
+        <w:numPr>
+          <w:ilvl w:val="0"/>
+          <w:numId w:val="3"/>
+        </w:numPr>
+        <w:rPr>
+          <w:rFonts w:ascii="Lato" w:hAnsi="Lato"/>
+          <w:sz w:val="18"/>
+        </w:rPr>
+      </w:pPr>
+      <w:r>
+        <w:rPr>
+          <w:rFonts w:ascii="Lato" w:hAnsi="Lato" w:cs="Times New Roman"/>
+          <w:smallCaps/>
+          <w:sz w:val="18"/>
+        </w:rPr>
+        <w:t>Learning Technologies</w:t>
+      </w:r>
+      <w:r>
+        <w:rPr>
+          <w:rFonts w:ascii="Lato" w:hAnsi="Lato" w:cs="Times New Roman"/>
+          <w:sz w:val="18"/>
+        </w:rPr>
+        <w:t xml:space="preserve">: </w:t>
+      </w:r>
+      <w:r>
+        <w:rPr>
+          <w:rFonts w:ascii="Lato" w:hAnsi="Lato" w:cs="Times New Roman"/>
+          <w:sz w:val="18"/>
+        </w:rPr>
+        <w:t xml:space="preserve">AI &amp; education, </w:t>
+      </w:r>
+      <w:r>
+        <w:rPr>
+          <w:rFonts w:ascii="Lato" w:hAnsi="Lato" w:cs="Times New Roman"/>
+          <w:sz w:val="18"/>
+        </w:rPr>
+        <w:t>intelligent tutoring systems, tutorial interaction</w:t>
+      </w:r>
+      <w:r>
+        <w:t xml:space="preserve"> </w:t>
+      </w:r>
+      <w:r>
+        <w:br w:type="page"/>
+      </w:r>
+    </w:p>
+    <w:p>
+      <w:pPr>
         <w:rPr>
           <w:rFonts w:ascii="Lato" w:hAnsi="Lato"/>
           <w:sz w:val="24"/>
-          <w:szCs w:val="22"/>
-        </w:rPr>
-      </w:r>
-      <w:r>
-        <w:br w:type="page"/>
-      </w:r>
-    </w:p>
-    <w:p>
-      <w:pPr>
-        <w:pStyle w:val="Normal"/>
-        <w:rPr>
-          <w:rFonts w:ascii="Lato" w:hAnsi="Lato"/>
-          <w:sz w:val="24"/>
-          <w:szCs w:val="22"/>
-        </w:rPr>
-      </w:pPr>
-      <w:r>
-        <w:rPr>
-          <w:rFonts w:cs="Times New Roman" w:ascii="Lato" w:hAnsi="Lato"/>
+        </w:rPr>
+      </w:pPr>
+      <w:r>
+        <w:rPr>
+          <w:rFonts w:ascii="Lato" w:hAnsi="Lato" w:cs="Times New Roman"/>
           <w:b/>
           <w:sz w:val="24"/>
-          <w:szCs w:val="22"/>
-        </w:rPr>
-        <w:t>Honors and Awards</w:t>
+        </w:rPr>
+        <w:lastRenderedPageBreak/>
+        <w:t>H</w:t>
+      </w:r>
+      <w:r>
+        <w:rPr>
+          <w:rFonts w:ascii="Lato" w:hAnsi="Lato" w:cs="Times New Roman"/>
+          <w:b/>
+          <w:sz w:val="24"/>
+        </w:rPr>
+        <w:t>onors and Awards</w:t>
       </w:r>
     </w:p>
     <w:p>
@@ -626,20 +806,25 @@
           <w:ilvl w:val="0"/>
           <w:numId w:val="1"/>
         </w:numPr>
-        <w:spacing w:lineRule="auto" w:line="276" w:before="57" w:after="57"/>
-        <w:rPr>
-          <w:rFonts w:ascii="Lato" w:hAnsi="Lato"/>
-          <w:sz w:val="18"/>
-          <w:szCs w:val="22"/>
-        </w:rPr>
-      </w:pPr>
-      <w:r>
-        <w:rPr>
-          <w:rFonts w:cs="Times New Roman" w:ascii="Lato" w:hAnsi="Lato"/>
-          <w:sz w:val="18"/>
-          <w:szCs w:val="22"/>
-        </w:rPr>
-        <w:t>Outstanding Paper, Twenty-Fourth International Conference on User Modeling, Adaptation, and Personalization, 2016.</w:t>
+        <w:spacing w:before="57" w:after="57" w:line="276" w:lineRule="auto"/>
+        <w:rPr>
+          <w:rFonts w:ascii="Lato" w:hAnsi="Lato"/>
+          <w:sz w:val="18"/>
+        </w:rPr>
+      </w:pPr>
+      <w:r>
+        <w:rPr>
+          <w:rFonts w:ascii="Lato" w:hAnsi="Lato" w:cs="Times New Roman"/>
+          <w:sz w:val="18"/>
+        </w:rPr>
+        <w:t>O</w:t>
+      </w:r>
+      <w:r>
+        <w:rPr>
+          <w:rFonts w:ascii="Lato" w:hAnsi="Lato" w:cs="Times New Roman"/>
+          <w:sz w:val="18"/>
+        </w:rPr>
+        <w:t>utstanding Paper, Twenty-Fourth International Conference on User Modeling, Adaptation, and Personalization, 2016.</w:t>
       </w:r>
     </w:p>
     <w:p>
@@ -649,18 +834,16 @@
           <w:ilvl w:val="0"/>
           <w:numId w:val="1"/>
         </w:numPr>
-        <w:spacing w:lineRule="auto" w:line="276" w:before="57" w:after="57"/>
-        <w:rPr>
-          <w:rFonts w:ascii="Lato" w:hAnsi="Lato"/>
-          <w:sz w:val="18"/>
-          <w:szCs w:val="22"/>
-        </w:rPr>
-      </w:pPr>
-      <w:r>
-        <w:rPr>
-          <w:rFonts w:cs="Times New Roman" w:ascii="Lato" w:hAnsi="Lato"/>
-          <w:sz w:val="18"/>
-          <w:szCs w:val="22"/>
+        <w:spacing w:before="57" w:after="57" w:line="276" w:lineRule="auto"/>
+        <w:rPr>
+          <w:rFonts w:ascii="Lato" w:hAnsi="Lato"/>
+          <w:sz w:val="18"/>
+        </w:rPr>
+      </w:pPr>
+      <w:r>
+        <w:rPr>
+          <w:rFonts w:ascii="Lato" w:hAnsi="Lato" w:cs="Times New Roman"/>
+          <w:sz w:val="18"/>
         </w:rPr>
         <w:t>Exemplary Paper, Ninth International Conference on Educational Data Mining, 2016.</w:t>
       </w:r>
@@ -672,20 +855,25 @@
           <w:ilvl w:val="0"/>
           <w:numId w:val="1"/>
         </w:numPr>
-        <w:spacing w:lineRule="auto" w:line="276" w:before="57" w:after="57"/>
-        <w:rPr>
-          <w:rFonts w:ascii="Lato" w:hAnsi="Lato"/>
-          <w:sz w:val="18"/>
-          <w:szCs w:val="22"/>
-        </w:rPr>
-      </w:pPr>
-      <w:r>
-        <w:rPr>
-          <w:rFonts w:cs="Times New Roman" w:ascii="Lato" w:hAnsi="Lato"/>
-          <w:sz w:val="18"/>
-          <w:szCs w:val="22"/>
-        </w:rPr>
-        <w:t>Best Paper Award, Twenty-Third International Conference on User Modeling, Adaptation, and Personalization, 2015.</w:t>
+        <w:spacing w:before="57" w:after="57" w:line="276" w:lineRule="auto"/>
+        <w:rPr>
+          <w:rFonts w:ascii="Lato" w:hAnsi="Lato"/>
+          <w:sz w:val="18"/>
+        </w:rPr>
+      </w:pPr>
+      <w:r>
+        <w:rPr>
+          <w:rFonts w:ascii="Lato" w:hAnsi="Lato" w:cs="Times New Roman"/>
+          <w:sz w:val="18"/>
+        </w:rPr>
+        <w:t xml:space="preserve">Best Paper Award, Twenty-Third International Conference on </w:t>
+      </w:r>
+      <w:r>
+        <w:rPr>
+          <w:rFonts w:ascii="Lato" w:hAnsi="Lato" w:cs="Times New Roman"/>
+          <w:sz w:val="18"/>
+        </w:rPr>
+        <w:t>User Modeling, Adaptation, and Personalization, 2015.</w:t>
       </w:r>
     </w:p>
     <w:p>
@@ -695,18 +883,16 @@
           <w:ilvl w:val="0"/>
           <w:numId w:val="1"/>
         </w:numPr>
-        <w:spacing w:lineRule="auto" w:line="276" w:before="57" w:after="57"/>
-        <w:rPr>
-          <w:rFonts w:ascii="Lato" w:hAnsi="Lato"/>
-          <w:sz w:val="18"/>
-          <w:szCs w:val="22"/>
-        </w:rPr>
-      </w:pPr>
-      <w:r>
-        <w:rPr>
-          <w:rFonts w:cs="Times New Roman" w:ascii="Lato" w:hAnsi="Lato"/>
-          <w:sz w:val="18"/>
-          <w:szCs w:val="22"/>
+        <w:spacing w:before="57" w:after="57" w:line="276" w:lineRule="auto"/>
+        <w:rPr>
+          <w:rFonts w:ascii="Lato" w:hAnsi="Lato"/>
+          <w:sz w:val="18"/>
+        </w:rPr>
+      </w:pPr>
+      <w:r>
+        <w:rPr>
+          <w:rFonts w:ascii="Lato" w:hAnsi="Lato" w:cs="Times New Roman"/>
+          <w:sz w:val="18"/>
         </w:rPr>
         <w:t>National Science Foundation Graduate Research Fellowship, 2015.</w:t>
       </w:r>
@@ -718,18 +904,16 @@
           <w:ilvl w:val="0"/>
           <w:numId w:val="1"/>
         </w:numPr>
-        <w:spacing w:lineRule="auto" w:line="276" w:before="57" w:after="57"/>
-        <w:rPr>
-          <w:rFonts w:ascii="Lato" w:hAnsi="Lato"/>
-          <w:sz w:val="18"/>
-          <w:szCs w:val="22"/>
-        </w:rPr>
-      </w:pPr>
-      <w:r>
-        <w:rPr>
-          <w:rFonts w:cs="Times New Roman" w:ascii="Lato" w:hAnsi="Lato"/>
-          <w:sz w:val="18"/>
-          <w:szCs w:val="22"/>
+        <w:spacing w:before="57" w:after="57" w:line="276" w:lineRule="auto"/>
+        <w:rPr>
+          <w:rFonts w:ascii="Lato" w:hAnsi="Lato"/>
+          <w:sz w:val="18"/>
+        </w:rPr>
+      </w:pPr>
+      <w:r>
+        <w:rPr>
+          <w:rFonts w:ascii="Lato" w:hAnsi="Lato" w:cs="Times New Roman"/>
+          <w:sz w:val="18"/>
         </w:rPr>
         <w:t>North Carolina State University Department of Computer Science Senior Award for Scholarly Achievement, 2015.</w:t>
       </w:r>
@@ -741,20 +925,25 @@
           <w:ilvl w:val="0"/>
           <w:numId w:val="1"/>
         </w:numPr>
-        <w:spacing w:lineRule="auto" w:line="276" w:before="57" w:after="57"/>
-        <w:rPr>
-          <w:rFonts w:ascii="Lato" w:hAnsi="Lato"/>
-          <w:sz w:val="18"/>
-          <w:szCs w:val="22"/>
-        </w:rPr>
-      </w:pPr>
-      <w:r>
-        <w:rPr>
-          <w:rFonts w:cs="Times New Roman" w:ascii="Lato" w:hAnsi="Lato"/>
-          <w:sz w:val="18"/>
-          <w:szCs w:val="22"/>
-        </w:rPr>
-        <w:t>Generation Google Scholarship, 2014.</w:t>
+        <w:spacing w:before="57" w:after="57" w:line="276" w:lineRule="auto"/>
+        <w:rPr>
+          <w:rFonts w:ascii="Lato" w:hAnsi="Lato"/>
+          <w:sz w:val="18"/>
+        </w:rPr>
+      </w:pPr>
+      <w:r>
+        <w:rPr>
+          <w:rFonts w:ascii="Lato" w:hAnsi="Lato" w:cs="Times New Roman"/>
+          <w:sz w:val="18"/>
+        </w:rPr>
+        <w:t>Generation Google Scholarship</w:t>
+      </w:r>
+      <w:r>
+        <w:rPr>
+          <w:rFonts w:ascii="Lato" w:hAnsi="Lato" w:cs="Times New Roman"/>
+          <w:sz w:val="18"/>
+        </w:rPr>
+        <w:t>, 2014.</w:t>
       </w:r>
     </w:p>
     <w:p>
@@ -764,28 +953,23 @@
           <w:ilvl w:val="0"/>
           <w:numId w:val="1"/>
         </w:numPr>
-        <w:spacing w:lineRule="auto" w:line="276" w:before="57" w:after="57"/>
-        <w:rPr>
-          <w:rFonts w:ascii="Lato" w:hAnsi="Lato"/>
-          <w:sz w:val="18"/>
-          <w:szCs w:val="22"/>
-        </w:rPr>
-      </w:pPr>
-      <w:r>
-        <w:rPr>
-          <w:rFonts w:cs="Times New Roman" w:ascii="Lato" w:hAnsi="Lato"/>
-          <w:sz w:val="18"/>
-          <w:szCs w:val="22"/>
+        <w:spacing w:before="57" w:after="57" w:line="276" w:lineRule="auto"/>
+        <w:rPr>
+          <w:rFonts w:ascii="Lato" w:hAnsi="Lato"/>
+          <w:sz w:val="18"/>
+        </w:rPr>
+      </w:pPr>
+      <w:r>
+        <w:rPr>
+          <w:rFonts w:ascii="Lato" w:hAnsi="Lato" w:cs="Times New Roman"/>
+          <w:sz w:val="18"/>
         </w:rPr>
         <w:t>Nort</w:t>
       </w:r>
       <w:r>
         <w:rPr>
-          <w:rFonts w:cs="Times New Roman" w:ascii="Lato" w:hAnsi="Lato"/>
-          <w:b w:val="false"/>
-          <w:bCs w:val="false"/>
-          <w:sz w:val="18"/>
-          <w:szCs w:val="22"/>
+          <w:rFonts w:ascii="Lato" w:hAnsi="Lato" w:cs="Times New Roman"/>
+          <w:sz w:val="18"/>
         </w:rPr>
         <w:t>h Carolina Society of Information Management Scholarship, 2013, 2014.</w:t>
       </w:r>
@@ -797,95 +981,59 @@
           <w:ilvl w:val="0"/>
           <w:numId w:val="1"/>
         </w:numPr>
-        <w:spacing w:lineRule="auto" w:line="276" w:before="57" w:after="57"/>
-        <w:rPr>
-          <w:rFonts w:ascii="Lato" w:hAnsi="Lato"/>
-          <w:sz w:val="18"/>
-          <w:szCs w:val="22"/>
-        </w:rPr>
-      </w:pPr>
-      <w:r>
-        <w:rPr>
-          <w:rFonts w:cs="Times New Roman" w:ascii="Lato" w:hAnsi="Lato"/>
-          <w:b w:val="false"/>
-          <w:bCs w:val="false"/>
-          <w:sz w:val="18"/>
-          <w:szCs w:val="22"/>
+        <w:spacing w:before="57" w:after="57" w:line="276" w:lineRule="auto"/>
+        <w:rPr>
+          <w:rFonts w:ascii="Lato" w:hAnsi="Lato"/>
+          <w:sz w:val="18"/>
+        </w:rPr>
+      </w:pPr>
+      <w:r>
+        <w:rPr>
+          <w:rFonts w:ascii="Lato" w:hAnsi="Lato" w:cs="Times New Roman"/>
+          <w:sz w:val="18"/>
         </w:rPr>
         <w:t>Howard A. Petrea Endowed Scholarship in Mathematics, 2013.</w:t>
       </w:r>
     </w:p>
     <w:p>
       <w:pPr>
-        <w:pStyle w:val="Normal"/>
-        <w:spacing w:before="0" w:after="160"/>
         <w:rPr>
           <w:rFonts w:cs="Times New Roman"/>
           <w:b/>
-          <w:b/>
-        </w:rPr>
-      </w:pPr>
-      <w:r>
-        <w:rPr>
-          <w:rFonts w:ascii="Lato" w:hAnsi="Lato"/>
-          <w:sz w:val="18"/>
-          <w:szCs w:val="18"/>
-        </w:rPr>
-      </w:r>
-    </w:p>
-    <w:p>
-      <w:pPr>
-        <w:pStyle w:val="Normal"/>
-        <w:spacing w:before="0" w:after="160"/>
+        </w:rPr>
+      </w:pPr>
+    </w:p>
+    <w:p>
+      <w:pPr>
         <w:rPr>
           <w:rFonts w:ascii="Lato" w:hAnsi="Lato"/>
           <w:sz w:val="24"/>
-          <w:szCs w:val="22"/>
-        </w:rPr>
-      </w:pPr>
-      <w:r>
-        <w:rPr>
-          <w:rFonts w:cs="Times New Roman" w:ascii="Lato" w:hAnsi="Lato"/>
+        </w:rPr>
+      </w:pPr>
+      <w:r>
+        <w:rPr>
+          <w:rFonts w:ascii="Lato" w:hAnsi="Lato" w:cs="Times New Roman"/>
           <w:b/>
           <w:sz w:val="24"/>
-          <w:szCs w:val="22"/>
         </w:rPr>
         <w:t>Publications</w:t>
       </w:r>
     </w:p>
     <w:p>
       <w:pPr>
-        <w:pStyle w:val="ListParagraph"/>
-        <w:numPr>
-          <w:ilvl w:val="0"/>
-          <w:numId w:val="0"/>
-        </w:numPr>
-        <w:spacing w:before="0" w:after="160"/>
-        <w:ind w:left="720" w:right="0" w:hanging="0"/>
         <w:jc w:val="both"/>
         <w:rPr>
           <w:rFonts w:ascii="Lato" w:hAnsi="Lato"/>
           <w:sz w:val="18"/>
-          <w:szCs w:val="22"/>
-        </w:rPr>
-      </w:pPr>
-      <w:r>
-        <w:rPr>
-          <w:rFonts w:cs="Times New Roman" w:ascii="Lato" w:hAnsi="Lato"/>
+        </w:rPr>
+      </w:pPr>
+      <w:r>
+        <w:rPr>
+          <w:rFonts w:ascii="Lato" w:hAnsi="Lato" w:cs="Times New Roman"/>
           <w:b/>
           <w:sz w:val="20"/>
-          <w:szCs w:val="22"/>
-        </w:rPr>
-        <w:t>201</w:t>
-      </w:r>
-      <w:r>
-        <w:rPr>
-          <w:rFonts w:cs="Times New Roman" w:ascii="Lato" w:hAnsi="Lato"/>
-          <w:b/>
-          <w:sz w:val="20"/>
-          <w:szCs w:val="22"/>
-        </w:rPr>
-        <w:t>7</w:t>
+        </w:rPr>
+        <w:t>2017</w:t>
       </w:r>
     </w:p>
     <w:p>
@@ -895,99 +1043,96 @@
           <w:ilvl w:val="0"/>
           <w:numId w:val="2"/>
         </w:numPr>
-        <w:spacing w:before="0" w:after="160"/>
         <w:jc w:val="both"/>
         <w:rPr>
           <w:rFonts w:ascii="Lato" w:hAnsi="Lato"/>
           <w:sz w:val="18"/>
-          <w:szCs w:val="22"/>
-        </w:rPr>
-      </w:pPr>
-      <w:r>
-        <w:rPr>
-          <w:rFonts w:cs="Times New Roman" w:ascii="Lato" w:hAnsi="Lato"/>
+        </w:rPr>
+      </w:pPr>
+      <w:r>
+        <w:rPr>
+          <w:rFonts w:ascii="Lato" w:hAnsi="Lato" w:cs="Times New Roman"/>
           <w:b/>
           <w:sz w:val="18"/>
-          <w:szCs w:val="22"/>
-        </w:rPr>
-        <w:t>A. Vail</w:t>
-      </w:r>
-      <w:r>
-        <w:rPr>
-          <w:rFonts w:cs="Times New Roman" w:ascii="Lato" w:hAnsi="Lato"/>
-          <w:sz w:val="18"/>
-          <w:szCs w:val="22"/>
-        </w:rPr>
-        <w:t xml:space="preserve">, </w:t>
-      </w:r>
-      <w:r>
-        <w:rPr>
-          <w:rFonts w:cs="Times New Roman" w:ascii="Lato" w:hAnsi="Lato"/>
-          <w:sz w:val="18"/>
-          <w:szCs w:val="22"/>
-        </w:rPr>
-        <w:t xml:space="preserve">T. Baltrušaitis, L. Pennant, E. Liebson, J. Baker, L.-P. Morency. Visual Attention in Schizophrenia: Eye Contact and Gaze Aversion during Clinical Interactions. To appear in </w:t>
-      </w:r>
-      <w:r>
-        <w:rPr>
-          <w:rFonts w:cs="Times New Roman" w:ascii="Lato" w:hAnsi="Lato"/>
+        </w:rPr>
+        <w:t>A</w:t>
+      </w:r>
+      <w:r>
+        <w:rPr>
+          <w:rFonts w:ascii="Lato" w:hAnsi="Lato" w:cs="Times New Roman"/>
+          <w:b/>
+          <w:sz w:val="18"/>
+        </w:rPr>
+        <w:t>. Vail</w:t>
+      </w:r>
+      <w:r>
+        <w:rPr>
+          <w:rFonts w:ascii="Lato" w:hAnsi="Lato" w:cs="Times New Roman"/>
+          <w:sz w:val="18"/>
+        </w:rPr>
+        <w:t>, T. Baltrušaitis, L. Pennant, E. Liebson, J. Baker, L.-P. Morency. Visual Attention in S</w:t>
+      </w:r>
+      <w:r>
+        <w:rPr>
+          <w:rFonts w:ascii="Lato" w:hAnsi="Lato" w:cs="Times New Roman"/>
+          <w:sz w:val="18"/>
+        </w:rPr>
+        <w:t xml:space="preserve">chizophrenia: Eye Contact and Gaze Aversion during Clinical Interactions. </w:t>
+      </w:r>
+      <w:r>
+        <w:rPr>
+          <w:rFonts w:ascii="Lato" w:hAnsi="Lato" w:cs="Times New Roman"/>
           <w:i/>
           <w:iCs/>
           <w:sz w:val="18"/>
-          <w:szCs w:val="22"/>
         </w:rPr>
         <w:t>Proceedings of the Seventh International Conference on Affective Computing and Intelligent Interaction (ACII 2017)</w:t>
       </w:r>
       <w:r>
         <w:rPr>
-          <w:rFonts w:cs="Times New Roman" w:ascii="Lato" w:hAnsi="Lato"/>
-          <w:sz w:val="18"/>
-          <w:szCs w:val="22"/>
-        </w:rPr>
-        <w:t xml:space="preserve">. </w:t>
-      </w:r>
-      <w:r>
-        <w:rPr>
-          <w:rFonts w:cs="Times New Roman" w:ascii="Lato" w:hAnsi="Lato"/>
-          <w:sz w:val="18"/>
-          <w:szCs w:val="22"/>
-        </w:rPr>
-        <w:t>San Antonio, Texas, 2017. (long paper)</w:t>
-      </w:r>
-    </w:p>
-    <w:p>
-      <w:pPr>
-        <w:pStyle w:val="ListParagraph"/>
-        <w:numPr>
-          <w:ilvl w:val="0"/>
-          <w:numId w:val="0"/>
-        </w:numPr>
-        <w:spacing w:before="0" w:after="160"/>
-        <w:ind w:left="720" w:right="0" w:hanging="0"/>
+          <w:rFonts w:ascii="Lato" w:hAnsi="Lato" w:cs="Times New Roman"/>
+          <w:iCs/>
+          <w:sz w:val="18"/>
+        </w:rPr>
+        <w:t>, pp. 490-497,</w:t>
+      </w:r>
+      <w:r>
+        <w:rPr>
+          <w:rFonts w:ascii="Lato" w:hAnsi="Lato" w:cs="Times New Roman"/>
+          <w:sz w:val="18"/>
+        </w:rPr>
+        <w:t xml:space="preserve"> San Antonio, Texas, 2017. (long paper</w:t>
+      </w:r>
+      <w:r>
+        <w:rPr>
+          <w:rFonts w:ascii="Lato" w:hAnsi="Lato" w:cs="Times New Roman"/>
+          <w:sz w:val="18"/>
+        </w:rPr>
+        <w:t>, acceptance rate: 27.6%</w:t>
+      </w:r>
+      <w:r>
+        <w:rPr>
+          <w:rFonts w:ascii="Lato" w:hAnsi="Lato" w:cs="Times New Roman"/>
+          <w:sz w:val="18"/>
+        </w:rPr>
+        <w:t>)</w:t>
+      </w:r>
+    </w:p>
+    <w:p>
+      <w:pPr>
         <w:jc w:val="both"/>
         <w:rPr>
           <w:rFonts w:ascii="Lato" w:hAnsi="Lato"/>
           <w:sz w:val="18"/>
-          <w:szCs w:val="22"/>
-        </w:rPr>
-      </w:pPr>
-      <w:r>
-        <w:rPr>
-          <w:rFonts w:cs="Times New Roman" w:ascii="Lato" w:hAnsi="Lato"/>
+        </w:rPr>
+      </w:pPr>
+      <w:r>
+        <w:rPr>
+          <w:rFonts w:ascii="Lato" w:hAnsi="Lato" w:cs="Times New Roman"/>
           <w:b/>
           <w:sz w:val="20"/>
-          <w:szCs w:val="22"/>
-        </w:rPr>
-        <w:t>201</w:t>
-      </w:r>
-      <w:r>
-        <w:rPr>
-          <w:rFonts w:cs="Times New Roman" w:ascii="Lato" w:hAnsi="Lato"/>
-          <w:b/>
-          <w:sz w:val="20"/>
-          <w:szCs w:val="22"/>
-        </w:rPr>
-        <w:t>6</w:t>
+        </w:rPr>
+        <w:t>2016</w:t>
       </w:r>
     </w:p>
     <w:p>
@@ -997,45 +1142,55 @@
           <w:ilvl w:val="0"/>
           <w:numId w:val="2"/>
         </w:numPr>
-        <w:spacing w:before="0" w:after="0"/>
+        <w:spacing w:after="0"/>
         <w:jc w:val="both"/>
         <w:rPr>
           <w:rFonts w:ascii="Lato" w:hAnsi="Lato"/>
           <w:sz w:val="18"/>
-          <w:szCs w:val="22"/>
-        </w:rPr>
-      </w:pPr>
-      <w:r>
-        <w:rPr>
-          <w:rFonts w:cs="Times New Roman" w:ascii="Lato" w:hAnsi="Lato"/>
+        </w:rPr>
+      </w:pPr>
+      <w:r>
+        <w:rPr>
+          <w:rFonts w:ascii="Lato" w:hAnsi="Lato" w:cs="Times New Roman"/>
           <w:b/>
           <w:sz w:val="18"/>
-          <w:szCs w:val="22"/>
-        </w:rPr>
-        <w:t>A. Vail</w:t>
-      </w:r>
-      <w:r>
-        <w:rPr>
-          <w:rFonts w:cs="Times New Roman" w:ascii="Lato" w:hAnsi="Lato"/>
-          <w:sz w:val="18"/>
-          <w:szCs w:val="22"/>
-        </w:rPr>
-        <w:t xml:space="preserve">, J. Grafsgaard, K. Boyer, E. Wiebe, and J. Lester. Gender Differences in Facial Expressions of Affect During Learning. </w:t>
-      </w:r>
-      <w:r>
-        <w:rPr>
-          <w:rFonts w:cs="Times New Roman" w:ascii="Lato" w:hAnsi="Lato"/>
+        </w:rPr>
+        <w:t>A</w:t>
+      </w:r>
+      <w:r>
+        <w:rPr>
+          <w:rFonts w:ascii="Lato" w:hAnsi="Lato" w:cs="Times New Roman"/>
+          <w:b/>
+          <w:sz w:val="18"/>
+        </w:rPr>
+        <w:t>. Vail</w:t>
+      </w:r>
+      <w:r>
+        <w:rPr>
+          <w:rFonts w:ascii="Lato" w:hAnsi="Lato" w:cs="Times New Roman"/>
+          <w:sz w:val="18"/>
+        </w:rPr>
+        <w:t xml:space="preserve">, </w:t>
+      </w:r>
+      <w:r>
+        <w:rPr>
+          <w:rFonts w:ascii="Lato" w:hAnsi="Lato" w:cs="Times New Roman"/>
+          <w:sz w:val="18"/>
+        </w:rPr>
+        <w:t xml:space="preserve">J. Grafsgaard, K. Boyer, E. Wiebe, and J. Lester. Gender Differences in Facial Expressions of Affect During Learning. </w:t>
+      </w:r>
+      <w:r>
+        <w:rPr>
+          <w:rFonts w:ascii="Lato" w:hAnsi="Lato" w:cs="Times New Roman"/>
           <w:i/>
           <w:sz w:val="18"/>
-          <w:szCs w:val="22"/>
         </w:rPr>
         <w:t>Proceedings of the Twenty-Fourth International Conference on User Modeling, Adaptation, and Personalization (UMAP 2016)</w:t>
       </w:r>
       <w:r>
         <w:rPr>
-          <w:rFonts w:cs="Times New Roman" w:ascii="Lato" w:hAnsi="Lato"/>
-          <w:sz w:val="18"/>
-          <w:szCs w:val="22"/>
+          <w:rFonts w:ascii="Lato" w:hAnsi="Lato" w:cs="Times New Roman"/>
+          <w:sz w:val="18"/>
         </w:rPr>
         <w:t xml:space="preserve">, pp. 65–73, Halifax, Canada, 2016. (long paper, acceptance rate: 23.9%) </w:t>
       </w:r>
@@ -1043,21 +1198,18 @@
     <w:p>
       <w:pPr>
         <w:pStyle w:val="ListParagraph"/>
-        <w:spacing w:before="0" w:after="160"/>
-        <w:ind w:left="720" w:right="0" w:firstLine="720"/>
+        <w:ind w:firstLine="720"/>
         <w:jc w:val="both"/>
         <w:rPr>
           <w:rFonts w:ascii="Lato" w:hAnsi="Lato"/>
           <w:sz w:val="18"/>
-          <w:szCs w:val="22"/>
-        </w:rPr>
-      </w:pPr>
-      <w:r>
-        <w:rPr>
-          <w:rFonts w:cs="Times New Roman" w:ascii="Lato" w:hAnsi="Lato"/>
+        </w:rPr>
+      </w:pPr>
+      <w:r>
+        <w:rPr>
+          <w:rFonts w:ascii="Lato" w:hAnsi="Lato" w:cs="Times New Roman"/>
           <w:b/>
           <w:sz w:val="18"/>
-          <w:szCs w:val="22"/>
         </w:rPr>
         <w:t>Outstanding Paper</w:t>
       </w:r>
@@ -1069,45 +1221,48 @@
           <w:ilvl w:val="0"/>
           <w:numId w:val="2"/>
         </w:numPr>
-        <w:spacing w:before="0" w:after="0"/>
+        <w:spacing w:after="0"/>
         <w:jc w:val="both"/>
         <w:rPr>
           <w:rFonts w:ascii="Lato" w:hAnsi="Lato"/>
           <w:sz w:val="18"/>
-          <w:szCs w:val="22"/>
-        </w:rPr>
-      </w:pPr>
-      <w:r>
-        <w:rPr>
-          <w:rFonts w:cs="Times New Roman" w:ascii="Lato" w:hAnsi="Lato"/>
+        </w:rPr>
+      </w:pPr>
+      <w:r>
+        <w:rPr>
+          <w:rFonts w:ascii="Lato" w:hAnsi="Lato" w:cs="Times New Roman"/>
           <w:b/>
           <w:sz w:val="18"/>
-          <w:szCs w:val="22"/>
         </w:rPr>
         <w:t>A. Vail</w:t>
       </w:r>
       <w:r>
         <w:rPr>
-          <w:rFonts w:cs="Times New Roman" w:ascii="Lato" w:hAnsi="Lato"/>
-          <w:sz w:val="18"/>
-          <w:szCs w:val="22"/>
+          <w:rFonts w:ascii="Lato" w:hAnsi="Lato" w:cs="Times New Roman"/>
+          <w:sz w:val="18"/>
         </w:rPr>
         <w:t xml:space="preserve">, J. Wiggins, J. Grafsgaard, K. Boyer, E. Wiebe, and J. Lester. The Affective Impact of Tutor Questions: Predicting Frustration and Engagement. </w:t>
       </w:r>
       <w:r>
         <w:rPr>
-          <w:rFonts w:cs="Times New Roman" w:ascii="Lato" w:hAnsi="Lato"/>
+          <w:rFonts w:ascii="Lato" w:hAnsi="Lato" w:cs="Times New Roman"/>
           <w:i/>
           <w:sz w:val="18"/>
-          <w:szCs w:val="22"/>
-        </w:rPr>
-        <w:t>Proceedings of the Ninth International Conference on Educational Data Mining (EDM 2016)</w:t>
-      </w:r>
-      <w:r>
-        <w:rPr>
-          <w:rFonts w:cs="Times New Roman" w:ascii="Lato" w:hAnsi="Lato"/>
-          <w:sz w:val="18"/>
-          <w:szCs w:val="22"/>
+        </w:rPr>
+        <w:t>Proceedings o</w:t>
+      </w:r>
+      <w:r>
+        <w:rPr>
+          <w:rFonts w:ascii="Lato" w:hAnsi="Lato" w:cs="Times New Roman"/>
+          <w:i/>
+          <w:sz w:val="18"/>
+        </w:rPr>
+        <w:t>f the Ninth International Conference on Educational Data Mining (EDM 2016)</w:t>
+      </w:r>
+      <w:r>
+        <w:rPr>
+          <w:rFonts w:ascii="Lato" w:hAnsi="Lato" w:cs="Times New Roman"/>
+          <w:sz w:val="18"/>
         </w:rPr>
         <w:t xml:space="preserve">, pp. 247–254, Raleigh, North Carolina, 2016. (long paper, acceptance rate: 27.5%) </w:t>
       </w:r>
@@ -1115,21 +1270,18 @@
     <w:p>
       <w:pPr>
         <w:pStyle w:val="ListParagraph"/>
-        <w:spacing w:before="0" w:after="160"/>
-        <w:ind w:left="720" w:right="0" w:firstLine="720"/>
+        <w:ind w:firstLine="720"/>
         <w:jc w:val="both"/>
         <w:rPr>
           <w:rFonts w:ascii="Lato" w:hAnsi="Lato"/>
           <w:sz w:val="18"/>
-          <w:szCs w:val="22"/>
-        </w:rPr>
-      </w:pPr>
-      <w:r>
-        <w:rPr>
-          <w:rFonts w:cs="Times New Roman" w:ascii="Lato" w:hAnsi="Lato"/>
+        </w:rPr>
+      </w:pPr>
+      <w:r>
+        <w:rPr>
+          <w:rFonts w:ascii="Lato" w:hAnsi="Lato" w:cs="Times New Roman"/>
           <w:b/>
           <w:sz w:val="18"/>
-          <w:szCs w:val="22"/>
         </w:rPr>
         <w:t>Exemplary Paper</w:t>
       </w:r>
@@ -1141,55 +1293,55 @@
           <w:ilvl w:val="0"/>
           <w:numId w:val="2"/>
         </w:numPr>
-        <w:spacing w:before="0" w:after="160"/>
         <w:jc w:val="both"/>
         <w:rPr>
           <w:rFonts w:ascii="Lato" w:hAnsi="Lato"/>
           <w:sz w:val="18"/>
-          <w:szCs w:val="22"/>
-        </w:rPr>
-      </w:pPr>
-      <w:r>
-        <w:rPr>
-          <w:rFonts w:cs="Times New Roman" w:ascii="Lato" w:hAnsi="Lato"/>
-          <w:sz w:val="18"/>
-          <w:szCs w:val="22"/>
+        </w:rPr>
+      </w:pPr>
+      <w:r>
+        <w:rPr>
+          <w:rFonts w:ascii="Lato" w:hAnsi="Lato" w:cs="Times New Roman"/>
+          <w:sz w:val="18"/>
         </w:rPr>
         <w:t xml:space="preserve">W. Min, J. Wiggins, L. Pezzullo, </w:t>
       </w:r>
       <w:r>
         <w:rPr>
-          <w:rFonts w:cs="Times New Roman" w:ascii="Lato" w:hAnsi="Lato"/>
+          <w:rFonts w:ascii="Lato" w:hAnsi="Lato" w:cs="Times New Roman"/>
           <w:b/>
           <w:sz w:val="18"/>
-          <w:szCs w:val="22"/>
         </w:rPr>
         <w:t>A. Vail</w:t>
       </w:r>
       <w:r>
         <w:rPr>
-          <w:rFonts w:cs="Times New Roman" w:ascii="Lato" w:hAnsi="Lato"/>
-          <w:sz w:val="18"/>
-          <w:szCs w:val="22"/>
+          <w:rFonts w:ascii="Lato" w:hAnsi="Lato" w:cs="Times New Roman"/>
+          <w:sz w:val="18"/>
         </w:rPr>
         <w:t xml:space="preserve">, K. Boyer, B. Mott, M. Frankosky, E. Wiebe, and J. Lester. Predicting Dialogue Acts for Intelligent Virtual Agents with Multimodal Student Interaction Data. </w:t>
       </w:r>
       <w:r>
         <w:rPr>
-          <w:rFonts w:cs="Times New Roman" w:ascii="Lato" w:hAnsi="Lato"/>
+          <w:rFonts w:ascii="Lato" w:hAnsi="Lato" w:cs="Times New Roman"/>
           <w:i/>
           <w:sz w:val="18"/>
-          <w:szCs w:val="22"/>
         </w:rPr>
         <w:t>Proceedings of the Ninth International Conference on Educational Data Mining (EDM 2016)</w:t>
       </w:r>
       <w:r>
         <w:rPr>
-          <w:rFonts w:cs="Times New Roman" w:ascii="Lato" w:hAnsi="Lato"/>
-          <w:sz w:val="18"/>
-          <w:szCs w:val="22"/>
-        </w:rPr>
-        <w:t>, pp. 454–459, Raleigh, North Carolina, 2016. (short paper, acceptance rate: 52%)</w:t>
+          <w:rFonts w:ascii="Lato" w:hAnsi="Lato" w:cs="Times New Roman"/>
+          <w:sz w:val="18"/>
+        </w:rPr>
+        <w:t>, pp. 454–4</w:t>
+      </w:r>
+      <w:r>
+        <w:rPr>
+          <w:rFonts w:ascii="Lato" w:hAnsi="Lato" w:cs="Times New Roman"/>
+          <w:sz w:val="18"/>
+        </w:rPr>
+        <w:t>59, Raleigh, North Carolina, 2016. (short paper, acceptance rate: 52%)</w:t>
       </w:r>
     </w:p>
     <w:p>
@@ -1199,65 +1351,64 @@
           <w:ilvl w:val="0"/>
           <w:numId w:val="2"/>
         </w:numPr>
-        <w:spacing w:before="0" w:after="160"/>
         <w:jc w:val="both"/>
         <w:rPr>
           <w:rFonts w:ascii="Lato" w:hAnsi="Lato"/>
           <w:sz w:val="18"/>
-          <w:szCs w:val="22"/>
-        </w:rPr>
-      </w:pPr>
-      <w:r>
-        <w:rPr>
-          <w:rFonts w:cs="Times New Roman" w:ascii="Lato" w:hAnsi="Lato"/>
+        </w:rPr>
+      </w:pPr>
+      <w:r>
+        <w:rPr>
+          <w:rFonts w:ascii="Lato" w:hAnsi="Lato" w:cs="Times New Roman"/>
           <w:b/>
           <w:sz w:val="18"/>
-          <w:szCs w:val="22"/>
         </w:rPr>
         <w:t>A. Vail</w:t>
       </w:r>
       <w:r>
         <w:rPr>
-          <w:rFonts w:cs="Times New Roman" w:ascii="Lato" w:hAnsi="Lato"/>
-          <w:sz w:val="18"/>
-          <w:szCs w:val="22"/>
+          <w:rFonts w:ascii="Lato" w:hAnsi="Lato" w:cs="Times New Roman"/>
+          <w:sz w:val="18"/>
         </w:rPr>
         <w:t xml:space="preserve">, J. Grafsgaard, K. Boyer, E. Wiebe, and J. Lester. Predicting Learning from Student Affective Response to Tutor Questions. </w:t>
       </w:r>
       <w:r>
         <w:rPr>
-          <w:rFonts w:cs="Times New Roman" w:ascii="Lato" w:hAnsi="Lato"/>
+          <w:rFonts w:ascii="Lato" w:hAnsi="Lato" w:cs="Times New Roman"/>
           <w:i/>
           <w:sz w:val="18"/>
-          <w:szCs w:val="22"/>
-        </w:rPr>
-        <w:t>Proceedings of the Thirteenth International Conference on Intelligent Tutoring Systems (ITS 2016)</w:t>
-      </w:r>
-      <w:r>
-        <w:rPr>
-          <w:rFonts w:cs="Times New Roman" w:ascii="Lato" w:hAnsi="Lato"/>
-          <w:sz w:val="18"/>
-          <w:szCs w:val="22"/>
+        </w:rPr>
+        <w:t>Proceedings of the Thirteenth International Conference</w:t>
+      </w:r>
+      <w:r>
+        <w:rPr>
+          <w:rFonts w:ascii="Lato" w:hAnsi="Lato" w:cs="Times New Roman"/>
+          <w:i/>
+          <w:sz w:val="18"/>
+        </w:rPr>
+        <w:t xml:space="preserve"> on Intelligent Tutoring Systems (ITS 2016)</w:t>
+      </w:r>
+      <w:r>
+        <w:rPr>
+          <w:rFonts w:ascii="Lato" w:hAnsi="Lato" w:cs="Times New Roman"/>
+          <w:sz w:val="18"/>
         </w:rPr>
         <w:t>, pp. 154–164, Zagreb, Croatia, 2016. (long paper, acceptance rate: 15%)</w:t>
       </w:r>
     </w:p>
     <w:p>
       <w:pPr>
-        <w:pStyle w:val="Normal"/>
         <w:jc w:val="both"/>
         <w:rPr>
           <w:rFonts w:ascii="Lato" w:hAnsi="Lato"/>
           <w:sz w:val="20"/>
-          <w:szCs w:val="22"/>
-        </w:rPr>
-      </w:pPr>
-      <w:r>
-        <w:rPr>
-          <w:rFonts w:cs="Times New Roman" w:ascii="Lato" w:hAnsi="Lato"/>
+        </w:rPr>
+      </w:pPr>
+      <w:r>
+        <w:rPr>
+          <w:rFonts w:ascii="Lato" w:hAnsi="Lato" w:cs="Times New Roman"/>
           <w:b/>
           <w:sz w:val="20"/>
-          <w:szCs w:val="22"/>
         </w:rPr>
         <w:t>2015</w:t>
       </w:r>
@@ -1269,45 +1420,47 @@
           <w:ilvl w:val="0"/>
           <w:numId w:val="2"/>
         </w:numPr>
-        <w:spacing w:before="0" w:after="0"/>
+        <w:spacing w:after="0"/>
         <w:jc w:val="both"/>
         <w:rPr>
           <w:rFonts w:ascii="Lato" w:hAnsi="Lato"/>
           <w:sz w:val="18"/>
-          <w:szCs w:val="22"/>
-        </w:rPr>
-      </w:pPr>
-      <w:r>
-        <w:rPr>
-          <w:rFonts w:cs="Times New Roman" w:ascii="Lato" w:hAnsi="Lato"/>
+        </w:rPr>
+      </w:pPr>
+      <w:r>
+        <w:rPr>
+          <w:rFonts w:ascii="Lato" w:hAnsi="Lato" w:cs="Times New Roman"/>
           <w:b/>
           <w:sz w:val="18"/>
-          <w:szCs w:val="22"/>
         </w:rPr>
         <w:t>A. Vail</w:t>
       </w:r>
       <w:r>
         <w:rPr>
-          <w:rFonts w:cs="Times New Roman" w:ascii="Lato" w:hAnsi="Lato"/>
-          <w:sz w:val="18"/>
-          <w:szCs w:val="22"/>
-        </w:rPr>
-        <w:t xml:space="preserve">, K. Boyer, E. Wiebe, and J. Lester. The Mars and Venus Effect: The Influence of User Gender on the Effectiveness of Adaptive Task Support. </w:t>
-      </w:r>
-      <w:r>
-        <w:rPr>
-          <w:rFonts w:cs="Times New Roman" w:ascii="Lato" w:hAnsi="Lato"/>
+          <w:rFonts w:ascii="Lato" w:hAnsi="Lato" w:cs="Times New Roman"/>
+          <w:sz w:val="18"/>
+        </w:rPr>
+        <w:t>, K. Boyer, E. Wiebe, and J. Lester. The Mars and Venus Effect: The Influence of User Gender on the Effectiveness of Adaptive Ta</w:t>
+      </w:r>
+      <w:r>
+        <w:rPr>
+          <w:rFonts w:ascii="Lato" w:hAnsi="Lato" w:cs="Times New Roman"/>
+          <w:sz w:val="18"/>
+        </w:rPr>
+        <w:t xml:space="preserve">sk Support. </w:t>
+      </w:r>
+      <w:r>
+        <w:rPr>
+          <w:rFonts w:ascii="Lato" w:hAnsi="Lato" w:cs="Times New Roman"/>
           <w:i/>
           <w:sz w:val="18"/>
-          <w:szCs w:val="22"/>
         </w:rPr>
         <w:t>Proceedings of the Twenty-Third International Conference on User Modeling, Adaptation, and Personalization (UMAP 2015)</w:t>
       </w:r>
       <w:r>
         <w:rPr>
-          <w:rFonts w:cs="Times New Roman" w:ascii="Lato" w:hAnsi="Lato"/>
-          <w:sz w:val="18"/>
-          <w:szCs w:val="22"/>
+          <w:rFonts w:ascii="Lato" w:hAnsi="Lato" w:cs="Times New Roman"/>
+          <w:sz w:val="18"/>
         </w:rPr>
         <w:t>, pp. 216–227, Dublin, Ireland, 2015. (long paper, acceptance rate: 28%)</w:t>
       </w:r>
@@ -1315,21 +1468,18 @@
     <w:p>
       <w:pPr>
         <w:pStyle w:val="ListParagraph"/>
-        <w:spacing w:before="0" w:after="160"/>
-        <w:ind w:left="720" w:right="0" w:firstLine="720"/>
+        <w:ind w:firstLine="720"/>
         <w:jc w:val="both"/>
         <w:rPr>
           <w:rFonts w:ascii="Lato" w:hAnsi="Lato"/>
           <w:sz w:val="18"/>
-          <w:szCs w:val="22"/>
-        </w:rPr>
-      </w:pPr>
-      <w:r>
-        <w:rPr>
-          <w:rFonts w:cs="Times New Roman" w:ascii="Lato" w:hAnsi="Lato"/>
+        </w:rPr>
+      </w:pPr>
+      <w:r>
+        <w:rPr>
+          <w:rFonts w:ascii="Lato" w:hAnsi="Lato" w:cs="Times New Roman"/>
           <w:b/>
           <w:sz w:val="18"/>
-          <w:szCs w:val="22"/>
         </w:rPr>
         <w:t>Best Paper Award</w:t>
       </w:r>
@@ -1339,21 +1489,19 @@
     </w:p>
     <w:p>
       <w:pPr>
-        <w:pStyle w:val="Normal"/>
         <w:jc w:val="both"/>
         <w:rPr>
           <w:rFonts w:ascii="Lato" w:hAnsi="Lato"/>
           <w:sz w:val="20"/>
-          <w:szCs w:val="22"/>
-        </w:rPr>
-      </w:pPr>
-      <w:r>
-        <w:rPr>
-          <w:rFonts w:cs="Times New Roman" w:ascii="Lato" w:hAnsi="Lato"/>
+        </w:rPr>
+      </w:pPr>
+      <w:r>
+        <w:rPr>
+          <w:rFonts w:ascii="Lato" w:hAnsi="Lato" w:cs="Times New Roman"/>
           <w:b/>
           <w:sz w:val="20"/>
-          <w:szCs w:val="22"/>
-        </w:rPr>
+        </w:rPr>
+        <w:lastRenderedPageBreak/>
         <w:t>2014</w:t>
       </w:r>
     </w:p>
@@ -1364,47 +1512,62 @@
           <w:ilvl w:val="0"/>
           <w:numId w:val="2"/>
         </w:numPr>
-        <w:spacing w:before="0" w:after="160"/>
         <w:jc w:val="both"/>
         <w:rPr>
           <w:rFonts w:ascii="Lato" w:hAnsi="Lato"/>
           <w:sz w:val="18"/>
-          <w:szCs w:val="22"/>
-        </w:rPr>
-      </w:pPr>
-      <w:r>
-        <w:rPr>
-          <w:rFonts w:cs="Times New Roman" w:ascii="Lato" w:hAnsi="Lato"/>
+        </w:rPr>
+      </w:pPr>
+      <w:r>
+        <w:rPr>
+          <w:rFonts w:ascii="Lato" w:hAnsi="Lato" w:cs="Times New Roman"/>
           <w:b/>
           <w:sz w:val="18"/>
-          <w:szCs w:val="22"/>
         </w:rPr>
         <w:t>A. Vail</w:t>
       </w:r>
       <w:r>
         <w:rPr>
-          <w:rFonts w:cs="Times New Roman" w:ascii="Lato" w:hAnsi="Lato"/>
-          <w:sz w:val="18"/>
-          <w:szCs w:val="22"/>
-        </w:rPr>
-        <w:t xml:space="preserve">, J. Grafsgaard, J. Wiggins, J. Lester, and K. Boyer. Predicting Learning and Engagement in Tutorial Dialogue: A Personality-Based Model. </w:t>
-      </w:r>
-      <w:r>
-        <w:rPr>
-          <w:rFonts w:cs="Times New Roman" w:ascii="Lato" w:hAnsi="Lato"/>
+          <w:rFonts w:ascii="Lato" w:hAnsi="Lato" w:cs="Times New Roman"/>
+          <w:sz w:val="18"/>
+        </w:rPr>
+        <w:t>, J. Grafsgaard, J. Wig</w:t>
+      </w:r>
+      <w:r>
+        <w:rPr>
+          <w:rFonts w:ascii="Lato" w:hAnsi="Lato" w:cs="Times New Roman"/>
+          <w:sz w:val="18"/>
+        </w:rPr>
+        <w:t xml:space="preserve">gins, J. Lester, and K. Boyer. Predicting Learning and Engagement in Tutorial Dialogue: A Personality-Based Model. </w:t>
+      </w:r>
+      <w:r>
+        <w:rPr>
+          <w:rFonts w:ascii="Lato" w:hAnsi="Lato" w:cs="Times New Roman"/>
           <w:i/>
           <w:sz w:val="18"/>
-          <w:szCs w:val="22"/>
         </w:rPr>
         <w:t>Proceedings of the Sixteenth ACM International Conference on Multimodal Interaction (ICMI 2014)</w:t>
       </w:r>
       <w:r>
         <w:rPr>
-          <w:rFonts w:cs="Times New Roman" w:ascii="Lato" w:hAnsi="Lato"/>
-          <w:sz w:val="18"/>
-          <w:szCs w:val="22"/>
-        </w:rPr>
-        <w:t>, pp. 255–262, Istanbul, Turkey, 2014. (long paper, acceptance rate: 39%)</w:t>
+          <w:rFonts w:ascii="Lato" w:hAnsi="Lato" w:cs="Times New Roman"/>
+          <w:sz w:val="18"/>
+        </w:rPr>
+        <w:t>, pp. 255–262, Istanbul, Turkey, 2014. (long p</w:t>
+      </w:r>
+      <w:r>
+        <w:rPr>
+          <w:rFonts w:ascii="Lato" w:hAnsi="Lato" w:cs="Times New Roman"/>
+          <w:sz w:val="18"/>
+        </w:rPr>
+        <w:t>aper, acceptance rate: 18</w:t>
+      </w:r>
+      <w:r>
+        <w:rPr>
+          <w:rFonts w:ascii="Lato" w:hAnsi="Lato" w:cs="Times New Roman"/>
+          <w:sz w:val="18"/>
+        </w:rPr>
+        <w:t>%)</w:t>
       </w:r>
     </w:p>
     <w:p>
@@ -1414,83 +1577,95 @@
           <w:ilvl w:val="0"/>
           <w:numId w:val="2"/>
         </w:numPr>
-        <w:spacing w:before="0" w:after="0"/>
+        <w:spacing w:after="0"/>
         <w:jc w:val="both"/>
         <w:rPr>
           <w:rFonts w:ascii="Lato" w:hAnsi="Lato"/>
           <w:sz w:val="18"/>
-          <w:szCs w:val="22"/>
-        </w:rPr>
-      </w:pPr>
-      <w:r>
-        <w:rPr>
-          <w:rFonts w:cs="Times New Roman" w:ascii="Lato" w:hAnsi="Lato"/>
-          <w:sz w:val="18"/>
-          <w:szCs w:val="22"/>
+        </w:rPr>
+      </w:pPr>
+      <w:r>
+        <w:rPr>
+          <w:rFonts w:ascii="Lato" w:hAnsi="Lato" w:cs="Times New Roman"/>
+          <w:sz w:val="18"/>
         </w:rPr>
         <w:t xml:space="preserve">J. Grafsgaard, J. Wiggins, </w:t>
       </w:r>
       <w:r>
         <w:rPr>
-          <w:rFonts w:cs="Times New Roman" w:ascii="Lato" w:hAnsi="Lato"/>
+          <w:rFonts w:ascii="Lato" w:hAnsi="Lato" w:cs="Times New Roman"/>
           <w:b/>
           <w:sz w:val="18"/>
-          <w:szCs w:val="22"/>
         </w:rPr>
         <w:t>A. Vail</w:t>
       </w:r>
       <w:r>
         <w:rPr>
-          <w:rFonts w:cs="Times New Roman" w:ascii="Lato" w:hAnsi="Lato"/>
-          <w:sz w:val="18"/>
-          <w:szCs w:val="22"/>
+          <w:rFonts w:ascii="Lato" w:hAnsi="Lato" w:cs="Times New Roman"/>
+          <w:sz w:val="18"/>
         </w:rPr>
         <w:t xml:space="preserve">, K. Boyer, E. Wiebe, and J. Lester. The Additive Value of Multimodal Features for Predicting Engagement, Frustration, and Learning During Tutoring. </w:t>
       </w:r>
       <w:r>
         <w:rPr>
-          <w:rFonts w:cs="Times New Roman" w:ascii="Lato" w:hAnsi="Lato"/>
+          <w:rFonts w:ascii="Lato" w:hAnsi="Lato" w:cs="Times New Roman"/>
           <w:i/>
           <w:sz w:val="18"/>
-          <w:szCs w:val="22"/>
-        </w:rPr>
-        <w:t>Proceedings of the Sixteenth ACM International Conference on Multimodal Interaction (ICMI 2014)</w:t>
-      </w:r>
-      <w:r>
-        <w:rPr>
-          <w:rFonts w:cs="Times New Roman" w:ascii="Lato" w:hAnsi="Lato"/>
-          <w:sz w:val="18"/>
-          <w:szCs w:val="22"/>
-        </w:rPr>
-        <w:t>, pp. 42–49, Istanbul, Turkey, 2014. (long paper, acceptance rate: 39%)</w:t>
+        </w:rPr>
+        <w:t>Proceedings of the Sixteenth ACM Internationa</w:t>
+      </w:r>
+      <w:r>
+        <w:rPr>
+          <w:rFonts w:ascii="Lato" w:hAnsi="Lato" w:cs="Times New Roman"/>
+          <w:i/>
+          <w:sz w:val="18"/>
+        </w:rPr>
+        <w:t>l Conference on Multimodal Interaction (ICMI 2014)</w:t>
+      </w:r>
+      <w:r>
+        <w:rPr>
+          <w:rFonts w:ascii="Lato" w:hAnsi="Lato" w:cs="Times New Roman"/>
+          <w:sz w:val="18"/>
+        </w:rPr>
+        <w:t xml:space="preserve">, pp. 42–49, Istanbul, Turkey, 2014. </w:t>
+      </w:r>
+      <w:r>
+        <w:rPr>
+          <w:rFonts w:ascii="Lato" w:hAnsi="Lato" w:cs="Times New Roman"/>
+          <w:sz w:val="18"/>
+        </w:rPr>
+        <w:t>(long paper, acceptance rate: 18</w:t>
+      </w:r>
+      <w:r>
+        <w:rPr>
+          <w:rFonts w:ascii="Lato" w:hAnsi="Lato" w:cs="Times New Roman"/>
+          <w:sz w:val="18"/>
+        </w:rPr>
+        <w:t>%)</w:t>
       </w:r>
     </w:p>
     <w:p>
       <w:pPr>
         <w:pStyle w:val="ListParagraph"/>
-        <w:spacing w:before="0" w:after="160"/>
         <w:jc w:val="both"/>
         <w:rPr>
           <w:rFonts w:ascii="Lato" w:hAnsi="Lato"/>
           <w:sz w:val="18"/>
-          <w:szCs w:val="22"/>
-        </w:rPr>
-      </w:pPr>
-      <w:r>
-        <w:rPr>
-          <w:rFonts w:cs="Times New Roman" w:ascii="Lato" w:hAnsi="Lato"/>
-          <w:sz w:val="18"/>
-          <w:szCs w:val="22"/>
+        </w:rPr>
+      </w:pPr>
+      <w:r>
+        <w:rPr>
+          <w:rFonts w:ascii="Lato" w:hAnsi="Lato" w:cs="Times New Roman"/>
+          <w:sz w:val="18"/>
         </w:rPr>
         <w:tab/>
       </w:r>
       <w:r>
         <w:rPr>
-          <w:rFonts w:cs="Times New Roman" w:ascii="Lato" w:hAnsi="Lato"/>
+          <w:rFonts w:ascii="Lato" w:hAnsi="Lato" w:cs="Times New Roman"/>
           <w:b/>
           <w:bCs/>
           <w:sz w:val="18"/>
-          <w:szCs w:val="22"/>
         </w:rPr>
         <w:t>Nominated for Outstanding Paper Award</w:t>
       </w:r>
@@ -1502,45 +1677,46 @@
           <w:ilvl w:val="0"/>
           <w:numId w:val="2"/>
         </w:numPr>
-        <w:spacing w:before="0" w:after="160"/>
         <w:jc w:val="both"/>
         <w:rPr>
           <w:rFonts w:ascii="Lato" w:hAnsi="Lato"/>
           <w:sz w:val="18"/>
-          <w:szCs w:val="22"/>
-        </w:rPr>
-      </w:pPr>
-      <w:r>
-        <w:rPr>
-          <w:rFonts w:cs="Times New Roman" w:ascii="Lato" w:hAnsi="Lato"/>
+        </w:rPr>
+      </w:pPr>
+      <w:r>
+        <w:rPr>
+          <w:rFonts w:ascii="Lato" w:hAnsi="Lato" w:cs="Times New Roman"/>
           <w:b/>
           <w:sz w:val="18"/>
-          <w:szCs w:val="22"/>
         </w:rPr>
         <w:t>A. Vail</w:t>
       </w:r>
       <w:r>
         <w:rPr>
-          <w:rFonts w:cs="Times New Roman" w:ascii="Lato" w:hAnsi="Lato"/>
-          <w:sz w:val="18"/>
-          <w:szCs w:val="22"/>
-        </w:rPr>
-        <w:t xml:space="preserve"> and K. Boyer. Adapting to Personality Over Time: Examining the Effectiveness of Dialogue Policy Progressions in Task-Oriented Interaction. </w:t>
-      </w:r>
-      <w:r>
-        <w:rPr>
-          <w:rFonts w:cs="Times New Roman" w:ascii="Lato" w:hAnsi="Lato"/>
+          <w:rFonts w:ascii="Lato" w:hAnsi="Lato" w:cs="Times New Roman"/>
+          <w:sz w:val="18"/>
+        </w:rPr>
+        <w:t xml:space="preserve"> and K. Boyer. Adapting to Personality Over Time: Examining the Effectiveness of Dialogu</w:t>
+      </w:r>
+      <w:r>
+        <w:rPr>
+          <w:rFonts w:ascii="Lato" w:hAnsi="Lato" w:cs="Times New Roman"/>
+          <w:sz w:val="18"/>
+        </w:rPr>
+        <w:t xml:space="preserve">e Policy Progressions in Task-Oriented Interaction. </w:t>
+      </w:r>
+      <w:r>
+        <w:rPr>
+          <w:rFonts w:ascii="Lato" w:hAnsi="Lato" w:cs="Times New Roman"/>
           <w:i/>
           <w:sz w:val="18"/>
-          <w:szCs w:val="22"/>
         </w:rPr>
         <w:t>Proceedings of the Fifteenth Annual Meeting of the Special Interest Group on Discourse and Dialogue (SIGDIAL 2014)</w:t>
       </w:r>
       <w:r>
         <w:rPr>
-          <w:rFonts w:cs="Times New Roman" w:ascii="Lato" w:hAnsi="Lato"/>
-          <w:sz w:val="18"/>
-          <w:szCs w:val="22"/>
+          <w:rFonts w:ascii="Lato" w:hAnsi="Lato" w:cs="Times New Roman"/>
+          <w:sz w:val="18"/>
         </w:rPr>
         <w:t>, pp. 41–50, Philadelphia, Pennsylvania, 2014. (long paper, acceptance rate: 30%)</w:t>
       </w:r>
@@ -1552,610 +1728,780 @@
           <w:ilvl w:val="0"/>
           <w:numId w:val="2"/>
         </w:numPr>
-        <w:spacing w:before="0" w:after="160"/>
         <w:jc w:val="both"/>
         <w:rPr>
           <w:rFonts w:ascii="Lato" w:hAnsi="Lato"/>
           <w:sz w:val="18"/>
-          <w:szCs w:val="22"/>
-        </w:rPr>
-      </w:pPr>
-      <w:r>
-        <w:rPr>
-          <w:rFonts w:cs="Times New Roman" w:ascii="Lato" w:hAnsi="Lato"/>
+        </w:rPr>
+      </w:pPr>
+      <w:r>
+        <w:rPr>
+          <w:rFonts w:ascii="Lato" w:hAnsi="Lato" w:cs="Times New Roman"/>
           <w:b/>
           <w:sz w:val="18"/>
-          <w:szCs w:val="22"/>
         </w:rPr>
         <w:t>A. Vail</w:t>
       </w:r>
       <w:r>
         <w:rPr>
-          <w:rFonts w:cs="Times New Roman" w:ascii="Lato" w:hAnsi="Lato"/>
-          <w:sz w:val="18"/>
-          <w:szCs w:val="22"/>
-        </w:rPr>
-        <w:t xml:space="preserve"> and K. Boyer. Identifying Effective Moves in Tutoring: On the Refinement of Dialogue Act Annotation Schemes. </w:t>
-      </w:r>
-      <w:r>
-        <w:rPr>
-          <w:rFonts w:cs="Times New Roman" w:ascii="Lato" w:hAnsi="Lato"/>
+          <w:rFonts w:ascii="Lato" w:hAnsi="Lato" w:cs="Times New Roman"/>
+          <w:sz w:val="18"/>
+        </w:rPr>
+        <w:t xml:space="preserve"> </w:t>
+      </w:r>
+      <w:r>
+        <w:rPr>
+          <w:rFonts w:ascii="Lato" w:hAnsi="Lato" w:cs="Times New Roman"/>
+          <w:sz w:val="18"/>
+        </w:rPr>
+        <w:t xml:space="preserve">and K. Boyer. Identifying Effective Moves in Tutoring: On the Refinement of Dialogue Act Annotation Schemes. </w:t>
+      </w:r>
+      <w:r>
+        <w:rPr>
+          <w:rFonts w:ascii="Lato" w:hAnsi="Lato" w:cs="Times New Roman"/>
           <w:i/>
           <w:sz w:val="18"/>
-          <w:szCs w:val="22"/>
         </w:rPr>
         <w:t>Proceedings of the Twelfth International Conference on Intelligent Tutoring Systems (ITS 2014)</w:t>
       </w:r>
       <w:r>
         <w:rPr>
-          <w:rFonts w:cs="Times New Roman" w:ascii="Lato" w:hAnsi="Lato"/>
-          <w:sz w:val="18"/>
-          <w:szCs w:val="22"/>
-        </w:rPr>
-        <w:t>, pp. 199–209, Honolulu, Hawaii, 2014. (long paper, acceptance rate: 17.5%)</w:t>
-      </w:r>
-    </w:p>
-    <w:p>
-      <w:pPr>
-        <w:pStyle w:val="Normal"/>
-        <w:spacing w:before="0" w:after="160"/>
+          <w:rFonts w:ascii="Lato" w:hAnsi="Lato" w:cs="Times New Roman"/>
+          <w:sz w:val="18"/>
+        </w:rPr>
+        <w:t>, pp. 199–209, Honolulu, Hawaii, 2014. (long paper, a</w:t>
+      </w:r>
+      <w:r>
+        <w:rPr>
+          <w:rFonts w:ascii="Lato" w:hAnsi="Lato" w:cs="Times New Roman"/>
+          <w:sz w:val="18"/>
+        </w:rPr>
+        <w:t>cceptance rate: 17.5%)</w:t>
+      </w:r>
+    </w:p>
+    <w:p>
+      <w:pPr>
         <w:rPr>
           <w:rFonts w:cs="Times New Roman"/>
           <w:b/>
-          <w:b/>
-        </w:rPr>
-      </w:pPr>
-      <w:r>
-        <w:rPr>
-          <w:rFonts w:ascii="Lato" w:hAnsi="Lato"/>
-          <w:sz w:val="18"/>
-          <w:szCs w:val="18"/>
-        </w:rPr>
-      </w:r>
-    </w:p>
-    <w:p>
-      <w:pPr>
-        <w:pStyle w:val="Normal"/>
+        </w:rPr>
+      </w:pPr>
+    </w:p>
+    <w:p>
+      <w:pPr>
         <w:rPr>
           <w:rFonts w:ascii="Lato" w:hAnsi="Lato"/>
           <w:sz w:val="24"/>
-          <w:szCs w:val="22"/>
-        </w:rPr>
-      </w:pPr>
-      <w:r>
-        <w:rPr>
-          <w:rFonts w:cs="Times New Roman" w:ascii="Lato" w:hAnsi="Lato"/>
+        </w:rPr>
+      </w:pPr>
+      <w:r>
+        <w:rPr>
+          <w:rFonts w:ascii="Lato" w:hAnsi="Lato" w:cs="Times New Roman"/>
           <w:b/>
           <w:sz w:val="24"/>
-          <w:szCs w:val="22"/>
         </w:rPr>
         <w:t>Teaching Experience</w:t>
       </w:r>
     </w:p>
     <w:p>
       <w:pPr>
-        <w:pStyle w:val="Normal"/>
-        <w:rPr>
-          <w:rFonts w:ascii="Lato" w:hAnsi="Lato"/>
-          <w:sz w:val="18"/>
-          <w:szCs w:val="22"/>
-        </w:rPr>
-      </w:pPr>
-      <w:r>
-        <w:rPr>
-          <w:rFonts w:cs="Times New Roman" w:ascii="Lato" w:hAnsi="Lato"/>
-          <w:sz w:val="18"/>
-          <w:szCs w:val="22"/>
+        <w:rPr>
+          <w:rFonts w:ascii="Lato" w:hAnsi="Lato"/>
+          <w:sz w:val="18"/>
+        </w:rPr>
+      </w:pPr>
+      <w:r>
+        <w:rPr>
+          <w:rFonts w:ascii="Lato" w:hAnsi="Lato" w:cs="Times New Roman"/>
+          <w:sz w:val="18"/>
         </w:rPr>
         <w:t>2013 – 2014</w:t>
+      </w:r>
+      <w:r>
+        <w:rPr>
+          <w:rFonts w:ascii="Lato" w:hAnsi="Lato" w:cs="Times New Roman"/>
+          <w:sz w:val="18"/>
+        </w:rPr>
         <w:tab/>
       </w:r>
       <w:r>
         <w:rPr>
-          <w:rFonts w:cs="Times New Roman" w:ascii="Lato" w:hAnsi="Lato"/>
+          <w:rFonts w:ascii="Lato" w:hAnsi="Lato" w:cs="Times New Roman"/>
           <w:b/>
           <w:sz w:val="18"/>
-          <w:szCs w:val="22"/>
         </w:rPr>
         <w:t>Teaching Assistant</w:t>
       </w:r>
       <w:r>
         <w:rPr>
-          <w:rFonts w:cs="Times New Roman" w:ascii="Lato" w:hAnsi="Lato"/>
-          <w:sz w:val="18"/>
-          <w:szCs w:val="22"/>
+          <w:rFonts w:ascii="Lato" w:hAnsi="Lato" w:cs="Times New Roman"/>
+          <w:sz w:val="18"/>
         </w:rPr>
         <w:t>, North Carolina State University</w:t>
+      </w:r>
+      <w:r>
+        <w:rPr>
+          <w:rFonts w:ascii="Lato" w:hAnsi="Lato" w:cs="Times New Roman"/>
+          <w:sz w:val="18"/>
+        </w:rPr>
         <w:br/>
+      </w:r>
+      <w:r>
+        <w:rPr>
+          <w:rFonts w:ascii="Lato" w:hAnsi="Lato" w:cs="Times New Roman"/>
+          <w:sz w:val="18"/>
+        </w:rPr>
         <w:tab/>
+      </w:r>
+      <w:r>
+        <w:rPr>
+          <w:rFonts w:ascii="Lato" w:hAnsi="Lato" w:cs="Times New Roman"/>
+          <w:sz w:val="18"/>
+        </w:rPr>
         <w:tab/>
         <w:t>Department of Computer Science</w:t>
       </w:r>
     </w:p>
     <w:p>
       <w:pPr>
-        <w:pStyle w:val="Normal"/>
-        <w:rPr>
-          <w:rFonts w:ascii="Lato" w:hAnsi="Lato"/>
-          <w:sz w:val="18"/>
-          <w:szCs w:val="22"/>
-        </w:rPr>
-      </w:pPr>
-      <w:r>
-        <w:rPr>
-          <w:rFonts w:cs="Times New Roman" w:ascii="Lato" w:hAnsi="Lato"/>
-          <w:sz w:val="18"/>
-          <w:szCs w:val="22"/>
+        <w:rPr>
+          <w:rFonts w:ascii="Lato" w:hAnsi="Lato"/>
+          <w:sz w:val="18"/>
+        </w:rPr>
+      </w:pPr>
+      <w:r>
+        <w:rPr>
+          <w:rFonts w:ascii="Lato" w:hAnsi="Lato" w:cs="Times New Roman"/>
+          <w:sz w:val="18"/>
         </w:rPr>
         <w:tab/>
+      </w:r>
+      <w:r>
+        <w:rPr>
+          <w:rFonts w:ascii="Lato" w:hAnsi="Lato" w:cs="Times New Roman"/>
+          <w:sz w:val="18"/>
+        </w:rPr>
         <w:tab/>
         <w:t>Fall 2013</w:t>
+      </w:r>
+      <w:r>
+        <w:rPr>
+          <w:rFonts w:ascii="Lato" w:hAnsi="Lato" w:cs="Times New Roman"/>
+          <w:sz w:val="18"/>
+        </w:rPr>
         <w:tab/>
         <w:t>CSC 226: Discrete Mathematics for Computer Scientists</w:t>
+      </w:r>
+      <w:r>
+        <w:rPr>
+          <w:rFonts w:ascii="Lato" w:hAnsi="Lato" w:cs="Times New Roman"/>
+          <w:sz w:val="18"/>
+        </w:rPr>
         <w:br/>
+      </w:r>
+      <w:r>
+        <w:rPr>
+          <w:rFonts w:ascii="Lato" w:hAnsi="Lato" w:cs="Times New Roman"/>
+          <w:sz w:val="18"/>
+        </w:rPr>
         <w:tab/>
+      </w:r>
+      <w:r>
+        <w:rPr>
+          <w:rFonts w:ascii="Lato" w:hAnsi="Lato" w:cs="Times New Roman"/>
+          <w:sz w:val="18"/>
+        </w:rPr>
         <w:tab/>
+      </w:r>
+      <w:r>
+        <w:rPr>
+          <w:rFonts w:ascii="Lato" w:hAnsi="Lato" w:cs="Times New Roman"/>
+          <w:sz w:val="18"/>
+        </w:rPr>
         <w:tab/>
+      </w:r>
+      <w:r>
+        <w:rPr>
+          <w:rFonts w:ascii="Lato" w:hAnsi="Lato" w:cs="Times New Roman"/>
+          <w:sz w:val="18"/>
+        </w:rPr>
         <w:tab/>
         <w:t>Dr. Tiffany Barnes</w:t>
+      </w:r>
+      <w:r>
+        <w:rPr>
+          <w:rFonts w:ascii="Lato" w:hAnsi="Lato" w:cs="Times New Roman"/>
+          <w:sz w:val="18"/>
+        </w:rPr>
         <w:br/>
+      </w:r>
+      <w:r>
+        <w:rPr>
+          <w:rFonts w:ascii="Lato" w:hAnsi="Lato" w:cs="Times New Roman"/>
+          <w:sz w:val="18"/>
+        </w:rPr>
         <w:tab/>
+      </w:r>
+      <w:r>
+        <w:rPr>
+          <w:rFonts w:ascii="Lato" w:hAnsi="Lato" w:cs="Times New Roman"/>
+          <w:sz w:val="18"/>
+        </w:rPr>
         <w:tab/>
+      </w:r>
+      <w:r>
+        <w:rPr>
+          <w:rFonts w:ascii="Lato" w:hAnsi="Lato" w:cs="Times New Roman"/>
+          <w:sz w:val="18"/>
+        </w:rPr>
         <w:tab/>
+      </w:r>
+      <w:r>
+        <w:rPr>
+          <w:rFonts w:ascii="Lato" w:hAnsi="Lato" w:cs="Times New Roman"/>
+          <w:sz w:val="18"/>
+        </w:rPr>
         <w:tab/>
         <w:t>~250 students</w:t>
       </w:r>
     </w:p>
     <w:p>
       <w:pPr>
-        <w:pStyle w:val="Normal"/>
-        <w:rPr>
-          <w:rFonts w:ascii="Lato" w:hAnsi="Lato"/>
-          <w:sz w:val="18"/>
-          <w:szCs w:val="22"/>
-        </w:rPr>
-      </w:pPr>
-      <w:r>
-        <w:rPr>
-          <w:rFonts w:cs="Times New Roman" w:ascii="Lato" w:hAnsi="Lato"/>
-          <w:sz w:val="18"/>
-          <w:szCs w:val="22"/>
+        <w:rPr>
+          <w:rFonts w:ascii="Lato" w:hAnsi="Lato"/>
+          <w:sz w:val="18"/>
+        </w:rPr>
+      </w:pPr>
+      <w:r>
+        <w:rPr>
+          <w:rFonts w:ascii="Lato" w:hAnsi="Lato" w:cs="Times New Roman"/>
+          <w:sz w:val="18"/>
         </w:rPr>
         <w:tab/>
+      </w:r>
+      <w:r>
+        <w:rPr>
+          <w:rFonts w:ascii="Lato" w:hAnsi="Lato" w:cs="Times New Roman"/>
+          <w:sz w:val="18"/>
+        </w:rPr>
         <w:tab/>
-        <w:t>Spring 2014</w:t>
+        <w:t>Spring</w:t>
+      </w:r>
+      <w:r>
+        <w:rPr>
+          <w:rFonts w:ascii="Lato" w:hAnsi="Lato" w:cs="Times New Roman"/>
+          <w:sz w:val="18"/>
+        </w:rPr>
+        <w:t xml:space="preserve"> 2014</w:t>
+      </w:r>
+      <w:r>
+        <w:rPr>
+          <w:rFonts w:ascii="Lato" w:hAnsi="Lato" w:cs="Times New Roman"/>
+          <w:sz w:val="18"/>
+        </w:rPr>
         <w:tab/>
         <w:t>CSC 230: C and Software Tools</w:t>
+      </w:r>
+      <w:r>
+        <w:rPr>
+          <w:rFonts w:ascii="Lato" w:hAnsi="Lato" w:cs="Times New Roman"/>
+          <w:sz w:val="18"/>
+        </w:rPr>
         <w:br/>
+      </w:r>
+      <w:r>
+        <w:rPr>
+          <w:rFonts w:ascii="Lato" w:hAnsi="Lato" w:cs="Times New Roman"/>
+          <w:sz w:val="18"/>
+        </w:rPr>
         <w:tab/>
+      </w:r>
+      <w:r>
+        <w:rPr>
+          <w:rFonts w:ascii="Lato" w:hAnsi="Lato" w:cs="Times New Roman"/>
+          <w:sz w:val="18"/>
+        </w:rPr>
         <w:tab/>
+      </w:r>
+      <w:r>
+        <w:rPr>
+          <w:rFonts w:ascii="Lato" w:hAnsi="Lato" w:cs="Times New Roman"/>
+          <w:sz w:val="18"/>
+        </w:rPr>
         <w:tab/>
+      </w:r>
+      <w:r>
+        <w:rPr>
+          <w:rFonts w:ascii="Lato" w:hAnsi="Lato" w:cs="Times New Roman"/>
+          <w:sz w:val="18"/>
+        </w:rPr>
         <w:tab/>
         <w:t>Dr. Sarah Heckman</w:t>
+      </w:r>
+      <w:r>
+        <w:rPr>
+          <w:rFonts w:ascii="Lato" w:hAnsi="Lato" w:cs="Times New Roman"/>
+          <w:sz w:val="18"/>
+        </w:rPr>
         <w:br/>
+      </w:r>
+      <w:r>
+        <w:rPr>
+          <w:rFonts w:ascii="Lato" w:hAnsi="Lato" w:cs="Times New Roman"/>
+          <w:sz w:val="18"/>
+        </w:rPr>
         <w:tab/>
+      </w:r>
+      <w:r>
+        <w:rPr>
+          <w:rFonts w:ascii="Lato" w:hAnsi="Lato" w:cs="Times New Roman"/>
+          <w:sz w:val="18"/>
+        </w:rPr>
         <w:tab/>
+      </w:r>
+      <w:r>
+        <w:rPr>
+          <w:rFonts w:ascii="Lato" w:hAnsi="Lato" w:cs="Times New Roman"/>
+          <w:sz w:val="18"/>
+        </w:rPr>
         <w:tab/>
+      </w:r>
+      <w:r>
+        <w:rPr>
+          <w:rFonts w:ascii="Lato" w:hAnsi="Lato" w:cs="Times New Roman"/>
+          <w:sz w:val="18"/>
+        </w:rPr>
         <w:tab/>
         <w:t>~120 students</w:t>
       </w:r>
     </w:p>
     <w:p>
       <w:pPr>
-        <w:pStyle w:val="Normal"/>
-        <w:rPr>
-          <w:rFonts w:ascii="Lato" w:hAnsi="Lato"/>
-          <w:sz w:val="18"/>
-          <w:szCs w:val="22"/>
-        </w:rPr>
-      </w:pPr>
-      <w:r>
-        <w:rPr>
-          <w:rFonts w:cs="Times New Roman" w:ascii="Lato" w:hAnsi="Lato"/>
-          <w:b w:val="false"/>
-          <w:bCs w:val="false"/>
-          <w:sz w:val="18"/>
-          <w:szCs w:val="22"/>
+        <w:rPr>
+          <w:rFonts w:ascii="Lato" w:hAnsi="Lato"/>
+          <w:sz w:val="18"/>
+        </w:rPr>
+      </w:pPr>
+      <w:r>
+        <w:rPr>
+          <w:rFonts w:ascii="Lato" w:hAnsi="Lato" w:cs="Times New Roman"/>
+          <w:sz w:val="18"/>
         </w:rPr>
         <w:t>2012 – 2013</w:t>
+      </w:r>
+      <w:r>
+        <w:rPr>
+          <w:rFonts w:ascii="Lato" w:hAnsi="Lato" w:cs="Times New Roman"/>
+          <w:sz w:val="18"/>
+        </w:rPr>
         <w:tab/>
       </w:r>
       <w:r>
         <w:rPr>
-          <w:rFonts w:cs="Times New Roman" w:ascii="Lato" w:hAnsi="Lato"/>
+          <w:rFonts w:ascii="Lato" w:hAnsi="Lato" w:cs="Times New Roman"/>
           <w:b/>
           <w:bCs/>
           <w:sz w:val="18"/>
-          <w:szCs w:val="22"/>
         </w:rPr>
         <w:t>Mathematics &amp; Physics Tutor</w:t>
       </w:r>
       <w:r>
         <w:rPr>
-          <w:rFonts w:cs="Times New Roman" w:ascii="Lato" w:hAnsi="Lato"/>
-          <w:b w:val="false"/>
-          <w:bCs w:val="false"/>
-          <w:sz w:val="18"/>
-          <w:szCs w:val="22"/>
+          <w:rFonts w:ascii="Lato" w:hAnsi="Lato" w:cs="Times New Roman"/>
+          <w:sz w:val="18"/>
         </w:rPr>
         <w:t>, North Carolina State University</w:t>
+      </w:r>
+      <w:r>
+        <w:rPr>
+          <w:rFonts w:ascii="Lato" w:hAnsi="Lato" w:cs="Times New Roman"/>
+          <w:sz w:val="18"/>
+        </w:rPr>
         <w:br/>
+      </w:r>
+      <w:r>
+        <w:rPr>
+          <w:rFonts w:ascii="Lato" w:hAnsi="Lato" w:cs="Times New Roman"/>
+          <w:sz w:val="18"/>
+        </w:rPr>
         <w:tab/>
+      </w:r>
+      <w:r>
+        <w:rPr>
+          <w:rFonts w:ascii="Lato" w:hAnsi="Lato" w:cs="Times New Roman"/>
+          <w:sz w:val="18"/>
+        </w:rPr>
         <w:tab/>
         <w:t>College Reading &amp; Learning Association: Level II Advanced Tutor Certification</w:t>
       </w:r>
     </w:p>
     <w:p>
       <w:pPr>
-        <w:pStyle w:val="Normal"/>
-        <w:spacing w:before="0" w:after="160"/>
         <w:rPr>
           <w:rFonts w:cs="Times New Roman"/>
           <w:b/>
-          <w:b/>
-        </w:rPr>
-      </w:pPr>
-      <w:r>
-        <w:rPr>
-          <w:rFonts w:ascii="Lato" w:hAnsi="Lato"/>
-          <w:sz w:val="18"/>
-          <w:szCs w:val="18"/>
-        </w:rPr>
-      </w:r>
-    </w:p>
-    <w:p>
-      <w:pPr>
-        <w:pStyle w:val="Normal"/>
+        </w:rPr>
+      </w:pPr>
+    </w:p>
+    <w:p>
+      <w:pPr>
         <w:rPr>
           <w:rFonts w:ascii="Lato" w:hAnsi="Lato"/>
           <w:sz w:val="24"/>
-          <w:szCs w:val="22"/>
-        </w:rPr>
-      </w:pPr>
-      <w:r>
-        <w:rPr>
-          <w:rFonts w:cs="Times New Roman" w:ascii="Lato" w:hAnsi="Lato"/>
+        </w:rPr>
+      </w:pPr>
+      <w:r>
+        <w:rPr>
+          <w:rFonts w:ascii="Lato" w:hAnsi="Lato" w:cs="Times New Roman"/>
           <w:b/>
           <w:sz w:val="24"/>
-          <w:szCs w:val="22"/>
         </w:rPr>
         <w:t>Relevant Coursework</w:t>
       </w:r>
     </w:p>
     <w:p>
       <w:pPr>
-        <w:pStyle w:val="Normal"/>
-        <w:rPr>
-          <w:rFonts w:ascii="Lato" w:hAnsi="Lato"/>
-          <w:sz w:val="18"/>
-          <w:szCs w:val="22"/>
-        </w:rPr>
-      </w:pPr>
-      <w:r>
-        <w:rPr>
-          <w:rFonts w:cs="Times New Roman" w:ascii="Lato" w:hAnsi="Lato"/>
+        <w:rPr>
+          <w:rFonts w:ascii="Lato" w:hAnsi="Lato"/>
+          <w:sz w:val="18"/>
+        </w:rPr>
+      </w:pPr>
+      <w:r>
+        <w:rPr>
+          <w:rFonts w:ascii="Lato" w:hAnsi="Lato" w:cs="Times New Roman"/>
           <w:b/>
           <w:sz w:val="24"/>
-          <w:szCs w:val="22"/>
         </w:rPr>
         <w:tab/>
       </w:r>
       <w:r>
         <w:rPr>
-          <w:rFonts w:cs="Times New Roman" w:ascii="Lato" w:hAnsi="Lato"/>
+          <w:rFonts w:ascii="Lato" w:hAnsi="Lato" w:cs="Times New Roman"/>
           <w:b/>
           <w:sz w:val="20"/>
-          <w:szCs w:val="22"/>
-        </w:rPr>
-        <w:t>Graduate Coursework</w:t>
+        </w:rPr>
+        <w:t>Gradu</w:t>
+      </w:r>
+      <w:r>
+        <w:rPr>
+          <w:rFonts w:ascii="Lato" w:hAnsi="Lato" w:cs="Times New Roman"/>
+          <w:b/>
+          <w:sz w:val="20"/>
+        </w:rPr>
+        <w:t>ate Coursework</w:t>
       </w:r>
     </w:p>
     <w:tbl>
       <w:tblPr>
         <w:tblW w:w="7488" w:type="dxa"/>
         <w:jc w:val="center"/>
-        <w:tblInd w:w="0" w:type="dxa"/>
-        <w:tblBorders/>
         <w:tblCellMar>
-          <w:top w:w="0" w:type="dxa"/>
           <w:left w:w="128" w:type="dxa"/>
-          <w:bottom w:w="0" w:type="dxa"/>
-          <w:right w:w="108" w:type="dxa"/>
         </w:tblCellMar>
+        <w:tblLook w:val="0000" w:firstRow="0" w:lastRow="0" w:firstColumn="0" w:lastColumn="0" w:noHBand="0" w:noVBand="0"/>
       </w:tblPr>
       <w:tblGrid>
-        <w:gridCol w:w="3744"/>
+        <w:gridCol w:w="3745"/>
         <w:gridCol w:w="3743"/>
       </w:tblGrid>
       <w:tr>
-        <w:trPr/>
+        <w:trPr>
+          <w:jc w:val="center"/>
+        </w:trPr>
         <w:tc>
           <w:tcPr>
             <w:tcW w:w="3744" w:type="dxa"/>
-            <w:tcBorders/>
-            <w:shd w:fill="FFFFFF" w:val="clear"/>
+            <w:shd w:val="clear" w:color="auto" w:fill="FFFFFF"/>
           </w:tcPr>
           <w:p>
             <w:pPr>
-              <w:pStyle w:val="Normal"/>
-              <w:spacing w:lineRule="auto" w:line="240" w:before="0" w:after="0"/>
-              <w:ind w:left="345" w:right="0" w:hanging="345"/>
+              <w:spacing w:after="0" w:line="240" w:lineRule="auto"/>
+              <w:ind w:left="345" w:hanging="345"/>
               <w:rPr>
                 <w:rFonts w:ascii="Lato" w:hAnsi="Lato"/>
                 <w:sz w:val="18"/>
-                <w:szCs w:val="22"/>
               </w:rPr>
             </w:pPr>
             <w:r>
               <w:rPr>
-                <w:rFonts w:cs="Times New Roman" w:ascii="Lato" w:hAnsi="Lato"/>
-                <w:sz w:val="18"/>
-                <w:szCs w:val="22"/>
+                <w:rFonts w:ascii="Lato" w:hAnsi="Lato" w:cs="Times New Roman"/>
+                <w:sz w:val="18"/>
               </w:rPr>
               <w:t>Spoken Dialogue Systems</w:t>
             </w:r>
           </w:p>
           <w:p>
             <w:pPr>
-              <w:pStyle w:val="Normal"/>
-              <w:spacing w:lineRule="auto" w:line="240" w:before="0" w:after="0"/>
-              <w:ind w:left="345" w:right="0" w:hanging="345"/>
+              <w:spacing w:after="0" w:line="240" w:lineRule="auto"/>
+              <w:ind w:left="345" w:hanging="345"/>
               <w:rPr>
                 <w:rFonts w:ascii="Lato" w:hAnsi="Lato"/>
                 <w:sz w:val="18"/>
-                <w:szCs w:val="22"/>
               </w:rPr>
             </w:pPr>
             <w:r>
               <w:rPr>
-                <w:rFonts w:cs="Times New Roman" w:ascii="Lato" w:hAnsi="Lato"/>
-                <w:sz w:val="18"/>
-                <w:szCs w:val="22"/>
+                <w:rFonts w:ascii="Lato" w:hAnsi="Lato" w:cs="Times New Roman"/>
+                <w:sz w:val="18"/>
               </w:rPr>
               <w:t>Computational Applied Logic</w:t>
             </w:r>
           </w:p>
           <w:p>
             <w:pPr>
-              <w:pStyle w:val="Normal"/>
-              <w:spacing w:lineRule="auto" w:line="240" w:before="0" w:after="0"/>
-              <w:ind w:left="345" w:right="0" w:hanging="345"/>
+              <w:spacing w:after="0" w:line="240" w:lineRule="auto"/>
+              <w:ind w:left="345" w:hanging="345"/>
               <w:rPr>
                 <w:rFonts w:ascii="Lato" w:hAnsi="Lato"/>
                 <w:sz w:val="18"/>
-                <w:szCs w:val="22"/>
               </w:rPr>
             </w:pPr>
             <w:r>
               <w:rPr>
-                <w:rFonts w:cs="Times New Roman" w:ascii="Lato" w:hAnsi="Lato"/>
-                <w:sz w:val="18"/>
-                <w:szCs w:val="22"/>
+                <w:rFonts w:ascii="Lato" w:hAnsi="Lato" w:cs="Times New Roman"/>
+                <w:sz w:val="18"/>
               </w:rPr>
               <w:t>Software Engineering</w:t>
             </w:r>
           </w:p>
           <w:p>
             <w:pPr>
-              <w:pStyle w:val="Normal"/>
-              <w:spacing w:lineRule="auto" w:line="240" w:before="0" w:after="0"/>
-              <w:ind w:left="345" w:right="0" w:hanging="345"/>
+              <w:spacing w:after="0" w:line="240" w:lineRule="auto"/>
+              <w:ind w:left="345" w:hanging="345"/>
               <w:rPr>
                 <w:rFonts w:ascii="Lato" w:hAnsi="Lato"/>
                 <w:sz w:val="18"/>
-                <w:szCs w:val="22"/>
               </w:rPr>
             </w:pPr>
             <w:r>
               <w:rPr>
-                <w:rFonts w:cs="Times New Roman" w:ascii="Lato" w:hAnsi="Lato"/>
-                <w:sz w:val="18"/>
-                <w:szCs w:val="22"/>
+                <w:rFonts w:ascii="Lato" w:hAnsi="Lato" w:cs="Times New Roman"/>
+                <w:sz w:val="18"/>
               </w:rPr>
               <w:t>Numerical Analysis I</w:t>
             </w:r>
           </w:p>
           <w:p>
             <w:pPr>
-              <w:pStyle w:val="Normal"/>
-              <w:spacing w:lineRule="auto" w:line="240" w:before="0" w:after="0"/>
-              <w:ind w:left="345" w:right="0" w:hanging="345"/>
+              <w:spacing w:after="0" w:line="240" w:lineRule="auto"/>
+              <w:ind w:left="345" w:hanging="345"/>
               <w:rPr>
                 <w:rFonts w:ascii="Lato" w:hAnsi="Lato"/>
                 <w:sz w:val="18"/>
-                <w:szCs w:val="22"/>
               </w:rPr>
             </w:pPr>
             <w:r>
               <w:rPr>
-                <w:rFonts w:cs="Times New Roman" w:ascii="Lato" w:hAnsi="Lato"/>
-                <w:sz w:val="18"/>
-                <w:szCs w:val="22"/>
+                <w:rFonts w:ascii="Lato" w:hAnsi="Lato" w:cs="Times New Roman"/>
+                <w:sz w:val="18"/>
               </w:rPr>
               <w:t>Reasoning Under Uncertainty</w:t>
             </w:r>
           </w:p>
           <w:p>
             <w:pPr>
-              <w:pStyle w:val="Normal"/>
-              <w:spacing w:lineRule="auto" w:line="240" w:before="0" w:after="0"/>
-              <w:ind w:left="345" w:right="0" w:hanging="345"/>
+              <w:spacing w:after="0" w:line="240" w:lineRule="auto"/>
+              <w:ind w:left="345" w:hanging="345"/>
               <w:rPr>
                 <w:rFonts w:ascii="Lato" w:hAnsi="Lato"/>
                 <w:sz w:val="18"/>
-                <w:szCs w:val="22"/>
               </w:rPr>
             </w:pPr>
             <w:r>
               <w:rPr>
-                <w:rFonts w:cs="Times New Roman" w:ascii="Lato" w:hAnsi="Lato"/>
-                <w:sz w:val="18"/>
-                <w:szCs w:val="22"/>
+                <w:rFonts w:ascii="Lato" w:hAnsi="Lato" w:cs="Times New Roman"/>
+                <w:sz w:val="18"/>
               </w:rPr>
               <w:t>Process and Theory in HCI</w:t>
             </w:r>
           </w:p>
           <w:p>
             <w:pPr>
-              <w:pStyle w:val="Normal"/>
-              <w:spacing w:lineRule="auto" w:line="240" w:before="0" w:after="0"/>
+              <w:spacing w:after="0" w:line="240" w:lineRule="auto"/>
               <w:rPr>
                 <w:rFonts w:ascii="Lato" w:hAnsi="Lato"/>
                 <w:sz w:val="18"/>
-                <w:szCs w:val="22"/>
               </w:rPr>
             </w:pPr>
             <w:r>
               <w:rPr>
-                <w:rFonts w:cs="Times New Roman" w:ascii="Lato" w:hAnsi="Lato"/>
-                <w:sz w:val="18"/>
-                <w:szCs w:val="22"/>
+                <w:rFonts w:ascii="Lato" w:hAnsi="Lato" w:cs="Times New Roman"/>
+                <w:sz w:val="18"/>
               </w:rPr>
               <w:t>Computer Science Perspectives in HCI</w:t>
             </w:r>
           </w:p>
           <w:p>
             <w:pPr>
-              <w:pStyle w:val="Normal"/>
-              <w:spacing w:lineRule="auto" w:line="240" w:before="0" w:after="0"/>
-              <w:ind w:left="345" w:right="0" w:hanging="345"/>
-              <w:rPr>
-                <w:rFonts w:ascii="Lato" w:hAnsi="Lato"/>
-                <w:sz w:val="18"/>
-                <w:szCs w:val="22"/>
+              <w:spacing w:after="0" w:line="240" w:lineRule="auto"/>
+              <w:ind w:left="345" w:hanging="345"/>
+              <w:rPr>
+                <w:rFonts w:ascii="Lato" w:hAnsi="Lato" w:cs="Times New Roman"/>
+                <w:sz w:val="18"/>
               </w:rPr>
             </w:pPr>
             <w:r>
               <w:rPr>
-                <w:rFonts w:cs="Times New Roman" w:ascii="Lato" w:hAnsi="Lato"/>
-                <w:sz w:val="18"/>
-                <w:szCs w:val="22"/>
+                <w:rFonts w:ascii="Lato" w:hAnsi="Lato" w:cs="Times New Roman"/>
+                <w:sz w:val="18"/>
               </w:rPr>
               <w:t>Social Perspectives in HCI</w:t>
+            </w:r>
+          </w:p>
+          <w:p>
+            <w:pPr>
+              <w:spacing w:after="0" w:line="240" w:lineRule="auto"/>
+              <w:ind w:left="345" w:hanging="345"/>
+              <w:rPr>
+                <w:rFonts w:ascii="Lato" w:hAnsi="Lato" w:cs="Times New Roman"/>
+                <w:sz w:val="18"/>
+              </w:rPr>
+            </w:pPr>
+            <w:r>
+              <w:rPr>
+                <w:rFonts w:ascii="Lato" w:hAnsi="Lato" w:cs="Times New Roman"/>
+                <w:sz w:val="18"/>
+              </w:rPr>
+              <w:t>Design Perspectives in HCI</w:t>
+            </w:r>
+          </w:p>
+          <w:p>
+            <w:pPr>
+              <w:spacing w:after="0" w:line="240" w:lineRule="auto"/>
+              <w:ind w:left="345" w:hanging="345"/>
+              <w:rPr>
+                <w:rFonts w:ascii="Lato" w:hAnsi="Lato"/>
+                <w:sz w:val="18"/>
+              </w:rPr>
+            </w:pPr>
+            <w:r>
+              <w:rPr>
+                <w:rFonts w:ascii="Lato" w:hAnsi="Lato" w:cs="Times New Roman"/>
+                <w:sz w:val="18"/>
+              </w:rPr>
+              <w:t>Cognitive Science Perspectives in HCI</w:t>
             </w:r>
           </w:p>
         </w:tc>
         <w:tc>
           <w:tcPr>
             <w:tcW w:w="3743" w:type="dxa"/>
-            <w:tcBorders/>
-            <w:shd w:fill="FFFFFF" w:val="clear"/>
+            <w:shd w:val="clear" w:color="auto" w:fill="FFFFFF"/>
           </w:tcPr>
           <w:p>
             <w:pPr>
-              <w:pStyle w:val="Normal"/>
-              <w:spacing w:lineRule="auto" w:line="240" w:before="0" w:after="0"/>
-              <w:ind w:left="345" w:right="0" w:hanging="345"/>
+              <w:spacing w:after="0" w:line="240" w:lineRule="auto"/>
+              <w:ind w:left="345" w:hanging="345"/>
               <w:rPr>
                 <w:rFonts w:ascii="Lato" w:hAnsi="Lato"/>
                 <w:sz w:val="18"/>
-                <w:szCs w:val="22"/>
               </w:rPr>
             </w:pPr>
             <w:r>
               <w:rPr>
-                <w:rFonts w:cs="Times New Roman" w:ascii="Lato" w:hAnsi="Lato"/>
-                <w:sz w:val="18"/>
-                <w:szCs w:val="22"/>
+                <w:rFonts w:ascii="Lato" w:hAnsi="Lato" w:cs="Times New Roman"/>
+                <w:sz w:val="18"/>
               </w:rPr>
               <w:t>Artificial Intelligence I, II</w:t>
             </w:r>
           </w:p>
           <w:p>
             <w:pPr>
-              <w:pStyle w:val="Normal"/>
-              <w:spacing w:lineRule="auto" w:line="240" w:before="0" w:after="0"/>
+              <w:spacing w:after="0" w:line="240" w:lineRule="auto"/>
               <w:rPr>
                 <w:rFonts w:ascii="Lato" w:hAnsi="Lato"/>
                 <w:sz w:val="18"/>
-                <w:szCs w:val="22"/>
               </w:rPr>
             </w:pPr>
             <w:r>
               <w:rPr>
-                <w:rFonts w:cs="Times New Roman" w:ascii="Lato" w:hAnsi="Lato"/>
-                <w:sz w:val="18"/>
-                <w:szCs w:val="22"/>
+                <w:rFonts w:ascii="Lato" w:hAnsi="Lato" w:cs="Times New Roman"/>
+                <w:sz w:val="18"/>
               </w:rPr>
               <w:t>Combinatorics I</w:t>
             </w:r>
           </w:p>
           <w:p>
             <w:pPr>
-              <w:pStyle w:val="Normal"/>
-              <w:spacing w:lineRule="auto" w:line="240" w:before="0" w:after="0"/>
+              <w:spacing w:after="0" w:line="240" w:lineRule="auto"/>
               <w:rPr>
                 <w:rFonts w:ascii="Lato" w:hAnsi="Lato"/>
                 <w:sz w:val="18"/>
-                <w:szCs w:val="22"/>
               </w:rPr>
             </w:pPr>
             <w:r>
               <w:rPr>
-                <w:rFonts w:cs="Times New Roman" w:ascii="Lato" w:hAnsi="Lato"/>
-                <w:sz w:val="18"/>
-                <w:szCs w:val="22"/>
+                <w:rFonts w:ascii="Lato" w:hAnsi="Lato" w:cs="Times New Roman"/>
+                <w:sz w:val="18"/>
               </w:rPr>
               <w:t>Graph Theory</w:t>
             </w:r>
           </w:p>
           <w:p>
             <w:pPr>
-              <w:pStyle w:val="Normal"/>
-              <w:spacing w:lineRule="auto" w:line="240" w:before="0" w:after="0"/>
+              <w:spacing w:after="0" w:line="240" w:lineRule="auto"/>
               <w:rPr>
                 <w:rFonts w:ascii="Lato" w:hAnsi="Lato"/>
                 <w:sz w:val="18"/>
-                <w:szCs w:val="22"/>
               </w:rPr>
             </w:pPr>
             <w:r>
               <w:rPr>
-                <w:rFonts w:cs="Times New Roman" w:ascii="Lato" w:hAnsi="Lato"/>
-                <w:sz w:val="18"/>
-                <w:szCs w:val="22"/>
+                <w:rFonts w:ascii="Lato" w:hAnsi="Lato" w:cs="Times New Roman"/>
+                <w:sz w:val="18"/>
               </w:rPr>
               <w:t>Automated Learning and Data Analysis</w:t>
             </w:r>
           </w:p>
           <w:p>
             <w:pPr>
-              <w:pStyle w:val="Normal"/>
-              <w:spacing w:lineRule="auto" w:line="240" w:before="0" w:after="0"/>
-              <w:ind w:left="345" w:right="0" w:hanging="345"/>
+              <w:spacing w:after="0" w:line="240" w:lineRule="auto"/>
+              <w:ind w:left="345" w:hanging="345"/>
               <w:rPr>
                 <w:rFonts w:ascii="Lato" w:hAnsi="Lato"/>
                 <w:sz w:val="18"/>
-                <w:szCs w:val="22"/>
               </w:rPr>
             </w:pPr>
             <w:r>
               <w:rPr>
-                <w:rFonts w:cs="Times New Roman" w:ascii="Lato" w:hAnsi="Lato"/>
-                <w:sz w:val="18"/>
-                <w:szCs w:val="22"/>
+                <w:rFonts w:ascii="Lato" w:hAnsi="Lato" w:cs="Times New Roman"/>
+                <w:sz w:val="18"/>
               </w:rPr>
               <w:t>Human Communication and Multimodal Computation</w:t>
             </w:r>
           </w:p>
           <w:p>
             <w:pPr>
-              <w:pStyle w:val="Normal"/>
-              <w:spacing w:lineRule="auto" w:line="240" w:before="0" w:after="0"/>
-              <w:ind w:left="345" w:right="0" w:hanging="345"/>
-              <w:rPr>
-                <w:rFonts w:ascii="Lato" w:hAnsi="Lato"/>
-                <w:sz w:val="18"/>
-                <w:szCs w:val="22"/>
+              <w:spacing w:after="0" w:line="240" w:lineRule="auto"/>
+              <w:ind w:left="345" w:hanging="345"/>
+              <w:rPr>
+                <w:rFonts w:ascii="Lato" w:hAnsi="Lato" w:cs="Times New Roman"/>
+                <w:sz w:val="18"/>
               </w:rPr>
             </w:pPr>
             <w:r>
               <w:rPr>
-                <w:rFonts w:cs="Times New Roman" w:ascii="Lato" w:hAnsi="Lato"/>
-                <w:sz w:val="18"/>
-                <w:szCs w:val="22"/>
+                <w:rFonts w:ascii="Lato" w:hAnsi="Lato" w:cs="Times New Roman"/>
+                <w:sz w:val="18"/>
               </w:rPr>
               <w:t>Advanced Multimodal Machine Learning</w:t>
+            </w:r>
+          </w:p>
+          <w:p>
+            <w:pPr>
+              <w:spacing w:after="0" w:line="240" w:lineRule="auto"/>
+              <w:ind w:left="345" w:hanging="345"/>
+              <w:rPr>
+                <w:rFonts w:ascii="Lato" w:hAnsi="Lato"/>
+                <w:sz w:val="18"/>
+              </w:rPr>
+            </w:pPr>
+            <w:r>
+              <w:rPr>
+                <w:rFonts w:ascii="Lato" w:hAnsi="Lato" w:cs="Times New Roman"/>
+                <w:sz w:val="18"/>
+              </w:rPr>
+              <w:t>Computer Vision</w:t>
             </w:r>
           </w:p>
         </w:tc>
@@ -2163,20 +2509,17 @@
     </w:tbl>
     <w:p>
       <w:pPr>
-        <w:pStyle w:val="Normal"/>
-        <w:spacing w:before="240" w:after="160"/>
+        <w:spacing w:before="240"/>
         <w:rPr>
           <w:rFonts w:ascii="Lato" w:hAnsi="Lato"/>
           <w:sz w:val="20"/>
-          <w:szCs w:val="22"/>
-        </w:rPr>
-      </w:pPr>
-      <w:r>
-        <w:rPr>
-          <w:rFonts w:cs="Times New Roman" w:ascii="Lato" w:hAnsi="Lato"/>
+        </w:rPr>
+      </w:pPr>
+      <w:r>
+        <w:rPr>
+          <w:rFonts w:ascii="Lato" w:hAnsi="Lato" w:cs="Times New Roman"/>
           <w:b/>
           <w:sz w:val="20"/>
-          <w:szCs w:val="22"/>
         </w:rPr>
         <w:tab/>
         <w:t>Undergraduate Coursework</w:t>
@@ -2186,271 +2529,241 @@
       <w:tblPr>
         <w:tblW w:w="7488" w:type="dxa"/>
         <w:jc w:val="center"/>
-        <w:tblInd w:w="0" w:type="dxa"/>
-        <w:tblBorders/>
         <w:tblCellMar>
-          <w:top w:w="0" w:type="dxa"/>
           <w:left w:w="128" w:type="dxa"/>
-          <w:bottom w:w="0" w:type="dxa"/>
-          <w:right w:w="108" w:type="dxa"/>
         </w:tblCellMar>
+        <w:tblLook w:val="0000" w:firstRow="0" w:lastRow="0" w:firstColumn="0" w:lastColumn="0" w:noHBand="0" w:noVBand="0"/>
       </w:tblPr>
       <w:tblGrid>
-        <w:gridCol w:w="3744"/>
+        <w:gridCol w:w="3745"/>
         <w:gridCol w:w="3743"/>
       </w:tblGrid>
       <w:tr>
-        <w:trPr/>
+        <w:trPr>
+          <w:jc w:val="center"/>
+        </w:trPr>
         <w:tc>
           <w:tcPr>
             <w:tcW w:w="3744" w:type="dxa"/>
-            <w:tcBorders/>
-            <w:shd w:fill="FFFFFF" w:val="clear"/>
+            <w:shd w:val="clear" w:color="auto" w:fill="FFFFFF"/>
           </w:tcPr>
           <w:p>
             <w:pPr>
-              <w:pStyle w:val="Normal"/>
-              <w:spacing w:lineRule="auto" w:line="240" w:before="0" w:after="0"/>
-              <w:ind w:left="342" w:right="0" w:hanging="342"/>
+              <w:spacing w:after="0" w:line="240" w:lineRule="auto"/>
+              <w:ind w:left="342" w:hanging="342"/>
               <w:rPr>
                 <w:rFonts w:ascii="Lato" w:hAnsi="Lato"/>
                 <w:sz w:val="18"/>
-                <w:szCs w:val="22"/>
               </w:rPr>
             </w:pPr>
             <w:r>
               <w:rPr>
-                <w:rFonts w:cs="Times New Roman" w:ascii="Lato" w:hAnsi="Lato"/>
-                <w:sz w:val="18"/>
-                <w:szCs w:val="22"/>
+                <w:rFonts w:ascii="Lato" w:hAnsi="Lato" w:cs="Times New Roman"/>
+                <w:sz w:val="18"/>
               </w:rPr>
               <w:t>Computer Organization and Assembly Language for Computer Scientists</w:t>
             </w:r>
           </w:p>
           <w:p>
             <w:pPr>
-              <w:pStyle w:val="Normal"/>
-              <w:spacing w:lineRule="auto" w:line="240" w:before="0" w:after="0"/>
-              <w:ind w:left="342" w:right="0" w:hanging="342"/>
+              <w:spacing w:after="0" w:line="240" w:lineRule="auto"/>
+              <w:ind w:left="342" w:hanging="342"/>
               <w:rPr>
                 <w:rFonts w:ascii="Lato" w:hAnsi="Lato"/>
                 <w:sz w:val="18"/>
-                <w:szCs w:val="22"/>
               </w:rPr>
             </w:pPr>
             <w:r>
               <w:rPr>
-                <w:rFonts w:cs="Times New Roman" w:ascii="Lato" w:hAnsi="Lato"/>
-                <w:sz w:val="18"/>
-                <w:szCs w:val="22"/>
-              </w:rPr>
-              <w:t>C and Software Tools</w:t>
+                <w:rFonts w:ascii="Lato" w:hAnsi="Lato" w:cs="Times New Roman"/>
+                <w:sz w:val="18"/>
+              </w:rPr>
+              <w:t xml:space="preserve">C and </w:t>
+            </w:r>
+            <w:r>
+              <w:rPr>
+                <w:rFonts w:ascii="Lato" w:hAnsi="Lato" w:cs="Times New Roman"/>
+                <w:sz w:val="18"/>
+              </w:rPr>
+              <w:t>Software Tools</w:t>
             </w:r>
           </w:p>
           <w:p>
             <w:pPr>
-              <w:pStyle w:val="Normal"/>
-              <w:spacing w:lineRule="auto" w:line="240" w:before="0" w:after="0"/>
-              <w:ind w:left="342" w:right="0" w:hanging="342"/>
+              <w:spacing w:after="0" w:line="240" w:lineRule="auto"/>
+              <w:ind w:left="342" w:hanging="342"/>
               <w:rPr>
                 <w:rFonts w:ascii="Lato" w:hAnsi="Lato"/>
                 <w:sz w:val="18"/>
-                <w:szCs w:val="22"/>
               </w:rPr>
             </w:pPr>
             <w:r>
               <w:rPr>
-                <w:rFonts w:cs="Times New Roman" w:ascii="Lato" w:hAnsi="Lato"/>
-                <w:sz w:val="18"/>
-                <w:szCs w:val="22"/>
-              </w:rPr>
+                <w:rFonts w:ascii="Lato" w:hAnsi="Lato" w:cs="Times New Roman"/>
+                <w:sz w:val="18"/>
+              </w:rPr>
+              <w:lastRenderedPageBreak/>
               <w:t>Concepts and Facilities of Operating Systems for Computer Scientists</w:t>
             </w:r>
           </w:p>
           <w:p>
             <w:pPr>
-              <w:pStyle w:val="Normal"/>
-              <w:spacing w:lineRule="auto" w:line="240" w:before="0" w:after="0"/>
-              <w:ind w:left="342" w:right="0" w:hanging="342"/>
+              <w:spacing w:after="0" w:line="240" w:lineRule="auto"/>
+              <w:ind w:left="342" w:hanging="342"/>
               <w:rPr>
                 <w:rFonts w:ascii="Lato" w:hAnsi="Lato"/>
                 <w:sz w:val="18"/>
-                <w:szCs w:val="22"/>
               </w:rPr>
             </w:pPr>
             <w:r>
               <w:rPr>
-                <w:rFonts w:cs="Times New Roman" w:ascii="Lato" w:hAnsi="Lato"/>
-                <w:sz w:val="18"/>
-                <w:szCs w:val="22"/>
+                <w:rFonts w:ascii="Lato" w:hAnsi="Lato" w:cs="Times New Roman"/>
+                <w:sz w:val="18"/>
               </w:rPr>
               <w:t>Data Structures</w:t>
             </w:r>
           </w:p>
           <w:p>
             <w:pPr>
-              <w:pStyle w:val="Normal"/>
-              <w:spacing w:lineRule="auto" w:line="240" w:before="0" w:after="0"/>
-              <w:ind w:left="342" w:right="0" w:hanging="342"/>
+              <w:spacing w:after="0" w:line="240" w:lineRule="auto"/>
+              <w:ind w:left="342" w:hanging="342"/>
               <w:rPr>
                 <w:rFonts w:ascii="Lato" w:hAnsi="Lato"/>
                 <w:sz w:val="18"/>
-                <w:szCs w:val="22"/>
               </w:rPr>
             </w:pPr>
             <w:r>
               <w:rPr>
-                <w:rFonts w:cs="Times New Roman" w:ascii="Lato" w:hAnsi="Lato"/>
-                <w:sz w:val="18"/>
-                <w:szCs w:val="22"/>
+                <w:rFonts w:ascii="Lato" w:hAnsi="Lato" w:cs="Times New Roman"/>
+                <w:sz w:val="18"/>
               </w:rPr>
               <w:t>Automata, Grammars, and Computability</w:t>
             </w:r>
           </w:p>
           <w:p>
             <w:pPr>
-              <w:pStyle w:val="Normal"/>
-              <w:spacing w:lineRule="auto" w:line="240" w:before="0" w:after="0"/>
-              <w:ind w:left="342" w:right="0" w:hanging="342"/>
+              <w:spacing w:after="0" w:line="240" w:lineRule="auto"/>
+              <w:ind w:left="342" w:hanging="342"/>
               <w:rPr>
                 <w:rFonts w:ascii="Lato" w:hAnsi="Lato"/>
                 <w:sz w:val="18"/>
-                <w:szCs w:val="22"/>
               </w:rPr>
             </w:pPr>
             <w:r>
               <w:rPr>
-                <w:rFonts w:cs="Times New Roman" w:ascii="Lato" w:hAnsi="Lato"/>
-                <w:sz w:val="18"/>
-                <w:szCs w:val="22"/>
+                <w:rFonts w:ascii="Lato" w:hAnsi="Lato" w:cs="Times New Roman"/>
+                <w:sz w:val="18"/>
               </w:rPr>
               <w:t>Ethics in Computing</w:t>
             </w:r>
           </w:p>
           <w:p>
             <w:pPr>
-              <w:pStyle w:val="Normal"/>
-              <w:spacing w:lineRule="auto" w:line="240" w:before="0" w:after="0"/>
-              <w:ind w:left="342" w:right="0" w:hanging="342"/>
+              <w:spacing w:after="0" w:line="240" w:lineRule="auto"/>
+              <w:ind w:left="342" w:hanging="342"/>
               <w:rPr>
                 <w:rFonts w:ascii="Lato" w:hAnsi="Lato"/>
                 <w:sz w:val="18"/>
-                <w:szCs w:val="22"/>
               </w:rPr>
             </w:pPr>
             <w:r>
               <w:rPr>
-                <w:rFonts w:cs="Times New Roman" w:ascii="Lato" w:hAnsi="Lato"/>
-                <w:sz w:val="18"/>
-                <w:szCs w:val="22"/>
+                <w:rFonts w:ascii="Lato" w:hAnsi="Lato" w:cs="Times New Roman"/>
+                <w:sz w:val="18"/>
               </w:rPr>
               <w:t>Introduction to Artificial Intelligence</w:t>
             </w:r>
           </w:p>
           <w:p>
             <w:pPr>
-              <w:pStyle w:val="Normal"/>
-              <w:spacing w:lineRule="auto" w:line="240" w:before="0" w:after="0"/>
-              <w:ind w:left="342" w:right="0" w:hanging="342"/>
-              <w:rPr>
-                <w:rFonts w:ascii="Lato" w:hAnsi="Lato" w:cs="Times New Roman"/>
-                <w:sz w:val="18"/>
-                <w:szCs w:val="22"/>
+              <w:spacing w:after="0" w:line="240" w:lineRule="auto"/>
+              <w:ind w:left="342" w:hanging="342"/>
+              <w:rPr>
+                <w:rFonts w:ascii="Lato" w:hAnsi="Lato" w:cs="Times New Roman"/>
+                <w:sz w:val="18"/>
               </w:rPr>
             </w:pPr>
-            <w:r>
-              <w:rPr>
-                <w:rFonts w:cs="Times New Roman" w:ascii="Lato" w:hAnsi="Lato"/>
-                <w:sz w:val="18"/>
-                <w:szCs w:val="22"/>
-              </w:rPr>
-            </w:r>
           </w:p>
           <w:p>
             <w:pPr>
-              <w:pStyle w:val="Normal"/>
               <w:tabs>
-                <w:tab w:val="center" w:pos="1764" w:leader="none"/>
+                <w:tab w:val="center" w:pos="1764"/>
               </w:tabs>
-              <w:spacing w:lineRule="auto" w:line="240" w:before="0" w:after="0"/>
-              <w:ind w:left="342" w:right="0" w:hanging="342"/>
+              <w:spacing w:after="0" w:line="240" w:lineRule="auto"/>
+              <w:ind w:left="342" w:hanging="342"/>
               <w:rPr>
                 <w:rFonts w:ascii="Lato" w:hAnsi="Lato"/>
                 <w:sz w:val="18"/>
-                <w:szCs w:val="22"/>
               </w:rPr>
             </w:pPr>
             <w:r>
               <w:rPr>
-                <w:rFonts w:cs="Times New Roman" w:ascii="Lato" w:hAnsi="Lato"/>
-                <w:sz w:val="18"/>
-                <w:szCs w:val="22"/>
+                <w:rFonts w:ascii="Lato" w:hAnsi="Lato" w:cs="Times New Roman"/>
+                <w:sz w:val="18"/>
               </w:rPr>
               <w:t>Technology &amp; American Culture</w:t>
             </w:r>
           </w:p>
           <w:p>
             <w:pPr>
-              <w:pStyle w:val="Normal"/>
               <w:tabs>
-                <w:tab w:val="center" w:pos="1764" w:leader="none"/>
+                <w:tab w:val="center" w:pos="1764"/>
               </w:tabs>
-              <w:spacing w:lineRule="auto" w:line="240" w:before="0" w:after="0"/>
-              <w:ind w:left="342" w:right="0" w:hanging="342"/>
+              <w:spacing w:after="0" w:line="240" w:lineRule="auto"/>
+              <w:ind w:left="342" w:hanging="342"/>
               <w:rPr>
                 <w:rFonts w:ascii="Lato" w:hAnsi="Lato"/>
                 <w:sz w:val="18"/>
-                <w:szCs w:val="22"/>
               </w:rPr>
             </w:pPr>
             <w:r>
               <w:rPr>
-                <w:rFonts w:cs="Times New Roman" w:ascii="Lato" w:hAnsi="Lato"/>
-                <w:sz w:val="18"/>
-                <w:szCs w:val="22"/>
-              </w:rPr>
-              <w:t>The Creative Process in Science</w:t>
+                <w:rFonts w:ascii="Lato" w:hAnsi="Lato" w:cs="Times New Roman"/>
+                <w:sz w:val="18"/>
+              </w:rPr>
+              <w:t xml:space="preserve">The Creative Process in </w:t>
+            </w:r>
+            <w:r>
+              <w:rPr>
+                <w:rFonts w:ascii="Lato" w:hAnsi="Lato" w:cs="Times New Roman"/>
+                <w:sz w:val="18"/>
+              </w:rPr>
+              <w:t>Science</w:t>
             </w:r>
           </w:p>
           <w:p>
             <w:pPr>
-              <w:pStyle w:val="Normal"/>
               <w:tabs>
-                <w:tab w:val="center" w:pos="1764" w:leader="none"/>
+                <w:tab w:val="center" w:pos="1764"/>
               </w:tabs>
-              <w:spacing w:lineRule="auto" w:line="240" w:before="0" w:after="0"/>
-              <w:ind w:left="342" w:right="0" w:hanging="342"/>
+              <w:spacing w:after="0" w:line="240" w:lineRule="auto"/>
+              <w:ind w:left="342" w:hanging="342"/>
               <w:rPr>
                 <w:rFonts w:ascii="Lato" w:hAnsi="Lato"/>
                 <w:sz w:val="18"/>
-                <w:szCs w:val="22"/>
               </w:rPr>
             </w:pPr>
             <w:r>
               <w:rPr>
-                <w:rFonts w:cs="Times New Roman" w:ascii="Lato" w:hAnsi="Lato"/>
-                <w:sz w:val="18"/>
-                <w:szCs w:val="22"/>
+                <w:rFonts w:ascii="Lato" w:hAnsi="Lato" w:cs="Times New Roman"/>
+                <w:sz w:val="18"/>
               </w:rPr>
               <w:t>Self, Schooling, &amp; Social Order</w:t>
             </w:r>
           </w:p>
           <w:p>
             <w:pPr>
-              <w:pStyle w:val="Normal"/>
-              <w:spacing w:lineRule="auto" w:line="240" w:before="0" w:after="0"/>
-              <w:ind w:left="342" w:right="0" w:hanging="342"/>
+              <w:spacing w:after="0" w:line="240" w:lineRule="auto"/>
+              <w:ind w:left="342" w:hanging="342"/>
               <w:rPr>
                 <w:rFonts w:ascii="Lato" w:hAnsi="Lato"/>
                 <w:sz w:val="18"/>
-                <w:szCs w:val="22"/>
               </w:rPr>
             </w:pPr>
             <w:r>
               <w:rPr>
-                <w:rFonts w:cs="Times New Roman" w:ascii="Lato" w:hAnsi="Lato"/>
-                <w:sz w:val="18"/>
-                <w:szCs w:val="22"/>
+                <w:rFonts w:ascii="Lato" w:hAnsi="Lato" w:cs="Times New Roman"/>
+                <w:sz w:val="18"/>
               </w:rPr>
               <w:t>Introduction to College Tutoring</w:t>
             </w:r>
@@ -2459,315 +2772,278 @@
         <w:tc>
           <w:tcPr>
             <w:tcW w:w="3743" w:type="dxa"/>
-            <w:tcBorders/>
-            <w:shd w:fill="FFFFFF" w:val="clear"/>
+            <w:shd w:val="clear" w:color="auto" w:fill="FFFFFF"/>
           </w:tcPr>
           <w:p>
             <w:pPr>
-              <w:pStyle w:val="Normal"/>
-              <w:spacing w:lineRule="auto" w:line="240" w:before="0" w:after="0"/>
-              <w:ind w:left="342" w:right="0" w:hanging="342"/>
+              <w:spacing w:after="0" w:line="240" w:lineRule="auto"/>
+              <w:ind w:left="342" w:hanging="342"/>
               <w:rPr>
                 <w:rFonts w:ascii="Lato" w:hAnsi="Lato"/>
                 <w:sz w:val="18"/>
-                <w:szCs w:val="22"/>
               </w:rPr>
             </w:pPr>
             <w:r>
               <w:rPr>
-                <w:rFonts w:cs="Times New Roman" w:ascii="Lato" w:hAnsi="Lato"/>
-                <w:sz w:val="18"/>
-                <w:szCs w:val="22"/>
-              </w:rPr>
+                <w:rFonts w:ascii="Lato" w:hAnsi="Lato" w:cs="Times New Roman"/>
+                <w:sz w:val="18"/>
+              </w:rPr>
+              <w:lastRenderedPageBreak/>
               <w:t>Foundations of Advanced Mathematics</w:t>
             </w:r>
           </w:p>
           <w:p>
             <w:pPr>
-              <w:pStyle w:val="Normal"/>
-              <w:spacing w:lineRule="auto" w:line="240" w:before="0" w:after="0"/>
-              <w:ind w:left="342" w:right="0" w:hanging="342"/>
+              <w:spacing w:after="0" w:line="240" w:lineRule="auto"/>
+              <w:ind w:left="342" w:hanging="342"/>
               <w:rPr>
                 <w:rFonts w:ascii="Lato" w:hAnsi="Lato"/>
                 <w:sz w:val="18"/>
-                <w:szCs w:val="22"/>
               </w:rPr>
             </w:pPr>
             <w:r>
               <w:rPr>
-                <w:rFonts w:cs="Times New Roman" w:ascii="Lato" w:hAnsi="Lato"/>
-                <w:sz w:val="18"/>
-                <w:szCs w:val="22"/>
+                <w:rFonts w:ascii="Lato" w:hAnsi="Lato" w:cs="Times New Roman"/>
+                <w:sz w:val="18"/>
               </w:rPr>
               <w:t>Calculus I, II, III</w:t>
             </w:r>
           </w:p>
           <w:p>
             <w:pPr>
-              <w:pStyle w:val="Normal"/>
-              <w:spacing w:lineRule="auto" w:line="240" w:before="0" w:after="0"/>
-              <w:ind w:left="342" w:right="0" w:hanging="342"/>
+              <w:spacing w:after="0" w:line="240" w:lineRule="auto"/>
+              <w:ind w:left="342" w:hanging="342"/>
               <w:rPr>
                 <w:rFonts w:ascii="Lato" w:hAnsi="Lato"/>
                 <w:sz w:val="18"/>
-                <w:szCs w:val="22"/>
               </w:rPr>
             </w:pPr>
             <w:r>
               <w:rPr>
-                <w:rFonts w:cs="Times New Roman" w:ascii="Lato" w:hAnsi="Lato"/>
-                <w:sz w:val="18"/>
-                <w:szCs w:val="22"/>
+                <w:rFonts w:ascii="Lato" w:hAnsi="Lato" w:cs="Times New Roman"/>
+                <w:sz w:val="18"/>
               </w:rPr>
               <w:t>Applied Differential Equations I</w:t>
             </w:r>
           </w:p>
           <w:p>
             <w:pPr>
-              <w:pStyle w:val="Normal"/>
-              <w:spacing w:lineRule="auto" w:line="240" w:before="0" w:after="0"/>
-              <w:ind w:left="342" w:right="0" w:hanging="342"/>
+              <w:spacing w:after="0" w:line="240" w:lineRule="auto"/>
+              <w:ind w:left="342" w:hanging="342"/>
               <w:rPr>
                 <w:rFonts w:ascii="Lato" w:hAnsi="Lato"/>
                 <w:sz w:val="18"/>
-                <w:szCs w:val="22"/>
               </w:rPr>
             </w:pPr>
             <w:r>
               <w:rPr>
-                <w:rFonts w:cs="Times New Roman" w:ascii="Lato" w:hAnsi="Lato"/>
-                <w:sz w:val="18"/>
-                <w:szCs w:val="22"/>
-              </w:rPr>
+                <w:rFonts w:ascii="Lato" w:hAnsi="Lato" w:cs="Times New Roman"/>
+                <w:sz w:val="18"/>
+              </w:rPr>
+              <w:lastRenderedPageBreak/>
               <w:t>Introduction to Linear Algebra</w:t>
             </w:r>
           </w:p>
           <w:p>
             <w:pPr>
-              <w:pStyle w:val="Normal"/>
               <w:tabs>
-                <w:tab w:val="left" w:pos="1260" w:leader="none"/>
+                <w:tab w:val="left" w:pos="1260"/>
               </w:tabs>
-              <w:spacing w:lineRule="auto" w:line="240" w:before="0" w:after="0"/>
-              <w:ind w:left="342" w:right="0" w:hanging="342"/>
+              <w:spacing w:after="0" w:line="240" w:lineRule="auto"/>
+              <w:ind w:left="342" w:hanging="342"/>
               <w:rPr>
                 <w:rFonts w:ascii="Lato" w:hAnsi="Lato"/>
                 <w:sz w:val="18"/>
-                <w:szCs w:val="22"/>
               </w:rPr>
             </w:pPr>
             <w:r>
               <w:rPr>
-                <w:rFonts w:cs="Times New Roman" w:ascii="Lato" w:hAnsi="Lato"/>
-                <w:sz w:val="18"/>
-                <w:szCs w:val="22"/>
+                <w:rFonts w:ascii="Lato" w:hAnsi="Lato" w:cs="Times New Roman"/>
+                <w:sz w:val="18"/>
               </w:rPr>
               <w:t>Introduction to Modern Algebra for Mathematicians</w:t>
             </w:r>
           </w:p>
           <w:p>
             <w:pPr>
-              <w:pStyle w:val="Normal"/>
-              <w:spacing w:lineRule="auto" w:line="240" w:before="0" w:after="0"/>
-              <w:ind w:left="342" w:right="0" w:hanging="342"/>
+              <w:spacing w:after="0" w:line="240" w:lineRule="auto"/>
+              <w:ind w:left="342" w:hanging="342"/>
               <w:rPr>
                 <w:rFonts w:ascii="Lato" w:hAnsi="Lato"/>
                 <w:sz w:val="18"/>
-                <w:szCs w:val="22"/>
               </w:rPr>
             </w:pPr>
             <w:r>
               <w:rPr>
-                <w:rFonts w:cs="Times New Roman" w:ascii="Lato" w:hAnsi="Lato"/>
-                <w:sz w:val="18"/>
-                <w:szCs w:val="22"/>
-              </w:rPr>
-              <w:t>Introduction to Combinatorics</w:t>
+                <w:rFonts w:ascii="Lato" w:hAnsi="Lato" w:cs="Times New Roman"/>
+                <w:sz w:val="18"/>
+              </w:rPr>
+              <w:t xml:space="preserve">Introduction </w:t>
+            </w:r>
+            <w:r>
+              <w:rPr>
+                <w:rFonts w:ascii="Lato" w:hAnsi="Lato" w:cs="Times New Roman"/>
+                <w:sz w:val="18"/>
+              </w:rPr>
+              <w:t>to Combinatorics</w:t>
             </w:r>
           </w:p>
           <w:p>
             <w:pPr>
-              <w:pStyle w:val="Normal"/>
-              <w:spacing w:lineRule="auto" w:line="240" w:before="0" w:after="0"/>
-              <w:ind w:left="342" w:right="0" w:hanging="342"/>
+              <w:spacing w:after="0" w:line="240" w:lineRule="auto"/>
+              <w:ind w:left="342" w:hanging="342"/>
               <w:rPr>
                 <w:rFonts w:ascii="Lato" w:hAnsi="Lato"/>
                 <w:sz w:val="18"/>
-                <w:szCs w:val="22"/>
               </w:rPr>
             </w:pPr>
             <w:r>
               <w:rPr>
-                <w:rFonts w:cs="Times New Roman" w:ascii="Lato" w:hAnsi="Lato"/>
-                <w:sz w:val="18"/>
-                <w:szCs w:val="22"/>
+                <w:rFonts w:ascii="Lato" w:hAnsi="Lato" w:cs="Times New Roman"/>
+                <w:sz w:val="18"/>
               </w:rPr>
               <w:t>Probability and Statistics for Engineers</w:t>
             </w:r>
           </w:p>
           <w:p>
             <w:pPr>
-              <w:pStyle w:val="Normal"/>
-              <w:spacing w:lineRule="auto" w:line="240" w:before="0" w:after="0"/>
-              <w:ind w:left="342" w:right="0" w:hanging="342"/>
+              <w:spacing w:after="0" w:line="240" w:lineRule="auto"/>
+              <w:ind w:left="342" w:hanging="342"/>
               <w:rPr>
                 <w:rFonts w:ascii="Lato" w:hAnsi="Lato"/>
                 <w:sz w:val="18"/>
-                <w:szCs w:val="22"/>
               </w:rPr>
             </w:pPr>
             <w:r>
               <w:rPr>
-                <w:rFonts w:cs="Times New Roman" w:ascii="Lato" w:hAnsi="Lato"/>
-                <w:sz w:val="18"/>
-                <w:szCs w:val="22"/>
+                <w:rFonts w:ascii="Lato" w:hAnsi="Lato" w:cs="Times New Roman"/>
+                <w:sz w:val="18"/>
               </w:rPr>
               <w:t>Mathematical Analysis I, II</w:t>
             </w:r>
           </w:p>
           <w:p>
             <w:pPr>
-              <w:pStyle w:val="Normal"/>
               <w:tabs>
-                <w:tab w:val="center" w:pos="1764" w:leader="none"/>
+                <w:tab w:val="center" w:pos="1764"/>
               </w:tabs>
-              <w:spacing w:lineRule="auto" w:line="240" w:before="0" w:after="0"/>
-              <w:ind w:left="342" w:right="0" w:hanging="342"/>
+              <w:spacing w:after="0" w:line="240" w:lineRule="auto"/>
+              <w:ind w:left="342" w:hanging="342"/>
               <w:rPr>
                 <w:rFonts w:ascii="Lato" w:hAnsi="Lato"/>
                 <w:sz w:val="18"/>
-                <w:szCs w:val="22"/>
               </w:rPr>
             </w:pPr>
             <w:r>
               <w:rPr>
-                <w:rFonts w:cs="Times New Roman" w:ascii="Lato" w:hAnsi="Lato"/>
-                <w:sz w:val="18"/>
-                <w:szCs w:val="22"/>
+                <w:rFonts w:ascii="Lato" w:hAnsi="Lato" w:cs="Times New Roman"/>
+                <w:sz w:val="18"/>
               </w:rPr>
               <w:t>Mathematics of Scientific Computing</w:t>
             </w:r>
           </w:p>
           <w:p>
             <w:pPr>
-              <w:pStyle w:val="Normal"/>
-              <w:spacing w:lineRule="auto" w:line="240" w:before="0" w:after="0"/>
-              <w:ind w:left="342" w:right="0" w:hanging="342"/>
+              <w:spacing w:after="0" w:line="240" w:lineRule="auto"/>
+              <w:ind w:left="342" w:hanging="342"/>
               <w:rPr>
                 <w:rFonts w:ascii="Lato" w:hAnsi="Lato"/>
                 <w:sz w:val="18"/>
-                <w:szCs w:val="22"/>
               </w:rPr>
             </w:pPr>
             <w:r>
               <w:rPr>
-                <w:rFonts w:cs="Times New Roman" w:ascii="Lato" w:hAnsi="Lato"/>
-                <w:sz w:val="18"/>
-                <w:szCs w:val="22"/>
+                <w:rFonts w:ascii="Lato" w:hAnsi="Lato" w:cs="Times New Roman"/>
+                <w:sz w:val="18"/>
               </w:rPr>
               <w:t>Symbolic Logic</w:t>
             </w:r>
           </w:p>
           <w:p>
             <w:pPr>
-              <w:pStyle w:val="Normal"/>
-              <w:spacing w:lineRule="auto" w:line="240" w:before="0" w:after="0"/>
-              <w:ind w:left="342" w:right="0" w:hanging="342"/>
+              <w:spacing w:after="0" w:line="240" w:lineRule="auto"/>
+              <w:ind w:left="342" w:hanging="342"/>
               <w:rPr>
                 <w:rFonts w:cs="Times New Roman"/>
               </w:rPr>
             </w:pPr>
-            <w:r>
-              <w:rPr>
-                <w:rFonts w:ascii="Lato" w:hAnsi="Lato"/>
-                <w:sz w:val="18"/>
-                <w:szCs w:val="22"/>
-              </w:rPr>
-            </w:r>
           </w:p>
           <w:p>
             <w:pPr>
-              <w:pStyle w:val="Normal"/>
-              <w:spacing w:lineRule="auto" w:line="240" w:before="0" w:after="0"/>
-              <w:ind w:left="342" w:right="0" w:hanging="342"/>
+              <w:spacing w:after="0" w:line="240" w:lineRule="auto"/>
+              <w:ind w:left="342" w:hanging="342"/>
               <w:rPr>
                 <w:rFonts w:ascii="Lato" w:hAnsi="Lato"/>
                 <w:sz w:val="18"/>
-                <w:szCs w:val="22"/>
               </w:rPr>
             </w:pPr>
             <w:r>
               <w:rPr>
-                <w:rFonts w:cs="Times New Roman" w:ascii="Lato" w:hAnsi="Lato"/>
-                <w:sz w:val="18"/>
-                <w:szCs w:val="22"/>
+                <w:rFonts w:ascii="Lato" w:hAnsi="Lato" w:cs="Times New Roman"/>
+                <w:sz w:val="18"/>
               </w:rPr>
               <w:t>Introduction to Language &amp; Linguistics</w:t>
             </w:r>
           </w:p>
           <w:p>
             <w:pPr>
-              <w:pStyle w:val="Normal"/>
-              <w:spacing w:lineRule="auto" w:line="240" w:before="0" w:after="0"/>
-              <w:ind w:left="342" w:right="0" w:hanging="342"/>
+              <w:spacing w:after="0" w:line="240" w:lineRule="auto"/>
+              <w:ind w:left="342" w:hanging="342"/>
               <w:rPr>
                 <w:rFonts w:ascii="Lato" w:hAnsi="Lato"/>
                 <w:sz w:val="18"/>
-                <w:szCs w:val="22"/>
               </w:rPr>
             </w:pPr>
             <w:r>
               <w:rPr>
-                <w:rFonts w:cs="Times New Roman" w:ascii="Lato" w:hAnsi="Lato"/>
-                <w:sz w:val="18"/>
-                <w:szCs w:val="22"/>
+                <w:rFonts w:ascii="Lato" w:hAnsi="Lato" w:cs="Times New Roman"/>
+                <w:sz w:val="18"/>
               </w:rPr>
               <w:t>Introduction to Cognitive Science</w:t>
             </w:r>
           </w:p>
           <w:p>
             <w:pPr>
-              <w:pStyle w:val="Normal"/>
-              <w:spacing w:lineRule="auto" w:line="240" w:before="0" w:after="0"/>
-              <w:ind w:left="342" w:right="0" w:hanging="342"/>
+              <w:spacing w:after="0" w:line="240" w:lineRule="auto"/>
+              <w:ind w:left="342" w:hanging="342"/>
               <w:rPr>
                 <w:rFonts w:ascii="Lato" w:hAnsi="Lato"/>
                 <w:sz w:val="18"/>
-                <w:szCs w:val="22"/>
               </w:rPr>
             </w:pPr>
             <w:r>
               <w:rPr>
-                <w:rFonts w:cs="Times New Roman" w:ascii="Lato" w:hAnsi="Lato"/>
-                <w:sz w:val="18"/>
-                <w:szCs w:val="22"/>
+                <w:rFonts w:ascii="Lato" w:hAnsi="Lato" w:cs="Times New Roman"/>
+                <w:sz w:val="18"/>
               </w:rPr>
               <w:t>Introduction to Psychology</w:t>
             </w:r>
           </w:p>
           <w:p>
             <w:pPr>
-              <w:pStyle w:val="Normal"/>
               <w:tabs>
-                <w:tab w:val="center" w:pos="1764" w:leader="none"/>
+                <w:tab w:val="center" w:pos="1764"/>
               </w:tabs>
-              <w:spacing w:lineRule="auto" w:line="240" w:before="0" w:after="0"/>
-              <w:ind w:left="342" w:right="0" w:hanging="342"/>
+              <w:spacing w:after="0" w:line="240" w:lineRule="auto"/>
+              <w:ind w:left="342" w:hanging="342"/>
               <w:rPr>
                 <w:rFonts w:ascii="Lato" w:hAnsi="Lato"/>
                 <w:sz w:val="18"/>
-                <w:szCs w:val="22"/>
               </w:rPr>
             </w:pPr>
-            <w:bookmarkStart w:id="0" w:name="_GoBack"/>
-            <w:bookmarkEnd w:id="0"/>
             <w:r>
               <w:rPr>
-                <w:rFonts w:cs="Times New Roman" w:ascii="Lato" w:hAnsi="Lato"/>
-                <w:sz w:val="18"/>
-                <w:szCs w:val="22"/>
-              </w:rPr>
-              <w:t>Cognitive Processes</w:t>
+                <w:rFonts w:ascii="Lato" w:hAnsi="Lato" w:cs="Times New Roman"/>
+                <w:sz w:val="18"/>
+              </w:rPr>
+              <w:t xml:space="preserve">Cognitive </w:t>
+            </w:r>
+            <w:r>
+              <w:rPr>
+                <w:rFonts w:ascii="Lato" w:hAnsi="Lato" w:cs="Times New Roman"/>
+                <w:sz w:val="18"/>
+              </w:rPr>
+              <w:t>Processes</w:t>
             </w:r>
           </w:p>
         </w:tc>
@@ -2775,21 +3051,19 @@
     </w:tbl>
     <w:p>
       <w:pPr>
-        <w:pStyle w:val="Normal"/>
-        <w:spacing w:before="240" w:after="160"/>
+        <w:spacing w:before="240"/>
         <w:rPr>
           <w:rFonts w:ascii="Lato" w:hAnsi="Lato"/>
           <w:sz w:val="24"/>
-          <w:szCs w:val="22"/>
-        </w:rPr>
-      </w:pPr>
-      <w:r>
-        <w:rPr>
-          <w:rFonts w:cs="Times New Roman" w:ascii="Lato" w:hAnsi="Lato"/>
+        </w:rPr>
+      </w:pPr>
+      <w:r>
+        <w:rPr>
+          <w:rFonts w:ascii="Lato" w:hAnsi="Lato" w:cs="Times New Roman"/>
           <w:b/>
           <w:sz w:val="24"/>
-          <w:szCs w:val="22"/>
-        </w:rPr>
+        </w:rPr>
+        <w:lastRenderedPageBreak/>
         <w:t>Professional Membership</w:t>
       </w:r>
     </w:p>
@@ -2804,14 +3078,12 @@
         <w:rPr>
           <w:rFonts w:ascii="Lato" w:hAnsi="Lato"/>
           <w:sz w:val="18"/>
-          <w:szCs w:val="22"/>
-        </w:rPr>
-      </w:pPr>
-      <w:r>
-        <w:rPr>
-          <w:rFonts w:cs="Times New Roman" w:ascii="Lato" w:hAnsi="Lato"/>
-          <w:sz w:val="18"/>
-          <w:szCs w:val="22"/>
+        </w:rPr>
+      </w:pPr>
+      <w:r>
+        <w:rPr>
+          <w:rFonts w:ascii="Lato" w:hAnsi="Lato" w:cs="Times New Roman"/>
+          <w:sz w:val="18"/>
         </w:rPr>
         <w:t>Association for Computing Machinery (ACM).</w:t>
       </w:r>
@@ -2827,14 +3099,12 @@
         <w:rPr>
           <w:rFonts w:ascii="Lato" w:hAnsi="Lato"/>
           <w:sz w:val="18"/>
-          <w:szCs w:val="22"/>
-        </w:rPr>
-      </w:pPr>
-      <w:r>
-        <w:rPr>
-          <w:rFonts w:cs="Times New Roman" w:ascii="Lato" w:hAnsi="Lato"/>
-          <w:sz w:val="18"/>
-          <w:szCs w:val="22"/>
+        </w:rPr>
+      </w:pPr>
+      <w:r>
+        <w:rPr>
+          <w:rFonts w:ascii="Lato" w:hAnsi="Lato" w:cs="Times New Roman"/>
+          <w:sz w:val="18"/>
         </w:rPr>
         <w:t>Association for the Advancement of Affective Computing (AAAC).</w:t>
       </w:r>
@@ -2850,14 +3120,12 @@
         <w:rPr>
           <w:rFonts w:ascii="Lato" w:hAnsi="Lato"/>
           <w:sz w:val="18"/>
-          <w:szCs w:val="22"/>
-        </w:rPr>
-      </w:pPr>
-      <w:r>
-        <w:rPr>
-          <w:rFonts w:cs="Times New Roman" w:ascii="Lato" w:hAnsi="Lato"/>
-          <w:sz w:val="18"/>
-          <w:szCs w:val="22"/>
+        </w:rPr>
+      </w:pPr>
+      <w:r>
+        <w:rPr>
+          <w:rFonts w:ascii="Lato" w:hAnsi="Lato" w:cs="Times New Roman"/>
+          <w:sz w:val="18"/>
         </w:rPr>
         <w:t>International Artificial Intelligence in Education Society (IAIED).</w:t>
       </w:r>
@@ -2873,16 +3141,21 @@
         <w:rPr>
           <w:rFonts w:ascii="Lato" w:hAnsi="Lato"/>
           <w:sz w:val="18"/>
-          <w:szCs w:val="22"/>
-        </w:rPr>
-      </w:pPr>
-      <w:r>
-        <w:rPr>
-          <w:rFonts w:cs="Times New Roman" w:ascii="Lato" w:hAnsi="Lato"/>
-          <w:sz w:val="18"/>
-          <w:szCs w:val="22"/>
-        </w:rPr>
-        <w:t>Institute of Electrical and Electronics Engineers (IEEE).</w:t>
+        </w:rPr>
+      </w:pPr>
+      <w:r>
+        <w:rPr>
+          <w:rFonts w:ascii="Lato" w:hAnsi="Lato" w:cs="Times New Roman"/>
+          <w:sz w:val="18"/>
+        </w:rPr>
+        <w:t>Institute of Electrical and Electronics Enginee</w:t>
+      </w:r>
+      <w:r>
+        <w:rPr>
+          <w:rFonts w:ascii="Lato" w:hAnsi="Lato" w:cs="Times New Roman"/>
+          <w:sz w:val="18"/>
+        </w:rPr>
+        <w:t>rs (IEEE).</w:t>
       </w:r>
     </w:p>
     <w:p>
@@ -2896,14 +3169,12 @@
         <w:rPr>
           <w:rFonts w:ascii="Lato" w:hAnsi="Lato"/>
           <w:sz w:val="18"/>
-          <w:szCs w:val="22"/>
-        </w:rPr>
-      </w:pPr>
-      <w:r>
-        <w:rPr>
-          <w:rFonts w:cs="Times New Roman" w:ascii="Lato" w:hAnsi="Lato"/>
-          <w:sz w:val="18"/>
-          <w:szCs w:val="22"/>
+        </w:rPr>
+      </w:pPr>
+      <w:r>
+        <w:rPr>
+          <w:rFonts w:ascii="Lato" w:hAnsi="Lato" w:cs="Times New Roman"/>
+          <w:sz w:val="18"/>
         </w:rPr>
         <w:t>International Educational Data Mining Society (IEDMS).</w:t>
       </w:r>
@@ -2919,14 +3190,12 @@
         <w:rPr>
           <w:rFonts w:ascii="Lato" w:hAnsi="Lato"/>
           <w:sz w:val="18"/>
-          <w:szCs w:val="22"/>
-        </w:rPr>
-      </w:pPr>
-      <w:r>
-        <w:rPr>
-          <w:rFonts w:cs="Times New Roman" w:ascii="Lato" w:hAnsi="Lato"/>
-          <w:sz w:val="18"/>
-          <w:szCs w:val="22"/>
+        </w:rPr>
+      </w:pPr>
+      <w:r>
+        <w:rPr>
+          <w:rFonts w:ascii="Lato" w:hAnsi="Lato" w:cs="Times New Roman"/>
+          <w:sz w:val="18"/>
         </w:rPr>
         <w:t>Students &amp; Technology in Academia, Research, and Service (STARS) Student Leadership Corps.</w:t>
       </w:r>
@@ -2942,136 +3211,255 @@
         <w:rPr>
           <w:rFonts w:ascii="Lato" w:hAnsi="Lato"/>
           <w:sz w:val="18"/>
-          <w:szCs w:val="22"/>
-        </w:rPr>
-      </w:pPr>
-      <w:r>
-        <w:rPr>
-          <w:rFonts w:cs="Times New Roman" w:ascii="Lato" w:hAnsi="Lato"/>
-          <w:sz w:val="18"/>
-          <w:szCs w:val="22"/>
+        </w:rPr>
+      </w:pPr>
+      <w:r>
+        <w:rPr>
+          <w:rFonts w:ascii="Lato" w:hAnsi="Lato" w:cs="Times New Roman"/>
+          <w:sz w:val="18"/>
         </w:rPr>
         <w:t>Mensa International.</w:t>
       </w:r>
     </w:p>
     <w:sectPr>
-      <w:footerReference w:type="default" r:id="rId2"/>
-      <w:type w:val="nextPage"/>
+      <w:footerReference w:type="default" r:id="rId7"/>
       <w:pgSz w:w="12240" w:h="15840"/>
-      <w:pgMar w:left="1440" w:right="1440" w:header="0" w:top="1440" w:footer="720" w:bottom="1440" w:gutter="0"/>
-      <w:pgNumType w:fmt="decimal"/>
-      <w:formProt w:val="false"/>
-      <w:textDirection w:val="lrTb"/>
-      <w:docGrid w:type="default" w:linePitch="360" w:charSpace="4294965247"/>
+      <w:pgMar w:top="1440" w:right="1440" w:bottom="1440" w:left="1440" w:header="0" w:footer="720" w:gutter="0"/>
+      <w:cols w:space="720"/>
+      <w:formProt w:val="0"/>
+      <w:docGrid w:linePitch="360" w:charSpace="-2049"/>
     </w:sectPr>
   </w:body>
 </w:document>
 </file>
 
+<file path=word/endnotes.xml><?xml version="1.0" encoding="utf-8"?>
+<w:endnotes xmlns:wpc="http://schemas.microsoft.com/office/word/2010/wordprocessingCanvas" xmlns:mc="http://schemas.openxmlformats.org/markup-compatibility/2006" xmlns:o="urn:schemas-microsoft-com:office:office" xmlns:r="http://schemas.openxmlformats.org/officeDocument/2006/relationships" xmlns:m="http://schemas.openxmlformats.org/officeDocument/2006/math" xmlns:v="urn:schemas-microsoft-com:vml" xmlns:wp14="http://schemas.microsoft.com/office/word/2010/wordprocessingDrawing" xmlns:wp="http://schemas.openxmlformats.org/drawingml/2006/wordprocessingDrawing" xmlns:w10="urn:schemas-microsoft-com:office:word" xmlns:w="http://schemas.openxmlformats.org/wordprocessingml/2006/main" xmlns:w14="http://schemas.microsoft.com/office/word/2010/wordml" xmlns:w15="http://schemas.microsoft.com/office/word/2012/wordml" xmlns:wpg="http://schemas.microsoft.com/office/word/2010/wordprocessingGroup" xmlns:wpi="http://schemas.microsoft.com/office/word/2010/wordprocessingInk" xmlns:wne="http://schemas.microsoft.com/office/word/2006/wordml" xmlns:wps="http://schemas.microsoft.com/office/word/2010/wordprocessingShape" mc:Ignorable="w14 w15 wp14">
+  <w:endnote w:type="separator" w:id="-1">
+    <w:p>
+      <w:pPr>
+        <w:spacing w:after="0" w:line="240" w:lineRule="auto"/>
+      </w:pPr>
+      <w:r>
+        <w:separator/>
+      </w:r>
+    </w:p>
+  </w:endnote>
+  <w:endnote w:type="continuationSeparator" w:id="0">
+    <w:p>
+      <w:pPr>
+        <w:spacing w:after="0" w:line="240" w:lineRule="auto"/>
+      </w:pPr>
+      <w:r>
+        <w:continuationSeparator/>
+      </w:r>
+    </w:p>
+  </w:endnote>
+</w:endnotes>
+</file>
+
 <file path=word/footer1.xml><?xml version="1.0" encoding="utf-8"?>
-<w:ftr xmlns:o="urn:schemas-microsoft-com:office:office" xmlns:r="http://schemas.openxmlformats.org/officeDocument/2006/relationships" xmlns:v="urn:schemas-microsoft-com:vml" xmlns:w="http://schemas.openxmlformats.org/wordprocessingml/2006/main" xmlns:w10="urn:schemas-microsoft-com:office:word" xmlns:wp="http://schemas.openxmlformats.org/drawingml/2006/wordprocessingDrawing" xmlns:wps="http://schemas.microsoft.com/office/word/2010/wordprocessingShape" xmlns:wpg="http://schemas.microsoft.com/office/word/2010/wordprocessingGroup" xmlns:mc="http://schemas.openxmlformats.org/markup-compatibility/2006" xmlns:wp14="http://schemas.microsoft.com/office/word/2010/wordprocessingDrawing" xmlns:w14="http://schemas.microsoft.com/office/word/2010/wordml" mc:Ignorable="w14 wp14">
+<w:ftr xmlns:wpc="http://schemas.microsoft.com/office/word/2010/wordprocessingCanvas" xmlns:mc="http://schemas.openxmlformats.org/markup-compatibility/2006" xmlns:o="urn:schemas-microsoft-com:office:office" xmlns:r="http://schemas.openxmlformats.org/officeDocument/2006/relationships" xmlns:m="http://schemas.openxmlformats.org/officeDocument/2006/math" xmlns:v="urn:schemas-microsoft-com:vml" xmlns:wp14="http://schemas.microsoft.com/office/word/2010/wordprocessingDrawing" xmlns:wp="http://schemas.openxmlformats.org/drawingml/2006/wordprocessingDrawing" xmlns:w10="urn:schemas-microsoft-com:office:word" xmlns:w="http://schemas.openxmlformats.org/wordprocessingml/2006/main" xmlns:w14="http://schemas.microsoft.com/office/word/2010/wordml" xmlns:w15="http://schemas.microsoft.com/office/word/2012/wordml" xmlns:wpg="http://schemas.microsoft.com/office/word/2010/wordprocessingGroup" xmlns:wpi="http://schemas.microsoft.com/office/word/2010/wordprocessingInk" xmlns:wne="http://schemas.microsoft.com/office/word/2006/wordml" xmlns:wps="http://schemas.microsoft.com/office/word/2010/wordprocessingShape" mc:Ignorable="w14 w15 wp14">
   <w:p>
     <w:pPr>
       <w:pStyle w:val="Footer"/>
       <w:jc w:val="right"/>
       <w:rPr>
         <w:rFonts w:ascii="Lato" w:hAnsi="Lato"/>
-        <w:sz w:val="18"/>
-        <w:szCs w:val="18"/>
+        <w:sz w:val="20"/>
+        <w:szCs w:val="20"/>
       </w:rPr>
     </w:pPr>
     <w:r>
       <w:rPr>
-        <w:rFonts w:cs="Times New Roman" w:ascii="Lato" w:hAnsi="Lato"/>
-        <w:sz w:val="18"/>
-        <w:szCs w:val="18"/>
+        <w:rFonts w:ascii="Lato" w:hAnsi="Lato" w:cs="Times New Roman"/>
+        <w:sz w:val="20"/>
+        <w:szCs w:val="20"/>
       </w:rPr>
       <w:t xml:space="preserve">Updated </w:t>
     </w:r>
     <w:r>
       <w:rPr>
-        <w:rFonts w:cs="Times New Roman" w:ascii="Lato" w:hAnsi="Lato"/>
-        <w:sz w:val="18"/>
-        <w:szCs w:val="18"/>
+        <w:rFonts w:ascii="Lato" w:hAnsi="Lato" w:cs="Times New Roman"/>
+        <w:sz w:val="20"/>
+        <w:szCs w:val="20"/>
       </w:rPr>
       <w:fldChar w:fldCharType="begin"/>
     </w:r>
     <w:r>
-      <w:instrText> DATE \@"d\ MMMM\ yyyy" </w:instrText>
+      <w:rPr>
+        <w:rFonts w:ascii="Lato" w:hAnsi="Lato"/>
+        <w:sz w:val="20"/>
+        <w:szCs w:val="20"/>
+      </w:rPr>
+      <w:instrText>DATE \@"d\ MMMM\ yyyy"</w:instrText>
     </w:r>
     <w:r>
+      <w:rPr>
+        <w:rFonts w:ascii="Lato" w:hAnsi="Lato"/>
+        <w:sz w:val="20"/>
+        <w:szCs w:val="20"/>
+      </w:rPr>
       <w:fldChar w:fldCharType="separate"/>
     </w:r>
     <w:r>
-      <w:t>14 July 2017</w:t>
+      <w:rPr>
+        <w:rFonts w:ascii="Lato" w:hAnsi="Lato"/>
+        <w:noProof/>
+        <w:sz w:val="20"/>
+        <w:szCs w:val="20"/>
+      </w:rPr>
+      <w:t>19 July 2018</w:t>
     </w:r>
     <w:r>
+      <w:rPr>
+        <w:rFonts w:ascii="Lato" w:hAnsi="Lato"/>
+        <w:sz w:val="20"/>
+        <w:szCs w:val="20"/>
+      </w:rPr>
       <w:fldChar w:fldCharType="end"/>
     </w:r>
     <w:r>
       <w:rPr>
-        <w:rFonts w:cs="Times New Roman" w:ascii="Lato" w:hAnsi="Lato"/>
-        <w:sz w:val="18"/>
-        <w:szCs w:val="18"/>
+        <w:rFonts w:ascii="Lato" w:hAnsi="Lato" w:cs="Times New Roman"/>
+        <w:sz w:val="20"/>
+        <w:szCs w:val="20"/>
       </w:rPr>
-      <w:tab/>
       <w:tab/>
     </w:r>
     <w:r>
       <w:rPr>
-        <w:rFonts w:cs="Times New Roman" w:ascii="Lato" w:hAnsi="Lato"/>
-        <w:sz w:val="18"/>
-        <w:szCs w:val="18"/>
+        <w:rFonts w:ascii="Lato" w:hAnsi="Lato" w:cs="Times New Roman"/>
+        <w:sz w:val="20"/>
+        <w:szCs w:val="20"/>
+      </w:rPr>
+      <w:tab/>
+    </w:r>
+    <w:r>
+      <w:rPr>
+        <w:rFonts w:ascii="Lato" w:hAnsi="Lato" w:cs="Times New Roman"/>
+        <w:sz w:val="20"/>
+        <w:szCs w:val="20"/>
       </w:rPr>
       <w:fldChar w:fldCharType="begin"/>
     </w:r>
     <w:r>
-      <w:instrText> PAGE </w:instrText>
+      <w:rPr>
+        <w:rFonts w:ascii="Lato" w:hAnsi="Lato"/>
+        <w:sz w:val="20"/>
+        <w:szCs w:val="20"/>
+      </w:rPr>
+      <w:instrText>PAGE</w:instrText>
     </w:r>
     <w:r>
+      <w:rPr>
+        <w:rFonts w:ascii="Lato" w:hAnsi="Lato"/>
+        <w:sz w:val="20"/>
+        <w:szCs w:val="20"/>
+      </w:rPr>
       <w:fldChar w:fldCharType="separate"/>
     </w:r>
     <w:r>
-      <w:t>4</w:t>
+      <w:rPr>
+        <w:rFonts w:ascii="Lato" w:hAnsi="Lato"/>
+        <w:noProof/>
+        <w:sz w:val="20"/>
+        <w:szCs w:val="20"/>
+      </w:rPr>
+      <w:t>2</w:t>
     </w:r>
     <w:r>
+      <w:rPr>
+        <w:rFonts w:ascii="Lato" w:hAnsi="Lato"/>
+        <w:sz w:val="20"/>
+        <w:szCs w:val="20"/>
+      </w:rPr>
       <w:fldChar w:fldCharType="end"/>
     </w:r>
     <w:r>
       <w:rPr>
-        <w:rFonts w:cs="Times New Roman" w:ascii="Lato" w:hAnsi="Lato"/>
-        <w:sz w:val="18"/>
-        <w:szCs w:val="18"/>
+        <w:rFonts w:ascii="Lato" w:hAnsi="Lato" w:cs="Times New Roman"/>
+        <w:sz w:val="20"/>
+        <w:szCs w:val="20"/>
       </w:rPr>
       <w:t>/</w:t>
     </w:r>
     <w:r>
       <w:rPr>
-        <w:rFonts w:cs="Times New Roman" w:ascii="Lato" w:hAnsi="Lato"/>
-        <w:sz w:val="18"/>
-        <w:szCs w:val="18"/>
+        <w:rFonts w:ascii="Lato" w:hAnsi="Lato" w:cs="Times New Roman"/>
+        <w:sz w:val="20"/>
+        <w:szCs w:val="20"/>
       </w:rPr>
       <w:fldChar w:fldCharType="begin"/>
     </w:r>
     <w:r>
-      <w:instrText> NUMPAGES </w:instrText>
+      <w:rPr>
+        <w:rFonts w:ascii="Lato" w:hAnsi="Lato"/>
+        <w:sz w:val="20"/>
+        <w:szCs w:val="20"/>
+      </w:rPr>
+      <w:instrText>NUMPAGES</w:instrText>
     </w:r>
     <w:r>
+      <w:rPr>
+        <w:rFonts w:ascii="Lato" w:hAnsi="Lato"/>
+        <w:sz w:val="20"/>
+        <w:szCs w:val="20"/>
+      </w:rPr>
       <w:fldChar w:fldCharType="separate"/>
     </w:r>
     <w:r>
+      <w:rPr>
+        <w:rFonts w:ascii="Lato" w:hAnsi="Lato"/>
+        <w:noProof/>
+        <w:sz w:val="20"/>
+        <w:szCs w:val="20"/>
+      </w:rPr>
       <w:t>4</w:t>
     </w:r>
     <w:r>
+      <w:rPr>
+        <w:rFonts w:ascii="Lato" w:hAnsi="Lato"/>
+        <w:sz w:val="20"/>
+        <w:szCs w:val="20"/>
+      </w:rPr>
       <w:fldChar w:fldCharType="end"/>
     </w:r>
   </w:p>
 </w:ftr>
 </file>
 
+<file path=word/footnotes.xml><?xml version="1.0" encoding="utf-8"?>
+<w:footnotes xmlns:wpc="http://schemas.microsoft.com/office/word/2010/wordprocessingCanvas" xmlns:mc="http://schemas.openxmlformats.org/markup-compatibility/2006" xmlns:o="urn:schemas-microsoft-com:office:office" xmlns:r="http://schemas.openxmlformats.org/officeDocument/2006/relationships" xmlns:m="http://schemas.openxmlformats.org/officeDocument/2006/math" xmlns:v="urn:schemas-microsoft-com:vml" xmlns:wp14="http://schemas.microsoft.com/office/word/2010/wordprocessingDrawing" xmlns:wp="http://schemas.openxmlformats.org/drawingml/2006/wordprocessingDrawing" xmlns:w10="urn:schemas-microsoft-com:office:word" xmlns:w="http://schemas.openxmlformats.org/wordprocessingml/2006/main" xmlns:w14="http://schemas.microsoft.com/office/word/2010/wordml" xmlns:w15="http://schemas.microsoft.com/office/word/2012/wordml" xmlns:wpg="http://schemas.microsoft.com/office/word/2010/wordprocessingGroup" xmlns:wpi="http://schemas.microsoft.com/office/word/2010/wordprocessingInk" xmlns:wne="http://schemas.microsoft.com/office/word/2006/wordml" xmlns:wps="http://schemas.microsoft.com/office/word/2010/wordprocessingShape" mc:Ignorable="w14 w15 wp14">
+  <w:footnote w:type="separator" w:id="-1">
+    <w:p>
+      <w:pPr>
+        <w:spacing w:after="0" w:line="240" w:lineRule="auto"/>
+      </w:pPr>
+      <w:r>
+        <w:separator/>
+      </w:r>
+    </w:p>
+  </w:footnote>
+  <w:footnote w:type="continuationSeparator" w:id="0">
+    <w:p>
+      <w:pPr>
+        <w:spacing w:after="0" w:line="240" w:lineRule="auto"/>
+      </w:pPr>
+      <w:r>
+        <w:continuationSeparator/>
+      </w:r>
+    </w:p>
+  </w:footnote>
+</w:footnotes>
+</file>
+
 <file path=word/numbering.xml><?xml version="1.0" encoding="utf-8"?>
-<w:numbering xmlns:w="http://schemas.openxmlformats.org/wordprocessingml/2006/main" xmlns:o="urn:schemas-microsoft-com:office:office" xmlns:r="http://schemas.openxmlformats.org/officeDocument/2006/relationships" xmlns:v="urn:schemas-microsoft-com:vml">
-  <w:abstractNum w:abstractNumId="1">
+<w:numbering xmlns:wpc="http://schemas.microsoft.com/office/word/2010/wordprocessingCanvas" xmlns:mc="http://schemas.openxmlformats.org/markup-compatibility/2006" xmlns:o="urn:schemas-microsoft-com:office:office" xmlns:r="http://schemas.openxmlformats.org/officeDocument/2006/relationships" xmlns:m="http://schemas.openxmlformats.org/officeDocument/2006/math" xmlns:v="urn:schemas-microsoft-com:vml" xmlns:wp14="http://schemas.microsoft.com/office/word/2010/wordprocessingDrawing" xmlns:wp="http://schemas.openxmlformats.org/drawingml/2006/wordprocessingDrawing" xmlns:w10="urn:schemas-microsoft-com:office:word" xmlns:w="http://schemas.openxmlformats.org/wordprocessingml/2006/main" xmlns:w14="http://schemas.microsoft.com/office/word/2010/wordml" xmlns:w15="http://schemas.microsoft.com/office/word/2012/wordml" xmlns:wpg="http://schemas.microsoft.com/office/word/2010/wordprocessingGroup" xmlns:wpi="http://schemas.microsoft.com/office/word/2010/wordprocessingInk" xmlns:wne="http://schemas.microsoft.com/office/word/2006/wordml" xmlns:wps="http://schemas.microsoft.com/office/word/2010/wordprocessingShape" mc:Ignorable="w14 w15 wp14">
+  <w:abstractNum w:abstractNumId="0" w15:restartNumberingAfterBreak="0">
+    <w:nsid w:val="2BA50EEA"/>
+    <w:multiLevelType w:val="multilevel"/>
+    <w:tmpl w:val="9B4ACE5E"/>
     <w:lvl w:ilvl="0">
       <w:start w:val="1"/>
       <w:numFmt w:val="bullet"/>
@@ -3082,9 +3470,8 @@
       </w:pPr>
       <w:rPr>
         <w:rFonts w:ascii="Symbol" w:hAnsi="Symbol" w:cs="Symbol" w:hint="default"/>
+        <w:b w:val="0"/>
         <w:sz w:val="22"/>
-        <w:b w:val="false"/>
-        <w:rFonts w:cs="Symbol"/>
       </w:rPr>
     </w:lvl>
     <w:lvl w:ilvl="1">
@@ -3097,7 +3484,6 @@
       </w:pPr>
       <w:rPr>
         <w:rFonts w:ascii="Courier New" w:hAnsi="Courier New" w:cs="Courier New" w:hint="default"/>
-        <w:rFonts w:cs="Courier New"/>
       </w:rPr>
     </w:lvl>
     <w:lvl w:ilvl="2">
@@ -3110,7 +3496,6 @@
       </w:pPr>
       <w:rPr>
         <w:rFonts w:ascii="Wingdings" w:hAnsi="Wingdings" w:cs="Wingdings" w:hint="default"/>
-        <w:rFonts w:cs="Wingdings"/>
       </w:rPr>
     </w:lvl>
     <w:lvl w:ilvl="3">
@@ -3123,7 +3508,6 @@
       </w:pPr>
       <w:rPr>
         <w:rFonts w:ascii="Symbol" w:hAnsi="Symbol" w:cs="Symbol" w:hint="default"/>
-        <w:rFonts w:cs="Symbol"/>
       </w:rPr>
     </w:lvl>
     <w:lvl w:ilvl="4">
@@ -3136,7 +3520,6 @@
       </w:pPr>
       <w:rPr>
         <w:rFonts w:ascii="Courier New" w:hAnsi="Courier New" w:cs="Courier New" w:hint="default"/>
-        <w:rFonts w:cs="Courier New"/>
       </w:rPr>
     </w:lvl>
     <w:lvl w:ilvl="5">
@@ -3149,7 +3532,6 @@
       </w:pPr>
       <w:rPr>
         <w:rFonts w:ascii="Wingdings" w:hAnsi="Wingdings" w:cs="Wingdings" w:hint="default"/>
-        <w:rFonts w:cs="Wingdings"/>
       </w:rPr>
     </w:lvl>
     <w:lvl w:ilvl="6">
@@ -3162,7 +3544,6 @@
       </w:pPr>
       <w:rPr>
         <w:rFonts w:ascii="Symbol" w:hAnsi="Symbol" w:cs="Symbol" w:hint="default"/>
-        <w:rFonts w:cs="Symbol"/>
       </w:rPr>
     </w:lvl>
     <w:lvl w:ilvl="7">
@@ -3175,7 +3556,6 @@
       </w:pPr>
       <w:rPr>
         <w:rFonts w:ascii="Courier New" w:hAnsi="Courier New" w:cs="Courier New" w:hint="default"/>
-        <w:rFonts w:cs="Courier New"/>
       </w:rPr>
     </w:lvl>
     <w:lvl w:ilvl="8">
@@ -3188,11 +3568,13 @@
       </w:pPr>
       <w:rPr>
         <w:rFonts w:ascii="Wingdings" w:hAnsi="Wingdings" w:cs="Wingdings" w:hint="default"/>
-        <w:rFonts w:cs="Wingdings"/>
       </w:rPr>
     </w:lvl>
   </w:abstractNum>
-  <w:abstractNum w:abstractNumId="2">
+  <w:abstractNum w:abstractNumId="1" w15:restartNumberingAfterBreak="0">
+    <w:nsid w:val="47DF7A85"/>
+    <w:multiLevelType w:val="multilevel"/>
+    <w:tmpl w:val="4A46DCEA"/>
     <w:lvl w:ilvl="0">
       <w:start w:val="1"/>
       <w:numFmt w:val="decimal"/>
@@ -3275,7 +3657,10 @@
       </w:pPr>
     </w:lvl>
   </w:abstractNum>
-  <w:abstractNum w:abstractNumId="3">
+  <w:abstractNum w:abstractNumId="2" w15:restartNumberingAfterBreak="0">
+    <w:nsid w:val="4CCA281B"/>
+    <w:multiLevelType w:val="multilevel"/>
+    <w:tmpl w:val="79FA0972"/>
     <w:lvl w:ilvl="0">
       <w:start w:val="1"/>
       <w:numFmt w:val="bullet"/>
@@ -3286,7 +3671,6 @@
       </w:pPr>
       <w:rPr>
         <w:rFonts w:ascii="Symbol" w:hAnsi="Symbol" w:cs="Symbol" w:hint="default"/>
-        <w:rFonts w:cs="Symbol"/>
       </w:rPr>
     </w:lvl>
     <w:lvl w:ilvl="1">
@@ -3299,7 +3683,6 @@
       </w:pPr>
       <w:rPr>
         <w:rFonts w:ascii="Courier New" w:hAnsi="Courier New" w:cs="Courier New" w:hint="default"/>
-        <w:rFonts w:cs="Courier New"/>
       </w:rPr>
     </w:lvl>
     <w:lvl w:ilvl="2">
@@ -3312,7 +3695,6 @@
       </w:pPr>
       <w:rPr>
         <w:rFonts w:ascii="Wingdings" w:hAnsi="Wingdings" w:cs="Wingdings" w:hint="default"/>
-        <w:rFonts w:cs="Wingdings"/>
       </w:rPr>
     </w:lvl>
     <w:lvl w:ilvl="3">
@@ -3325,7 +3707,6 @@
       </w:pPr>
       <w:rPr>
         <w:rFonts w:ascii="Symbol" w:hAnsi="Symbol" w:cs="Symbol" w:hint="default"/>
-        <w:rFonts w:cs="Symbol"/>
       </w:rPr>
     </w:lvl>
     <w:lvl w:ilvl="4">
@@ -3338,7 +3719,6 @@
       </w:pPr>
       <w:rPr>
         <w:rFonts w:ascii="Courier New" w:hAnsi="Courier New" w:cs="Courier New" w:hint="default"/>
-        <w:rFonts w:cs="Courier New"/>
       </w:rPr>
     </w:lvl>
     <w:lvl w:ilvl="5">
@@ -3351,7 +3731,6 @@
       </w:pPr>
       <w:rPr>
         <w:rFonts w:ascii="Wingdings" w:hAnsi="Wingdings" w:cs="Wingdings" w:hint="default"/>
-        <w:rFonts w:cs="Wingdings"/>
       </w:rPr>
     </w:lvl>
     <w:lvl w:ilvl="6">
@@ -3364,7 +3743,6 @@
       </w:pPr>
       <w:rPr>
         <w:rFonts w:ascii="Symbol" w:hAnsi="Symbol" w:cs="Symbol" w:hint="default"/>
-        <w:rFonts w:cs="Symbol"/>
       </w:rPr>
     </w:lvl>
     <w:lvl w:ilvl="7">
@@ -3377,7 +3755,6 @@
       </w:pPr>
       <w:rPr>
         <w:rFonts w:ascii="Courier New" w:hAnsi="Courier New" w:cs="Courier New" w:hint="default"/>
-        <w:rFonts w:cs="Courier New"/>
       </w:rPr>
     </w:lvl>
     <w:lvl w:ilvl="8">
@@ -3390,11 +3767,13 @@
       </w:pPr>
       <w:rPr>
         <w:rFonts w:ascii="Wingdings" w:hAnsi="Wingdings" w:cs="Wingdings" w:hint="default"/>
-        <w:rFonts w:cs="Wingdings"/>
       </w:rPr>
     </w:lvl>
   </w:abstractNum>
-  <w:abstractNum w:abstractNumId="4">
+  <w:abstractNum w:abstractNumId="3" w15:restartNumberingAfterBreak="0">
+    <w:nsid w:val="6DFF2443"/>
+    <w:multiLevelType w:val="multilevel"/>
+    <w:tmpl w:val="9D7E5724"/>
     <w:lvl w:ilvl="0">
       <w:start w:val="1"/>
       <w:numFmt w:val="none"/>
@@ -3402,7 +3781,7 @@
       <w:lvlText w:val=""/>
       <w:lvlJc w:val="left"/>
       <w:pPr>
-        <w:ind w:left="0" w:hanging="0"/>
+        <w:ind w:left="0" w:firstLine="0"/>
       </w:pPr>
     </w:lvl>
     <w:lvl w:ilvl="1">
@@ -3412,7 +3791,7 @@
       <w:lvlText w:val=""/>
       <w:lvlJc w:val="left"/>
       <w:pPr>
-        <w:ind w:left="0" w:hanging="0"/>
+        <w:ind w:left="0" w:firstLine="0"/>
       </w:pPr>
     </w:lvl>
     <w:lvl w:ilvl="2">
@@ -3422,7 +3801,7 @@
       <w:lvlText w:val=""/>
       <w:lvlJc w:val="left"/>
       <w:pPr>
-        <w:ind w:left="0" w:hanging="0"/>
+        <w:ind w:left="0" w:firstLine="0"/>
       </w:pPr>
     </w:lvl>
     <w:lvl w:ilvl="3">
@@ -3432,7 +3811,7 @@
       <w:lvlText w:val=""/>
       <w:lvlJc w:val="left"/>
       <w:pPr>
-        <w:ind w:left="0" w:hanging="0"/>
+        <w:ind w:left="0" w:firstLine="0"/>
       </w:pPr>
     </w:lvl>
     <w:lvl w:ilvl="4">
@@ -3442,7 +3821,7 @@
       <w:lvlText w:val=""/>
       <w:lvlJc w:val="left"/>
       <w:pPr>
-        <w:ind w:left="0" w:hanging="0"/>
+        <w:ind w:left="0" w:firstLine="0"/>
       </w:pPr>
     </w:lvl>
     <w:lvl w:ilvl="5">
@@ -3452,7 +3831,7 @@
       <w:lvlText w:val=""/>
       <w:lvlJc w:val="left"/>
       <w:pPr>
-        <w:ind w:left="0" w:hanging="0"/>
+        <w:ind w:left="0" w:firstLine="0"/>
       </w:pPr>
     </w:lvl>
     <w:lvl w:ilvl="6">
@@ -3462,7 +3841,7 @@
       <w:lvlText w:val=""/>
       <w:lvlJc w:val="left"/>
       <w:pPr>
-        <w:ind w:left="0" w:hanging="0"/>
+        <w:ind w:left="0" w:firstLine="0"/>
       </w:pPr>
     </w:lvl>
     <w:lvl w:ilvl="7">
@@ -3472,7 +3851,7 @@
       <w:lvlText w:val=""/>
       <w:lvlJc w:val="left"/>
       <w:pPr>
-        <w:ind w:left="0" w:hanging="0"/>
+        <w:ind w:left="0" w:firstLine="0"/>
       </w:pPr>
     </w:lvl>
     <w:lvl w:ilvl="8">
@@ -3482,64 +3861,450 @@
       <w:lvlText w:val=""/>
       <w:lvlJc w:val="left"/>
       <w:pPr>
-        <w:ind w:left="0" w:hanging="0"/>
+        <w:ind w:left="0" w:firstLine="0"/>
       </w:pPr>
     </w:lvl>
   </w:abstractNum>
   <w:num w:numId="1">
+    <w:abstractNumId w:val="0"/>
+  </w:num>
+  <w:num w:numId="2">
     <w:abstractNumId w:val="1"/>
   </w:num>
-  <w:num w:numId="2">
+  <w:num w:numId="3">
     <w:abstractNumId w:val="2"/>
   </w:num>
-  <w:num w:numId="3">
+  <w:num w:numId="4">
     <w:abstractNumId w:val="3"/>
-  </w:num>
-  <w:num w:numId="4">
-    <w:abstractNumId w:val="4"/>
   </w:num>
 </w:numbering>
 </file>
 
 <file path=word/styles.xml><?xml version="1.0" encoding="utf-8"?>
-<w:styles xmlns:w="http://schemas.openxmlformats.org/wordprocessingml/2006/main" xmlns:w14="http://schemas.microsoft.com/office/word/2010/wordml" xmlns:mc="http://schemas.openxmlformats.org/markup-compatibility/2006" mc:Ignorable="w14">
+<w:styles xmlns:mc="http://schemas.openxmlformats.org/markup-compatibility/2006" xmlns:r="http://schemas.openxmlformats.org/officeDocument/2006/relationships" xmlns:w="http://schemas.openxmlformats.org/wordprocessingml/2006/main" xmlns:w14="http://schemas.microsoft.com/office/word/2010/wordml" xmlns:w15="http://schemas.microsoft.com/office/word/2012/wordml" mc:Ignorable="w14 w15">
   <w:docDefaults>
     <w:rPrDefault>
       <w:rPr>
-        <w:rFonts w:ascii="Calibri" w:hAnsi="Calibri" w:eastAsia="Calibri" w:cs="DejaVu Sans"/>
-        <w:sz w:val="20"/>
+        <w:rFonts w:ascii="Calibri" w:eastAsia="Calibri" w:hAnsi="Calibri" w:cs="DejaVu Sans"/>
         <w:szCs w:val="22"/>
         <w:lang w:val="en-US" w:eastAsia="en-US" w:bidi="ar-SA"/>
       </w:rPr>
     </w:rPrDefault>
-    <w:pPrDefault>
-      <w:pPr/>
-    </w:pPrDefault>
+    <w:pPrDefault/>
   </w:docDefaults>
-  <w:style w:type="paragraph" w:styleId="Normal">
+  <w:latentStyles w:defLockedState="0" w:defUIPriority="99" w:defSemiHidden="0" w:defUnhideWhenUsed="0" w:defQFormat="0" w:count="371">
+    <w:lsdException w:name="Normal" w:uiPriority="0" w:qFormat="1"/>
+    <w:lsdException w:name="heading 1" w:uiPriority="9" w:qFormat="1"/>
+    <w:lsdException w:name="heading 2" w:semiHidden="1" w:uiPriority="9" w:unhideWhenUsed="1" w:qFormat="1"/>
+    <w:lsdException w:name="heading 3" w:semiHidden="1" w:uiPriority="9" w:unhideWhenUsed="1" w:qFormat="1"/>
+    <w:lsdException w:name="heading 4" w:semiHidden="1" w:uiPriority="9" w:unhideWhenUsed="1" w:qFormat="1"/>
+    <w:lsdException w:name="heading 5" w:semiHidden="1" w:uiPriority="9" w:unhideWhenUsed="1" w:qFormat="1"/>
+    <w:lsdException w:name="heading 6" w:semiHidden="1" w:uiPriority="9" w:unhideWhenUsed="1" w:qFormat="1"/>
+    <w:lsdException w:name="heading 7" w:semiHidden="1" w:uiPriority="9" w:unhideWhenUsed="1" w:qFormat="1"/>
+    <w:lsdException w:name="heading 8" w:semiHidden="1" w:uiPriority="9" w:unhideWhenUsed="1" w:qFormat="1"/>
+    <w:lsdException w:name="heading 9" w:semiHidden="1" w:uiPriority="9" w:unhideWhenUsed="1" w:qFormat="1"/>
+    <w:lsdException w:name="index 1" w:semiHidden="1" w:unhideWhenUsed="1"/>
+    <w:lsdException w:name="index 2" w:semiHidden="1" w:unhideWhenUsed="1"/>
+    <w:lsdException w:name="index 3" w:semiHidden="1" w:unhideWhenUsed="1"/>
+    <w:lsdException w:name="index 4" w:semiHidden="1" w:unhideWhenUsed="1"/>
+    <w:lsdException w:name="index 5" w:semiHidden="1" w:unhideWhenUsed="1"/>
+    <w:lsdException w:name="index 6" w:semiHidden="1" w:unhideWhenUsed="1"/>
+    <w:lsdException w:name="index 7" w:semiHidden="1" w:unhideWhenUsed="1"/>
+    <w:lsdException w:name="index 8" w:semiHidden="1" w:unhideWhenUsed="1"/>
+    <w:lsdException w:name="index 9" w:semiHidden="1" w:unhideWhenUsed="1"/>
+    <w:lsdException w:name="toc 1" w:semiHidden="1" w:uiPriority="39" w:unhideWhenUsed="1"/>
+    <w:lsdException w:name="toc 2" w:semiHidden="1" w:uiPriority="39" w:unhideWhenUsed="1"/>
+    <w:lsdException w:name="toc 3" w:semiHidden="1" w:uiPriority="39" w:unhideWhenUsed="1"/>
+    <w:lsdException w:name="toc 4" w:semiHidden="1" w:uiPriority="39" w:unhideWhenUsed="1"/>
+    <w:lsdException w:name="toc 5" w:semiHidden="1" w:uiPriority="39" w:unhideWhenUsed="1"/>
+    <w:lsdException w:name="toc 6" w:semiHidden="1" w:uiPriority="39" w:unhideWhenUsed="1"/>
+    <w:lsdException w:name="toc 7" w:semiHidden="1" w:uiPriority="39" w:unhideWhenUsed="1"/>
+    <w:lsdException w:name="toc 8" w:semiHidden="1" w:uiPriority="39" w:unhideWhenUsed="1"/>
+    <w:lsdException w:name="toc 9" w:semiHidden="1" w:uiPriority="39" w:unhideWhenUsed="1"/>
+    <w:lsdException w:name="Normal Indent" w:semiHidden="1" w:unhideWhenUsed="1"/>
+    <w:lsdException w:name="footnote text" w:semiHidden="1" w:unhideWhenUsed="1"/>
+    <w:lsdException w:name="annotation text" w:semiHidden="1" w:unhideWhenUsed="1"/>
+    <w:lsdException w:name="header" w:semiHidden="1" w:unhideWhenUsed="1"/>
+    <w:lsdException w:name="footer" w:semiHidden="1" w:unhideWhenUsed="1"/>
+    <w:lsdException w:name="index heading" w:semiHidden="1" w:unhideWhenUsed="1"/>
+    <w:lsdException w:name="caption" w:semiHidden="1" w:uiPriority="35" w:unhideWhenUsed="1" w:qFormat="1"/>
+    <w:lsdException w:name="table of figures" w:semiHidden="1" w:unhideWhenUsed="1"/>
+    <w:lsdException w:name="envelope address" w:semiHidden="1" w:unhideWhenUsed="1"/>
+    <w:lsdException w:name="envelope return" w:semiHidden="1" w:unhideWhenUsed="1"/>
+    <w:lsdException w:name="footnote reference" w:semiHidden="1" w:unhideWhenUsed="1"/>
+    <w:lsdException w:name="annotation reference" w:semiHidden="1" w:unhideWhenUsed="1"/>
+    <w:lsdException w:name="line number" w:semiHidden="1" w:unhideWhenUsed="1"/>
+    <w:lsdException w:name="page number" w:semiHidden="1" w:unhideWhenUsed="1"/>
+    <w:lsdException w:name="endnote reference" w:semiHidden="1" w:unhideWhenUsed="1"/>
+    <w:lsdException w:name="endnote text" w:semiHidden="1" w:unhideWhenUsed="1"/>
+    <w:lsdException w:name="table of authorities" w:semiHidden="1" w:unhideWhenUsed="1"/>
+    <w:lsdException w:name="macro" w:semiHidden="1" w:unhideWhenUsed="1"/>
+    <w:lsdException w:name="toa heading" w:semiHidden="1" w:unhideWhenUsed="1"/>
+    <w:lsdException w:name="List" w:semiHidden="1" w:unhideWhenUsed="1"/>
+    <w:lsdException w:name="List Bullet" w:semiHidden="1" w:unhideWhenUsed="1"/>
+    <w:lsdException w:name="List Number" w:semiHidden="1" w:unhideWhenUsed="1"/>
+    <w:lsdException w:name="List 2" w:semiHidden="1" w:unhideWhenUsed="1"/>
+    <w:lsdException w:name="List 3" w:semiHidden="1" w:unhideWhenUsed="1"/>
+    <w:lsdException w:name="List 4" w:semiHidden="1" w:unhideWhenUsed="1"/>
+    <w:lsdException w:name="List 5" w:semiHidden="1" w:unhideWhenUsed="1"/>
+    <w:lsdException w:name="List Bullet 2" w:semiHidden="1" w:unhideWhenUsed="1"/>
+    <w:lsdException w:name="List Bullet 3" w:semiHidden="1" w:unhideWhenUsed="1"/>
+    <w:lsdException w:name="List Bullet 4" w:semiHidden="1" w:unhideWhenUsed="1"/>
+    <w:lsdException w:name="List Bullet 5" w:semiHidden="1" w:unhideWhenUsed="1"/>
+    <w:lsdException w:name="List Number 2" w:semiHidden="1" w:unhideWhenUsed="1"/>
+    <w:lsdException w:name="List Number 3" w:semiHidden="1" w:unhideWhenUsed="1"/>
+    <w:lsdException w:name="List Number 4" w:semiHidden="1" w:unhideWhenUsed="1"/>
+    <w:lsdException w:name="List Number 5" w:semiHidden="1" w:unhideWhenUsed="1"/>
+    <w:lsdException w:name="Title" w:uiPriority="10" w:qFormat="1"/>
+    <w:lsdException w:name="Closing" w:semiHidden="1" w:unhideWhenUsed="1"/>
+    <w:lsdException w:name="Signature" w:semiHidden="1" w:unhideWhenUsed="1"/>
+    <w:lsdException w:name="Default Paragraph Font" w:semiHidden="1" w:uiPriority="1" w:unhideWhenUsed="1"/>
+    <w:lsdException w:name="Body Text" w:semiHidden="1" w:unhideWhenUsed="1"/>
+    <w:lsdException w:name="Body Text Indent" w:semiHidden="1" w:unhideWhenUsed="1"/>
+    <w:lsdException w:name="List Continue" w:semiHidden="1" w:unhideWhenUsed="1"/>
+    <w:lsdException w:name="List Continue 2" w:semiHidden="1" w:unhideWhenUsed="1"/>
+    <w:lsdException w:name="List Continue 3" w:semiHidden="1" w:unhideWhenUsed="1"/>
+    <w:lsdException w:name="List Continue 4" w:semiHidden="1" w:unhideWhenUsed="1"/>
+    <w:lsdException w:name="List Continue 5" w:semiHidden="1" w:unhideWhenUsed="1"/>
+    <w:lsdException w:name="Message Header" w:semiHidden="1" w:unhideWhenUsed="1"/>
+    <w:lsdException w:name="Subtitle" w:uiPriority="11" w:qFormat="1"/>
+    <w:lsdException w:name="Salutation" w:semiHidden="1" w:unhideWhenUsed="1"/>
+    <w:lsdException w:name="Date" w:semiHidden="1" w:unhideWhenUsed="1"/>
+    <w:lsdException w:name="Body Text First Indent" w:semiHidden="1" w:unhideWhenUsed="1"/>
+    <w:lsdException w:name="Body Text First Indent 2" w:semiHidden="1" w:unhideWhenUsed="1"/>
+    <w:lsdException w:name="Note Heading" w:semiHidden="1" w:unhideWhenUsed="1"/>
+    <w:lsdException w:name="Body Text 2" w:semiHidden="1" w:unhideWhenUsed="1"/>
+    <w:lsdException w:name="Body Text 3" w:semiHidden="1" w:unhideWhenUsed="1"/>
+    <w:lsdException w:name="Body Text Indent 2" w:semiHidden="1" w:unhideWhenUsed="1"/>
+    <w:lsdException w:name="Body Text Indent 3" w:semiHidden="1" w:unhideWhenUsed="1"/>
+    <w:lsdException w:name="Block Text" w:semiHidden="1" w:unhideWhenUsed="1"/>
+    <w:lsdException w:name="Hyperlink" w:semiHidden="1" w:unhideWhenUsed="1"/>
+    <w:lsdException w:name="FollowedHyperlink" w:semiHidden="1" w:unhideWhenUsed="1"/>
+    <w:lsdException w:name="Strong" w:uiPriority="22" w:qFormat="1"/>
+    <w:lsdException w:name="Emphasis" w:uiPriority="20" w:qFormat="1"/>
+    <w:lsdException w:name="Document Map" w:semiHidden="1" w:unhideWhenUsed="1"/>
+    <w:lsdException w:name="Plain Text" w:semiHidden="1" w:unhideWhenUsed="1"/>
+    <w:lsdException w:name="E-mail Signature" w:semiHidden="1" w:unhideWhenUsed="1"/>
+    <w:lsdException w:name="HTML Top of Form" w:semiHidden="1" w:unhideWhenUsed="1"/>
+    <w:lsdException w:name="HTML Bottom of Form" w:semiHidden="1" w:unhideWhenUsed="1"/>
+    <w:lsdException w:name="Normal (Web)" w:semiHidden="1" w:unhideWhenUsed="1"/>
+    <w:lsdException w:name="HTML Acronym" w:semiHidden="1" w:unhideWhenUsed="1"/>
+    <w:lsdException w:name="HTML Address" w:semiHidden="1" w:unhideWhenUsed="1"/>
+    <w:lsdException w:name="HTML Cite" w:semiHidden="1" w:unhideWhenUsed="1"/>
+    <w:lsdException w:name="HTML Code" w:semiHidden="1" w:unhideWhenUsed="1"/>
+    <w:lsdException w:name="HTML Definition" w:semiHidden="1" w:unhideWhenUsed="1"/>
+    <w:lsdException w:name="HTML Keyboard" w:semiHidden="1" w:unhideWhenUsed="1"/>
+    <w:lsdException w:name="HTML Preformatted" w:semiHidden="1" w:unhideWhenUsed="1"/>
+    <w:lsdException w:name="HTML Sample" w:semiHidden="1" w:unhideWhenUsed="1"/>
+    <w:lsdException w:name="HTML Typewriter" w:semiHidden="1" w:unhideWhenUsed="1"/>
+    <w:lsdException w:name="HTML Variable" w:semiHidden="1" w:unhideWhenUsed="1"/>
+    <w:lsdException w:name="Normal Table" w:semiHidden="1" w:unhideWhenUsed="1"/>
+    <w:lsdException w:name="annotation subject" w:semiHidden="1" w:unhideWhenUsed="1"/>
+    <w:lsdException w:name="No List" w:semiHidden="1" w:unhideWhenUsed="1"/>
+    <w:lsdException w:name="Outline List 1" w:semiHidden="1" w:unhideWhenUsed="1"/>
+    <w:lsdException w:name="Outline List 2" w:semiHidden="1" w:unhideWhenUsed="1"/>
+    <w:lsdException w:name="Outline List 3" w:semiHidden="1" w:unhideWhenUsed="1"/>
+    <w:lsdException w:name="Table Simple 1" w:semiHidden="1" w:unhideWhenUsed="1"/>
+    <w:lsdException w:name="Table Simple 2" w:semiHidden="1" w:unhideWhenUsed="1"/>
+    <w:lsdException w:name="Table Simple 3" w:semiHidden="1" w:unhideWhenUsed="1"/>
+    <w:lsdException w:name="Table Classic 1" w:semiHidden="1" w:unhideWhenUsed="1"/>
+    <w:lsdException w:name="Table Classic 2" w:semiHidden="1" w:unhideWhenUsed="1"/>
+    <w:lsdException w:name="Table Classic 3" w:semiHidden="1" w:unhideWhenUsed="1"/>
+    <w:lsdException w:name="Table Classic 4" w:semiHidden="1" w:unhideWhenUsed="1"/>
+    <w:lsdException w:name="Table Colorful 1" w:semiHidden="1" w:unhideWhenUsed="1"/>
+    <w:lsdException w:name="Table Colorful 2" w:semiHidden="1" w:unhideWhenUsed="1"/>
+    <w:lsdException w:name="Table Colorful 3" w:semiHidden="1" w:unhideWhenUsed="1"/>
+    <w:lsdException w:name="Table Columns 1" w:semiHidden="1" w:unhideWhenUsed="1"/>
+    <w:lsdException w:name="Table Columns 2" w:semiHidden="1" w:unhideWhenUsed="1"/>
+    <w:lsdException w:name="Table Columns 3" w:semiHidden="1" w:unhideWhenUsed="1"/>
+    <w:lsdException w:name="Table Columns 4" w:semiHidden="1" w:unhideWhenUsed="1"/>
+    <w:lsdException w:name="Table Columns 5" w:semiHidden="1" w:unhideWhenUsed="1"/>
+    <w:lsdException w:name="Table Grid 1" w:semiHidden="1" w:unhideWhenUsed="1"/>
+    <w:lsdException w:name="Table Grid 2" w:semiHidden="1" w:unhideWhenUsed="1"/>
+    <w:lsdException w:name="Table Grid 3" w:semiHidden="1" w:unhideWhenUsed="1"/>
+    <w:lsdException w:name="Table Grid 4" w:semiHidden="1" w:unhideWhenUsed="1"/>
+    <w:lsdException w:name="Table Grid 5" w:semiHidden="1" w:unhideWhenUsed="1"/>
+    <w:lsdException w:name="Table Grid 6" w:semiHidden="1" w:unhideWhenUsed="1"/>
+    <w:lsdException w:name="Table Grid 7" w:semiHidden="1" w:unhideWhenUsed="1"/>
+    <w:lsdException w:name="Table Grid 8" w:semiHidden="1" w:unhideWhenUsed="1"/>
+    <w:lsdException w:name="Table List 1" w:semiHidden="1" w:unhideWhenUsed="1"/>
+    <w:lsdException w:name="Table List 2" w:semiHidden="1" w:unhideWhenUsed="1"/>
+    <w:lsdException w:name="Table List 3" w:semiHidden="1" w:unhideWhenUsed="1"/>
+    <w:lsdException w:name="Table List 4" w:semiHidden="1" w:unhideWhenUsed="1"/>
+    <w:lsdException w:name="Table List 5" w:semiHidden="1" w:unhideWhenUsed="1"/>
+    <w:lsdException w:name="Table List 6" w:semiHidden="1" w:unhideWhenUsed="1"/>
+    <w:lsdException w:name="Table List 7" w:semiHidden="1" w:unhideWhenUsed="1"/>
+    <w:lsdException w:name="Table List 8" w:semiHidden="1" w:unhideWhenUsed="1"/>
+    <w:lsdException w:name="Table 3D effects 1" w:semiHidden="1" w:unhideWhenUsed="1"/>
+    <w:lsdException w:name="Table 3D effects 2" w:semiHidden="1" w:unhideWhenUsed="1"/>
+    <w:lsdException w:name="Table 3D effects 3" w:semiHidden="1" w:unhideWhenUsed="1"/>
+    <w:lsdException w:name="Table Contemporary" w:semiHidden="1" w:unhideWhenUsed="1"/>
+    <w:lsdException w:name="Table Elegant" w:semiHidden="1" w:unhideWhenUsed="1"/>
+    <w:lsdException w:name="Table Professional" w:semiHidden="1" w:unhideWhenUsed="1"/>
+    <w:lsdException w:name="Table Subtle 1" w:semiHidden="1" w:unhideWhenUsed="1"/>
+    <w:lsdException w:name="Table Subtle 2" w:semiHidden="1" w:unhideWhenUsed="1"/>
+    <w:lsdException w:name="Table Web 1" w:semiHidden="1" w:unhideWhenUsed="1"/>
+    <w:lsdException w:name="Table Web 2" w:semiHidden="1" w:unhideWhenUsed="1"/>
+    <w:lsdException w:name="Table Web 3" w:semiHidden="1" w:unhideWhenUsed="1"/>
+    <w:lsdException w:name="Balloon Text" w:semiHidden="1" w:unhideWhenUsed="1"/>
+    <w:lsdException w:name="Table Grid" w:uiPriority="39"/>
+    <w:lsdException w:name="Table Theme" w:semiHidden="1" w:unhideWhenUsed="1"/>
+    <w:lsdException w:name="Placeholder Text" w:semiHidden="1"/>
+    <w:lsdException w:name="No Spacing" w:uiPriority="1" w:qFormat="1"/>
+    <w:lsdException w:name="Light Shading" w:uiPriority="60"/>
+    <w:lsdException w:name="Light List" w:uiPriority="61"/>
+    <w:lsdException w:name="Light Grid" w:uiPriority="62"/>
+    <w:lsdException w:name="Medium Shading 1" w:uiPriority="63"/>
+    <w:lsdException w:name="Medium Shading 2" w:uiPriority="64"/>
+    <w:lsdException w:name="Medium List 1" w:uiPriority="65"/>
+    <w:lsdException w:name="Medium List 2" w:uiPriority="66"/>
+    <w:lsdException w:name="Medium Grid 1" w:uiPriority="67"/>
+    <w:lsdException w:name="Medium Grid 2" w:uiPriority="68"/>
+    <w:lsdException w:name="Medium Grid 3" w:uiPriority="69"/>
+    <w:lsdException w:name="Dark List" w:uiPriority="70"/>
+    <w:lsdException w:name="Colorful Shading" w:uiPriority="71"/>
+    <w:lsdException w:name="Colorful List" w:uiPriority="72"/>
+    <w:lsdException w:name="Colorful Grid" w:uiPriority="73"/>
+    <w:lsdException w:name="Light Shading Accent 1" w:uiPriority="60"/>
+    <w:lsdException w:name="Light List Accent 1" w:uiPriority="61"/>
+    <w:lsdException w:name="Light Grid Accent 1" w:uiPriority="62"/>
+    <w:lsdException w:name="Medium Shading 1 Accent 1" w:uiPriority="63"/>
+    <w:lsdException w:name="Medium Shading 2 Accent 1" w:uiPriority="64"/>
+    <w:lsdException w:name="Medium List 1 Accent 1" w:uiPriority="65"/>
+    <w:lsdException w:name="Revision" w:semiHidden="1"/>
+    <w:lsdException w:name="List Paragraph" w:uiPriority="34" w:qFormat="1"/>
+    <w:lsdException w:name="Quote" w:uiPriority="29" w:qFormat="1"/>
+    <w:lsdException w:name="Intense Quote" w:uiPriority="30" w:qFormat="1"/>
+    <w:lsdException w:name="Medium List 2 Accent 1" w:uiPriority="66"/>
+    <w:lsdException w:name="Medium Grid 1 Accent 1" w:uiPriority="67"/>
+    <w:lsdException w:name="Medium Grid 2 Accent 1" w:uiPriority="68"/>
+    <w:lsdException w:name="Medium Grid 3 Accent 1" w:uiPriority="69"/>
+    <w:lsdException w:name="Dark List Accent 1" w:uiPriority="70"/>
+    <w:lsdException w:name="Colorful Shading Accent 1" w:uiPriority="71"/>
+    <w:lsdException w:name="Colorful List Accent 1" w:uiPriority="72"/>
+    <w:lsdException w:name="Colorful Grid Accent 1" w:uiPriority="73"/>
+    <w:lsdException w:name="Light Shading Accent 2" w:uiPriority="60"/>
+    <w:lsdException w:name="Light List Accent 2" w:uiPriority="61"/>
+    <w:lsdException w:name="Light Grid Accent 2" w:uiPriority="62"/>
+    <w:lsdException w:name="Medium Shading 1 Accent 2" w:uiPriority="63"/>
+    <w:lsdException w:name="Medium Shading 2 Accent 2" w:uiPriority="64"/>
+    <w:lsdException w:name="Medium List 1 Accent 2" w:uiPriority="65"/>
+    <w:lsdException w:name="Medium List 2 Accent 2" w:uiPriority="66"/>
+    <w:lsdException w:name="Medium Grid 1 Accent 2" w:uiPriority="67"/>
+    <w:lsdException w:name="Medium Grid 2 Accent 2" w:uiPriority="68"/>
+    <w:lsdException w:name="Medium Grid 3 Accent 2" w:uiPriority="69"/>
+    <w:lsdException w:name="Dark List Accent 2" w:uiPriority="70"/>
+    <w:lsdException w:name="Colorful Shading Accent 2" w:uiPriority="71"/>
+    <w:lsdException w:name="Colorful List Accent 2" w:uiPriority="72"/>
+    <w:lsdException w:name="Colorful Grid Accent 2" w:uiPriority="73"/>
+    <w:lsdException w:name="Light Shading Accent 3" w:uiPriority="60"/>
+    <w:lsdException w:name="Light List Accent 3" w:uiPriority="61"/>
+    <w:lsdException w:name="Light Grid Accent 3" w:uiPriority="62"/>
+    <w:lsdException w:name="Medium Shading 1 Accent 3" w:uiPriority="63"/>
+    <w:lsdException w:name="Medium Shading 2 Accent 3" w:uiPriority="64"/>
+    <w:lsdException w:name="Medium List 1 Accent 3" w:uiPriority="65"/>
+    <w:lsdException w:name="Medium List 2 Accent 3" w:uiPriority="66"/>
+    <w:lsdException w:name="Medium Grid 1 Accent 3" w:uiPriority="67"/>
+    <w:lsdException w:name="Medium Grid 2 Accent 3" w:uiPriority="68"/>
+    <w:lsdException w:name="Medium Grid 3 Accent 3" w:uiPriority="69"/>
+    <w:lsdException w:name="Dark List Accent 3" w:uiPriority="70"/>
+    <w:lsdException w:name="Colorful Shading Accent 3" w:uiPriority="71"/>
+    <w:lsdException w:name="Colorful List Accent 3" w:uiPriority="72"/>
+    <w:lsdException w:name="Colorful Grid Accent 3" w:uiPriority="73"/>
+    <w:lsdException w:name="Light Shading Accent 4" w:uiPriority="60"/>
+    <w:lsdException w:name="Light List Accent 4" w:uiPriority="61"/>
+    <w:lsdException w:name="Light Grid Accent 4" w:uiPriority="62"/>
+    <w:lsdException w:name="Medium Shading 1 Accent 4" w:uiPriority="63"/>
+    <w:lsdException w:name="Medium Shading 2 Accent 4" w:uiPriority="64"/>
+    <w:lsdException w:name="Medium List 1 Accent 4" w:uiPriority="65"/>
+    <w:lsdException w:name="Medium List 2 Accent 4" w:uiPriority="66"/>
+    <w:lsdException w:name="Medium Grid 1 Accent 4" w:uiPriority="67"/>
+    <w:lsdException w:name="Medium Grid 2 Accent 4" w:uiPriority="68"/>
+    <w:lsdException w:name="Medium Grid 3 Accent 4" w:uiPriority="69"/>
+    <w:lsdException w:name="Dark List Accent 4" w:uiPriority="70"/>
+    <w:lsdException w:name="Colorful Shading Accent 4" w:uiPriority="71"/>
+    <w:lsdException w:name="Colorful List Accent 4" w:uiPriority="72"/>
+    <w:lsdException w:name="Colorful Grid Accent 4" w:uiPriority="73"/>
+    <w:lsdException w:name="Light Shading Accent 5" w:uiPriority="60"/>
+    <w:lsdException w:name="Light List Accent 5" w:uiPriority="61"/>
+    <w:lsdException w:name="Light Grid Accent 5" w:uiPriority="62"/>
+    <w:lsdException w:name="Medium Shading 1 Accent 5" w:uiPriority="63"/>
+    <w:lsdException w:name="Medium Shading 2 Accent 5" w:uiPriority="64"/>
+    <w:lsdException w:name="Medium List 1 Accent 5" w:uiPriority="65"/>
+    <w:lsdException w:name="Medium List 2 Accent 5" w:uiPriority="66"/>
+    <w:lsdException w:name="Medium Grid 1 Accent 5" w:uiPriority="67"/>
+    <w:lsdException w:name="Medium Grid 2 Accent 5" w:uiPriority="68"/>
+    <w:lsdException w:name="Medium Grid 3 Accent 5" w:uiPriority="69"/>
+    <w:lsdException w:name="Dark List Accent 5" w:uiPriority="70"/>
+    <w:lsdException w:name="Colorful Shading Accent 5" w:uiPriority="71"/>
+    <w:lsdException w:name="Colorful List Accent 5" w:uiPriority="72"/>
+    <w:lsdException w:name="Colorful Grid Accent 5" w:uiPriority="73"/>
+    <w:lsdException w:name="Light Shading Accent 6" w:uiPriority="60"/>
+    <w:lsdException w:name="Light List Accent 6" w:uiPriority="61"/>
+    <w:lsdException w:name="Light Grid Accent 6" w:uiPriority="62"/>
+    <w:lsdException w:name="Medium Shading 1 Accent 6" w:uiPriority="63"/>
+    <w:lsdException w:name="Medium Shading 2 Accent 6" w:uiPriority="64"/>
+    <w:lsdException w:name="Medium List 1 Accent 6" w:uiPriority="65"/>
+    <w:lsdException w:name="Medium List 2 Accent 6" w:uiPriority="66"/>
+    <w:lsdException w:name="Medium Grid 1 Accent 6" w:uiPriority="67"/>
+    <w:lsdException w:name="Medium Grid 2 Accent 6" w:uiPriority="68"/>
+    <w:lsdException w:name="Medium Grid 3 Accent 6" w:uiPriority="69"/>
+    <w:lsdException w:name="Dark List Accent 6" w:uiPriority="70"/>
+    <w:lsdException w:name="Colorful Shading Accent 6" w:uiPriority="71"/>
+    <w:lsdException w:name="Colorful List Accent 6" w:uiPriority="72"/>
+    <w:lsdException w:name="Colorful Grid Accent 6" w:uiPriority="73"/>
+    <w:lsdException w:name="Subtle Emphasis" w:uiPriority="19" w:qFormat="1"/>
+    <w:lsdException w:name="Intense Emphasis" w:uiPriority="21" w:qFormat="1"/>
+    <w:lsdException w:name="Subtle Reference" w:uiPriority="31" w:qFormat="1"/>
+    <w:lsdException w:name="Intense Reference" w:uiPriority="32" w:qFormat="1"/>
+    <w:lsdException w:name="Book Title" w:uiPriority="33" w:qFormat="1"/>
+    <w:lsdException w:name="Bibliography" w:semiHidden="1" w:uiPriority="37" w:unhideWhenUsed="1"/>
+    <w:lsdException w:name="TOC Heading" w:semiHidden="1" w:uiPriority="39" w:unhideWhenUsed="1" w:qFormat="1"/>
+    <w:lsdException w:name="Plain Table 1" w:uiPriority="41"/>
+    <w:lsdException w:name="Plain Table 2" w:uiPriority="42"/>
+    <w:lsdException w:name="Plain Table 3" w:uiPriority="43"/>
+    <w:lsdException w:name="Plain Table 4" w:uiPriority="44"/>
+    <w:lsdException w:name="Plain Table 5" w:uiPriority="45"/>
+    <w:lsdException w:name="Grid Table Light" w:uiPriority="40"/>
+    <w:lsdException w:name="Grid Table 1 Light" w:uiPriority="46"/>
+    <w:lsdException w:name="Grid Table 2" w:uiPriority="47"/>
+    <w:lsdException w:name="Grid Table 3" w:uiPriority="48"/>
+    <w:lsdException w:name="Grid Table 4" w:uiPriority="49"/>
+    <w:lsdException w:name="Grid Table 5 Dark" w:uiPriority="50"/>
+    <w:lsdException w:name="Grid Table 6 Colorful" w:uiPriority="51"/>
+    <w:lsdException w:name="Grid Table 7 Colorful" w:uiPriority="52"/>
+    <w:lsdException w:name="Grid Table 1 Light Accent 1" w:uiPriority="46"/>
+    <w:lsdException w:name="Grid Table 2 Accent 1" w:uiPriority="47"/>
+    <w:lsdException w:name="Grid Table 3 Accent 1" w:uiPriority="48"/>
+    <w:lsdException w:name="Grid Table 4 Accent 1" w:uiPriority="49"/>
+    <w:lsdException w:name="Grid Table 5 Dark Accent 1" w:uiPriority="50"/>
+    <w:lsdException w:name="Grid Table 6 Colorful Accent 1" w:uiPriority="51"/>
+    <w:lsdException w:name="Grid Table 7 Colorful Accent 1" w:uiPriority="52"/>
+    <w:lsdException w:name="Grid Table 1 Light Accent 2" w:uiPriority="46"/>
+    <w:lsdException w:name="Grid Table 2 Accent 2" w:uiPriority="47"/>
+    <w:lsdException w:name="Grid Table 3 Accent 2" w:uiPriority="48"/>
+    <w:lsdException w:name="Grid Table 4 Accent 2" w:uiPriority="49"/>
+    <w:lsdException w:name="Grid Table 5 Dark Accent 2" w:uiPriority="50"/>
+    <w:lsdException w:name="Grid Table 6 Colorful Accent 2" w:uiPriority="51"/>
+    <w:lsdException w:name="Grid Table 7 Colorful Accent 2" w:uiPriority="52"/>
+    <w:lsdException w:name="Grid Table 1 Light Accent 3" w:uiPriority="46"/>
+    <w:lsdException w:name="Grid Table 2 Accent 3" w:uiPriority="47"/>
+    <w:lsdException w:name="Grid Table 3 Accent 3" w:uiPriority="48"/>
+    <w:lsdException w:name="Grid Table 4 Accent 3" w:uiPriority="49"/>
+    <w:lsdException w:name="Grid Table 5 Dark Accent 3" w:uiPriority="50"/>
+    <w:lsdException w:name="Grid Table 6 Colorful Accent 3" w:uiPriority="51"/>
+    <w:lsdException w:name="Grid Table 7 Colorful Accent 3" w:uiPriority="52"/>
+    <w:lsdException w:name="Grid Table 1 Light Accent 4" w:uiPriority="46"/>
+    <w:lsdException w:name="Grid Table 2 Accent 4" w:uiPriority="47"/>
+    <w:lsdException w:name="Grid Table 3 Accent 4" w:uiPriority="48"/>
+    <w:lsdException w:name="Grid Table 4 Accent 4" w:uiPriority="49"/>
+    <w:lsdException w:name="Grid Table 5 Dark Accent 4" w:uiPriority="50"/>
+    <w:lsdException w:name="Grid Table 6 Colorful Accent 4" w:uiPriority="51"/>
+    <w:lsdException w:name="Grid Table 7 Colorful Accent 4" w:uiPriority="52"/>
+    <w:lsdException w:name="Grid Table 1 Light Accent 5" w:uiPriority="46"/>
+    <w:lsdException w:name="Grid Table 2 Accent 5" w:uiPriority="47"/>
+    <w:lsdException w:name="Grid Table 3 Accent 5" w:uiPriority="48"/>
+    <w:lsdException w:name="Grid Table 4 Accent 5" w:uiPriority="49"/>
+    <w:lsdException w:name="Grid Table 5 Dark Accent 5" w:uiPriority="50"/>
+    <w:lsdException w:name="Grid Table 6 Colorful Accent 5" w:uiPriority="51"/>
+    <w:lsdException w:name="Grid Table 7 Colorful Accent 5" w:uiPriority="52"/>
+    <w:lsdException w:name="Grid Table 1 Light Accent 6" w:uiPriority="46"/>
+    <w:lsdException w:name="Grid Table 2 Accent 6" w:uiPriority="47"/>
+    <w:lsdException w:name="Grid Table 3 Accent 6" w:uiPriority="48"/>
+    <w:lsdException w:name="Grid Table 4 Accent 6" w:uiPriority="49"/>
+    <w:lsdException w:name="Grid Table 5 Dark Accent 6" w:uiPriority="50"/>
+    <w:lsdException w:name="Grid Table 6 Colorful Accent 6" w:uiPriority="51"/>
+    <w:lsdException w:name="Grid Table 7 Colorful Accent 6" w:uiPriority="52"/>
+    <w:lsdException w:name="List Table 1 Light" w:uiPriority="46"/>
+    <w:lsdException w:name="List Table 2" w:uiPriority="47"/>
+    <w:lsdException w:name="List Table 3" w:uiPriority="48"/>
+    <w:lsdException w:name="List Table 4" w:uiPriority="49"/>
+    <w:lsdException w:name="List Table 5 Dark" w:uiPriority="50"/>
+    <w:lsdException w:name="List Table 6 Colorful" w:uiPriority="51"/>
+    <w:lsdException w:name="List Table 7 Colorful" w:uiPriority="52"/>
+    <w:lsdException w:name="List Table 1 Light Accent 1" w:uiPriority="46"/>
+    <w:lsdException w:name="List Table 2 Accent 1" w:uiPriority="47"/>
+    <w:lsdException w:name="List Table 3 Accent 1" w:uiPriority="48"/>
+    <w:lsdException w:name="List Table 4 Accent 1" w:uiPriority="49"/>
+    <w:lsdException w:name="List Table 5 Dark Accent 1" w:uiPriority="50"/>
+    <w:lsdException w:name="List Table 6 Colorful Accent 1" w:uiPriority="51"/>
+    <w:lsdException w:name="List Table 7 Colorful Accent 1" w:uiPriority="52"/>
+    <w:lsdException w:name="List Table 1 Light Accent 2" w:uiPriority="46"/>
+    <w:lsdException w:name="List Table 2 Accent 2" w:uiPriority="47"/>
+    <w:lsdException w:name="List Table 3 Accent 2" w:uiPriority="48"/>
+    <w:lsdException w:name="List Table 4 Accent 2" w:uiPriority="49"/>
+    <w:lsdException w:name="List Table 5 Dark Accent 2" w:uiPriority="50"/>
+    <w:lsdException w:name="List Table 6 Colorful Accent 2" w:uiPriority="51"/>
+    <w:lsdException w:name="List Table 7 Colorful Accent 2" w:uiPriority="52"/>
+    <w:lsdException w:name="List Table 1 Light Accent 3" w:uiPriority="46"/>
+    <w:lsdException w:name="List Table 2 Accent 3" w:uiPriority="47"/>
+    <w:lsdException w:name="List Table 3 Accent 3" w:uiPriority="48"/>
+    <w:lsdException w:name="List Table 4 Accent 3" w:uiPriority="49"/>
+    <w:lsdException w:name="List Table 5 Dark Accent 3" w:uiPriority="50"/>
+    <w:lsdException w:name="List Table 6 Colorful Accent 3" w:uiPriority="51"/>
+    <w:lsdException w:name="List Table 7 Colorful Accent 3" w:uiPriority="52"/>
+    <w:lsdException w:name="List Table 1 Light Accent 4" w:uiPriority="46"/>
+    <w:lsdException w:name="List Table 2 Accent 4" w:uiPriority="47"/>
+    <w:lsdException w:name="List Table 3 Accent 4" w:uiPriority="48"/>
+    <w:lsdException w:name="List Table 4 Accent 4" w:uiPriority="49"/>
+    <w:lsdException w:name="List Table 5 Dark Accent 4" w:uiPriority="50"/>
+    <w:lsdException w:name="List Table 6 Colorful Accent 4" w:uiPriority="51"/>
+    <w:lsdException w:name="List Table 7 Colorful Accent 4" w:uiPriority="52"/>
+    <w:lsdException w:name="List Table 1 Light Accent 5" w:uiPriority="46"/>
+    <w:lsdException w:name="List Table 2 Accent 5" w:uiPriority="47"/>
+    <w:lsdException w:name="List Table 3 Accent 5" w:uiPriority="48"/>
+    <w:lsdException w:name="List Table 4 Accent 5" w:uiPriority="49"/>
+    <w:lsdException w:name="List Table 5 Dark Accent 5" w:uiPriority="50"/>
+    <w:lsdException w:name="List Table 6 Colorful Accent 5" w:uiPriority="51"/>
+    <w:lsdException w:name="List Table 7 Colorful Accent 5" w:uiPriority="52"/>
+    <w:lsdException w:name="List Table 1 Light Accent 6" w:uiPriority="46"/>
+    <w:lsdException w:name="List Table 2 Accent 6" w:uiPriority="47"/>
+    <w:lsdException w:name="List Table 3 Accent 6" w:uiPriority="48"/>
+    <w:lsdException w:name="List Table 4 Accent 6" w:uiPriority="49"/>
+    <w:lsdException w:name="List Table 5 Dark Accent 6" w:uiPriority="50"/>
+    <w:lsdException w:name="List Table 6 Colorful Accent 6" w:uiPriority="51"/>
+    <w:lsdException w:name="List Table 7 Colorful Accent 6" w:uiPriority="52"/>
+  </w:latentStyles>
+  <w:style w:type="paragraph" w:default="1" w:styleId="Normal">
     <w:name w:val="Normal"/>
     <w:qFormat/>
     <w:pPr>
-      <w:widowControl/>
-      <w:overflowPunct w:val="false"/>
-      <w:bidi w:val="0"/>
-      <w:spacing w:lineRule="auto" w:line="259" w:before="0" w:after="160"/>
-      <w:jc w:val="left"/>
+      <w:overflowPunct w:val="0"/>
+      <w:spacing w:after="160" w:line="259" w:lineRule="auto"/>
     </w:pPr>
     <w:rPr>
-      <w:rFonts w:ascii="Calibri" w:hAnsi="Calibri" w:eastAsia="Calibri" w:cs="DejaVu Sans"/>
       <w:color w:val="00000A"/>
       <w:sz w:val="22"/>
-      <w:szCs w:val="22"/>
-      <w:lang w:val="en-US" w:eastAsia="en-US" w:bidi="ar-SA"/>
-    </w:rPr>
-  </w:style>
-  <w:style w:type="character" w:styleId="DefaultParagraphFont">
+    </w:rPr>
+  </w:style>
+  <w:style w:type="character" w:default="1" w:styleId="DefaultParagraphFont">
     <w:name w:val="Default Paragraph Font"/>
-    <w:qFormat/>
-    <w:rPr/>
-  </w:style>
-  <w:style w:type="character" w:styleId="InternetLink">
+    <w:uiPriority w:val="1"/>
+    <w:semiHidden/>
+    <w:unhideWhenUsed/>
+  </w:style>
+  <w:style w:type="table" w:default="1" w:styleId="TableNormal">
+    <w:name w:val="Normal Table"/>
+    <w:uiPriority w:val="99"/>
+    <w:semiHidden/>
+    <w:unhideWhenUsed/>
+    <w:tblPr>
+      <w:tblInd w:w="0" w:type="dxa"/>
+      <w:tblCellMar>
+        <w:top w:w="0" w:type="dxa"/>
+        <w:left w:w="108" w:type="dxa"/>
+        <w:bottom w:w="0" w:type="dxa"/>
+        <w:right w:w="108" w:type="dxa"/>
+      </w:tblCellMar>
+    </w:tblPr>
+  </w:style>
+  <w:style w:type="numbering" w:default="1" w:styleId="NoList">
+    <w:name w:val="No List"/>
+    <w:uiPriority w:val="99"/>
+    <w:semiHidden/>
+    <w:unhideWhenUsed/>
+  </w:style>
+  <w:style w:type="character" w:customStyle="1" w:styleId="InternetLink">
     <w:name w:val="Internet Link"/>
     <w:basedOn w:val="DefaultParagraphFont"/>
     <w:rPr>
@@ -3547,757 +4312,751 @@
       <w:u w:val="single"/>
     </w:rPr>
   </w:style>
-  <w:style w:type="character" w:styleId="HeaderChar">
+  <w:style w:type="character" w:customStyle="1" w:styleId="HeaderChar">
     <w:name w:val="Header Char"/>
     <w:basedOn w:val="DefaultParagraphFont"/>
     <w:qFormat/>
-    <w:rPr/>
-  </w:style>
-  <w:style w:type="character" w:styleId="FooterChar">
+  </w:style>
+  <w:style w:type="character" w:customStyle="1" w:styleId="FooterChar">
     <w:name w:val="Footer Char"/>
     <w:basedOn w:val="DefaultParagraphFont"/>
     <w:qFormat/>
-    <w:rPr/>
-  </w:style>
-  <w:style w:type="character" w:styleId="Textexposedshow">
+  </w:style>
+  <w:style w:type="character" w:customStyle="1" w:styleId="textexposedshow">
     <w:name w:val="text_exposed_show"/>
     <w:basedOn w:val="DefaultParagraphFont"/>
     <w:qFormat/>
-    <w:rPr/>
-  </w:style>
-  <w:style w:type="character" w:styleId="ListLabel1">
+  </w:style>
+  <w:style w:type="character" w:customStyle="1" w:styleId="ListLabel1">
     <w:name w:val="ListLabel 1"/>
     <w:qFormat/>
     <w:rPr>
       <w:rFonts w:cs="Courier New"/>
     </w:rPr>
   </w:style>
-  <w:style w:type="character" w:styleId="ListLabel2">
+  <w:style w:type="character" w:customStyle="1" w:styleId="ListLabel2">
     <w:name w:val="ListLabel 2"/>
     <w:qFormat/>
     <w:rPr>
       <w:rFonts w:cs="Courier New"/>
     </w:rPr>
   </w:style>
-  <w:style w:type="character" w:styleId="ListLabel3">
+  <w:style w:type="character" w:customStyle="1" w:styleId="ListLabel3">
     <w:name w:val="ListLabel 3"/>
     <w:qFormat/>
     <w:rPr>
       <w:rFonts w:cs="Courier New"/>
     </w:rPr>
   </w:style>
-  <w:style w:type="character" w:styleId="ListLabel4">
+  <w:style w:type="character" w:customStyle="1" w:styleId="ListLabel4">
     <w:name w:val="ListLabel 4"/>
     <w:qFormat/>
     <w:rPr>
       <w:rFonts w:cs="Courier New"/>
     </w:rPr>
   </w:style>
-  <w:style w:type="character" w:styleId="ListLabel5">
+  <w:style w:type="character" w:customStyle="1" w:styleId="ListLabel5">
     <w:name w:val="ListLabel 5"/>
     <w:qFormat/>
     <w:rPr>
       <w:rFonts w:cs="Courier New"/>
     </w:rPr>
   </w:style>
-  <w:style w:type="character" w:styleId="ListLabel6">
+  <w:style w:type="character" w:customStyle="1" w:styleId="ListLabel6">
     <w:name w:val="ListLabel 6"/>
     <w:qFormat/>
     <w:rPr>
       <w:rFonts w:cs="Courier New"/>
     </w:rPr>
   </w:style>
-  <w:style w:type="character" w:styleId="ListLabel7">
+  <w:style w:type="character" w:customStyle="1" w:styleId="ListLabel7">
     <w:name w:val="ListLabel 7"/>
     <w:qFormat/>
     <w:rPr>
       <w:rFonts w:cs="Courier New"/>
     </w:rPr>
   </w:style>
-  <w:style w:type="character" w:styleId="ListLabel8">
+  <w:style w:type="character" w:customStyle="1" w:styleId="ListLabel8">
     <w:name w:val="ListLabel 8"/>
     <w:qFormat/>
     <w:rPr>
       <w:rFonts w:cs="Courier New"/>
     </w:rPr>
   </w:style>
-  <w:style w:type="character" w:styleId="ListLabel9">
+  <w:style w:type="character" w:customStyle="1" w:styleId="ListLabel9">
     <w:name w:val="ListLabel 9"/>
     <w:qFormat/>
     <w:rPr>
       <w:rFonts w:cs="Courier New"/>
     </w:rPr>
   </w:style>
-  <w:style w:type="character" w:styleId="ListLabel10">
+  <w:style w:type="character" w:customStyle="1" w:styleId="ListLabel10">
     <w:name w:val="ListLabel 10"/>
     <w:qFormat/>
     <w:rPr>
       <w:rFonts w:ascii="Times New Roman" w:hAnsi="Times New Roman" w:cs="Symbol"/>
     </w:rPr>
   </w:style>
-  <w:style w:type="character" w:styleId="ListLabel11">
+  <w:style w:type="character" w:customStyle="1" w:styleId="ListLabel11">
     <w:name w:val="ListLabel 11"/>
     <w:qFormat/>
     <w:rPr>
       <w:rFonts w:cs="Courier New"/>
     </w:rPr>
   </w:style>
-  <w:style w:type="character" w:styleId="ListLabel12">
+  <w:style w:type="character" w:customStyle="1" w:styleId="ListLabel12">
     <w:name w:val="ListLabel 12"/>
     <w:qFormat/>
     <w:rPr>
       <w:rFonts w:cs="Wingdings"/>
     </w:rPr>
   </w:style>
-  <w:style w:type="character" w:styleId="ListLabel13">
+  <w:style w:type="character" w:customStyle="1" w:styleId="ListLabel13">
     <w:name w:val="ListLabel 13"/>
     <w:qFormat/>
     <w:rPr>
       <w:rFonts w:cs="Symbol"/>
     </w:rPr>
   </w:style>
-  <w:style w:type="character" w:styleId="ListLabel14">
+  <w:style w:type="character" w:customStyle="1" w:styleId="ListLabel14">
     <w:name w:val="ListLabel 14"/>
     <w:qFormat/>
     <w:rPr>
       <w:rFonts w:cs="Courier New"/>
     </w:rPr>
   </w:style>
-  <w:style w:type="character" w:styleId="ListLabel15">
+  <w:style w:type="character" w:customStyle="1" w:styleId="ListLabel15">
     <w:name w:val="ListLabel 15"/>
     <w:qFormat/>
     <w:rPr>
       <w:rFonts w:cs="Wingdings"/>
     </w:rPr>
   </w:style>
-  <w:style w:type="character" w:styleId="ListLabel16">
+  <w:style w:type="character" w:customStyle="1" w:styleId="ListLabel16">
     <w:name w:val="ListLabel 16"/>
     <w:qFormat/>
     <w:rPr>
       <w:rFonts w:cs="Symbol"/>
     </w:rPr>
   </w:style>
-  <w:style w:type="character" w:styleId="ListLabel17">
+  <w:style w:type="character" w:customStyle="1" w:styleId="ListLabel17">
     <w:name w:val="ListLabel 17"/>
     <w:qFormat/>
     <w:rPr>
       <w:rFonts w:cs="Courier New"/>
     </w:rPr>
   </w:style>
-  <w:style w:type="character" w:styleId="ListLabel18">
+  <w:style w:type="character" w:customStyle="1" w:styleId="ListLabel18">
     <w:name w:val="ListLabel 18"/>
     <w:qFormat/>
     <w:rPr>
       <w:rFonts w:cs="Wingdings"/>
     </w:rPr>
   </w:style>
-  <w:style w:type="character" w:styleId="ListLabel19">
+  <w:style w:type="character" w:customStyle="1" w:styleId="ListLabel19">
     <w:name w:val="ListLabel 19"/>
     <w:qFormat/>
     <w:rPr>
       <w:rFonts w:ascii="Times New Roman" w:hAnsi="Times New Roman" w:cs="Symbol"/>
     </w:rPr>
   </w:style>
-  <w:style w:type="character" w:styleId="ListLabel20">
+  <w:style w:type="character" w:customStyle="1" w:styleId="ListLabel20">
     <w:name w:val="ListLabel 20"/>
     <w:qFormat/>
     <w:rPr>
       <w:rFonts w:cs="Courier New"/>
     </w:rPr>
   </w:style>
-  <w:style w:type="character" w:styleId="ListLabel21">
+  <w:style w:type="character" w:customStyle="1" w:styleId="ListLabel21">
     <w:name w:val="ListLabel 21"/>
     <w:qFormat/>
     <w:rPr>
       <w:rFonts w:cs="Wingdings"/>
     </w:rPr>
   </w:style>
-  <w:style w:type="character" w:styleId="ListLabel22">
+  <w:style w:type="character" w:customStyle="1" w:styleId="ListLabel22">
     <w:name w:val="ListLabel 22"/>
     <w:qFormat/>
     <w:rPr>
       <w:rFonts w:cs="Symbol"/>
     </w:rPr>
   </w:style>
-  <w:style w:type="character" w:styleId="ListLabel23">
+  <w:style w:type="character" w:customStyle="1" w:styleId="ListLabel23">
     <w:name w:val="ListLabel 23"/>
     <w:qFormat/>
     <w:rPr>
       <w:rFonts w:cs="Courier New"/>
     </w:rPr>
   </w:style>
-  <w:style w:type="character" w:styleId="ListLabel24">
+  <w:style w:type="character" w:customStyle="1" w:styleId="ListLabel24">
     <w:name w:val="ListLabel 24"/>
     <w:qFormat/>
     <w:rPr>
       <w:rFonts w:cs="Wingdings"/>
     </w:rPr>
   </w:style>
-  <w:style w:type="character" w:styleId="ListLabel25">
+  <w:style w:type="character" w:customStyle="1" w:styleId="ListLabel25">
     <w:name w:val="ListLabel 25"/>
     <w:qFormat/>
     <w:rPr>
       <w:rFonts w:cs="Symbol"/>
     </w:rPr>
   </w:style>
-  <w:style w:type="character" w:styleId="ListLabel26">
+  <w:style w:type="character" w:customStyle="1" w:styleId="ListLabel26">
     <w:name w:val="ListLabel 26"/>
     <w:qFormat/>
     <w:rPr>
       <w:rFonts w:cs="Courier New"/>
     </w:rPr>
   </w:style>
-  <w:style w:type="character" w:styleId="ListLabel27">
+  <w:style w:type="character" w:customStyle="1" w:styleId="ListLabel27">
     <w:name w:val="ListLabel 27"/>
     <w:qFormat/>
     <w:rPr>
       <w:rFonts w:cs="Wingdings"/>
     </w:rPr>
   </w:style>
-  <w:style w:type="character" w:styleId="ListLabel28">
+  <w:style w:type="character" w:customStyle="1" w:styleId="ListLabel28">
     <w:name w:val="ListLabel 28"/>
     <w:qFormat/>
     <w:rPr>
       <w:rFonts w:ascii="Times New Roman" w:hAnsi="Times New Roman" w:cs="Symbol"/>
     </w:rPr>
   </w:style>
-  <w:style w:type="character" w:styleId="ListLabel29">
+  <w:style w:type="character" w:customStyle="1" w:styleId="ListLabel29">
     <w:name w:val="ListLabel 29"/>
     <w:qFormat/>
     <w:rPr>
       <w:rFonts w:cs="Courier New"/>
     </w:rPr>
   </w:style>
-  <w:style w:type="character" w:styleId="ListLabel30">
+  <w:style w:type="character" w:customStyle="1" w:styleId="ListLabel30">
     <w:name w:val="ListLabel 30"/>
     <w:qFormat/>
     <w:rPr>
       <w:rFonts w:cs="Wingdings"/>
     </w:rPr>
   </w:style>
-  <w:style w:type="character" w:styleId="ListLabel31">
+  <w:style w:type="character" w:customStyle="1" w:styleId="ListLabel31">
     <w:name w:val="ListLabel 31"/>
     <w:qFormat/>
     <w:rPr>
       <w:rFonts w:cs="Symbol"/>
     </w:rPr>
   </w:style>
-  <w:style w:type="character" w:styleId="ListLabel32">
+  <w:style w:type="character" w:customStyle="1" w:styleId="ListLabel32">
     <w:name w:val="ListLabel 32"/>
     <w:qFormat/>
     <w:rPr>
       <w:rFonts w:cs="Courier New"/>
     </w:rPr>
   </w:style>
-  <w:style w:type="character" w:styleId="ListLabel33">
+  <w:style w:type="character" w:customStyle="1" w:styleId="ListLabel33">
     <w:name w:val="ListLabel 33"/>
     <w:qFormat/>
     <w:rPr>
       <w:rFonts w:cs="Wingdings"/>
     </w:rPr>
   </w:style>
-  <w:style w:type="character" w:styleId="ListLabel34">
+  <w:style w:type="character" w:customStyle="1" w:styleId="ListLabel34">
     <w:name w:val="ListLabel 34"/>
     <w:qFormat/>
     <w:rPr>
       <w:rFonts w:cs="Symbol"/>
     </w:rPr>
   </w:style>
-  <w:style w:type="character" w:styleId="ListLabel35">
+  <w:style w:type="character" w:customStyle="1" w:styleId="ListLabel35">
     <w:name w:val="ListLabel 35"/>
     <w:qFormat/>
     <w:rPr>
       <w:rFonts w:cs="Courier New"/>
     </w:rPr>
   </w:style>
-  <w:style w:type="character" w:styleId="ListLabel36">
+  <w:style w:type="character" w:customStyle="1" w:styleId="ListLabel36">
     <w:name w:val="ListLabel 36"/>
     <w:qFormat/>
     <w:rPr>
       <w:rFonts w:cs="Wingdings"/>
     </w:rPr>
   </w:style>
-  <w:style w:type="character" w:styleId="ListLabel37">
+  <w:style w:type="character" w:customStyle="1" w:styleId="ListLabel37">
     <w:name w:val="ListLabel 37"/>
     <w:qFormat/>
     <w:rPr>
       <w:rFonts w:ascii="Times New Roman" w:hAnsi="Times New Roman" w:cs="Symbol"/>
     </w:rPr>
   </w:style>
-  <w:style w:type="character" w:styleId="ListLabel38">
+  <w:style w:type="character" w:customStyle="1" w:styleId="ListLabel38">
     <w:name w:val="ListLabel 38"/>
     <w:qFormat/>
     <w:rPr>
       <w:rFonts w:cs="Courier New"/>
     </w:rPr>
   </w:style>
-  <w:style w:type="character" w:styleId="ListLabel39">
+  <w:style w:type="character" w:customStyle="1" w:styleId="ListLabel39">
     <w:name w:val="ListLabel 39"/>
     <w:qFormat/>
     <w:rPr>
       <w:rFonts w:cs="Wingdings"/>
     </w:rPr>
   </w:style>
-  <w:style w:type="character" w:styleId="ListLabel40">
+  <w:style w:type="character" w:customStyle="1" w:styleId="ListLabel40">
     <w:name w:val="ListLabel 40"/>
     <w:qFormat/>
     <w:rPr>
       <w:rFonts w:cs="Symbol"/>
     </w:rPr>
   </w:style>
-  <w:style w:type="character" w:styleId="ListLabel41">
+  <w:style w:type="character" w:customStyle="1" w:styleId="ListLabel41">
     <w:name w:val="ListLabel 41"/>
     <w:qFormat/>
     <w:rPr>
       <w:rFonts w:cs="Courier New"/>
     </w:rPr>
   </w:style>
-  <w:style w:type="character" w:styleId="ListLabel42">
+  <w:style w:type="character" w:customStyle="1" w:styleId="ListLabel42">
     <w:name w:val="ListLabel 42"/>
     <w:qFormat/>
     <w:rPr>
       <w:rFonts w:cs="Wingdings"/>
     </w:rPr>
   </w:style>
-  <w:style w:type="character" w:styleId="ListLabel43">
+  <w:style w:type="character" w:customStyle="1" w:styleId="ListLabel43">
     <w:name w:val="ListLabel 43"/>
     <w:qFormat/>
     <w:rPr>
       <w:rFonts w:cs="Symbol"/>
     </w:rPr>
   </w:style>
-  <w:style w:type="character" w:styleId="ListLabel44">
+  <w:style w:type="character" w:customStyle="1" w:styleId="ListLabel44">
     <w:name w:val="ListLabel 44"/>
     <w:qFormat/>
     <w:rPr>
       <w:rFonts w:cs="Courier New"/>
     </w:rPr>
   </w:style>
-  <w:style w:type="character" w:styleId="ListLabel45">
+  <w:style w:type="character" w:customStyle="1" w:styleId="ListLabel45">
     <w:name w:val="ListLabel 45"/>
     <w:qFormat/>
     <w:rPr>
       <w:rFonts w:cs="Wingdings"/>
     </w:rPr>
   </w:style>
-  <w:style w:type="character" w:styleId="ListLabel46">
+  <w:style w:type="character" w:customStyle="1" w:styleId="ListLabel46">
     <w:name w:val="ListLabel 46"/>
     <w:qFormat/>
     <w:rPr>
       <w:rFonts w:ascii="Times New Roman" w:hAnsi="Times New Roman" w:cs="Symbol"/>
     </w:rPr>
   </w:style>
-  <w:style w:type="character" w:styleId="ListLabel47">
+  <w:style w:type="character" w:customStyle="1" w:styleId="ListLabel47">
     <w:name w:val="ListLabel 47"/>
     <w:qFormat/>
     <w:rPr>
       <w:rFonts w:cs="Courier New"/>
     </w:rPr>
   </w:style>
-  <w:style w:type="character" w:styleId="ListLabel48">
+  <w:style w:type="character" w:customStyle="1" w:styleId="ListLabel48">
     <w:name w:val="ListLabel 48"/>
     <w:qFormat/>
     <w:rPr>
       <w:rFonts w:cs="Wingdings"/>
     </w:rPr>
   </w:style>
-  <w:style w:type="character" w:styleId="ListLabel49">
+  <w:style w:type="character" w:customStyle="1" w:styleId="ListLabel49">
     <w:name w:val="ListLabel 49"/>
     <w:qFormat/>
     <w:rPr>
       <w:rFonts w:cs="Symbol"/>
     </w:rPr>
   </w:style>
-  <w:style w:type="character" w:styleId="ListLabel50">
+  <w:style w:type="character" w:customStyle="1" w:styleId="ListLabel50">
     <w:name w:val="ListLabel 50"/>
     <w:qFormat/>
     <w:rPr>
       <w:rFonts w:cs="Courier New"/>
     </w:rPr>
   </w:style>
-  <w:style w:type="character" w:styleId="ListLabel51">
+  <w:style w:type="character" w:customStyle="1" w:styleId="ListLabel51">
     <w:name w:val="ListLabel 51"/>
     <w:qFormat/>
     <w:rPr>
       <w:rFonts w:cs="Wingdings"/>
     </w:rPr>
   </w:style>
-  <w:style w:type="character" w:styleId="ListLabel52">
+  <w:style w:type="character" w:customStyle="1" w:styleId="ListLabel52">
     <w:name w:val="ListLabel 52"/>
     <w:qFormat/>
     <w:rPr>
       <w:rFonts w:cs="Symbol"/>
     </w:rPr>
   </w:style>
-  <w:style w:type="character" w:styleId="ListLabel53">
+  <w:style w:type="character" w:customStyle="1" w:styleId="ListLabel53">
     <w:name w:val="ListLabel 53"/>
     <w:qFormat/>
     <w:rPr>
       <w:rFonts w:cs="Courier New"/>
     </w:rPr>
   </w:style>
-  <w:style w:type="character" w:styleId="ListLabel54">
+  <w:style w:type="character" w:customStyle="1" w:styleId="ListLabel54">
     <w:name w:val="ListLabel 54"/>
     <w:qFormat/>
     <w:rPr>
       <w:rFonts w:cs="Wingdings"/>
     </w:rPr>
   </w:style>
-  <w:style w:type="character" w:styleId="ListLabel55">
+  <w:style w:type="character" w:customStyle="1" w:styleId="ListLabel55">
     <w:name w:val="ListLabel 55"/>
     <w:qFormat/>
     <w:rPr>
       <w:rFonts w:ascii="Times New Roman" w:hAnsi="Times New Roman" w:cs="Symbol"/>
     </w:rPr>
   </w:style>
-  <w:style w:type="character" w:styleId="ListLabel56">
+  <w:style w:type="character" w:customStyle="1" w:styleId="ListLabel56">
     <w:name w:val="ListLabel 56"/>
     <w:qFormat/>
     <w:rPr>
       <w:rFonts w:cs="Courier New"/>
     </w:rPr>
   </w:style>
-  <w:style w:type="character" w:styleId="ListLabel57">
+  <w:style w:type="character" w:customStyle="1" w:styleId="ListLabel57">
     <w:name w:val="ListLabel 57"/>
     <w:qFormat/>
     <w:rPr>
       <w:rFonts w:cs="Wingdings"/>
     </w:rPr>
   </w:style>
-  <w:style w:type="character" w:styleId="ListLabel58">
+  <w:style w:type="character" w:customStyle="1" w:styleId="ListLabel58">
     <w:name w:val="ListLabel 58"/>
     <w:qFormat/>
     <w:rPr>
       <w:rFonts w:cs="Symbol"/>
     </w:rPr>
   </w:style>
-  <w:style w:type="character" w:styleId="ListLabel59">
+  <w:style w:type="character" w:customStyle="1" w:styleId="ListLabel59">
     <w:name w:val="ListLabel 59"/>
     <w:qFormat/>
     <w:rPr>
       <w:rFonts w:cs="Courier New"/>
     </w:rPr>
   </w:style>
-  <w:style w:type="character" w:styleId="ListLabel60">
+  <w:style w:type="character" w:customStyle="1" w:styleId="ListLabel60">
     <w:name w:val="ListLabel 60"/>
     <w:qFormat/>
     <w:rPr>
       <w:rFonts w:cs="Wingdings"/>
     </w:rPr>
   </w:style>
-  <w:style w:type="character" w:styleId="ListLabel61">
+  <w:style w:type="character" w:customStyle="1" w:styleId="ListLabel61">
     <w:name w:val="ListLabel 61"/>
     <w:qFormat/>
     <w:rPr>
       <w:rFonts w:cs="Symbol"/>
     </w:rPr>
   </w:style>
-  <w:style w:type="character" w:styleId="ListLabel62">
+  <w:style w:type="character" w:customStyle="1" w:styleId="ListLabel62">
     <w:name w:val="ListLabel 62"/>
     <w:qFormat/>
     <w:rPr>
       <w:rFonts w:cs="Courier New"/>
     </w:rPr>
   </w:style>
-  <w:style w:type="character" w:styleId="ListLabel63">
+  <w:style w:type="character" w:customStyle="1" w:styleId="ListLabel63">
     <w:name w:val="ListLabel 63"/>
     <w:qFormat/>
     <w:rPr>
       <w:rFonts w:cs="Wingdings"/>
     </w:rPr>
   </w:style>
-  <w:style w:type="character" w:styleId="ListLabel64">
+  <w:style w:type="character" w:customStyle="1" w:styleId="ListLabel64">
     <w:name w:val="ListLabel 64"/>
     <w:qFormat/>
     <w:rPr>
       <w:rFonts w:ascii="Times New Roman" w:hAnsi="Times New Roman" w:cs="Symbol"/>
     </w:rPr>
   </w:style>
-  <w:style w:type="character" w:styleId="ListLabel65">
+  <w:style w:type="character" w:customStyle="1" w:styleId="ListLabel65">
     <w:name w:val="ListLabel 65"/>
     <w:qFormat/>
     <w:rPr>
       <w:rFonts w:cs="Courier New"/>
     </w:rPr>
   </w:style>
-  <w:style w:type="character" w:styleId="ListLabel66">
+  <w:style w:type="character" w:customStyle="1" w:styleId="ListLabel66">
     <w:name w:val="ListLabel 66"/>
     <w:qFormat/>
     <w:rPr>
       <w:rFonts w:cs="Wingdings"/>
     </w:rPr>
   </w:style>
-  <w:style w:type="character" w:styleId="ListLabel67">
+  <w:style w:type="character" w:customStyle="1" w:styleId="ListLabel67">
     <w:name w:val="ListLabel 67"/>
     <w:qFormat/>
     <w:rPr>
       <w:rFonts w:cs="Symbol"/>
     </w:rPr>
   </w:style>
-  <w:style w:type="character" w:styleId="ListLabel68">
+  <w:style w:type="character" w:customStyle="1" w:styleId="ListLabel68">
     <w:name w:val="ListLabel 68"/>
     <w:qFormat/>
     <w:rPr>
       <w:rFonts w:cs="Courier New"/>
     </w:rPr>
   </w:style>
-  <w:style w:type="character" w:styleId="ListLabel69">
+  <w:style w:type="character" w:customStyle="1" w:styleId="ListLabel69">
     <w:name w:val="ListLabel 69"/>
     <w:qFormat/>
     <w:rPr>
       <w:rFonts w:cs="Wingdings"/>
     </w:rPr>
   </w:style>
-  <w:style w:type="character" w:styleId="ListLabel70">
+  <w:style w:type="character" w:customStyle="1" w:styleId="ListLabel70">
     <w:name w:val="ListLabel 70"/>
     <w:qFormat/>
     <w:rPr>
       <w:rFonts w:cs="Symbol"/>
     </w:rPr>
   </w:style>
-  <w:style w:type="character" w:styleId="ListLabel71">
+  <w:style w:type="character" w:customStyle="1" w:styleId="ListLabel71">
     <w:name w:val="ListLabel 71"/>
     <w:qFormat/>
     <w:rPr>
       <w:rFonts w:cs="Courier New"/>
     </w:rPr>
   </w:style>
-  <w:style w:type="character" w:styleId="ListLabel72">
+  <w:style w:type="character" w:customStyle="1" w:styleId="ListLabel72">
     <w:name w:val="ListLabel 72"/>
     <w:qFormat/>
     <w:rPr>
       <w:rFonts w:cs="Wingdings"/>
     </w:rPr>
   </w:style>
-  <w:style w:type="character" w:styleId="ListLabel73">
+  <w:style w:type="character" w:customStyle="1" w:styleId="ListLabel73">
     <w:name w:val="ListLabel 73"/>
     <w:qFormat/>
     <w:rPr>
       <w:rFonts w:ascii="Times New Roman" w:hAnsi="Times New Roman" w:cs="Symbol"/>
     </w:rPr>
   </w:style>
-  <w:style w:type="character" w:styleId="ListLabel74">
+  <w:style w:type="character" w:customStyle="1" w:styleId="ListLabel74">
     <w:name w:val="ListLabel 74"/>
     <w:qFormat/>
     <w:rPr>
       <w:rFonts w:cs="Courier New"/>
     </w:rPr>
   </w:style>
-  <w:style w:type="character" w:styleId="ListLabel75">
+  <w:style w:type="character" w:customStyle="1" w:styleId="ListLabel75">
     <w:name w:val="ListLabel 75"/>
     <w:qFormat/>
     <w:rPr>
       <w:rFonts w:cs="Wingdings"/>
     </w:rPr>
   </w:style>
-  <w:style w:type="character" w:styleId="ListLabel76">
+  <w:style w:type="character" w:customStyle="1" w:styleId="ListLabel76">
     <w:name w:val="ListLabel 76"/>
     <w:qFormat/>
     <w:rPr>
       <w:rFonts w:cs="Symbol"/>
     </w:rPr>
   </w:style>
-  <w:style w:type="character" w:styleId="ListLabel77">
+  <w:style w:type="character" w:customStyle="1" w:styleId="ListLabel77">
     <w:name w:val="ListLabel 77"/>
     <w:qFormat/>
     <w:rPr>
       <w:rFonts w:cs="Courier New"/>
     </w:rPr>
   </w:style>
-  <w:style w:type="character" w:styleId="ListLabel78">
+  <w:style w:type="character" w:customStyle="1" w:styleId="ListLabel78">
     <w:name w:val="ListLabel 78"/>
     <w:qFormat/>
     <w:rPr>
       <w:rFonts w:cs="Wingdings"/>
     </w:rPr>
   </w:style>
-  <w:style w:type="character" w:styleId="ListLabel79">
+  <w:style w:type="character" w:customStyle="1" w:styleId="ListLabel79">
     <w:name w:val="ListLabel 79"/>
     <w:qFormat/>
     <w:rPr>
       <w:rFonts w:cs="Symbol"/>
     </w:rPr>
   </w:style>
-  <w:style w:type="character" w:styleId="ListLabel80">
+  <w:style w:type="character" w:customStyle="1" w:styleId="ListLabel80">
     <w:name w:val="ListLabel 80"/>
     <w:qFormat/>
     <w:rPr>
       <w:rFonts w:cs="Courier New"/>
     </w:rPr>
   </w:style>
-  <w:style w:type="character" w:styleId="ListLabel81">
+  <w:style w:type="character" w:customStyle="1" w:styleId="ListLabel81">
     <w:name w:val="ListLabel 81"/>
     <w:qFormat/>
     <w:rPr>
       <w:rFonts w:cs="Wingdings"/>
     </w:rPr>
   </w:style>
-  <w:style w:type="character" w:styleId="ListLabel82">
+  <w:style w:type="character" w:customStyle="1" w:styleId="ListLabel82">
     <w:name w:val="ListLabel 82"/>
     <w:qFormat/>
     <w:rPr>
       <w:rFonts w:ascii="Times New Roman" w:hAnsi="Times New Roman" w:cs="Symbol"/>
-      <w:b w:val="false"/>
+      <w:b w:val="0"/>
       <w:sz w:val="22"/>
     </w:rPr>
   </w:style>
-  <w:style w:type="character" w:styleId="ListLabel83">
+  <w:style w:type="character" w:customStyle="1" w:styleId="ListLabel83">
     <w:name w:val="ListLabel 83"/>
     <w:qFormat/>
     <w:rPr>
       <w:rFonts w:cs="Courier New"/>
     </w:rPr>
   </w:style>
-  <w:style w:type="character" w:styleId="ListLabel84">
+  <w:style w:type="character" w:customStyle="1" w:styleId="ListLabel84">
     <w:name w:val="ListLabel 84"/>
     <w:qFormat/>
     <w:rPr>
       <w:rFonts w:cs="Wingdings"/>
     </w:rPr>
   </w:style>
-  <w:style w:type="character" w:styleId="ListLabel85">
+  <w:style w:type="character" w:customStyle="1" w:styleId="ListLabel85">
     <w:name w:val="ListLabel 85"/>
     <w:qFormat/>
     <w:rPr>
       <w:rFonts w:cs="Symbol"/>
     </w:rPr>
   </w:style>
-  <w:style w:type="character" w:styleId="ListLabel86">
+  <w:style w:type="character" w:customStyle="1" w:styleId="ListLabel86">
     <w:name w:val="ListLabel 86"/>
     <w:qFormat/>
     <w:rPr>
       <w:rFonts w:cs="Courier New"/>
     </w:rPr>
   </w:style>
-  <w:style w:type="character" w:styleId="ListLabel87">
+  <w:style w:type="character" w:customStyle="1" w:styleId="ListLabel87">
     <w:name w:val="ListLabel 87"/>
     <w:qFormat/>
     <w:rPr>
       <w:rFonts w:cs="Wingdings"/>
     </w:rPr>
   </w:style>
-  <w:style w:type="character" w:styleId="ListLabel88">
+  <w:style w:type="character" w:customStyle="1" w:styleId="ListLabel88">
     <w:name w:val="ListLabel 88"/>
     <w:qFormat/>
     <w:rPr>
       <w:rFonts w:cs="Symbol"/>
     </w:rPr>
   </w:style>
-  <w:style w:type="character" w:styleId="ListLabel89">
+  <w:style w:type="character" w:customStyle="1" w:styleId="ListLabel89">
     <w:name w:val="ListLabel 89"/>
     <w:qFormat/>
     <w:rPr>
       <w:rFonts w:cs="Courier New"/>
     </w:rPr>
   </w:style>
-  <w:style w:type="character" w:styleId="ListLabel90">
+  <w:style w:type="character" w:customStyle="1" w:styleId="ListLabel90">
     <w:name w:val="ListLabel 90"/>
     <w:qFormat/>
     <w:rPr>
       <w:rFonts w:cs="Wingdings"/>
     </w:rPr>
   </w:style>
-  <w:style w:type="character" w:styleId="ListLabel91">
+  <w:style w:type="character" w:customStyle="1" w:styleId="ListLabel91">
     <w:name w:val="ListLabel 91"/>
     <w:qFormat/>
     <w:rPr>
       <w:rFonts w:cs="Symbol"/>
     </w:rPr>
   </w:style>
-  <w:style w:type="character" w:styleId="ListLabel92">
+  <w:style w:type="character" w:customStyle="1" w:styleId="ListLabel92">
     <w:name w:val="ListLabel 92"/>
     <w:qFormat/>
     <w:rPr>
       <w:rFonts w:cs="Courier New"/>
     </w:rPr>
   </w:style>
-  <w:style w:type="character" w:styleId="ListLabel93">
+  <w:style w:type="character" w:customStyle="1" w:styleId="ListLabel93">
     <w:name w:val="ListLabel 93"/>
     <w:qFormat/>
     <w:rPr>
       <w:rFonts w:cs="Wingdings"/>
     </w:rPr>
   </w:style>
-  <w:style w:type="character" w:styleId="ListLabel94">
+  <w:style w:type="character" w:customStyle="1" w:styleId="ListLabel94">
     <w:name w:val="ListLabel 94"/>
     <w:qFormat/>
     <w:rPr>
       <w:rFonts w:cs="Symbol"/>
     </w:rPr>
   </w:style>
-  <w:style w:type="character" w:styleId="ListLabel95">
+  <w:style w:type="character" w:customStyle="1" w:styleId="ListLabel95">
     <w:name w:val="ListLabel 95"/>
     <w:qFormat/>
     <w:rPr>
       <w:rFonts w:cs="Courier New"/>
     </w:rPr>
   </w:style>
-  <w:style w:type="character" w:styleId="ListLabel96">
+  <w:style w:type="character" w:customStyle="1" w:styleId="ListLabel96">
     <w:name w:val="ListLabel 96"/>
     <w:qFormat/>
     <w:rPr>
       <w:rFonts w:cs="Wingdings"/>
     </w:rPr>
   </w:style>
-  <w:style w:type="character" w:styleId="ListLabel97">
+  <w:style w:type="character" w:customStyle="1" w:styleId="ListLabel97">
     <w:name w:val="ListLabel 97"/>
     <w:qFormat/>
     <w:rPr>
       <w:rFonts w:cs="Symbol"/>
     </w:rPr>
   </w:style>
-  <w:style w:type="character" w:styleId="ListLabel98">
+  <w:style w:type="character" w:customStyle="1" w:styleId="ListLabel98">
     <w:name w:val="ListLabel 98"/>
     <w:qFormat/>
     <w:rPr>
       <w:rFonts w:cs="Courier New"/>
     </w:rPr>
   </w:style>
-  <w:style w:type="character" w:styleId="ListLabel99">
+  <w:style w:type="character" w:customStyle="1" w:styleId="ListLabel99">
     <w:name w:val="ListLabel 99"/>
     <w:qFormat/>
     <w:rPr>
       <w:rFonts w:cs="Wingdings"/>
     </w:rPr>
   </w:style>
-  <w:style w:type="character" w:styleId="NumberingSymbols">
+  <w:style w:type="character" w:customStyle="1" w:styleId="NumberingSymbols">
     <w:name w:val="Numbering Symbols"/>
     <w:qFormat/>
-    <w:rPr/>
-  </w:style>
-  <w:style w:type="paragraph" w:styleId="Heading">
+  </w:style>
+  <w:style w:type="paragraph" w:customStyle="1" w:styleId="Heading">
     <w:name w:val="Heading"/>
     <w:basedOn w:val="Normal"/>
-    <w:next w:val="TextBody"/>
+    <w:next w:val="BodyText"/>
     <w:qFormat/>
     <w:pPr>
       <w:keepNext/>
       <w:spacing w:before="240" w:after="120"/>
     </w:pPr>
     <w:rPr>
-      <w:rFonts w:ascii="Liberation Sans" w:hAnsi="Liberation Sans" w:eastAsia="Source Han Sans CN Regular" w:cs="Lohit Devanagari"/>
+      <w:rFonts w:ascii="Liberation Sans" w:eastAsia="Source Han Sans CN Regular" w:hAnsi="Liberation Sans" w:cs="Lohit Devanagari"/>
       <w:sz w:val="28"/>
       <w:szCs w:val="28"/>
     </w:rPr>
   </w:style>
-  <w:style w:type="paragraph" w:styleId="TextBody">
+  <w:style w:type="paragraph" w:styleId="BodyText">
     <w:name w:val="Body Text"/>
     <w:basedOn w:val="Normal"/>
     <w:pPr>
-      <w:spacing w:lineRule="auto" w:line="288" w:before="0" w:after="140"/>
+      <w:spacing w:after="140" w:line="288" w:lineRule="auto"/>
     </w:pPr>
-    <w:rPr/>
   </w:style>
   <w:style w:type="paragraph" w:styleId="List">
     <w:name w:val="List"/>
-    <w:basedOn w:val="TextBody"/>
-    <w:pPr/>
+    <w:basedOn w:val="BodyText"/>
     <w:rPr>
       <w:rFonts w:cs="Lohit Devanagari"/>
     </w:rPr>
   </w:style>
   <w:style w:type="paragraph" w:styleId="Caption">
-    <w:name w:val="Caption"/>
+    <w:name w:val="caption"/>
     <w:basedOn w:val="Normal"/>
     <w:qFormat/>
     <w:pPr>
@@ -4312,7 +5071,7 @@
       <w:szCs w:val="24"/>
     </w:rPr>
   </w:style>
-  <w:style w:type="paragraph" w:styleId="Index">
+  <w:style w:type="paragraph" w:customStyle="1" w:styleId="Index">
     <w:name w:val="Index"/>
     <w:basedOn w:val="Normal"/>
     <w:qFormat/>
@@ -4328,46 +5087,297 @@
     <w:basedOn w:val="Normal"/>
     <w:qFormat/>
     <w:pPr>
-      <w:spacing w:before="0" w:after="160"/>
-      <w:ind w:left="720" w:right="0" w:hanging="0"/>
+      <w:ind w:left="720"/>
       <w:contextualSpacing/>
     </w:pPr>
-    <w:rPr/>
   </w:style>
   <w:style w:type="paragraph" w:styleId="Header">
-    <w:name w:val="Header"/>
+    <w:name w:val="header"/>
     <w:basedOn w:val="Normal"/>
     <w:pPr>
       <w:tabs>
-        <w:tab w:val="center" w:pos="4680" w:leader="none"/>
-        <w:tab w:val="right" w:pos="9360" w:leader="none"/>
+        <w:tab w:val="center" w:pos="4680"/>
+        <w:tab w:val="right" w:pos="9360"/>
       </w:tabs>
-      <w:spacing w:lineRule="auto" w:line="240" w:before="0" w:after="0"/>
+      <w:spacing w:after="0" w:line="240" w:lineRule="auto"/>
     </w:pPr>
-    <w:rPr/>
   </w:style>
   <w:style w:type="paragraph" w:styleId="Footer">
-    <w:name w:val="Footer"/>
+    <w:name w:val="footer"/>
     <w:basedOn w:val="Normal"/>
     <w:pPr>
       <w:tabs>
-        <w:tab w:val="center" w:pos="4680" w:leader="none"/>
-        <w:tab w:val="right" w:pos="9360" w:leader="none"/>
+        <w:tab w:val="center" w:pos="4680"/>
+        <w:tab w:val="right" w:pos="9360"/>
       </w:tabs>
-      <w:spacing w:lineRule="auto" w:line="240" w:before="0" w:after="0"/>
+      <w:spacing w:after="0" w:line="240" w:lineRule="auto"/>
     </w:pPr>
-    <w:rPr/>
-  </w:style>
-  <w:style w:type="paragraph" w:styleId="TableContents">
+  </w:style>
+  <w:style w:type="paragraph" w:customStyle="1" w:styleId="TableContents">
     <w:name w:val="Table Contents"/>
     <w:basedOn w:val="Normal"/>
     <w:qFormat/>
-    <w:pPr/>
-    <w:rPr/>
-  </w:style>
-  <w:style w:type="numbering" w:styleId="NoList">
-    <w:name w:val="No List"/>
-    <w:qFormat/>
   </w:style>
 </w:styles>
+</file>
+
+<file path=word/theme/theme1.xml><?xml version="1.0" encoding="utf-8"?>
+<a:theme xmlns:a="http://schemas.openxmlformats.org/drawingml/2006/main" name="Office Theme">
+  <a:themeElements>
+    <a:clrScheme name="Office">
+      <a:dk1>
+        <a:sysClr val="windowText" lastClr="000000"/>
+      </a:dk1>
+      <a:lt1>
+        <a:sysClr val="window" lastClr="FFFFFF"/>
+      </a:lt1>
+      <a:dk2>
+        <a:srgbClr val="44546A"/>
+      </a:dk2>
+      <a:lt2>
+        <a:srgbClr val="E7E6E6"/>
+      </a:lt2>
+      <a:accent1>
+        <a:srgbClr val="5B9BD5"/>
+      </a:accent1>
+      <a:accent2>
+        <a:srgbClr val="ED7D31"/>
+      </a:accent2>
+      <a:accent3>
+        <a:srgbClr val="A5A5A5"/>
+      </a:accent3>
+      <a:accent4>
+        <a:srgbClr val="FFC000"/>
+      </a:accent4>
+      <a:accent5>
+        <a:srgbClr val="4472C4"/>
+      </a:accent5>
+      <a:accent6>
+        <a:srgbClr val="70AD47"/>
+      </a:accent6>
+      <a:hlink>
+        <a:srgbClr val="0563C1"/>
+      </a:hlink>
+      <a:folHlink>
+        <a:srgbClr val="954F72"/>
+      </a:folHlink>
+    </a:clrScheme>
+    <a:fontScheme name="Office">
+      <a:majorFont>
+        <a:latin typeface="Calibri Light" panose="020F0302020204030204"/>
+        <a:ea typeface=""/>
+        <a:cs typeface=""/>
+        <a:font script="Jpan" typeface="ＭＳ ゴシック"/>
+        <a:font script="Hang" typeface="맑은 고딕"/>
+        <a:font script="Hans" typeface="宋体"/>
+        <a:font script="Hant" typeface="新細明體"/>
+        <a:font script="Arab" typeface="Times New Roman"/>
+        <a:font script="Hebr" typeface="Times New Roman"/>
+        <a:font script="Thai" typeface="Angsana New"/>
+        <a:font script="Ethi" typeface="Nyala"/>
+        <a:font script="Beng" typeface="Vrinda"/>
+        <a:font script="Gujr" typeface="Shruti"/>
+        <a:font script="Khmr" typeface="MoolBoran"/>
+        <a:font script="Knda" typeface="Tunga"/>
+        <a:font script="Guru" typeface="Raavi"/>
+        <a:font script="Cans" typeface="Euphemia"/>
+        <a:font script="Cher" typeface="Plantagenet Cherokee"/>
+        <a:font script="Yiii" typeface="Microsoft Yi Baiti"/>
+        <a:font script="Tibt" typeface="Microsoft Himalaya"/>
+        <a:font script="Thaa" typeface="MV Boli"/>
+        <a:font script="Deva" typeface="Mangal"/>
+        <a:font script="Telu" typeface="Gautami"/>
+        <a:font script="Taml" typeface="Latha"/>
+        <a:font script="Syrc" typeface="Estrangelo Edessa"/>
+        <a:font script="Orya" typeface="Kalinga"/>
+        <a:font script="Mlym" typeface="Kartika"/>
+        <a:font script="Laoo" typeface="DokChampa"/>
+        <a:font script="Sinh" typeface="Iskoola Pota"/>
+        <a:font script="Mong" typeface="Mongolian Baiti"/>
+        <a:font script="Viet" typeface="Times New Roman"/>
+        <a:font script="Uigh" typeface="Microsoft Uighur"/>
+        <a:font script="Geor" typeface="Sylfaen"/>
+      </a:majorFont>
+      <a:minorFont>
+        <a:latin typeface="Calibri" panose="020F0502020204030204"/>
+        <a:ea typeface=""/>
+        <a:cs typeface=""/>
+        <a:font script="Jpan" typeface="ＭＳ 明朝"/>
+        <a:font script="Hang" typeface="맑은 고딕"/>
+        <a:font script="Hans" typeface="宋体"/>
+        <a:font script="Hant" typeface="新細明體"/>
+        <a:font script="Arab" typeface="Arial"/>
+        <a:font script="Hebr" typeface="Arial"/>
+        <a:font script="Thai" typeface="Cordia New"/>
+        <a:font script="Ethi" typeface="Nyala"/>
+        <a:font script="Beng" typeface="Vrinda"/>
+        <a:font script="Gujr" typeface="Shruti"/>
+        <a:font script="Khmr" typeface="DaunPenh"/>
+        <a:font script="Knda" typeface="Tunga"/>
+        <a:font script="Guru" typeface="Raavi"/>
+        <a:font script="Cans" typeface="Euphemia"/>
+        <a:font script="Cher" typeface="Plantagenet Cherokee"/>
+        <a:font script="Yiii" typeface="Microsoft Yi Baiti"/>
+        <a:font script="Tibt" typeface="Microsoft Himalaya"/>
+        <a:font script="Thaa" typeface="MV Boli"/>
+        <a:font script="Deva" typeface="Mangal"/>
+        <a:font script="Telu" typeface="Gautami"/>
+        <a:font script="Taml" typeface="Latha"/>
+        <a:font script="Syrc" typeface="Estrangelo Edessa"/>
+        <a:font script="Orya" typeface="Kalinga"/>
+        <a:font script="Mlym" typeface="Kartika"/>
+        <a:font script="Laoo" typeface="DokChampa"/>
+        <a:font script="Sinh" typeface="Iskoola Pota"/>
+        <a:font script="Mong" typeface="Mongolian Baiti"/>
+        <a:font script="Viet" typeface="Arial"/>
+        <a:font script="Uigh" typeface="Microsoft Uighur"/>
+        <a:font script="Geor" typeface="Sylfaen"/>
+      </a:minorFont>
+    </a:fontScheme>
+    <a:fmtScheme name="Office">
+      <a:fillStyleLst>
+        <a:solidFill>
+          <a:schemeClr val="phClr"/>
+        </a:solidFill>
+        <a:gradFill rotWithShape="1">
+          <a:gsLst>
+            <a:gs pos="0">
+              <a:schemeClr val="phClr">
+                <a:lumMod val="110000"/>
+                <a:satMod val="105000"/>
+                <a:tint val="67000"/>
+              </a:schemeClr>
+            </a:gs>
+            <a:gs pos="50000">
+              <a:schemeClr val="phClr">
+                <a:lumMod val="105000"/>
+                <a:satMod val="103000"/>
+                <a:tint val="73000"/>
+              </a:schemeClr>
+            </a:gs>
+            <a:gs pos="100000">
+              <a:schemeClr val="phClr">
+                <a:lumMod val="105000"/>
+                <a:satMod val="109000"/>
+                <a:tint val="81000"/>
+              </a:schemeClr>
+            </a:gs>
+          </a:gsLst>
+          <a:lin ang="5400000" scaled="0"/>
+        </a:gradFill>
+        <a:gradFill rotWithShape="1">
+          <a:gsLst>
+            <a:gs pos="0">
+              <a:schemeClr val="phClr">
+                <a:satMod val="103000"/>
+                <a:lumMod val="102000"/>
+                <a:tint val="94000"/>
+              </a:schemeClr>
+            </a:gs>
+            <a:gs pos="50000">
+              <a:schemeClr val="phClr">
+                <a:satMod val="110000"/>
+                <a:lumMod val="100000"/>
+                <a:shade val="100000"/>
+              </a:schemeClr>
+            </a:gs>
+            <a:gs pos="100000">
+              <a:schemeClr val="phClr">
+                <a:lumMod val="99000"/>
+                <a:satMod val="120000"/>
+                <a:shade val="78000"/>
+              </a:schemeClr>
+            </a:gs>
+          </a:gsLst>
+          <a:lin ang="5400000" scaled="0"/>
+        </a:gradFill>
+      </a:fillStyleLst>
+      <a:lnStyleLst>
+        <a:ln w="6350" cap="flat" cmpd="sng" algn="ctr">
+          <a:solidFill>
+            <a:schemeClr val="phClr"/>
+          </a:solidFill>
+          <a:prstDash val="solid"/>
+          <a:miter lim="800000"/>
+        </a:ln>
+        <a:ln w="12700" cap="flat" cmpd="sng" algn="ctr">
+          <a:solidFill>
+            <a:schemeClr val="phClr"/>
+          </a:solidFill>
+          <a:prstDash val="solid"/>
+          <a:miter lim="800000"/>
+        </a:ln>
+        <a:ln w="19050" cap="flat" cmpd="sng" algn="ctr">
+          <a:solidFill>
+            <a:schemeClr val="phClr"/>
+          </a:solidFill>
+          <a:prstDash val="solid"/>
+          <a:miter lim="800000"/>
+        </a:ln>
+      </a:lnStyleLst>
+      <a:effectStyleLst>
+        <a:effectStyle>
+          <a:effectLst/>
+        </a:effectStyle>
+        <a:effectStyle>
+          <a:effectLst/>
+        </a:effectStyle>
+        <a:effectStyle>
+          <a:effectLst>
+            <a:outerShdw blurRad="57150" dist="19050" dir="5400000" algn="ctr" rotWithShape="0">
+              <a:srgbClr val="000000">
+                <a:alpha val="63000"/>
+              </a:srgbClr>
+            </a:outerShdw>
+          </a:effectLst>
+        </a:effectStyle>
+      </a:effectStyleLst>
+      <a:bgFillStyleLst>
+        <a:solidFill>
+          <a:schemeClr val="phClr"/>
+        </a:solidFill>
+        <a:solidFill>
+          <a:schemeClr val="phClr">
+            <a:tint val="95000"/>
+            <a:satMod val="170000"/>
+          </a:schemeClr>
+        </a:solidFill>
+        <a:gradFill rotWithShape="1">
+          <a:gsLst>
+            <a:gs pos="0">
+              <a:schemeClr val="phClr">
+                <a:tint val="93000"/>
+                <a:satMod val="150000"/>
+                <a:shade val="98000"/>
+                <a:lumMod val="102000"/>
+              </a:schemeClr>
+            </a:gs>
+            <a:gs pos="50000">
+              <a:schemeClr val="phClr">
+                <a:tint val="98000"/>
+                <a:satMod val="130000"/>
+                <a:shade val="90000"/>
+                <a:lumMod val="103000"/>
+              </a:schemeClr>
+            </a:gs>
+            <a:gs pos="100000">
+              <a:schemeClr val="phClr">
+                <a:shade val="63000"/>
+                <a:satMod val="120000"/>
+              </a:schemeClr>
+            </a:gs>
+          </a:gsLst>
+          <a:lin ang="5400000" scaled="0"/>
+        </a:gradFill>
+      </a:bgFillStyleLst>
+    </a:fmtScheme>
+  </a:themeElements>
+  <a:objectDefaults/>
+  <a:extraClrSchemeLst/>
+  <a:extLst>
+    <a:ext uri="{05A4C25C-085E-4340-85A3-A5531E510DB2}">
+      <thm15:themeFamily xmlns:thm15="http://schemas.microsoft.com/office/thememl/2012/main" name="Office Theme" id="{62F939B6-93AF-4DB8-9C6B-D6C7DFDC589F}" vid="{4A3C46E8-61CC-4603-A589-7422A47A8E4A}"/>
+    </a:ext>
+  </a:extLst>
+</a:theme>
 </file>